--- a/__ms-praca__/Fruhwald/soc_sablona_2025.docx
+++ b/__ms-praca__/Fruhwald/soc_sablona_2025.docx
@@ -2094,7 +2094,7 @@
                 <w:noProof/>
                 <w:webHidden/>
               </w:rPr>
-              <w:t>8</w:t>
+              <w:t>6</w:t>
             </w:r>
             <w:r>
               <w:rPr>
@@ -2199,28 +2199,20 @@
                 <w:sz w:val="24"/>
                 <w:szCs w:val="24"/>
               </w:rPr>
-            </w:r>
-            <w:r>
-              <w:rPr>
-                <w:rFonts w:ascii="Times New Roman" w:hAnsi="Times New Roman" w:cs="Times New Roman"/>
+              <w:fldChar w:fldCharType="separate"/>
+            </w:r>
+            <w:r>
+              <w:rPr>
+                <w:rFonts w:ascii="Times New Roman" w:hAnsi="Times New Roman" w:cs="Times New Roman"/>
+                <w:b/>
+                <w:bCs/>
                 <w:caps/>
                 <w:noProof/>
                 <w:webHidden/>
                 <w:sz w:val="24"/>
                 <w:szCs w:val="24"/>
               </w:rPr>
-              <w:fldChar w:fldCharType="separate"/>
-            </w:r>
-            <w:r>
-              <w:rPr>
-                <w:rFonts w:ascii="Times New Roman" w:hAnsi="Times New Roman" w:cs="Times New Roman"/>
-                <w:caps/>
-                <w:noProof/>
-                <w:webHidden/>
-                <w:sz w:val="24"/>
-                <w:szCs w:val="24"/>
-              </w:rPr>
-              <w:t>9</w:t>
+              <w:t>Chyba! Záložka nie je definovaná.</w:t>
             </w:r>
             <w:r>
               <w:rPr>
@@ -2339,28 +2331,20 @@
                 <w:sz w:val="24"/>
                 <w:szCs w:val="24"/>
               </w:rPr>
-            </w:r>
-            <w:r>
-              <w:rPr>
-                <w:rFonts w:ascii="Times New Roman" w:hAnsi="Times New Roman" w:cs="Times New Roman"/>
+              <w:fldChar w:fldCharType="separate"/>
+            </w:r>
+            <w:r>
+              <w:rPr>
+                <w:rFonts w:ascii="Times New Roman" w:hAnsi="Times New Roman" w:cs="Times New Roman"/>
+                <w:b/>
+                <w:bCs/>
                 <w:caps/>
                 <w:noProof/>
                 <w:webHidden/>
                 <w:sz w:val="24"/>
                 <w:szCs w:val="24"/>
               </w:rPr>
-              <w:fldChar w:fldCharType="separate"/>
-            </w:r>
-            <w:r>
-              <w:rPr>
-                <w:rFonts w:ascii="Times New Roman" w:hAnsi="Times New Roman" w:cs="Times New Roman"/>
-                <w:caps/>
-                <w:noProof/>
-                <w:webHidden/>
-                <w:sz w:val="24"/>
-                <w:szCs w:val="24"/>
-              </w:rPr>
-              <w:t>9</w:t>
+              <w:t>Chyba! Záložka nie je definovaná.</w:t>
             </w:r>
             <w:r>
               <w:rPr>
@@ -2500,7 +2484,7 @@
                 <w:sz w:val="24"/>
                 <w:szCs w:val="24"/>
               </w:rPr>
-              <w:t>9</w:t>
+              <w:t>7</w:t>
             </w:r>
             <w:r>
               <w:rPr>
@@ -2607,28 +2591,20 @@
                 <w:sz w:val="24"/>
                 <w:szCs w:val="24"/>
               </w:rPr>
-            </w:r>
-            <w:r>
-              <w:rPr>
-                <w:rFonts w:ascii="Times New Roman" w:hAnsi="Times New Roman" w:cs="Times New Roman"/>
+              <w:fldChar w:fldCharType="separate"/>
+            </w:r>
+            <w:r>
+              <w:rPr>
+                <w:rFonts w:ascii="Times New Roman" w:hAnsi="Times New Roman" w:cs="Times New Roman"/>
+                <w:b/>
+                <w:bCs/>
                 <w:caps/>
                 <w:noProof/>
                 <w:webHidden/>
                 <w:sz w:val="24"/>
                 <w:szCs w:val="24"/>
               </w:rPr>
-              <w:fldChar w:fldCharType="separate"/>
-            </w:r>
-            <w:r>
-              <w:rPr>
-                <w:rFonts w:ascii="Times New Roman" w:hAnsi="Times New Roman" w:cs="Times New Roman"/>
-                <w:caps/>
-                <w:noProof/>
-                <w:webHidden/>
-                <w:sz w:val="24"/>
-                <w:szCs w:val="24"/>
-              </w:rPr>
-              <w:t>10</w:t>
+              <w:t>Chyba! Záložka nie je definovaná.</w:t>
             </w:r>
             <w:r>
               <w:rPr>
@@ -2756,7 +2732,7 @@
                 <w:sz w:val="24"/>
                 <w:szCs w:val="24"/>
               </w:rPr>
-              <w:t>11</w:t>
+              <w:t>14</w:t>
             </w:r>
             <w:r>
               <w:rPr>
@@ -2896,7 +2872,7 @@
                 <w:sz w:val="24"/>
                 <w:szCs w:val="24"/>
               </w:rPr>
-              <w:t>11</w:t>
+              <w:t>14</w:t>
             </w:r>
             <w:r>
               <w:rPr>
@@ -3024,7 +3000,7 @@
                 <w:sz w:val="24"/>
                 <w:szCs w:val="24"/>
               </w:rPr>
-              <w:t>12</w:t>
+              <w:t>15</w:t>
             </w:r>
             <w:r>
               <w:rPr>
@@ -3152,7 +3128,7 @@
                 <w:sz w:val="24"/>
                 <w:szCs w:val="24"/>
               </w:rPr>
-              <w:t>13</w:t>
+              <w:t>16</w:t>
             </w:r>
             <w:r>
               <w:rPr>
@@ -3280,7 +3256,7 @@
                 <w:sz w:val="24"/>
                 <w:szCs w:val="24"/>
               </w:rPr>
-              <w:t>14</w:t>
+              <w:t>17</w:t>
             </w:r>
             <w:r>
               <w:rPr>
@@ -3401,7 +3377,7 @@
                 <w:sz w:val="24"/>
                 <w:szCs w:val="24"/>
               </w:rPr>
-              <w:t>15</w:t>
+              <w:t>18</w:t>
             </w:r>
             <w:r>
               <w:rPr>
@@ -3521,7 +3497,7 @@
                 <w:sz w:val="24"/>
                 <w:szCs w:val="24"/>
               </w:rPr>
-              <w:t>16</w:t>
+              <w:t>7</w:t>
             </w:r>
             <w:r>
               <w:rPr>
@@ -4168,13 +4144,7 @@
         <w:pStyle w:val="text"/>
       </w:pPr>
       <w:r>
-        <w:t xml:space="preserve">Aplikácia </w:t>
-      </w:r>
-      <w:r>
-        <w:t>E</w:t>
-      </w:r>
-      <w:r>
-        <w:t xml:space="preserve">POS je vyvíjaná v programovacom jazyku </w:t>
+        <w:t xml:space="preserve">Aplikácia EPOS je vyvíjaná v programovacom jazyku </w:t>
       </w:r>
       <w:r>
         <w:rPr>
@@ -4344,14 +4314,7 @@
           <w:b/>
           <w:bCs/>
         </w:rPr>
-        <w:t>SQL</w:t>
-      </w:r>
-      <w:r>
-        <w:rPr>
-          <w:b/>
-          <w:bCs/>
-        </w:rPr>
-        <w:t xml:space="preserve"> databázu</w:t>
+        <w:t>SQL databázu</w:t>
       </w:r>
       <w:r>
         <w:t>, ktorá je navrhnutá s ohľadom na jednoduchosť, prehľadnosť a primeraný rozsah projektu.</w:t>
@@ -4487,13 +4450,7 @@
         <w:pStyle w:val="text"/>
       </w:pPr>
       <w:r>
-        <w:t xml:space="preserve">Používateľské rozhranie </w:t>
-      </w:r>
-      <w:r>
-        <w:t>E</w:t>
-      </w:r>
-      <w:r>
-        <w:t xml:space="preserve">POS systému je navrhnuté ako </w:t>
+        <w:t xml:space="preserve">Používateľské rozhranie EPOS systému je navrhnuté ako </w:t>
       </w:r>
       <w:r>
         <w:rPr>
@@ -4604,13 +4561,7 @@
         <w:pStyle w:val="text"/>
       </w:pPr>
       <w:r>
-        <w:t>Hlavné pokladničné okno zobrazuje</w:t>
-      </w:r>
-      <w:r>
-        <w:t xml:space="preserve"> naskenovaný produkt,</w:t>
-      </w:r>
-      <w:r>
-        <w:t xml:space="preserve"> aktuálne vytváraný doklad, zoznam vybraných produktov, ich ceny a celkovú sumu na úhradu. Rozhranie je navrhnuté tak, aby poskytovalo okamžitý prehľad o stave transakcie a minimalizovalo riziko chýb zo strany obsluhy.</w:t>
+        <w:t>Hlavné pokladničné okno zobrazuje naskenovaný produkt, aktuálne vytváraný doklad, zoznam vybraných produktov, ich ceny a celkovú sumu na úhradu. Rozhranie je navrhnuté tak, aby poskytovalo okamžitý prehľad o stave transakcie a minimalizovalo riziko chýb zo strany obsluhy.</w:t>
       </w:r>
     </w:p>
     <w:p>
@@ -4634,13 +4585,7 @@
         <w:pStyle w:val="text"/>
       </w:pPr>
       <w:r>
-        <w:t xml:space="preserve">Integrácia externých zariadení v </w:t>
-      </w:r>
-      <w:r>
-        <w:t>E</w:t>
-      </w:r>
-      <w:r>
-        <w:t xml:space="preserve">POS systéme je riešená v obmedzenom, ale účelovom rozsahu. Systém </w:t>
+        <w:t xml:space="preserve">Integrácia externých zariadení v EPOS systéme je riešená v obmedzenom, ale účelovom rozsahu. Systém </w:t>
       </w:r>
       <w:r>
         <w:t xml:space="preserve">zatiaľ </w:t>
@@ -8820,6 +8765,7 @@
   <w:style w:type="character" w:default="1" w:styleId="Predvolenpsmoodseku">
     <w:name w:val="Default Paragraph Font"/>
     <w:uiPriority w:val="1"/>
+    <w:semiHidden/>
     <w:unhideWhenUsed/>
   </w:style>
   <w:style w:type="table" w:default="1" w:styleId="Normlnatabuka">
@@ -9703,6 +9649,23 @@
 </file>
 
 <file path=customXml/item1.xml><?xml version="1.0" encoding="utf-8"?>
+<p:properties xmlns:p="http://schemas.microsoft.com/office/2006/metadata/properties" xmlns:xsi="http://www.w3.org/2001/XMLSchema-instance" xmlns:pc="http://schemas.microsoft.com/office/infopath/2007/PartnerControls">
+  <documentManagement>
+    <_activity xmlns="a94799e5-846a-4ad9-b31d-5ba5d0428847" xsi:nil="true"/>
+  </documentManagement>
+</p:properties>
+</file>
+
+<file path=customXml/item2.xml><?xml version="1.0" encoding="utf-8"?>
+<?mso-contentType ?>
+<FormTemplates xmlns="http://schemas.microsoft.com/sharepoint/v3/contenttype/forms">
+  <Display>DocumentLibraryForm</Display>
+  <Edit>DocumentLibraryForm</Edit>
+  <New>DocumentLibraryForm</New>
+</FormTemplates>
+</file>
+
+<file path=customXml/item3.xml><?xml version="1.0" encoding="utf-8"?>
 <ct:contentTypeSchema xmlns:ct="http://schemas.microsoft.com/office/2006/metadata/contentType" xmlns:ma="http://schemas.microsoft.com/office/2006/metadata/properties/metaAttributes" ct:_="" ma:_="" ma:contentTypeName="Dokument" ma:contentTypeID="0x010100FF914F332154174D803A7B644D03395C" ma:contentTypeVersion="16" ma:contentTypeDescription="Umožňuje vytvoriť nový dokument." ma:contentTypeScope="" ma:versionID="fd77751d24e8168fda22eab337079d00">
   <xsd:schema xmlns:xsd="http://www.w3.org/2001/XMLSchema" xmlns:xs="http://www.w3.org/2001/XMLSchema" xmlns:p="http://schemas.microsoft.com/office/2006/metadata/properties" xmlns:ns3="a94799e5-846a-4ad9-b31d-5ba5d0428847" xmlns:ns4="b0f22963-9bb8-4dce-be88-550968040c8c" targetNamespace="http://schemas.microsoft.com/office/2006/metadata/properties" ma:root="true" ma:fieldsID="b71646f853d82629af3ee6a4474bd060" ns3:_="" ns4:_="">
     <xsd:import namespace="a94799e5-846a-4ad9-b31d-5ba5d0428847"/>
@@ -9941,28 +9904,29 @@
 </ct:contentTypeSchema>
 </file>
 
-<file path=customXml/item2.xml><?xml version="1.0" encoding="utf-8"?>
-<?mso-contentType ?>
-<FormTemplates xmlns="http://schemas.microsoft.com/sharepoint/v3/contenttype/forms">
-  <Display>DocumentLibraryForm</Display>
-  <Edit>DocumentLibraryForm</Edit>
-  <New>DocumentLibraryForm</New>
-</FormTemplates>
-</file>
-
-<file path=customXml/item3.xml><?xml version="1.0" encoding="utf-8"?>
-<p:properties xmlns:p="http://schemas.microsoft.com/office/2006/metadata/properties" xmlns:xsi="http://www.w3.org/2001/XMLSchema-instance" xmlns:pc="http://schemas.microsoft.com/office/infopath/2007/PartnerControls">
-  <documentManagement>
-    <_activity xmlns="a94799e5-846a-4ad9-b31d-5ba5d0428847" xsi:nil="true"/>
-  </documentManagement>
-</p:properties>
-</file>
-
 <file path=customXml/item4.xml><?xml version="1.0" encoding="utf-8"?>
 <b:Sources xmlns:b="http://schemas.openxmlformats.org/officeDocument/2006/bibliography" xmlns="http://schemas.openxmlformats.org/officeDocument/2006/bibliography" SelectedStyle="\APASixthEditionOfficeOnline.xsl" StyleName="APA" Version="6"/>
 </file>
 
 <file path=customXml/itemProps1.xml><?xml version="1.0" encoding="utf-8"?>
+<ds:datastoreItem xmlns:ds="http://schemas.openxmlformats.org/officeDocument/2006/customXml" ds:itemID="{8A7D4A20-64F2-4259-949F-7A93E612CEDE}">
+  <ds:schemaRefs>
+    <ds:schemaRef ds:uri="http://schemas.microsoft.com/office/2006/metadata/properties"/>
+    <ds:schemaRef ds:uri="http://schemas.microsoft.com/office/infopath/2007/PartnerControls"/>
+    <ds:schemaRef ds:uri="a94799e5-846a-4ad9-b31d-5ba5d0428847"/>
+  </ds:schemaRefs>
+</ds:datastoreItem>
+</file>
+
+<file path=customXml/itemProps2.xml><?xml version="1.0" encoding="utf-8"?>
+<ds:datastoreItem xmlns:ds="http://schemas.openxmlformats.org/officeDocument/2006/customXml" ds:itemID="{1F4F2074-9665-40AE-AC4D-38B5428FDE6E}">
+  <ds:schemaRefs>
+    <ds:schemaRef ds:uri="http://schemas.microsoft.com/sharepoint/v3/contenttype/forms"/>
+  </ds:schemaRefs>
+</ds:datastoreItem>
+</file>
+
+<file path=customXml/itemProps3.xml><?xml version="1.0" encoding="utf-8"?>
 <ds:datastoreItem xmlns:ds="http://schemas.openxmlformats.org/officeDocument/2006/customXml" ds:itemID="{C3329A49-AD3D-4BA1-96E5-F249191C1F65}">
   <ds:schemaRefs>
     <ds:schemaRef ds:uri="http://schemas.microsoft.com/office/2006/metadata/contentType"/>
@@ -9981,24 +9945,6 @@
 </ds:datastoreItem>
 </file>
 
-<file path=customXml/itemProps2.xml><?xml version="1.0" encoding="utf-8"?>
-<ds:datastoreItem xmlns:ds="http://schemas.openxmlformats.org/officeDocument/2006/customXml" ds:itemID="{1F4F2074-9665-40AE-AC4D-38B5428FDE6E}">
-  <ds:schemaRefs>
-    <ds:schemaRef ds:uri="http://schemas.microsoft.com/sharepoint/v3/contenttype/forms"/>
-  </ds:schemaRefs>
-</ds:datastoreItem>
-</file>
-
-<file path=customXml/itemProps3.xml><?xml version="1.0" encoding="utf-8"?>
-<ds:datastoreItem xmlns:ds="http://schemas.openxmlformats.org/officeDocument/2006/customXml" ds:itemID="{8A7D4A20-64F2-4259-949F-7A93E612CEDE}">
-  <ds:schemaRefs>
-    <ds:schemaRef ds:uri="http://schemas.microsoft.com/office/2006/metadata/properties"/>
-    <ds:schemaRef ds:uri="http://schemas.microsoft.com/office/infopath/2007/PartnerControls"/>
-    <ds:schemaRef ds:uri="a94799e5-846a-4ad9-b31d-5ba5d0428847"/>
-  </ds:schemaRefs>
-</ds:datastoreItem>
-</file>
-
 <file path=customXml/itemProps4.xml><?xml version="1.0" encoding="utf-8"?>
 <ds:datastoreItem xmlns:ds="http://schemas.openxmlformats.org/officeDocument/2006/customXml" ds:itemID="{33B51BA0-60DC-4A69-874E-22CBA927F23E}">
   <ds:schemaRefs>

--- a/__ms-praca__/Fruhwald/soc_sablona_2025.docx
+++ b/__ms-praca__/Fruhwald/soc_sablona_2025.docx
@@ -1970,7 +1970,7 @@
       <w:sdtContent>
         <w:p>
           <w:pPr>
-            <w:pStyle w:val="Hlavikaobsahu"/>
+            <w:pStyle w:val="TOCHeading"/>
             <w:rPr>
               <w:rFonts w:ascii="Times New Roman" w:hAnsi="Times New Roman" w:cs="Times New Roman"/>
               <w:color w:val="auto"/>
@@ -1981,7 +1981,7 @@
         </w:p>
         <w:p>
           <w:pPr>
-            <w:pStyle w:val="Obsah1"/>
+            <w:pStyle w:val="TOC1"/>
             <w:tabs>
               <w:tab w:val="left" w:pos="480"/>
               <w:tab w:val="right" w:leader="dot" w:pos="8493"/>
@@ -2016,7 +2016,7 @@
           <w:hyperlink w:anchor="_Toc179973481" w:history="1">
             <w:r>
               <w:rPr>
-                <w:rStyle w:val="Hypertextovprepojenie"/>
+                <w:rStyle w:val="Hyperlink"/>
                 <w:rFonts w:ascii="Times New Roman" w:hAnsi="Times New Roman" w:cs="Times New Roman"/>
                 <w:caps/>
                 <w:noProof/>
@@ -2036,7 +2036,7 @@
             </w:r>
             <w:r>
               <w:rPr>
-                <w:rStyle w:val="Hypertextovprepojenie"/>
+                <w:rStyle w:val="Hyperlink"/>
                 <w:rFonts w:ascii="Times New Roman" w:hAnsi="Times New Roman" w:cs="Times New Roman"/>
                 <w:caps/>
                 <w:noProof/>
@@ -2109,7 +2109,7 @@
         </w:p>
         <w:p>
           <w:pPr>
-            <w:pStyle w:val="Obsah1"/>
+            <w:pStyle w:val="TOC1"/>
             <w:tabs>
               <w:tab w:val="left" w:pos="480"/>
               <w:tab w:val="right" w:leader="dot" w:pos="8493"/>
@@ -2126,7 +2126,7 @@
           <w:hyperlink w:anchor="_Toc179973482" w:history="1">
             <w:r>
               <w:rPr>
-                <w:rStyle w:val="Hypertextovprepojenie"/>
+                <w:rStyle w:val="Hyperlink"/>
                 <w:rFonts w:ascii="Times New Roman" w:hAnsi="Times New Roman" w:cs="Times New Roman"/>
                 <w:caps/>
                 <w:noProof/>
@@ -2148,7 +2148,7 @@
             </w:r>
             <w:r>
               <w:rPr>
-                <w:rStyle w:val="Hypertextovprepojenie"/>
+                <w:rStyle w:val="Hyperlink"/>
                 <w:rFonts w:ascii="Times New Roman" w:hAnsi="Times New Roman" w:cs="Times New Roman"/>
                 <w:caps/>
                 <w:noProof/>
@@ -2189,6 +2189,16 @@
                 <w:szCs w:val="24"/>
               </w:rPr>
               <w:instrText xml:space="preserve"> PAGEREF _Toc179973482 \h </w:instrText>
+            </w:r>
+            <w:r>
+              <w:rPr>
+                <w:rFonts w:ascii="Times New Roman" w:hAnsi="Times New Roman" w:cs="Times New Roman"/>
+                <w:caps/>
+                <w:noProof/>
+                <w:webHidden/>
+                <w:sz w:val="24"/>
+                <w:szCs w:val="24"/>
+              </w:rPr>
             </w:r>
             <w:r>
               <w:rPr>
@@ -2229,7 +2239,7 @@
         </w:p>
         <w:p>
           <w:pPr>
-            <w:pStyle w:val="Obsah1"/>
+            <w:pStyle w:val="TOC1"/>
             <w:tabs>
               <w:tab w:val="left" w:pos="720"/>
               <w:tab w:val="right" w:leader="dot" w:pos="8493"/>
@@ -2245,7 +2255,7 @@
           </w:pPr>
           <w:r>
             <w:rPr>
-              <w:rStyle w:val="Hypertextovprepojenie"/>
+              <w:rStyle w:val="Hyperlink"/>
               <w:rFonts w:ascii="Times New Roman" w:hAnsi="Times New Roman" w:cs="Times New Roman"/>
               <w:caps/>
               <w:noProof/>
@@ -2258,7 +2268,7 @@
           <w:hyperlink w:anchor="_Toc179973483" w:history="1">
             <w:r>
               <w:rPr>
-                <w:rStyle w:val="Hypertextovprepojenie"/>
+                <w:rStyle w:val="Hyperlink"/>
                 <w:rFonts w:ascii="Times New Roman" w:hAnsi="Times New Roman" w:cs="Times New Roman"/>
                 <w:caps/>
                 <w:noProof/>
@@ -2280,7 +2290,7 @@
             </w:r>
             <w:r>
               <w:rPr>
-                <w:rStyle w:val="Hypertextovprepojenie"/>
+                <w:rStyle w:val="Hyperlink"/>
                 <w:rFonts w:ascii="Times New Roman" w:hAnsi="Times New Roman" w:cs="Times New Roman"/>
                 <w:caps/>
                 <w:noProof/>
@@ -2321,6 +2331,16 @@
                 <w:szCs w:val="24"/>
               </w:rPr>
               <w:instrText xml:space="preserve"> PAGEREF _Toc179973483 \h </w:instrText>
+            </w:r>
+            <w:r>
+              <w:rPr>
+                <w:rFonts w:ascii="Times New Roman" w:hAnsi="Times New Roman" w:cs="Times New Roman"/>
+                <w:caps/>
+                <w:noProof/>
+                <w:webHidden/>
+                <w:sz w:val="24"/>
+                <w:szCs w:val="24"/>
+              </w:rPr>
             </w:r>
             <w:r>
               <w:rPr>
@@ -2361,7 +2381,7 @@
         </w:p>
         <w:p>
           <w:pPr>
-            <w:pStyle w:val="Obsah1"/>
+            <w:pStyle w:val="TOC1"/>
             <w:tabs>
               <w:tab w:val="left" w:pos="720"/>
               <w:tab w:val="right" w:leader="dot" w:pos="8493"/>
@@ -2377,7 +2397,7 @@
           </w:pPr>
           <w:r>
             <w:rPr>
-              <w:rStyle w:val="Hypertextovprepojenie"/>
+              <w:rStyle w:val="Hyperlink"/>
               <w:rFonts w:ascii="Times New Roman" w:hAnsi="Times New Roman" w:cs="Times New Roman"/>
               <w:caps/>
               <w:noProof/>
@@ -2390,7 +2410,7 @@
           <w:hyperlink w:anchor="_Toc179973484" w:history="1">
             <w:r>
               <w:rPr>
-                <w:rStyle w:val="Hypertextovprepojenie"/>
+                <w:rStyle w:val="Hyperlink"/>
                 <w:rFonts w:ascii="Times New Roman" w:hAnsi="Times New Roman" w:cs="Times New Roman"/>
                 <w:caps/>
                 <w:noProof/>
@@ -2412,7 +2432,7 @@
             </w:r>
             <w:r>
               <w:rPr>
-                <w:rStyle w:val="Hypertextovprepojenie"/>
+                <w:rStyle w:val="Hyperlink"/>
                 <w:rFonts w:ascii="Times New Roman" w:hAnsi="Times New Roman" w:cs="Times New Roman"/>
                 <w:caps/>
                 <w:noProof/>
@@ -2501,7 +2521,7 @@
         </w:p>
         <w:p>
           <w:pPr>
-            <w:pStyle w:val="Obsah1"/>
+            <w:pStyle w:val="TOC1"/>
             <w:tabs>
               <w:tab w:val="left" w:pos="480"/>
               <w:tab w:val="right" w:leader="dot" w:pos="8493"/>
@@ -2518,7 +2538,7 @@
           <w:hyperlink w:anchor="_Toc179973485" w:history="1">
             <w:r>
               <w:rPr>
-                <w:rStyle w:val="Hypertextovprepojenie"/>
+                <w:rStyle w:val="Hyperlink"/>
                 <w:rFonts w:ascii="Times New Roman" w:hAnsi="Times New Roman" w:cs="Times New Roman"/>
                 <w:caps/>
                 <w:noProof/>
@@ -2540,7 +2560,7 @@
             </w:r>
             <w:r>
               <w:rPr>
-                <w:rStyle w:val="Hypertextovprepojenie"/>
+                <w:rStyle w:val="Hyperlink"/>
                 <w:rFonts w:ascii="Times New Roman" w:hAnsi="Times New Roman" w:cs="Times New Roman"/>
                 <w:caps/>
                 <w:noProof/>
@@ -2581,6 +2601,16 @@
                 <w:szCs w:val="24"/>
               </w:rPr>
               <w:instrText xml:space="preserve"> PAGEREF _Toc179973485 \h </w:instrText>
+            </w:r>
+            <w:r>
+              <w:rPr>
+                <w:rFonts w:ascii="Times New Roman" w:hAnsi="Times New Roman" w:cs="Times New Roman"/>
+                <w:caps/>
+                <w:noProof/>
+                <w:webHidden/>
+                <w:sz w:val="24"/>
+                <w:szCs w:val="24"/>
+              </w:rPr>
             </w:r>
             <w:r>
               <w:rPr>
@@ -2621,7 +2651,7 @@
         </w:p>
         <w:p>
           <w:pPr>
-            <w:pStyle w:val="Obsah1"/>
+            <w:pStyle w:val="TOC1"/>
             <w:tabs>
               <w:tab w:val="left" w:pos="480"/>
               <w:tab w:val="right" w:leader="dot" w:pos="8493"/>
@@ -2638,7 +2668,7 @@
           <w:hyperlink w:anchor="_Toc179973486" w:history="1">
             <w:r>
               <w:rPr>
-                <w:rStyle w:val="Hypertextovprepojenie"/>
+                <w:rStyle w:val="Hyperlink"/>
                 <w:rFonts w:ascii="Times New Roman" w:hAnsi="Times New Roman" w:cs="Times New Roman"/>
                 <w:caps/>
                 <w:noProof/>
@@ -2660,7 +2690,7 @@
             </w:r>
             <w:r>
               <w:rPr>
-                <w:rStyle w:val="Hypertextovprepojenie"/>
+                <w:rStyle w:val="Hyperlink"/>
                 <w:rFonts w:ascii="Times New Roman" w:hAnsi="Times New Roman" w:cs="Times New Roman"/>
                 <w:caps/>
                 <w:noProof/>
@@ -2749,7 +2779,7 @@
         </w:p>
         <w:p>
           <w:pPr>
-            <w:pStyle w:val="Obsah1"/>
+            <w:pStyle w:val="TOC1"/>
             <w:tabs>
               <w:tab w:val="left" w:pos="720"/>
               <w:tab w:val="right" w:leader="dot" w:pos="8493"/>
@@ -2765,7 +2795,7 @@
           </w:pPr>
           <w:r>
             <w:rPr>
-              <w:rStyle w:val="Hypertextovprepojenie"/>
+              <w:rStyle w:val="Hyperlink"/>
               <w:rFonts w:ascii="Times New Roman" w:hAnsi="Times New Roman" w:cs="Times New Roman"/>
               <w:caps/>
               <w:noProof/>
@@ -2778,7 +2808,7 @@
           <w:hyperlink w:anchor="_Toc179973487" w:history="1">
             <w:r>
               <w:rPr>
-                <w:rStyle w:val="Hypertextovprepojenie"/>
+                <w:rStyle w:val="Hyperlink"/>
                 <w:rFonts w:ascii="Times New Roman" w:hAnsi="Times New Roman" w:cs="Times New Roman"/>
                 <w:caps/>
                 <w:noProof/>
@@ -2800,7 +2830,7 @@
             </w:r>
             <w:r>
               <w:rPr>
-                <w:rStyle w:val="Hypertextovprepojenie"/>
+                <w:rStyle w:val="Hyperlink"/>
                 <w:rFonts w:ascii="Times New Roman" w:hAnsi="Times New Roman" w:cs="Times New Roman"/>
                 <w:caps/>
                 <w:noProof/>
@@ -2889,7 +2919,7 @@
         </w:p>
         <w:p>
           <w:pPr>
-            <w:pStyle w:val="Obsah1"/>
+            <w:pStyle w:val="TOC1"/>
             <w:tabs>
               <w:tab w:val="left" w:pos="480"/>
               <w:tab w:val="right" w:leader="dot" w:pos="8493"/>
@@ -2906,7 +2936,7 @@
           <w:hyperlink w:anchor="_Toc179973488" w:history="1">
             <w:r>
               <w:rPr>
-                <w:rStyle w:val="Hypertextovprepojenie"/>
+                <w:rStyle w:val="Hyperlink"/>
                 <w:rFonts w:ascii="Times New Roman" w:hAnsi="Times New Roman" w:cs="Times New Roman"/>
                 <w:caps/>
                 <w:noProof/>
@@ -2928,7 +2958,7 @@
             </w:r>
             <w:r>
               <w:rPr>
-                <w:rStyle w:val="Hypertextovprepojenie"/>
+                <w:rStyle w:val="Hyperlink"/>
                 <w:rFonts w:ascii="Times New Roman" w:hAnsi="Times New Roman" w:cs="Times New Roman"/>
                 <w:caps/>
                 <w:noProof/>
@@ -3017,7 +3047,7 @@
         </w:p>
         <w:p>
           <w:pPr>
-            <w:pStyle w:val="Obsah1"/>
+            <w:pStyle w:val="TOC1"/>
             <w:tabs>
               <w:tab w:val="left" w:pos="480"/>
               <w:tab w:val="right" w:leader="dot" w:pos="8493"/>
@@ -3034,7 +3064,7 @@
           <w:hyperlink w:anchor="_Toc179973489" w:history="1">
             <w:r>
               <w:rPr>
-                <w:rStyle w:val="Hypertextovprepojenie"/>
+                <w:rStyle w:val="Hyperlink"/>
                 <w:rFonts w:ascii="Times New Roman" w:hAnsi="Times New Roman" w:cs="Times New Roman"/>
                 <w:caps/>
                 <w:noProof/>
@@ -3056,7 +3086,7 @@
             </w:r>
             <w:r>
               <w:rPr>
-                <w:rStyle w:val="Hypertextovprepojenie"/>
+                <w:rStyle w:val="Hyperlink"/>
                 <w:rFonts w:ascii="Times New Roman" w:hAnsi="Times New Roman" w:cs="Times New Roman"/>
                 <w:caps/>
                 <w:noProof/>
@@ -3145,7 +3175,7 @@
         </w:p>
         <w:p>
           <w:pPr>
-            <w:pStyle w:val="Obsah1"/>
+            <w:pStyle w:val="TOC1"/>
             <w:tabs>
               <w:tab w:val="left" w:pos="480"/>
               <w:tab w:val="right" w:leader="dot" w:pos="8493"/>
@@ -3162,7 +3192,7 @@
           <w:hyperlink w:anchor="_Toc179973490" w:history="1">
             <w:r>
               <w:rPr>
-                <w:rStyle w:val="Hypertextovprepojenie"/>
+                <w:rStyle w:val="Hyperlink"/>
                 <w:rFonts w:ascii="Times New Roman" w:hAnsi="Times New Roman" w:cs="Times New Roman"/>
                 <w:caps/>
                 <w:noProof/>
@@ -3184,7 +3214,7 @@
             </w:r>
             <w:r>
               <w:rPr>
-                <w:rStyle w:val="Hypertextovprepojenie"/>
+                <w:rStyle w:val="Hyperlink"/>
                 <w:rFonts w:ascii="Times New Roman" w:hAnsi="Times New Roman" w:cs="Times New Roman"/>
                 <w:caps/>
                 <w:noProof/>
@@ -3273,7 +3303,7 @@
         </w:p>
         <w:p>
           <w:pPr>
-            <w:pStyle w:val="Obsah1"/>
+            <w:pStyle w:val="TOC1"/>
             <w:tabs>
               <w:tab w:val="left" w:pos="480"/>
               <w:tab w:val="right" w:leader="dot" w:pos="8493"/>
@@ -3289,7 +3319,7 @@
           <w:hyperlink w:anchor="_Toc179973491" w:history="1">
             <w:r>
               <w:rPr>
-                <w:rStyle w:val="Hypertextovprepojenie"/>
+                <w:rStyle w:val="Hyperlink"/>
                 <w:rFonts w:ascii="Times New Roman" w:hAnsi="Times New Roman" w:cs="Times New Roman"/>
                 <w:noProof/>
                 <w:sz w:val="24"/>
@@ -3309,7 +3339,7 @@
             </w:r>
             <w:r>
               <w:rPr>
-                <w:rStyle w:val="Hypertextovprepojenie"/>
+                <w:rStyle w:val="Hyperlink"/>
                 <w:rFonts w:ascii="Times New Roman" w:hAnsi="Times New Roman" w:cs="Times New Roman"/>
                 <w:caps/>
                 <w:noProof/>
@@ -3393,7 +3423,7 @@
         </w:p>
         <w:p>
           <w:pPr>
-            <w:pStyle w:val="Obsah1"/>
+            <w:pStyle w:val="TOC1"/>
             <w:tabs>
               <w:tab w:val="left" w:pos="480"/>
               <w:tab w:val="right" w:leader="dot" w:pos="8493"/>
@@ -3409,7 +3439,7 @@
           <w:hyperlink w:anchor="_Toc179973492" w:history="1">
             <w:r>
               <w:rPr>
-                <w:rStyle w:val="Hypertextovprepojenie"/>
+                <w:rStyle w:val="Hyperlink"/>
                 <w:rFonts w:ascii="Times New Roman" w:hAnsi="Times New Roman" w:cs="Times New Roman"/>
                 <w:noProof/>
                 <w:sz w:val="24"/>
@@ -3429,7 +3459,7 @@
             </w:r>
             <w:r>
               <w:rPr>
-                <w:rStyle w:val="Hypertextovprepojenie"/>
+                <w:rStyle w:val="Hyperlink"/>
                 <w:rFonts w:ascii="Times New Roman" w:hAnsi="Times New Roman" w:cs="Times New Roman"/>
                 <w:caps/>
                 <w:noProof/>
@@ -3912,7 +3942,81 @@
       </w:r>
       <w:proofErr w:type="spellEnd"/>
       <w:r>
-        <w:t>) systémy predstavujú dôležitú súčasť informačných systémov podnikov pôsobiacich v oblasti maloobchodu a služieb. Ich hlavnou úlohou je zefektívnenie predajných procesov, zjednodušenie obsluhy zákazníkov a zabezpečenie presnej evidencie uskutočnených transakcií.</w:t>
+        <w:t>) systémy predstavujú dôležitú súčasť informačných systémov podnikov pôsobiacich v oblasti maloobchodu a služieb.</w:t>
+      </w:r>
+      <w:r>
+        <w:t xml:space="preserve"> </w:t>
+      </w:r>
+      <w:r>
+        <w:rPr>
+          <w:b/>
+          <w:bCs/>
+        </w:rPr>
+        <w:t>(</w:t>
+      </w:r>
+      <w:proofErr w:type="spellStart"/>
+      <w:r>
+        <w:rPr>
+          <w:rStyle w:val="Strong"/>
+          <w:b w:val="0"/>
+          <w:bCs w:val="0"/>
+        </w:rPr>
+        <w:t>Buttle</w:t>
+      </w:r>
+      <w:proofErr w:type="spellEnd"/>
+      <w:r>
+        <w:rPr>
+          <w:rStyle w:val="Strong"/>
+          <w:b w:val="0"/>
+          <w:bCs w:val="0"/>
+        </w:rPr>
+        <w:t xml:space="preserve">, 2019; </w:t>
+      </w:r>
+      <w:proofErr w:type="spellStart"/>
+      <w:r>
+        <w:rPr>
+          <w:rStyle w:val="Strong"/>
+          <w:b w:val="0"/>
+          <w:bCs w:val="0"/>
+        </w:rPr>
+        <w:t>Laudon</w:t>
+      </w:r>
+      <w:proofErr w:type="spellEnd"/>
+      <w:r>
+        <w:rPr>
+          <w:rStyle w:val="Strong"/>
+          <w:b w:val="0"/>
+          <w:bCs w:val="0"/>
+        </w:rPr>
+        <w:t xml:space="preserve"> a </w:t>
+      </w:r>
+      <w:proofErr w:type="spellStart"/>
+      <w:r>
+        <w:rPr>
+          <w:rStyle w:val="Strong"/>
+          <w:b w:val="0"/>
+          <w:bCs w:val="0"/>
+        </w:rPr>
+        <w:t>Laudon</w:t>
+      </w:r>
+      <w:proofErr w:type="spellEnd"/>
+      <w:r>
+        <w:rPr>
+          <w:rStyle w:val="Strong"/>
+          <w:b w:val="0"/>
+          <w:bCs w:val="0"/>
+        </w:rPr>
+        <w:t>, 2020</w:t>
+      </w:r>
+      <w:r>
+        <w:rPr>
+          <w:b/>
+          <w:bCs/>
+        </w:rPr>
+        <w:t>)</w:t>
+      </w:r>
+      <w:r>
+        <w:t xml:space="preserve"> Ich hlavnou úlohou je zefektívnenie predajných procesov, zjednodušenie obsluhy zákazníkov a zabezpečenie presnej evidencie uskutočnených transakcií.</w:t>
       </w:r>
     </w:p>
     <w:p>
@@ -3924,7 +4028,7 @@
       </w:r>
       <w:r>
         <w:rPr>
-          <w:rStyle w:val="Vrazn"/>
+          <w:rStyle w:val="Strong"/>
         </w:rPr>
         <w:t>softvérové pokladničné systémy</w:t>
       </w:r>
@@ -3949,12 +4053,40 @@
       </w:r>
       <w:r>
         <w:rPr>
-          <w:rStyle w:val="Vrazn"/>
+          <w:rStyle w:val="Strong"/>
         </w:rPr>
         <w:t>desktopové aplikácie alebo webové riešenia</w:t>
       </w:r>
       <w:r>
-        <w:t xml:space="preserve">. V prípade projektu </w:t>
+        <w:t>.</w:t>
+      </w:r>
+      <w:r>
+        <w:t xml:space="preserve"> </w:t>
+      </w:r>
+      <w:r>
+        <w:rPr>
+          <w:b/>
+          <w:bCs/>
+        </w:rPr>
+        <w:t>(</w:t>
+      </w:r>
+      <w:r>
+        <w:rPr>
+          <w:rStyle w:val="Strong"/>
+          <w:b w:val="0"/>
+          <w:bCs w:val="0"/>
+        </w:rPr>
+        <w:t>Turban et al., 2018</w:t>
+      </w:r>
+      <w:r>
+        <w:rPr>
+          <w:b/>
+          <w:bCs/>
+        </w:rPr>
+        <w:t>)</w:t>
+      </w:r>
+      <w:r>
+        <w:t xml:space="preserve"> V prípade projektu </w:t>
       </w:r>
       <w:proofErr w:type="spellStart"/>
       <w:r>
@@ -3966,21 +4098,21 @@
       </w:r>
       <w:r>
         <w:rPr>
-          <w:rStyle w:val="Vrazn"/>
+          <w:rStyle w:val="Strong"/>
         </w:rPr>
         <w:t xml:space="preserve">desktopový pokladničný systém vyvíjaný ako aplikácia vo </w:t>
       </w:r>
       <w:proofErr w:type="spellStart"/>
       <w:r>
         <w:rPr>
-          <w:rStyle w:val="Vrazn"/>
+          <w:rStyle w:val="Strong"/>
         </w:rPr>
         <w:t>WinForms</w:t>
       </w:r>
       <w:proofErr w:type="spellEnd"/>
       <w:r>
         <w:rPr>
-          <w:rStyle w:val="Vrazn"/>
+          <w:rStyle w:val="Strong"/>
         </w:rPr>
         <w:t xml:space="preserve"> prostredí platformy .NET</w:t>
       </w:r>
@@ -4005,7 +4137,7 @@
       </w:r>
       <w:r>
         <w:rPr>
-          <w:rStyle w:val="Vrazn"/>
+          <w:rStyle w:val="Strong"/>
         </w:rPr>
         <w:t>integrovaná priamo do pokladničnej aplikácie</w:t>
       </w:r>
@@ -4083,12 +4215,40 @@
       </w:r>
       <w:r>
         <w:rPr>
-          <w:rStyle w:val="Vrazn"/>
+          <w:rStyle w:val="Strong"/>
         </w:rPr>
         <w:t>lokálne nasadená desktopová aplikácia</w:t>
       </w:r>
       <w:r>
-        <w:t>, ktorá je určená na prevádzku v prostredí operačného systému Windows. Aplikácia komunikuje priamo s lokálnou databázou a využíva dostupný hardvér počítača, čím je zabezpečená jej nezávislosť od externých serverov alebo cloudových služieb. Tento prístup umožňuje stabilnú prevádzku systému aj v prostredí bez internetového pripojenia, čo je dôležité najmä pri pokladničných systémoch používaných v reálnych prevádzkach.</w:t>
+        <w:t>, ktorá je určená na prevádzku v prostredí operačného systému Windows.</w:t>
+      </w:r>
+      <w:r>
+        <w:t xml:space="preserve"> </w:t>
+      </w:r>
+      <w:r>
+        <w:rPr>
+          <w:b/>
+          <w:bCs/>
+        </w:rPr>
+        <w:t>(</w:t>
+      </w:r>
+      <w:r>
+        <w:rPr>
+          <w:rStyle w:val="Strong"/>
+          <w:b w:val="0"/>
+          <w:bCs w:val="0"/>
+        </w:rPr>
+        <w:t>Microsoft, 2024a</w:t>
+      </w:r>
+      <w:r>
+        <w:rPr>
+          <w:b/>
+          <w:bCs/>
+        </w:rPr>
+        <w:t>)</w:t>
+      </w:r>
+      <w:r>
+        <w:t xml:space="preserve"> Aplikácia komunikuje priamo s lokálnou databázou a využíva dostupný hardvér počítača, čím je zabezpečená jej nezávislosť od externých serverov alebo cloudových služieb. Tento prístup umožňuje stabilnú prevádzku systému aj v prostredí bez internetového pripojenia, čo je dôležité najmä pri pokladničných systémoch používaných v reálnych prevádzkach.</w:t>
       </w:r>
     </w:p>
     <w:p>
@@ -4148,7 +4308,7 @@
       </w:r>
       <w:r>
         <w:rPr>
-          <w:rStyle w:val="Vrazn"/>
+          <w:rStyle w:val="Strong"/>
         </w:rPr>
         <w:t>C#</w:t>
       </w:r>
@@ -4157,49 +4317,102 @@
       </w:r>
       <w:r>
         <w:rPr>
-          <w:rStyle w:val="Vrazn"/>
+          <w:rStyle w:val="Strong"/>
         </w:rPr>
         <w:t>.NET</w:t>
       </w:r>
       <w:r>
-        <w:t xml:space="preserve">. Grafické používateľské rozhranie je vytvorené pomocou technológie </w:t>
-      </w:r>
-      <w:r>
-        <w:rPr>
-          <w:rStyle w:val="Vrazn"/>
+        <w:t>.</w:t>
+      </w:r>
+      <w:r>
+        <w:t xml:space="preserve"> </w:t>
+      </w:r>
+      <w:r>
+        <w:rPr>
+          <w:b/>
+          <w:bCs/>
+        </w:rPr>
+        <w:t>(</w:t>
+      </w:r>
+      <w:r>
+        <w:rPr>
+          <w:rStyle w:val="Strong"/>
+          <w:b w:val="0"/>
+          <w:bCs w:val="0"/>
+        </w:rPr>
+        <w:t>Microsoft, 2024b</w:t>
+      </w:r>
+      <w:r>
+        <w:rPr>
+          <w:b/>
+          <w:bCs/>
+        </w:rPr>
+        <w:t>)</w:t>
+      </w:r>
+      <w:r>
+        <w:t xml:space="preserve"> Grafické používateľské rozhranie je vytvorené pomocou technológie </w:t>
+      </w:r>
+      <w:r>
+        <w:rPr>
+          <w:rStyle w:val="Strong"/>
         </w:rPr>
         <w:t xml:space="preserve">Windows </w:t>
       </w:r>
       <w:proofErr w:type="spellStart"/>
       <w:r>
         <w:rPr>
-          <w:rStyle w:val="Vrazn"/>
+          <w:rStyle w:val="Strong"/>
         </w:rPr>
         <w:t>Forms</w:t>
       </w:r>
       <w:proofErr w:type="spellEnd"/>
       <w:r>
         <w:rPr>
-          <w:rStyle w:val="Vrazn"/>
+          <w:rStyle w:val="Strong"/>
         </w:rPr>
         <w:t xml:space="preserve"> (</w:t>
       </w:r>
       <w:proofErr w:type="spellStart"/>
       <w:r>
         <w:rPr>
-          <w:rStyle w:val="Vrazn"/>
+          <w:rStyle w:val="Strong"/>
         </w:rPr>
         <w:t>WinForms</w:t>
       </w:r>
       <w:proofErr w:type="spellEnd"/>
       <w:r>
         <w:rPr>
-          <w:rStyle w:val="Vrazn"/>
+          <w:rStyle w:val="Strong"/>
         </w:rPr>
         <w:t>)</w:t>
       </w:r>
       <w:r>
         <w:t>.</w:t>
+      </w:r>
+      <w:r>
+        <w:t xml:space="preserve"> </w:t>
+      </w:r>
+      <w:r>
+        <w:rPr>
+          <w:b/>
+          <w:bCs/>
+        </w:rPr>
+        <w:t>(</w:t>
+      </w:r>
+      <w:r>
+        <w:rPr>
+          <w:rStyle w:val="Strong"/>
+          <w:b w:val="0"/>
+          <w:bCs w:val="0"/>
+        </w:rPr>
+        <w:t>Microsoft, 2024c</w:t>
+      </w:r>
+      <w:r>
+        <w:rPr>
+          <w:b/>
+          <w:bCs/>
+        </w:rPr>
+        <w:t>)</w:t>
       </w:r>
     </w:p>
     <w:p>
@@ -4262,21 +4475,21 @@
       <w:proofErr w:type="spellStart"/>
       <w:r>
         <w:rPr>
-          <w:rStyle w:val="Vrazn"/>
+          <w:rStyle w:val="Strong"/>
         </w:rPr>
         <w:t>Visual</w:t>
       </w:r>
       <w:proofErr w:type="spellEnd"/>
       <w:r>
         <w:rPr>
-          <w:rStyle w:val="Vrazn"/>
+          <w:rStyle w:val="Strong"/>
         </w:rPr>
         <w:t xml:space="preserve"> </w:t>
       </w:r>
       <w:proofErr w:type="spellStart"/>
       <w:r>
         <w:rPr>
-          <w:rStyle w:val="Vrazn"/>
+          <w:rStyle w:val="Strong"/>
         </w:rPr>
         <w:t>Studio</w:t>
       </w:r>
@@ -4296,28 +4509,57 @@
     <w:p>
       <w:pPr>
         <w:pStyle w:val="text"/>
-      </w:pPr>
-      <w:r>
-        <w:t xml:space="preserve">Databázová architektúra </w:t>
-      </w:r>
-      <w:r>
-        <w:t>E</w:t>
-      </w:r>
-      <w:r>
-        <w:t>POS systému tvorí základnú súčasť celej aplikácie, keďže zabezpečuje ukladanie, spracovanie a spätné získavanie všetkých dôležitých údajov súvisiacich s predajom. Systém využíva</w:t>
-      </w:r>
-      <w:r>
-        <w:t xml:space="preserve"> </w:t>
-      </w:r>
-      <w:r>
         <w:rPr>
           <w:b/>
           <w:bCs/>
         </w:rPr>
+      </w:pPr>
+      <w:r>
+        <w:t xml:space="preserve">Databázová architektúra </w:t>
+      </w:r>
+      <w:r>
+        <w:t>E</w:t>
+      </w:r>
+      <w:r>
+        <w:t>POS systému tvorí základnú súčasť celej aplikácie, keďže zabezpečuje ukladanie, spracovanie a spätné získavanie všetkých dôležitých údajov súvisiacich s predajom. Systém využíva</w:t>
+      </w:r>
+      <w:r>
+        <w:t xml:space="preserve"> </w:t>
+      </w:r>
+      <w:r>
+        <w:rPr>
+          <w:b/>
+          <w:bCs/>
+        </w:rPr>
         <w:t>SQL databázu</w:t>
       </w:r>
       <w:r>
         <w:t>, ktorá je navrhnutá s ohľadom na jednoduchosť, prehľadnosť a primeraný rozsah projektu.</w:t>
+      </w:r>
+      <w:r>
+        <w:t xml:space="preserve"> </w:t>
+      </w:r>
+      <w:r>
+        <w:rPr>
+          <w:b/>
+          <w:bCs/>
+        </w:rPr>
+        <w:t>(</w:t>
+      </w:r>
+      <w:r>
+        <w:rPr>
+          <w:rStyle w:val="Strong"/>
+          <w:b w:val="0"/>
+          <w:bCs w:val="0"/>
+        </w:rPr>
+        <w:t>Oracle, 2024</w:t>
+      </w:r>
+      <w:r>
+        <w:rPr>
+          <w:b/>
+          <w:bCs/>
+        </w:rPr>
+        <w:t>)</w:t>
       </w:r>
     </w:p>
     <w:p>
@@ -4454,7 +4696,7 @@
       </w:r>
       <w:r>
         <w:rPr>
-          <w:rStyle w:val="Vrazn"/>
+          <w:rStyle w:val="Strong"/>
         </w:rPr>
         <w:t>desktopové grafické rozhranie</w:t>
       </w:r>
@@ -4480,21 +4722,21 @@
       <w:proofErr w:type="spellStart"/>
       <w:r>
         <w:rPr>
-          <w:rStyle w:val="Vrazn"/>
+          <w:rStyle w:val="Strong"/>
         </w:rPr>
         <w:t>Visual</w:t>
       </w:r>
       <w:proofErr w:type="spellEnd"/>
       <w:r>
         <w:rPr>
-          <w:rStyle w:val="Vrazn"/>
+          <w:rStyle w:val="Strong"/>
         </w:rPr>
         <w:t xml:space="preserve"> </w:t>
       </w:r>
       <w:proofErr w:type="spellStart"/>
       <w:r>
         <w:rPr>
-          <w:rStyle w:val="Vrazn"/>
+          <w:rStyle w:val="Strong"/>
         </w:rPr>
         <w:t>Studio</w:t>
       </w:r>
@@ -4592,7 +4834,7 @@
       </w:r>
       <w:r>
         <w:rPr>
-          <w:rStyle w:val="Vrazn"/>
+          <w:rStyle w:val="Strong"/>
         </w:rPr>
         <w:t>nepodporuje klasický pokladničný hardvér</w:t>
       </w:r>
@@ -4601,13 +4843,38 @@
       </w:r>
       <w:r>
         <w:rPr>
-          <w:rStyle w:val="Vrazn"/>
+          <w:rStyle w:val="Strong"/>
         </w:rPr>
         <w:t>kamera určená na čítanie čiarových kódov produktov</w:t>
       </w:r>
       <w:r>
         <w:t>.</w:t>
       </w:r>
+      <w:r>
+        <w:t xml:space="preserve"> </w:t>
+      </w:r>
+      <w:r>
+        <w:rPr>
+          <w:b/>
+          <w:bCs/>
+        </w:rPr>
+        <w:t>(</w:t>
+      </w:r>
+      <w:r>
+        <w:rPr>
+          <w:rStyle w:val="Strong"/>
+          <w:b w:val="0"/>
+          <w:bCs w:val="0"/>
+        </w:rPr>
+        <w:t>GS1, 2023</w:t>
+      </w:r>
+      <w:r>
+        <w:rPr>
+          <w:b/>
+          <w:bCs/>
+        </w:rPr>
+        <w:t>)</w:t>
+      </w:r>
     </w:p>
     <w:p>
       <w:pPr>
@@ -4638,11 +4905,11 @@
         <w:pStyle w:val="text"/>
       </w:pPr>
       <w:r>
-        <w:t xml:space="preserve">Výhodou tohto riešenia je nízka hardvérová náročnosť a jednoduchá integrácia do existujúcej aplikácie. Zároveň však ide o riešenie, ktoré má svoje obmedzenia, napríklad závislosť od kvality kamery a svetelných podmienok. Napriek tomu je tento spôsob </w:t>
+        <w:t xml:space="preserve">Výhodou tohto riešenia je nízka hardvérová náročnosť a jednoduchá integrácia do existujúcej aplikácie. Zároveň však ide o riešenie, ktoré má svoje obmedzenia, napríklad </w:t>
       </w:r>
       <w:r>
         <w:lastRenderedPageBreak/>
-        <w:t>identifikácie produktov pre účely projektu plne postačujúci a zodpovedá jeho rozsahu a cieľom.</w:t>
+        <w:t>závislosť od kvality kamery a svetelných podmienok. Napriek tomu je tento spôsob identifikácie produktov pre účely projektu plne postačujúci a zodpovedá jeho rozsahu a cieľom.</w:t>
       </w:r>
     </w:p>
     <w:p>
@@ -4664,7 +4931,35 @@
         <w:pStyle w:val="text"/>
       </w:pPr>
       <w:r>
-        <w:t xml:space="preserve">Základnou požiadavkou na pokladničný systém je schopnosť realizovať predaj produktov rýchlo a bez zbytočných komplikácií. </w:t>
+        <w:t>Základnou požiadavkou na pokladničný systém je schopnosť realizovať predaj produktov rýchlo a bez zbytočných komplikácií.</w:t>
+      </w:r>
+      <w:r>
+        <w:t xml:space="preserve"> </w:t>
+      </w:r>
+      <w:r>
+        <w:rPr>
+          <w:b/>
+          <w:bCs/>
+        </w:rPr>
+        <w:t>(</w:t>
+      </w:r>
+      <w:r>
+        <w:rPr>
+          <w:rStyle w:val="Strong"/>
+          <w:b w:val="0"/>
+          <w:bCs w:val="0"/>
+        </w:rPr>
+        <w:t>Turban et al., 2018</w:t>
+      </w:r>
+      <w:r>
+        <w:rPr>
+          <w:b/>
+          <w:bCs/>
+        </w:rPr>
+        <w:t>)</w:t>
+      </w:r>
+      <w:r>
+        <w:t xml:space="preserve"> </w:t>
       </w:r>
       <w:proofErr w:type="spellStart"/>
       <w:r>
@@ -4732,7 +5027,7 @@
       </w:r>
       <w:r>
         <w:rPr>
-          <w:rStyle w:val="Vrazn"/>
+          <w:rStyle w:val="Strong"/>
         </w:rPr>
         <w:t>neobsahuje skladovú evidenciu</w:t>
       </w:r>
@@ -4769,11 +5064,8 @@
         <w:pStyle w:val="text"/>
       </w:pPr>
       <w:r>
-        <w:t xml:space="preserve">Požiadavkou je, aby systém dokázal spoľahlivo spracovať obraz z kamery, rozpoznať čiarový kód a priradiť ho ku konkrétnemu produktu v databáze. Táto </w:t>
-      </w:r>
-      <w:r>
         <w:lastRenderedPageBreak/>
-        <w:t>funkcionalita výrazne urýchľuje proces predaja a znižuje riziko chýb spôsobených manuálnym zadávaním údajov.</w:t>
+        <w:t>Požiadavkou je, aby systém dokázal spoľahlivo spracovať obraz z kamery, rozpoznať čiarový kód a priradiť ho ku konkrétnemu produktu v databáze. Táto funkcionalita výrazne urýchľuje proces predaja a znižuje riziko chýb spôsobených manuálnym zadávaním údajov.</w:t>
       </w:r>
     </w:p>
     <w:p>
@@ -5291,86 +5583,933 @@
     </w:p>
     <w:p>
       <w:pPr>
+        <w:pStyle w:val="ListParagraph"/>
+        <w:numPr>
+          <w:ilvl w:val="0"/>
+          <w:numId w:val="20"/>
+        </w:numPr>
+        <w:spacing w:line="360" w:lineRule="auto"/>
+        <w:rPr>
+          <w:rFonts w:ascii="Times New Roman" w:hAnsi="Times New Roman" w:cs="Times New Roman"/>
+        </w:rPr>
+      </w:pPr>
+      <w:r>
+        <w:rPr>
+          <w:rStyle w:val="Strong"/>
+          <w:rFonts w:ascii="Times New Roman" w:hAnsi="Times New Roman" w:cs="Times New Roman"/>
+        </w:rPr>
+        <w:t xml:space="preserve">BUTTLE, </w:t>
+      </w:r>
+      <w:proofErr w:type="spellStart"/>
+      <w:r>
+        <w:rPr>
+          <w:rStyle w:val="Strong"/>
+          <w:rFonts w:ascii="Times New Roman" w:hAnsi="Times New Roman" w:cs="Times New Roman"/>
+        </w:rPr>
+        <w:t>Francis</w:t>
+      </w:r>
+      <w:proofErr w:type="spellEnd"/>
+      <w:r>
+        <w:rPr>
+          <w:rStyle w:val="Strong"/>
+          <w:rFonts w:ascii="Times New Roman" w:hAnsi="Times New Roman" w:cs="Times New Roman"/>
+        </w:rPr>
+        <w:t>. 2019.</w:t>
+      </w:r>
+      <w:r>
+        <w:rPr>
+          <w:rFonts w:ascii="Times New Roman" w:hAnsi="Times New Roman" w:cs="Times New Roman"/>
+        </w:rPr>
+        <w:t xml:space="preserve"> </w:t>
+      </w:r>
+      <w:proofErr w:type="spellStart"/>
+      <w:r>
+        <w:rPr>
+          <w:rStyle w:val="Emphasis"/>
+          <w:rFonts w:ascii="Times New Roman" w:hAnsi="Times New Roman" w:cs="Times New Roman"/>
+        </w:rPr>
+        <w:t>Customer</w:t>
+      </w:r>
+      <w:proofErr w:type="spellEnd"/>
+      <w:r>
+        <w:rPr>
+          <w:rStyle w:val="Emphasis"/>
+          <w:rFonts w:ascii="Times New Roman" w:hAnsi="Times New Roman" w:cs="Times New Roman"/>
+        </w:rPr>
+        <w:t xml:space="preserve"> </w:t>
+      </w:r>
+      <w:proofErr w:type="spellStart"/>
+      <w:r>
+        <w:rPr>
+          <w:rStyle w:val="Emphasis"/>
+          <w:rFonts w:ascii="Times New Roman" w:hAnsi="Times New Roman" w:cs="Times New Roman"/>
+        </w:rPr>
+        <w:t>Relationship</w:t>
+      </w:r>
+      <w:proofErr w:type="spellEnd"/>
+      <w:r>
+        <w:rPr>
+          <w:rStyle w:val="Emphasis"/>
+          <w:rFonts w:ascii="Times New Roman" w:hAnsi="Times New Roman" w:cs="Times New Roman"/>
+        </w:rPr>
+        <w:t xml:space="preserve"> Management: </w:t>
+      </w:r>
+      <w:proofErr w:type="spellStart"/>
+      <w:r>
+        <w:rPr>
+          <w:rStyle w:val="Emphasis"/>
+          <w:rFonts w:ascii="Times New Roman" w:hAnsi="Times New Roman" w:cs="Times New Roman"/>
+        </w:rPr>
+        <w:t>Concepts</w:t>
+      </w:r>
+      <w:proofErr w:type="spellEnd"/>
+      <w:r>
+        <w:rPr>
+          <w:rStyle w:val="Emphasis"/>
+          <w:rFonts w:ascii="Times New Roman" w:hAnsi="Times New Roman" w:cs="Times New Roman"/>
+        </w:rPr>
+        <w:t xml:space="preserve"> and Technologies.</w:t>
+      </w:r>
+      <w:r>
+        <w:rPr>
+          <w:rFonts w:ascii="Times New Roman" w:hAnsi="Times New Roman" w:cs="Times New Roman"/>
+        </w:rPr>
+        <w:t xml:space="preserve"> 4th </w:t>
+      </w:r>
+      <w:proofErr w:type="spellStart"/>
+      <w:r>
+        <w:rPr>
+          <w:rFonts w:ascii="Times New Roman" w:hAnsi="Times New Roman" w:cs="Times New Roman"/>
+        </w:rPr>
+        <w:t>ed</w:t>
+      </w:r>
+      <w:proofErr w:type="spellEnd"/>
+      <w:r>
+        <w:rPr>
+          <w:rFonts w:ascii="Times New Roman" w:hAnsi="Times New Roman" w:cs="Times New Roman"/>
+        </w:rPr>
+        <w:t xml:space="preserve">. </w:t>
+      </w:r>
+      <w:proofErr w:type="spellStart"/>
+      <w:r>
+        <w:rPr>
+          <w:rFonts w:ascii="Times New Roman" w:hAnsi="Times New Roman" w:cs="Times New Roman"/>
+        </w:rPr>
+        <w:t>London</w:t>
+      </w:r>
+      <w:proofErr w:type="spellEnd"/>
+      <w:r>
+        <w:rPr>
+          <w:rFonts w:ascii="Times New Roman" w:hAnsi="Times New Roman" w:cs="Times New Roman"/>
+        </w:rPr>
+        <w:t xml:space="preserve">: </w:t>
+      </w:r>
+      <w:proofErr w:type="spellStart"/>
+      <w:r>
+        <w:rPr>
+          <w:rFonts w:ascii="Times New Roman" w:hAnsi="Times New Roman" w:cs="Times New Roman"/>
+        </w:rPr>
+        <w:t>Routledge</w:t>
+      </w:r>
+      <w:proofErr w:type="spellEnd"/>
+      <w:r>
+        <w:rPr>
+          <w:rFonts w:ascii="Times New Roman" w:hAnsi="Times New Roman" w:cs="Times New Roman"/>
+        </w:rPr>
+        <w:t>. ISBN 978-1-138-49424-4.</w:t>
+      </w:r>
+    </w:p>
+    <w:p>
+      <w:pPr>
+        <w:pStyle w:val="ListParagraph"/>
+        <w:numPr>
+          <w:ilvl w:val="0"/>
+          <w:numId w:val="20"/>
+        </w:numPr>
+        <w:spacing w:line="360" w:lineRule="auto"/>
+        <w:rPr>
+          <w:rFonts w:ascii="Times New Roman" w:hAnsi="Times New Roman" w:cs="Times New Roman"/>
+        </w:rPr>
+      </w:pPr>
+      <w:r>
+        <w:rPr>
+          <w:rStyle w:val="Strong"/>
+          <w:rFonts w:ascii="Times New Roman" w:hAnsi="Times New Roman" w:cs="Times New Roman"/>
+        </w:rPr>
+        <w:t>GS1. 2023.</w:t>
+      </w:r>
+      <w:r>
+        <w:rPr>
+          <w:rFonts w:ascii="Times New Roman" w:hAnsi="Times New Roman" w:cs="Times New Roman"/>
+        </w:rPr>
+        <w:t xml:space="preserve"> </w:t>
+      </w:r>
+      <w:proofErr w:type="spellStart"/>
+      <w:r>
+        <w:rPr>
+          <w:rStyle w:val="Emphasis"/>
+          <w:rFonts w:ascii="Times New Roman" w:hAnsi="Times New Roman" w:cs="Times New Roman"/>
+        </w:rPr>
+        <w:t>Barcode</w:t>
+      </w:r>
+      <w:proofErr w:type="spellEnd"/>
+      <w:r>
+        <w:rPr>
+          <w:rStyle w:val="Emphasis"/>
+          <w:rFonts w:ascii="Times New Roman" w:hAnsi="Times New Roman" w:cs="Times New Roman"/>
+        </w:rPr>
+        <w:t xml:space="preserve"> </w:t>
+      </w:r>
+      <w:proofErr w:type="spellStart"/>
+      <w:r>
+        <w:rPr>
+          <w:rStyle w:val="Emphasis"/>
+          <w:rFonts w:ascii="Times New Roman" w:hAnsi="Times New Roman" w:cs="Times New Roman"/>
+        </w:rPr>
+        <w:t>scanning</w:t>
+      </w:r>
+      <w:proofErr w:type="spellEnd"/>
+      <w:r>
+        <w:rPr>
+          <w:rStyle w:val="Emphasis"/>
+          <w:rFonts w:ascii="Times New Roman" w:hAnsi="Times New Roman" w:cs="Times New Roman"/>
+        </w:rPr>
+        <w:t xml:space="preserve"> and </w:t>
+      </w:r>
+      <w:proofErr w:type="spellStart"/>
+      <w:r>
+        <w:rPr>
+          <w:rStyle w:val="Emphasis"/>
+          <w:rFonts w:ascii="Times New Roman" w:hAnsi="Times New Roman" w:cs="Times New Roman"/>
+        </w:rPr>
+        <w:t>identification</w:t>
+      </w:r>
+      <w:proofErr w:type="spellEnd"/>
+      <w:r>
+        <w:rPr>
+          <w:rStyle w:val="Emphasis"/>
+          <w:rFonts w:ascii="Times New Roman" w:hAnsi="Times New Roman" w:cs="Times New Roman"/>
+        </w:rPr>
+        <w:t xml:space="preserve"> </w:t>
+      </w:r>
+      <w:proofErr w:type="spellStart"/>
+      <w:r>
+        <w:rPr>
+          <w:rStyle w:val="Emphasis"/>
+          <w:rFonts w:ascii="Times New Roman" w:hAnsi="Times New Roman" w:cs="Times New Roman"/>
+        </w:rPr>
+        <w:t>technologies</w:t>
+      </w:r>
+      <w:proofErr w:type="spellEnd"/>
+      <w:r>
+        <w:rPr>
+          <w:rFonts w:ascii="Times New Roman" w:hAnsi="Times New Roman" w:cs="Times New Roman"/>
+        </w:rPr>
+        <w:t xml:space="preserve"> [online]. [cit. 2025-03-15]. Dostupné na: </w:t>
+      </w:r>
+      <w:hyperlink r:id="rId11" w:tgtFrame="_new" w:history="1">
+        <w:r>
+          <w:rPr>
+            <w:rStyle w:val="Hyperlink"/>
+            <w:rFonts w:ascii="Times New Roman" w:hAnsi="Times New Roman" w:cs="Times New Roman"/>
+          </w:rPr>
+          <w:t>https://www.gs</w:t>
+        </w:r>
+        <w:r>
+          <w:rPr>
+            <w:rStyle w:val="Hyperlink"/>
+            <w:rFonts w:ascii="Times New Roman" w:hAnsi="Times New Roman" w:cs="Times New Roman"/>
+          </w:rPr>
+          <w:t>1</w:t>
+        </w:r>
+        <w:r>
+          <w:rPr>
+            <w:rStyle w:val="Hyperlink"/>
+            <w:rFonts w:ascii="Times New Roman" w:hAnsi="Times New Roman" w:cs="Times New Roman"/>
+          </w:rPr>
+          <w:t>.org/standards/barcodes</w:t>
+        </w:r>
+      </w:hyperlink>
+    </w:p>
+    <w:p>
+      <w:pPr>
+        <w:pStyle w:val="ListParagraph"/>
+        <w:numPr>
+          <w:ilvl w:val="0"/>
+          <w:numId w:val="20"/>
+        </w:numPr>
+        <w:spacing w:line="360" w:lineRule="auto"/>
+        <w:rPr>
+          <w:rFonts w:ascii="Times New Roman" w:hAnsi="Times New Roman" w:cs="Times New Roman"/>
+        </w:rPr>
+      </w:pPr>
+      <w:r>
+        <w:rPr>
+          <w:rStyle w:val="Strong"/>
+          <w:rFonts w:ascii="Times New Roman" w:hAnsi="Times New Roman" w:cs="Times New Roman"/>
+        </w:rPr>
+        <w:t xml:space="preserve">LAUDON, </w:t>
+      </w:r>
+      <w:proofErr w:type="spellStart"/>
+      <w:r>
+        <w:rPr>
+          <w:rStyle w:val="Strong"/>
+          <w:rFonts w:ascii="Times New Roman" w:hAnsi="Times New Roman" w:cs="Times New Roman"/>
+        </w:rPr>
+        <w:t>Kenneth</w:t>
+      </w:r>
+      <w:proofErr w:type="spellEnd"/>
+      <w:r>
+        <w:rPr>
+          <w:rStyle w:val="Strong"/>
+          <w:rFonts w:ascii="Times New Roman" w:hAnsi="Times New Roman" w:cs="Times New Roman"/>
+        </w:rPr>
+        <w:t xml:space="preserve"> C. a LAUDON, Jane P. 2020.</w:t>
+      </w:r>
+      <w:r>
+        <w:rPr>
+          <w:rFonts w:ascii="Times New Roman" w:hAnsi="Times New Roman" w:cs="Times New Roman"/>
+        </w:rPr>
+        <w:t xml:space="preserve"> </w:t>
+      </w:r>
+      <w:r>
+        <w:rPr>
+          <w:rStyle w:val="Emphasis"/>
+          <w:rFonts w:ascii="Times New Roman" w:hAnsi="Times New Roman" w:cs="Times New Roman"/>
+        </w:rPr>
+        <w:t xml:space="preserve">Management </w:t>
+      </w:r>
+      <w:proofErr w:type="spellStart"/>
+      <w:r>
+        <w:rPr>
+          <w:rStyle w:val="Emphasis"/>
+          <w:rFonts w:ascii="Times New Roman" w:hAnsi="Times New Roman" w:cs="Times New Roman"/>
+        </w:rPr>
+        <w:t>Information</w:t>
+      </w:r>
+      <w:proofErr w:type="spellEnd"/>
+      <w:r>
+        <w:rPr>
+          <w:rStyle w:val="Emphasis"/>
+          <w:rFonts w:ascii="Times New Roman" w:hAnsi="Times New Roman" w:cs="Times New Roman"/>
+        </w:rPr>
+        <w:t xml:space="preserve"> Systems: </w:t>
+      </w:r>
+      <w:proofErr w:type="spellStart"/>
+      <w:r>
+        <w:rPr>
+          <w:rStyle w:val="Emphasis"/>
+          <w:rFonts w:ascii="Times New Roman" w:hAnsi="Times New Roman" w:cs="Times New Roman"/>
+        </w:rPr>
+        <w:t>Managing</w:t>
+      </w:r>
+      <w:proofErr w:type="spellEnd"/>
+      <w:r>
+        <w:rPr>
+          <w:rStyle w:val="Emphasis"/>
+          <w:rFonts w:ascii="Times New Roman" w:hAnsi="Times New Roman" w:cs="Times New Roman"/>
+        </w:rPr>
+        <w:t xml:space="preserve"> </w:t>
+      </w:r>
+      <w:proofErr w:type="spellStart"/>
+      <w:r>
+        <w:rPr>
+          <w:rStyle w:val="Emphasis"/>
+          <w:rFonts w:ascii="Times New Roman" w:hAnsi="Times New Roman" w:cs="Times New Roman"/>
+        </w:rPr>
+        <w:t>the</w:t>
+      </w:r>
+      <w:proofErr w:type="spellEnd"/>
+      <w:r>
+        <w:rPr>
+          <w:rStyle w:val="Emphasis"/>
+          <w:rFonts w:ascii="Times New Roman" w:hAnsi="Times New Roman" w:cs="Times New Roman"/>
+        </w:rPr>
+        <w:t xml:space="preserve"> </w:t>
+      </w:r>
+      <w:proofErr w:type="spellStart"/>
+      <w:r>
+        <w:rPr>
+          <w:rStyle w:val="Emphasis"/>
+          <w:rFonts w:ascii="Times New Roman" w:hAnsi="Times New Roman" w:cs="Times New Roman"/>
+        </w:rPr>
+        <w:t>Digital</w:t>
+      </w:r>
+      <w:proofErr w:type="spellEnd"/>
+      <w:r>
+        <w:rPr>
+          <w:rStyle w:val="Emphasis"/>
+          <w:rFonts w:ascii="Times New Roman" w:hAnsi="Times New Roman" w:cs="Times New Roman"/>
+        </w:rPr>
+        <w:t xml:space="preserve"> </w:t>
+      </w:r>
+      <w:proofErr w:type="spellStart"/>
+      <w:r>
+        <w:rPr>
+          <w:rStyle w:val="Emphasis"/>
+          <w:rFonts w:ascii="Times New Roman" w:hAnsi="Times New Roman" w:cs="Times New Roman"/>
+        </w:rPr>
+        <w:t>Firm</w:t>
+      </w:r>
+      <w:proofErr w:type="spellEnd"/>
+      <w:r>
+        <w:rPr>
+          <w:rStyle w:val="Emphasis"/>
+          <w:rFonts w:ascii="Times New Roman" w:hAnsi="Times New Roman" w:cs="Times New Roman"/>
+        </w:rPr>
+        <w:t>.</w:t>
+      </w:r>
+      <w:r>
+        <w:rPr>
+          <w:rFonts w:ascii="Times New Roman" w:hAnsi="Times New Roman" w:cs="Times New Roman"/>
+        </w:rPr>
+        <w:t xml:space="preserve"> 16th </w:t>
+      </w:r>
+      <w:proofErr w:type="spellStart"/>
+      <w:r>
+        <w:rPr>
+          <w:rFonts w:ascii="Times New Roman" w:hAnsi="Times New Roman" w:cs="Times New Roman"/>
+        </w:rPr>
+        <w:t>ed</w:t>
+      </w:r>
+      <w:proofErr w:type="spellEnd"/>
+      <w:r>
+        <w:rPr>
+          <w:rFonts w:ascii="Times New Roman" w:hAnsi="Times New Roman" w:cs="Times New Roman"/>
+        </w:rPr>
+        <w:t xml:space="preserve">. </w:t>
+      </w:r>
+      <w:proofErr w:type="spellStart"/>
+      <w:r>
+        <w:rPr>
+          <w:rFonts w:ascii="Times New Roman" w:hAnsi="Times New Roman" w:cs="Times New Roman"/>
+        </w:rPr>
+        <w:t>Harlow</w:t>
+      </w:r>
+      <w:proofErr w:type="spellEnd"/>
+      <w:r>
+        <w:rPr>
+          <w:rFonts w:ascii="Times New Roman" w:hAnsi="Times New Roman" w:cs="Times New Roman"/>
+        </w:rPr>
+        <w:t xml:space="preserve">: </w:t>
+      </w:r>
+      <w:proofErr w:type="spellStart"/>
+      <w:r>
+        <w:rPr>
+          <w:rFonts w:ascii="Times New Roman" w:hAnsi="Times New Roman" w:cs="Times New Roman"/>
+        </w:rPr>
+        <w:t>Pearson</w:t>
+      </w:r>
+      <w:proofErr w:type="spellEnd"/>
+      <w:r>
+        <w:rPr>
+          <w:rFonts w:ascii="Times New Roman" w:hAnsi="Times New Roman" w:cs="Times New Roman"/>
+        </w:rPr>
+        <w:t xml:space="preserve"> </w:t>
+      </w:r>
+      <w:proofErr w:type="spellStart"/>
+      <w:r>
+        <w:rPr>
+          <w:rFonts w:ascii="Times New Roman" w:hAnsi="Times New Roman" w:cs="Times New Roman"/>
+        </w:rPr>
+        <w:t>Education</w:t>
+      </w:r>
+      <w:proofErr w:type="spellEnd"/>
+      <w:r>
+        <w:rPr>
+          <w:rFonts w:ascii="Times New Roman" w:hAnsi="Times New Roman" w:cs="Times New Roman"/>
+        </w:rPr>
+        <w:t>. ISBN 978-1-292-40859-3.</w:t>
+      </w:r>
+    </w:p>
+    <w:p>
+      <w:pPr>
+        <w:pStyle w:val="ListParagraph"/>
+        <w:numPr>
+          <w:ilvl w:val="0"/>
+          <w:numId w:val="20"/>
+        </w:numPr>
+        <w:spacing w:line="360" w:lineRule="auto"/>
+        <w:rPr>
+          <w:rFonts w:ascii="Times New Roman" w:hAnsi="Times New Roman" w:cs="Times New Roman"/>
+        </w:rPr>
+      </w:pPr>
+      <w:r>
+        <w:rPr>
+          <w:rStyle w:val="Strong"/>
+          <w:rFonts w:ascii="Times New Roman" w:hAnsi="Times New Roman" w:cs="Times New Roman"/>
+        </w:rPr>
+        <w:t>MICROSOFT. 2024a.</w:t>
+      </w:r>
+      <w:r>
+        <w:rPr>
+          <w:rFonts w:ascii="Times New Roman" w:hAnsi="Times New Roman" w:cs="Times New Roman"/>
+        </w:rPr>
+        <w:t xml:space="preserve"> </w:t>
+      </w:r>
+      <w:proofErr w:type="spellStart"/>
+      <w:r>
+        <w:rPr>
+          <w:rStyle w:val="Emphasis"/>
+          <w:rFonts w:ascii="Times New Roman" w:hAnsi="Times New Roman" w:cs="Times New Roman"/>
+        </w:rPr>
+        <w:t>Introduction</w:t>
+      </w:r>
+      <w:proofErr w:type="spellEnd"/>
+      <w:r>
+        <w:rPr>
+          <w:rStyle w:val="Emphasis"/>
+          <w:rFonts w:ascii="Times New Roman" w:hAnsi="Times New Roman" w:cs="Times New Roman"/>
+        </w:rPr>
+        <w:t xml:space="preserve"> to .NET</w:t>
+      </w:r>
+      <w:r>
+        <w:rPr>
+          <w:rFonts w:ascii="Times New Roman" w:hAnsi="Times New Roman" w:cs="Times New Roman"/>
+        </w:rPr>
+        <w:t xml:space="preserve"> [online]. [cit. 2025-03-15]. Dostupné na: </w:t>
+      </w:r>
+      <w:hyperlink r:id="rId12" w:tgtFrame="_new" w:history="1">
+        <w:r>
+          <w:rPr>
+            <w:rStyle w:val="Hyperlink"/>
+            <w:rFonts w:ascii="Times New Roman" w:hAnsi="Times New Roman" w:cs="Times New Roman"/>
+          </w:rPr>
+          <w:t>https://learn.micros</w:t>
+        </w:r>
+        <w:r>
+          <w:rPr>
+            <w:rStyle w:val="Hyperlink"/>
+            <w:rFonts w:ascii="Times New Roman" w:hAnsi="Times New Roman" w:cs="Times New Roman"/>
+          </w:rPr>
+          <w:t>o</w:t>
+        </w:r>
+        <w:r>
+          <w:rPr>
+            <w:rStyle w:val="Hyperlink"/>
+            <w:rFonts w:ascii="Times New Roman" w:hAnsi="Times New Roman" w:cs="Times New Roman"/>
+          </w:rPr>
+          <w:t>ft.com/en-us/dotnet/</w:t>
+        </w:r>
+      </w:hyperlink>
+    </w:p>
+    <w:p>
+      <w:pPr>
+        <w:pStyle w:val="ListParagraph"/>
+        <w:numPr>
+          <w:ilvl w:val="0"/>
+          <w:numId w:val="20"/>
+        </w:numPr>
+        <w:spacing w:line="360" w:lineRule="auto"/>
+        <w:rPr>
+          <w:rFonts w:ascii="Times New Roman" w:hAnsi="Times New Roman" w:cs="Times New Roman"/>
+        </w:rPr>
+      </w:pPr>
+      <w:r>
+        <w:rPr>
+          <w:rStyle w:val="Strong"/>
+          <w:rFonts w:ascii="Times New Roman" w:hAnsi="Times New Roman" w:cs="Times New Roman"/>
+        </w:rPr>
+        <w:t>MICROSOFT. 2024b.</w:t>
+      </w:r>
+      <w:r>
+        <w:rPr>
+          <w:rFonts w:ascii="Times New Roman" w:hAnsi="Times New Roman" w:cs="Times New Roman"/>
+        </w:rPr>
+        <w:t xml:space="preserve"> </w:t>
+      </w:r>
+      <w:r>
+        <w:rPr>
+          <w:rStyle w:val="Emphasis"/>
+          <w:rFonts w:ascii="Times New Roman" w:hAnsi="Times New Roman" w:cs="Times New Roman"/>
+        </w:rPr>
+        <w:t xml:space="preserve">C# </w:t>
+      </w:r>
+      <w:proofErr w:type="spellStart"/>
+      <w:r>
+        <w:rPr>
+          <w:rStyle w:val="Emphasis"/>
+          <w:rFonts w:ascii="Times New Roman" w:hAnsi="Times New Roman" w:cs="Times New Roman"/>
+        </w:rPr>
+        <w:t>documentation</w:t>
+      </w:r>
+      <w:proofErr w:type="spellEnd"/>
+      <w:r>
+        <w:rPr>
+          <w:rFonts w:ascii="Times New Roman" w:hAnsi="Times New Roman" w:cs="Times New Roman"/>
+        </w:rPr>
+        <w:t xml:space="preserve"> [online]. [cit. 2025-03-15]. Dostupné na: </w:t>
+      </w:r>
+      <w:hyperlink r:id="rId13" w:tgtFrame="_new" w:history="1">
+        <w:r>
+          <w:rPr>
+            <w:rStyle w:val="Hyperlink"/>
+            <w:rFonts w:ascii="Times New Roman" w:hAnsi="Times New Roman" w:cs="Times New Roman"/>
+          </w:rPr>
+          <w:t>https://learn.micr</w:t>
+        </w:r>
+        <w:r>
+          <w:rPr>
+            <w:rStyle w:val="Hyperlink"/>
+            <w:rFonts w:ascii="Times New Roman" w:hAnsi="Times New Roman" w:cs="Times New Roman"/>
+          </w:rPr>
+          <w:t>o</w:t>
+        </w:r>
+        <w:r>
+          <w:rPr>
+            <w:rStyle w:val="Hyperlink"/>
+            <w:rFonts w:ascii="Times New Roman" w:hAnsi="Times New Roman" w:cs="Times New Roman"/>
+          </w:rPr>
+          <w:t>soft.com/en-us/dotnet/csharp/</w:t>
+        </w:r>
+      </w:hyperlink>
+    </w:p>
+    <w:p>
+      <w:pPr>
+        <w:pStyle w:val="ListParagraph"/>
+        <w:numPr>
+          <w:ilvl w:val="0"/>
+          <w:numId w:val="20"/>
+        </w:numPr>
+        <w:spacing w:line="360" w:lineRule="auto"/>
+        <w:rPr>
+          <w:rFonts w:ascii="Times New Roman" w:hAnsi="Times New Roman" w:cs="Times New Roman"/>
+        </w:rPr>
+      </w:pPr>
+      <w:r>
+        <w:rPr>
+          <w:rStyle w:val="Strong"/>
+          <w:rFonts w:ascii="Times New Roman" w:hAnsi="Times New Roman" w:cs="Times New Roman"/>
+        </w:rPr>
+        <w:t>MICROSOFT. 2024c.</w:t>
+      </w:r>
+      <w:r>
+        <w:rPr>
+          <w:rFonts w:ascii="Times New Roman" w:hAnsi="Times New Roman" w:cs="Times New Roman"/>
+        </w:rPr>
+        <w:t xml:space="preserve"> </w:t>
+      </w:r>
+      <w:r>
+        <w:rPr>
+          <w:rStyle w:val="Emphasis"/>
+          <w:rFonts w:ascii="Times New Roman" w:hAnsi="Times New Roman" w:cs="Times New Roman"/>
+        </w:rPr>
+        <w:t xml:space="preserve">Windows </w:t>
+      </w:r>
+      <w:proofErr w:type="spellStart"/>
+      <w:r>
+        <w:rPr>
+          <w:rStyle w:val="Emphasis"/>
+          <w:rFonts w:ascii="Times New Roman" w:hAnsi="Times New Roman" w:cs="Times New Roman"/>
+        </w:rPr>
+        <w:t>Forms</w:t>
+      </w:r>
+      <w:proofErr w:type="spellEnd"/>
+      <w:r>
+        <w:rPr>
+          <w:rStyle w:val="Emphasis"/>
+          <w:rFonts w:ascii="Times New Roman" w:hAnsi="Times New Roman" w:cs="Times New Roman"/>
+        </w:rPr>
+        <w:t xml:space="preserve"> </w:t>
+      </w:r>
+      <w:proofErr w:type="spellStart"/>
+      <w:r>
+        <w:rPr>
+          <w:rStyle w:val="Emphasis"/>
+          <w:rFonts w:ascii="Times New Roman" w:hAnsi="Times New Roman" w:cs="Times New Roman"/>
+        </w:rPr>
+        <w:t>overview</w:t>
+      </w:r>
+      <w:proofErr w:type="spellEnd"/>
+      <w:r>
+        <w:rPr>
+          <w:rFonts w:ascii="Times New Roman" w:hAnsi="Times New Roman" w:cs="Times New Roman"/>
+        </w:rPr>
+        <w:t xml:space="preserve"> [online]. [cit. 2025-03-15]. Dostupné na: </w:t>
+      </w:r>
+      <w:hyperlink r:id="rId14" w:tgtFrame="_new" w:history="1">
+        <w:r>
+          <w:rPr>
+            <w:rStyle w:val="Hyperlink"/>
+            <w:rFonts w:ascii="Times New Roman" w:hAnsi="Times New Roman" w:cs="Times New Roman"/>
+          </w:rPr>
+          <w:t>https://learn.microsoft.com/en-us/dotnet/desktop/winforms/</w:t>
+        </w:r>
+      </w:hyperlink>
+    </w:p>
+    <w:p>
+      <w:pPr>
+        <w:pStyle w:val="ListParagraph"/>
+        <w:numPr>
+          <w:ilvl w:val="0"/>
+          <w:numId w:val="20"/>
+        </w:numPr>
+        <w:spacing w:line="360" w:lineRule="auto"/>
+        <w:rPr>
+          <w:rFonts w:ascii="Times New Roman" w:hAnsi="Times New Roman" w:cs="Times New Roman"/>
+        </w:rPr>
+      </w:pPr>
+      <w:r>
+        <w:rPr>
+          <w:rStyle w:val="Strong"/>
+          <w:rFonts w:ascii="Times New Roman" w:hAnsi="Times New Roman" w:cs="Times New Roman"/>
+        </w:rPr>
+        <w:t>ORACLE. 2024.</w:t>
+      </w:r>
+      <w:r>
+        <w:rPr>
+          <w:rFonts w:ascii="Times New Roman" w:hAnsi="Times New Roman" w:cs="Times New Roman"/>
+        </w:rPr>
+        <w:t xml:space="preserve"> </w:t>
+      </w:r>
+      <w:r>
+        <w:rPr>
+          <w:rStyle w:val="Emphasis"/>
+          <w:rFonts w:ascii="Times New Roman" w:hAnsi="Times New Roman" w:cs="Times New Roman"/>
+        </w:rPr>
+        <w:t xml:space="preserve">MySQL 8.0 </w:t>
+      </w:r>
+      <w:proofErr w:type="spellStart"/>
+      <w:r>
+        <w:rPr>
+          <w:rStyle w:val="Emphasis"/>
+          <w:rFonts w:ascii="Times New Roman" w:hAnsi="Times New Roman" w:cs="Times New Roman"/>
+        </w:rPr>
+        <w:t>Reference</w:t>
+      </w:r>
+      <w:proofErr w:type="spellEnd"/>
+      <w:r>
+        <w:rPr>
+          <w:rStyle w:val="Emphasis"/>
+          <w:rFonts w:ascii="Times New Roman" w:hAnsi="Times New Roman" w:cs="Times New Roman"/>
+        </w:rPr>
+        <w:t xml:space="preserve"> </w:t>
+      </w:r>
+      <w:proofErr w:type="spellStart"/>
+      <w:r>
+        <w:rPr>
+          <w:rStyle w:val="Emphasis"/>
+          <w:rFonts w:ascii="Times New Roman" w:hAnsi="Times New Roman" w:cs="Times New Roman"/>
+        </w:rPr>
+        <w:t>Manual</w:t>
+      </w:r>
+      <w:proofErr w:type="spellEnd"/>
+      <w:r>
+        <w:rPr>
+          <w:rFonts w:ascii="Times New Roman" w:hAnsi="Times New Roman" w:cs="Times New Roman"/>
+        </w:rPr>
+        <w:t xml:space="preserve"> [online]. [cit. 2025-03-15]. Dostupné na: </w:t>
+      </w:r>
+      <w:hyperlink r:id="rId15" w:tgtFrame="_new" w:history="1">
+        <w:r>
+          <w:rPr>
+            <w:rStyle w:val="Hyperlink"/>
+            <w:rFonts w:ascii="Times New Roman" w:hAnsi="Times New Roman" w:cs="Times New Roman"/>
+          </w:rPr>
+          <w:t>https://</w:t>
+        </w:r>
+        <w:r>
+          <w:rPr>
+            <w:rStyle w:val="Hyperlink"/>
+            <w:rFonts w:ascii="Times New Roman" w:hAnsi="Times New Roman" w:cs="Times New Roman"/>
+          </w:rPr>
+          <w:t>d</w:t>
+        </w:r>
+        <w:r>
+          <w:rPr>
+            <w:rStyle w:val="Hyperlink"/>
+            <w:rFonts w:ascii="Times New Roman" w:hAnsi="Times New Roman" w:cs="Times New Roman"/>
+          </w:rPr>
+          <w:t>ev.mysql.com/doc/refman/8.0/en/</w:t>
+        </w:r>
+      </w:hyperlink>
+    </w:p>
+    <w:p>
+      <w:pPr>
+        <w:pStyle w:val="ListParagraph"/>
+        <w:numPr>
+          <w:ilvl w:val="0"/>
+          <w:numId w:val="20"/>
+        </w:numPr>
+        <w:spacing w:line="360" w:lineRule="auto"/>
+        <w:rPr>
+          <w:rFonts w:ascii="Times New Roman" w:hAnsi="Times New Roman" w:cs="Times New Roman"/>
+        </w:rPr>
+      </w:pPr>
+      <w:r>
+        <w:rPr>
+          <w:rStyle w:val="Strong"/>
+          <w:rFonts w:ascii="Times New Roman" w:hAnsi="Times New Roman" w:cs="Times New Roman"/>
+        </w:rPr>
+        <w:t xml:space="preserve">TURBAN, </w:t>
+      </w:r>
+      <w:proofErr w:type="spellStart"/>
+      <w:r>
+        <w:rPr>
+          <w:rStyle w:val="Strong"/>
+          <w:rFonts w:ascii="Times New Roman" w:hAnsi="Times New Roman" w:cs="Times New Roman"/>
+        </w:rPr>
+        <w:t>Efraim</w:t>
+      </w:r>
+      <w:proofErr w:type="spellEnd"/>
+      <w:r>
+        <w:rPr>
+          <w:rStyle w:val="Strong"/>
+          <w:rFonts w:ascii="Times New Roman" w:hAnsi="Times New Roman" w:cs="Times New Roman"/>
+        </w:rPr>
+        <w:t xml:space="preserve">, POLLARD, </w:t>
+      </w:r>
+      <w:proofErr w:type="spellStart"/>
+      <w:r>
+        <w:rPr>
+          <w:rStyle w:val="Strong"/>
+          <w:rFonts w:ascii="Times New Roman" w:hAnsi="Times New Roman" w:cs="Times New Roman"/>
+        </w:rPr>
+        <w:t>Carol</w:t>
+      </w:r>
+      <w:proofErr w:type="spellEnd"/>
+      <w:r>
+        <w:rPr>
+          <w:rStyle w:val="Strong"/>
+          <w:rFonts w:ascii="Times New Roman" w:hAnsi="Times New Roman" w:cs="Times New Roman"/>
+        </w:rPr>
+        <w:t xml:space="preserve"> a WOOD, </w:t>
+      </w:r>
+      <w:proofErr w:type="spellStart"/>
+      <w:r>
+        <w:rPr>
+          <w:rStyle w:val="Strong"/>
+          <w:rFonts w:ascii="Times New Roman" w:hAnsi="Times New Roman" w:cs="Times New Roman"/>
+        </w:rPr>
+        <w:t>Gregory</w:t>
+      </w:r>
+      <w:proofErr w:type="spellEnd"/>
+      <w:r>
+        <w:rPr>
+          <w:rStyle w:val="Strong"/>
+          <w:rFonts w:ascii="Times New Roman" w:hAnsi="Times New Roman" w:cs="Times New Roman"/>
+        </w:rPr>
+        <w:t>. 2018.</w:t>
+      </w:r>
+      <w:r>
+        <w:rPr>
+          <w:rFonts w:ascii="Times New Roman" w:hAnsi="Times New Roman" w:cs="Times New Roman"/>
+        </w:rPr>
+        <w:t xml:space="preserve"> </w:t>
+      </w:r>
+      <w:proofErr w:type="spellStart"/>
+      <w:r>
+        <w:rPr>
+          <w:rStyle w:val="Emphasis"/>
+          <w:rFonts w:ascii="Times New Roman" w:hAnsi="Times New Roman" w:cs="Times New Roman"/>
+        </w:rPr>
+        <w:t>Information</w:t>
+      </w:r>
+      <w:proofErr w:type="spellEnd"/>
+      <w:r>
+        <w:rPr>
+          <w:rStyle w:val="Emphasis"/>
+          <w:rFonts w:ascii="Times New Roman" w:hAnsi="Times New Roman" w:cs="Times New Roman"/>
+        </w:rPr>
+        <w:t xml:space="preserve"> </w:t>
+      </w:r>
+      <w:proofErr w:type="spellStart"/>
+      <w:r>
+        <w:rPr>
+          <w:rStyle w:val="Emphasis"/>
+          <w:rFonts w:ascii="Times New Roman" w:hAnsi="Times New Roman" w:cs="Times New Roman"/>
+        </w:rPr>
+        <w:t>Technology</w:t>
+      </w:r>
+      <w:proofErr w:type="spellEnd"/>
+      <w:r>
+        <w:rPr>
+          <w:rStyle w:val="Emphasis"/>
+          <w:rFonts w:ascii="Times New Roman" w:hAnsi="Times New Roman" w:cs="Times New Roman"/>
+        </w:rPr>
+        <w:t xml:space="preserve"> </w:t>
+      </w:r>
+      <w:proofErr w:type="spellStart"/>
+      <w:r>
+        <w:rPr>
+          <w:rStyle w:val="Emphasis"/>
+          <w:rFonts w:ascii="Times New Roman" w:hAnsi="Times New Roman" w:cs="Times New Roman"/>
+        </w:rPr>
+        <w:t>for</w:t>
+      </w:r>
+      <w:proofErr w:type="spellEnd"/>
+      <w:r>
+        <w:rPr>
+          <w:rStyle w:val="Emphasis"/>
+          <w:rFonts w:ascii="Times New Roman" w:hAnsi="Times New Roman" w:cs="Times New Roman"/>
+        </w:rPr>
+        <w:t xml:space="preserve"> Management.</w:t>
+      </w:r>
+      <w:r>
+        <w:rPr>
+          <w:rFonts w:ascii="Times New Roman" w:hAnsi="Times New Roman" w:cs="Times New Roman"/>
+        </w:rPr>
+        <w:t xml:space="preserve"> 11th </w:t>
+      </w:r>
+      <w:proofErr w:type="spellStart"/>
+      <w:r>
+        <w:rPr>
+          <w:rFonts w:ascii="Times New Roman" w:hAnsi="Times New Roman" w:cs="Times New Roman"/>
+        </w:rPr>
+        <w:t>ed</w:t>
+      </w:r>
+      <w:proofErr w:type="spellEnd"/>
+      <w:r>
+        <w:rPr>
+          <w:rFonts w:ascii="Times New Roman" w:hAnsi="Times New Roman" w:cs="Times New Roman"/>
+        </w:rPr>
+        <w:t xml:space="preserve">. </w:t>
+      </w:r>
+      <w:proofErr w:type="spellStart"/>
+      <w:r>
+        <w:rPr>
+          <w:rFonts w:ascii="Times New Roman" w:hAnsi="Times New Roman" w:cs="Times New Roman"/>
+        </w:rPr>
+        <w:t>Hoboken</w:t>
+      </w:r>
+      <w:proofErr w:type="spellEnd"/>
+      <w:r>
+        <w:rPr>
+          <w:rFonts w:ascii="Times New Roman" w:hAnsi="Times New Roman" w:cs="Times New Roman"/>
+        </w:rPr>
+        <w:t xml:space="preserve">: </w:t>
+      </w:r>
+      <w:proofErr w:type="spellStart"/>
+      <w:r>
+        <w:rPr>
+          <w:rFonts w:ascii="Times New Roman" w:hAnsi="Times New Roman" w:cs="Times New Roman"/>
+        </w:rPr>
+        <w:t>Wiley</w:t>
+      </w:r>
+      <w:proofErr w:type="spellEnd"/>
+      <w:r>
+        <w:rPr>
+          <w:rFonts w:ascii="Times New Roman" w:hAnsi="Times New Roman" w:cs="Times New Roman"/>
+        </w:rPr>
+        <w:t>. ISBN 978-1-119-37668-8.</w:t>
+      </w:r>
+    </w:p>
+    <w:p>
+      <w:pPr>
         <w:pStyle w:val="text"/>
         <w:ind w:firstLine="0"/>
         <w:rPr>
           <w:noProof/>
         </w:rPr>
       </w:pPr>
-      <w:r>
+    </w:p>
+    <w:p>
+      <w:pPr>
         <w:rPr>
           <w:noProof/>
         </w:rPr>
-        <w:t xml:space="preserve">[1] </w:t>
-      </w:r>
-    </w:p>
-    <w:p>
-      <w:pPr>
-        <w:pStyle w:val="text"/>
-        <w:ind w:firstLine="0"/>
-        <w:rPr>
-          <w:noProof/>
-        </w:rPr>
-      </w:pPr>
-      <w:r>
-        <w:rPr>
-          <w:noProof/>
-        </w:rPr>
-        <w:t>[2]</w:t>
-      </w:r>
-    </w:p>
-    <w:p>
-      <w:pPr>
-        <w:pStyle w:val="text"/>
-        <w:ind w:firstLine="0"/>
-        <w:rPr>
-          <w:noProof/>
-        </w:rPr>
-      </w:pPr>
-      <w:r>
-        <w:rPr>
-          <w:noProof/>
-        </w:rPr>
-        <w:t>[3]</w:t>
-      </w:r>
-    </w:p>
-    <w:p>
-      <w:pPr>
-        <w:pStyle w:val="text"/>
-        <w:ind w:firstLine="0"/>
-        <w:rPr>
-          <w:noProof/>
-        </w:rPr>
-      </w:pPr>
-      <w:r>
-        <w:rPr>
-          <w:noProof/>
-        </w:rPr>
-        <w:t>[4]</w:t>
-      </w:r>
-    </w:p>
-    <w:p>
-      <w:pPr>
-        <w:pStyle w:val="text"/>
-        <w:ind w:firstLine="0"/>
-        <w:rPr>
-          <w:noProof/>
-        </w:rPr>
-      </w:pPr>
-      <w:r>
-        <w:rPr>
-          <w:noProof/>
-        </w:rPr>
-        <w:t>[5]</w:t>
-      </w:r>
-    </w:p>
-    <w:p>
-      <w:pPr>
-        <w:rPr>
-          <w:noProof/>
-        </w:rPr>
         <w:sectPr>
-          <w:footerReference w:type="default" r:id="rId11"/>
+          <w:footerReference w:type="default" r:id="rId16"/>
           <w:pgSz w:w="11906" w:h="16838" w:code="9"/>
           <w:pgMar w:top="1418" w:right="1418" w:bottom="1418" w:left="1985" w:header="709" w:footer="709" w:gutter="0"/>
           <w:pgNumType w:start="6"/>
@@ -5536,7 +6675,7 @@
           <w:noProof/>
         </w:rPr>
         <w:sectPr>
-          <w:footerReference w:type="default" r:id="rId12"/>
+          <w:footerReference w:type="default" r:id="rId17"/>
           <w:pgSz w:w="11906" w:h="16838" w:code="9"/>
           <w:pgMar w:top="1418" w:right="1418" w:bottom="1418" w:left="1985" w:header="709" w:footer="709" w:gutter="0"/>
           <w:pgNumType w:start="7"/>
@@ -5644,7 +6783,7 @@
       </w:r>
     </w:p>
     <w:sectPr>
-      <w:footerReference w:type="default" r:id="rId13"/>
+      <w:footerReference w:type="default" r:id="rId18"/>
       <w:pgSz w:w="11906" w:h="16838" w:code="9"/>
       <w:pgMar w:top="1418" w:right="1418" w:bottom="1418" w:left="1985" w:header="709" w:footer="709" w:gutter="0"/>
       <w:pgNumType w:fmt="upperRoman" w:start="1"/>
@@ -5693,7 +6832,7 @@
     <w:sdtContent>
       <w:p>
         <w:pPr>
-          <w:pStyle w:val="Pta"/>
+          <w:pStyle w:val="Footer"/>
           <w:jc w:val="center"/>
         </w:pPr>
         <w:r>
@@ -5716,7 +6855,7 @@
   </w:sdt>
   <w:p>
     <w:pPr>
-      <w:pStyle w:val="Pta"/>
+      <w:pStyle w:val="Footer"/>
     </w:pPr>
   </w:p>
 </w:ftr>
@@ -5726,13 +6865,13 @@
 <w:ftr xmlns:wpc="http://schemas.microsoft.com/office/word/2010/wordprocessingCanvas" xmlns:cx="http://schemas.microsoft.com/office/drawing/2014/chartex" xmlns:cx1="http://schemas.microsoft.com/office/drawing/2015/9/8/chartex" xmlns:cx2="http://schemas.microsoft.com/office/drawing/2015/10/21/chartex" xmlns:cx3="http://schemas.microsoft.com/office/drawing/2016/5/9/chartex" xmlns:cx4="http://schemas.microsoft.com/office/drawing/2016/5/10/chartex" xmlns:cx5="http://schemas.microsoft.com/office/drawing/2016/5/11/chartex" xmlns:cx6="http://schemas.microsoft.com/office/drawing/2016/5/12/chartex" xmlns:cx7="http://schemas.microsoft.com/office/drawing/2016/5/13/chartex" xmlns:cx8="http://schemas.microsoft.com/office/drawing/2016/5/14/chartex" xmlns:mc="http://schemas.openxmlformats.org/markup-compatibility/2006" xmlns:aink="http://schemas.microsoft.com/office/drawing/2016/ink" xmlns:am3d="http://schemas.microsoft.com/office/drawing/2017/model3d" xmlns:o="urn:schemas-microsoft-com:office:office" xmlns:oel="http://schemas.microsoft.com/office/2019/extlst" xmlns:r="http://schemas.openxmlformats.org/officeDocument/2006/relationships" xmlns:m="http://schemas.openxmlformats.org/officeDocument/2006/math" xmlns:v="urn:schemas-microsoft-com:vml" xmlns:wp14="http://schemas.microsoft.com/office/word/2010/wordprocessingDrawing" xmlns:wp="http://schemas.openxmlformats.org/drawingml/2006/wordprocessingDrawing" xmlns:w10="urn:schemas-microsoft-com:office:word" xmlns:w="http://schemas.openxmlformats.org/wordprocessingml/2006/main" xmlns:w14="http://schemas.microsoft.com/office/word/2010/wordml" xmlns:w15="http://schemas.microsoft.com/office/word/2012/wordml" xmlns:w16cex="http://schemas.microsoft.com/office/word/2018/wordml/cex" xmlns:w16cid="http://schemas.microsoft.com/office/word/2016/wordml/cid" xmlns:w16="http://schemas.microsoft.com/office/word/2018/wordml" xmlns:w16du="http://schemas.microsoft.com/office/word/2023/wordml/word16du" xmlns:w16sdtdh="http://schemas.microsoft.com/office/word/2020/wordml/sdtdatahash" xmlns:w16sdtfl="http://schemas.microsoft.com/office/word/2024/wordml/sdtformatlock" xmlns:w16se="http://schemas.microsoft.com/office/word/2015/wordml/symex" xmlns:wpg="http://schemas.microsoft.com/office/word/2010/wordprocessingGroup" xmlns:wpi="http://schemas.microsoft.com/office/word/2010/wordprocessingInk" xmlns:wne="http://schemas.microsoft.com/office/word/2006/wordml" xmlns:wps="http://schemas.microsoft.com/office/word/2010/wordprocessingShape" mc:Ignorable="w14 w15 w16se w16cid w16 w16cex w16sdtdh w16sdtfl w16du wp14">
   <w:p>
     <w:pPr>
-      <w:pStyle w:val="Pta"/>
+      <w:pStyle w:val="Footer"/>
       <w:jc w:val="center"/>
     </w:pPr>
   </w:p>
   <w:p>
     <w:pPr>
-      <w:pStyle w:val="Pta"/>
+      <w:pStyle w:val="Footer"/>
     </w:pPr>
   </w:p>
 </w:ftr>
@@ -5751,7 +6890,7 @@
     <w:sdtContent>
       <w:p>
         <w:pPr>
-          <w:pStyle w:val="Pta"/>
+          <w:pStyle w:val="Footer"/>
           <w:jc w:val="center"/>
         </w:pPr>
         <w:r>
@@ -5777,7 +6916,7 @@
   </w:sdt>
   <w:p>
     <w:pPr>
-      <w:pStyle w:val="Pta"/>
+      <w:pStyle w:val="Footer"/>
     </w:pPr>
   </w:p>
 </w:ftr>
@@ -7037,6 +8176,119 @@
     </w:lvl>
   </w:abstractNum>
   <w:abstractNum w:abstractNumId="10" w15:restartNumberingAfterBreak="0">
+    <w:nsid w:val="4471675E"/>
+    <w:multiLevelType w:val="multilevel"/>
+    <w:tmpl w:val="D3A4F17C"/>
+    <w:lvl w:ilvl="0">
+      <w:start w:val="1"/>
+      <w:numFmt w:val="decimal"/>
+      <w:lvlText w:val="[%1]"/>
+      <w:lvlJc w:val="left"/>
+      <w:pPr>
+        <w:ind w:left="360" w:hanging="360"/>
+      </w:pPr>
+      <w:rPr>
+        <w:rFonts w:hint="default"/>
+      </w:rPr>
+    </w:lvl>
+    <w:lvl w:ilvl="1">
+      <w:start w:val="1"/>
+      <w:numFmt w:val="decimal"/>
+      <w:lvlText w:val="%1.%2"/>
+      <w:lvlJc w:val="left"/>
+      <w:pPr>
+        <w:ind w:left="792" w:hanging="432"/>
+      </w:pPr>
+      <w:rPr>
+        <w:rFonts w:hint="default"/>
+      </w:rPr>
+    </w:lvl>
+    <w:lvl w:ilvl="2">
+      <w:start w:val="1"/>
+      <w:numFmt w:val="decimal"/>
+      <w:lvlText w:val="%1.%2.%3"/>
+      <w:lvlJc w:val="left"/>
+      <w:pPr>
+        <w:ind w:left="1224" w:hanging="504"/>
+      </w:pPr>
+      <w:rPr>
+        <w:rFonts w:hint="default"/>
+      </w:rPr>
+    </w:lvl>
+    <w:lvl w:ilvl="3">
+      <w:start w:val="1"/>
+      <w:numFmt w:val="decimal"/>
+      <w:lvlText w:val="%1.%2.%3.%4"/>
+      <w:lvlJc w:val="left"/>
+      <w:pPr>
+        <w:ind w:left="1728" w:hanging="648"/>
+      </w:pPr>
+      <w:rPr>
+        <w:rFonts w:hint="default"/>
+      </w:rPr>
+    </w:lvl>
+    <w:lvl w:ilvl="4">
+      <w:start w:val="1"/>
+      <w:numFmt w:val="decimal"/>
+      <w:lvlText w:val="%1.%2.%3.%4.%5"/>
+      <w:lvlJc w:val="left"/>
+      <w:pPr>
+        <w:ind w:left="2232" w:hanging="792"/>
+      </w:pPr>
+      <w:rPr>
+        <w:rFonts w:hint="default"/>
+      </w:rPr>
+    </w:lvl>
+    <w:lvl w:ilvl="5">
+      <w:start w:val="1"/>
+      <w:numFmt w:val="decimal"/>
+      <w:lvlText w:val="%1.%2.%3.%4.%5.%6."/>
+      <w:lvlJc w:val="left"/>
+      <w:pPr>
+        <w:ind w:left="2736" w:hanging="936"/>
+      </w:pPr>
+      <w:rPr>
+        <w:rFonts w:hint="default"/>
+      </w:rPr>
+    </w:lvl>
+    <w:lvl w:ilvl="6">
+      <w:start w:val="1"/>
+      <w:numFmt w:val="decimal"/>
+      <w:lvlText w:val="%1.%2.%3.%4.%5.%6.%7."/>
+      <w:lvlJc w:val="left"/>
+      <w:pPr>
+        <w:ind w:left="3240" w:hanging="1080"/>
+      </w:pPr>
+      <w:rPr>
+        <w:rFonts w:hint="default"/>
+      </w:rPr>
+    </w:lvl>
+    <w:lvl w:ilvl="7">
+      <w:start w:val="1"/>
+      <w:numFmt w:val="decimal"/>
+      <w:lvlText w:val="%1.%2.%3.%4.%5.%6.%7.%8."/>
+      <w:lvlJc w:val="left"/>
+      <w:pPr>
+        <w:ind w:left="3744" w:hanging="1224"/>
+      </w:pPr>
+      <w:rPr>
+        <w:rFonts w:hint="default"/>
+      </w:rPr>
+    </w:lvl>
+    <w:lvl w:ilvl="8">
+      <w:start w:val="1"/>
+      <w:numFmt w:val="decimal"/>
+      <w:lvlText w:val="%1.%2.%3.%4.%5.%6.%7.%8.%9."/>
+      <w:lvlJc w:val="left"/>
+      <w:pPr>
+        <w:ind w:left="4320" w:hanging="1440"/>
+      </w:pPr>
+      <w:rPr>
+        <w:rFonts w:hint="default"/>
+      </w:rPr>
+    </w:lvl>
+  </w:abstractNum>
+  <w:abstractNum w:abstractNumId="11" w15:restartNumberingAfterBreak="0">
     <w:nsid w:val="44C16A1E"/>
     <w:multiLevelType w:val="multilevel"/>
     <w:tmpl w:val="AD04ECCA"/>
@@ -7185,7 +8437,96 @@
       </w:rPr>
     </w:lvl>
   </w:abstractNum>
-  <w:abstractNum w:abstractNumId="11" w15:restartNumberingAfterBreak="0">
+  <w:abstractNum w:abstractNumId="12" w15:restartNumberingAfterBreak="0">
+    <w:nsid w:val="542559D3"/>
+    <w:multiLevelType w:val="hybridMultilevel"/>
+    <w:tmpl w:val="6A68B702"/>
+    <w:lvl w:ilvl="0" w:tplc="7FD46BA6">
+      <w:start w:val="1"/>
+      <w:numFmt w:val="decimal"/>
+      <w:lvlText w:val="[%1]"/>
+      <w:lvlJc w:val="left"/>
+      <w:pPr>
+        <w:ind w:left="720" w:hanging="360"/>
+      </w:pPr>
+      <w:rPr>
+        <w:rFonts w:hint="default"/>
+      </w:rPr>
+    </w:lvl>
+    <w:lvl w:ilvl="1" w:tplc="08090019" w:tentative="1">
+      <w:start w:val="1"/>
+      <w:numFmt w:val="lowerLetter"/>
+      <w:lvlText w:val="%2."/>
+      <w:lvlJc w:val="left"/>
+      <w:pPr>
+        <w:ind w:left="1440" w:hanging="360"/>
+      </w:pPr>
+    </w:lvl>
+    <w:lvl w:ilvl="2" w:tplc="0809001B" w:tentative="1">
+      <w:start w:val="1"/>
+      <w:numFmt w:val="lowerRoman"/>
+      <w:lvlText w:val="%3."/>
+      <w:lvlJc w:val="right"/>
+      <w:pPr>
+        <w:ind w:left="2160" w:hanging="180"/>
+      </w:pPr>
+    </w:lvl>
+    <w:lvl w:ilvl="3" w:tplc="0809000F" w:tentative="1">
+      <w:start w:val="1"/>
+      <w:numFmt w:val="decimal"/>
+      <w:lvlText w:val="%4."/>
+      <w:lvlJc w:val="left"/>
+      <w:pPr>
+        <w:ind w:left="2880" w:hanging="360"/>
+      </w:pPr>
+    </w:lvl>
+    <w:lvl w:ilvl="4" w:tplc="08090019" w:tentative="1">
+      <w:start w:val="1"/>
+      <w:numFmt w:val="lowerLetter"/>
+      <w:lvlText w:val="%5."/>
+      <w:lvlJc w:val="left"/>
+      <w:pPr>
+        <w:ind w:left="3600" w:hanging="360"/>
+      </w:pPr>
+    </w:lvl>
+    <w:lvl w:ilvl="5" w:tplc="0809001B" w:tentative="1">
+      <w:start w:val="1"/>
+      <w:numFmt w:val="lowerRoman"/>
+      <w:lvlText w:val="%6."/>
+      <w:lvlJc w:val="right"/>
+      <w:pPr>
+        <w:ind w:left="4320" w:hanging="180"/>
+      </w:pPr>
+    </w:lvl>
+    <w:lvl w:ilvl="6" w:tplc="0809000F" w:tentative="1">
+      <w:start w:val="1"/>
+      <w:numFmt w:val="decimal"/>
+      <w:lvlText w:val="%7."/>
+      <w:lvlJc w:val="left"/>
+      <w:pPr>
+        <w:ind w:left="5040" w:hanging="360"/>
+      </w:pPr>
+    </w:lvl>
+    <w:lvl w:ilvl="7" w:tplc="08090019" w:tentative="1">
+      <w:start w:val="1"/>
+      <w:numFmt w:val="lowerLetter"/>
+      <w:lvlText w:val="%8."/>
+      <w:lvlJc w:val="left"/>
+      <w:pPr>
+        <w:ind w:left="5760" w:hanging="360"/>
+      </w:pPr>
+    </w:lvl>
+    <w:lvl w:ilvl="8" w:tplc="0809001B" w:tentative="1">
+      <w:start w:val="1"/>
+      <w:numFmt w:val="lowerRoman"/>
+      <w:lvlText w:val="%9."/>
+      <w:lvlJc w:val="right"/>
+      <w:pPr>
+        <w:ind w:left="6480" w:hanging="180"/>
+      </w:pPr>
+    </w:lvl>
+  </w:abstractNum>
+  <w:abstractNum w:abstractNumId="13" w15:restartNumberingAfterBreak="0">
     <w:nsid w:val="5D222988"/>
     <w:multiLevelType w:val="multilevel"/>
     <w:tmpl w:val="01FEA4E8"/>
@@ -7334,7 +8675,7 @@
       </w:rPr>
     </w:lvl>
   </w:abstractNum>
-  <w:abstractNum w:abstractNumId="12" w15:restartNumberingAfterBreak="0">
+  <w:abstractNum w:abstractNumId="14" w15:restartNumberingAfterBreak="0">
     <w:nsid w:val="5D962094"/>
     <w:multiLevelType w:val="multilevel"/>
     <w:tmpl w:val="E68650FE"/>
@@ -7483,7 +8824,7 @@
       </w:rPr>
     </w:lvl>
   </w:abstractNum>
-  <w:abstractNum w:abstractNumId="13" w15:restartNumberingAfterBreak="0">
+  <w:abstractNum w:abstractNumId="15" w15:restartNumberingAfterBreak="0">
     <w:nsid w:val="617F2216"/>
     <w:multiLevelType w:val="multilevel"/>
     <w:tmpl w:val="DD5CA9D6"/>
@@ -7632,7 +8973,7 @@
       </w:rPr>
     </w:lvl>
   </w:abstractNum>
-  <w:abstractNum w:abstractNumId="14" w15:restartNumberingAfterBreak="0">
+  <w:abstractNum w:abstractNumId="16" w15:restartNumberingAfterBreak="0">
     <w:nsid w:val="62A527F0"/>
     <w:multiLevelType w:val="multilevel"/>
     <w:tmpl w:val="AD1A610A"/>
@@ -7781,7 +9122,7 @@
       </w:rPr>
     </w:lvl>
   </w:abstractNum>
-  <w:abstractNum w:abstractNumId="15" w15:restartNumberingAfterBreak="0">
+  <w:abstractNum w:abstractNumId="17" w15:restartNumberingAfterBreak="0">
     <w:nsid w:val="7A706316"/>
     <w:multiLevelType w:val="multilevel"/>
     <w:tmpl w:val="02B67EB0"/>
@@ -7930,7 +9271,7 @@
       </w:rPr>
     </w:lvl>
   </w:abstractNum>
-  <w:abstractNum w:abstractNumId="16" w15:restartNumberingAfterBreak="0">
+  <w:abstractNum w:abstractNumId="18" w15:restartNumberingAfterBreak="0">
     <w:nsid w:val="7EC47BD8"/>
     <w:multiLevelType w:val="multilevel"/>
     <w:tmpl w:val="D0E8F7F0"/>
@@ -8122,25 +9463,25 @@
     </w:lvlOverride>
   </w:num>
   <w:num w:numId="6" w16cid:durableId="1688093330">
-    <w:abstractNumId w:val="11"/>
+    <w:abstractNumId w:val="13"/>
   </w:num>
   <w:num w:numId="7" w16cid:durableId="1430616000">
-    <w:abstractNumId w:val="12"/>
+    <w:abstractNumId w:val="14"/>
   </w:num>
   <w:num w:numId="8" w16cid:durableId="264777318">
-    <w:abstractNumId w:val="13"/>
+    <w:abstractNumId w:val="15"/>
   </w:num>
   <w:num w:numId="9" w16cid:durableId="107092597">
     <w:abstractNumId w:val="2"/>
   </w:num>
   <w:num w:numId="10" w16cid:durableId="466051246">
-    <w:abstractNumId w:val="16"/>
+    <w:abstractNumId w:val="18"/>
   </w:num>
   <w:num w:numId="11" w16cid:durableId="280654037">
     <w:abstractNumId w:val="3"/>
   </w:num>
   <w:num w:numId="12" w16cid:durableId="1226139255">
-    <w:abstractNumId w:val="10"/>
+    <w:abstractNumId w:val="11"/>
   </w:num>
   <w:num w:numId="13" w16cid:durableId="1203054264">
     <w:abstractNumId w:val="6"/>
@@ -8149,16 +9490,22 @@
     <w:abstractNumId w:val="9"/>
   </w:num>
   <w:num w:numId="15" w16cid:durableId="434207510">
-    <w:abstractNumId w:val="14"/>
+    <w:abstractNumId w:val="16"/>
   </w:num>
   <w:num w:numId="16" w16cid:durableId="1727676466">
-    <w:abstractNumId w:val="15"/>
+    <w:abstractNumId w:val="17"/>
   </w:num>
   <w:num w:numId="17" w16cid:durableId="1483765928">
     <w:abstractNumId w:val="8"/>
   </w:num>
   <w:num w:numId="18" w16cid:durableId="33778785">
     <w:abstractNumId w:val="7"/>
+  </w:num>
+  <w:num w:numId="19" w16cid:durableId="1476679661">
+    <w:abstractNumId w:val="10"/>
+  </w:num>
+  <w:num w:numId="20" w16cid:durableId="1296179300">
+    <w:abstractNumId w:val="12"/>
   </w:num>
 </w:numbering>
 </file>
@@ -8560,15 +9907,15 @@
     <w:lsdException w:name="Unresolved Mention" w:semiHidden="1" w:unhideWhenUsed="1"/>
     <w:lsdException w:name="Smart Link" w:semiHidden="1" w:unhideWhenUsed="1"/>
   </w:latentStyles>
-  <w:style w:type="paragraph" w:default="1" w:styleId="Normlny">
+  <w:style w:type="paragraph" w:default="1" w:styleId="Normal">
     <w:name w:val="Normal"/>
     <w:qFormat/>
   </w:style>
-  <w:style w:type="paragraph" w:styleId="Nadpis1">
+  <w:style w:type="paragraph" w:styleId="Heading1">
     <w:name w:val="heading 1"/>
-    <w:basedOn w:val="Normlny"/>
-    <w:next w:val="Normlny"/>
-    <w:link w:val="Nadpis1Char"/>
+    <w:basedOn w:val="Normal"/>
+    <w:next w:val="Normal"/>
+    <w:link w:val="Heading1Char"/>
     <w:uiPriority w:val="9"/>
     <w:qFormat/>
     <w:rsid w:val="00F7500F"/>
@@ -8585,11 +9932,11 @@
       <w:szCs w:val="40"/>
     </w:rPr>
   </w:style>
-  <w:style w:type="paragraph" w:styleId="Nadpis2">
+  <w:style w:type="paragraph" w:styleId="Heading2">
     <w:name w:val="heading 2"/>
-    <w:basedOn w:val="Normlny"/>
-    <w:next w:val="Normlny"/>
-    <w:link w:val="Nadpis2Char"/>
+    <w:basedOn w:val="Normal"/>
+    <w:next w:val="Normal"/>
+    <w:link w:val="Heading2Char"/>
     <w:uiPriority w:val="9"/>
     <w:unhideWhenUsed/>
     <w:qFormat/>
@@ -8607,11 +9954,11 @@
       <w:szCs w:val="32"/>
     </w:rPr>
   </w:style>
-  <w:style w:type="paragraph" w:styleId="Nadpis3">
+  <w:style w:type="paragraph" w:styleId="Heading3">
     <w:name w:val="heading 3"/>
-    <w:basedOn w:val="Normlny"/>
-    <w:next w:val="Normlny"/>
-    <w:link w:val="Nadpis3Char"/>
+    <w:basedOn w:val="Normal"/>
+    <w:next w:val="Normal"/>
+    <w:link w:val="Heading3Char"/>
     <w:uiPriority w:val="9"/>
     <w:semiHidden/>
     <w:unhideWhenUsed/>
@@ -8630,11 +9977,11 @@
       <w:szCs w:val="28"/>
     </w:rPr>
   </w:style>
-  <w:style w:type="paragraph" w:styleId="Nadpis4">
+  <w:style w:type="paragraph" w:styleId="Heading4">
     <w:name w:val="heading 4"/>
-    <w:basedOn w:val="Normlny"/>
-    <w:next w:val="Normlny"/>
-    <w:link w:val="Nadpis4Char"/>
+    <w:basedOn w:val="Normal"/>
+    <w:next w:val="Normal"/>
+    <w:link w:val="Heading4Char"/>
     <w:uiPriority w:val="9"/>
     <w:semiHidden/>
     <w:unhideWhenUsed/>
@@ -8653,11 +10000,11 @@
       <w:color w:val="0F4761" w:themeColor="accent1" w:themeShade="BF"/>
     </w:rPr>
   </w:style>
-  <w:style w:type="paragraph" w:styleId="Nadpis5">
+  <w:style w:type="paragraph" w:styleId="Heading5">
     <w:name w:val="heading 5"/>
-    <w:basedOn w:val="Normlny"/>
-    <w:next w:val="Normlny"/>
-    <w:link w:val="Nadpis5Char"/>
+    <w:basedOn w:val="Normal"/>
+    <w:next w:val="Normal"/>
+    <w:link w:val="Heading5Char"/>
     <w:uiPriority w:val="9"/>
     <w:semiHidden/>
     <w:unhideWhenUsed/>
@@ -8674,11 +10021,11 @@
       <w:color w:val="0F4761" w:themeColor="accent1" w:themeShade="BF"/>
     </w:rPr>
   </w:style>
-  <w:style w:type="paragraph" w:styleId="Nadpis6">
+  <w:style w:type="paragraph" w:styleId="Heading6">
     <w:name w:val="heading 6"/>
-    <w:basedOn w:val="Normlny"/>
-    <w:next w:val="Normlny"/>
-    <w:link w:val="Nadpis6Char"/>
+    <w:basedOn w:val="Normal"/>
+    <w:next w:val="Normal"/>
+    <w:link w:val="Heading6Char"/>
     <w:uiPriority w:val="9"/>
     <w:semiHidden/>
     <w:unhideWhenUsed/>
@@ -8697,11 +10044,11 @@
       <w:color w:val="595959" w:themeColor="text1" w:themeTint="A6"/>
     </w:rPr>
   </w:style>
-  <w:style w:type="paragraph" w:styleId="Nadpis7">
+  <w:style w:type="paragraph" w:styleId="Heading7">
     <w:name w:val="heading 7"/>
-    <w:basedOn w:val="Normlny"/>
-    <w:next w:val="Normlny"/>
-    <w:link w:val="Nadpis7Char"/>
+    <w:basedOn w:val="Normal"/>
+    <w:next w:val="Normal"/>
+    <w:link w:val="Heading7Char"/>
     <w:uiPriority w:val="9"/>
     <w:semiHidden/>
     <w:unhideWhenUsed/>
@@ -8718,11 +10065,11 @@
       <w:color w:val="595959" w:themeColor="text1" w:themeTint="A6"/>
     </w:rPr>
   </w:style>
-  <w:style w:type="paragraph" w:styleId="Nadpis8">
+  <w:style w:type="paragraph" w:styleId="Heading8">
     <w:name w:val="heading 8"/>
-    <w:basedOn w:val="Normlny"/>
-    <w:next w:val="Normlny"/>
-    <w:link w:val="Nadpis8Char"/>
+    <w:basedOn w:val="Normal"/>
+    <w:next w:val="Normal"/>
+    <w:link w:val="Heading8Char"/>
     <w:uiPriority w:val="9"/>
     <w:semiHidden/>
     <w:unhideWhenUsed/>
@@ -8741,11 +10088,11 @@
       <w:color w:val="272727" w:themeColor="text1" w:themeTint="D8"/>
     </w:rPr>
   </w:style>
-  <w:style w:type="paragraph" w:styleId="Nadpis9">
+  <w:style w:type="paragraph" w:styleId="Heading9">
     <w:name w:val="heading 9"/>
-    <w:basedOn w:val="Normlny"/>
-    <w:next w:val="Normlny"/>
-    <w:link w:val="Nadpis9Char"/>
+    <w:basedOn w:val="Normal"/>
+    <w:next w:val="Normal"/>
+    <w:link w:val="Heading9Char"/>
     <w:uiPriority w:val="9"/>
     <w:semiHidden/>
     <w:unhideWhenUsed/>
@@ -8762,13 +10109,13 @@
       <w:color w:val="272727" w:themeColor="text1" w:themeTint="D8"/>
     </w:rPr>
   </w:style>
-  <w:style w:type="character" w:default="1" w:styleId="Predvolenpsmoodseku">
+  <w:style w:type="character" w:default="1" w:styleId="DefaultParagraphFont">
     <w:name w:val="Default Paragraph Font"/>
     <w:uiPriority w:val="1"/>
     <w:semiHidden/>
     <w:unhideWhenUsed/>
   </w:style>
-  <w:style w:type="table" w:default="1" w:styleId="Normlnatabuka">
+  <w:style w:type="table" w:default="1" w:styleId="TableNormal">
     <w:name w:val="Normal Table"/>
     <w:uiPriority w:val="99"/>
     <w:semiHidden/>
@@ -8783,16 +10130,16 @@
       </w:tblCellMar>
     </w:tblPr>
   </w:style>
-  <w:style w:type="numbering" w:default="1" w:styleId="Bezzoznamu">
+  <w:style w:type="numbering" w:default="1" w:styleId="NoList">
     <w:name w:val="No List"/>
     <w:uiPriority w:val="99"/>
     <w:semiHidden/>
     <w:unhideWhenUsed/>
   </w:style>
-  <w:style w:type="character" w:customStyle="1" w:styleId="Nadpis1Char">
-    <w:name w:val="Nadpis 1 Char"/>
-    <w:basedOn w:val="Predvolenpsmoodseku"/>
-    <w:link w:val="Nadpis1"/>
+  <w:style w:type="character" w:customStyle="1" w:styleId="Heading1Char">
+    <w:name w:val="Heading 1 Char"/>
+    <w:basedOn w:val="DefaultParagraphFont"/>
+    <w:link w:val="Heading1"/>
     <w:uiPriority w:val="9"/>
     <w:rsid w:val="00F7500F"/>
     <w:rPr>
@@ -8802,10 +10149,10 @@
       <w:szCs w:val="40"/>
     </w:rPr>
   </w:style>
-  <w:style w:type="character" w:customStyle="1" w:styleId="Nadpis2Char">
-    <w:name w:val="Nadpis 2 Char"/>
-    <w:basedOn w:val="Predvolenpsmoodseku"/>
-    <w:link w:val="Nadpis2"/>
+  <w:style w:type="character" w:customStyle="1" w:styleId="Heading2Char">
+    <w:name w:val="Heading 2 Char"/>
+    <w:basedOn w:val="DefaultParagraphFont"/>
+    <w:link w:val="Heading2"/>
     <w:uiPriority w:val="9"/>
     <w:rsid w:val="00F7500F"/>
     <w:rPr>
@@ -8815,10 +10162,10 @@
       <w:szCs w:val="32"/>
     </w:rPr>
   </w:style>
-  <w:style w:type="character" w:customStyle="1" w:styleId="Nadpis3Char">
-    <w:name w:val="Nadpis 3 Char"/>
-    <w:basedOn w:val="Predvolenpsmoodseku"/>
-    <w:link w:val="Nadpis3"/>
+  <w:style w:type="character" w:customStyle="1" w:styleId="Heading3Char">
+    <w:name w:val="Heading 3 Char"/>
+    <w:basedOn w:val="DefaultParagraphFont"/>
+    <w:link w:val="Heading3"/>
     <w:uiPriority w:val="9"/>
     <w:semiHidden/>
     <w:rsid w:val="00F7500F"/>
@@ -8829,10 +10176,10 @@
       <w:szCs w:val="28"/>
     </w:rPr>
   </w:style>
-  <w:style w:type="character" w:customStyle="1" w:styleId="Nadpis4Char">
-    <w:name w:val="Nadpis 4 Char"/>
-    <w:basedOn w:val="Predvolenpsmoodseku"/>
-    <w:link w:val="Nadpis4"/>
+  <w:style w:type="character" w:customStyle="1" w:styleId="Heading4Char">
+    <w:name w:val="Heading 4 Char"/>
+    <w:basedOn w:val="DefaultParagraphFont"/>
+    <w:link w:val="Heading4"/>
     <w:uiPriority w:val="9"/>
     <w:semiHidden/>
     <w:rsid w:val="00F7500F"/>
@@ -8843,10 +10190,10 @@
       <w:color w:val="0F4761" w:themeColor="accent1" w:themeShade="BF"/>
     </w:rPr>
   </w:style>
-  <w:style w:type="character" w:customStyle="1" w:styleId="Nadpis5Char">
-    <w:name w:val="Nadpis 5 Char"/>
-    <w:basedOn w:val="Predvolenpsmoodseku"/>
-    <w:link w:val="Nadpis5"/>
+  <w:style w:type="character" w:customStyle="1" w:styleId="Heading5Char">
+    <w:name w:val="Heading 5 Char"/>
+    <w:basedOn w:val="DefaultParagraphFont"/>
+    <w:link w:val="Heading5"/>
     <w:uiPriority w:val="9"/>
     <w:semiHidden/>
     <w:rsid w:val="00F7500F"/>
@@ -8855,10 +10202,10 @@
       <w:color w:val="0F4761" w:themeColor="accent1" w:themeShade="BF"/>
     </w:rPr>
   </w:style>
-  <w:style w:type="character" w:customStyle="1" w:styleId="Nadpis6Char">
-    <w:name w:val="Nadpis 6 Char"/>
-    <w:basedOn w:val="Predvolenpsmoodseku"/>
-    <w:link w:val="Nadpis6"/>
+  <w:style w:type="character" w:customStyle="1" w:styleId="Heading6Char">
+    <w:name w:val="Heading 6 Char"/>
+    <w:basedOn w:val="DefaultParagraphFont"/>
+    <w:link w:val="Heading6"/>
     <w:uiPriority w:val="9"/>
     <w:semiHidden/>
     <w:rsid w:val="00F7500F"/>
@@ -8869,10 +10216,10 @@
       <w:color w:val="595959" w:themeColor="text1" w:themeTint="A6"/>
     </w:rPr>
   </w:style>
-  <w:style w:type="character" w:customStyle="1" w:styleId="Nadpis7Char">
-    <w:name w:val="Nadpis 7 Char"/>
-    <w:basedOn w:val="Predvolenpsmoodseku"/>
-    <w:link w:val="Nadpis7"/>
+  <w:style w:type="character" w:customStyle="1" w:styleId="Heading7Char">
+    <w:name w:val="Heading 7 Char"/>
+    <w:basedOn w:val="DefaultParagraphFont"/>
+    <w:link w:val="Heading7"/>
     <w:uiPriority w:val="9"/>
     <w:semiHidden/>
     <w:rsid w:val="00F7500F"/>
@@ -8881,10 +10228,10 @@
       <w:color w:val="595959" w:themeColor="text1" w:themeTint="A6"/>
     </w:rPr>
   </w:style>
-  <w:style w:type="character" w:customStyle="1" w:styleId="Nadpis8Char">
-    <w:name w:val="Nadpis 8 Char"/>
-    <w:basedOn w:val="Predvolenpsmoodseku"/>
-    <w:link w:val="Nadpis8"/>
+  <w:style w:type="character" w:customStyle="1" w:styleId="Heading8Char">
+    <w:name w:val="Heading 8 Char"/>
+    <w:basedOn w:val="DefaultParagraphFont"/>
+    <w:link w:val="Heading8"/>
     <w:uiPriority w:val="9"/>
     <w:semiHidden/>
     <w:rsid w:val="00F7500F"/>
@@ -8895,10 +10242,10 @@
       <w:color w:val="272727" w:themeColor="text1" w:themeTint="D8"/>
     </w:rPr>
   </w:style>
-  <w:style w:type="character" w:customStyle="1" w:styleId="Nadpis9Char">
-    <w:name w:val="Nadpis 9 Char"/>
-    <w:basedOn w:val="Predvolenpsmoodseku"/>
-    <w:link w:val="Nadpis9"/>
+  <w:style w:type="character" w:customStyle="1" w:styleId="Heading9Char">
+    <w:name w:val="Heading 9 Char"/>
+    <w:basedOn w:val="DefaultParagraphFont"/>
+    <w:link w:val="Heading9"/>
     <w:uiPriority w:val="9"/>
     <w:semiHidden/>
     <w:rsid w:val="00F7500F"/>
@@ -8907,11 +10254,11 @@
       <w:color w:val="272727" w:themeColor="text1" w:themeTint="D8"/>
     </w:rPr>
   </w:style>
-  <w:style w:type="paragraph" w:styleId="Nzov">
+  <w:style w:type="paragraph" w:styleId="Title">
     <w:name w:val="Title"/>
-    <w:basedOn w:val="Normlny"/>
-    <w:next w:val="Normlny"/>
-    <w:link w:val="NzovChar"/>
+    <w:basedOn w:val="Normal"/>
+    <w:next w:val="Normal"/>
+    <w:link w:val="TitleChar"/>
     <w:uiPriority w:val="10"/>
     <w:qFormat/>
     <w:rsid w:val="00F7500F"/>
@@ -8927,10 +10274,10 @@
       <w:szCs w:val="56"/>
     </w:rPr>
   </w:style>
-  <w:style w:type="character" w:customStyle="1" w:styleId="NzovChar">
-    <w:name w:val="Názov Char"/>
-    <w:basedOn w:val="Predvolenpsmoodseku"/>
-    <w:link w:val="Nzov"/>
+  <w:style w:type="character" w:customStyle="1" w:styleId="TitleChar">
+    <w:name w:val="Title Char"/>
+    <w:basedOn w:val="DefaultParagraphFont"/>
+    <w:link w:val="Title"/>
     <w:uiPriority w:val="10"/>
     <w:rsid w:val="00F7500F"/>
     <w:rPr>
@@ -8941,11 +10288,11 @@
       <w:szCs w:val="56"/>
     </w:rPr>
   </w:style>
-  <w:style w:type="paragraph" w:styleId="Podtitul">
+  <w:style w:type="paragraph" w:styleId="Subtitle">
     <w:name w:val="Subtitle"/>
-    <w:basedOn w:val="Normlny"/>
-    <w:next w:val="Normlny"/>
-    <w:link w:val="PodtitulChar"/>
+    <w:basedOn w:val="Normal"/>
+    <w:next w:val="Normal"/>
+    <w:link w:val="SubtitleChar"/>
     <w:uiPriority w:val="11"/>
     <w:qFormat/>
     <w:rsid w:val="00F7500F"/>
@@ -8962,10 +10309,10 @@
       <w:szCs w:val="28"/>
     </w:rPr>
   </w:style>
-  <w:style w:type="character" w:customStyle="1" w:styleId="PodtitulChar">
-    <w:name w:val="Podtitul Char"/>
-    <w:basedOn w:val="Predvolenpsmoodseku"/>
-    <w:link w:val="Podtitul"/>
+  <w:style w:type="character" w:customStyle="1" w:styleId="SubtitleChar">
+    <w:name w:val="Subtitle Char"/>
+    <w:basedOn w:val="DefaultParagraphFont"/>
+    <w:link w:val="Subtitle"/>
     <w:uiPriority w:val="11"/>
     <w:rsid w:val="00F7500F"/>
     <w:rPr>
@@ -8976,11 +10323,11 @@
       <w:szCs w:val="28"/>
     </w:rPr>
   </w:style>
-  <w:style w:type="paragraph" w:styleId="Citcia">
+  <w:style w:type="paragraph" w:styleId="Quote">
     <w:name w:val="Quote"/>
-    <w:basedOn w:val="Normlny"/>
-    <w:next w:val="Normlny"/>
-    <w:link w:val="CitciaChar"/>
+    <w:basedOn w:val="Normal"/>
+    <w:next w:val="Normal"/>
+    <w:link w:val="QuoteChar"/>
     <w:uiPriority w:val="29"/>
     <w:qFormat/>
     <w:rsid w:val="00F7500F"/>
@@ -8994,10 +10341,10 @@
       <w:color w:val="404040" w:themeColor="text1" w:themeTint="BF"/>
     </w:rPr>
   </w:style>
-  <w:style w:type="character" w:customStyle="1" w:styleId="CitciaChar">
-    <w:name w:val="Citácia Char"/>
-    <w:basedOn w:val="Predvolenpsmoodseku"/>
-    <w:link w:val="Citcia"/>
+  <w:style w:type="character" w:customStyle="1" w:styleId="QuoteChar">
+    <w:name w:val="Quote Char"/>
+    <w:basedOn w:val="DefaultParagraphFont"/>
+    <w:link w:val="Quote"/>
     <w:uiPriority w:val="29"/>
     <w:rsid w:val="00F7500F"/>
     <w:rPr>
@@ -9006,9 +10353,9 @@
       <w:color w:val="404040" w:themeColor="text1" w:themeTint="BF"/>
     </w:rPr>
   </w:style>
-  <w:style w:type="paragraph" w:styleId="Odsekzoznamu">
+  <w:style w:type="paragraph" w:styleId="ListParagraph">
     <w:name w:val="List Paragraph"/>
-    <w:basedOn w:val="Normlny"/>
+    <w:basedOn w:val="Normal"/>
     <w:uiPriority w:val="34"/>
     <w:qFormat/>
     <w:rsid w:val="00F7500F"/>
@@ -9017,9 +10364,9 @@
       <w:contextualSpacing/>
     </w:pPr>
   </w:style>
-  <w:style w:type="character" w:styleId="Intenzvnezvraznenie">
+  <w:style w:type="character" w:styleId="IntenseEmphasis">
     <w:name w:val="Intense Emphasis"/>
-    <w:basedOn w:val="Predvolenpsmoodseku"/>
+    <w:basedOn w:val="DefaultParagraphFont"/>
     <w:uiPriority w:val="21"/>
     <w:qFormat/>
     <w:rsid w:val="00F7500F"/>
@@ -9029,11 +10376,11 @@
       <w:color w:val="0F4761" w:themeColor="accent1" w:themeShade="BF"/>
     </w:rPr>
   </w:style>
-  <w:style w:type="paragraph" w:styleId="Zvraznencitcia">
+  <w:style w:type="paragraph" w:styleId="IntenseQuote">
     <w:name w:val="Intense Quote"/>
-    <w:basedOn w:val="Normlny"/>
-    <w:next w:val="Normlny"/>
-    <w:link w:val="ZvraznencitciaChar"/>
+    <w:basedOn w:val="Normal"/>
+    <w:next w:val="Normal"/>
+    <w:link w:val="IntenseQuoteChar"/>
     <w:uiPriority w:val="30"/>
     <w:qFormat/>
     <w:rsid w:val="00F7500F"/>
@@ -9052,10 +10399,10 @@
       <w:color w:val="0F4761" w:themeColor="accent1" w:themeShade="BF"/>
     </w:rPr>
   </w:style>
-  <w:style w:type="character" w:customStyle="1" w:styleId="ZvraznencitciaChar">
-    <w:name w:val="Zvýraznená citácia Char"/>
-    <w:basedOn w:val="Predvolenpsmoodseku"/>
-    <w:link w:val="Zvraznencitcia"/>
+  <w:style w:type="character" w:customStyle="1" w:styleId="IntenseQuoteChar">
+    <w:name w:val="Intense Quote Char"/>
+    <w:basedOn w:val="DefaultParagraphFont"/>
+    <w:link w:val="IntenseQuote"/>
     <w:uiPriority w:val="30"/>
     <w:rsid w:val="00F7500F"/>
     <w:rPr>
@@ -9064,9 +10411,9 @@
       <w:color w:val="0F4761" w:themeColor="accent1" w:themeShade="BF"/>
     </w:rPr>
   </w:style>
-  <w:style w:type="character" w:styleId="Zvraznenodkaz">
+  <w:style w:type="character" w:styleId="IntenseReference">
     <w:name w:val="Intense Reference"/>
-    <w:basedOn w:val="Predvolenpsmoodseku"/>
+    <w:basedOn w:val="DefaultParagraphFont"/>
     <w:uiPriority w:val="32"/>
     <w:qFormat/>
     <w:rsid w:val="00F7500F"/>
@@ -9078,10 +10425,10 @@
       <w:spacing w:val="5"/>
     </w:rPr>
   </w:style>
-  <w:style w:type="paragraph" w:styleId="Hlavikaobsahu">
+  <w:style w:type="paragraph" w:styleId="TOCHeading">
     <w:name w:val="TOC Heading"/>
-    <w:basedOn w:val="Nadpis1"/>
-    <w:next w:val="Normlny"/>
+    <w:basedOn w:val="Heading1"/>
+    <w:next w:val="Normal"/>
     <w:uiPriority w:val="39"/>
     <w:unhideWhenUsed/>
     <w:qFormat/>
@@ -9098,10 +10445,10 @@
       <w14:ligatures w14:val="none"/>
     </w:rPr>
   </w:style>
-  <w:style w:type="paragraph" w:styleId="Obsah2">
+  <w:style w:type="paragraph" w:styleId="TOC2">
     <w:name w:val="toc 2"/>
-    <w:basedOn w:val="Normlny"/>
-    <w:next w:val="Normlny"/>
+    <w:basedOn w:val="Normal"/>
+    <w:next w:val="Normal"/>
     <w:autoRedefine/>
     <w:uiPriority w:val="39"/>
     <w:unhideWhenUsed/>
@@ -9111,10 +10458,10 @@
       <w:ind w:left="220"/>
     </w:pPr>
   </w:style>
-  <w:style w:type="paragraph" w:styleId="Obsah1">
+  <w:style w:type="paragraph" w:styleId="TOC1">
     <w:name w:val="toc 1"/>
-    <w:basedOn w:val="Normlny"/>
-    <w:next w:val="Normlny"/>
+    <w:basedOn w:val="Normal"/>
+    <w:next w:val="Normal"/>
     <w:autoRedefine/>
     <w:uiPriority w:val="39"/>
     <w:unhideWhenUsed/>
@@ -9123,9 +10470,9 @@
       <w:spacing w:after="100"/>
     </w:pPr>
   </w:style>
-  <w:style w:type="character" w:styleId="Hypertextovprepojenie">
+  <w:style w:type="character" w:styleId="Hyperlink">
     <w:name w:val="Hyperlink"/>
-    <w:basedOn w:val="Predvolenpsmoodseku"/>
+    <w:basedOn w:val="DefaultParagraphFont"/>
     <w:uiPriority w:val="99"/>
     <w:unhideWhenUsed/>
     <w:rsid w:val="00C97CD5"/>
@@ -9136,7 +10483,7 @@
   </w:style>
   <w:style w:type="paragraph" w:customStyle="1" w:styleId="Kapitoly">
     <w:name w:val="Kapitoly"/>
-    <w:basedOn w:val="Nadpis1"/>
+    <w:basedOn w:val="Heading1"/>
     <w:link w:val="KapitolyChar"/>
     <w:autoRedefine/>
     <w:rsid w:val="009237D7"/>
@@ -9156,7 +10503,7 @@
   </w:style>
   <w:style w:type="character" w:customStyle="1" w:styleId="KapitolyChar">
     <w:name w:val="Kapitoly Char"/>
-    <w:basedOn w:val="Nadpis1Char"/>
+    <w:basedOn w:val="Heading1Char"/>
     <w:link w:val="Kapitoly"/>
     <w:rsid w:val="009237D7"/>
     <w:rPr>
@@ -9198,7 +10545,7 @@
   </w:style>
   <w:style w:type="paragraph" w:customStyle="1" w:styleId="text">
     <w:name w:val="text"/>
-    <w:basedOn w:val="Normlny"/>
+    <w:basedOn w:val="Normal"/>
     <w:link w:val="textChar"/>
     <w:qFormat/>
     <w:rsid w:val="002D7DB2"/>
@@ -9214,7 +10561,7 @@
   </w:style>
   <w:style w:type="character" w:customStyle="1" w:styleId="textChar">
     <w:name w:val="text Char"/>
-    <w:basedOn w:val="Predvolenpsmoodseku"/>
+    <w:basedOn w:val="DefaultParagraphFont"/>
     <w:link w:val="text"/>
     <w:rsid w:val="002D7DB2"/>
     <w:rPr>
@@ -9222,10 +10569,10 @@
       <w:sz w:val="24"/>
     </w:rPr>
   </w:style>
-  <w:style w:type="paragraph" w:styleId="Hlavika">
+  <w:style w:type="paragraph" w:styleId="Header">
     <w:name w:val="header"/>
-    <w:basedOn w:val="Normlny"/>
-    <w:link w:val="HlavikaChar"/>
+    <w:basedOn w:val="Normal"/>
+    <w:link w:val="HeaderChar"/>
     <w:uiPriority w:val="99"/>
     <w:unhideWhenUsed/>
     <w:rsid w:val="00186C26"/>
@@ -9237,17 +10584,17 @@
       <w:spacing w:after="0" w:line="240" w:lineRule="auto"/>
     </w:pPr>
   </w:style>
-  <w:style w:type="character" w:customStyle="1" w:styleId="HlavikaChar">
-    <w:name w:val="Hlavička Char"/>
-    <w:basedOn w:val="Predvolenpsmoodseku"/>
-    <w:link w:val="Hlavika"/>
+  <w:style w:type="character" w:customStyle="1" w:styleId="HeaderChar">
+    <w:name w:val="Header Char"/>
+    <w:basedOn w:val="DefaultParagraphFont"/>
+    <w:link w:val="Header"/>
     <w:uiPriority w:val="99"/>
     <w:rsid w:val="00186C26"/>
   </w:style>
-  <w:style w:type="paragraph" w:styleId="Pta">
+  <w:style w:type="paragraph" w:styleId="Footer">
     <w:name w:val="footer"/>
-    <w:basedOn w:val="Normlny"/>
-    <w:link w:val="PtaChar"/>
+    <w:basedOn w:val="Normal"/>
+    <w:link w:val="FooterChar"/>
     <w:uiPriority w:val="99"/>
     <w:unhideWhenUsed/>
     <w:rsid w:val="00186C26"/>
@@ -9259,18 +10606,17 @@
       <w:spacing w:after="0" w:line="240" w:lineRule="auto"/>
     </w:pPr>
   </w:style>
-  <w:style w:type="character" w:customStyle="1" w:styleId="PtaChar">
-    <w:name w:val="Päta Char"/>
-    <w:basedOn w:val="Predvolenpsmoodseku"/>
-    <w:link w:val="Pta"/>
+  <w:style w:type="character" w:customStyle="1" w:styleId="FooterChar">
+    <w:name w:val="Footer Char"/>
+    <w:basedOn w:val="DefaultParagraphFont"/>
+    <w:link w:val="Footer"/>
     <w:uiPriority w:val="99"/>
     <w:rsid w:val="00186C26"/>
   </w:style>
-  <w:style w:type="paragraph" w:styleId="Normlnywebov">
+  <w:style w:type="paragraph" w:styleId="NormalWeb">
     <w:name w:val="Normal (Web)"/>
-    <w:basedOn w:val="Normlny"/>
+    <w:basedOn w:val="Normal"/>
     <w:uiPriority w:val="99"/>
-    <w:semiHidden/>
     <w:unhideWhenUsed/>
     <w:rsid w:val="009237D7"/>
     <w:pPr>
@@ -9312,9 +10658,9 @@
       <w:szCs w:val="28"/>
     </w:rPr>
   </w:style>
-  <w:style w:type="character" w:styleId="Vrazn">
+  <w:style w:type="character" w:styleId="Strong">
     <w:name w:val="Strong"/>
-    <w:basedOn w:val="Predvolenpsmoodseku"/>
+    <w:basedOn w:val="DefaultParagraphFont"/>
     <w:uiPriority w:val="22"/>
     <w:qFormat/>
     <w:rsid w:val="005A5DCB"/>
@@ -9348,6 +10694,29 @@
       <w:color w:val="0F4761" w:themeColor="accent1" w:themeShade="BF"/>
       <w:sz w:val="28"/>
       <w:szCs w:val="28"/>
+    </w:rPr>
+  </w:style>
+  <w:style w:type="character" w:styleId="Emphasis">
+    <w:name w:val="Emphasis"/>
+    <w:basedOn w:val="DefaultParagraphFont"/>
+    <w:uiPriority w:val="20"/>
+    <w:qFormat/>
+    <w:rsid w:val="00610D55"/>
+    <w:rPr>
+      <w:i/>
+      <w:iCs/>
+    </w:rPr>
+  </w:style>
+  <w:style w:type="character" w:styleId="FollowedHyperlink">
+    <w:name w:val="FollowedHyperlink"/>
+    <w:basedOn w:val="DefaultParagraphFont"/>
+    <w:uiPriority w:val="99"/>
+    <w:semiHidden/>
+    <w:unhideWhenUsed/>
+    <w:rsid w:val="00610D55"/>
+    <w:rPr>
+      <w:color w:val="96607D" w:themeColor="followedHyperlink"/>
+      <w:u w:val="single"/>
     </w:rPr>
   </w:style>
 </w:styles>
@@ -9649,23 +11018,10 @@
 </file>
 
 <file path=customXml/item1.xml><?xml version="1.0" encoding="utf-8"?>
-<p:properties xmlns:p="http://schemas.microsoft.com/office/2006/metadata/properties" xmlns:xsi="http://www.w3.org/2001/XMLSchema-instance" xmlns:pc="http://schemas.microsoft.com/office/infopath/2007/PartnerControls">
-  <documentManagement>
-    <_activity xmlns="a94799e5-846a-4ad9-b31d-5ba5d0428847" xsi:nil="true"/>
-  </documentManagement>
-</p:properties>
+<b:Sources xmlns:b="http://schemas.openxmlformats.org/officeDocument/2006/bibliography" xmlns="http://schemas.openxmlformats.org/officeDocument/2006/bibliography" SelectedStyle="\APASixthEditionOfficeOnline.xsl" StyleName="APA" Version="6"/>
 </file>
 
 <file path=customXml/item2.xml><?xml version="1.0" encoding="utf-8"?>
-<?mso-contentType ?>
-<FormTemplates xmlns="http://schemas.microsoft.com/sharepoint/v3/contenttype/forms">
-  <Display>DocumentLibraryForm</Display>
-  <Edit>DocumentLibraryForm</Edit>
-  <New>DocumentLibraryForm</New>
-</FormTemplates>
-</file>
-
-<file path=customXml/item3.xml><?xml version="1.0" encoding="utf-8"?>
 <ct:contentTypeSchema xmlns:ct="http://schemas.microsoft.com/office/2006/metadata/contentType" xmlns:ma="http://schemas.microsoft.com/office/2006/metadata/properties/metaAttributes" ct:_="" ma:_="" ma:contentTypeName="Dokument" ma:contentTypeID="0x010100FF914F332154174D803A7B644D03395C" ma:contentTypeVersion="16" ma:contentTypeDescription="Umožňuje vytvoriť nový dokument." ma:contentTypeScope="" ma:versionID="fd77751d24e8168fda22eab337079d00">
   <xsd:schema xmlns:xsd="http://www.w3.org/2001/XMLSchema" xmlns:xs="http://www.w3.org/2001/XMLSchema" xmlns:p="http://schemas.microsoft.com/office/2006/metadata/properties" xmlns:ns3="a94799e5-846a-4ad9-b31d-5ba5d0428847" xmlns:ns4="b0f22963-9bb8-4dce-be88-550968040c8c" targetNamespace="http://schemas.microsoft.com/office/2006/metadata/properties" ma:root="true" ma:fieldsID="b71646f853d82629af3ee6a4474bd060" ns3:_="" ns4:_="">
     <xsd:import namespace="a94799e5-846a-4ad9-b31d-5ba5d0428847"/>
@@ -9904,29 +11260,32 @@
 </ct:contentTypeSchema>
 </file>
 
+<file path=customXml/item3.xml><?xml version="1.0" encoding="utf-8"?>
+<?mso-contentType ?>
+<FormTemplates xmlns="http://schemas.microsoft.com/sharepoint/v3/contenttype/forms">
+  <Display>DocumentLibraryForm</Display>
+  <Edit>DocumentLibraryForm</Edit>
+  <New>DocumentLibraryForm</New>
+</FormTemplates>
+</file>
+
 <file path=customXml/item4.xml><?xml version="1.0" encoding="utf-8"?>
-<b:Sources xmlns:b="http://schemas.openxmlformats.org/officeDocument/2006/bibliography" xmlns="http://schemas.openxmlformats.org/officeDocument/2006/bibliography" SelectedStyle="\APASixthEditionOfficeOnline.xsl" StyleName="APA" Version="6"/>
+<p:properties xmlns:p="http://schemas.microsoft.com/office/2006/metadata/properties" xmlns:xsi="http://www.w3.org/2001/XMLSchema-instance" xmlns:pc="http://schemas.microsoft.com/office/infopath/2007/PartnerControls">
+  <documentManagement>
+    <_activity xmlns="a94799e5-846a-4ad9-b31d-5ba5d0428847" xsi:nil="true"/>
+  </documentManagement>
+</p:properties>
 </file>
 
 <file path=customXml/itemProps1.xml><?xml version="1.0" encoding="utf-8"?>
-<ds:datastoreItem xmlns:ds="http://schemas.openxmlformats.org/officeDocument/2006/customXml" ds:itemID="{8A7D4A20-64F2-4259-949F-7A93E612CEDE}">
+<ds:datastoreItem xmlns:ds="http://schemas.openxmlformats.org/officeDocument/2006/customXml" ds:itemID="{33B51BA0-60DC-4A69-874E-22CBA927F23E}">
   <ds:schemaRefs>
-    <ds:schemaRef ds:uri="http://schemas.microsoft.com/office/2006/metadata/properties"/>
-    <ds:schemaRef ds:uri="http://schemas.microsoft.com/office/infopath/2007/PartnerControls"/>
-    <ds:schemaRef ds:uri="a94799e5-846a-4ad9-b31d-5ba5d0428847"/>
+    <ds:schemaRef ds:uri="http://schemas.openxmlformats.org/officeDocument/2006/bibliography"/>
   </ds:schemaRefs>
 </ds:datastoreItem>
 </file>
 
 <file path=customXml/itemProps2.xml><?xml version="1.0" encoding="utf-8"?>
-<ds:datastoreItem xmlns:ds="http://schemas.openxmlformats.org/officeDocument/2006/customXml" ds:itemID="{1F4F2074-9665-40AE-AC4D-38B5428FDE6E}">
-  <ds:schemaRefs>
-    <ds:schemaRef ds:uri="http://schemas.microsoft.com/sharepoint/v3/contenttype/forms"/>
-  </ds:schemaRefs>
-</ds:datastoreItem>
-</file>
-
-<file path=customXml/itemProps3.xml><?xml version="1.0" encoding="utf-8"?>
 <ds:datastoreItem xmlns:ds="http://schemas.openxmlformats.org/officeDocument/2006/customXml" ds:itemID="{C3329A49-AD3D-4BA1-96E5-F249191C1F65}">
   <ds:schemaRefs>
     <ds:schemaRef ds:uri="http://schemas.microsoft.com/office/2006/metadata/contentType"/>
@@ -9945,10 +11304,20 @@
 </ds:datastoreItem>
 </file>
 
+<file path=customXml/itemProps3.xml><?xml version="1.0" encoding="utf-8"?>
+<ds:datastoreItem xmlns:ds="http://schemas.openxmlformats.org/officeDocument/2006/customXml" ds:itemID="{1F4F2074-9665-40AE-AC4D-38B5428FDE6E}">
+  <ds:schemaRefs>
+    <ds:schemaRef ds:uri="http://schemas.microsoft.com/sharepoint/v3/contenttype/forms"/>
+  </ds:schemaRefs>
+</ds:datastoreItem>
+</file>
+
 <file path=customXml/itemProps4.xml><?xml version="1.0" encoding="utf-8"?>
-<ds:datastoreItem xmlns:ds="http://schemas.openxmlformats.org/officeDocument/2006/customXml" ds:itemID="{33B51BA0-60DC-4A69-874E-22CBA927F23E}">
+<ds:datastoreItem xmlns:ds="http://schemas.openxmlformats.org/officeDocument/2006/customXml" ds:itemID="{8A7D4A20-64F2-4259-949F-7A93E612CEDE}">
   <ds:schemaRefs>
-    <ds:schemaRef ds:uri="http://schemas.openxmlformats.org/officeDocument/2006/bibliography"/>
+    <ds:schemaRef ds:uri="http://schemas.microsoft.com/office/2006/metadata/properties"/>
+    <ds:schemaRef ds:uri="http://schemas.microsoft.com/office/infopath/2007/PartnerControls"/>
+    <ds:schemaRef ds:uri="a94799e5-846a-4ad9-b31d-5ba5d0428847"/>
   </ds:schemaRefs>
 </ds:datastoreItem>
 </file>
--- a/__ms-praca__/Fruhwald/soc_sablona_2025.docx
+++ b/__ms-praca__/Fruhwald/soc_sablona_2025.docx
@@ -1175,7 +1175,31 @@
           <w:sz w:val="24"/>
           <w:szCs w:val="24"/>
         </w:rPr>
-        <w:t xml:space="preserve">Vyhlasujem, že prácu stredoškolskej odbornej činnosti na tému </w:t>
+        <w:t xml:space="preserve">Vyhlasujem, že prácu </w:t>
+      </w:r>
+      <w:r>
+        <w:rPr>
+          <w:rFonts w:ascii="Times New Roman" w:hAnsi="Times New Roman" w:cs="Times New Roman"/>
+          <w:sz w:val="24"/>
+          <w:szCs w:val="24"/>
+        </w:rPr>
+        <w:t>komplexná odborná maturitná práca</w:t>
+      </w:r>
+      <w:r>
+        <w:rPr>
+          <w:rFonts w:ascii="Times New Roman" w:hAnsi="Times New Roman" w:cs="Times New Roman"/>
+          <w:sz w:val="24"/>
+          <w:szCs w:val="24"/>
+        </w:rPr>
+        <w:t xml:space="preserve"> </w:t>
+      </w:r>
+      <w:r>
+        <w:rPr>
+          <w:rFonts w:ascii="Times New Roman" w:hAnsi="Times New Roman" w:cs="Times New Roman"/>
+          <w:sz w:val="24"/>
+          <w:szCs w:val="24"/>
+        </w:rPr>
+        <w:t xml:space="preserve">na tému </w:t>
       </w:r>
       <w:r>
         <w:rPr>
@@ -1783,10 +1807,15 @@
         </w:p>
         <w:p>
           <w:pPr>
-            <w:pStyle w:val="text"/>
+            <w:pStyle w:val="Obsah1"/>
+            <w:tabs>
+              <w:tab w:val="left" w:pos="480"/>
+              <w:tab w:val="right" w:leader="dot" w:pos="8493"/>
+            </w:tabs>
             <w:rPr>
               <w:rFonts w:eastAsiaTheme="minorEastAsia"/>
               <w:noProof/>
+              <w:sz w:val="24"/>
               <w:szCs w:val="24"/>
               <w:lang w:eastAsia="sk-SK"/>
             </w:rPr>
@@ -1794,6 +1823,7 @@
           <w:r>
             <w:rPr>
               <w:rFonts w:cs="Times New Roman"/>
+              <w:sz w:val="24"/>
             </w:rPr>
             <w:fldChar w:fldCharType="begin"/>
           </w:r>
@@ -1806,10 +1836,11 @@
           <w:r>
             <w:rPr>
               <w:rFonts w:cs="Times New Roman"/>
+              <w:sz w:val="24"/>
             </w:rPr>
             <w:fldChar w:fldCharType="separate"/>
           </w:r>
-          <w:hyperlink w:anchor="_Toc218714132" w:history="1">
+          <w:hyperlink w:anchor="_Toc219222412" w:history="1">
             <w:r>
               <w:rPr>
                 <w:rStyle w:val="Hypertextovprepojenie"/>
@@ -1821,6 +1852,7 @@
               <w:rPr>
                 <w:rFonts w:eastAsiaTheme="minorEastAsia"/>
                 <w:noProof/>
+                <w:sz w:val="24"/>
                 <w:szCs w:val="24"/>
                 <w:lang w:eastAsia="sk-SK"/>
               </w:rPr>
@@ -1852,7 +1884,7 @@
                 <w:noProof/>
                 <w:webHidden/>
               </w:rPr>
-              <w:instrText xml:space="preserve"> PAGEREF _Toc218714132 \h </w:instrText>
+              <w:instrText xml:space="preserve"> PAGEREF _Toc219222412 \h </w:instrText>
             </w:r>
             <w:r>
               <w:rPr>
@@ -1898,7 +1930,7 @@
               <w:lang w:eastAsia="sk-SK"/>
             </w:rPr>
           </w:pPr>
-          <w:hyperlink w:anchor="_Toc218714133" w:history="1">
+          <w:hyperlink w:anchor="_Toc219222413" w:history="1">
             <w:r>
               <w:rPr>
                 <w:rStyle w:val="Hypertextovprepojenie"/>
@@ -1942,7 +1974,7 @@
                 <w:noProof/>
                 <w:webHidden/>
               </w:rPr>
-              <w:instrText xml:space="preserve"> PAGEREF _Toc218714133 \h </w:instrText>
+              <w:instrText xml:space="preserve"> PAGEREF _Toc219222413 \h </w:instrText>
             </w:r>
             <w:r>
               <w:rPr>
@@ -1988,7 +2020,7 @@
               <w:lang w:eastAsia="sk-SK"/>
             </w:rPr>
           </w:pPr>
-          <w:hyperlink w:anchor="_Toc218714134" w:history="1">
+          <w:hyperlink w:anchor="_Toc219222414" w:history="1">
             <w:r>
               <w:rPr>
                 <w:rStyle w:val="Hypertextovprepojenie"/>
@@ -2032,7 +2064,7 @@
                 <w:noProof/>
                 <w:webHidden/>
               </w:rPr>
-              <w:instrText xml:space="preserve"> PAGEREF _Toc218714134 \h </w:instrText>
+              <w:instrText xml:space="preserve"> PAGEREF _Toc219222414 \h </w:instrText>
             </w:r>
             <w:r>
               <w:rPr>
@@ -2078,7 +2110,7 @@
               <w:lang w:eastAsia="sk-SK"/>
             </w:rPr>
           </w:pPr>
-          <w:hyperlink w:anchor="_Toc218714135" w:history="1">
+          <w:hyperlink w:anchor="_Toc219222415" w:history="1">
             <w:r>
               <w:rPr>
                 <w:rStyle w:val="Hypertextovprepojenie"/>
@@ -2122,7 +2154,7 @@
                 <w:noProof/>
                 <w:webHidden/>
               </w:rPr>
-              <w:instrText xml:space="preserve"> PAGEREF _Toc218714135 \h </w:instrText>
+              <w:instrText xml:space="preserve"> PAGEREF _Toc219222415 \h </w:instrText>
             </w:r>
             <w:r>
               <w:rPr>
@@ -2168,7 +2200,7 @@
               <w:lang w:eastAsia="sk-SK"/>
             </w:rPr>
           </w:pPr>
-          <w:hyperlink w:anchor="_Toc218714136" w:history="1">
+          <w:hyperlink w:anchor="_Toc219222416" w:history="1">
             <w:r>
               <w:rPr>
                 <w:rStyle w:val="Hypertextovprepojenie"/>
@@ -2212,7 +2244,7 @@
                 <w:noProof/>
                 <w:webHidden/>
               </w:rPr>
-              <w:instrText xml:space="preserve"> PAGEREF _Toc218714136 \h </w:instrText>
+              <w:instrText xml:space="preserve"> PAGEREF _Toc219222416 \h </w:instrText>
             </w:r>
             <w:r>
               <w:rPr>
@@ -2258,7 +2290,7 @@
               <w:lang w:eastAsia="sk-SK"/>
             </w:rPr>
           </w:pPr>
-          <w:hyperlink w:anchor="_Toc218714137" w:history="1">
+          <w:hyperlink w:anchor="_Toc219222417" w:history="1">
             <w:r>
               <w:rPr>
                 <w:rStyle w:val="Hypertextovprepojenie"/>
@@ -2281,7 +2313,7 @@
                 <w:rStyle w:val="Hypertextovprepojenie"/>
                 <w:noProof/>
               </w:rPr>
-              <w:t>Používateľské rozhranie ePOS systému</w:t>
+              <w:t>Používateľské rozhranie a integrácia zariadení</w:t>
             </w:r>
             <w:r>
               <w:rPr>
@@ -2302,7 +2334,7 @@
                 <w:noProof/>
                 <w:webHidden/>
               </w:rPr>
-              <w:instrText xml:space="preserve"> PAGEREF _Toc218714137 \h </w:instrText>
+              <w:instrText xml:space="preserve"> PAGEREF _Toc219222417 \h </w:instrText>
             </w:r>
             <w:r>
               <w:rPr>
@@ -2323,6 +2355,166 @@
                 <w:webHidden/>
               </w:rPr>
               <w:t>9</w:t>
+            </w:r>
+            <w:r>
+              <w:rPr>
+                <w:noProof/>
+                <w:webHidden/>
+              </w:rPr>
+              <w:fldChar w:fldCharType="end"/>
+            </w:r>
+          </w:hyperlink>
+        </w:p>
+        <w:p>
+          <w:pPr>
+            <w:pStyle w:val="Obsah1"/>
+            <w:tabs>
+              <w:tab w:val="left" w:pos="480"/>
+              <w:tab w:val="right" w:leader="dot" w:pos="8493"/>
+            </w:tabs>
+            <w:rPr>
+              <w:rFonts w:eastAsiaTheme="minorEastAsia"/>
+              <w:noProof/>
+              <w:sz w:val="24"/>
+              <w:szCs w:val="24"/>
+              <w:lang w:eastAsia="sk-SK"/>
+            </w:rPr>
+          </w:pPr>
+          <w:hyperlink w:anchor="_Toc219222418" w:history="1">
+            <w:r>
+              <w:rPr>
+                <w:rStyle w:val="Hypertextovprepojenie"/>
+                <w:noProof/>
+              </w:rPr>
+              <w:t>3</w:t>
+            </w:r>
+            <w:r>
+              <w:rPr>
+                <w:rFonts w:eastAsiaTheme="minorEastAsia"/>
+                <w:noProof/>
+                <w:sz w:val="24"/>
+                <w:szCs w:val="24"/>
+                <w:lang w:eastAsia="sk-SK"/>
+              </w:rPr>
+              <w:tab/>
+            </w:r>
+            <w:r>
+              <w:rPr>
+                <w:rStyle w:val="Hypertextovprepojenie"/>
+                <w:noProof/>
+              </w:rPr>
+              <w:t>A</w:t>
+            </w:r>
+            <w:r>
+              <w:rPr>
+                <w:rStyle w:val="Hypertextovprepojenie"/>
+                <w:noProof/>
+              </w:rPr>
+              <w:t>nalýza</w:t>
+            </w:r>
+            <w:r>
+              <w:rPr>
+                <w:rStyle w:val="Hypertextovprepojenie"/>
+                <w:noProof/>
+              </w:rPr>
+              <w:t xml:space="preserve"> </w:t>
+            </w:r>
+            <w:r>
+              <w:rPr>
+                <w:rStyle w:val="Hypertextovprepojenie"/>
+                <w:noProof/>
+              </w:rPr>
+              <w:t>požiadaviek</w:t>
+            </w:r>
+            <w:r>
+              <w:rPr>
+                <w:rStyle w:val="Hypertextovprepojenie"/>
+                <w:noProof/>
+              </w:rPr>
+              <w:t xml:space="preserve"> </w:t>
+            </w:r>
+            <w:r>
+              <w:rPr>
+                <w:rStyle w:val="Hypertextovprepojenie"/>
+                <w:noProof/>
+              </w:rPr>
+              <w:t>na</w:t>
+            </w:r>
+            <w:r>
+              <w:rPr>
+                <w:rStyle w:val="Hypertextovprepojenie"/>
+                <w:noProof/>
+              </w:rPr>
+              <w:t xml:space="preserve"> </w:t>
+            </w:r>
+            <w:r>
+              <w:rPr>
+                <w:rStyle w:val="Hypertextovprepojenie"/>
+                <w:noProof/>
+              </w:rPr>
+              <w:t>funkčnosť</w:t>
+            </w:r>
+            <w:r>
+              <w:rPr>
+                <w:rStyle w:val="Hypertextovprepojenie"/>
+                <w:noProof/>
+              </w:rPr>
+              <w:t xml:space="preserve"> </w:t>
+            </w:r>
+            <w:r>
+              <w:rPr>
+                <w:rStyle w:val="Hypertextovprepojenie"/>
+                <w:noProof/>
+              </w:rPr>
+              <w:t>pokladničného systému</w:t>
+            </w:r>
+            <w:r>
+              <w:rPr>
+                <w:rStyle w:val="Hypertextovprepojenie"/>
+                <w:noProof/>
+              </w:rPr>
+              <w:t xml:space="preserve"> </w:t>
+            </w:r>
+            <w:r>
+              <w:rPr>
+                <w:noProof/>
+                <w:webHidden/>
+              </w:rPr>
+              <w:tab/>
+            </w:r>
+            <w:r>
+              <w:rPr>
+                <w:noProof/>
+                <w:webHidden/>
+              </w:rPr>
+              <w:fldChar w:fldCharType="begin"/>
+            </w:r>
+            <w:r>
+              <w:rPr>
+                <w:noProof/>
+                <w:webHidden/>
+              </w:rPr>
+              <w:instrText xml:space="preserve"> PAGEREF _Toc219222418 \h </w:instrText>
+            </w:r>
+            <w:r>
+              <w:rPr>
+                <w:noProof/>
+                <w:webHidden/>
+              </w:rPr>
+            </w:r>
+            <w:r>
+              <w:rPr>
+                <w:noProof/>
+                <w:webHidden/>
+              </w:rPr>
+              <w:fldChar w:fldCharType="separate"/>
+            </w:r>
+            <w:r>
+              <w:rPr>
+                <w:noProof/>
+                <w:webHidden/>
+              </w:rPr>
+              <w:t>11</w:t>
             </w:r>
             <w:r>
               <w:rPr>
@@ -2348,13 +2540,13 @@
               <w:lang w:eastAsia="sk-SK"/>
             </w:rPr>
           </w:pPr>
-          <w:hyperlink w:anchor="_Toc218714138" w:history="1">
+          <w:hyperlink w:anchor="_Toc219222419" w:history="1">
             <w:r>
               <w:rPr>
                 <w:rStyle w:val="Hypertextovprepojenie"/>
                 <w:noProof/>
               </w:rPr>
-              <w:t>2.4</w:t>
+              <w:t>3.1</w:t>
             </w:r>
             <w:r>
               <w:rPr>
@@ -2371,7 +2563,7 @@
                 <w:rStyle w:val="Hypertextovprepojenie"/>
                 <w:noProof/>
               </w:rPr>
-              <w:t>Integrácia s pokladničným hardvérom</w:t>
+              <w:t>Správa produktov</w:t>
             </w:r>
             <w:r>
               <w:rPr>
@@ -2392,7 +2584,7 @@
                 <w:noProof/>
                 <w:webHidden/>
               </w:rPr>
-              <w:instrText xml:space="preserve"> PAGEREF _Toc218714138 \h </w:instrText>
+              <w:instrText xml:space="preserve"> PAGEREF _Toc219222419 \h </w:instrText>
             </w:r>
             <w:r>
               <w:rPr>
@@ -2412,7 +2604,187 @@
                 <w:noProof/>
                 <w:webHidden/>
               </w:rPr>
-              <w:t>10</w:t>
+              <w:t>11</w:t>
+            </w:r>
+            <w:r>
+              <w:rPr>
+                <w:noProof/>
+                <w:webHidden/>
+              </w:rPr>
+              <w:fldChar w:fldCharType="end"/>
+            </w:r>
+          </w:hyperlink>
+        </w:p>
+        <w:p>
+          <w:pPr>
+            <w:pStyle w:val="Obsah1"/>
+            <w:tabs>
+              <w:tab w:val="left" w:pos="720"/>
+              <w:tab w:val="right" w:leader="dot" w:pos="8493"/>
+            </w:tabs>
+            <w:rPr>
+              <w:rFonts w:eastAsiaTheme="minorEastAsia"/>
+              <w:noProof/>
+              <w:sz w:val="24"/>
+              <w:szCs w:val="24"/>
+              <w:lang w:eastAsia="sk-SK"/>
+            </w:rPr>
+          </w:pPr>
+          <w:hyperlink w:anchor="_Toc219222420" w:history="1">
+            <w:r>
+              <w:rPr>
+                <w:rStyle w:val="Hypertextovprepojenie"/>
+                <w:noProof/>
+              </w:rPr>
+              <w:t>3.2</w:t>
+            </w:r>
+            <w:r>
+              <w:rPr>
+                <w:rFonts w:eastAsiaTheme="minorEastAsia"/>
+                <w:noProof/>
+                <w:sz w:val="24"/>
+                <w:szCs w:val="24"/>
+                <w:lang w:eastAsia="sk-SK"/>
+              </w:rPr>
+              <w:tab/>
+            </w:r>
+            <w:r>
+              <w:rPr>
+                <w:rStyle w:val="Hypertextovprepojenie"/>
+                <w:noProof/>
+              </w:rPr>
+              <w:t>CRM funkcionalita a evidencia zákazníkov</w:t>
+            </w:r>
+            <w:r>
+              <w:rPr>
+                <w:noProof/>
+                <w:webHidden/>
+              </w:rPr>
+              <w:tab/>
+            </w:r>
+            <w:r>
+              <w:rPr>
+                <w:noProof/>
+                <w:webHidden/>
+              </w:rPr>
+              <w:fldChar w:fldCharType="begin"/>
+            </w:r>
+            <w:r>
+              <w:rPr>
+                <w:noProof/>
+                <w:webHidden/>
+              </w:rPr>
+              <w:instrText xml:space="preserve"> PAGEREF _Toc219222420 \h </w:instrText>
+            </w:r>
+            <w:r>
+              <w:rPr>
+                <w:noProof/>
+                <w:webHidden/>
+              </w:rPr>
+            </w:r>
+            <w:r>
+              <w:rPr>
+                <w:noProof/>
+                <w:webHidden/>
+              </w:rPr>
+              <w:fldChar w:fldCharType="separate"/>
+            </w:r>
+            <w:r>
+              <w:rPr>
+                <w:noProof/>
+                <w:webHidden/>
+              </w:rPr>
+              <w:t>12</w:t>
+            </w:r>
+            <w:r>
+              <w:rPr>
+                <w:noProof/>
+                <w:webHidden/>
+              </w:rPr>
+              <w:fldChar w:fldCharType="end"/>
+            </w:r>
+          </w:hyperlink>
+        </w:p>
+        <w:p>
+          <w:pPr>
+            <w:pStyle w:val="Obsah1"/>
+            <w:tabs>
+              <w:tab w:val="left" w:pos="720"/>
+              <w:tab w:val="right" w:leader="dot" w:pos="8493"/>
+            </w:tabs>
+            <w:rPr>
+              <w:rFonts w:eastAsiaTheme="minorEastAsia"/>
+              <w:noProof/>
+              <w:sz w:val="24"/>
+              <w:szCs w:val="24"/>
+              <w:lang w:eastAsia="sk-SK"/>
+            </w:rPr>
+          </w:pPr>
+          <w:hyperlink w:anchor="_Toc219222421" w:history="1">
+            <w:r>
+              <w:rPr>
+                <w:rStyle w:val="Hypertextovprepojenie"/>
+                <w:noProof/>
+              </w:rPr>
+              <w:t>3.3</w:t>
+            </w:r>
+            <w:r>
+              <w:rPr>
+                <w:rFonts w:eastAsiaTheme="minorEastAsia"/>
+                <w:noProof/>
+                <w:sz w:val="24"/>
+                <w:szCs w:val="24"/>
+                <w:lang w:eastAsia="sk-SK"/>
+              </w:rPr>
+              <w:tab/>
+            </w:r>
+            <w:r>
+              <w:rPr>
+                <w:rStyle w:val="Hypertextovprepojenie"/>
+                <w:noProof/>
+              </w:rPr>
+              <w:t>Prevádzkové a technické požiadavky</w:t>
+            </w:r>
+            <w:r>
+              <w:rPr>
+                <w:noProof/>
+                <w:webHidden/>
+              </w:rPr>
+              <w:tab/>
+            </w:r>
+            <w:r>
+              <w:rPr>
+                <w:noProof/>
+                <w:webHidden/>
+              </w:rPr>
+              <w:fldChar w:fldCharType="begin"/>
+            </w:r>
+            <w:r>
+              <w:rPr>
+                <w:noProof/>
+                <w:webHidden/>
+              </w:rPr>
+              <w:instrText xml:space="preserve"> PAGEREF _Toc219222421 \h </w:instrText>
+            </w:r>
+            <w:r>
+              <w:rPr>
+                <w:noProof/>
+                <w:webHidden/>
+              </w:rPr>
+            </w:r>
+            <w:r>
+              <w:rPr>
+                <w:noProof/>
+                <w:webHidden/>
+              </w:rPr>
+              <w:fldChar w:fldCharType="separate"/>
+            </w:r>
+            <w:r>
+              <w:rPr>
+                <w:noProof/>
+                <w:webHidden/>
+              </w:rPr>
+              <w:t>12</w:t>
             </w:r>
             <w:r>
               <w:rPr>
@@ -2438,13 +2810,13 @@
               <w:lang w:eastAsia="sk-SK"/>
             </w:rPr>
           </w:pPr>
-          <w:hyperlink w:anchor="_Toc218714139" w:history="1">
+          <w:hyperlink w:anchor="_Toc219222422" w:history="1">
             <w:r>
               <w:rPr>
                 <w:rStyle w:val="Hypertextovprepojenie"/>
                 <w:noProof/>
               </w:rPr>
-              <w:t>3</w:t>
+              <w:t>4</w:t>
             </w:r>
             <w:r>
               <w:rPr>
@@ -2461,7 +2833,7 @@
                 <w:rStyle w:val="Hypertextovprepojenie"/>
                 <w:noProof/>
               </w:rPr>
-              <w:t>ANALÝZA POŽIADAVIEK NA FUNKČNOSŤ POKLADNIČNÉHO SYSTÉMU</w:t>
+              <w:t>Databázový model</w:t>
             </w:r>
             <w:r>
               <w:rPr>
@@ -2482,7 +2854,7 @@
                 <w:noProof/>
                 <w:webHidden/>
               </w:rPr>
-              <w:instrText xml:space="preserve"> PAGEREF _Toc218714139 \h </w:instrText>
+              <w:instrText xml:space="preserve"> PAGEREF _Toc219222422 \h </w:instrText>
             </w:r>
             <w:r>
               <w:rPr>
@@ -2502,7 +2874,7 @@
                 <w:noProof/>
                 <w:webHidden/>
               </w:rPr>
-              <w:t>11</w:t>
+              <w:t>13</w:t>
             </w:r>
             <w:r>
               <w:rPr>
@@ -2528,13 +2900,13 @@
               <w:lang w:eastAsia="sk-SK"/>
             </w:rPr>
           </w:pPr>
-          <w:hyperlink w:anchor="_Toc218714140" w:history="1">
+          <w:hyperlink w:anchor="_Toc219222423" w:history="1">
             <w:r>
               <w:rPr>
                 <w:rStyle w:val="Hypertextovprepojenie"/>
                 <w:noProof/>
               </w:rPr>
-              <w:t>3.1</w:t>
+              <w:t>4.1</w:t>
             </w:r>
             <w:r>
               <w:rPr>
@@ -2551,7 +2923,7 @@
                 <w:rStyle w:val="Hypertextovprepojenie"/>
                 <w:noProof/>
               </w:rPr>
-              <w:t>Správa produktov</w:t>
+              <w:t>Charakteristika použitej databázy a nastavení</w:t>
             </w:r>
             <w:r>
               <w:rPr>
@@ -2572,7 +2944,7 @@
                 <w:noProof/>
                 <w:webHidden/>
               </w:rPr>
-              <w:instrText xml:space="preserve"> PAGEREF _Toc218714140 \h </w:instrText>
+              <w:instrText xml:space="preserve"> PAGEREF _Toc219222423 \h </w:instrText>
             </w:r>
             <w:r>
               <w:rPr>
@@ -2592,7 +2964,7 @@
                 <w:noProof/>
                 <w:webHidden/>
               </w:rPr>
-              <w:t>11</w:t>
+              <w:t>13</w:t>
             </w:r>
             <w:r>
               <w:rPr>
@@ -2618,13 +2990,13 @@
               <w:lang w:eastAsia="sk-SK"/>
             </w:rPr>
           </w:pPr>
-          <w:hyperlink w:anchor="_Toc218714141" w:history="1">
+          <w:hyperlink w:anchor="_Toc219222424" w:history="1">
             <w:r>
               <w:rPr>
                 <w:rStyle w:val="Hypertextovprepojenie"/>
                 <w:noProof/>
               </w:rPr>
-              <w:t>3.2</w:t>
+              <w:t>4.2</w:t>
             </w:r>
             <w:r>
               <w:rPr>
@@ -2641,7 +3013,7 @@
                 <w:rStyle w:val="Hypertextovprepojenie"/>
                 <w:noProof/>
               </w:rPr>
-              <w:t>Identifikácia produktov pomocou čiarových kódov</w:t>
+              <w:t>Štruktúra databázového modelu</w:t>
             </w:r>
             <w:r>
               <w:rPr>
@@ -2662,7 +3034,7 @@
                 <w:noProof/>
                 <w:webHidden/>
               </w:rPr>
-              <w:instrText xml:space="preserve"> PAGEREF _Toc218714141 \h </w:instrText>
+              <w:instrText xml:space="preserve"> PAGEREF _Toc219222424 \h </w:instrText>
             </w:r>
             <w:r>
               <w:rPr>
@@ -2682,7 +3054,7 @@
                 <w:noProof/>
                 <w:webHidden/>
               </w:rPr>
-              <w:t>11</w:t>
+              <w:t>14</w:t>
             </w:r>
             <w:r>
               <w:rPr>
@@ -2708,13 +3080,13 @@
               <w:lang w:eastAsia="sk-SK"/>
             </w:rPr>
           </w:pPr>
-          <w:hyperlink w:anchor="_Toc218714142" w:history="1">
+          <w:hyperlink w:anchor="_Toc219222425" w:history="1">
             <w:r>
               <w:rPr>
                 <w:rStyle w:val="Hypertextovprepojenie"/>
                 <w:noProof/>
               </w:rPr>
-              <w:t>3.3</w:t>
+              <w:t>4.3</w:t>
             </w:r>
             <w:r>
               <w:rPr>
@@ -2731,7 +3103,7 @@
                 <w:rStyle w:val="Hypertextovprepojenie"/>
                 <w:noProof/>
               </w:rPr>
-              <w:t>CRM funkcionalita a evidencia zákazníkov</w:t>
+              <w:t>Integrita, normalizácia a prevádzkové aspekty databázy</w:t>
             </w:r>
             <w:r>
               <w:rPr>
@@ -2752,7 +3124,7 @@
                 <w:noProof/>
                 <w:webHidden/>
               </w:rPr>
-              <w:instrText xml:space="preserve"> PAGEREF _Toc218714142 \h </w:instrText>
+              <w:instrText xml:space="preserve"> PAGEREF _Toc219222425 \h </w:instrText>
             </w:r>
             <w:r>
               <w:rPr>
@@ -2772,7 +3144,7 @@
                 <w:noProof/>
                 <w:webHidden/>
               </w:rPr>
-              <w:t>12</w:t>
+              <w:t>16</w:t>
             </w:r>
             <w:r>
               <w:rPr>
@@ -2798,13 +3170,13 @@
               <w:lang w:eastAsia="sk-SK"/>
             </w:rPr>
           </w:pPr>
-          <w:hyperlink w:anchor="_Toc218714143" w:history="1">
+          <w:hyperlink w:anchor="_Toc219222426" w:history="1">
             <w:r>
               <w:rPr>
                 <w:rStyle w:val="Hypertextovprepojenie"/>
                 <w:noProof/>
               </w:rPr>
-              <w:t>3.4</w:t>
+              <w:t>4.4</w:t>
             </w:r>
             <w:r>
               <w:rPr>
@@ -2821,7 +3193,7 @@
                 <w:rStyle w:val="Hypertextovprepojenie"/>
                 <w:noProof/>
               </w:rPr>
-              <w:t>Prevádzkové a technické požiadavky</w:t>
+              <w:t>Väzba databázového modelu na funkcionalitu ePOS</w:t>
             </w:r>
             <w:r>
               <w:rPr>
@@ -2842,7 +3214,7 @@
                 <w:noProof/>
                 <w:webHidden/>
               </w:rPr>
-              <w:instrText xml:space="preserve"> PAGEREF _Toc218714143 \h </w:instrText>
+              <w:instrText xml:space="preserve"> PAGEREF _Toc219222426 \h </w:instrText>
             </w:r>
             <w:r>
               <w:rPr>
@@ -2862,7 +3234,97 @@
                 <w:noProof/>
                 <w:webHidden/>
               </w:rPr>
-              <w:t>12</w:t>
+              <w:t>19</w:t>
+            </w:r>
+            <w:r>
+              <w:rPr>
+                <w:noProof/>
+                <w:webHidden/>
+              </w:rPr>
+              <w:fldChar w:fldCharType="end"/>
+            </w:r>
+          </w:hyperlink>
+        </w:p>
+        <w:p>
+          <w:pPr>
+            <w:pStyle w:val="Obsah1"/>
+            <w:tabs>
+              <w:tab w:val="left" w:pos="720"/>
+              <w:tab w:val="right" w:leader="dot" w:pos="8493"/>
+            </w:tabs>
+            <w:rPr>
+              <w:rFonts w:eastAsiaTheme="minorEastAsia"/>
+              <w:noProof/>
+              <w:sz w:val="24"/>
+              <w:szCs w:val="24"/>
+              <w:lang w:eastAsia="sk-SK"/>
+            </w:rPr>
+          </w:pPr>
+          <w:hyperlink w:anchor="_Toc219222427" w:history="1">
+            <w:r>
+              <w:rPr>
+                <w:rStyle w:val="Hypertextovprepojenie"/>
+                <w:noProof/>
+              </w:rPr>
+              <w:t>4.5</w:t>
+            </w:r>
+            <w:r>
+              <w:rPr>
+                <w:rFonts w:eastAsiaTheme="minorEastAsia"/>
+                <w:noProof/>
+                <w:sz w:val="24"/>
+                <w:szCs w:val="24"/>
+                <w:lang w:eastAsia="sk-SK"/>
+              </w:rPr>
+              <w:tab/>
+            </w:r>
+            <w:r>
+              <w:rPr>
+                <w:rStyle w:val="Hypertextovprepojenie"/>
+                <w:noProof/>
+              </w:rPr>
+              <w:t>Návrhy na rozšírenie databázového modelu</w:t>
+            </w:r>
+            <w:r>
+              <w:rPr>
+                <w:noProof/>
+                <w:webHidden/>
+              </w:rPr>
+              <w:tab/>
+            </w:r>
+            <w:r>
+              <w:rPr>
+                <w:noProof/>
+                <w:webHidden/>
+              </w:rPr>
+              <w:fldChar w:fldCharType="begin"/>
+            </w:r>
+            <w:r>
+              <w:rPr>
+                <w:noProof/>
+                <w:webHidden/>
+              </w:rPr>
+              <w:instrText xml:space="preserve"> PAGEREF _Toc219222427 \h </w:instrText>
+            </w:r>
+            <w:r>
+              <w:rPr>
+                <w:noProof/>
+                <w:webHidden/>
+              </w:rPr>
+            </w:r>
+            <w:r>
+              <w:rPr>
+                <w:noProof/>
+                <w:webHidden/>
+              </w:rPr>
+              <w:fldChar w:fldCharType="separate"/>
+            </w:r>
+            <w:r>
+              <w:rPr>
+                <w:noProof/>
+                <w:webHidden/>
+              </w:rPr>
+              <w:t>20</w:t>
             </w:r>
             <w:r>
               <w:rPr>
@@ -2888,13 +3350,13 @@
               <w:lang w:eastAsia="sk-SK"/>
             </w:rPr>
           </w:pPr>
-          <w:hyperlink w:anchor="_Toc218714144" w:history="1">
+          <w:hyperlink w:anchor="_Toc219222428" w:history="1">
             <w:r>
               <w:rPr>
                 <w:rStyle w:val="Hypertextovprepojenie"/>
                 <w:noProof/>
               </w:rPr>
-              <w:t>4</w:t>
+              <w:t>5</w:t>
             </w:r>
             <w:r>
               <w:rPr>
@@ -2911,7 +3373,7 @@
                 <w:rStyle w:val="Hypertextovprepojenie"/>
                 <w:noProof/>
               </w:rPr>
-              <w:t>Databázový model</w:t>
+              <w:t>Návrh štruktúry (wireframe) používateľského rozhrania</w:t>
             </w:r>
             <w:r>
               <w:rPr>
@@ -2932,7 +3394,7 @@
                 <w:noProof/>
                 <w:webHidden/>
               </w:rPr>
-              <w:instrText xml:space="preserve"> PAGEREF _Toc218714144 \h </w:instrText>
+              <w:instrText xml:space="preserve"> PAGEREF _Toc219222428 \h </w:instrText>
             </w:r>
             <w:r>
               <w:rPr>
@@ -2952,7 +3414,7 @@
                 <w:noProof/>
                 <w:webHidden/>
               </w:rPr>
-              <w:t>13</w:t>
+              <w:t>21</w:t>
             </w:r>
             <w:r>
               <w:rPr>
@@ -2978,13 +3440,13 @@
               <w:lang w:eastAsia="sk-SK"/>
             </w:rPr>
           </w:pPr>
-          <w:hyperlink w:anchor="_Toc218714145" w:history="1">
+          <w:hyperlink w:anchor="_Toc219222429" w:history="1">
             <w:r>
               <w:rPr>
                 <w:rStyle w:val="Hypertextovprepojenie"/>
                 <w:noProof/>
               </w:rPr>
-              <w:t>4.1</w:t>
+              <w:t>5.1</w:t>
             </w:r>
             <w:r>
               <w:rPr>
@@ -3001,7 +3463,7 @@
                 <w:rStyle w:val="Hypertextovprepojenie"/>
                 <w:noProof/>
               </w:rPr>
-              <w:t>Charakteristika použitej databázy a nastavení</w:t>
+              <w:t>Ciele návrhu používateľského rozhrania</w:t>
             </w:r>
             <w:r>
               <w:rPr>
@@ -3022,7 +3484,7 @@
                 <w:noProof/>
                 <w:webHidden/>
               </w:rPr>
-              <w:instrText xml:space="preserve"> PAGEREF _Toc218714145 \h </w:instrText>
+              <w:instrText xml:space="preserve"> PAGEREF _Toc219222429 \h </w:instrText>
             </w:r>
             <w:r>
               <w:rPr>
@@ -3042,7 +3504,7 @@
                 <w:noProof/>
                 <w:webHidden/>
               </w:rPr>
-              <w:t>13</w:t>
+              <w:t>22</w:t>
             </w:r>
             <w:r>
               <w:rPr>
@@ -3068,13 +3530,13 @@
               <w:lang w:eastAsia="sk-SK"/>
             </w:rPr>
           </w:pPr>
-          <w:hyperlink w:anchor="_Toc218714146" w:history="1">
+          <w:hyperlink w:anchor="_Toc219222430" w:history="1">
             <w:r>
               <w:rPr>
                 <w:rStyle w:val="Hypertextovprepojenie"/>
                 <w:noProof/>
               </w:rPr>
-              <w:t>4.2</w:t>
+              <w:t>5.2</w:t>
             </w:r>
             <w:r>
               <w:rPr>
@@ -3091,7 +3553,7 @@
                 <w:rStyle w:val="Hypertextovprepojenie"/>
                 <w:noProof/>
               </w:rPr>
-              <w:t>Entita cashiers – evidencia pokladníkov</w:t>
+              <w:t>Návrh hlavných obrazoviek aplikácie</w:t>
             </w:r>
             <w:r>
               <w:rPr>
@@ -3112,7 +3574,7 @@
                 <w:noProof/>
                 <w:webHidden/>
               </w:rPr>
-              <w:instrText xml:space="preserve"> PAGEREF _Toc218714146 \h </w:instrText>
+              <w:instrText xml:space="preserve"> PAGEREF _Toc219222430 \h </w:instrText>
             </w:r>
             <w:r>
               <w:rPr>
@@ -3132,7 +3594,7 @@
                 <w:noProof/>
                 <w:webHidden/>
               </w:rPr>
-              <w:t>14</w:t>
+              <w:t>23</w:t>
             </w:r>
             <w:r>
               <w:rPr>
@@ -3158,13 +3620,13 @@
               <w:lang w:eastAsia="sk-SK"/>
             </w:rPr>
           </w:pPr>
-          <w:hyperlink w:anchor="_Toc218714147" w:history="1">
+          <w:hyperlink w:anchor="_Toc219222431" w:history="1">
             <w:r>
               <w:rPr>
                 <w:rStyle w:val="Hypertextovprepojenie"/>
                 <w:noProof/>
               </w:rPr>
-              <w:t>4.3</w:t>
+              <w:t>5.3</w:t>
             </w:r>
             <w:r>
               <w:rPr>
@@ -3181,7 +3643,7 @@
                 <w:rStyle w:val="Hypertextovprepojenie"/>
                 <w:noProof/>
               </w:rPr>
-              <w:t>Entita products – databáza produktov</w:t>
+              <w:t>Význam a zhodnotenie návrhu používateľského rozhrania</w:t>
             </w:r>
             <w:r>
               <w:rPr>
@@ -3202,7 +3664,7 @@
                 <w:noProof/>
                 <w:webHidden/>
               </w:rPr>
-              <w:instrText xml:space="preserve"> PAGEREF _Toc218714147 \h </w:instrText>
+              <w:instrText xml:space="preserve"> PAGEREF _Toc219222431 \h </w:instrText>
             </w:r>
             <w:r>
               <w:rPr>
@@ -3222,7 +3684,97 @@
                 <w:noProof/>
                 <w:webHidden/>
               </w:rPr>
-              <w:t>15</w:t>
+              <w:t>26</w:t>
+            </w:r>
+            <w:r>
+              <w:rPr>
+                <w:noProof/>
+                <w:webHidden/>
+              </w:rPr>
+              <w:fldChar w:fldCharType="end"/>
+            </w:r>
+          </w:hyperlink>
+        </w:p>
+        <w:p>
+          <w:pPr>
+            <w:pStyle w:val="Obsah1"/>
+            <w:tabs>
+              <w:tab w:val="left" w:pos="480"/>
+              <w:tab w:val="right" w:leader="dot" w:pos="8493"/>
+            </w:tabs>
+            <w:rPr>
+              <w:rFonts w:eastAsiaTheme="minorEastAsia"/>
+              <w:noProof/>
+              <w:sz w:val="24"/>
+              <w:szCs w:val="24"/>
+              <w:lang w:eastAsia="sk-SK"/>
+            </w:rPr>
+          </w:pPr>
+          <w:hyperlink w:anchor="_Toc219222432" w:history="1">
+            <w:r>
+              <w:rPr>
+                <w:rStyle w:val="Hypertextovprepojenie"/>
+                <w:noProof/>
+              </w:rPr>
+              <w:t>6</w:t>
+            </w:r>
+            <w:r>
+              <w:rPr>
+                <w:rFonts w:eastAsiaTheme="minorEastAsia"/>
+                <w:noProof/>
+                <w:sz w:val="24"/>
+                <w:szCs w:val="24"/>
+                <w:lang w:eastAsia="sk-SK"/>
+              </w:rPr>
+              <w:tab/>
+            </w:r>
+            <w:r>
+              <w:rPr>
+                <w:rStyle w:val="Hypertextovprepojenie"/>
+                <w:noProof/>
+              </w:rPr>
+              <w:t>Materiál a metodika</w:t>
+            </w:r>
+            <w:r>
+              <w:rPr>
+                <w:noProof/>
+                <w:webHidden/>
+              </w:rPr>
+              <w:tab/>
+            </w:r>
+            <w:r>
+              <w:rPr>
+                <w:noProof/>
+                <w:webHidden/>
+              </w:rPr>
+              <w:fldChar w:fldCharType="begin"/>
+            </w:r>
+            <w:r>
+              <w:rPr>
+                <w:noProof/>
+                <w:webHidden/>
+              </w:rPr>
+              <w:instrText xml:space="preserve"> PAGEREF _Toc219222432 \h </w:instrText>
+            </w:r>
+            <w:r>
+              <w:rPr>
+                <w:noProof/>
+                <w:webHidden/>
+              </w:rPr>
+            </w:r>
+            <w:r>
+              <w:rPr>
+                <w:noProof/>
+                <w:webHidden/>
+              </w:rPr>
+              <w:fldChar w:fldCharType="separate"/>
+            </w:r>
+            <w:r>
+              <w:rPr>
+                <w:noProof/>
+                <w:webHidden/>
+              </w:rPr>
+              <w:t>29</w:t>
             </w:r>
             <w:r>
               <w:rPr>
@@ -3248,13 +3800,13 @@
               <w:lang w:eastAsia="sk-SK"/>
             </w:rPr>
           </w:pPr>
-          <w:hyperlink w:anchor="_Toc218714148" w:history="1">
+          <w:hyperlink w:anchor="_Toc219222433" w:history="1">
             <w:r>
               <w:rPr>
                 <w:rStyle w:val="Hypertextovprepojenie"/>
                 <w:noProof/>
               </w:rPr>
-              <w:t>4.4</w:t>
+              <w:t>6.1</w:t>
             </w:r>
             <w:r>
               <w:rPr>
@@ -3271,7 +3823,7 @@
                 <w:rStyle w:val="Hypertextovprepojenie"/>
                 <w:noProof/>
               </w:rPr>
-              <w:t>Vzťahy medzi tabuľkami</w:t>
+              <w:t>Podnadpis</w:t>
             </w:r>
             <w:r>
               <w:rPr>
@@ -3292,7 +3844,7 @@
                 <w:noProof/>
                 <w:webHidden/>
               </w:rPr>
-              <w:instrText xml:space="preserve"> PAGEREF _Toc218714148 \h </w:instrText>
+              <w:instrText xml:space="preserve"> PAGEREF _Toc219222433 \h </w:instrText>
             </w:r>
             <w:r>
               <w:rPr>
@@ -3312,727 +3864,7 @@
                 <w:noProof/>
                 <w:webHidden/>
               </w:rPr>
-              <w:t>16</w:t>
-            </w:r>
-            <w:r>
-              <w:rPr>
-                <w:noProof/>
-                <w:webHidden/>
-              </w:rPr>
-              <w:fldChar w:fldCharType="end"/>
-            </w:r>
-          </w:hyperlink>
-        </w:p>
-        <w:p>
-          <w:pPr>
-            <w:pStyle w:val="Obsah1"/>
-            <w:tabs>
-              <w:tab w:val="left" w:pos="720"/>
-              <w:tab w:val="right" w:leader="dot" w:pos="8493"/>
-            </w:tabs>
-            <w:rPr>
-              <w:rFonts w:eastAsiaTheme="minorEastAsia"/>
-              <w:noProof/>
-              <w:sz w:val="24"/>
-              <w:szCs w:val="24"/>
-              <w:lang w:eastAsia="sk-SK"/>
-            </w:rPr>
-          </w:pPr>
-          <w:hyperlink w:anchor="_Toc218714149" w:history="1">
-            <w:r>
-              <w:rPr>
-                <w:rStyle w:val="Hypertextovprepojenie"/>
-                <w:noProof/>
-              </w:rPr>
-              <w:t>4.5</w:t>
-            </w:r>
-            <w:r>
-              <w:rPr>
-                <w:rFonts w:eastAsiaTheme="minorEastAsia"/>
-                <w:noProof/>
-                <w:sz w:val="24"/>
-                <w:szCs w:val="24"/>
-                <w:lang w:eastAsia="sk-SK"/>
-              </w:rPr>
-              <w:tab/>
-            </w:r>
-            <w:r>
-              <w:rPr>
-                <w:rStyle w:val="Hypertextovprepojenie"/>
-                <w:noProof/>
-              </w:rPr>
-              <w:t>Normalizácia a integrita údajov</w:t>
-            </w:r>
-            <w:r>
-              <w:rPr>
-                <w:noProof/>
-                <w:webHidden/>
-              </w:rPr>
-              <w:tab/>
-            </w:r>
-            <w:r>
-              <w:rPr>
-                <w:noProof/>
-                <w:webHidden/>
-              </w:rPr>
-              <w:fldChar w:fldCharType="begin"/>
-            </w:r>
-            <w:r>
-              <w:rPr>
-                <w:noProof/>
-                <w:webHidden/>
-              </w:rPr>
-              <w:instrText xml:space="preserve"> PAGEREF _Toc218714149 \h </w:instrText>
-            </w:r>
-            <w:r>
-              <w:rPr>
-                <w:noProof/>
-                <w:webHidden/>
-              </w:rPr>
-            </w:r>
-            <w:r>
-              <w:rPr>
-                <w:noProof/>
-                <w:webHidden/>
-              </w:rPr>
-              <w:fldChar w:fldCharType="separate"/>
-            </w:r>
-            <w:r>
-              <w:rPr>
-                <w:noProof/>
-                <w:webHidden/>
-              </w:rPr>
-              <w:t>16</w:t>
-            </w:r>
-            <w:r>
-              <w:rPr>
-                <w:noProof/>
-                <w:webHidden/>
-              </w:rPr>
-              <w:fldChar w:fldCharType="end"/>
-            </w:r>
-          </w:hyperlink>
-        </w:p>
-        <w:p>
-          <w:pPr>
-            <w:pStyle w:val="Obsah1"/>
-            <w:tabs>
-              <w:tab w:val="left" w:pos="720"/>
-              <w:tab w:val="right" w:leader="dot" w:pos="8493"/>
-            </w:tabs>
-            <w:rPr>
-              <w:rFonts w:eastAsiaTheme="minorEastAsia"/>
-              <w:noProof/>
-              <w:sz w:val="24"/>
-              <w:szCs w:val="24"/>
-              <w:lang w:eastAsia="sk-SK"/>
-            </w:rPr>
-          </w:pPr>
-          <w:hyperlink w:anchor="_Toc218714150" w:history="1">
-            <w:r>
-              <w:rPr>
-                <w:rStyle w:val="Hypertextovprepojenie"/>
-                <w:noProof/>
-              </w:rPr>
-              <w:t>4.6</w:t>
-            </w:r>
-            <w:r>
-              <w:rPr>
-                <w:rFonts w:eastAsiaTheme="minorEastAsia"/>
-                <w:noProof/>
-                <w:sz w:val="24"/>
-                <w:szCs w:val="24"/>
-                <w:lang w:eastAsia="sk-SK"/>
-              </w:rPr>
-              <w:tab/>
-            </w:r>
-            <w:r>
-              <w:rPr>
-                <w:rStyle w:val="Hypertextovprepojenie"/>
-                <w:noProof/>
-              </w:rPr>
-              <w:t>Väzba databázového modelu na funkcionalitu ePOS</w:t>
-            </w:r>
-            <w:r>
-              <w:rPr>
-                <w:noProof/>
-                <w:webHidden/>
-              </w:rPr>
-              <w:tab/>
-            </w:r>
-            <w:r>
-              <w:rPr>
-                <w:noProof/>
-                <w:webHidden/>
-              </w:rPr>
-              <w:fldChar w:fldCharType="begin"/>
-            </w:r>
-            <w:r>
-              <w:rPr>
-                <w:noProof/>
-                <w:webHidden/>
-              </w:rPr>
-              <w:instrText xml:space="preserve"> PAGEREF _Toc218714150 \h </w:instrText>
-            </w:r>
-            <w:r>
-              <w:rPr>
-                <w:noProof/>
-                <w:webHidden/>
-              </w:rPr>
-            </w:r>
-            <w:r>
-              <w:rPr>
-                <w:noProof/>
-                <w:webHidden/>
-              </w:rPr>
-              <w:fldChar w:fldCharType="separate"/>
-            </w:r>
-            <w:r>
-              <w:rPr>
-                <w:noProof/>
-                <w:webHidden/>
-              </w:rPr>
-              <w:t>18</w:t>
-            </w:r>
-            <w:r>
-              <w:rPr>
-                <w:noProof/>
-                <w:webHidden/>
-              </w:rPr>
-              <w:fldChar w:fldCharType="end"/>
-            </w:r>
-          </w:hyperlink>
-        </w:p>
-        <w:p>
-          <w:pPr>
-            <w:pStyle w:val="Obsah1"/>
-            <w:tabs>
-              <w:tab w:val="left" w:pos="720"/>
-              <w:tab w:val="right" w:leader="dot" w:pos="8493"/>
-            </w:tabs>
-            <w:rPr>
-              <w:rFonts w:eastAsiaTheme="minorEastAsia"/>
-              <w:noProof/>
-              <w:sz w:val="24"/>
-              <w:szCs w:val="24"/>
-              <w:lang w:eastAsia="sk-SK"/>
-            </w:rPr>
-          </w:pPr>
-          <w:hyperlink w:anchor="_Toc218714151" w:history="1">
-            <w:r>
-              <w:rPr>
-                <w:rStyle w:val="Hypertextovprepojenie"/>
-                <w:noProof/>
-              </w:rPr>
-              <w:t>4.6.1</w:t>
-            </w:r>
-            <w:r>
-              <w:rPr>
-                <w:rFonts w:eastAsiaTheme="minorEastAsia"/>
-                <w:noProof/>
-                <w:sz w:val="24"/>
-                <w:szCs w:val="24"/>
-                <w:lang w:eastAsia="sk-SK"/>
-              </w:rPr>
-              <w:tab/>
-            </w:r>
-            <w:r>
-              <w:rPr>
-                <w:rStyle w:val="Hypertextovprepojenie"/>
-                <w:noProof/>
-              </w:rPr>
-              <w:t>Prihlásenie pokladníka</w:t>
-            </w:r>
-            <w:r>
-              <w:rPr>
-                <w:noProof/>
-                <w:webHidden/>
-              </w:rPr>
-              <w:tab/>
-            </w:r>
-            <w:r>
-              <w:rPr>
-                <w:noProof/>
-                <w:webHidden/>
-              </w:rPr>
-              <w:fldChar w:fldCharType="begin"/>
-            </w:r>
-            <w:r>
-              <w:rPr>
-                <w:noProof/>
-                <w:webHidden/>
-              </w:rPr>
-              <w:instrText xml:space="preserve"> PAGEREF _Toc218714151 \h </w:instrText>
-            </w:r>
-            <w:r>
-              <w:rPr>
-                <w:noProof/>
-                <w:webHidden/>
-              </w:rPr>
-            </w:r>
-            <w:r>
-              <w:rPr>
-                <w:noProof/>
-                <w:webHidden/>
-              </w:rPr>
-              <w:fldChar w:fldCharType="separate"/>
-            </w:r>
-            <w:r>
-              <w:rPr>
-                <w:noProof/>
-                <w:webHidden/>
-              </w:rPr>
-              <w:t>18</w:t>
-            </w:r>
-            <w:r>
-              <w:rPr>
-                <w:noProof/>
-                <w:webHidden/>
-              </w:rPr>
-              <w:fldChar w:fldCharType="end"/>
-            </w:r>
-          </w:hyperlink>
-        </w:p>
-        <w:p>
-          <w:pPr>
-            <w:pStyle w:val="Obsah1"/>
-            <w:tabs>
-              <w:tab w:val="left" w:pos="720"/>
-              <w:tab w:val="right" w:leader="dot" w:pos="8493"/>
-            </w:tabs>
-            <w:rPr>
-              <w:rFonts w:eastAsiaTheme="minorEastAsia"/>
-              <w:noProof/>
-              <w:sz w:val="24"/>
-              <w:szCs w:val="24"/>
-              <w:lang w:eastAsia="sk-SK"/>
-            </w:rPr>
-          </w:pPr>
-          <w:hyperlink w:anchor="_Toc218714152" w:history="1">
-            <w:r>
-              <w:rPr>
-                <w:rStyle w:val="Hypertextovprepojenie"/>
-                <w:noProof/>
-              </w:rPr>
-              <w:t>4.6.2</w:t>
-            </w:r>
-            <w:r>
-              <w:rPr>
-                <w:rFonts w:eastAsiaTheme="minorEastAsia"/>
-                <w:noProof/>
-                <w:sz w:val="24"/>
-                <w:szCs w:val="24"/>
-                <w:lang w:eastAsia="sk-SK"/>
-              </w:rPr>
-              <w:tab/>
-            </w:r>
-            <w:r>
-              <w:rPr>
-                <w:rStyle w:val="Hypertextovprepojenie"/>
-                <w:noProof/>
-              </w:rPr>
-              <w:t>Vyhľadanie produktu podľa čiarového kódu</w:t>
-            </w:r>
-            <w:r>
-              <w:rPr>
-                <w:noProof/>
-                <w:webHidden/>
-              </w:rPr>
-              <w:tab/>
-            </w:r>
-            <w:r>
-              <w:rPr>
-                <w:noProof/>
-                <w:webHidden/>
-              </w:rPr>
-              <w:fldChar w:fldCharType="begin"/>
-            </w:r>
-            <w:r>
-              <w:rPr>
-                <w:noProof/>
-                <w:webHidden/>
-              </w:rPr>
-              <w:instrText xml:space="preserve"> PAGEREF _Toc218714152 \h </w:instrText>
-            </w:r>
-            <w:r>
-              <w:rPr>
-                <w:noProof/>
-                <w:webHidden/>
-              </w:rPr>
-            </w:r>
-            <w:r>
-              <w:rPr>
-                <w:noProof/>
-                <w:webHidden/>
-              </w:rPr>
-              <w:fldChar w:fldCharType="separate"/>
-            </w:r>
-            <w:r>
-              <w:rPr>
-                <w:noProof/>
-                <w:webHidden/>
-              </w:rPr>
-              <w:t>18</w:t>
-            </w:r>
-            <w:r>
-              <w:rPr>
-                <w:noProof/>
-                <w:webHidden/>
-              </w:rPr>
-              <w:fldChar w:fldCharType="end"/>
-            </w:r>
-          </w:hyperlink>
-        </w:p>
-        <w:p>
-          <w:pPr>
-            <w:pStyle w:val="Obsah1"/>
-            <w:tabs>
-              <w:tab w:val="left" w:pos="720"/>
-              <w:tab w:val="right" w:leader="dot" w:pos="8493"/>
-            </w:tabs>
-            <w:rPr>
-              <w:rFonts w:eastAsiaTheme="minorEastAsia"/>
-              <w:noProof/>
-              <w:sz w:val="24"/>
-              <w:szCs w:val="24"/>
-              <w:lang w:eastAsia="sk-SK"/>
-            </w:rPr>
-          </w:pPr>
-          <w:hyperlink w:anchor="_Toc218714153" w:history="1">
-            <w:r>
-              <w:rPr>
-                <w:rStyle w:val="Hypertextovprepojenie"/>
-                <w:noProof/>
-              </w:rPr>
-              <w:t>4.6.3</w:t>
-            </w:r>
-            <w:r>
-              <w:rPr>
-                <w:rFonts w:eastAsiaTheme="minorEastAsia"/>
-                <w:noProof/>
-                <w:sz w:val="24"/>
-                <w:szCs w:val="24"/>
-                <w:lang w:eastAsia="sk-SK"/>
-              </w:rPr>
-              <w:tab/>
-            </w:r>
-            <w:r>
-              <w:rPr>
-                <w:rStyle w:val="Hypertextovprepojenie"/>
-                <w:noProof/>
-              </w:rPr>
-              <w:t>Zobrazenie informácií o produkte a práca s dátami</w:t>
-            </w:r>
-            <w:r>
-              <w:rPr>
-                <w:noProof/>
-                <w:webHidden/>
-              </w:rPr>
-              <w:tab/>
-            </w:r>
-            <w:r>
-              <w:rPr>
-                <w:noProof/>
-                <w:webHidden/>
-              </w:rPr>
-              <w:fldChar w:fldCharType="begin"/>
-            </w:r>
-            <w:r>
-              <w:rPr>
-                <w:noProof/>
-                <w:webHidden/>
-              </w:rPr>
-              <w:instrText xml:space="preserve"> PAGEREF _Toc218714153 \h </w:instrText>
-            </w:r>
-            <w:r>
-              <w:rPr>
-                <w:noProof/>
-                <w:webHidden/>
-              </w:rPr>
-            </w:r>
-            <w:r>
-              <w:rPr>
-                <w:noProof/>
-                <w:webHidden/>
-              </w:rPr>
-              <w:fldChar w:fldCharType="separate"/>
-            </w:r>
-            <w:r>
-              <w:rPr>
-                <w:noProof/>
-                <w:webHidden/>
-              </w:rPr>
-              <w:t>19</w:t>
-            </w:r>
-            <w:r>
-              <w:rPr>
-                <w:noProof/>
-                <w:webHidden/>
-              </w:rPr>
-              <w:fldChar w:fldCharType="end"/>
-            </w:r>
-          </w:hyperlink>
-        </w:p>
-        <w:p>
-          <w:pPr>
-            <w:pStyle w:val="Obsah1"/>
-            <w:tabs>
-              <w:tab w:val="left" w:pos="720"/>
-              <w:tab w:val="right" w:leader="dot" w:pos="8493"/>
-            </w:tabs>
-            <w:rPr>
-              <w:rFonts w:eastAsiaTheme="minorEastAsia"/>
-              <w:noProof/>
-              <w:sz w:val="24"/>
-              <w:szCs w:val="24"/>
-              <w:lang w:eastAsia="sk-SK"/>
-            </w:rPr>
-          </w:pPr>
-          <w:hyperlink w:anchor="_Toc218714154" w:history="1">
-            <w:r>
-              <w:rPr>
-                <w:rStyle w:val="Hypertextovprepojenie"/>
-                <w:noProof/>
-              </w:rPr>
-              <w:t>4.6.4</w:t>
-            </w:r>
-            <w:r>
-              <w:rPr>
-                <w:rFonts w:eastAsiaTheme="minorEastAsia"/>
-                <w:noProof/>
-                <w:sz w:val="24"/>
-                <w:szCs w:val="24"/>
-                <w:lang w:eastAsia="sk-SK"/>
-              </w:rPr>
-              <w:tab/>
-            </w:r>
-            <w:r>
-              <w:rPr>
-                <w:rStyle w:val="Hypertextovprepojenie"/>
-                <w:noProof/>
-              </w:rPr>
-              <w:t>Vplyv databázového modelu na stabilitu a rozšíriteľnosť systému</w:t>
-            </w:r>
-            <w:r>
-              <w:rPr>
-                <w:noProof/>
-                <w:webHidden/>
-              </w:rPr>
-              <w:tab/>
-            </w:r>
-            <w:r>
-              <w:rPr>
-                <w:noProof/>
-                <w:webHidden/>
-              </w:rPr>
-              <w:fldChar w:fldCharType="begin"/>
-            </w:r>
-            <w:r>
-              <w:rPr>
-                <w:noProof/>
-                <w:webHidden/>
-              </w:rPr>
-              <w:instrText xml:space="preserve"> PAGEREF _Toc218714154 \h </w:instrText>
-            </w:r>
-            <w:r>
-              <w:rPr>
-                <w:noProof/>
-                <w:webHidden/>
-              </w:rPr>
-            </w:r>
-            <w:r>
-              <w:rPr>
-                <w:noProof/>
-                <w:webHidden/>
-              </w:rPr>
-              <w:fldChar w:fldCharType="separate"/>
-            </w:r>
-            <w:r>
-              <w:rPr>
-                <w:noProof/>
-                <w:webHidden/>
-              </w:rPr>
-              <w:t>19</w:t>
-            </w:r>
-            <w:r>
-              <w:rPr>
-                <w:noProof/>
-                <w:webHidden/>
-              </w:rPr>
-              <w:fldChar w:fldCharType="end"/>
-            </w:r>
-          </w:hyperlink>
-        </w:p>
-        <w:p>
-          <w:pPr>
-            <w:pStyle w:val="Obsah1"/>
-            <w:tabs>
-              <w:tab w:val="left" w:pos="720"/>
-              <w:tab w:val="right" w:leader="dot" w:pos="8493"/>
-            </w:tabs>
-            <w:rPr>
-              <w:rFonts w:eastAsiaTheme="minorEastAsia"/>
-              <w:noProof/>
-              <w:sz w:val="24"/>
-              <w:szCs w:val="24"/>
-              <w:lang w:eastAsia="sk-SK"/>
-            </w:rPr>
-          </w:pPr>
-          <w:hyperlink w:anchor="_Toc218714155" w:history="1">
-            <w:r>
-              <w:rPr>
-                <w:rStyle w:val="Hypertextovprepojenie"/>
-                <w:noProof/>
-              </w:rPr>
-              <w:t>4.7</w:t>
-            </w:r>
-            <w:r>
-              <w:rPr>
-                <w:rFonts w:eastAsiaTheme="minorEastAsia"/>
-                <w:noProof/>
-                <w:sz w:val="24"/>
-                <w:szCs w:val="24"/>
-                <w:lang w:eastAsia="sk-SK"/>
-              </w:rPr>
-              <w:tab/>
-            </w:r>
-            <w:r>
-              <w:rPr>
-                <w:rStyle w:val="Hypertextovprepojenie"/>
-                <w:noProof/>
-              </w:rPr>
-              <w:t>Návrhy na rozšírenie databázového modelu</w:t>
-            </w:r>
-            <w:r>
-              <w:rPr>
-                <w:noProof/>
-                <w:webHidden/>
-              </w:rPr>
-              <w:tab/>
-            </w:r>
-            <w:r>
-              <w:rPr>
-                <w:noProof/>
-                <w:webHidden/>
-              </w:rPr>
-              <w:fldChar w:fldCharType="begin"/>
-            </w:r>
-            <w:r>
-              <w:rPr>
-                <w:noProof/>
-                <w:webHidden/>
-              </w:rPr>
-              <w:instrText xml:space="preserve"> PAGEREF _Toc218714155 \h </w:instrText>
-            </w:r>
-            <w:r>
-              <w:rPr>
-                <w:noProof/>
-                <w:webHidden/>
-              </w:rPr>
-            </w:r>
-            <w:r>
-              <w:rPr>
-                <w:noProof/>
-                <w:webHidden/>
-              </w:rPr>
-              <w:fldChar w:fldCharType="separate"/>
-            </w:r>
-            <w:r>
-              <w:rPr>
-                <w:noProof/>
-                <w:webHidden/>
-              </w:rPr>
-              <w:t>19</w:t>
-            </w:r>
-            <w:r>
-              <w:rPr>
-                <w:noProof/>
-                <w:webHidden/>
-              </w:rPr>
-              <w:fldChar w:fldCharType="end"/>
-            </w:r>
-          </w:hyperlink>
-        </w:p>
-        <w:p>
-          <w:pPr>
-            <w:pStyle w:val="Obsah1"/>
-            <w:tabs>
-              <w:tab w:val="left" w:pos="720"/>
-              <w:tab w:val="right" w:leader="dot" w:pos="8493"/>
-            </w:tabs>
-            <w:rPr>
-              <w:rFonts w:eastAsiaTheme="minorEastAsia"/>
-              <w:noProof/>
-              <w:sz w:val="24"/>
-              <w:szCs w:val="24"/>
-              <w:lang w:eastAsia="sk-SK"/>
-            </w:rPr>
-          </w:pPr>
-          <w:hyperlink w:anchor="_Toc218714156" w:history="1">
-            <w:r>
-              <w:rPr>
-                <w:rStyle w:val="Hypertextovprepojenie"/>
-                <w:noProof/>
-              </w:rPr>
-              <w:t>4.8</w:t>
-            </w:r>
-            <w:r>
-              <w:rPr>
-                <w:rFonts w:eastAsiaTheme="minorEastAsia"/>
-                <w:noProof/>
-                <w:sz w:val="24"/>
-                <w:szCs w:val="24"/>
-                <w:lang w:eastAsia="sk-SK"/>
-              </w:rPr>
-              <w:tab/>
-            </w:r>
-            <w:r>
-              <w:rPr>
-                <w:rStyle w:val="Hypertextovprepojenie"/>
-                <w:noProof/>
-              </w:rPr>
-              <w:t>Výkonnostné a bezpečnostné aspekty databázového návrhu</w:t>
-            </w:r>
-            <w:r>
-              <w:rPr>
-                <w:noProof/>
-                <w:webHidden/>
-              </w:rPr>
-              <w:tab/>
-            </w:r>
-            <w:r>
-              <w:rPr>
-                <w:noProof/>
-                <w:webHidden/>
-              </w:rPr>
-              <w:fldChar w:fldCharType="begin"/>
-            </w:r>
-            <w:r>
-              <w:rPr>
-                <w:noProof/>
-                <w:webHidden/>
-              </w:rPr>
-              <w:instrText xml:space="preserve"> PAGEREF _Toc218714156 \h </w:instrText>
-            </w:r>
-            <w:r>
-              <w:rPr>
-                <w:noProof/>
-                <w:webHidden/>
-              </w:rPr>
-            </w:r>
-            <w:r>
-              <w:rPr>
-                <w:noProof/>
-                <w:webHidden/>
-              </w:rPr>
-              <w:fldChar w:fldCharType="separate"/>
-            </w:r>
-            <w:r>
-              <w:rPr>
-                <w:noProof/>
-                <w:webHidden/>
-              </w:rPr>
-              <w:t>20</w:t>
+              <w:t>29</w:t>
             </w:r>
             <w:r>
               <w:rPr>
@@ -4058,13 +3890,13 @@
               <w:lang w:eastAsia="sk-SK"/>
             </w:rPr>
           </w:pPr>
-          <w:hyperlink w:anchor="_Toc218714157" w:history="1">
+          <w:hyperlink w:anchor="_Toc219222434" w:history="1">
             <w:r>
               <w:rPr>
                 <w:rStyle w:val="Hypertextovprepojenie"/>
                 <w:noProof/>
               </w:rPr>
-              <w:t>5</w:t>
+              <w:t>7</w:t>
             </w:r>
             <w:r>
               <w:rPr>
@@ -4081,7 +3913,7 @@
                 <w:rStyle w:val="Hypertextovprepojenie"/>
                 <w:noProof/>
               </w:rPr>
-              <w:t>Návrh štruktúry (wireframe) používateľského rozhrania</w:t>
+              <w:t>Diskusia</w:t>
             </w:r>
             <w:r>
               <w:rPr>
@@ -4102,7 +3934,7 @@
                 <w:noProof/>
                 <w:webHidden/>
               </w:rPr>
-              <w:instrText xml:space="preserve"> PAGEREF _Toc218714157 \h </w:instrText>
+              <w:instrText xml:space="preserve"> PAGEREF _Toc219222434 \h </w:instrText>
             </w:r>
             <w:r>
               <w:rPr>
@@ -4122,637 +3954,7 @@
                 <w:noProof/>
                 <w:webHidden/>
               </w:rPr>
-              <w:t>21</w:t>
-            </w:r>
-            <w:r>
-              <w:rPr>
-                <w:noProof/>
-                <w:webHidden/>
-              </w:rPr>
-              <w:fldChar w:fldCharType="end"/>
-            </w:r>
-          </w:hyperlink>
-        </w:p>
-        <w:p>
-          <w:pPr>
-            <w:pStyle w:val="Obsah1"/>
-            <w:tabs>
-              <w:tab w:val="left" w:pos="720"/>
-              <w:tab w:val="right" w:leader="dot" w:pos="8493"/>
-            </w:tabs>
-            <w:rPr>
-              <w:rFonts w:eastAsiaTheme="minorEastAsia"/>
-              <w:noProof/>
-              <w:sz w:val="24"/>
-              <w:szCs w:val="24"/>
-              <w:lang w:eastAsia="sk-SK"/>
-            </w:rPr>
-          </w:pPr>
-          <w:hyperlink w:anchor="_Toc218714158" w:history="1">
-            <w:r>
-              <w:rPr>
-                <w:rStyle w:val="Hypertextovprepojenie"/>
-                <w:noProof/>
-              </w:rPr>
-              <w:t>5.1</w:t>
-            </w:r>
-            <w:r>
-              <w:rPr>
-                <w:rFonts w:eastAsiaTheme="minorEastAsia"/>
-                <w:noProof/>
-                <w:sz w:val="24"/>
-                <w:szCs w:val="24"/>
-                <w:lang w:eastAsia="sk-SK"/>
-              </w:rPr>
-              <w:tab/>
-            </w:r>
-            <w:r>
-              <w:rPr>
-                <w:rStyle w:val="Hypertextovprepojenie"/>
-                <w:noProof/>
-              </w:rPr>
-              <w:t>Ciele návrhu používateľského rozhrania</w:t>
-            </w:r>
-            <w:r>
-              <w:rPr>
-                <w:noProof/>
-                <w:webHidden/>
-              </w:rPr>
-              <w:tab/>
-            </w:r>
-            <w:r>
-              <w:rPr>
-                <w:noProof/>
-                <w:webHidden/>
-              </w:rPr>
-              <w:fldChar w:fldCharType="begin"/>
-            </w:r>
-            <w:r>
-              <w:rPr>
-                <w:noProof/>
-                <w:webHidden/>
-              </w:rPr>
-              <w:instrText xml:space="preserve"> PAGEREF _Toc218714158 \h </w:instrText>
-            </w:r>
-            <w:r>
-              <w:rPr>
-                <w:noProof/>
-                <w:webHidden/>
-              </w:rPr>
-            </w:r>
-            <w:r>
-              <w:rPr>
-                <w:noProof/>
-                <w:webHidden/>
-              </w:rPr>
-              <w:fldChar w:fldCharType="separate"/>
-            </w:r>
-            <w:r>
-              <w:rPr>
-                <w:noProof/>
-                <w:webHidden/>
-              </w:rPr>
-              <w:t>22</w:t>
-            </w:r>
-            <w:r>
-              <w:rPr>
-                <w:noProof/>
-                <w:webHidden/>
-              </w:rPr>
-              <w:fldChar w:fldCharType="end"/>
-            </w:r>
-          </w:hyperlink>
-        </w:p>
-        <w:p>
-          <w:pPr>
-            <w:pStyle w:val="Obsah1"/>
-            <w:tabs>
-              <w:tab w:val="left" w:pos="720"/>
-              <w:tab w:val="right" w:leader="dot" w:pos="8493"/>
-            </w:tabs>
-            <w:rPr>
-              <w:rFonts w:eastAsiaTheme="minorEastAsia"/>
-              <w:noProof/>
-              <w:sz w:val="24"/>
-              <w:szCs w:val="24"/>
-              <w:lang w:eastAsia="sk-SK"/>
-            </w:rPr>
-          </w:pPr>
-          <w:hyperlink w:anchor="_Toc218714159" w:history="1">
-            <w:r>
-              <w:rPr>
-                <w:rStyle w:val="Hypertextovprepojenie"/>
-                <w:noProof/>
-              </w:rPr>
-              <w:t>5.2</w:t>
-            </w:r>
-            <w:r>
-              <w:rPr>
-                <w:rFonts w:eastAsiaTheme="minorEastAsia"/>
-                <w:noProof/>
-                <w:sz w:val="24"/>
-                <w:szCs w:val="24"/>
-                <w:lang w:eastAsia="sk-SK"/>
-              </w:rPr>
-              <w:tab/>
-            </w:r>
-            <w:r>
-              <w:rPr>
-                <w:rStyle w:val="Hypertextovprepojenie"/>
-                <w:noProof/>
-              </w:rPr>
-              <w:t>Wireframe prihlasovacej obrazovky (Login)</w:t>
-            </w:r>
-            <w:r>
-              <w:rPr>
-                <w:noProof/>
-                <w:webHidden/>
-              </w:rPr>
-              <w:tab/>
-            </w:r>
-            <w:r>
-              <w:rPr>
-                <w:noProof/>
-                <w:webHidden/>
-              </w:rPr>
-              <w:fldChar w:fldCharType="begin"/>
-            </w:r>
-            <w:r>
-              <w:rPr>
-                <w:noProof/>
-                <w:webHidden/>
-              </w:rPr>
-              <w:instrText xml:space="preserve"> PAGEREF _Toc218714159 \h </w:instrText>
-            </w:r>
-            <w:r>
-              <w:rPr>
-                <w:noProof/>
-                <w:webHidden/>
-              </w:rPr>
-            </w:r>
-            <w:r>
-              <w:rPr>
-                <w:noProof/>
-                <w:webHidden/>
-              </w:rPr>
-              <w:fldChar w:fldCharType="separate"/>
-            </w:r>
-            <w:r>
-              <w:rPr>
-                <w:noProof/>
-                <w:webHidden/>
-              </w:rPr>
-              <w:t>23</w:t>
-            </w:r>
-            <w:r>
-              <w:rPr>
-                <w:noProof/>
-                <w:webHidden/>
-              </w:rPr>
-              <w:fldChar w:fldCharType="end"/>
-            </w:r>
-          </w:hyperlink>
-        </w:p>
-        <w:p>
-          <w:pPr>
-            <w:pStyle w:val="Obsah1"/>
-            <w:tabs>
-              <w:tab w:val="left" w:pos="720"/>
-              <w:tab w:val="right" w:leader="dot" w:pos="8493"/>
-            </w:tabs>
-            <w:rPr>
-              <w:rFonts w:eastAsiaTheme="minorEastAsia"/>
-              <w:noProof/>
-              <w:sz w:val="24"/>
-              <w:szCs w:val="24"/>
-              <w:lang w:eastAsia="sk-SK"/>
-            </w:rPr>
-          </w:pPr>
-          <w:hyperlink w:anchor="_Toc218714160" w:history="1">
-            <w:r>
-              <w:rPr>
-                <w:rStyle w:val="Hypertextovprepojenie"/>
-                <w:noProof/>
-              </w:rPr>
-              <w:t>5.3</w:t>
-            </w:r>
-            <w:r>
-              <w:rPr>
-                <w:rFonts w:eastAsiaTheme="minorEastAsia"/>
-                <w:noProof/>
-                <w:sz w:val="24"/>
-                <w:szCs w:val="24"/>
-                <w:lang w:eastAsia="sk-SK"/>
-              </w:rPr>
-              <w:tab/>
-            </w:r>
-            <w:r>
-              <w:rPr>
-                <w:rStyle w:val="Hypertextovprepojenie"/>
-                <w:noProof/>
-              </w:rPr>
-              <w:t>Wireframe hlavnej obrazovky aplikácie (Main page)</w:t>
-            </w:r>
-            <w:r>
-              <w:rPr>
-                <w:noProof/>
-                <w:webHidden/>
-              </w:rPr>
-              <w:tab/>
-            </w:r>
-            <w:r>
-              <w:rPr>
-                <w:noProof/>
-                <w:webHidden/>
-              </w:rPr>
-              <w:fldChar w:fldCharType="begin"/>
-            </w:r>
-            <w:r>
-              <w:rPr>
-                <w:noProof/>
-                <w:webHidden/>
-              </w:rPr>
-              <w:instrText xml:space="preserve"> PAGEREF _Toc218714160 \h </w:instrText>
-            </w:r>
-            <w:r>
-              <w:rPr>
-                <w:noProof/>
-                <w:webHidden/>
-              </w:rPr>
-            </w:r>
-            <w:r>
-              <w:rPr>
-                <w:noProof/>
-                <w:webHidden/>
-              </w:rPr>
-              <w:fldChar w:fldCharType="separate"/>
-            </w:r>
-            <w:r>
-              <w:rPr>
-                <w:noProof/>
-                <w:webHidden/>
-              </w:rPr>
-              <w:t>24</w:t>
-            </w:r>
-            <w:r>
-              <w:rPr>
-                <w:noProof/>
-                <w:webHidden/>
-              </w:rPr>
-              <w:fldChar w:fldCharType="end"/>
-            </w:r>
-          </w:hyperlink>
-        </w:p>
-        <w:p>
-          <w:pPr>
-            <w:pStyle w:val="Obsah1"/>
-            <w:tabs>
-              <w:tab w:val="left" w:pos="720"/>
-              <w:tab w:val="right" w:leader="dot" w:pos="8493"/>
-            </w:tabs>
-            <w:rPr>
-              <w:rFonts w:eastAsiaTheme="minorEastAsia"/>
-              <w:noProof/>
-              <w:sz w:val="24"/>
-              <w:szCs w:val="24"/>
-              <w:lang w:eastAsia="sk-SK"/>
-            </w:rPr>
-          </w:pPr>
-          <w:hyperlink w:anchor="_Toc218714161" w:history="1">
-            <w:r>
-              <w:rPr>
-                <w:rStyle w:val="Hypertextovprepojenie"/>
-                <w:noProof/>
-              </w:rPr>
-              <w:t>5.4</w:t>
-            </w:r>
-            <w:r>
-              <w:rPr>
-                <w:rFonts w:eastAsiaTheme="minorEastAsia"/>
-                <w:noProof/>
-                <w:sz w:val="24"/>
-                <w:szCs w:val="24"/>
-                <w:lang w:eastAsia="sk-SK"/>
-              </w:rPr>
-              <w:tab/>
-            </w:r>
-            <w:r>
-              <w:rPr>
-                <w:rStyle w:val="Hypertextovprepojenie"/>
-                <w:noProof/>
-              </w:rPr>
-              <w:t>Wireframe obrazovky nastavení (Settings)</w:t>
-            </w:r>
-            <w:r>
-              <w:rPr>
-                <w:noProof/>
-                <w:webHidden/>
-              </w:rPr>
-              <w:tab/>
-            </w:r>
-            <w:r>
-              <w:rPr>
-                <w:noProof/>
-                <w:webHidden/>
-              </w:rPr>
-              <w:fldChar w:fldCharType="begin"/>
-            </w:r>
-            <w:r>
-              <w:rPr>
-                <w:noProof/>
-                <w:webHidden/>
-              </w:rPr>
-              <w:instrText xml:space="preserve"> PAGEREF _Toc218714161 \h </w:instrText>
-            </w:r>
-            <w:r>
-              <w:rPr>
-                <w:noProof/>
-                <w:webHidden/>
-              </w:rPr>
-            </w:r>
-            <w:r>
-              <w:rPr>
-                <w:noProof/>
-                <w:webHidden/>
-              </w:rPr>
-              <w:fldChar w:fldCharType="separate"/>
-            </w:r>
-            <w:r>
-              <w:rPr>
-                <w:noProof/>
-                <w:webHidden/>
-              </w:rPr>
-              <w:t>24</w:t>
-            </w:r>
-            <w:r>
-              <w:rPr>
-                <w:noProof/>
-                <w:webHidden/>
-              </w:rPr>
-              <w:fldChar w:fldCharType="end"/>
-            </w:r>
-          </w:hyperlink>
-        </w:p>
-        <w:p>
-          <w:pPr>
-            <w:pStyle w:val="Obsah1"/>
-            <w:tabs>
-              <w:tab w:val="left" w:pos="720"/>
-              <w:tab w:val="right" w:leader="dot" w:pos="8493"/>
-            </w:tabs>
-            <w:rPr>
-              <w:rFonts w:eastAsiaTheme="minorEastAsia"/>
-              <w:noProof/>
-              <w:sz w:val="24"/>
-              <w:szCs w:val="24"/>
-              <w:lang w:eastAsia="sk-SK"/>
-            </w:rPr>
-          </w:pPr>
-          <w:hyperlink w:anchor="_Toc218714162" w:history="1">
-            <w:r>
-              <w:rPr>
-                <w:rStyle w:val="Hypertextovprepojenie"/>
-                <w:noProof/>
-              </w:rPr>
-              <w:t>5.5</w:t>
-            </w:r>
-            <w:r>
-              <w:rPr>
-                <w:rFonts w:eastAsiaTheme="minorEastAsia"/>
-                <w:noProof/>
-                <w:sz w:val="24"/>
-                <w:szCs w:val="24"/>
-                <w:lang w:eastAsia="sk-SK"/>
-              </w:rPr>
-              <w:tab/>
-            </w:r>
-            <w:r>
-              <w:rPr>
-                <w:rStyle w:val="Hypertextovprepojenie"/>
-                <w:noProof/>
-              </w:rPr>
-              <w:t>Wireframe obrazovky Produkty (prehľad produktov)</w:t>
-            </w:r>
-            <w:r>
-              <w:rPr>
-                <w:noProof/>
-                <w:webHidden/>
-              </w:rPr>
-              <w:tab/>
-            </w:r>
-            <w:r>
-              <w:rPr>
-                <w:noProof/>
-                <w:webHidden/>
-              </w:rPr>
-              <w:fldChar w:fldCharType="begin"/>
-            </w:r>
-            <w:r>
-              <w:rPr>
-                <w:noProof/>
-                <w:webHidden/>
-              </w:rPr>
-              <w:instrText xml:space="preserve"> PAGEREF _Toc218714162 \h </w:instrText>
-            </w:r>
-            <w:r>
-              <w:rPr>
-                <w:noProof/>
-                <w:webHidden/>
-              </w:rPr>
-            </w:r>
-            <w:r>
-              <w:rPr>
-                <w:noProof/>
-                <w:webHidden/>
-              </w:rPr>
-              <w:fldChar w:fldCharType="separate"/>
-            </w:r>
-            <w:r>
-              <w:rPr>
-                <w:noProof/>
-                <w:webHidden/>
-              </w:rPr>
-              <w:t>25</w:t>
-            </w:r>
-            <w:r>
-              <w:rPr>
-                <w:noProof/>
-                <w:webHidden/>
-              </w:rPr>
-              <w:fldChar w:fldCharType="end"/>
-            </w:r>
-          </w:hyperlink>
-        </w:p>
-        <w:p>
-          <w:pPr>
-            <w:pStyle w:val="Obsah1"/>
-            <w:tabs>
-              <w:tab w:val="left" w:pos="720"/>
-              <w:tab w:val="right" w:leader="dot" w:pos="8493"/>
-            </w:tabs>
-            <w:rPr>
-              <w:rFonts w:eastAsiaTheme="minorEastAsia"/>
-              <w:noProof/>
-              <w:sz w:val="24"/>
-              <w:szCs w:val="24"/>
-              <w:lang w:eastAsia="sk-SK"/>
-            </w:rPr>
-          </w:pPr>
-          <w:hyperlink w:anchor="_Toc218714163" w:history="1">
-            <w:r>
-              <w:rPr>
-                <w:rStyle w:val="Hypertextovprepojenie"/>
-                <w:noProof/>
-              </w:rPr>
-              <w:t>5.6</w:t>
-            </w:r>
-            <w:r>
-              <w:rPr>
-                <w:rFonts w:eastAsiaTheme="minorEastAsia"/>
-                <w:noProof/>
-                <w:sz w:val="24"/>
-                <w:szCs w:val="24"/>
-                <w:lang w:eastAsia="sk-SK"/>
-              </w:rPr>
-              <w:tab/>
-            </w:r>
-            <w:r>
-              <w:rPr>
-                <w:rStyle w:val="Hypertextovprepojenie"/>
-                <w:noProof/>
-              </w:rPr>
-              <w:t>Význam wireframov pre implementáciu aplikácie</w:t>
-            </w:r>
-            <w:r>
-              <w:rPr>
-                <w:noProof/>
-                <w:webHidden/>
-              </w:rPr>
-              <w:tab/>
-            </w:r>
-            <w:r>
-              <w:rPr>
-                <w:noProof/>
-                <w:webHidden/>
-              </w:rPr>
-              <w:fldChar w:fldCharType="begin"/>
-            </w:r>
-            <w:r>
-              <w:rPr>
-                <w:noProof/>
-                <w:webHidden/>
-              </w:rPr>
-              <w:instrText xml:space="preserve"> PAGEREF _Toc218714163 \h </w:instrText>
-            </w:r>
-            <w:r>
-              <w:rPr>
-                <w:noProof/>
-                <w:webHidden/>
-              </w:rPr>
-            </w:r>
-            <w:r>
-              <w:rPr>
-                <w:noProof/>
-                <w:webHidden/>
-              </w:rPr>
-              <w:fldChar w:fldCharType="separate"/>
-            </w:r>
-            <w:r>
-              <w:rPr>
-                <w:noProof/>
-                <w:webHidden/>
-              </w:rPr>
-              <w:t>26</w:t>
-            </w:r>
-            <w:r>
-              <w:rPr>
-                <w:noProof/>
-                <w:webHidden/>
-              </w:rPr>
-              <w:fldChar w:fldCharType="end"/>
-            </w:r>
-          </w:hyperlink>
-        </w:p>
-        <w:p>
-          <w:pPr>
-            <w:pStyle w:val="Obsah1"/>
-            <w:tabs>
-              <w:tab w:val="left" w:pos="720"/>
-              <w:tab w:val="right" w:leader="dot" w:pos="8493"/>
-            </w:tabs>
-            <w:rPr>
-              <w:rFonts w:eastAsiaTheme="minorEastAsia"/>
-              <w:noProof/>
-              <w:sz w:val="24"/>
-              <w:szCs w:val="24"/>
-              <w:lang w:eastAsia="sk-SK"/>
-            </w:rPr>
-          </w:pPr>
-          <w:hyperlink w:anchor="_Toc218714164" w:history="1">
-            <w:r>
-              <w:rPr>
-                <w:rStyle w:val="Hypertextovprepojenie"/>
-                <w:noProof/>
-              </w:rPr>
-              <w:t>5.7</w:t>
-            </w:r>
-            <w:r>
-              <w:rPr>
-                <w:rFonts w:eastAsiaTheme="minorEastAsia"/>
-                <w:noProof/>
-                <w:sz w:val="24"/>
-                <w:szCs w:val="24"/>
-                <w:lang w:eastAsia="sk-SK"/>
-              </w:rPr>
-              <w:tab/>
-            </w:r>
-            <w:r>
-              <w:rPr>
-                <w:rStyle w:val="Hypertextovprepojenie"/>
-                <w:noProof/>
-              </w:rPr>
-              <w:t>Zhodnotenie návrhu používatelského rozhrania</w:t>
-            </w:r>
-            <w:r>
-              <w:rPr>
-                <w:noProof/>
-                <w:webHidden/>
-              </w:rPr>
-              <w:tab/>
-            </w:r>
-            <w:r>
-              <w:rPr>
-                <w:noProof/>
-                <w:webHidden/>
-              </w:rPr>
-              <w:fldChar w:fldCharType="begin"/>
-            </w:r>
-            <w:r>
-              <w:rPr>
-                <w:noProof/>
-                <w:webHidden/>
-              </w:rPr>
-              <w:instrText xml:space="preserve"> PAGEREF _Toc218714164 \h </w:instrText>
-            </w:r>
-            <w:r>
-              <w:rPr>
-                <w:noProof/>
-                <w:webHidden/>
-              </w:rPr>
-            </w:r>
-            <w:r>
-              <w:rPr>
-                <w:noProof/>
-                <w:webHidden/>
-              </w:rPr>
-              <w:fldChar w:fldCharType="separate"/>
-            </w:r>
-            <w:r>
-              <w:rPr>
-                <w:noProof/>
-                <w:webHidden/>
-              </w:rPr>
-              <w:t>27</w:t>
+              <w:t>30</w:t>
             </w:r>
             <w:r>
               <w:rPr>
@@ -4778,13 +3980,13 @@
               <w:lang w:eastAsia="sk-SK"/>
             </w:rPr>
           </w:pPr>
-          <w:hyperlink w:anchor="_Toc218714165" w:history="1">
+          <w:hyperlink w:anchor="_Toc219222435" w:history="1">
             <w:r>
               <w:rPr>
                 <w:rStyle w:val="Hypertextovprepojenie"/>
                 <w:noProof/>
               </w:rPr>
-              <w:t>6</w:t>
+              <w:t>8</w:t>
             </w:r>
             <w:r>
               <w:rPr>
@@ -4801,7 +4003,7 @@
                 <w:rStyle w:val="Hypertextovprepojenie"/>
                 <w:noProof/>
               </w:rPr>
-              <w:t>Materiál a metodika</w:t>
+              <w:t>Závery práce</w:t>
             </w:r>
             <w:r>
               <w:rPr>
@@ -4822,7 +4024,7 @@
                 <w:noProof/>
                 <w:webHidden/>
               </w:rPr>
-              <w:instrText xml:space="preserve"> PAGEREF _Toc218714165 \h </w:instrText>
+              <w:instrText xml:space="preserve"> PAGEREF _Toc219222435 \h </w:instrText>
             </w:r>
             <w:r>
               <w:rPr>
@@ -4842,97 +4044,7 @@
                 <w:noProof/>
                 <w:webHidden/>
               </w:rPr>
-              <w:t>29</w:t>
-            </w:r>
-            <w:r>
-              <w:rPr>
-                <w:noProof/>
-                <w:webHidden/>
-              </w:rPr>
-              <w:fldChar w:fldCharType="end"/>
-            </w:r>
-          </w:hyperlink>
-        </w:p>
-        <w:p>
-          <w:pPr>
-            <w:pStyle w:val="Obsah1"/>
-            <w:tabs>
-              <w:tab w:val="left" w:pos="720"/>
-              <w:tab w:val="right" w:leader="dot" w:pos="8493"/>
-            </w:tabs>
-            <w:rPr>
-              <w:rFonts w:eastAsiaTheme="minorEastAsia"/>
-              <w:noProof/>
-              <w:sz w:val="24"/>
-              <w:szCs w:val="24"/>
-              <w:lang w:eastAsia="sk-SK"/>
-            </w:rPr>
-          </w:pPr>
-          <w:hyperlink w:anchor="_Toc218714166" w:history="1">
-            <w:r>
-              <w:rPr>
-                <w:rStyle w:val="Hypertextovprepojenie"/>
-                <w:noProof/>
-              </w:rPr>
-              <w:t>6.1</w:t>
-            </w:r>
-            <w:r>
-              <w:rPr>
-                <w:rFonts w:eastAsiaTheme="minorEastAsia"/>
-                <w:noProof/>
-                <w:sz w:val="24"/>
-                <w:szCs w:val="24"/>
-                <w:lang w:eastAsia="sk-SK"/>
-              </w:rPr>
-              <w:tab/>
-            </w:r>
-            <w:r>
-              <w:rPr>
-                <w:rStyle w:val="Hypertextovprepojenie"/>
-                <w:noProof/>
-              </w:rPr>
-              <w:t>Podnadpis</w:t>
-            </w:r>
-            <w:r>
-              <w:rPr>
-                <w:noProof/>
-                <w:webHidden/>
-              </w:rPr>
-              <w:tab/>
-            </w:r>
-            <w:r>
-              <w:rPr>
-                <w:noProof/>
-                <w:webHidden/>
-              </w:rPr>
-              <w:fldChar w:fldCharType="begin"/>
-            </w:r>
-            <w:r>
-              <w:rPr>
-                <w:noProof/>
-                <w:webHidden/>
-              </w:rPr>
-              <w:instrText xml:space="preserve"> PAGEREF _Toc218714166 \h </w:instrText>
-            </w:r>
-            <w:r>
-              <w:rPr>
-                <w:noProof/>
-                <w:webHidden/>
-              </w:rPr>
-            </w:r>
-            <w:r>
-              <w:rPr>
-                <w:noProof/>
-                <w:webHidden/>
-              </w:rPr>
-              <w:fldChar w:fldCharType="separate"/>
-            </w:r>
-            <w:r>
-              <w:rPr>
-                <w:noProof/>
-                <w:webHidden/>
-              </w:rPr>
-              <w:t>29</w:t>
+              <w:t>31</w:t>
             </w:r>
             <w:r>
               <w:rPr>
@@ -4958,13 +4070,13 @@
               <w:lang w:eastAsia="sk-SK"/>
             </w:rPr>
           </w:pPr>
-          <w:hyperlink w:anchor="_Toc218714167" w:history="1">
+          <w:hyperlink w:anchor="_Toc219222436" w:history="1">
             <w:r>
               <w:rPr>
                 <w:rStyle w:val="Hypertextovprepojenie"/>
                 <w:noProof/>
               </w:rPr>
-              <w:t>7</w:t>
+              <w:t>9</w:t>
             </w:r>
             <w:r>
               <w:rPr>
@@ -4981,7 +4093,7 @@
                 <w:rStyle w:val="Hypertextovprepojenie"/>
                 <w:noProof/>
               </w:rPr>
-              <w:t>Diskusia</w:t>
+              <w:t>Zhrnutie</w:t>
             </w:r>
             <w:r>
               <w:rPr>
@@ -5002,7 +4114,7 @@
                 <w:noProof/>
                 <w:webHidden/>
               </w:rPr>
-              <w:instrText xml:space="preserve"> PAGEREF _Toc218714167 \h </w:instrText>
+              <w:instrText xml:space="preserve"> PAGEREF _Toc219222436 \h </w:instrText>
             </w:r>
             <w:r>
               <w:rPr>
@@ -5022,7 +4134,7 @@
                 <w:noProof/>
                 <w:webHidden/>
               </w:rPr>
-              <w:t>30</w:t>
+              <w:t>32</w:t>
             </w:r>
             <w:r>
               <w:rPr>
@@ -5048,13 +4160,13 @@
               <w:lang w:eastAsia="sk-SK"/>
             </w:rPr>
           </w:pPr>
-          <w:hyperlink w:anchor="_Toc218714168" w:history="1">
+          <w:hyperlink w:anchor="_Toc219222437" w:history="1">
             <w:r>
               <w:rPr>
                 <w:rStyle w:val="Hypertextovprepojenie"/>
                 <w:noProof/>
               </w:rPr>
-              <w:t>8</w:t>
+              <w:t>10</w:t>
             </w:r>
             <w:r>
               <w:rPr>
@@ -5071,7 +4183,7 @@
                 <w:rStyle w:val="Hypertextovprepojenie"/>
                 <w:noProof/>
               </w:rPr>
-              <w:t>Závery práce</w:t>
+              <w:t>Zoznam použitej literatúry</w:t>
             </w:r>
             <w:r>
               <w:rPr>
@@ -5092,7 +4204,7 @@
                 <w:noProof/>
                 <w:webHidden/>
               </w:rPr>
-              <w:instrText xml:space="preserve"> PAGEREF _Toc218714168 \h </w:instrText>
+              <w:instrText xml:space="preserve"> PAGEREF _Toc219222437 \h </w:instrText>
             </w:r>
             <w:r>
               <w:rPr>
@@ -5112,7 +4224,7 @@
                 <w:noProof/>
                 <w:webHidden/>
               </w:rPr>
-              <w:t>31</w:t>
+              <w:t>33</w:t>
             </w:r>
             <w:r>
               <w:rPr>
@@ -5138,13 +4250,13 @@
               <w:lang w:eastAsia="sk-SK"/>
             </w:rPr>
           </w:pPr>
-          <w:hyperlink w:anchor="_Toc218714169" w:history="1">
+          <w:hyperlink w:anchor="_Toc219222438" w:history="1">
             <w:r>
               <w:rPr>
                 <w:rStyle w:val="Hypertextovprepojenie"/>
                 <w:noProof/>
               </w:rPr>
-              <w:t>9</w:t>
+              <w:t>11</w:t>
             </w:r>
             <w:r>
               <w:rPr>
@@ -5161,7 +4273,7 @@
                 <w:rStyle w:val="Hypertextovprepojenie"/>
                 <w:noProof/>
               </w:rPr>
-              <w:t>Zhrnutie</w:t>
+              <w:t>Prílohy</w:t>
             </w:r>
             <w:r>
               <w:rPr>
@@ -5182,187 +4294,7 @@
                 <w:noProof/>
                 <w:webHidden/>
               </w:rPr>
-              <w:instrText xml:space="preserve"> PAGEREF _Toc218714169 \h </w:instrText>
-            </w:r>
-            <w:r>
-              <w:rPr>
-                <w:noProof/>
-                <w:webHidden/>
-              </w:rPr>
-            </w:r>
-            <w:r>
-              <w:rPr>
-                <w:noProof/>
-                <w:webHidden/>
-              </w:rPr>
-              <w:fldChar w:fldCharType="separate"/>
-            </w:r>
-            <w:r>
-              <w:rPr>
-                <w:noProof/>
-                <w:webHidden/>
-              </w:rPr>
-              <w:t>32</w:t>
-            </w:r>
-            <w:r>
-              <w:rPr>
-                <w:noProof/>
-                <w:webHidden/>
-              </w:rPr>
-              <w:fldChar w:fldCharType="end"/>
-            </w:r>
-          </w:hyperlink>
-        </w:p>
-        <w:p>
-          <w:pPr>
-            <w:pStyle w:val="Obsah1"/>
-            <w:tabs>
-              <w:tab w:val="left" w:pos="480"/>
-              <w:tab w:val="right" w:leader="dot" w:pos="8493"/>
-            </w:tabs>
-            <w:rPr>
-              <w:rFonts w:eastAsiaTheme="minorEastAsia"/>
-              <w:noProof/>
-              <w:sz w:val="24"/>
-              <w:szCs w:val="24"/>
-              <w:lang w:eastAsia="sk-SK"/>
-            </w:rPr>
-          </w:pPr>
-          <w:hyperlink w:anchor="_Toc218714170" w:history="1">
-            <w:r>
-              <w:rPr>
-                <w:rStyle w:val="Hypertextovprepojenie"/>
-                <w:noProof/>
-              </w:rPr>
-              <w:t>10</w:t>
-            </w:r>
-            <w:r>
-              <w:rPr>
-                <w:rFonts w:eastAsiaTheme="minorEastAsia"/>
-                <w:noProof/>
-                <w:sz w:val="24"/>
-                <w:szCs w:val="24"/>
-                <w:lang w:eastAsia="sk-SK"/>
-              </w:rPr>
-              <w:tab/>
-            </w:r>
-            <w:r>
-              <w:rPr>
-                <w:rStyle w:val="Hypertextovprepojenie"/>
-                <w:noProof/>
-              </w:rPr>
-              <w:t>Zoznam použitej literatúry</w:t>
-            </w:r>
-            <w:r>
-              <w:rPr>
-                <w:noProof/>
-                <w:webHidden/>
-              </w:rPr>
-              <w:tab/>
-            </w:r>
-            <w:r>
-              <w:rPr>
-                <w:noProof/>
-                <w:webHidden/>
-              </w:rPr>
-              <w:fldChar w:fldCharType="begin"/>
-            </w:r>
-            <w:r>
-              <w:rPr>
-                <w:noProof/>
-                <w:webHidden/>
-              </w:rPr>
-              <w:instrText xml:space="preserve"> PAGEREF _Toc218714170 \h </w:instrText>
-            </w:r>
-            <w:r>
-              <w:rPr>
-                <w:noProof/>
-                <w:webHidden/>
-              </w:rPr>
-            </w:r>
-            <w:r>
-              <w:rPr>
-                <w:noProof/>
-                <w:webHidden/>
-              </w:rPr>
-              <w:fldChar w:fldCharType="separate"/>
-            </w:r>
-            <w:r>
-              <w:rPr>
-                <w:noProof/>
-                <w:webHidden/>
-              </w:rPr>
-              <w:t>33</w:t>
-            </w:r>
-            <w:r>
-              <w:rPr>
-                <w:noProof/>
-                <w:webHidden/>
-              </w:rPr>
-              <w:fldChar w:fldCharType="end"/>
-            </w:r>
-          </w:hyperlink>
-        </w:p>
-        <w:p>
-          <w:pPr>
-            <w:pStyle w:val="Obsah1"/>
-            <w:tabs>
-              <w:tab w:val="left" w:pos="480"/>
-              <w:tab w:val="right" w:leader="dot" w:pos="8493"/>
-            </w:tabs>
-            <w:rPr>
-              <w:rFonts w:eastAsiaTheme="minorEastAsia"/>
-              <w:noProof/>
-              <w:sz w:val="24"/>
-              <w:szCs w:val="24"/>
-              <w:lang w:eastAsia="sk-SK"/>
-            </w:rPr>
-          </w:pPr>
-          <w:hyperlink w:anchor="_Toc218714171" w:history="1">
-            <w:r>
-              <w:rPr>
-                <w:rStyle w:val="Hypertextovprepojenie"/>
-                <w:noProof/>
-              </w:rPr>
-              <w:t>11</w:t>
-            </w:r>
-            <w:r>
-              <w:rPr>
-                <w:rFonts w:eastAsiaTheme="minorEastAsia"/>
-                <w:noProof/>
-                <w:sz w:val="24"/>
-                <w:szCs w:val="24"/>
-                <w:lang w:eastAsia="sk-SK"/>
-              </w:rPr>
-              <w:tab/>
-            </w:r>
-            <w:r>
-              <w:rPr>
-                <w:rStyle w:val="Hypertextovprepojenie"/>
-                <w:noProof/>
-              </w:rPr>
-              <w:t>Prílohy</w:t>
-            </w:r>
-            <w:r>
-              <w:rPr>
-                <w:noProof/>
-                <w:webHidden/>
-              </w:rPr>
-              <w:tab/>
-            </w:r>
-            <w:r>
-              <w:rPr>
-                <w:noProof/>
-                <w:webHidden/>
-              </w:rPr>
-              <w:fldChar w:fldCharType="begin"/>
-            </w:r>
-            <w:r>
-              <w:rPr>
-                <w:noProof/>
-                <w:webHidden/>
-              </w:rPr>
-              <w:instrText xml:space="preserve"> PAGEREF _Toc218714171 \h </w:instrText>
+              <w:instrText xml:space="preserve"> PAGEREF _Toc219222438 \h </w:instrText>
             </w:r>
             <w:r>
               <w:rPr>
@@ -5611,7 +4543,7 @@
         </w:numPr>
         <w:ind w:left="426" w:hanging="426"/>
       </w:pPr>
-      <w:bookmarkStart w:id="0" w:name="_Toc218714132"/>
+      <w:bookmarkStart w:id="0" w:name="_Toc219222412"/>
       <w:r>
         <w:lastRenderedPageBreak/>
         <w:t>ÚVOD</w:t>
@@ -5743,7 +4675,7 @@
       <w:r>
         <w:br w:type="page"/>
       </w:r>
-      <w:bookmarkStart w:id="1" w:name="_Toc218714133"/>
+      <w:bookmarkStart w:id="1" w:name="_Toc219222413"/>
       <w:r>
         <w:lastRenderedPageBreak/>
         <w:t>Tvorba a vývoj CRM a epos systémov</w:t>
@@ -5913,7 +4845,7 @@
       <w:pPr>
         <w:pStyle w:val="Kapitola"/>
       </w:pPr>
-      <w:bookmarkStart w:id="2" w:name="_Toc218714134"/>
+      <w:bookmarkStart w:id="2" w:name="_Toc219222414"/>
       <w:r>
         <w:lastRenderedPageBreak/>
         <w:t>technológie použité pri realizácii projektu</w:t>
@@ -5993,7 +4925,7 @@
       <w:pPr>
         <w:pStyle w:val="podnadpiskapitoly"/>
       </w:pPr>
-      <w:bookmarkStart w:id="3" w:name="_Toc218714135"/>
+      <w:bookmarkStart w:id="3" w:name="_Toc219222415"/>
       <w:r>
         <w:t>Programovací jazyk a vývojové prostredie</w:t>
       </w:r>
@@ -6153,7 +5085,7 @@
       <w:pPr>
         <w:pStyle w:val="podnadpiskapitoly"/>
       </w:pPr>
-      <w:bookmarkStart w:id="4" w:name="_Toc218714136"/>
+      <w:bookmarkStart w:id="4" w:name="_Toc219222416"/>
       <w:r>
         <w:t>Databázová architektúra</w:t>
       </w:r>
@@ -6323,15 +5255,35 @@
       <w:pPr>
         <w:pStyle w:val="podnadpiskapitoly"/>
       </w:pPr>
-      <w:bookmarkStart w:id="5" w:name="_Toc218714137"/>
-      <w:r>
-        <w:t>Používateľské rozhranie ePOS systému</w:t>
+      <w:bookmarkStart w:id="5" w:name="_Toc219222417"/>
+      <w:r>
+        <w:t>Používateľské rozhranie a integrácia zariadení</w:t>
       </w:r>
       <w:bookmarkEnd w:id="5"/>
     </w:p>
     <w:p>
       <w:pPr>
         <w:pStyle w:val="text"/>
+        <w:ind w:firstLine="0"/>
+        <w:rPr>
+          <w:b/>
+          <w:bCs/>
+        </w:rPr>
+      </w:pPr>
+      <w:r>
+        <w:t>P</w:t>
+      </w:r>
+      <w:r>
+        <w:rPr>
+          <w:b/>
+          <w:bCs/>
+        </w:rPr>
+        <w:t>oužívateľské rozhranie ePOS systému</w:t>
+      </w:r>
+    </w:p>
+    <w:p>
+      <w:pPr>
+        <w:pStyle w:val="text"/>
       </w:pPr>
       <w:r>
         <w:t xml:space="preserve">Používateľské rozhranie EPOS systému je navrhnuté ako </w:t>
@@ -6349,6 +5301,7 @@
         <w:rPr>
           <w:rStyle w:val="Vrazn"/>
         </w:rPr>
+        <w:lastRenderedPageBreak/>
         <w:t>Visual Studio</w:t>
       </w:r>
       <w:r>
@@ -6360,7 +5313,6 @@
         <w:pStyle w:val="text"/>
       </w:pPr>
       <w:r>
-        <w:lastRenderedPageBreak/>
         <w:t>Základným cieľom návrhu používateľského rozhrania je zabezpečiť rýchlu a intuitívnu obsluhu systému aj pre používateľov bez technických znalostí. Pokladničná aplikácia musí umožňovať plynulý priebeh predaja bez zbytočných prerušení alebo komplikovaných úkonov.</w:t>
       </w:r>
     </w:p>
@@ -6426,13 +5378,20 @@
     </w:p>
     <w:p>
       <w:pPr>
-        <w:pStyle w:val="podnadpiskapitoly"/>
-      </w:pPr>
-      <w:bookmarkStart w:id="6" w:name="_Toc218714138"/>
-      <w:r>
+        <w:pStyle w:val="text"/>
+        <w:ind w:firstLine="0"/>
+        <w:rPr>
+          <w:b/>
+          <w:bCs/>
+        </w:rPr>
+      </w:pPr>
+      <w:r>
+        <w:rPr>
+          <w:b/>
+          <w:bCs/>
+        </w:rPr>
         <w:t>Integrácia s pokladničným hardvérom</w:t>
       </w:r>
-      <w:bookmarkEnd w:id="6"/>
     </w:p>
     <w:p>
       <w:pPr>
@@ -6509,28 +5468,19 @@
         <w:pStyle w:val="text"/>
       </w:pPr>
       <w:r>
-        <w:t xml:space="preserve">Výhodou tohto riešenia je nízka hardvérová náročnosť a jednoduchá integrácia do existujúcej aplikácie. Zároveň však ide o riešenie, ktoré má svoje obmedzenia, napríklad </w:t>
-      </w:r>
-      <w:r>
         <w:lastRenderedPageBreak/>
-        <w:t>závislosť od kvality kamery a svetelných podmienok. Napriek tomu je tento spôsob identifikácie produktov pre účely projektu plne postačujúci a zodpovedá jeho rozsahu a cieľom.</w:t>
+        <w:t>Výhodou tohto riešenia je nízka hardvérová náročnosť a jednoduchá integrácia do existujúcej aplikácie. Zároveň však ide o riešenie, ktoré má svoje obmedzenia, napríklad závislosť od kvality kamery a svetelných podmienok. Napriek tomu je tento spôsob identifikácie produktov pre účely projektu plne postačujúci a zodpovedá jeho rozsahu a cieľom.</w:t>
       </w:r>
     </w:p>
     <w:p>
       <w:pPr>
         <w:pStyle w:val="Kapitola"/>
       </w:pPr>
-      <w:bookmarkStart w:id="7" w:name="_Toc218714139"/>
-      <w:r>
-        <w:t>ANALÝZA POŽIADAVIEK NA FUNKČNOSŤ</w:t>
-      </w:r>
-      <w:r>
-        <w:t xml:space="preserve"> </w:t>
-      </w:r>
-      <w:r>
-        <w:t>POKLADNIČNÉHO SYSTÉMU</w:t>
-      </w:r>
-      <w:bookmarkEnd w:id="7"/>
+      <w:bookmarkStart w:id="6" w:name="_Toc219222418"/>
+      <w:r>
+        <w:t>ANALÝZA POŽIADAVIEK NA FUNKČNOSŤ POKLADNIČNÉHO SYSTÉMU</w:t>
+      </w:r>
+      <w:bookmarkEnd w:id="6"/>
     </w:p>
     <w:p>
       <w:pPr>
@@ -6588,11 +5538,11 @@
       <w:pPr>
         <w:pStyle w:val="podnadpiskapitoly"/>
       </w:pPr>
-      <w:bookmarkStart w:id="8" w:name="_Toc218714140"/>
+      <w:bookmarkStart w:id="7" w:name="_Toc219222419"/>
       <w:r>
         <w:t>Správa produktov</w:t>
       </w:r>
-      <w:bookmarkEnd w:id="8"/>
+      <w:bookmarkEnd w:id="7"/>
     </w:p>
     <w:p>
       <w:pPr>
@@ -6629,13 +5579,8 @@
     </w:p>
     <w:p>
       <w:pPr>
-        <w:pStyle w:val="podnadpiskapitoly"/>
-      </w:pPr>
-      <w:bookmarkStart w:id="9" w:name="_Toc218714141"/>
-      <w:r>
-        <w:t>Identifikácia produktov pomocou čiarových kódov</w:t>
-      </w:r>
-      <w:bookmarkEnd w:id="9"/>
+        <w:pStyle w:val="text"/>
+      </w:pPr>
     </w:p>
     <w:p>
       <w:pPr>
@@ -6666,76 +5611,76 @@
       <w:pPr>
         <w:pStyle w:val="podnadpiskapitoly"/>
       </w:pPr>
-      <w:bookmarkStart w:id="10" w:name="_Toc218714142"/>
+      <w:bookmarkStart w:id="8" w:name="_Toc219222420"/>
       <w:r>
         <w:t>CRM funkcionalita a evidencia zákazníkov</w:t>
       </w:r>
+      <w:bookmarkEnd w:id="8"/>
+    </w:p>
+    <w:p>
+      <w:pPr>
+        <w:pStyle w:val="text"/>
+      </w:pPr>
+      <w:r>
+        <w:t>Z pohľadu CRM je požiadavkou možnosť evidencie zákazníkov a prepojenia predaja s konkrétnym zákazníkom. ePOS systém umožňuje vytváranie záznamov o zákazníkoch a ich následné priraďovanie k pokladničným dokladom.</w:t>
+      </w:r>
+    </w:p>
+    <w:p>
+      <w:pPr>
+        <w:pStyle w:val="text"/>
+      </w:pPr>
+      <w:r>
+        <w:t>Táto funkcionalita poskytuje základ pre sledovanie histórie nákupov a umožňuje jednoduchú personalizáciu predaja, napríklad aplikáciu zliav pre vybraných zákazníkov. CRM funkcionalita je v systéme implementovaná v základnom rozsahu, ktorý zodpovedá cieľom projektu.</w:t>
+      </w:r>
+    </w:p>
+    <w:p>
+      <w:pPr>
+        <w:pStyle w:val="podnadpiskapitoly"/>
+      </w:pPr>
+      <w:bookmarkStart w:id="9" w:name="_Toc219222421"/>
+      <w:r>
+        <w:t>Prevádzkové a technické požiadavky</w:t>
+      </w:r>
+      <w:bookmarkEnd w:id="9"/>
+    </w:p>
+    <w:p>
+      <w:pPr>
+        <w:pStyle w:val="text"/>
+      </w:pPr>
+      <w:r>
+        <w:t>Keďže ePOS systém je navrhnutý ako lokálna desktopová aplikácia, jednou z hlavných požiadaviek je jeho schopnosť fungovať nezávisle od internetového pripojenia. Všetky dáta sú ukladané lokálne v databáze, čím je zabezpečená kontinuita prevádzky.</w:t>
+      </w:r>
+    </w:p>
+    <w:p>
+      <w:pPr>
+        <w:pStyle w:val="text"/>
+      </w:pPr>
+      <w:r>
+        <w:t>Systém musí byť stabilný, rýchly a schopný reagovať na vstupy používateľa v reálnom čase. Dôležitá je aj možnosť jednoduchého rozšírenia systému v budúcnosti, napríklad o ďalšie funkcie alebo podporu nových zariadení.</w:t>
+      </w:r>
+    </w:p>
+    <w:p>
+      <w:pPr>
+        <w:pStyle w:val="text"/>
+      </w:pPr>
+      <w:r>
+        <w:br w:type="page"/>
+      </w:r>
+    </w:p>
+    <w:p>
+      <w:pPr>
+        <w:pStyle w:val="text"/>
+      </w:pPr>
+    </w:p>
+    <w:p>
+      <w:pPr>
+        <w:pStyle w:val="Kapitola"/>
+      </w:pPr>
+      <w:bookmarkStart w:id="10" w:name="_Toc219222422"/>
+      <w:r>
+        <w:t>Databázový model</w:t>
+      </w:r>
       <w:bookmarkEnd w:id="10"/>
-    </w:p>
-    <w:p>
-      <w:pPr>
-        <w:pStyle w:val="text"/>
-      </w:pPr>
-      <w:r>
-        <w:t>Z pohľadu CRM je požiadavkou možnosť evidencie zákazníkov a prepojenia predaja s konkrétnym zákazníkom. ePOS systém umožňuje vytváranie záznamov o zákazníkoch a ich následné priraďovanie k pokladničným dokladom.</w:t>
-      </w:r>
-    </w:p>
-    <w:p>
-      <w:pPr>
-        <w:pStyle w:val="text"/>
-      </w:pPr>
-      <w:r>
-        <w:t>Táto funkcionalita poskytuje základ pre sledovanie histórie nákupov a umožňuje jednoduchú personalizáciu predaja, napríklad aplikáciu zliav pre vybraných zákazníkov. CRM funkcionalita je v systéme implementovaná v základnom rozsahu, ktorý zodpovedá cieľom projektu.</w:t>
-      </w:r>
-    </w:p>
-    <w:p>
-      <w:pPr>
-        <w:pStyle w:val="podnadpiskapitoly"/>
-      </w:pPr>
-      <w:bookmarkStart w:id="11" w:name="_Toc218714143"/>
-      <w:r>
-        <w:t>Prevádzkové a technické požiadavky</w:t>
-      </w:r>
-      <w:bookmarkEnd w:id="11"/>
-    </w:p>
-    <w:p>
-      <w:pPr>
-        <w:pStyle w:val="text"/>
-      </w:pPr>
-      <w:r>
-        <w:t>Keďže ePOS systém je navrhnutý ako lokálna desktopová aplikácia, jednou z hlavných požiadaviek je jeho schopnosť fungovať nezávisle od internetového pripojenia. Všetky dáta sú ukladané lokálne v databáze, čím je zabezpečená kontinuita prevádzky.</w:t>
-      </w:r>
-    </w:p>
-    <w:p>
-      <w:pPr>
-        <w:pStyle w:val="text"/>
-      </w:pPr>
-      <w:r>
-        <w:t>Systém musí byť stabilný, rýchly a schopný reagovať na vstupy používateľa v reálnom čase. Dôležitá je aj možnosť jednoduchého rozšírenia systému v budúcnosti, napríklad o ďalšie funkcie alebo podporu nových zariadení.</w:t>
-      </w:r>
-    </w:p>
-    <w:p>
-      <w:pPr>
-        <w:pStyle w:val="text"/>
-      </w:pPr>
-      <w:r>
-        <w:br w:type="page"/>
-      </w:r>
-    </w:p>
-    <w:p>
-      <w:pPr>
-        <w:pStyle w:val="text"/>
-      </w:pPr>
-    </w:p>
-    <w:p>
-      <w:pPr>
-        <w:pStyle w:val="Kapitola"/>
-      </w:pPr>
-      <w:bookmarkStart w:id="12" w:name="_Toc218714144"/>
-      <w:r>
-        <w:t>Databázový model</w:t>
-      </w:r>
-      <w:bookmarkEnd w:id="12"/>
     </w:p>
     <w:p>
       <w:pPr>
@@ -6869,7 +5814,7 @@
       <w:pPr>
         <w:pStyle w:val="podnadpiskapitoly"/>
       </w:pPr>
-      <w:bookmarkStart w:id="13" w:name="_Toc218714145"/>
+      <w:bookmarkStart w:id="11" w:name="_Toc219222423"/>
       <w:r>
         <w:t>Charakteristika použitej databázy a</w:t>
       </w:r>
@@ -6879,7 +5824,7 @@
       <w:r>
         <w:t>nastavení</w:t>
       </w:r>
-      <w:bookmarkEnd w:id="13"/>
+      <w:bookmarkEnd w:id="11"/>
     </w:p>
     <w:p>
       <w:pPr>
@@ -6989,18 +5934,30 @@
     </w:p>
     <w:p>
       <w:pPr>
-        <w:pStyle w:val="text"/>
-      </w:pPr>
-    </w:p>
-    <w:p>
-      <w:pPr>
         <w:pStyle w:val="podnadpiskapitoly"/>
       </w:pPr>
-      <w:bookmarkStart w:id="14" w:name="_Toc218714146"/>
-      <w:r>
+      <w:bookmarkStart w:id="12" w:name="_Toc219222424"/>
+      <w:r>
+        <w:t>Štruktúra databázového modelu</w:t>
+      </w:r>
+      <w:bookmarkEnd w:id="12"/>
+    </w:p>
+    <w:p>
+      <w:pPr>
+        <w:pStyle w:val="text"/>
+        <w:ind w:firstLine="0"/>
+        <w:rPr>
+          <w:b/>
+          <w:bCs/>
+        </w:rPr>
+      </w:pPr>
+      <w:r>
+        <w:rPr>
+          <w:b/>
+          <w:bCs/>
+        </w:rPr>
         <w:t>Entita cashiers – evidencia pokladníkov</w:t>
       </w:r>
-      <w:bookmarkEnd w:id="14"/>
     </w:p>
     <w:p>
       <w:pPr>
@@ -7181,13 +6138,20 @@
     </w:p>
     <w:p>
       <w:pPr>
-        <w:pStyle w:val="podnadpiskapitoly"/>
-      </w:pPr>
-      <w:bookmarkStart w:id="15" w:name="_Toc218714147"/>
-      <w:r>
+        <w:pStyle w:val="text"/>
+        <w:ind w:firstLine="0"/>
+        <w:rPr>
+          <w:b/>
+          <w:bCs/>
+        </w:rPr>
+      </w:pPr>
+      <w:r>
+        <w:rPr>
+          <w:b/>
+          <w:bCs/>
+        </w:rPr>
         <w:t>Entita products – databáza produktov</w:t>
       </w:r>
-      <w:bookmarkEnd w:id="15"/>
     </w:p>
     <w:p>
       <w:pPr>
@@ -7414,13 +6378,30 @@
     </w:p>
     <w:p>
       <w:pPr>
-        <w:pStyle w:val="podnadpiskapitoly"/>
-      </w:pPr>
-      <w:bookmarkStart w:id="16" w:name="_Toc218714148"/>
-      <w:r>
+        <w:pStyle w:val="text"/>
+        <w:ind w:firstLine="0"/>
+        <w:rPr>
+          <w:b/>
+          <w:bCs/>
+        </w:rPr>
+      </w:pPr>
+    </w:p>
+    <w:p>
+      <w:pPr>
+        <w:pStyle w:val="text"/>
+        <w:ind w:firstLine="0"/>
+        <w:rPr>
+          <w:b/>
+          <w:bCs/>
+        </w:rPr>
+      </w:pPr>
+      <w:r>
+        <w:rPr>
+          <w:b/>
+          <w:bCs/>
+        </w:rPr>
         <w:t>Vzťahy medzi tabuľkami</w:t>
       </w:r>
-      <w:bookmarkEnd w:id="16"/>
     </w:p>
     <w:p>
       <w:pPr>
@@ -7494,11 +6475,28 @@
       <w:pPr>
         <w:pStyle w:val="podnadpiskapitoly"/>
       </w:pPr>
-      <w:bookmarkStart w:id="17" w:name="_Toc218714149"/>
-      <w:r>
+      <w:bookmarkStart w:id="13" w:name="_Toc219222425"/>
+      <w:r>
+        <w:t>Integrita, normalizácia a prevádzkové aspekty databázy</w:t>
+      </w:r>
+      <w:bookmarkEnd w:id="13"/>
+    </w:p>
+    <w:p>
+      <w:pPr>
+        <w:pStyle w:val="text"/>
+        <w:ind w:firstLine="0"/>
+        <w:rPr>
+          <w:b/>
+          <w:bCs/>
+        </w:rPr>
+      </w:pPr>
+      <w:r>
+        <w:rPr>
+          <w:b/>
+          <w:bCs/>
+        </w:rPr>
         <w:t>Normalizácia a integrita údajov</w:t>
       </w:r>
-      <w:bookmarkEnd w:id="17"/>
     </w:p>
     <w:p>
       <w:pPr>
@@ -7514,11 +6512,11 @@
         <w:t>(Elmasri a Navathe, 2016)</w:t>
       </w:r>
       <w:r>
-        <w:t xml:space="preserve"> Normalizácia prispieva k prehľadnejšej štruktúre databázy a zároveň zjednodušuje jej údržbu a ďalší rozvoj. Databázový model je navrhnutý minimálne v súlade s prvou a druhou normálnou formou </w:t>
+        <w:t xml:space="preserve"> Normalizácia prispieva k </w:t>
       </w:r>
       <w:r>
         <w:lastRenderedPageBreak/>
-        <w:t>(1NF a 2NF).</w:t>
+        <w:t>prehľadnejšej štruktúre databázy a zároveň zjednodušuje jej údržbu a ďalší rozvoj. Databázový model je navrhnutý minimálne v súlade s prvou a druhou normálnou formou (1NF a 2NF).</w:t>
       </w:r>
       <w:r>
         <w:t xml:space="preserve"> </w:t>
@@ -7594,6 +6592,116 @@
     <w:p>
       <w:pPr>
         <w:pStyle w:val="text"/>
+        <w:ind w:firstLine="0"/>
+        <w:rPr>
+          <w:b/>
+          <w:bCs/>
+        </w:rPr>
+      </w:pPr>
+    </w:p>
+    <w:p>
+      <w:pPr>
+        <w:pStyle w:val="text"/>
+        <w:ind w:firstLine="0"/>
+        <w:rPr>
+          <w:b/>
+          <w:bCs/>
+        </w:rPr>
+      </w:pPr>
+    </w:p>
+    <w:p>
+      <w:pPr>
+        <w:pStyle w:val="text"/>
+        <w:ind w:firstLine="0"/>
+        <w:rPr>
+          <w:b/>
+          <w:bCs/>
+        </w:rPr>
+      </w:pPr>
+      <w:r>
+        <w:rPr>
+          <w:b/>
+          <w:bCs/>
+        </w:rPr>
+        <w:lastRenderedPageBreak/>
+        <w:t>Výkonnostné a bezpečnostné aspekty databázového návrhu</w:t>
+      </w:r>
+    </w:p>
+    <w:p>
+      <w:pPr>
+        <w:pStyle w:val="text"/>
+      </w:pPr>
+      <w:r>
+        <w:t>Pri návrhu databázového modelu ePOS systému je potrebné zohľadniť nielen štruktúru uložených údajov, ale aj výkonnostné a bezpečnostné aspekty databázy. Aj keď ide o lokálne nasadený systém s relatívne malým objemom dát, správne návrhové rozhodnutia majú významný vplyv na stabilitu a spoľahlivosť aplikácie.</w:t>
+      </w:r>
+    </w:p>
+    <w:p>
+      <w:pPr>
+        <w:pStyle w:val="text"/>
+      </w:pPr>
+      <w:r>
+        <w:t xml:space="preserve">Z výkonnostného hľadiska je databázový model navrhnutý tak, aby podporoval rýchle vykonávanie najčastejších databázových operácií. Medzi tieto operácie patrí najmä vyhľadávanie produktu podľa čiarového kódu a overovanie kódu pokladníka pri prihlásení do systému. Použitie primárnych kľúčov a unikátneho indexu na atribúte </w:t>
+      </w:r>
+      <w:r>
+        <w:t>barcode</w:t>
+      </w:r>
+      <w:r>
+        <w:t xml:space="preserve"> výrazne znižuje čas potrebný na vyhľadanie záznamu a zabezpečuje okamžitú odozvu aplikácie pri práci v reálnom čase.</w:t>
+      </w:r>
+    </w:p>
+    <w:p>
+      <w:pPr>
+        <w:pStyle w:val="text"/>
+      </w:pPr>
+      <w:r>
+        <w:t>Použitie úložného enginu InnoDB prispieva k stabilite databázy aj pri súbežnom prístupe k údajom. InnoDB podporuje uzamykanie na úrovni riadkov, čím sa minimalizuje riziko blokovania celej tabuľky pri zápise alebo aktualizácii údajov. Aj keď ePOS systém v aktuálnej verzii nepredpokladá vysokú mieru paralelizmu, zvolený engine vytvára vhodný základ pre prípadné budúce rozšírenie systému.</w:t>
+      </w:r>
+    </w:p>
+    <w:p>
+      <w:pPr>
+        <w:pStyle w:val="text"/>
+      </w:pPr>
+      <w:r>
+        <w:t>Z pohľadu bezpečnosti je databázový model navrhnutý tak, aby minimalizoval riziko nekonzistentných alebo neúplných údajov. Integritné obmedzenia, ako sú primárne kľúče, NOT NULL obmedzenia a unikátne indexy, zabezpečujú, že databáza obsahuje iba platné a jednoznačné záznamy. Tým sa znižuje pravdepodobnosť chýb, ktoré by mohli ovplyvniť funkčnosť ePOS systému.</w:t>
+      </w:r>
+    </w:p>
+    <w:p>
+      <w:pPr>
+        <w:pStyle w:val="text"/>
+      </w:pPr>
+      <w:r>
+        <w:t>Keďže databáza je používaná v lokálnom prostredí, bezpečnosť prístupu k dátam je riešená najmä na úrovni aplikácie a databázového používateľa. Aplikácia pristupuje k databáze prostredníctvom definovaného databázového účtu, čím je možné obmedziť rozsah oprávnení a zabrániť neoprávneným zásahom do databázovej štruktúry.</w:t>
+      </w:r>
+    </w:p>
+    <w:p>
+      <w:pPr>
+        <w:pStyle w:val="text"/>
+      </w:pPr>
+      <w:r>
+        <w:t>Dôležitým aspektom prevádzky databázy je aj možnosť zálohovania a obnovy údajov. Použitie SQL exportu umožňuje jednoduché vytvorenie zálohy databázy a jej následnú obnovu v prípade zlyhania systému alebo poškodenia dát. Takýto prístup zvyšuje spoľahlivosť ePOS systému a prispieva k jeho dlhodobej udržateľnosti.</w:t>
+      </w:r>
+    </w:p>
+    <w:p>
+      <w:pPr>
+        <w:pStyle w:val="text"/>
+      </w:pPr>
+      <w:r>
+        <w:t>Zohľadnenie výkonnostných a bezpečnostných aspektov pri návrhu databázového modelu zabezpečuje, že ePOS systém je nielen funkčný, ale aj stabilný, spoľahlivý a pripravený na ďalší rozvoj.</w:t>
+      </w:r>
+    </w:p>
+    <w:p>
+      <w:pPr>
+        <w:pStyle w:val="text"/>
+      </w:pPr>
+    </w:p>
+    <w:p>
+      <w:pPr>
+        <w:pStyle w:val="text"/>
+      </w:pPr>
+    </w:p>
+    <w:p>
+      <w:pPr>
+        <w:pStyle w:val="text"/>
       </w:pPr>
     </w:p>
     <w:p>
@@ -7605,12 +6713,11 @@
       <w:pPr>
         <w:pStyle w:val="podnadpiskapitoly"/>
       </w:pPr>
-      <w:bookmarkStart w:id="18" w:name="_Toc218714150"/>
-      <w:r>
-        <w:lastRenderedPageBreak/>
+      <w:bookmarkStart w:id="14" w:name="_Toc219222426"/>
+      <w:r>
         <w:t>Väzba databázového modelu na funkcionalitu ePOS</w:t>
       </w:r>
-      <w:bookmarkEnd w:id="18"/>
+      <w:bookmarkEnd w:id="14"/>
     </w:p>
     <w:p>
       <w:pPr>
@@ -7635,13 +6742,20 @@
     </w:p>
     <w:p>
       <w:pPr>
-        <w:pStyle w:val="podnadpis3"/>
-      </w:pPr>
-      <w:bookmarkStart w:id="19" w:name="_Toc218714151"/>
-      <w:r>
+        <w:pStyle w:val="text"/>
+        <w:ind w:firstLine="0"/>
+        <w:rPr>
+          <w:b/>
+          <w:bCs/>
+        </w:rPr>
+      </w:pPr>
+      <w:r>
+        <w:rPr>
+          <w:b/>
+          <w:bCs/>
+        </w:rPr>
         <w:t>Prihlásenie pokladníka</w:t>
       </w:r>
-      <w:bookmarkEnd w:id="19"/>
     </w:p>
     <w:p>
       <w:pPr>
@@ -7674,13 +6788,20 @@
     </w:p>
     <w:p>
       <w:pPr>
-        <w:pStyle w:val="podnadpis3"/>
-      </w:pPr>
-      <w:bookmarkStart w:id="20" w:name="_Toc218714152"/>
-      <w:r>
+        <w:pStyle w:val="text"/>
+        <w:ind w:firstLine="0"/>
+        <w:rPr>
+          <w:b/>
+          <w:bCs/>
+        </w:rPr>
+      </w:pPr>
+      <w:r>
+        <w:rPr>
+          <w:b/>
+          <w:bCs/>
+        </w:rPr>
         <w:t>Vyhľadanie produktu podľa čiarového kódu</w:t>
       </w:r>
-      <w:bookmarkEnd w:id="20"/>
     </w:p>
     <w:p>
       <w:pPr>
@@ -7713,7 +6834,6 @@
         <w:pStyle w:val="text"/>
       </w:pPr>
       <w:r>
-        <w:lastRenderedPageBreak/>
         <w:t>Takýto spôsob vyhľadávania je efektívny a umožňuje rýchlu reakciu systému, čo je nevyhnutné pri práci v reálnom čase počas predaja.</w:t>
       </w:r>
     </w:p>
@@ -7724,13 +6844,20 @@
     </w:p>
     <w:p>
       <w:pPr>
-        <w:pStyle w:val="podnadpis3"/>
-      </w:pPr>
-      <w:bookmarkStart w:id="21" w:name="_Toc218714153"/>
-      <w:r>
+        <w:pStyle w:val="text"/>
+        <w:ind w:firstLine="0"/>
+        <w:rPr>
+          <w:b/>
+          <w:bCs/>
+        </w:rPr>
+      </w:pPr>
+      <w:r>
+        <w:rPr>
+          <w:b/>
+          <w:bCs/>
+        </w:rPr>
         <w:t>Zobrazenie informácií o produkte a práca s dátami</w:t>
       </w:r>
-      <w:bookmarkEnd w:id="21"/>
     </w:p>
     <w:p>
       <w:pPr>
@@ -7811,13 +6938,20 @@
     </w:p>
     <w:p>
       <w:pPr>
-        <w:pStyle w:val="podnadpis3"/>
-      </w:pPr>
-      <w:bookmarkStart w:id="22" w:name="_Toc218714154"/>
-      <w:r>
+        <w:pStyle w:val="text"/>
+        <w:ind w:firstLine="0"/>
+        <w:rPr>
+          <w:b/>
+          <w:bCs/>
+        </w:rPr>
+      </w:pPr>
+      <w:r>
+        <w:rPr>
+          <w:b/>
+          <w:bCs/>
+        </w:rPr>
         <w:t>Vplyv databázového modelu na stabilitu a rozšíriteľnosť systému</w:t>
       </w:r>
-      <w:bookmarkEnd w:id="22"/>
     </w:p>
     <w:p>
       <w:pPr>
@@ -7844,22 +6978,22 @@
       <w:pPr>
         <w:pStyle w:val="podnadpiskapitoly"/>
       </w:pPr>
-      <w:bookmarkStart w:id="23" w:name="_Toc218714155"/>
+      <w:bookmarkStart w:id="15" w:name="_Toc219222427"/>
       <w:r>
         <w:t>Návrhy na rozšírenie databázového modelu</w:t>
       </w:r>
-      <w:bookmarkEnd w:id="23"/>
-    </w:p>
-    <w:p>
-      <w:pPr>
-        <w:pStyle w:val="text"/>
-      </w:pPr>
-      <w:r>
-        <w:t xml:space="preserve">Aktuálny databázový model ePOS systému je navrhnutý s ohľadom na základné požiadavky projektu a jeho rozsah. Zameriava sa predovšetkým na evidenciu produktov </w:t>
+      <w:bookmarkEnd w:id="15"/>
+    </w:p>
+    <w:p>
+      <w:pPr>
+        <w:pStyle w:val="text"/>
+      </w:pPr>
+      <w:r>
+        <w:t xml:space="preserve">Aktuálny databázový model ePOS systému je navrhnutý s ohľadom na základné požiadavky projektu a jeho rozsah. Zameriava sa predovšetkým na evidenciu produktov a identifikáciu pokladníkov, čo postačuje na realizáciu základnej funkcionality pokladničnej aplikácie. Zároveň však databázová architektúra vytvára vhodný základ pre ďalšie rozšírenia systému bez nutnosti zásadných zmien v existujúcej štruktúre. V prípade, že by cieľom ePOS systému bolo pokryť kompletný predajný proces, bolo by vhodné rozšíriť databázový model o ďalšie entity, ktoré by umožnili podrobnejšiu evidenciu predaja a spätnú analýzu uskutočnených transakcií. Jednou z kľúčových </w:t>
       </w:r>
       <w:r>
         <w:lastRenderedPageBreak/>
-        <w:t xml:space="preserve">a identifikáciu pokladníkov, čo postačuje na realizáciu základnej funkcionality pokladničnej aplikácie. Zároveň však databázová architektúra vytvára vhodný základ pre ďalšie rozšírenia systému bez nutnosti zásadných zmien v existujúcej štruktúre. V prípade, že by cieľom ePOS systému bolo pokryť kompletný predajný proces, bolo by vhodné rozšíriť databázový model o ďalšie entity, ktoré by umožnili podrobnejšiu evidenciu predaja a spätnú analýzu uskutočnených transakcií. Jednou z kľúčových navrhovaných entít je tabuľka </w:t>
+        <w:t xml:space="preserve">navrhovaných entít je tabuľka </w:t>
       </w:r>
       <w:r>
         <w:rPr>
@@ -7922,177 +7056,101 @@
     </w:p>
     <w:p>
       <w:pPr>
+        <w:pStyle w:val="text"/>
+      </w:pPr>
+    </w:p>
+    <w:p>
+      <w:pPr>
+        <w:pStyle w:val="text"/>
+      </w:pPr>
+    </w:p>
+    <w:p>
+      <w:pPr>
+        <w:pStyle w:val="Kapitola"/>
+      </w:pPr>
+      <w:bookmarkStart w:id="16" w:name="_Toc219222428"/>
+      <w:r>
+        <w:t>N</w:t>
+      </w:r>
+      <w:r>
+        <w:t>ávrh</w:t>
+      </w:r>
+      <w:r>
+        <w:t xml:space="preserve"> štruktúr</w:t>
+      </w:r>
+      <w:r>
+        <w:t>y</w:t>
+      </w:r>
+      <w:r>
+        <w:t xml:space="preserve"> (wireframe) používateľského rozhrania</w:t>
+      </w:r>
+      <w:bookmarkEnd w:id="16"/>
+    </w:p>
+    <w:p>
+      <w:pPr>
+        <w:pStyle w:val="text"/>
+      </w:pPr>
+      <w:r>
+        <w:t xml:space="preserve">Návrh používateľského rozhrania predstavuje významnú fázu vývoja ePOS systému, keďže pokladničná aplikácia je určená na každodenné používanie v reálnej prevádzke, kde je kladený dôraz na rýchlosť, prehľadnosť a minimalizáciu chýb zo strany obsluhy. Používateľské rozhranie musí umožňovať intuitívne ovládanie aj používateľom bez technických znalostí a zároveň poskytovať okamžitú spätnú väzbu o stave vykonávaných operácií. Pred samotnou implementáciou grafického rozhrania v technológii Windows Forms bol vytvorený </w:t>
+      </w:r>
+      <w:r>
+        <w:rPr>
+          <w:rStyle w:val="Vrazn"/>
+        </w:rPr>
+        <w:t>návrh štruktúry používateľského rozhrania vo forme wireframov</w:t>
+      </w:r>
+      <w:r>
+        <w:t xml:space="preserve">. Wireframe predstavuje schematické znázornenie obrazoviek aplikácie bez detailného grafického spracovania, ktorého cieľom je predovšetkým definovať rozloženie jednotlivých prvkov, vzájomné vzťahy medzi </w:t>
+      </w:r>
+      <w:r>
+        <w:lastRenderedPageBreak/>
+        <w:t>obrazovkami a základnú logiku ovládania systému.</w:t>
+      </w:r>
+      <w:r>
+        <w:t xml:space="preserve"> </w:t>
+      </w:r>
+      <w:r>
+        <w:t>(Garrett, 2011)</w:t>
+      </w:r>
+      <w:r>
+        <w:t xml:space="preserve"> Tento prístup umožňuje overiť návrh rozhrania ešte pred samotnou implementáciou a včas identifikovať prípadné nedostatky v štruktúre alebo toku obrazoviek. Na tvorbu wireframov bol použitý grafický návrhový nástroj </w:t>
+      </w:r>
+      <w:r>
+        <w:rPr>
+          <w:rStyle w:val="Vrazn"/>
+        </w:rPr>
+        <w:t>Figma</w:t>
+      </w:r>
+      <w:r>
+        <w:t>, ktorý patrí medzi moderné nástroje určené na návrh používateľských rozhraní.</w:t>
+      </w:r>
+      <w:r>
+        <w:t xml:space="preserve"> </w:t>
+      </w:r>
+      <w:r>
+        <w:t>(Figma, 2024)</w:t>
+      </w:r>
+      <w:r>
+        <w:t xml:space="preserve"> Figma umožňuje tvorbu návrhov priamo v prehliadači alebo desktopovej aplikácii a podporuje prácu s komponentmi, mriežkami a opakovateľnými prvkami. Vďaka týmto funkciám bolo možné rýchlo vytvoriť viacero variantov obrazoviek a upravovať ich na základe postupne spresňovaných požiadaviek. Výhodou použitia nástroja Figma v projekte ePOS je aj možnosť prehľadnej organizácie návrhov jednotlivých obrazoviek, jednoduché porovnávanie rôznych stavov rozhrania (napr. bežný stav a chybový stav) a jasná vizualizácia návrhových rozhodnutí. Wireframy vytvorené v nástroji Figma slúžili ako komunikačný most medzi návrhovou a implementačnou fázou projektu a výrazne uľahčili následnú realizáciu používateľského rozhrania vo WinForms prostredí.</w:t>
+      </w:r>
+    </w:p>
+    <w:p>
+      <w:pPr>
+        <w:pStyle w:val="text"/>
+      </w:pPr>
+      <w:r>
+        <w:t>Takto spracovaný návrh štruktúry používateľského rozhrania poskytol pevný základ pre implementáciu ePOS systému a zabezpečil, že výsledná aplikácia zodpovedá požiadavkám na použiteľnosť, prehľadnosť a efektívnu obsluhu v reálnych podmienkach.</w:t>
+      </w:r>
+    </w:p>
+    <w:p>
+      <w:pPr>
         <w:pStyle w:val="podnadpiskapitoly"/>
       </w:pPr>
-      <w:bookmarkStart w:id="24" w:name="_Toc218714156"/>
-      <w:r>
-        <w:t>Výkonnostné a bezpečnostné aspekty databázového návrhu</w:t>
-      </w:r>
-      <w:bookmarkEnd w:id="24"/>
-    </w:p>
-    <w:p>
-      <w:pPr>
-        <w:pStyle w:val="text"/>
-      </w:pPr>
-      <w:r>
-        <w:t>Pri návrhu databázového modelu ePOS systému je potrebné zohľadniť nielen štruktúru uložených údajov, ale aj výkonnostné a bezpečnostné aspekty databázy. Aj keď ide o lokálne nasadený systém s relatívne malým objemom dát, správne návrhové rozhodnutia majú významný vplyv na stabilitu a spoľahlivosť aplikácie.</w:t>
-      </w:r>
-    </w:p>
-    <w:p>
-      <w:pPr>
-        <w:pStyle w:val="text"/>
-      </w:pPr>
-      <w:r>
-        <w:t xml:space="preserve">Z výkonnostného hľadiska je databázový model navrhnutý tak, aby podporoval rýchle vykonávanie najčastejších databázových operácií. Medzi tieto operácie patrí najmä </w:t>
-      </w:r>
-      <w:r>
-        <w:lastRenderedPageBreak/>
-        <w:t xml:space="preserve">vyhľadávanie produktu podľa čiarového kódu a overovanie kódu pokladníka pri prihlásení do systému. Použitie primárnych kľúčov a unikátneho indexu na atribúte </w:t>
-      </w:r>
-      <w:r>
-        <w:t>barcode</w:t>
-      </w:r>
-      <w:r>
-        <w:t xml:space="preserve"> výrazne znižuje čas potrebný na vyhľadanie záznamu a zabezpečuje okamžitú odozvu aplikácie pri práci v reálnom čase.</w:t>
-      </w:r>
-    </w:p>
-    <w:p>
-      <w:pPr>
-        <w:pStyle w:val="text"/>
-      </w:pPr>
-      <w:r>
-        <w:t>Použitie úložného enginu InnoDB prispieva k stabilite databázy aj pri súbežnom prístupe k údajom. InnoDB podporuje uzamykanie na úrovni riadkov, čím sa minimalizuje riziko blokovania celej tabuľky pri zápise alebo aktualizácii údajov. Aj keď ePOS systém v aktuálnej verzii nepredpokladá vysokú mieru paralelizmu, zvolený engine vytvára vhodný základ pre prípadné budúce rozšírenie systému.</w:t>
-      </w:r>
-    </w:p>
-    <w:p>
-      <w:pPr>
-        <w:pStyle w:val="text"/>
-      </w:pPr>
-      <w:r>
-        <w:t>Z pohľadu bezpečnosti je databázový model navrhnutý tak, aby minimalizoval riziko nekonzistentných alebo neúplných údajov. Integritné obmedzenia, ako sú primárne kľúče, NOT NULL obmedzenia a unikátne indexy, zabezpečujú, že databáza obsahuje iba platné a jednoznačné záznamy. Tým sa znižuje pravdepodobnosť chýb, ktoré by mohli ovplyvniť funkčnosť ePOS systému.</w:t>
-      </w:r>
-    </w:p>
-    <w:p>
-      <w:pPr>
-        <w:pStyle w:val="text"/>
-      </w:pPr>
-      <w:r>
-        <w:t>Keďže databáza je používaná v lokálnom prostredí, bezpečnosť prístupu k dátam je riešená najmä na úrovni aplikácie a databázového používateľa. Aplikácia pristupuje k databáze prostredníctvom definovaného databázového účtu, čím je možné obmedziť rozsah oprávnení a zabrániť neoprávneným zásahom do databázovej štruktúry.</w:t>
-      </w:r>
-    </w:p>
-    <w:p>
-      <w:pPr>
-        <w:pStyle w:val="text"/>
-      </w:pPr>
-      <w:r>
-        <w:t>Dôležitým aspektom prevádzky databázy je aj možnosť zálohovania a obnovy údajov. Použitie SQL exportu umožňuje jednoduché vytvorenie zálohy databázy a jej následnú obnovu v prípade zlyhania systému alebo poškodenia dát. Takýto prístup zvyšuje spoľahlivosť ePOS systému a prispieva k jeho dlhodobej udržateľnosti.</w:t>
-      </w:r>
-    </w:p>
-    <w:p>
-      <w:pPr>
-        <w:pStyle w:val="text"/>
-      </w:pPr>
-      <w:r>
-        <w:t>Zohľadnenie výkonnostných a bezpečnostných aspektov pri návrhu databázového modelu zabezpečuje, že ePOS systém je nielen funkčný, ale aj stabilný, spoľahlivý a pripravený na ďalší rozvoj.</w:t>
-      </w:r>
-    </w:p>
-    <w:p>
-      <w:pPr>
-        <w:pStyle w:val="text"/>
-      </w:pPr>
-    </w:p>
-    <w:p>
-      <w:pPr>
-        <w:pStyle w:val="text"/>
-      </w:pPr>
-    </w:p>
-    <w:p>
-      <w:pPr>
-        <w:pStyle w:val="Kapitola"/>
-      </w:pPr>
-      <w:bookmarkStart w:id="25" w:name="_Toc218714157"/>
-      <w:r>
-        <w:t>N</w:t>
-      </w:r>
-      <w:r>
-        <w:t>ávrh</w:t>
-      </w:r>
-      <w:r>
-        <w:t xml:space="preserve"> štruktúr</w:t>
-      </w:r>
-      <w:r>
-        <w:t>y</w:t>
-      </w:r>
-      <w:r>
-        <w:t xml:space="preserve"> (wireframe) používateľského rozhrania</w:t>
-      </w:r>
-      <w:bookmarkEnd w:id="25"/>
-    </w:p>
-    <w:p>
-      <w:pPr>
-        <w:pStyle w:val="text"/>
-      </w:pPr>
-      <w:r>
-        <w:t xml:space="preserve">Návrh používateľského rozhrania predstavuje významnú fázu vývoja ePOS systému, keďže pokladničná aplikácia je určená na každodenné používanie v reálnej prevádzke, kde je kladený dôraz na rýchlosť, prehľadnosť a minimalizáciu chýb zo strany obsluhy. Používateľské rozhranie musí umožňovať intuitívne ovládanie aj používateľom </w:t>
-      </w:r>
-      <w:r>
-        <w:lastRenderedPageBreak/>
-        <w:t xml:space="preserve">bez technických znalostí a zároveň poskytovať okamžitú spätnú väzbu o stave vykonávaných operácií. Pred samotnou implementáciou grafického rozhrania v technológii Windows Forms bol vytvorený </w:t>
-      </w:r>
-      <w:r>
-        <w:rPr>
-          <w:rStyle w:val="Vrazn"/>
-        </w:rPr>
-        <w:t>návrh štruktúry používateľského rozhrania vo forme wireframov</w:t>
-      </w:r>
-      <w:r>
-        <w:t>. Wireframe predstavuje schematické znázornenie obrazoviek aplikácie bez detailného grafického spracovania, ktorého cieľom je predovšetkým definovať rozloženie jednotlivých prvkov, vzájomné vzťahy medzi obrazovkami a základnú logiku ovládania systému.</w:t>
-      </w:r>
-      <w:r>
-        <w:t xml:space="preserve"> </w:t>
-      </w:r>
-      <w:r>
-        <w:t>(Garrett, 2011)</w:t>
-      </w:r>
-      <w:r>
-        <w:t xml:space="preserve"> Tento prístup umožňuje overiť návrh rozhrania ešte pred samotnou implementáciou a včas identifikovať prípadné nedostatky v štruktúre alebo toku obrazoviek. Na tvorbu wireframov bol použitý grafický návrhový nástroj </w:t>
-      </w:r>
-      <w:r>
-        <w:rPr>
-          <w:rStyle w:val="Vrazn"/>
-        </w:rPr>
-        <w:t>Figma</w:t>
-      </w:r>
-      <w:r>
-        <w:t>, ktorý patrí medzi moderné nástroje určené na návrh používateľských rozhraní.</w:t>
-      </w:r>
-      <w:r>
-        <w:t xml:space="preserve"> </w:t>
-      </w:r>
-      <w:r>
-        <w:t>(Figma, 2024)</w:t>
-      </w:r>
-      <w:r>
-        <w:t xml:space="preserve"> Figma umožňuje tvorbu návrhov priamo v prehliadači alebo desktopovej aplikácii a podporuje prácu s komponentmi, mriežkami a opakovateľnými prvkami. Vďaka týmto funkciám bolo možné rýchlo vytvoriť viacero variantov obrazoviek a upravovať ich na základe postupne spresňovaných požiadaviek. Výhodou použitia nástroja Figma v projekte ePOS je aj možnosť prehľadnej organizácie návrhov jednotlivých obrazoviek, jednoduché porovnávanie rôznych stavov rozhrania (napr. bežný stav a chybový stav) a jasná vizualizácia návrhových rozhodnutí. Wireframy vytvorené v nástroji Figma slúžili ako komunikačný most medzi návrhovou a implementačnou fázou projektu a výrazne uľahčili následnú realizáciu používateľského rozhrania vo WinForms prostredí.</w:t>
-      </w:r>
-    </w:p>
-    <w:p>
-      <w:pPr>
-        <w:pStyle w:val="text"/>
-      </w:pPr>
-      <w:r>
-        <w:t>Takto spracovaný návrh štruktúry používateľského rozhrania poskytol pevný základ pre implementáciu ePOS systému a zabezpečil, že výsledná aplikácia zodpovedá požiadavkám na použiteľnosť, prehľadnosť a efektívnu obsluhu v reálnych podmienkach.</w:t>
-      </w:r>
-    </w:p>
-    <w:p>
-      <w:pPr>
-        <w:pStyle w:val="podnadpiskapitoly"/>
-      </w:pPr>
-      <w:bookmarkStart w:id="26" w:name="_Toc218714158"/>
+      <w:bookmarkStart w:id="17" w:name="_Toc219222429"/>
       <w:r>
         <w:t>Ciele návrhu používateľského rozhrania</w:t>
       </w:r>
-      <w:bookmarkEnd w:id="26"/>
+      <w:bookmarkEnd w:id="17"/>
     </w:p>
     <w:p>
       <w:pPr>
@@ -8148,7 +7206,6 @@
           <w:b/>
           <w:bCs/>
         </w:rPr>
-        <w:lastRenderedPageBreak/>
         <w:t>zjednodušenie procesu predaja</w:t>
       </w:r>
       <w:r>
@@ -8198,6 +7255,7 @@
         <w:pStyle w:val="text"/>
       </w:pPr>
       <w:r>
+        <w:lastRenderedPageBreak/>
         <w:t>Pri návrhu wireframov sa vychádzalo z predpokladu, že ePOS systém bude používaný v prostredí, kde je rozhodujúca rýchlosť a spoľahlivosť obsluhy, napríklad pri obsluhe zákazníkov v maloobchodnej prevádzke. Z tohto dôvodu bol kladený dôraz na jasnú vizuálnu hierarchiu prvkov, prehľadné rozdelenie obrazovky na funkčné časti a konzistentné umiestnenie ovládacích prvkov na jednotlivých obrazovkách.</w:t>
       </w:r>
     </w:p>
@@ -8227,11 +7285,28 @@
       <w:pPr>
         <w:pStyle w:val="podnadpiskapitoly"/>
       </w:pPr>
-      <w:bookmarkStart w:id="27" w:name="_Toc218714159"/>
-      <w:r>
+      <w:bookmarkStart w:id="18" w:name="_Toc219222430"/>
+      <w:r>
+        <w:t>Návrh hlavných obrazoviek aplikácie</w:t>
+      </w:r>
+      <w:bookmarkEnd w:id="18"/>
+    </w:p>
+    <w:p>
+      <w:pPr>
+        <w:pStyle w:val="text"/>
+        <w:ind w:firstLine="0"/>
+        <w:rPr>
+          <w:b/>
+          <w:bCs/>
+        </w:rPr>
+      </w:pPr>
+      <w:r>
+        <w:rPr>
+          <w:b/>
+          <w:bCs/>
+        </w:rPr>
         <w:t>Wireframe prihlasovacej obrazovky (Login)</w:t>
       </w:r>
-      <w:bookmarkEnd w:id="27"/>
     </w:p>
     <w:p>
       <w:pPr>
@@ -8310,25 +7385,41 @@
         <w:pStyle w:val="text"/>
       </w:pPr>
       <w:r>
+        <w:t>Vizuálny návrh prihlasovacej obrazovky je znázornený v Prílohe B – Fotodokumentácia, obr. B.1 (Login page).</w:t>
+      </w:r>
+    </w:p>
+    <w:p>
+      <w:pPr>
+        <w:pStyle w:val="text"/>
+        <w:rPr>
+          <w:b/>
+          <w:bCs/>
+        </w:rPr>
+      </w:pPr>
+    </w:p>
+    <w:p>
+      <w:pPr>
+        <w:pStyle w:val="text"/>
+        <w:ind w:firstLine="0"/>
+        <w:rPr>
+          <w:b/>
+          <w:bCs/>
+        </w:rPr>
+      </w:pPr>
+      <w:r>
+        <w:rPr>
+          <w:b/>
+          <w:bCs/>
+        </w:rPr>
+        <w:t>Wireframe hlavnej obrazovky aplikácie (Main page)</w:t>
+      </w:r>
+    </w:p>
+    <w:p>
+      <w:pPr>
+        <w:pStyle w:val="text"/>
+      </w:pPr>
+      <w:r>
         <w:lastRenderedPageBreak/>
-        <w:t>Vizuálny návrh prihlasovacej obrazovky je znázornený v Prílohe B – Fotodokumentácia, obr. B.1 (Login page).</w:t>
-      </w:r>
-    </w:p>
-    <w:p>
-      <w:pPr>
-        <w:pStyle w:val="podnadpiskapitoly"/>
-      </w:pPr>
-      <w:bookmarkStart w:id="28" w:name="_Toc218714160"/>
-      <w:r>
-        <w:t>Wireframe hlavnej obrazovky aplikácie (Main page)</w:t>
-      </w:r>
-      <w:bookmarkEnd w:id="28"/>
-    </w:p>
-    <w:p>
-      <w:pPr>
-        <w:pStyle w:val="text"/>
-      </w:pPr>
-      <w:r>
         <w:t>Hlavná obrazovka ePOS systému je navrhnutá ako centrálne pracovné prostredie, v ktorom prebieha samotný predaj. Wireframe zobrazuje rozdelenie obrazovky na niekoľko funkčných častí.</w:t>
       </w:r>
     </w:p>
@@ -8432,32 +7523,19 @@
     <w:p>
       <w:pPr>
         <w:pStyle w:val="text"/>
-      </w:pPr>
-    </w:p>
-    <w:p>
-      <w:pPr>
-        <w:pStyle w:val="text"/>
-      </w:pPr>
-    </w:p>
-    <w:p>
-      <w:pPr>
-        <w:pStyle w:val="text"/>
-      </w:pPr>
-    </w:p>
-    <w:p>
-      <w:pPr>
-        <w:pStyle w:val="text"/>
-      </w:pPr>
-    </w:p>
-    <w:p>
-      <w:pPr>
-        <w:pStyle w:val="podnadpiskapitoly"/>
-      </w:pPr>
-      <w:bookmarkStart w:id="29" w:name="_Toc218714161"/>
-      <w:r>
+        <w:ind w:firstLine="0"/>
+        <w:rPr>
+          <w:b/>
+          <w:bCs/>
+        </w:rPr>
+      </w:pPr>
+      <w:r>
+        <w:rPr>
+          <w:b/>
+          <w:bCs/>
+        </w:rPr>
         <w:t>Wireframe obrazovky nastavení (Settings)</w:t>
       </w:r>
-      <w:bookmarkEnd w:id="29"/>
     </w:p>
     <w:p>
       <w:pPr>
@@ -8496,7 +7574,6 @@
         </w:numPr>
       </w:pPr>
       <w:r>
-        <w:lastRenderedPageBreak/>
         <w:t>administrátorské funkcie, ako je správa vybraných údajov alebo systémových parametrov,</w:t>
       </w:r>
     </w:p>
@@ -8525,6 +7602,7 @@
         <w:pStyle w:val="text"/>
       </w:pPr>
       <w:r>
+        <w:lastRenderedPageBreak/>
         <w:t>Dôležitým aspektom návrhu je aj obmedzenie rušivých prvkov. Obrazovka nastavení neobsahuje prvky súvisiace s procesom predaja, čím je zabezpečené, že používateľ sa sústreďuje výlučne na konfiguračné úlohy. Rozhranie je navrhnuté konzistentne s ostatnými časťami aplikácie, aby bola zachovaná jednotná vizuálna a funkčná logika systému.</w:t>
       </w:r>
     </w:p>
@@ -8555,19 +7633,30 @@
     </w:p>
     <w:p>
       <w:pPr>
-        <w:pStyle w:val="podnadpiskapitoly"/>
-      </w:pPr>
-      <w:bookmarkStart w:id="30" w:name="_Toc218714162"/>
-      <w:r>
-        <w:t>Wireframe obrazovky Produkty</w:t>
-      </w:r>
-      <w:r>
-        <w:t xml:space="preserve"> </w:t>
-      </w:r>
-      <w:r>
-        <w:t>(prehľad produktov)</w:t>
-      </w:r>
-      <w:bookmarkEnd w:id="30"/>
+        <w:pStyle w:val="text"/>
+        <w:ind w:firstLine="0"/>
+        <w:rPr>
+          <w:b/>
+          <w:bCs/>
+        </w:rPr>
+      </w:pPr>
+    </w:p>
+    <w:p>
+      <w:pPr>
+        <w:pStyle w:val="text"/>
+        <w:ind w:firstLine="0"/>
+        <w:rPr>
+          <w:b/>
+          <w:bCs/>
+        </w:rPr>
+      </w:pPr>
+      <w:r>
+        <w:rPr>
+          <w:b/>
+          <w:bCs/>
+        </w:rPr>
+        <w:t>Wireframe obrazovky Produkty (prehľad produktov)</w:t>
+      </w:r>
     </w:p>
     <w:p>
       <w:pPr>
@@ -8635,82 +7724,106 @@
         <w:pStyle w:val="text"/>
       </w:pPr>
       <w:r>
+        <w:t>Takéto riešenie je vhodné najmä v prípadoch, keď aplikácia pracuje s atribútom image (URL obrázka) v databáze produktov a používateľ má potrebu produkty nielen vyhľadávať, ale aj vizuálne kontrolovať. Rozloženie do mriežky zároveň zvyšuje prehľadnosť pri väčšom počte produktov a znižuje riziko omylu pri výbere alebo správe položiek. Z pohľadu navigácie je obrazovka navrhnutá ako súčasť hlavného menu aplikácie, aby bola dostupná z hlavnej pracovnej obrazovky aj zo sekcie nastavení. Návrh tým podporuje logické členenie systému na časti určené pre predaj a časti určené pre správu dát.</w:t>
+      </w:r>
+      <w:r>
+        <w:br/>
+      </w:r>
+      <w:r>
+        <w:rPr>
+          <w:rStyle w:val="Vrazn"/>
+        </w:rPr>
+        <w:t>Vizuálny návrh obrazovky „Produkty“ je uvedený v Prílohe B – Fotodokumentácia, obr. B.4 (Products).</w:t>
+      </w:r>
+    </w:p>
+    <w:p>
+      <w:pPr>
+        <w:pStyle w:val="text"/>
+        <w:ind w:firstLine="0"/>
+      </w:pPr>
+    </w:p>
+    <w:p>
+      <w:pPr>
+        <w:pStyle w:val="text"/>
+        <w:ind w:firstLine="0"/>
+        <w:rPr>
+          <w:b/>
+          <w:bCs/>
+        </w:rPr>
+      </w:pPr>
+      <w:r>
+        <w:rPr>
+          <w:b/>
+          <w:bCs/>
+        </w:rPr>
+        <w:t>Význam wireframov pre implementáciu aplikácie</w:t>
+      </w:r>
+    </w:p>
+    <w:p>
+      <w:pPr>
+        <w:pStyle w:val="text"/>
+      </w:pPr>
+      <w:r>
+        <w:t xml:space="preserve">Vytvorenie wireframov v grafickom nástroji Figma zohralo významnú úlohu pri následnej implementácii používateľského rozhrania ePOS systému v prostredí Windows Forms. Wireframy poskytli jasný a vizuálne zrozumiteľný prehľad o štruktúre aplikácie ešte pred začiatkom programovania, čo umožnilo systematický a plánovaný postup vývoja. </w:t>
+      </w:r>
+      <w:r>
+        <w:t>(Garrett, 2011; Microsoft, 2024)</w:t>
+      </w:r>
+      <w:r>
+        <w:t xml:space="preserve"> Vďaka vopred definovanému návrhu obrazoviek bolo možné presne určiť, aké formuláre bude aplikácia obsahovať a aké funkcie budú jednotlivým formulárom priradené. To výrazne uľahčilo rozdelenie aplikácie na logické celky a pomohlo predísť dodatočným zmenám v architektúre používateľského rozhrania počas implementácie. Wireframy umožnili naplánovať rozloženie ovládacích prvkov, ako sú vstupné polia, tlačidlá, tabuľky a stavové prvky, ešte pred ich technickou realizáciou. V prostredí Windows Forms tak bolo možné priamo vychádzať z návrhu a sústrediť sa na implementáciu aplikačnej logiky namiesto riešenia základného rozmiestnenia prvkov. Tento prístup prispel k zrýchleniu vývoja a zvýšeniu konzistencie používateľského rozhrania. Dôležitým prínosom wireframov bola aj možnosť identifikovať jednotlivé stavy obrazoviek, ako je normálny prevádzkový stav, chybový stav alebo prázdny stav obrazovky. Vďaka tomu bolo možné už v návrhovej fáze počítať so spracovaním chýb a so spôsobom ich zobrazovania používateľovi, čo zvyšuje celkovú použiteľnosť aplikácie. Wireframy zároveň slúžili ako referenčný podklad počas celého vývojového procesu. Pri implementácii bolo možné priebežne porovnávať hotové formuláre s pôvodnými návrhmi a overovať, či výsledné rozhranie zodpovedá stanoveným návrhovým cieľom. Tento prístup prispel k tomu, že výsledná aplikácia ePOS pôsobí jednotne a prehľadne. Ukážky jednotlivých návrhov obrazoviek, ktoré slúžili ako podklad pre implementáciu, sú uvedené v </w:t>
+      </w:r>
+      <w:r>
+        <w:rPr>
+          <w:rStyle w:val="Vrazn"/>
+        </w:rPr>
+        <w:t>Prílohe B – Fotodokumentácia</w:t>
+      </w:r>
+      <w:r>
+        <w:t>.</w:t>
+      </w:r>
+    </w:p>
+    <w:p>
+      <w:pPr>
+        <w:pStyle w:val="text"/>
+      </w:pPr>
+    </w:p>
+    <w:p>
+      <w:pPr>
+        <w:pStyle w:val="podnadpiskapitoly"/>
+      </w:pPr>
+      <w:bookmarkStart w:id="19" w:name="_Toc219222431"/>
+      <w:r>
+        <w:t>Význam a zhodnotenie návrhu používateľského rozhrania</w:t>
+      </w:r>
+      <w:bookmarkEnd w:id="19"/>
+    </w:p>
+    <w:p>
+      <w:pPr>
+        <w:pStyle w:val="text"/>
+        <w:ind w:firstLine="0"/>
+        <w:rPr>
+          <w:b/>
+          <w:bCs/>
+        </w:rPr>
+      </w:pPr>
+      <w:r>
+        <w:rPr>
+          <w:b/>
+          <w:bCs/>
+        </w:rPr>
+        <w:t>Zhodnotenie návrhu používatelského rozhrania</w:t>
+      </w:r>
+    </w:p>
+    <w:p>
+      <w:pPr>
+        <w:pStyle w:val="text"/>
+      </w:pPr>
+      <w:r>
+        <w:t xml:space="preserve">Návrh štruktúry používateľského rozhrania ePOS systému vo forme wireframov splnil svoj hlavný účel, ktorým bolo vytvorenie prehľadného, zrozumiteľného a funkčne orientovaného návrhu obrazoviek ešte pred samotnou implementáciou aplikácie. Použitie </w:t>
+      </w:r>
+      <w:r>
         <w:lastRenderedPageBreak/>
-        <w:t>Takéto riešenie je vhodné najmä v prípadoch, keď aplikácia pracuje s atribútom image (URL obrázka) v databáze produktov a používateľ má potrebu produkty nielen vyhľadávať, ale aj vizuálne kontrolovať. Rozloženie do mriežky zároveň zvyšuje prehľadnosť pri väčšom počte produktov a znižuje riziko omylu pri výbere alebo správe položiek. Z pohľadu navigácie je obrazovka navrhnutá ako súčasť hlavného menu aplikácie, aby bola dostupná z hlavnej pracovnej obrazovky aj zo sekcie nastavení. Návrh tým podporuje logické členenie systému na časti určené pre predaj a časti určené pre správu dát.</w:t>
-      </w:r>
-      <w:r>
-        <w:br/>
-      </w:r>
-      <w:r>
-        <w:rPr>
-          <w:rStyle w:val="Vrazn"/>
-        </w:rPr>
-        <w:t>Vizuálny návrh obrazovky „Produkty“ je uvedený v Prílohe B – Fotodokumentácia, obr. B.4 (Products).</w:t>
-      </w:r>
-    </w:p>
-    <w:p>
-      <w:pPr>
-        <w:pStyle w:val="text"/>
-      </w:pPr>
-    </w:p>
-    <w:p>
-      <w:pPr>
-        <w:pStyle w:val="text"/>
-      </w:pPr>
-    </w:p>
-    <w:p>
-      <w:pPr>
-        <w:pStyle w:val="podnadpiskapitoly"/>
-      </w:pPr>
-      <w:bookmarkStart w:id="31" w:name="_Toc218714163"/>
-      <w:r>
-        <w:t>Význam wireframov pre implementáciu aplikácie</w:t>
-      </w:r>
-      <w:bookmarkEnd w:id="31"/>
-    </w:p>
-    <w:p>
-      <w:pPr>
-        <w:pStyle w:val="text"/>
-      </w:pPr>
-      <w:r>
-        <w:t xml:space="preserve">Vytvorenie wireframov v grafickom nástroji Figma zohralo významnú úlohu pri následnej implementácii používateľského rozhrania ePOS systému v prostredí Windows Forms. Wireframy poskytli jasný a vizuálne zrozumiteľný prehľad o štruktúre aplikácie ešte pred začiatkom programovania, čo umožnilo systematický a plánovaný postup vývoja. </w:t>
-      </w:r>
-      <w:r>
-        <w:t>(Garrett, 2011; Microsoft, 2024)</w:t>
-      </w:r>
-      <w:r>
-        <w:t xml:space="preserve"> Vďaka vopred definovanému návrhu obrazoviek bolo možné presne určiť, aké formuláre bude aplikácia obsahovať a aké funkcie budú jednotlivým formulárom priradené. To výrazne uľahčilo rozdelenie aplikácie na logické celky a pomohlo predísť dodatočným zmenám v architektúre používateľského rozhrania počas implementácie. Wireframy umožnili naplánovať rozloženie ovládacích prvkov, ako sú vstupné polia, tlačidlá, tabuľky a stavové prvky, ešte pred ich technickou realizáciou. V prostredí Windows Forms tak bolo možné priamo vychádzať z návrhu a sústrediť sa na implementáciu aplikačnej logiky namiesto riešenia základného rozmiestnenia prvkov. Tento prístup prispel k zrýchleniu vývoja a zvýšeniu konzistencie používateľského rozhrania. Dôležitým prínosom wireframov bola aj možnosť identifikovať jednotlivé stavy obrazoviek, ako je normálny prevádzkový stav, chybový stav alebo prázdny stav obrazovky. Vďaka tomu bolo možné už v návrhovej fáze počítať so spracovaním chýb a so spôsobom ich zobrazovania používateľovi, čo zvyšuje celkovú použiteľnosť aplikácie. Wireframy zároveň slúžili ako referenčný podklad počas celého vývojového procesu. Pri implementácii bolo možné priebežne porovnávať hotové formuláre s pôvodnými návrhmi </w:t>
-      </w:r>
-      <w:r>
-        <w:lastRenderedPageBreak/>
-        <w:t xml:space="preserve">a overovať, či výsledné rozhranie zodpovedá stanoveným návrhovým cieľom. Tento prístup prispel k tomu, že výsledná aplikácia ePOS pôsobí jednotne a prehľadne. Ukážky jednotlivých návrhov obrazoviek, ktoré slúžili ako podklad pre implementáciu, sú uvedené v </w:t>
-      </w:r>
-      <w:r>
-        <w:rPr>
-          <w:rStyle w:val="Vrazn"/>
-        </w:rPr>
-        <w:t>Prílohe B – Fotodokumentácia</w:t>
-      </w:r>
-      <w:r>
-        <w:t>.</w:t>
-      </w:r>
-    </w:p>
-    <w:p>
-      <w:pPr>
-        <w:pStyle w:val="podnadpiskapitoly"/>
-      </w:pPr>
-      <w:bookmarkStart w:id="32" w:name="_Toc218714164"/>
-      <w:r>
-        <w:t>Zhodnotenie návrhu používatelského rozhrania</w:t>
-      </w:r>
-      <w:bookmarkEnd w:id="32"/>
-    </w:p>
-    <w:p>
-      <w:pPr>
-        <w:pStyle w:val="text"/>
-      </w:pPr>
-      <w:r>
-        <w:t>Návrh štruktúry používateľského rozhrania ePOS systému vo forme wireframov splnil svoj hlavný účel, ktorým bolo vytvorenie prehľadného, zrozumiteľného a funkčne orientovaného návrhu obrazoviek ešte pred samotnou implementáciou aplikácie. Použitie wireframov umožnilo systematicky premyslieť rozloženie jednotlivých obrazoviek, ich vzájomné prepojenie a logiku ovládania systému.</w:t>
+        <w:t>wireframov umožnilo systematicky premyslieť rozloženie jednotlivých obrazoviek, ich vzájomné prepojenie a logiku ovládania systému.</w:t>
       </w:r>
     </w:p>
     <w:p>
@@ -8919,7 +8032,7 @@
       <w:pPr>
         <w:pStyle w:val="Kapitola"/>
       </w:pPr>
-      <w:bookmarkStart w:id="33" w:name="_Toc218714165"/>
+      <w:bookmarkStart w:id="20" w:name="_Toc219222432"/>
       <w:r>
         <w:lastRenderedPageBreak/>
         <w:t>Materiál a</w:t>
@@ -8930,7 +8043,7 @@
       <w:r>
         <w:t>metodika</w:t>
       </w:r>
-      <w:bookmarkEnd w:id="33"/>
+      <w:bookmarkEnd w:id="20"/>
     </w:p>
     <w:p>
       <w:pPr>
@@ -8954,14 +8067,14 @@
           <w:numId w:val="3"/>
         </w:numPr>
       </w:pPr>
-      <w:bookmarkStart w:id="34" w:name="_Toc218714166"/>
+      <w:bookmarkStart w:id="21" w:name="_Toc219222433"/>
       <w:r>
         <w:t>Pod</w:t>
       </w:r>
       <w:r>
         <w:t>nadpis</w:t>
       </w:r>
-      <w:bookmarkEnd w:id="34"/>
+      <w:bookmarkEnd w:id="21"/>
     </w:p>
     <w:p>
       <w:pPr>
@@ -9025,12 +8138,12 @@
       <w:pPr>
         <w:pStyle w:val="Kapitola"/>
       </w:pPr>
-      <w:bookmarkStart w:id="35" w:name="_Toc218714167"/>
+      <w:bookmarkStart w:id="22" w:name="_Toc219222434"/>
       <w:r>
         <w:lastRenderedPageBreak/>
         <w:t>Diskusia</w:t>
       </w:r>
-      <w:bookmarkEnd w:id="35"/>
+      <w:bookmarkEnd w:id="22"/>
     </w:p>
     <w:p>
       <w:pPr>
@@ -9093,12 +8206,12 @@
       <w:pPr>
         <w:pStyle w:val="Kapitola"/>
       </w:pPr>
-      <w:bookmarkStart w:id="36" w:name="_Toc218714168"/>
+      <w:bookmarkStart w:id="23" w:name="_Toc219222435"/>
       <w:r>
         <w:lastRenderedPageBreak/>
         <w:t>Závery práce</w:t>
       </w:r>
-      <w:bookmarkEnd w:id="36"/>
+      <w:bookmarkEnd w:id="23"/>
     </w:p>
     <w:p>
       <w:pPr>
@@ -9169,12 +8282,12 @@
       <w:pPr>
         <w:pStyle w:val="Kapitola"/>
       </w:pPr>
-      <w:bookmarkStart w:id="37" w:name="_Toc218714169"/>
+      <w:bookmarkStart w:id="24" w:name="_Toc219222436"/>
       <w:r>
         <w:lastRenderedPageBreak/>
         <w:t>Zhrnutie</w:t>
       </w:r>
-      <w:bookmarkEnd w:id="37"/>
+      <w:bookmarkEnd w:id="24"/>
     </w:p>
     <w:p>
       <w:pPr>
@@ -9249,12 +8362,12 @@
       <w:pPr>
         <w:pStyle w:val="Kapitola"/>
       </w:pPr>
-      <w:bookmarkStart w:id="38" w:name="_Toc218714170"/>
+      <w:bookmarkStart w:id="25" w:name="_Toc219222437"/>
       <w:r>
         <w:lastRenderedPageBreak/>
         <w:t>Zoznam použitej literatúry</w:t>
       </w:r>
-      <w:bookmarkEnd w:id="38"/>
+      <w:bookmarkEnd w:id="25"/>
     </w:p>
     <w:p>
       <w:pPr>
@@ -10112,11 +9225,11 @@
       <w:pPr>
         <w:pStyle w:val="Kapitola"/>
       </w:pPr>
-      <w:bookmarkStart w:id="39" w:name="_Toc218714171"/>
+      <w:bookmarkStart w:id="26" w:name="_Toc219222438"/>
       <w:r>
         <w:t>Prílohy</w:t>
       </w:r>
-      <w:bookmarkEnd w:id="39"/>
+      <w:bookmarkEnd w:id="26"/>
     </w:p>
     <w:p>
       <w:pPr>
@@ -10269,7 +9382,7 @@
           <w:szCs w:val="24"/>
         </w:rPr>
         <w:drawing>
-          <wp:inline distT="0" distB="0" distL="0" distR="0" wp14:anchorId="5F7D42E0" wp14:editId="6220B432">
+          <wp:inline distT="0" distB="0" distL="0" distR="0" wp14:anchorId="5F7D42E0" wp14:editId="1BDCE51B">
             <wp:extent cx="5392420" cy="3837305"/>
             <wp:effectExtent l="0" t="0" r="0" b="0"/>
             <wp:docPr id="1977906132" name="Obrázok 1"/>
@@ -10339,7 +9452,7 @@
           <w:noProof/>
         </w:rPr>
         <w:drawing>
-          <wp:inline distT="0" distB="0" distL="0" distR="0" wp14:anchorId="18C8817C" wp14:editId="4E104B2C">
+          <wp:inline distT="0" distB="0" distL="0" distR="0" wp14:anchorId="18C8817C" wp14:editId="03B041E7">
             <wp:extent cx="5392420" cy="3837305"/>
             <wp:effectExtent l="0" t="0" r="0" b="0"/>
             <wp:docPr id="1476739586" name="Obrázok 2"/>
@@ -10409,7 +9522,7 @@
         </w:rPr>
         <w:lastRenderedPageBreak/>
         <w:drawing>
-          <wp:inline distT="0" distB="0" distL="0" distR="0" wp14:anchorId="1086DF24" wp14:editId="1D11C71C">
+          <wp:inline distT="0" distB="0" distL="0" distR="0" wp14:anchorId="1086DF24" wp14:editId="77F16B5A">
             <wp:extent cx="5392420" cy="3837305"/>
             <wp:effectExtent l="0" t="0" r="0" b="0"/>
             <wp:docPr id="258974685" name="Obrázok 3"/>
@@ -17969,7 +17082,6 @@
   <w:style w:type="character" w:default="1" w:styleId="Predvolenpsmoodseku">
     <w:name w:val="Default Paragraph Font"/>
     <w:uiPriority w:val="1"/>
-    <w:semiHidden/>
     <w:unhideWhenUsed/>
   </w:style>
   <w:style w:type="table" w:default="1" w:styleId="Normlnatabuka">
@@ -18919,6 +18031,10 @@
 </file>
 
 <file path=customXml/item1.xml><?xml version="1.0" encoding="utf-8"?>
+<b:Sources xmlns:b="http://schemas.openxmlformats.org/officeDocument/2006/bibliography" xmlns="http://schemas.openxmlformats.org/officeDocument/2006/bibliography" SelectedStyle="\APASixthEditionOfficeOnline.xsl" StyleName="APA" Version="6"/>
+</file>
+
+<file path=customXml/item2.xml><?xml version="1.0" encoding="utf-8"?>
 <ct:contentTypeSchema xmlns:ct="http://schemas.microsoft.com/office/2006/metadata/contentType" xmlns:ma="http://schemas.microsoft.com/office/2006/metadata/properties/metaAttributes" ct:_="" ma:_="" ma:contentTypeName="Dokument" ma:contentTypeID="0x010100FF914F332154174D803A7B644D03395C" ma:contentTypeVersion="16" ma:contentTypeDescription="Umožňuje vytvoriť nový dokument." ma:contentTypeScope="" ma:versionID="fd77751d24e8168fda22eab337079d00">
   <xsd:schema xmlns:xsd="http://www.w3.org/2001/XMLSchema" xmlns:xs="http://www.w3.org/2001/XMLSchema" xmlns:p="http://schemas.microsoft.com/office/2006/metadata/properties" xmlns:ns3="a94799e5-846a-4ad9-b31d-5ba5d0428847" xmlns:ns4="b0f22963-9bb8-4dce-be88-550968040c8c" targetNamespace="http://schemas.microsoft.com/office/2006/metadata/properties" ma:root="true" ma:fieldsID="b71646f853d82629af3ee6a4474bd060" ns3:_="" ns4:_="">
     <xsd:import namespace="a94799e5-846a-4ad9-b31d-5ba5d0428847"/>
@@ -19157,19 +18273,7 @@
 </ct:contentTypeSchema>
 </file>
 
-<file path=customXml/item2.xml><?xml version="1.0" encoding="utf-8"?>
-<b:Sources xmlns:b="http://schemas.openxmlformats.org/officeDocument/2006/bibliography" xmlns="http://schemas.openxmlformats.org/officeDocument/2006/bibliography" SelectedStyle="\APASixthEditionOfficeOnline.xsl" StyleName="APA" Version="6"/>
-</file>
-
 <file path=customXml/item3.xml><?xml version="1.0" encoding="utf-8"?>
-<p:properties xmlns:p="http://schemas.microsoft.com/office/2006/metadata/properties" xmlns:xsi="http://www.w3.org/2001/XMLSchema-instance" xmlns:pc="http://schemas.microsoft.com/office/infopath/2007/PartnerControls">
-  <documentManagement>
-    <_activity xmlns="a94799e5-846a-4ad9-b31d-5ba5d0428847" xsi:nil="true"/>
-  </documentManagement>
-</p:properties>
-</file>
-
-<file path=customXml/item4.xml><?xml version="1.0" encoding="utf-8"?>
 <?mso-contentType ?>
 <FormTemplates xmlns="http://schemas.microsoft.com/sharepoint/v3/contenttype/forms">
   <Display>DocumentLibraryForm</Display>
@@ -19178,7 +18282,23 @@
 </FormTemplates>
 </file>
 
+<file path=customXml/item4.xml><?xml version="1.0" encoding="utf-8"?>
+<p:properties xmlns:p="http://schemas.microsoft.com/office/2006/metadata/properties" xmlns:xsi="http://www.w3.org/2001/XMLSchema-instance" xmlns:pc="http://schemas.microsoft.com/office/infopath/2007/PartnerControls">
+  <documentManagement>
+    <_activity xmlns="a94799e5-846a-4ad9-b31d-5ba5d0428847" xsi:nil="true"/>
+  </documentManagement>
+</p:properties>
+</file>
+
 <file path=customXml/itemProps1.xml><?xml version="1.0" encoding="utf-8"?>
+<ds:datastoreItem xmlns:ds="http://schemas.openxmlformats.org/officeDocument/2006/customXml" ds:itemID="{33B51BA0-60DC-4A69-874E-22CBA927F23E}">
+  <ds:schemaRefs>
+    <ds:schemaRef ds:uri="http://schemas.openxmlformats.org/officeDocument/2006/bibliography"/>
+  </ds:schemaRefs>
+</ds:datastoreItem>
+</file>
+
+<file path=customXml/itemProps2.xml><?xml version="1.0" encoding="utf-8"?>
 <ds:datastoreItem xmlns:ds="http://schemas.openxmlformats.org/officeDocument/2006/customXml" ds:itemID="{C3329A49-AD3D-4BA1-96E5-F249191C1F65}">
   <ds:schemaRefs>
     <ds:schemaRef ds:uri="http://schemas.microsoft.com/office/2006/metadata/contentType"/>
@@ -19197,15 +18317,15 @@
 </ds:datastoreItem>
 </file>
 
-<file path=customXml/itemProps2.xml><?xml version="1.0" encoding="utf-8"?>
-<ds:datastoreItem xmlns:ds="http://schemas.openxmlformats.org/officeDocument/2006/customXml" ds:itemID="{33B51BA0-60DC-4A69-874E-22CBA927F23E}">
+<file path=customXml/itemProps3.xml><?xml version="1.0" encoding="utf-8"?>
+<ds:datastoreItem xmlns:ds="http://schemas.openxmlformats.org/officeDocument/2006/customXml" ds:itemID="{1F4F2074-9665-40AE-AC4D-38B5428FDE6E}">
   <ds:schemaRefs>
-    <ds:schemaRef ds:uri="http://schemas.openxmlformats.org/officeDocument/2006/bibliography"/>
+    <ds:schemaRef ds:uri="http://schemas.microsoft.com/sharepoint/v3/contenttype/forms"/>
   </ds:schemaRefs>
 </ds:datastoreItem>
 </file>
 
-<file path=customXml/itemProps3.xml><?xml version="1.0" encoding="utf-8"?>
+<file path=customXml/itemProps4.xml><?xml version="1.0" encoding="utf-8"?>
 <ds:datastoreItem xmlns:ds="http://schemas.openxmlformats.org/officeDocument/2006/customXml" ds:itemID="{8A7D4A20-64F2-4259-949F-7A93E612CEDE}">
   <ds:schemaRefs>
     <ds:schemaRef ds:uri="http://schemas.microsoft.com/office/2006/metadata/properties"/>
@@ -19213,12 +18333,4 @@
     <ds:schemaRef ds:uri="a94799e5-846a-4ad9-b31d-5ba5d0428847"/>
   </ds:schemaRefs>
 </ds:datastoreItem>
-</file>
-
-<file path=customXml/itemProps4.xml><?xml version="1.0" encoding="utf-8"?>
-<ds:datastoreItem xmlns:ds="http://schemas.openxmlformats.org/officeDocument/2006/customXml" ds:itemID="{1F4F2074-9665-40AE-AC4D-38B5428FDE6E}">
-  <ds:schemaRefs>
-    <ds:schemaRef ds:uri="http://schemas.microsoft.com/sharepoint/v3/contenttype/forms"/>
-  </ds:schemaRefs>
-</ds:datastoreItem>
 </file>
--- a/__ms-praca__/Fruhwald/soc_sablona_2025.docx
+++ b/__ms-praca__/Fruhwald/soc_sablona_2025.docx
@@ -125,6 +125,26 @@
     <w:p>
       <w:pPr>
         <w:spacing w:line="360" w:lineRule="auto"/>
+        <w:rPr>
+          <w:rFonts w:ascii="Times New Roman" w:hAnsi="Times New Roman" w:cs="Times New Roman"/>
+          <w:sz w:val="24"/>
+          <w:szCs w:val="24"/>
+        </w:rPr>
+      </w:pPr>
+    </w:p>
+    <w:p>
+      <w:pPr>
+        <w:spacing w:line="360" w:lineRule="auto"/>
+        <w:rPr>
+          <w:rFonts w:ascii="Times New Roman" w:hAnsi="Times New Roman" w:cs="Times New Roman"/>
+          <w:sz w:val="24"/>
+          <w:szCs w:val="24"/>
+        </w:rPr>
+      </w:pPr>
+    </w:p>
+    <w:p>
+      <w:pPr>
+        <w:spacing w:line="360" w:lineRule="auto"/>
         <w:jc w:val="center"/>
         <w:rPr>
           <w:rFonts w:ascii="Times New Roman" w:hAnsi="Times New Roman" w:cs="Times New Roman"/>
@@ -163,6 +183,7 @@
         <w:jc w:val="center"/>
         <w:rPr>
           <w:rFonts w:ascii="Times New Roman" w:hAnsi="Times New Roman" w:cs="Times New Roman"/>
+          <w:caps/>
           <w:sz w:val="24"/>
           <w:szCs w:val="24"/>
         </w:rPr>
@@ -170,6 +191,7 @@
       <w:r>
         <w:rPr>
           <w:rFonts w:ascii="Times New Roman" w:hAnsi="Times New Roman" w:cs="Times New Roman"/>
+          <w:caps/>
           <w:sz w:val="24"/>
           <w:szCs w:val="24"/>
         </w:rPr>
@@ -186,22 +208,28 @@
           <w:szCs w:val="24"/>
         </w:rPr>
       </w:pPr>
-      <w:r>
+    </w:p>
+    <w:p>
+      <w:pPr>
+        <w:spacing w:line="360" w:lineRule="auto"/>
+        <w:jc w:val="center"/>
         <w:rPr>
           <w:rFonts w:ascii="Times New Roman" w:hAnsi="Times New Roman" w:cs="Times New Roman"/>
           <w:sz w:val="24"/>
           <w:szCs w:val="24"/>
         </w:rPr>
-        <w:t xml:space="preserve">Č. odboru: </w:t>
-      </w:r>
-      <w:r>
+      </w:pPr>
+    </w:p>
+    <w:p>
+      <w:pPr>
+        <w:spacing w:line="360" w:lineRule="auto"/>
+        <w:jc w:val="center"/>
         <w:rPr>
           <w:rFonts w:ascii="Times New Roman" w:hAnsi="Times New Roman" w:cs="Times New Roman"/>
           <w:sz w:val="24"/>
           <w:szCs w:val="24"/>
         </w:rPr>
-        <w:t>&lt;číslo a názov súťažného odboru&gt;</w:t>
-      </w:r>
+      </w:pPr>
     </w:p>
     <w:p>
       <w:pPr>
@@ -228,7 +256,6 @@
     <w:p>
       <w:pPr>
         <w:spacing w:line="360" w:lineRule="auto"/>
-        <w:jc w:val="center"/>
         <w:rPr>
           <w:rFonts w:ascii="Times New Roman" w:hAnsi="Times New Roman" w:cs="Times New Roman"/>
           <w:sz w:val="24"/>
@@ -239,7 +266,6 @@
     <w:p>
       <w:pPr>
         <w:spacing w:line="360" w:lineRule="auto"/>
-        <w:jc w:val="center"/>
         <w:rPr>
           <w:rFonts w:ascii="Times New Roman" w:hAnsi="Times New Roman" w:cs="Times New Roman"/>
           <w:sz w:val="24"/>
@@ -250,7 +276,6 @@
     <w:p>
       <w:pPr>
         <w:spacing w:line="360" w:lineRule="auto"/>
-        <w:jc w:val="center"/>
         <w:rPr>
           <w:rFonts w:ascii="Times New Roman" w:hAnsi="Times New Roman" w:cs="Times New Roman"/>
           <w:sz w:val="24"/>
@@ -271,7 +296,6 @@
     <w:p>
       <w:pPr>
         <w:spacing w:line="360" w:lineRule="auto"/>
-        <w:ind w:left="4956" w:firstLine="708"/>
         <w:rPr>
           <w:rFonts w:ascii="Times New Roman" w:hAnsi="Times New Roman" w:cs="Times New Roman"/>
           <w:sz w:val="24"/>
@@ -284,50 +308,39 @@
           <w:sz w:val="24"/>
           <w:szCs w:val="24"/>
         </w:rPr>
-        <w:t>Maxim Frühwald</w:t>
-      </w:r>
-    </w:p>
-    <w:p>
-      <w:pPr>
-        <w:spacing w:line="360" w:lineRule="auto"/>
-        <w:ind w:left="4956" w:firstLine="708"/>
+        <w:t>Bratislava, 202</w:t>
+      </w:r>
+      <w:r>
         <w:rPr>
           <w:rFonts w:ascii="Times New Roman" w:hAnsi="Times New Roman" w:cs="Times New Roman"/>
           <w:sz w:val="24"/>
           <w:szCs w:val="24"/>
         </w:rPr>
-      </w:pPr>
+        <w:t>6</w:t>
+      </w:r>
       <w:r>
         <w:rPr>
           <w:rFonts w:ascii="Times New Roman" w:hAnsi="Times New Roman" w:cs="Times New Roman"/>
           <w:sz w:val="24"/>
           <w:szCs w:val="24"/>
         </w:rPr>
-        <w:t>Jakub Žák</w:t>
-      </w:r>
-    </w:p>
-    <w:p>
-      <w:pPr>
-        <w:tabs>
-          <w:tab w:val="left" w:pos="708"/>
-          <w:tab w:val="left" w:pos="1416"/>
-          <w:tab w:val="left" w:pos="2124"/>
-          <w:tab w:val="left" w:pos="6521"/>
-        </w:tabs>
-        <w:spacing w:line="360" w:lineRule="auto"/>
+        <w:tab/>
+      </w:r>
+      <w:r>
         <w:rPr>
           <w:rFonts w:ascii="Times New Roman" w:hAnsi="Times New Roman" w:cs="Times New Roman"/>
           <w:sz w:val="24"/>
           <w:szCs w:val="24"/>
         </w:rPr>
-      </w:pPr>
+        <w:tab/>
+      </w:r>
       <w:r>
         <w:rPr>
           <w:rFonts w:ascii="Times New Roman" w:hAnsi="Times New Roman" w:cs="Times New Roman"/>
           <w:sz w:val="24"/>
           <w:szCs w:val="24"/>
         </w:rPr>
-        <w:t>Bratislava</w:t>
+        <w:tab/>
       </w:r>
       <w:r>
         <w:rPr>
@@ -335,7 +348,7 @@
           <w:sz w:val="24"/>
           <w:szCs w:val="24"/>
         </w:rPr>
-        <w:tab/>
+        <w:t xml:space="preserve"> 4.D </w:t>
       </w:r>
       <w:r>
         <w:rPr>
@@ -345,132 +358,32 @@
         </w:rPr>
         <w:tab/>
       </w:r>
-    </w:p>
-    <w:p>
-      <w:pPr>
-        <w:spacing w:line="360" w:lineRule="auto"/>
+      <w:r>
         <w:rPr>
           <w:rFonts w:ascii="Times New Roman" w:hAnsi="Times New Roman" w:cs="Times New Roman"/>
           <w:sz w:val="24"/>
           <w:szCs w:val="24"/>
         </w:rPr>
-      </w:pPr>
+        <w:tab/>
+      </w:r>
       <w:r>
         <w:rPr>
           <w:rFonts w:ascii="Times New Roman" w:hAnsi="Times New Roman" w:cs="Times New Roman"/>
           <w:sz w:val="24"/>
           <w:szCs w:val="24"/>
         </w:rPr>
-        <w:t>2026</w:t>
-      </w:r>
-    </w:p>
-    <w:p>
-      <w:pPr>
-        <w:spacing w:line="360" w:lineRule="auto"/>
+        <w:tab/>
+        <w:t>Maxim Frühwald</w:t>
+      </w:r>
+    </w:p>
+    <w:p>
+      <w:pPr>
         <w:rPr>
           <w:rFonts w:ascii="Times New Roman" w:hAnsi="Times New Roman" w:cs="Times New Roman"/>
           <w:sz w:val="24"/>
           <w:szCs w:val="24"/>
         </w:rPr>
       </w:pPr>
-      <w:r>
-        <w:rPr>
-          <w:rFonts w:ascii="Times New Roman" w:hAnsi="Times New Roman" w:cs="Times New Roman"/>
-          <w:sz w:val="24"/>
-          <w:szCs w:val="24"/>
-        </w:rPr>
-        <w:tab/>
-      </w:r>
-      <w:r>
-        <w:rPr>
-          <w:rFonts w:ascii="Times New Roman" w:hAnsi="Times New Roman" w:cs="Times New Roman"/>
-          <w:sz w:val="24"/>
-          <w:szCs w:val="24"/>
-        </w:rPr>
-        <w:tab/>
-      </w:r>
-      <w:r>
-        <w:rPr>
-          <w:rFonts w:ascii="Times New Roman" w:hAnsi="Times New Roman" w:cs="Times New Roman"/>
-          <w:sz w:val="24"/>
-          <w:szCs w:val="24"/>
-        </w:rPr>
-        <w:tab/>
-      </w:r>
-      <w:r>
-        <w:rPr>
-          <w:rFonts w:ascii="Times New Roman" w:hAnsi="Times New Roman" w:cs="Times New Roman"/>
-          <w:sz w:val="24"/>
-          <w:szCs w:val="24"/>
-        </w:rPr>
-        <w:tab/>
-      </w:r>
-      <w:r>
-        <w:rPr>
-          <w:rFonts w:ascii="Times New Roman" w:hAnsi="Times New Roman" w:cs="Times New Roman"/>
-          <w:sz w:val="24"/>
-          <w:szCs w:val="24"/>
-        </w:rPr>
-        <w:tab/>
-      </w:r>
-      <w:r>
-        <w:rPr>
-          <w:rFonts w:ascii="Times New Roman" w:hAnsi="Times New Roman" w:cs="Times New Roman"/>
-          <w:sz w:val="24"/>
-          <w:szCs w:val="24"/>
-        </w:rPr>
-        <w:tab/>
-      </w:r>
-      <w:r>
-        <w:rPr>
-          <w:rFonts w:ascii="Times New Roman" w:hAnsi="Times New Roman" w:cs="Times New Roman"/>
-          <w:sz w:val="24"/>
-          <w:szCs w:val="24"/>
-        </w:rPr>
-        <w:tab/>
-      </w:r>
-      <w:r>
-        <w:rPr>
-          <w:rFonts w:ascii="Times New Roman" w:hAnsi="Times New Roman" w:cs="Times New Roman"/>
-          <w:sz w:val="24"/>
-          <w:szCs w:val="24"/>
-        </w:rPr>
-        <w:tab/>
-        <w:t>Ročník štúdia:</w:t>
-      </w:r>
-      <w:r>
-        <w:rPr>
-          <w:rFonts w:ascii="Times New Roman" w:hAnsi="Times New Roman" w:cs="Times New Roman"/>
-          <w:sz w:val="24"/>
-          <w:szCs w:val="24"/>
-        </w:rPr>
-        <w:t xml:space="preserve"> </w:t>
-      </w:r>
-      <w:r>
-        <w:rPr>
-          <w:rFonts w:ascii="Times New Roman" w:hAnsi="Times New Roman" w:cs="Times New Roman"/>
-          <w:sz w:val="24"/>
-          <w:szCs w:val="24"/>
-        </w:rPr>
-        <w:t>IV.D</w:t>
-      </w:r>
-    </w:p>
-    <w:p>
-      <w:pPr>
-        <w:rPr>
-          <w:rFonts w:ascii="Times New Roman" w:hAnsi="Times New Roman" w:cs="Times New Roman"/>
-          <w:sz w:val="24"/>
-          <w:szCs w:val="24"/>
-        </w:rPr>
-      </w:pPr>
-      <w:r>
-        <w:rPr>
-          <w:rFonts w:ascii="Times New Roman" w:hAnsi="Times New Roman" w:cs="Times New Roman"/>
-          <w:sz w:val="24"/>
-          <w:szCs w:val="24"/>
-        </w:rPr>
-        <w:br w:type="page"/>
-      </w:r>
     </w:p>
     <w:p>
       <w:pPr>
@@ -634,6 +547,7 @@
         <w:jc w:val="center"/>
         <w:rPr>
           <w:rFonts w:ascii="Times New Roman" w:hAnsi="Times New Roman" w:cs="Times New Roman"/>
+          <w:caps/>
           <w:sz w:val="24"/>
           <w:szCs w:val="24"/>
         </w:rPr>
@@ -641,6 +555,7 @@
       <w:r>
         <w:rPr>
           <w:rFonts w:ascii="Times New Roman" w:hAnsi="Times New Roman" w:cs="Times New Roman"/>
+          <w:caps/>
           <w:sz w:val="24"/>
           <w:szCs w:val="24"/>
         </w:rPr>
@@ -657,22 +572,28 @@
           <w:szCs w:val="24"/>
         </w:rPr>
       </w:pPr>
-      <w:r>
+    </w:p>
+    <w:p>
+      <w:pPr>
+        <w:spacing w:line="360" w:lineRule="auto"/>
+        <w:jc w:val="center"/>
         <w:rPr>
           <w:rFonts w:ascii="Times New Roman" w:hAnsi="Times New Roman" w:cs="Times New Roman"/>
           <w:sz w:val="24"/>
           <w:szCs w:val="24"/>
         </w:rPr>
-        <w:t xml:space="preserve">Č. odboru: </w:t>
-      </w:r>
-      <w:r>
+      </w:pPr>
+    </w:p>
+    <w:p>
+      <w:pPr>
+        <w:spacing w:line="360" w:lineRule="auto"/>
+        <w:jc w:val="center"/>
         <w:rPr>
           <w:rFonts w:ascii="Times New Roman" w:hAnsi="Times New Roman" w:cs="Times New Roman"/>
           <w:sz w:val="24"/>
           <w:szCs w:val="24"/>
         </w:rPr>
-        <w:t>&lt;číslo a názov súťažného odboru&gt;</w:t>
-      </w:r>
+      </w:pPr>
     </w:p>
     <w:p>
       <w:pPr>
@@ -710,7 +631,6 @@
     <w:p>
       <w:pPr>
         <w:spacing w:line="360" w:lineRule="auto"/>
-        <w:jc w:val="center"/>
         <w:rPr>
           <w:rFonts w:ascii="Times New Roman" w:hAnsi="Times New Roman" w:cs="Times New Roman"/>
           <w:sz w:val="24"/>
@@ -720,10 +640,10 @@
     </w:p>
     <w:p>
       <w:pPr>
-        <w:spacing w:line="360" w:lineRule="auto"/>
-        <w:jc w:val="center"/>
-        <w:rPr>
-          <w:rFonts w:ascii="Times New Roman" w:hAnsi="Times New Roman" w:cs="Times New Roman"/>
+        <w:rPr>
+          <w:rFonts w:ascii="Times New Roman" w:hAnsi="Times New Roman" w:cs="Times New Roman"/>
+          <w:b/>
+          <w:bCs/>
           <w:sz w:val="24"/>
           <w:szCs w:val="24"/>
         </w:rPr>
@@ -731,9 +651,10 @@
     </w:p>
     <w:p>
       <w:pPr>
-        <w:spacing w:line="360" w:lineRule="auto"/>
-        <w:rPr>
-          <w:rFonts w:ascii="Times New Roman" w:hAnsi="Times New Roman" w:cs="Times New Roman"/>
+        <w:rPr>
+          <w:rFonts w:ascii="Times New Roman" w:hAnsi="Times New Roman" w:cs="Times New Roman"/>
+          <w:b/>
+          <w:bCs/>
           <w:sz w:val="24"/>
           <w:szCs w:val="24"/>
         </w:rPr>
@@ -741,8 +662,6 @@
     </w:p>
     <w:p>
       <w:pPr>
-        <w:spacing w:line="360" w:lineRule="auto"/>
-        <w:ind w:left="4956" w:firstLine="708"/>
         <w:rPr>
           <w:rFonts w:ascii="Times New Roman" w:hAnsi="Times New Roman" w:cs="Times New Roman"/>
           <w:sz w:val="24"/>
@@ -752,121 +671,118 @@
       <w:r>
         <w:rPr>
           <w:rFonts w:ascii="Times New Roman" w:hAnsi="Times New Roman" w:cs="Times New Roman"/>
+          <w:b/>
+          <w:bCs/>
           <w:sz w:val="24"/>
           <w:szCs w:val="24"/>
         </w:rPr>
-        <w:t>Maxim Frühwald</w:t>
-      </w:r>
-    </w:p>
-    <w:p>
-      <w:pPr>
-        <w:spacing w:line="360" w:lineRule="auto"/>
-        <w:ind w:left="4956" w:firstLine="708"/>
+        <w:t>Študijný odbor:</w:t>
+      </w:r>
+      <w:r>
         <w:rPr>
           <w:rFonts w:ascii="Times New Roman" w:hAnsi="Times New Roman" w:cs="Times New Roman"/>
           <w:sz w:val="24"/>
           <w:szCs w:val="24"/>
         </w:rPr>
-      </w:pPr>
-      <w:r>
+        <w:t xml:space="preserve"> 2573M programovanie digitálnych technológií</w:t>
+      </w:r>
+    </w:p>
+    <w:p>
+      <w:pPr>
         <w:rPr>
           <w:rFonts w:ascii="Times New Roman" w:hAnsi="Times New Roman" w:cs="Times New Roman"/>
           <w:sz w:val="24"/>
           <w:szCs w:val="24"/>
         </w:rPr>
-        <w:t>Jakub Žák</w:t>
-      </w:r>
-    </w:p>
-    <w:p>
-      <w:pPr>
-        <w:tabs>
-          <w:tab w:val="left" w:pos="708"/>
-          <w:tab w:val="left" w:pos="1416"/>
-          <w:tab w:val="left" w:pos="2124"/>
-          <w:tab w:val="left" w:pos="6521"/>
-        </w:tabs>
-        <w:spacing w:line="360" w:lineRule="auto"/>
-        <w:rPr>
-          <w:rFonts w:ascii="Times New Roman" w:hAnsi="Times New Roman" w:cs="Times New Roman"/>
+      </w:pPr>
+      <w:r>
+        <w:rPr>
+          <w:rFonts w:ascii="Times New Roman" w:hAnsi="Times New Roman" w:cs="Times New Roman"/>
+          <w:b/>
+          <w:bCs/>
           <w:sz w:val="24"/>
           <w:szCs w:val="24"/>
         </w:rPr>
-      </w:pPr>
+        <w:t>Konzultant:</w:t>
+      </w:r>
       <w:r>
         <w:rPr>
           <w:rFonts w:ascii="Times New Roman" w:hAnsi="Times New Roman" w:cs="Times New Roman"/>
           <w:sz w:val="24"/>
           <w:szCs w:val="24"/>
         </w:rPr>
-        <w:t>Bratislava</w:t>
-      </w:r>
+        <w:t xml:space="preserve"> Ing. Dominik </w:t>
+      </w:r>
+      <w:proofErr w:type="spellStart"/>
       <w:r>
         <w:rPr>
           <w:rFonts w:ascii="Times New Roman" w:hAnsi="Times New Roman" w:cs="Times New Roman"/>
           <w:sz w:val="24"/>
           <w:szCs w:val="24"/>
         </w:rPr>
-        <w:tab/>
-      </w:r>
+        <w:t>Zatkalík</w:t>
+      </w:r>
+      <w:proofErr w:type="spellEnd"/>
       <w:r>
         <w:rPr>
           <w:rFonts w:ascii="Times New Roman" w:hAnsi="Times New Roman" w:cs="Times New Roman"/>
           <w:sz w:val="24"/>
           <w:szCs w:val="24"/>
         </w:rPr>
-        <w:tab/>
-      </w:r>
-    </w:p>
-    <w:p>
-      <w:pPr>
-        <w:spacing w:line="360" w:lineRule="auto"/>
+        <w:t xml:space="preserve">, PhD., </w:t>
+      </w:r>
+      <w:proofErr w:type="spellStart"/>
+      <w:r>
         <w:rPr>
           <w:rFonts w:ascii="Times New Roman" w:hAnsi="Times New Roman" w:cs="Times New Roman"/>
           <w:sz w:val="24"/>
           <w:szCs w:val="24"/>
         </w:rPr>
-      </w:pPr>
+        <w:t>Ing.Paed.IGIP</w:t>
+      </w:r>
+      <w:proofErr w:type="spellEnd"/>
       <w:r>
         <w:rPr>
           <w:rFonts w:ascii="Times New Roman" w:hAnsi="Times New Roman" w:cs="Times New Roman"/>
           <w:sz w:val="24"/>
           <w:szCs w:val="24"/>
         </w:rPr>
-        <w:t>2026</w:t>
-      </w:r>
-    </w:p>
-    <w:p>
-      <w:pPr>
-        <w:spacing w:line="360" w:lineRule="auto"/>
+        <w:t xml:space="preserve"> </w:t>
+      </w:r>
+    </w:p>
+    <w:p>
+      <w:pPr>
         <w:rPr>
           <w:rFonts w:ascii="Times New Roman" w:hAnsi="Times New Roman" w:cs="Times New Roman"/>
           <w:sz w:val="24"/>
           <w:szCs w:val="24"/>
         </w:rPr>
       </w:pPr>
-      <w:r>
+    </w:p>
+    <w:p>
+      <w:pPr>
         <w:rPr>
           <w:rFonts w:ascii="Times New Roman" w:hAnsi="Times New Roman" w:cs="Times New Roman"/>
           <w:sz w:val="24"/>
           <w:szCs w:val="24"/>
         </w:rPr>
-        <w:tab/>
-      </w:r>
-      <w:r>
+      </w:pPr>
+    </w:p>
+    <w:p>
+      <w:pPr>
         <w:rPr>
           <w:rFonts w:ascii="Times New Roman" w:hAnsi="Times New Roman" w:cs="Times New Roman"/>
           <w:sz w:val="24"/>
           <w:szCs w:val="24"/>
         </w:rPr>
-        <w:tab/>
-      </w:r>
+      </w:pPr>
       <w:r>
         <w:rPr>
           <w:rFonts w:ascii="Times New Roman" w:hAnsi="Times New Roman" w:cs="Times New Roman"/>
           <w:sz w:val="24"/>
           <w:szCs w:val="24"/>
         </w:rPr>
-        <w:tab/>
+        <w:t>Bratislava, 202</w:t>
       </w:r>
       <w:r>
         <w:rPr>
@@ -874,7 +790,7 @@
           <w:sz w:val="24"/>
           <w:szCs w:val="24"/>
         </w:rPr>
-        <w:tab/>
+        <w:t>6</w:t>
       </w:r>
       <w:r>
         <w:rPr>
@@ -906,8 +822,7 @@
           <w:sz w:val="24"/>
           <w:szCs w:val="24"/>
         </w:rPr>
-        <w:tab/>
-        <w:t>Ročník štúdia:</w:t>
+        <w:t xml:space="preserve"> 4.D</w:t>
       </w:r>
       <w:r>
         <w:rPr>
@@ -915,7 +830,7 @@
           <w:sz w:val="24"/>
           <w:szCs w:val="24"/>
         </w:rPr>
-        <w:t xml:space="preserve"> </w:t>
+        <w:tab/>
       </w:r>
       <w:r>
         <w:rPr>
@@ -923,111 +838,17 @@
           <w:sz w:val="24"/>
           <w:szCs w:val="24"/>
         </w:rPr>
-        <w:t>IV.D</w:t>
-      </w:r>
-    </w:p>
-    <w:p>
-      <w:pPr>
-        <w:spacing w:line="360" w:lineRule="auto"/>
+        <w:tab/>
+      </w:r>
+      <w:r>
         <w:rPr>
           <w:rFonts w:ascii="Times New Roman" w:hAnsi="Times New Roman" w:cs="Times New Roman"/>
           <w:sz w:val="24"/>
           <w:szCs w:val="24"/>
         </w:rPr>
-      </w:pPr>
-      <w:r>
-        <w:rPr>
-          <w:rFonts w:ascii="Times New Roman" w:hAnsi="Times New Roman" w:cs="Times New Roman"/>
-          <w:sz w:val="24"/>
-          <w:szCs w:val="24"/>
-        </w:rPr>
         <w:tab/>
-      </w:r>
-      <w:r>
-        <w:rPr>
-          <w:rFonts w:ascii="Times New Roman" w:hAnsi="Times New Roman" w:cs="Times New Roman"/>
-          <w:sz w:val="24"/>
-          <w:szCs w:val="24"/>
-        </w:rPr>
-        <w:tab/>
-      </w:r>
-      <w:r>
-        <w:rPr>
-          <w:rFonts w:ascii="Times New Roman" w:hAnsi="Times New Roman" w:cs="Times New Roman"/>
-          <w:sz w:val="24"/>
-          <w:szCs w:val="24"/>
-        </w:rPr>
-        <w:tab/>
-      </w:r>
-      <w:r>
-        <w:rPr>
-          <w:rFonts w:ascii="Times New Roman" w:hAnsi="Times New Roman" w:cs="Times New Roman"/>
-          <w:sz w:val="24"/>
-          <w:szCs w:val="24"/>
-        </w:rPr>
-        <w:tab/>
-      </w:r>
-      <w:r>
-        <w:rPr>
-          <w:rFonts w:ascii="Times New Roman" w:hAnsi="Times New Roman" w:cs="Times New Roman"/>
-          <w:sz w:val="24"/>
-          <w:szCs w:val="24"/>
-        </w:rPr>
-        <w:tab/>
-      </w:r>
-      <w:r>
-        <w:rPr>
-          <w:rFonts w:ascii="Times New Roman" w:hAnsi="Times New Roman" w:cs="Times New Roman"/>
-          <w:sz w:val="24"/>
-          <w:szCs w:val="24"/>
-        </w:rPr>
-        <w:tab/>
-      </w:r>
-      <w:r>
-        <w:rPr>
-          <w:rFonts w:ascii="Times New Roman" w:hAnsi="Times New Roman" w:cs="Times New Roman"/>
-          <w:sz w:val="24"/>
-          <w:szCs w:val="24"/>
-        </w:rPr>
-        <w:t xml:space="preserve">Ing. Dominik </w:t>
-      </w:r>
-      <w:proofErr w:type="spellStart"/>
-      <w:r>
-        <w:rPr>
-          <w:rFonts w:ascii="Times New Roman" w:hAnsi="Times New Roman" w:cs="Times New Roman"/>
-          <w:sz w:val="24"/>
-          <w:szCs w:val="24"/>
-        </w:rPr>
-        <w:t>Zatkalík</w:t>
-      </w:r>
-      <w:proofErr w:type="spellEnd"/>
-      <w:r>
-        <w:rPr>
-          <w:rFonts w:ascii="Times New Roman" w:hAnsi="Times New Roman" w:cs="Times New Roman"/>
-          <w:sz w:val="24"/>
-          <w:szCs w:val="24"/>
-        </w:rPr>
-        <w:t xml:space="preserve">, PhD., </w:t>
-      </w:r>
-      <w:proofErr w:type="spellStart"/>
-      <w:r>
-        <w:rPr>
-          <w:rFonts w:ascii="Times New Roman" w:hAnsi="Times New Roman" w:cs="Times New Roman"/>
-          <w:sz w:val="24"/>
-          <w:szCs w:val="24"/>
-        </w:rPr>
-        <w:t>Ing.Paed.IGIP</w:t>
-      </w:r>
-      <w:proofErr w:type="spellEnd"/>
-    </w:p>
-    <w:p>
-      <w:pPr>
-        <w:rPr>
-          <w:rFonts w:ascii="Times New Roman" w:hAnsi="Times New Roman" w:cs="Times New Roman"/>
-          <w:sz w:val="24"/>
-          <w:szCs w:val="24"/>
-        </w:rPr>
-      </w:pPr>
+        <w:t>Maxim Frühwald</w:t>
+      </w:r>
     </w:p>
     <w:p>
       <w:pPr>
@@ -1430,16 +1251,14 @@
         </w:rPr>
         <w:t>&lt;</w:t>
       </w:r>
-      <w:proofErr w:type="spellStart"/>
       <w:r>
         <w:rPr>
           <w:rFonts w:ascii="Times New Roman" w:hAnsi="Times New Roman" w:cs="Times New Roman"/>
           <w:sz w:val="24"/>
           <w:szCs w:val="24"/>
         </w:rPr>
-        <w:t>dd</w:t>
-      </w:r>
-      <w:proofErr w:type="spellEnd"/>
+        <w:t>23</w:t>
+      </w:r>
       <w:r>
         <w:rPr>
           <w:rFonts w:ascii="Times New Roman" w:hAnsi="Times New Roman" w:cs="Times New Roman"/>
@@ -1462,7 +1281,7 @@
           <w:sz w:val="24"/>
           <w:szCs w:val="24"/>
         </w:rPr>
-        <w:t>mm.</w:t>
+        <w:t>2</w:t>
       </w:r>
       <w:r>
         <w:rPr>
@@ -1470,25 +1289,23 @@
           <w:sz w:val="24"/>
           <w:szCs w:val="24"/>
         </w:rPr>
-        <w:t xml:space="preserve"> </w:t>
-      </w:r>
-      <w:proofErr w:type="spellStart"/>
+        <w:t>.</w:t>
+      </w:r>
       <w:r>
         <w:rPr>
           <w:rFonts w:ascii="Times New Roman" w:hAnsi="Times New Roman" w:cs="Times New Roman"/>
           <w:sz w:val="24"/>
           <w:szCs w:val="24"/>
         </w:rPr>
-        <w:t>rrrr</w:t>
-      </w:r>
-      <w:proofErr w:type="spellEnd"/>
+        <w:t xml:space="preserve"> </w:t>
+      </w:r>
       <w:r>
         <w:rPr>
           <w:rFonts w:ascii="Times New Roman" w:hAnsi="Times New Roman" w:cs="Times New Roman"/>
           <w:sz w:val="24"/>
           <w:szCs w:val="24"/>
         </w:rPr>
-        <w:t>&gt;</w:t>
+        <w:t>2026</w:t>
       </w:r>
       <w:r>
         <w:rPr>
@@ -1496,7 +1313,7 @@
           <w:sz w:val="24"/>
           <w:szCs w:val="24"/>
         </w:rPr>
-        <w:tab/>
+        <w:t>&gt;</w:t>
       </w:r>
       <w:r>
         <w:rPr>
@@ -1528,7 +1345,7 @@
           <w:sz w:val="24"/>
           <w:szCs w:val="24"/>
         </w:rPr>
-        <w:t>&lt;</w:t>
+        <w:tab/>
       </w:r>
       <w:r>
         <w:rPr>
@@ -1536,16 +1353,18 @@
           <w:sz w:val="24"/>
           <w:szCs w:val="24"/>
         </w:rPr>
-        <w:t>Meno a priezvisko autora/autorov</w:t>
-      </w:r>
-      <w:r>
+        <w:t>Maxim Frühwald</w:t>
+      </w:r>
+    </w:p>
+    <w:p>
+      <w:pPr>
+        <w:spacing w:line="360" w:lineRule="auto"/>
         <w:rPr>
           <w:rFonts w:ascii="Times New Roman" w:hAnsi="Times New Roman" w:cs="Times New Roman"/>
           <w:sz w:val="24"/>
           <w:szCs w:val="24"/>
         </w:rPr>
-        <w:t>&gt;</w:t>
-      </w:r>
+      </w:pPr>
     </w:p>
     <w:p>
       <w:pPr>
@@ -1730,16 +1549,7 @@
     <w:p>
       <w:pPr>
         <w:spacing w:line="360" w:lineRule="auto"/>
-        <w:rPr>
-          <w:rFonts w:ascii="Times New Roman" w:hAnsi="Times New Roman" w:cs="Times New Roman"/>
-          <w:sz w:val="24"/>
-          <w:szCs w:val="24"/>
-        </w:rPr>
-      </w:pPr>
-    </w:p>
-    <w:p>
-      <w:pPr>
-        <w:spacing w:line="360" w:lineRule="auto"/>
+        <w:ind w:firstLine="708"/>
         <w:rPr>
           <w:rFonts w:ascii="Times New Roman" w:hAnsi="Times New Roman" w:cs="Times New Roman"/>
           <w:b/>
@@ -1762,6 +1572,7 @@
     <w:p>
       <w:pPr>
         <w:spacing w:line="360" w:lineRule="auto"/>
+        <w:ind w:firstLine="708"/>
         <w:jc w:val="both"/>
         <w:rPr>
           <w:rFonts w:ascii="Times New Roman" w:hAnsi="Times New Roman" w:cs="Times New Roman"/>
@@ -1775,7 +1586,7 @@
           <w:sz w:val="24"/>
           <w:szCs w:val="24"/>
         </w:rPr>
-        <w:t xml:space="preserve">Rád by som sa touto cestou poďakoval svojmu </w:t>
+        <w:t>Rád by som sa touto cestou poďakova</w:t>
       </w:r>
       <w:r>
         <w:rPr>
@@ -1783,7 +1594,7 @@
           <w:sz w:val="24"/>
           <w:szCs w:val="24"/>
         </w:rPr>
-        <w:t xml:space="preserve">konzultantovi </w:t>
+        <w:t xml:space="preserve">l </w:t>
       </w:r>
       <w:r>
         <w:rPr>
@@ -1791,7 +1602,7 @@
           <w:sz w:val="24"/>
           <w:szCs w:val="24"/>
         </w:rPr>
-        <w:t>Ing. Dominik</w:t>
+        <w:t>Dominik</w:t>
       </w:r>
       <w:r>
         <w:rPr>
@@ -1833,43 +1644,843 @@
           <w:sz w:val="24"/>
           <w:szCs w:val="24"/>
         </w:rPr>
-        <w:t xml:space="preserve">, PhD., </w:t>
-      </w:r>
-      <w:proofErr w:type="spellStart"/>
+        <w:t xml:space="preserve"> </w:t>
+      </w:r>
       <w:r>
         <w:rPr>
           <w:rFonts w:ascii="Times New Roman" w:hAnsi="Times New Roman" w:cs="Times New Roman"/>
           <w:sz w:val="24"/>
           <w:szCs w:val="24"/>
         </w:rPr>
-        <w:t>Ing.Paed.IGIP</w:t>
-      </w:r>
-      <w:proofErr w:type="spellEnd"/>
+        <w:t xml:space="preserve">za </w:t>
+      </w:r>
       <w:r>
         <w:rPr>
           <w:rFonts w:ascii="Times New Roman" w:hAnsi="Times New Roman" w:cs="Times New Roman"/>
           <w:sz w:val="24"/>
           <w:szCs w:val="24"/>
         </w:rPr>
-        <w:t xml:space="preserve"> za prístup a odborné rady.</w:t>
-      </w:r>
-    </w:p>
-    <w:p>
-      <w:pPr>
+        <w:t xml:space="preserve">profesionálny </w:t>
+      </w:r>
+      <w:r>
         <w:rPr>
           <w:rFonts w:ascii="Times New Roman" w:hAnsi="Times New Roman" w:cs="Times New Roman"/>
           <w:sz w:val="24"/>
           <w:szCs w:val="24"/>
         </w:rPr>
-      </w:pPr>
-      <w:r>
+        <w:t>prístup a odborné rady.</w:t>
+      </w:r>
+    </w:p>
+    <w:p>
+      <w:pPr>
         <w:rPr>
           <w:rFonts w:ascii="Times New Roman" w:hAnsi="Times New Roman" w:cs="Times New Roman"/>
           <w:sz w:val="24"/>
           <w:szCs w:val="24"/>
         </w:rPr>
+      </w:pPr>
+    </w:p>
+    <w:p>
+      <w:pPr>
+        <w:rPr>
+          <w:rFonts w:ascii="Times New Roman" w:hAnsi="Times New Roman" w:cs="Times New Roman"/>
+          <w:sz w:val="24"/>
+          <w:szCs w:val="24"/>
+        </w:rPr>
+      </w:pPr>
+      <w:r>
+        <w:rPr>
+          <w:rFonts w:ascii="Times New Roman" w:hAnsi="Times New Roman" w:cs="Times New Roman"/>
+          <w:sz w:val="24"/>
+          <w:szCs w:val="24"/>
+        </w:rPr>
         <w:br w:type="page"/>
       </w:r>
+    </w:p>
+    <w:p>
+      <w:pPr>
+        <w:ind w:firstLine="708"/>
+        <w:rPr>
+          <w:rFonts w:ascii="Times New Roman" w:hAnsi="Times New Roman" w:cs="Times New Roman"/>
+          <w:b/>
+          <w:bCs/>
+          <w:sz w:val="24"/>
+          <w:szCs w:val="24"/>
+        </w:rPr>
+      </w:pPr>
+      <w:r>
+        <w:rPr>
+          <w:rFonts w:ascii="Times New Roman" w:hAnsi="Times New Roman" w:cs="Times New Roman"/>
+          <w:b/>
+          <w:bCs/>
+          <w:sz w:val="24"/>
+          <w:szCs w:val="24"/>
+        </w:rPr>
+        <w:lastRenderedPageBreak/>
+        <w:t>Abstrakt</w:t>
+      </w:r>
+    </w:p>
+    <w:p>
+      <w:pPr>
+        <w:pStyle w:val="text"/>
+      </w:pPr>
+      <w:r>
+        <w:t>Táto práca sa zameriava na návrh a implementáciu elektronického pokladničného systému (</w:t>
+      </w:r>
+      <w:proofErr w:type="spellStart"/>
+      <w:r>
+        <w:t>ePOS</w:t>
+      </w:r>
+      <w:proofErr w:type="spellEnd"/>
+      <w:r>
+        <w:t>) určeného pre malé a stredne veľké prevádzky. Cieľom bolo vytvoriť funkčnú desktopovú aplikáciu umožňujúcu evidenciu produktov, identifikáciu pokladníka, výpočet cien vrátane dane z pridanej hodnoty a generovanie pokladničného dokladu. Databázový model bol navrhnutý v prostredí MySQL/</w:t>
+      </w:r>
+      <w:proofErr w:type="spellStart"/>
+      <w:r>
+        <w:t>MariaDB</w:t>
+      </w:r>
+      <w:proofErr w:type="spellEnd"/>
+      <w:r>
+        <w:t xml:space="preserve"> a aplikácia bola implementovaná pomocou technológie .NET </w:t>
+      </w:r>
+      <w:proofErr w:type="spellStart"/>
+      <w:r>
+        <w:t>WinForms</w:t>
+      </w:r>
+      <w:proofErr w:type="spellEnd"/>
+      <w:r>
+        <w:t xml:space="preserve">. Systém podporuje vyhľadávanie produktov podľa čiarového kódu, manuálne pridávanie položiek, správu sadzieb DPH a automatický výpočet daňového rozpisu. Výsledkom je prehľadný a funkčný </w:t>
+      </w:r>
+      <w:proofErr w:type="spellStart"/>
+      <w:r>
+        <w:t>ePOS</w:t>
+      </w:r>
+      <w:proofErr w:type="spellEnd"/>
+      <w:r>
+        <w:t xml:space="preserve"> systém pripravený na ďalšie rozšírenie.</w:t>
+      </w:r>
+    </w:p>
+    <w:p>
+      <w:pPr>
+        <w:pStyle w:val="text"/>
+      </w:pPr>
+    </w:p>
+    <w:p>
+      <w:pPr>
+        <w:pStyle w:val="text"/>
+      </w:pPr>
+      <w:r>
+        <w:t>Kľúčové slová</w:t>
+      </w:r>
+      <w:r>
+        <w:rPr>
+          <w:b/>
+          <w:bCs/>
+        </w:rPr>
+        <w:t>:</w:t>
+      </w:r>
+      <w:r>
+        <w:t xml:space="preserve"> </w:t>
+      </w:r>
+      <w:proofErr w:type="spellStart"/>
+      <w:r>
+        <w:t>ePOS</w:t>
+      </w:r>
+      <w:proofErr w:type="spellEnd"/>
+      <w:r>
+        <w:t xml:space="preserve">, </w:t>
+      </w:r>
+      <w:proofErr w:type="spellStart"/>
+      <w:r>
+        <w:t>WinForms</w:t>
+      </w:r>
+      <w:proofErr w:type="spellEnd"/>
+      <w:r>
+        <w:t>, MySQL, databázový model, DPH, .NET</w:t>
+      </w:r>
+    </w:p>
+    <w:p>
+      <w:pPr>
+        <w:pStyle w:val="text"/>
+        <w:rPr>
+          <w:rFonts w:cs="Times New Roman"/>
+          <w:b/>
+          <w:bCs/>
+          <w:szCs w:val="24"/>
+          <w:lang w:val="en-US"/>
+        </w:rPr>
+      </w:pPr>
+    </w:p>
+    <w:p>
+      <w:pPr>
+        <w:pStyle w:val="text"/>
+        <w:rPr>
+          <w:rFonts w:cs="Times New Roman"/>
+          <w:b/>
+          <w:bCs/>
+          <w:szCs w:val="24"/>
+          <w:lang w:val="en-US"/>
+        </w:rPr>
+      </w:pPr>
+      <w:r>
+        <w:rPr>
+          <w:rFonts w:cs="Times New Roman"/>
+          <w:b/>
+          <w:bCs/>
+          <w:szCs w:val="24"/>
+          <w:lang w:val="en-US"/>
+        </w:rPr>
+        <w:t>Abstract</w:t>
+      </w:r>
+    </w:p>
+    <w:p>
+      <w:pPr>
+        <w:pStyle w:val="text"/>
+      </w:pPr>
+      <w:proofErr w:type="spellStart"/>
+      <w:r>
+        <w:t>This</w:t>
+      </w:r>
+      <w:proofErr w:type="spellEnd"/>
+      <w:r>
+        <w:t xml:space="preserve"> </w:t>
+      </w:r>
+      <w:proofErr w:type="spellStart"/>
+      <w:r>
+        <w:t>work</w:t>
+      </w:r>
+      <w:proofErr w:type="spellEnd"/>
+      <w:r>
+        <w:t xml:space="preserve"> </w:t>
+      </w:r>
+      <w:proofErr w:type="spellStart"/>
+      <w:r>
+        <w:t>focuses</w:t>
+      </w:r>
+      <w:proofErr w:type="spellEnd"/>
+      <w:r>
+        <w:t xml:space="preserve"> on </w:t>
+      </w:r>
+      <w:proofErr w:type="spellStart"/>
+      <w:r>
+        <w:t>the</w:t>
+      </w:r>
+      <w:proofErr w:type="spellEnd"/>
+      <w:r>
+        <w:t xml:space="preserve"> design and </w:t>
+      </w:r>
+      <w:proofErr w:type="spellStart"/>
+      <w:r>
+        <w:t>implementation</w:t>
+      </w:r>
+      <w:proofErr w:type="spellEnd"/>
+      <w:r>
+        <w:t xml:space="preserve"> of a </w:t>
+      </w:r>
+      <w:proofErr w:type="spellStart"/>
+      <w:r>
+        <w:t>electronic</w:t>
+      </w:r>
+      <w:proofErr w:type="spellEnd"/>
+      <w:r>
+        <w:t xml:space="preserve"> cash register </w:t>
+      </w:r>
+      <w:proofErr w:type="spellStart"/>
+      <w:r>
+        <w:t>system</w:t>
+      </w:r>
+      <w:proofErr w:type="spellEnd"/>
+      <w:r>
+        <w:t xml:space="preserve"> (</w:t>
+      </w:r>
+      <w:proofErr w:type="spellStart"/>
+      <w:r>
+        <w:t>ePOS</w:t>
+      </w:r>
+      <w:proofErr w:type="spellEnd"/>
+      <w:r>
+        <w:t xml:space="preserve">) </w:t>
+      </w:r>
+      <w:proofErr w:type="spellStart"/>
+      <w:r>
+        <w:t>designed</w:t>
+      </w:r>
+      <w:proofErr w:type="spellEnd"/>
+      <w:r>
+        <w:t xml:space="preserve"> </w:t>
+      </w:r>
+      <w:proofErr w:type="spellStart"/>
+      <w:r>
+        <w:t>for</w:t>
+      </w:r>
+      <w:proofErr w:type="spellEnd"/>
+      <w:r>
+        <w:t xml:space="preserve"> </w:t>
+      </w:r>
+      <w:proofErr w:type="spellStart"/>
+      <w:r>
+        <w:t>small</w:t>
+      </w:r>
+      <w:proofErr w:type="spellEnd"/>
+      <w:r>
+        <w:t xml:space="preserve"> and </w:t>
+      </w:r>
+      <w:proofErr w:type="spellStart"/>
+      <w:r>
+        <w:t>medium-sized</w:t>
+      </w:r>
+      <w:proofErr w:type="spellEnd"/>
+      <w:r>
+        <w:t xml:space="preserve"> </w:t>
+      </w:r>
+      <w:proofErr w:type="spellStart"/>
+      <w:r>
+        <w:t>businesses</w:t>
+      </w:r>
+      <w:proofErr w:type="spellEnd"/>
+      <w:r>
+        <w:t xml:space="preserve">. </w:t>
+      </w:r>
+      <w:proofErr w:type="spellStart"/>
+      <w:r>
+        <w:t>The</w:t>
+      </w:r>
+      <w:proofErr w:type="spellEnd"/>
+      <w:r>
+        <w:t xml:space="preserve"> </w:t>
+      </w:r>
+      <w:proofErr w:type="spellStart"/>
+      <w:r>
+        <w:t>goal</w:t>
+      </w:r>
+      <w:proofErr w:type="spellEnd"/>
+      <w:r>
+        <w:t xml:space="preserve"> </w:t>
+      </w:r>
+      <w:proofErr w:type="spellStart"/>
+      <w:r>
+        <w:t>was</w:t>
+      </w:r>
+      <w:proofErr w:type="spellEnd"/>
+      <w:r>
+        <w:t xml:space="preserve"> to </w:t>
+      </w:r>
+      <w:proofErr w:type="spellStart"/>
+      <w:r>
+        <w:t>create</w:t>
+      </w:r>
+      <w:proofErr w:type="spellEnd"/>
+      <w:r>
+        <w:t xml:space="preserve"> a </w:t>
+      </w:r>
+      <w:proofErr w:type="spellStart"/>
+      <w:r>
+        <w:t>functional</w:t>
+      </w:r>
+      <w:proofErr w:type="spellEnd"/>
+      <w:r>
+        <w:t xml:space="preserve"> desktop </w:t>
+      </w:r>
+      <w:proofErr w:type="spellStart"/>
+      <w:r>
+        <w:t>application</w:t>
+      </w:r>
+      <w:proofErr w:type="spellEnd"/>
+      <w:r>
+        <w:t xml:space="preserve"> </w:t>
+      </w:r>
+      <w:proofErr w:type="spellStart"/>
+      <w:r>
+        <w:t>that</w:t>
+      </w:r>
+      <w:proofErr w:type="spellEnd"/>
+      <w:r>
+        <w:t xml:space="preserve"> </w:t>
+      </w:r>
+      <w:proofErr w:type="spellStart"/>
+      <w:r>
+        <w:t>allows</w:t>
+      </w:r>
+      <w:proofErr w:type="spellEnd"/>
+      <w:r>
+        <w:t xml:space="preserve"> </w:t>
+      </w:r>
+      <w:proofErr w:type="spellStart"/>
+      <w:r>
+        <w:t>for</w:t>
+      </w:r>
+      <w:proofErr w:type="spellEnd"/>
+      <w:r>
+        <w:t xml:space="preserve"> </w:t>
+      </w:r>
+      <w:proofErr w:type="spellStart"/>
+      <w:r>
+        <w:t>product</w:t>
+      </w:r>
+      <w:proofErr w:type="spellEnd"/>
+      <w:r>
+        <w:t xml:space="preserve"> </w:t>
+      </w:r>
+      <w:proofErr w:type="spellStart"/>
+      <w:r>
+        <w:t>registration</w:t>
+      </w:r>
+      <w:proofErr w:type="spellEnd"/>
+      <w:r>
+        <w:t xml:space="preserve">, </w:t>
+      </w:r>
+      <w:proofErr w:type="spellStart"/>
+      <w:r>
+        <w:t>cashier</w:t>
+      </w:r>
+      <w:proofErr w:type="spellEnd"/>
+      <w:r>
+        <w:t xml:space="preserve"> </w:t>
+      </w:r>
+      <w:proofErr w:type="spellStart"/>
+      <w:r>
+        <w:t>identification</w:t>
+      </w:r>
+      <w:proofErr w:type="spellEnd"/>
+      <w:r>
+        <w:t xml:space="preserve">, </w:t>
+      </w:r>
+      <w:proofErr w:type="spellStart"/>
+      <w:r>
+        <w:t>price</w:t>
+      </w:r>
+      <w:proofErr w:type="spellEnd"/>
+      <w:r>
+        <w:t xml:space="preserve"> </w:t>
+      </w:r>
+      <w:proofErr w:type="spellStart"/>
+      <w:r>
+        <w:t>calculation</w:t>
+      </w:r>
+      <w:proofErr w:type="spellEnd"/>
+      <w:r>
+        <w:t xml:space="preserve"> </w:t>
+      </w:r>
+      <w:proofErr w:type="spellStart"/>
+      <w:r>
+        <w:t>including</w:t>
+      </w:r>
+      <w:proofErr w:type="spellEnd"/>
+      <w:r>
+        <w:t xml:space="preserve"> </w:t>
+      </w:r>
+      <w:proofErr w:type="spellStart"/>
+      <w:r>
+        <w:t>value</w:t>
+      </w:r>
+      <w:proofErr w:type="spellEnd"/>
+      <w:r>
+        <w:t xml:space="preserve"> </w:t>
+      </w:r>
+      <w:proofErr w:type="spellStart"/>
+      <w:r>
+        <w:t>added</w:t>
+      </w:r>
+      <w:proofErr w:type="spellEnd"/>
+      <w:r>
+        <w:t xml:space="preserve"> </w:t>
+      </w:r>
+      <w:proofErr w:type="spellStart"/>
+      <w:r>
+        <w:t>tax</w:t>
+      </w:r>
+      <w:proofErr w:type="spellEnd"/>
+      <w:r>
+        <w:t xml:space="preserve">, and cash </w:t>
+      </w:r>
+      <w:proofErr w:type="spellStart"/>
+      <w:r>
+        <w:t>receipt</w:t>
+      </w:r>
+      <w:proofErr w:type="spellEnd"/>
+      <w:r>
+        <w:t xml:space="preserve"> </w:t>
+      </w:r>
+      <w:proofErr w:type="spellStart"/>
+      <w:r>
+        <w:t>generation</w:t>
+      </w:r>
+      <w:proofErr w:type="spellEnd"/>
+      <w:r>
+        <w:t xml:space="preserve">. </w:t>
+      </w:r>
+      <w:proofErr w:type="spellStart"/>
+      <w:r>
+        <w:t>The</w:t>
+      </w:r>
+      <w:proofErr w:type="spellEnd"/>
+      <w:r>
+        <w:t xml:space="preserve"> </w:t>
+      </w:r>
+      <w:proofErr w:type="spellStart"/>
+      <w:r>
+        <w:t>database</w:t>
+      </w:r>
+      <w:proofErr w:type="spellEnd"/>
+      <w:r>
+        <w:t xml:space="preserve"> model </w:t>
+      </w:r>
+      <w:proofErr w:type="spellStart"/>
+      <w:r>
+        <w:t>was</w:t>
+      </w:r>
+      <w:proofErr w:type="spellEnd"/>
+      <w:r>
+        <w:t xml:space="preserve"> </w:t>
+      </w:r>
+      <w:proofErr w:type="spellStart"/>
+      <w:r>
+        <w:t>designed</w:t>
+      </w:r>
+      <w:proofErr w:type="spellEnd"/>
+      <w:r>
+        <w:t xml:space="preserve"> in </w:t>
+      </w:r>
+      <w:proofErr w:type="spellStart"/>
+      <w:r>
+        <w:t>the</w:t>
+      </w:r>
+      <w:proofErr w:type="spellEnd"/>
+      <w:r>
+        <w:t xml:space="preserve"> MySQL/</w:t>
+      </w:r>
+      <w:proofErr w:type="spellStart"/>
+      <w:r>
+        <w:t>MariaDB</w:t>
+      </w:r>
+      <w:proofErr w:type="spellEnd"/>
+      <w:r>
+        <w:t xml:space="preserve"> </w:t>
+      </w:r>
+      <w:proofErr w:type="spellStart"/>
+      <w:r>
+        <w:t>environment</w:t>
+      </w:r>
+      <w:proofErr w:type="spellEnd"/>
+      <w:r>
+        <w:t xml:space="preserve"> and </w:t>
+      </w:r>
+      <w:proofErr w:type="spellStart"/>
+      <w:r>
+        <w:t>the</w:t>
+      </w:r>
+      <w:proofErr w:type="spellEnd"/>
+      <w:r>
+        <w:t xml:space="preserve"> </w:t>
+      </w:r>
+      <w:proofErr w:type="spellStart"/>
+      <w:r>
+        <w:t>application</w:t>
+      </w:r>
+      <w:proofErr w:type="spellEnd"/>
+      <w:r>
+        <w:t xml:space="preserve"> </w:t>
+      </w:r>
+      <w:proofErr w:type="spellStart"/>
+      <w:r>
+        <w:t>was</w:t>
+      </w:r>
+      <w:proofErr w:type="spellEnd"/>
+      <w:r>
+        <w:t xml:space="preserve"> </w:t>
+      </w:r>
+      <w:proofErr w:type="spellStart"/>
+      <w:r>
+        <w:t>implemented</w:t>
+      </w:r>
+      <w:proofErr w:type="spellEnd"/>
+      <w:r>
+        <w:t xml:space="preserve"> </w:t>
+      </w:r>
+      <w:proofErr w:type="spellStart"/>
+      <w:r>
+        <w:t>using</w:t>
+      </w:r>
+      <w:proofErr w:type="spellEnd"/>
+      <w:r>
+        <w:t xml:space="preserve"> .NET </w:t>
+      </w:r>
+      <w:proofErr w:type="spellStart"/>
+      <w:r>
+        <w:t>WinForms</w:t>
+      </w:r>
+      <w:proofErr w:type="spellEnd"/>
+      <w:r>
+        <w:t xml:space="preserve"> </w:t>
+      </w:r>
+      <w:proofErr w:type="spellStart"/>
+      <w:r>
+        <w:t>technology</w:t>
+      </w:r>
+      <w:proofErr w:type="spellEnd"/>
+      <w:r>
+        <w:t xml:space="preserve">. </w:t>
+      </w:r>
+      <w:proofErr w:type="spellStart"/>
+      <w:r>
+        <w:t>The</w:t>
+      </w:r>
+      <w:proofErr w:type="spellEnd"/>
+      <w:r>
+        <w:t xml:space="preserve"> </w:t>
+      </w:r>
+      <w:proofErr w:type="spellStart"/>
+      <w:r>
+        <w:t>system</w:t>
+      </w:r>
+      <w:proofErr w:type="spellEnd"/>
+      <w:r>
+        <w:t xml:space="preserve"> </w:t>
+      </w:r>
+      <w:proofErr w:type="spellStart"/>
+      <w:r>
+        <w:t>supports</w:t>
+      </w:r>
+      <w:proofErr w:type="spellEnd"/>
+      <w:r>
+        <w:t xml:space="preserve"> </w:t>
+      </w:r>
+      <w:proofErr w:type="spellStart"/>
+      <w:r>
+        <w:t>product</w:t>
+      </w:r>
+      <w:proofErr w:type="spellEnd"/>
+      <w:r>
+        <w:t xml:space="preserve"> </w:t>
+      </w:r>
+      <w:proofErr w:type="spellStart"/>
+      <w:r>
+        <w:t>search</w:t>
+      </w:r>
+      <w:proofErr w:type="spellEnd"/>
+      <w:r>
+        <w:t xml:space="preserve"> by </w:t>
+      </w:r>
+      <w:proofErr w:type="spellStart"/>
+      <w:r>
+        <w:t>barcode</w:t>
+      </w:r>
+      <w:proofErr w:type="spellEnd"/>
+      <w:r>
+        <w:t xml:space="preserve">, </w:t>
+      </w:r>
+      <w:proofErr w:type="spellStart"/>
+      <w:r>
+        <w:t>manual</w:t>
+      </w:r>
+      <w:proofErr w:type="spellEnd"/>
+      <w:r>
+        <w:t xml:space="preserve"> </w:t>
+      </w:r>
+      <w:proofErr w:type="spellStart"/>
+      <w:r>
+        <w:t>addition</w:t>
+      </w:r>
+      <w:proofErr w:type="spellEnd"/>
+      <w:r>
+        <w:t xml:space="preserve"> of </w:t>
+      </w:r>
+      <w:proofErr w:type="spellStart"/>
+      <w:r>
+        <w:t>items</w:t>
+      </w:r>
+      <w:proofErr w:type="spellEnd"/>
+      <w:r>
+        <w:t xml:space="preserve">, VAT rate management, and </w:t>
+      </w:r>
+      <w:proofErr w:type="spellStart"/>
+      <w:r>
+        <w:t>automatic</w:t>
+      </w:r>
+      <w:proofErr w:type="spellEnd"/>
+      <w:r>
+        <w:t xml:space="preserve"> </w:t>
+      </w:r>
+      <w:proofErr w:type="spellStart"/>
+      <w:r>
+        <w:t>calculation</w:t>
+      </w:r>
+      <w:proofErr w:type="spellEnd"/>
+      <w:r>
+        <w:t xml:space="preserve"> of </w:t>
+      </w:r>
+      <w:proofErr w:type="spellStart"/>
+      <w:r>
+        <w:t>tax</w:t>
+      </w:r>
+      <w:proofErr w:type="spellEnd"/>
+      <w:r>
+        <w:t xml:space="preserve"> </w:t>
+      </w:r>
+      <w:proofErr w:type="spellStart"/>
+      <w:r>
+        <w:t>breakdown</w:t>
+      </w:r>
+      <w:proofErr w:type="spellEnd"/>
+      <w:r>
+        <w:t xml:space="preserve">. </w:t>
+      </w:r>
+      <w:proofErr w:type="spellStart"/>
+      <w:r>
+        <w:t>The</w:t>
+      </w:r>
+      <w:proofErr w:type="spellEnd"/>
+      <w:r>
+        <w:t xml:space="preserve"> </w:t>
+      </w:r>
+      <w:proofErr w:type="spellStart"/>
+      <w:r>
+        <w:t>result</w:t>
+      </w:r>
+      <w:proofErr w:type="spellEnd"/>
+      <w:r>
+        <w:t xml:space="preserve"> </w:t>
+      </w:r>
+      <w:proofErr w:type="spellStart"/>
+      <w:r>
+        <w:t>is</w:t>
+      </w:r>
+      <w:proofErr w:type="spellEnd"/>
+      <w:r>
+        <w:t xml:space="preserve"> a </w:t>
+      </w:r>
+      <w:proofErr w:type="spellStart"/>
+      <w:r>
+        <w:t>clear</w:t>
+      </w:r>
+      <w:proofErr w:type="spellEnd"/>
+      <w:r>
+        <w:t xml:space="preserve"> and </w:t>
+      </w:r>
+      <w:proofErr w:type="spellStart"/>
+      <w:r>
+        <w:t>functional</w:t>
+      </w:r>
+      <w:proofErr w:type="spellEnd"/>
+      <w:r>
+        <w:t xml:space="preserve"> </w:t>
+      </w:r>
+      <w:proofErr w:type="spellStart"/>
+      <w:r>
+        <w:t>ePOS</w:t>
+      </w:r>
+      <w:proofErr w:type="spellEnd"/>
+      <w:r>
+        <w:t xml:space="preserve"> </w:t>
+      </w:r>
+      <w:proofErr w:type="spellStart"/>
+      <w:r>
+        <w:t>system</w:t>
+      </w:r>
+      <w:proofErr w:type="spellEnd"/>
+      <w:r>
+        <w:t xml:space="preserve"> </w:t>
+      </w:r>
+      <w:proofErr w:type="spellStart"/>
+      <w:r>
+        <w:t>ready</w:t>
+      </w:r>
+      <w:proofErr w:type="spellEnd"/>
+      <w:r>
+        <w:t xml:space="preserve"> </w:t>
+      </w:r>
+      <w:proofErr w:type="spellStart"/>
+      <w:r>
+        <w:t>for</w:t>
+      </w:r>
+      <w:proofErr w:type="spellEnd"/>
+      <w:r>
+        <w:t xml:space="preserve"> </w:t>
+      </w:r>
+      <w:proofErr w:type="spellStart"/>
+      <w:r>
+        <w:t>further</w:t>
+      </w:r>
+      <w:proofErr w:type="spellEnd"/>
+      <w:r>
+        <w:t xml:space="preserve"> </w:t>
+      </w:r>
+      <w:proofErr w:type="spellStart"/>
+      <w:r>
+        <w:t>expansion</w:t>
+      </w:r>
+      <w:proofErr w:type="spellEnd"/>
+      <w:r>
+        <w:t>.</w:t>
+      </w:r>
+    </w:p>
+    <w:p>
+      <w:pPr>
+        <w:pStyle w:val="text"/>
+      </w:pPr>
+    </w:p>
+    <w:p>
+      <w:pPr>
+        <w:pStyle w:val="text"/>
+      </w:pPr>
+      <w:proofErr w:type="spellStart"/>
+      <w:r>
+        <w:t>Keywords</w:t>
+      </w:r>
+      <w:proofErr w:type="spellEnd"/>
+      <w:r>
+        <w:t xml:space="preserve">: </w:t>
+      </w:r>
+      <w:proofErr w:type="spellStart"/>
+      <w:r>
+        <w:t>ePOS</w:t>
+      </w:r>
+      <w:proofErr w:type="spellEnd"/>
+      <w:r>
+        <w:t xml:space="preserve">, </w:t>
+      </w:r>
+      <w:proofErr w:type="spellStart"/>
+      <w:r>
+        <w:t>WinForms</w:t>
+      </w:r>
+      <w:proofErr w:type="spellEnd"/>
+      <w:r>
+        <w:t xml:space="preserve">, MySQL, </w:t>
+      </w:r>
+      <w:proofErr w:type="spellStart"/>
+      <w:r>
+        <w:t>database</w:t>
+      </w:r>
+      <w:proofErr w:type="spellEnd"/>
+      <w:r>
+        <w:t xml:space="preserve"> model, VAT, .NET</w:t>
+      </w:r>
+    </w:p>
+    <w:p>
+      <w:pPr>
+        <w:rPr>
+          <w:rFonts w:ascii="Times New Roman" w:hAnsi="Times New Roman" w:cs="Times New Roman"/>
+          <w:sz w:val="24"/>
+          <w:szCs w:val="24"/>
+        </w:rPr>
+      </w:pPr>
+      <w:r>
+        <w:rPr>
+          <w:rFonts w:ascii="Times New Roman" w:hAnsi="Times New Roman" w:cs="Times New Roman"/>
+          <w:sz w:val="24"/>
+          <w:szCs w:val="24"/>
+        </w:rPr>
+        <w:br w:type="page"/>
+      </w:r>
+    </w:p>
+    <w:p>
+      <w:pPr>
+        <w:rPr>
+          <w:rFonts w:ascii="Times New Roman" w:hAnsi="Times New Roman" w:cs="Times New Roman"/>
+          <w:sz w:val="24"/>
+          <w:szCs w:val="24"/>
+        </w:rPr>
+      </w:pPr>
     </w:p>
     <w:p>
       <w:pPr>
@@ -1890,7 +2501,6 @@
           <w:sz w:val="28"/>
           <w:szCs w:val="28"/>
         </w:rPr>
-        <w:lastRenderedPageBreak/>
         <w:t>Obsah</w:t>
       </w:r>
     </w:p>
@@ -1937,7 +2547,7 @@
               <w:tab w:val="right" w:leader="dot" w:pos="8493"/>
             </w:tabs>
             <w:rPr>
-              <w:rFonts w:eastAsiaTheme="minorEastAsia"/>
+              <w:rFonts w:asciiTheme="minorHAnsi" w:eastAsiaTheme="minorEastAsia" w:hAnsiTheme="minorHAnsi"/>
               <w:noProof/>
               <w:sz w:val="24"/>
               <w:szCs w:val="24"/>
@@ -1945,26 +2555,15 @@
             </w:rPr>
           </w:pPr>
           <w:r>
-            <w:rPr>
-              <w:rFonts w:cs="Times New Roman"/>
-              <w:sz w:val="24"/>
-            </w:rPr>
             <w:fldChar w:fldCharType="begin"/>
           </w:r>
           <w:r>
-            <w:rPr>
-              <w:rFonts w:cs="Times New Roman"/>
-            </w:rPr>
             <w:instrText xml:space="preserve"> TOC \o "1-3" \h \z \u </w:instrText>
           </w:r>
           <w:r>
-            <w:rPr>
-              <w:rFonts w:cs="Times New Roman"/>
-              <w:sz w:val="24"/>
-            </w:rPr>
             <w:fldChar w:fldCharType="separate"/>
           </w:r>
-          <w:hyperlink w:anchor="_Toc221027327" w:history="1">
+          <w:hyperlink w:anchor="_Toc222562480" w:history="1">
             <w:r>
               <w:rPr>
                 <w:rStyle w:val="Hypertextovprepojenie"/>
@@ -1974,7 +2573,7 @@
             </w:r>
             <w:r>
               <w:rPr>
-                <w:rFonts w:eastAsiaTheme="minorEastAsia"/>
+                <w:rFonts w:asciiTheme="minorHAnsi" w:eastAsiaTheme="minorEastAsia" w:hAnsiTheme="minorHAnsi"/>
                 <w:noProof/>
                 <w:sz w:val="24"/>
                 <w:szCs w:val="24"/>
@@ -2008,7 +2607,7 @@
                 <w:noProof/>
                 <w:webHidden/>
               </w:rPr>
-              <w:instrText xml:space="preserve"> PAGEREF _Toc221027327 \h </w:instrText>
+              <w:instrText xml:space="preserve"> PAGEREF _Toc222562480 \h </w:instrText>
             </w:r>
             <w:r>
               <w:rPr>
@@ -2047,14 +2646,14 @@
               <w:tab w:val="right" w:leader="dot" w:pos="8493"/>
             </w:tabs>
             <w:rPr>
-              <w:rFonts w:eastAsiaTheme="minorEastAsia"/>
+              <w:rFonts w:asciiTheme="minorHAnsi" w:eastAsiaTheme="minorEastAsia" w:hAnsiTheme="minorHAnsi"/>
               <w:noProof/>
               <w:sz w:val="24"/>
               <w:szCs w:val="24"/>
               <w:lang w:eastAsia="sk-SK"/>
             </w:rPr>
           </w:pPr>
-          <w:hyperlink w:anchor="_Toc221027328" w:history="1">
+          <w:hyperlink w:anchor="_Toc222562481" w:history="1">
             <w:r>
               <w:rPr>
                 <w:rStyle w:val="Hypertextovprepojenie"/>
@@ -2064,7 +2663,7 @@
             </w:r>
             <w:r>
               <w:rPr>
-                <w:rFonts w:eastAsiaTheme="minorEastAsia"/>
+                <w:rFonts w:asciiTheme="minorHAnsi" w:eastAsiaTheme="minorEastAsia" w:hAnsiTheme="minorHAnsi"/>
                 <w:noProof/>
                 <w:sz w:val="24"/>
                 <w:szCs w:val="24"/>
@@ -2098,7 +2697,7 @@
                 <w:noProof/>
                 <w:webHidden/>
               </w:rPr>
-              <w:instrText xml:space="preserve"> PAGEREF _Toc221027328 \h </w:instrText>
+              <w:instrText xml:space="preserve"> PAGEREF _Toc222562481 \h </w:instrText>
             </w:r>
             <w:r>
               <w:rPr>
@@ -2137,14 +2736,14 @@
               <w:tab w:val="right" w:leader="dot" w:pos="8493"/>
             </w:tabs>
             <w:rPr>
-              <w:rFonts w:eastAsiaTheme="minorEastAsia"/>
+              <w:rFonts w:asciiTheme="minorHAnsi" w:eastAsiaTheme="minorEastAsia" w:hAnsiTheme="minorHAnsi"/>
               <w:noProof/>
               <w:sz w:val="24"/>
               <w:szCs w:val="24"/>
               <w:lang w:eastAsia="sk-SK"/>
             </w:rPr>
           </w:pPr>
-          <w:hyperlink w:anchor="_Toc221027329" w:history="1">
+          <w:hyperlink w:anchor="_Toc222562482" w:history="1">
             <w:r>
               <w:rPr>
                 <w:rStyle w:val="Hypertextovprepojenie"/>
@@ -2154,7 +2753,7 @@
             </w:r>
             <w:r>
               <w:rPr>
-                <w:rFonts w:eastAsiaTheme="minorEastAsia"/>
+                <w:rFonts w:asciiTheme="minorHAnsi" w:eastAsiaTheme="minorEastAsia" w:hAnsiTheme="minorHAnsi"/>
                 <w:noProof/>
                 <w:sz w:val="24"/>
                 <w:szCs w:val="24"/>
@@ -2188,7 +2787,7 @@
                 <w:noProof/>
                 <w:webHidden/>
               </w:rPr>
-              <w:instrText xml:space="preserve"> PAGEREF _Toc221027329 \h </w:instrText>
+              <w:instrText xml:space="preserve"> PAGEREF _Toc222562482 \h </w:instrText>
             </w:r>
             <w:r>
               <w:rPr>
@@ -2227,14 +2826,14 @@
               <w:tab w:val="right" w:leader="dot" w:pos="8493"/>
             </w:tabs>
             <w:rPr>
-              <w:rFonts w:eastAsiaTheme="minorEastAsia"/>
+              <w:rFonts w:asciiTheme="minorHAnsi" w:eastAsiaTheme="minorEastAsia" w:hAnsiTheme="minorHAnsi"/>
               <w:noProof/>
               <w:sz w:val="24"/>
               <w:szCs w:val="24"/>
               <w:lang w:eastAsia="sk-SK"/>
             </w:rPr>
           </w:pPr>
-          <w:hyperlink w:anchor="_Toc221027330" w:history="1">
+          <w:hyperlink w:anchor="_Toc222562483" w:history="1">
             <w:r>
               <w:rPr>
                 <w:rStyle w:val="Hypertextovprepojenie"/>
@@ -2244,7 +2843,7 @@
             </w:r>
             <w:r>
               <w:rPr>
-                <w:rFonts w:eastAsiaTheme="minorEastAsia"/>
+                <w:rFonts w:asciiTheme="minorHAnsi" w:eastAsiaTheme="minorEastAsia" w:hAnsiTheme="minorHAnsi"/>
                 <w:noProof/>
                 <w:sz w:val="24"/>
                 <w:szCs w:val="24"/>
@@ -2278,7 +2877,7 @@
                 <w:noProof/>
                 <w:webHidden/>
               </w:rPr>
-              <w:instrText xml:space="preserve"> PAGEREF _Toc221027330 \h </w:instrText>
+              <w:instrText xml:space="preserve"> PAGEREF _Toc222562483 \h </w:instrText>
             </w:r>
             <w:r>
               <w:rPr>
@@ -2317,14 +2916,14 @@
               <w:tab w:val="right" w:leader="dot" w:pos="8493"/>
             </w:tabs>
             <w:rPr>
-              <w:rFonts w:eastAsiaTheme="minorEastAsia"/>
+              <w:rFonts w:asciiTheme="minorHAnsi" w:eastAsiaTheme="minorEastAsia" w:hAnsiTheme="minorHAnsi"/>
               <w:noProof/>
               <w:sz w:val="24"/>
               <w:szCs w:val="24"/>
               <w:lang w:eastAsia="sk-SK"/>
             </w:rPr>
           </w:pPr>
-          <w:hyperlink w:anchor="_Toc221027331" w:history="1">
+          <w:hyperlink w:anchor="_Toc222562484" w:history="1">
             <w:r>
               <w:rPr>
                 <w:rStyle w:val="Hypertextovprepojenie"/>
@@ -2334,7 +2933,7 @@
             </w:r>
             <w:r>
               <w:rPr>
-                <w:rFonts w:eastAsiaTheme="minorEastAsia"/>
+                <w:rFonts w:asciiTheme="minorHAnsi" w:eastAsiaTheme="minorEastAsia" w:hAnsiTheme="minorHAnsi"/>
                 <w:noProof/>
                 <w:sz w:val="24"/>
                 <w:szCs w:val="24"/>
@@ -2368,7 +2967,7 @@
                 <w:noProof/>
                 <w:webHidden/>
               </w:rPr>
-              <w:instrText xml:space="preserve"> PAGEREF _Toc221027331 \h </w:instrText>
+              <w:instrText xml:space="preserve"> PAGEREF _Toc222562484 \h </w:instrText>
             </w:r>
             <w:r>
               <w:rPr>
@@ -2407,14 +3006,14 @@
               <w:tab w:val="right" w:leader="dot" w:pos="8493"/>
             </w:tabs>
             <w:rPr>
-              <w:rFonts w:eastAsiaTheme="minorEastAsia"/>
+              <w:rFonts w:asciiTheme="minorHAnsi" w:eastAsiaTheme="minorEastAsia" w:hAnsiTheme="minorHAnsi"/>
               <w:noProof/>
               <w:sz w:val="24"/>
               <w:szCs w:val="24"/>
               <w:lang w:eastAsia="sk-SK"/>
             </w:rPr>
           </w:pPr>
-          <w:hyperlink w:anchor="_Toc221027332" w:history="1">
+          <w:hyperlink w:anchor="_Toc222562485" w:history="1">
             <w:r>
               <w:rPr>
                 <w:rStyle w:val="Hypertextovprepojenie"/>
@@ -2424,7 +3023,7 @@
             </w:r>
             <w:r>
               <w:rPr>
-                <w:rFonts w:eastAsiaTheme="minorEastAsia"/>
+                <w:rFonts w:asciiTheme="minorHAnsi" w:eastAsiaTheme="minorEastAsia" w:hAnsiTheme="minorHAnsi"/>
                 <w:noProof/>
                 <w:sz w:val="24"/>
                 <w:szCs w:val="24"/>
@@ -2458,7 +3057,7 @@
                 <w:noProof/>
                 <w:webHidden/>
               </w:rPr>
-              <w:instrText xml:space="preserve"> PAGEREF _Toc221027332 \h </w:instrText>
+              <w:instrText xml:space="preserve"> PAGEREF _Toc222562485 \h </w:instrText>
             </w:r>
             <w:r>
               <w:rPr>
@@ -2497,14 +3096,14 @@
               <w:tab w:val="right" w:leader="dot" w:pos="8493"/>
             </w:tabs>
             <w:rPr>
-              <w:rFonts w:eastAsiaTheme="minorEastAsia"/>
+              <w:rFonts w:asciiTheme="minorHAnsi" w:eastAsiaTheme="minorEastAsia" w:hAnsiTheme="minorHAnsi"/>
               <w:noProof/>
               <w:sz w:val="24"/>
               <w:szCs w:val="24"/>
               <w:lang w:eastAsia="sk-SK"/>
             </w:rPr>
           </w:pPr>
-          <w:hyperlink w:anchor="_Toc221027333" w:history="1">
+          <w:hyperlink w:anchor="_Toc222562486" w:history="1">
             <w:r>
               <w:rPr>
                 <w:rStyle w:val="Hypertextovprepojenie"/>
@@ -2514,7 +3113,7 @@
             </w:r>
             <w:r>
               <w:rPr>
-                <w:rFonts w:eastAsiaTheme="minorEastAsia"/>
+                <w:rFonts w:asciiTheme="minorHAnsi" w:eastAsiaTheme="minorEastAsia" w:hAnsiTheme="minorHAnsi"/>
                 <w:noProof/>
                 <w:sz w:val="24"/>
                 <w:szCs w:val="24"/>
@@ -2548,7 +3147,7 @@
                 <w:noProof/>
                 <w:webHidden/>
               </w:rPr>
-              <w:instrText xml:space="preserve"> PAGEREF _Toc221027333 \h </w:instrText>
+              <w:instrText xml:space="preserve"> PAGEREF _Toc222562486 \h </w:instrText>
             </w:r>
             <w:r>
               <w:rPr>
@@ -2587,14 +3186,14 @@
               <w:tab w:val="right" w:leader="dot" w:pos="8493"/>
             </w:tabs>
             <w:rPr>
-              <w:rFonts w:eastAsiaTheme="minorEastAsia"/>
+              <w:rFonts w:asciiTheme="minorHAnsi" w:eastAsiaTheme="minorEastAsia" w:hAnsiTheme="minorHAnsi"/>
               <w:noProof/>
               <w:sz w:val="24"/>
               <w:szCs w:val="24"/>
               <w:lang w:eastAsia="sk-SK"/>
             </w:rPr>
           </w:pPr>
-          <w:hyperlink w:anchor="_Toc221027334" w:history="1">
+          <w:hyperlink w:anchor="_Toc222562487" w:history="1">
             <w:r>
               <w:rPr>
                 <w:rStyle w:val="Hypertextovprepojenie"/>
@@ -2604,7 +3203,7 @@
             </w:r>
             <w:r>
               <w:rPr>
-                <w:rFonts w:eastAsiaTheme="minorEastAsia"/>
+                <w:rFonts w:asciiTheme="minorHAnsi" w:eastAsiaTheme="minorEastAsia" w:hAnsiTheme="minorHAnsi"/>
                 <w:noProof/>
                 <w:sz w:val="24"/>
                 <w:szCs w:val="24"/>
@@ -2638,7 +3237,7 @@
                 <w:noProof/>
                 <w:webHidden/>
               </w:rPr>
-              <w:instrText xml:space="preserve"> PAGEREF _Toc221027334 \h </w:instrText>
+              <w:instrText xml:space="preserve"> PAGEREF _Toc222562487 \h </w:instrText>
             </w:r>
             <w:r>
               <w:rPr>
@@ -2677,14 +3276,14 @@
               <w:tab w:val="right" w:leader="dot" w:pos="8493"/>
             </w:tabs>
             <w:rPr>
-              <w:rFonts w:eastAsiaTheme="minorEastAsia"/>
+              <w:rFonts w:asciiTheme="minorHAnsi" w:eastAsiaTheme="minorEastAsia" w:hAnsiTheme="minorHAnsi"/>
               <w:noProof/>
               <w:sz w:val="24"/>
               <w:szCs w:val="24"/>
               <w:lang w:eastAsia="sk-SK"/>
             </w:rPr>
           </w:pPr>
-          <w:hyperlink w:anchor="_Toc221027335" w:history="1">
+          <w:hyperlink w:anchor="_Toc222562488" w:history="1">
             <w:r>
               <w:rPr>
                 <w:rStyle w:val="Hypertextovprepojenie"/>
@@ -2694,7 +3293,7 @@
             </w:r>
             <w:r>
               <w:rPr>
-                <w:rFonts w:eastAsiaTheme="minorEastAsia"/>
+                <w:rFonts w:asciiTheme="minorHAnsi" w:eastAsiaTheme="minorEastAsia" w:hAnsiTheme="minorHAnsi"/>
                 <w:noProof/>
                 <w:sz w:val="24"/>
                 <w:szCs w:val="24"/>
@@ -2728,7 +3327,7 @@
                 <w:noProof/>
                 <w:webHidden/>
               </w:rPr>
-              <w:instrText xml:space="preserve"> PAGEREF _Toc221027335 \h </w:instrText>
+              <w:instrText xml:space="preserve"> PAGEREF _Toc222562488 \h </w:instrText>
             </w:r>
             <w:r>
               <w:rPr>
@@ -2767,14 +3366,14 @@
               <w:tab w:val="right" w:leader="dot" w:pos="8493"/>
             </w:tabs>
             <w:rPr>
-              <w:rFonts w:eastAsiaTheme="minorEastAsia"/>
+              <w:rFonts w:asciiTheme="minorHAnsi" w:eastAsiaTheme="minorEastAsia" w:hAnsiTheme="minorHAnsi"/>
               <w:noProof/>
               <w:sz w:val="24"/>
               <w:szCs w:val="24"/>
               <w:lang w:eastAsia="sk-SK"/>
             </w:rPr>
           </w:pPr>
-          <w:hyperlink w:anchor="_Toc221027336" w:history="1">
+          <w:hyperlink w:anchor="_Toc222562489" w:history="1">
             <w:r>
               <w:rPr>
                 <w:rStyle w:val="Hypertextovprepojenie"/>
@@ -2784,7 +3383,7 @@
             </w:r>
             <w:r>
               <w:rPr>
-                <w:rFonts w:eastAsiaTheme="minorEastAsia"/>
+                <w:rFonts w:asciiTheme="minorHAnsi" w:eastAsiaTheme="minorEastAsia" w:hAnsiTheme="minorHAnsi"/>
                 <w:noProof/>
                 <w:sz w:val="24"/>
                 <w:szCs w:val="24"/>
@@ -2818,7 +3417,7 @@
                 <w:noProof/>
                 <w:webHidden/>
               </w:rPr>
-              <w:instrText xml:space="preserve"> PAGEREF _Toc221027336 \h </w:instrText>
+              <w:instrText xml:space="preserve"> PAGEREF _Toc222562489 \h </w:instrText>
             </w:r>
             <w:r>
               <w:rPr>
@@ -2857,14 +3456,14 @@
               <w:tab w:val="right" w:leader="dot" w:pos="8493"/>
             </w:tabs>
             <w:rPr>
-              <w:rFonts w:eastAsiaTheme="minorEastAsia"/>
+              <w:rFonts w:asciiTheme="minorHAnsi" w:eastAsiaTheme="minorEastAsia" w:hAnsiTheme="minorHAnsi"/>
               <w:noProof/>
               <w:sz w:val="24"/>
               <w:szCs w:val="24"/>
               <w:lang w:eastAsia="sk-SK"/>
             </w:rPr>
           </w:pPr>
-          <w:hyperlink w:anchor="_Toc221027337" w:history="1">
+          <w:hyperlink w:anchor="_Toc222562490" w:history="1">
             <w:r>
               <w:rPr>
                 <w:rStyle w:val="Hypertextovprepojenie"/>
@@ -2874,7 +3473,7 @@
             </w:r>
             <w:r>
               <w:rPr>
-                <w:rFonts w:eastAsiaTheme="minorEastAsia"/>
+                <w:rFonts w:asciiTheme="minorHAnsi" w:eastAsiaTheme="minorEastAsia" w:hAnsiTheme="minorHAnsi"/>
                 <w:noProof/>
                 <w:sz w:val="24"/>
                 <w:szCs w:val="24"/>
@@ -2908,7 +3507,7 @@
                 <w:noProof/>
                 <w:webHidden/>
               </w:rPr>
-              <w:instrText xml:space="preserve"> PAGEREF _Toc221027337 \h </w:instrText>
+              <w:instrText xml:space="preserve"> PAGEREF _Toc222562490 \h </w:instrText>
             </w:r>
             <w:r>
               <w:rPr>
@@ -2947,14 +3546,14 @@
               <w:tab w:val="right" w:leader="dot" w:pos="8493"/>
             </w:tabs>
             <w:rPr>
-              <w:rFonts w:eastAsiaTheme="minorEastAsia"/>
+              <w:rFonts w:asciiTheme="minorHAnsi" w:eastAsiaTheme="minorEastAsia" w:hAnsiTheme="minorHAnsi"/>
               <w:noProof/>
               <w:sz w:val="24"/>
               <w:szCs w:val="24"/>
               <w:lang w:eastAsia="sk-SK"/>
             </w:rPr>
           </w:pPr>
-          <w:hyperlink w:anchor="_Toc221027338" w:history="1">
+          <w:hyperlink w:anchor="_Toc222562491" w:history="1">
             <w:r>
               <w:rPr>
                 <w:rStyle w:val="Hypertextovprepojenie"/>
@@ -2964,7 +3563,7 @@
             </w:r>
             <w:r>
               <w:rPr>
-                <w:rFonts w:eastAsiaTheme="minorEastAsia"/>
+                <w:rFonts w:asciiTheme="minorHAnsi" w:eastAsiaTheme="minorEastAsia" w:hAnsiTheme="minorHAnsi"/>
                 <w:noProof/>
                 <w:sz w:val="24"/>
                 <w:szCs w:val="24"/>
@@ -2998,7 +3597,7 @@
                 <w:noProof/>
                 <w:webHidden/>
               </w:rPr>
-              <w:instrText xml:space="preserve"> PAGEREF _Toc221027338 \h </w:instrText>
+              <w:instrText xml:space="preserve"> PAGEREF _Toc222562491 \h </w:instrText>
             </w:r>
             <w:r>
               <w:rPr>
@@ -3037,14 +3636,14 @@
               <w:tab w:val="right" w:leader="dot" w:pos="8493"/>
             </w:tabs>
             <w:rPr>
-              <w:rFonts w:eastAsiaTheme="minorEastAsia"/>
+              <w:rFonts w:asciiTheme="minorHAnsi" w:eastAsiaTheme="minorEastAsia" w:hAnsiTheme="minorHAnsi"/>
               <w:noProof/>
               <w:sz w:val="24"/>
               <w:szCs w:val="24"/>
               <w:lang w:eastAsia="sk-SK"/>
             </w:rPr>
           </w:pPr>
-          <w:hyperlink w:anchor="_Toc221027339" w:history="1">
+          <w:hyperlink w:anchor="_Toc222562492" w:history="1">
             <w:r>
               <w:rPr>
                 <w:rStyle w:val="Hypertextovprepojenie"/>
@@ -3054,7 +3653,7 @@
             </w:r>
             <w:r>
               <w:rPr>
-                <w:rFonts w:eastAsiaTheme="minorEastAsia"/>
+                <w:rFonts w:asciiTheme="minorHAnsi" w:eastAsiaTheme="minorEastAsia" w:hAnsiTheme="minorHAnsi"/>
                 <w:noProof/>
                 <w:sz w:val="24"/>
                 <w:szCs w:val="24"/>
@@ -3088,7 +3687,7 @@
                 <w:noProof/>
                 <w:webHidden/>
               </w:rPr>
-              <w:instrText xml:space="preserve"> PAGEREF _Toc221027339 \h </w:instrText>
+              <w:instrText xml:space="preserve"> PAGEREF _Toc222562492 \h </w:instrText>
             </w:r>
             <w:r>
               <w:rPr>
@@ -3127,14 +3726,14 @@
               <w:tab w:val="right" w:leader="dot" w:pos="8493"/>
             </w:tabs>
             <w:rPr>
-              <w:rFonts w:eastAsiaTheme="minorEastAsia"/>
+              <w:rFonts w:asciiTheme="minorHAnsi" w:eastAsiaTheme="minorEastAsia" w:hAnsiTheme="minorHAnsi"/>
               <w:noProof/>
               <w:sz w:val="24"/>
               <w:szCs w:val="24"/>
               <w:lang w:eastAsia="sk-SK"/>
             </w:rPr>
           </w:pPr>
-          <w:hyperlink w:anchor="_Toc221027340" w:history="1">
+          <w:hyperlink w:anchor="_Toc222562493" w:history="1">
             <w:r>
               <w:rPr>
                 <w:rStyle w:val="Hypertextovprepojenie"/>
@@ -3144,7 +3743,7 @@
             </w:r>
             <w:r>
               <w:rPr>
-                <w:rFonts w:eastAsiaTheme="minorEastAsia"/>
+                <w:rFonts w:asciiTheme="minorHAnsi" w:eastAsiaTheme="minorEastAsia" w:hAnsiTheme="minorHAnsi"/>
                 <w:noProof/>
                 <w:sz w:val="24"/>
                 <w:szCs w:val="24"/>
@@ -3178,7 +3777,7 @@
                 <w:noProof/>
                 <w:webHidden/>
               </w:rPr>
-              <w:instrText xml:space="preserve"> PAGEREF _Toc221027340 \h </w:instrText>
+              <w:instrText xml:space="preserve"> PAGEREF _Toc222562493 \h </w:instrText>
             </w:r>
             <w:r>
               <w:rPr>
@@ -3217,14 +3816,14 @@
               <w:tab w:val="right" w:leader="dot" w:pos="8493"/>
             </w:tabs>
             <w:rPr>
-              <w:rFonts w:eastAsiaTheme="minorEastAsia"/>
+              <w:rFonts w:asciiTheme="minorHAnsi" w:eastAsiaTheme="minorEastAsia" w:hAnsiTheme="minorHAnsi"/>
               <w:noProof/>
               <w:sz w:val="24"/>
               <w:szCs w:val="24"/>
               <w:lang w:eastAsia="sk-SK"/>
             </w:rPr>
           </w:pPr>
-          <w:hyperlink w:anchor="_Toc221027341" w:history="1">
+          <w:hyperlink w:anchor="_Toc222562494" w:history="1">
             <w:r>
               <w:rPr>
                 <w:rStyle w:val="Hypertextovprepojenie"/>
@@ -3234,7 +3833,7 @@
             </w:r>
             <w:r>
               <w:rPr>
-                <w:rFonts w:eastAsiaTheme="minorEastAsia"/>
+                <w:rFonts w:asciiTheme="minorHAnsi" w:eastAsiaTheme="minorEastAsia" w:hAnsiTheme="minorHAnsi"/>
                 <w:noProof/>
                 <w:sz w:val="24"/>
                 <w:szCs w:val="24"/>
@@ -3268,7 +3867,7 @@
                 <w:noProof/>
                 <w:webHidden/>
               </w:rPr>
-              <w:instrText xml:space="preserve"> PAGEREF _Toc221027341 \h </w:instrText>
+              <w:instrText xml:space="preserve"> PAGEREF _Toc222562494 \h </w:instrText>
             </w:r>
             <w:r>
               <w:rPr>
@@ -3307,14 +3906,14 @@
               <w:tab w:val="right" w:leader="dot" w:pos="8493"/>
             </w:tabs>
             <w:rPr>
-              <w:rFonts w:eastAsiaTheme="minorEastAsia"/>
+              <w:rFonts w:asciiTheme="minorHAnsi" w:eastAsiaTheme="minorEastAsia" w:hAnsiTheme="minorHAnsi"/>
               <w:noProof/>
               <w:sz w:val="24"/>
               <w:szCs w:val="24"/>
               <w:lang w:eastAsia="sk-SK"/>
             </w:rPr>
           </w:pPr>
-          <w:hyperlink w:anchor="_Toc221027342" w:history="1">
+          <w:hyperlink w:anchor="_Toc222562495" w:history="1">
             <w:r>
               <w:rPr>
                 <w:rStyle w:val="Hypertextovprepojenie"/>
@@ -3324,7 +3923,7 @@
             </w:r>
             <w:r>
               <w:rPr>
-                <w:rFonts w:eastAsiaTheme="minorEastAsia"/>
+                <w:rFonts w:asciiTheme="minorHAnsi" w:eastAsiaTheme="minorEastAsia" w:hAnsiTheme="minorHAnsi"/>
                 <w:noProof/>
                 <w:sz w:val="24"/>
                 <w:szCs w:val="24"/>
@@ -3358,7 +3957,7 @@
                 <w:noProof/>
                 <w:webHidden/>
               </w:rPr>
-              <w:instrText xml:space="preserve"> PAGEREF _Toc221027342 \h </w:instrText>
+              <w:instrText xml:space="preserve"> PAGEREF _Toc222562495 \h </w:instrText>
             </w:r>
             <w:r>
               <w:rPr>
@@ -3397,14 +3996,14 @@
               <w:tab w:val="right" w:leader="dot" w:pos="8493"/>
             </w:tabs>
             <w:rPr>
-              <w:rFonts w:eastAsiaTheme="minorEastAsia"/>
+              <w:rFonts w:asciiTheme="minorHAnsi" w:eastAsiaTheme="minorEastAsia" w:hAnsiTheme="minorHAnsi"/>
               <w:noProof/>
               <w:sz w:val="24"/>
               <w:szCs w:val="24"/>
               <w:lang w:eastAsia="sk-SK"/>
             </w:rPr>
           </w:pPr>
-          <w:hyperlink w:anchor="_Toc221027343" w:history="1">
+          <w:hyperlink w:anchor="_Toc222562496" w:history="1">
             <w:r>
               <w:rPr>
                 <w:rStyle w:val="Hypertextovprepojenie"/>
@@ -3414,7 +4013,7 @@
             </w:r>
             <w:r>
               <w:rPr>
-                <w:rFonts w:eastAsiaTheme="minorEastAsia"/>
+                <w:rFonts w:asciiTheme="minorHAnsi" w:eastAsiaTheme="minorEastAsia" w:hAnsiTheme="minorHAnsi"/>
                 <w:noProof/>
                 <w:sz w:val="24"/>
                 <w:szCs w:val="24"/>
@@ -3448,7 +4047,7 @@
                 <w:noProof/>
                 <w:webHidden/>
               </w:rPr>
-              <w:instrText xml:space="preserve"> PAGEREF _Toc221027343 \h </w:instrText>
+              <w:instrText xml:space="preserve"> PAGEREF _Toc222562496 \h </w:instrText>
             </w:r>
             <w:r>
               <w:rPr>
@@ -3487,14 +4086,14 @@
               <w:tab w:val="right" w:leader="dot" w:pos="8493"/>
             </w:tabs>
             <w:rPr>
-              <w:rFonts w:eastAsiaTheme="minorEastAsia"/>
+              <w:rFonts w:asciiTheme="minorHAnsi" w:eastAsiaTheme="minorEastAsia" w:hAnsiTheme="minorHAnsi"/>
               <w:noProof/>
               <w:sz w:val="24"/>
               <w:szCs w:val="24"/>
               <w:lang w:eastAsia="sk-SK"/>
             </w:rPr>
           </w:pPr>
-          <w:hyperlink w:anchor="_Toc221027344" w:history="1">
+          <w:hyperlink w:anchor="_Toc222562497" w:history="1">
             <w:r>
               <w:rPr>
                 <w:rStyle w:val="Hypertextovprepojenie"/>
@@ -3504,7 +4103,7 @@
             </w:r>
             <w:r>
               <w:rPr>
-                <w:rFonts w:eastAsiaTheme="minorEastAsia"/>
+                <w:rFonts w:asciiTheme="minorHAnsi" w:eastAsiaTheme="minorEastAsia" w:hAnsiTheme="minorHAnsi"/>
                 <w:noProof/>
                 <w:sz w:val="24"/>
                 <w:szCs w:val="24"/>
@@ -3538,7 +4137,7 @@
                 <w:noProof/>
                 <w:webHidden/>
               </w:rPr>
-              <w:instrText xml:space="preserve"> PAGEREF _Toc221027344 \h </w:instrText>
+              <w:instrText xml:space="preserve"> PAGEREF _Toc222562497 \h </w:instrText>
             </w:r>
             <w:r>
               <w:rPr>
@@ -3577,14 +4176,14 @@
               <w:tab w:val="right" w:leader="dot" w:pos="8493"/>
             </w:tabs>
             <w:rPr>
-              <w:rFonts w:eastAsiaTheme="minorEastAsia"/>
+              <w:rFonts w:asciiTheme="minorHAnsi" w:eastAsiaTheme="minorEastAsia" w:hAnsiTheme="minorHAnsi"/>
               <w:noProof/>
               <w:sz w:val="24"/>
               <w:szCs w:val="24"/>
               <w:lang w:eastAsia="sk-SK"/>
             </w:rPr>
           </w:pPr>
-          <w:hyperlink w:anchor="_Toc221027345" w:history="1">
+          <w:hyperlink w:anchor="_Toc222562498" w:history="1">
             <w:r>
               <w:rPr>
                 <w:rStyle w:val="Hypertextovprepojenie"/>
@@ -3594,7 +4193,7 @@
             </w:r>
             <w:r>
               <w:rPr>
-                <w:rFonts w:eastAsiaTheme="minorEastAsia"/>
+                <w:rFonts w:asciiTheme="minorHAnsi" w:eastAsiaTheme="minorEastAsia" w:hAnsiTheme="minorHAnsi"/>
                 <w:noProof/>
                 <w:sz w:val="24"/>
                 <w:szCs w:val="24"/>
@@ -3628,7 +4227,7 @@
                 <w:noProof/>
                 <w:webHidden/>
               </w:rPr>
-              <w:instrText xml:space="preserve"> PAGEREF _Toc221027345 \h </w:instrText>
+              <w:instrText xml:space="preserve"> PAGEREF _Toc222562498 \h </w:instrText>
             </w:r>
             <w:r>
               <w:rPr>
@@ -3667,14 +4266,14 @@
               <w:tab w:val="right" w:leader="dot" w:pos="8493"/>
             </w:tabs>
             <w:rPr>
-              <w:rFonts w:eastAsiaTheme="minorEastAsia"/>
+              <w:rFonts w:asciiTheme="minorHAnsi" w:eastAsiaTheme="minorEastAsia" w:hAnsiTheme="minorHAnsi"/>
               <w:noProof/>
               <w:sz w:val="24"/>
               <w:szCs w:val="24"/>
               <w:lang w:eastAsia="sk-SK"/>
             </w:rPr>
           </w:pPr>
-          <w:hyperlink w:anchor="_Toc221027346" w:history="1">
+          <w:hyperlink w:anchor="_Toc222562499" w:history="1">
             <w:r>
               <w:rPr>
                 <w:rStyle w:val="Hypertextovprepojenie"/>
@@ -3684,7 +4283,7 @@
             </w:r>
             <w:r>
               <w:rPr>
-                <w:rFonts w:eastAsiaTheme="minorEastAsia"/>
+                <w:rFonts w:asciiTheme="minorHAnsi" w:eastAsiaTheme="minorEastAsia" w:hAnsiTheme="minorHAnsi"/>
                 <w:noProof/>
                 <w:sz w:val="24"/>
                 <w:szCs w:val="24"/>
@@ -3718,7 +4317,7 @@
                 <w:noProof/>
                 <w:webHidden/>
               </w:rPr>
-              <w:instrText xml:space="preserve"> PAGEREF _Toc221027346 \h </w:instrText>
+              <w:instrText xml:space="preserve"> PAGEREF _Toc222562499 \h </w:instrText>
             </w:r>
             <w:r>
               <w:rPr>
@@ -3757,14 +4356,14 @@
               <w:tab w:val="right" w:leader="dot" w:pos="8493"/>
             </w:tabs>
             <w:rPr>
-              <w:rFonts w:eastAsiaTheme="minorEastAsia"/>
+              <w:rFonts w:asciiTheme="minorHAnsi" w:eastAsiaTheme="minorEastAsia" w:hAnsiTheme="minorHAnsi"/>
               <w:noProof/>
               <w:sz w:val="24"/>
               <w:szCs w:val="24"/>
               <w:lang w:eastAsia="sk-SK"/>
             </w:rPr>
           </w:pPr>
-          <w:hyperlink w:anchor="_Toc221027347" w:history="1">
+          <w:hyperlink w:anchor="_Toc222562500" w:history="1">
             <w:r>
               <w:rPr>
                 <w:rStyle w:val="Hypertextovprepojenie"/>
@@ -3774,7 +4373,7 @@
             </w:r>
             <w:r>
               <w:rPr>
-                <w:rFonts w:eastAsiaTheme="minorEastAsia"/>
+                <w:rFonts w:asciiTheme="minorHAnsi" w:eastAsiaTheme="minorEastAsia" w:hAnsiTheme="minorHAnsi"/>
                 <w:noProof/>
                 <w:sz w:val="24"/>
                 <w:szCs w:val="24"/>
@@ -3808,7 +4407,7 @@
                 <w:noProof/>
                 <w:webHidden/>
               </w:rPr>
-              <w:instrText xml:space="preserve"> PAGEREF _Toc221027347 \h </w:instrText>
+              <w:instrText xml:space="preserve"> PAGEREF _Toc222562500 \h </w:instrText>
             </w:r>
             <w:r>
               <w:rPr>
@@ -3847,14 +4446,14 @@
               <w:tab w:val="right" w:leader="dot" w:pos="8493"/>
             </w:tabs>
             <w:rPr>
-              <w:rFonts w:eastAsiaTheme="minorEastAsia"/>
+              <w:rFonts w:asciiTheme="minorHAnsi" w:eastAsiaTheme="minorEastAsia" w:hAnsiTheme="minorHAnsi"/>
               <w:noProof/>
               <w:sz w:val="24"/>
               <w:szCs w:val="24"/>
               <w:lang w:eastAsia="sk-SK"/>
             </w:rPr>
           </w:pPr>
-          <w:hyperlink w:anchor="_Toc221027348" w:history="1">
+          <w:hyperlink w:anchor="_Toc222562501" w:history="1">
             <w:r>
               <w:rPr>
                 <w:rStyle w:val="Hypertextovprepojenie"/>
@@ -3864,7 +4463,7 @@
             </w:r>
             <w:r>
               <w:rPr>
-                <w:rFonts w:eastAsiaTheme="minorEastAsia"/>
+                <w:rFonts w:asciiTheme="minorHAnsi" w:eastAsiaTheme="minorEastAsia" w:hAnsiTheme="minorHAnsi"/>
                 <w:noProof/>
                 <w:sz w:val="24"/>
                 <w:szCs w:val="24"/>
@@ -3898,7 +4497,7 @@
                 <w:noProof/>
                 <w:webHidden/>
               </w:rPr>
-              <w:instrText xml:space="preserve"> PAGEREF _Toc221027348 \h </w:instrText>
+              <w:instrText xml:space="preserve"> PAGEREF _Toc222562501 \h </w:instrText>
             </w:r>
             <w:r>
               <w:rPr>
@@ -3937,14 +4536,14 @@
               <w:tab w:val="right" w:leader="dot" w:pos="8493"/>
             </w:tabs>
             <w:rPr>
-              <w:rFonts w:eastAsiaTheme="minorEastAsia"/>
+              <w:rFonts w:asciiTheme="minorHAnsi" w:eastAsiaTheme="minorEastAsia" w:hAnsiTheme="minorHAnsi"/>
               <w:noProof/>
               <w:sz w:val="24"/>
               <w:szCs w:val="24"/>
               <w:lang w:eastAsia="sk-SK"/>
             </w:rPr>
           </w:pPr>
-          <w:hyperlink w:anchor="_Toc221027349" w:history="1">
+          <w:hyperlink w:anchor="_Toc222562502" w:history="1">
             <w:r>
               <w:rPr>
                 <w:rStyle w:val="Hypertextovprepojenie"/>
@@ -3954,7 +4553,7 @@
             </w:r>
             <w:r>
               <w:rPr>
-                <w:rFonts w:eastAsiaTheme="minorEastAsia"/>
+                <w:rFonts w:asciiTheme="minorHAnsi" w:eastAsiaTheme="minorEastAsia" w:hAnsiTheme="minorHAnsi"/>
                 <w:noProof/>
                 <w:sz w:val="24"/>
                 <w:szCs w:val="24"/>
@@ -3988,7 +4587,7 @@
                 <w:noProof/>
                 <w:webHidden/>
               </w:rPr>
-              <w:instrText xml:space="preserve"> PAGEREF _Toc221027349 \h </w:instrText>
+              <w:instrText xml:space="preserve"> PAGEREF _Toc222562502 \h </w:instrText>
             </w:r>
             <w:r>
               <w:rPr>
@@ -4027,14 +4626,14 @@
               <w:tab w:val="right" w:leader="dot" w:pos="8493"/>
             </w:tabs>
             <w:rPr>
-              <w:rFonts w:eastAsiaTheme="minorEastAsia"/>
+              <w:rFonts w:asciiTheme="minorHAnsi" w:eastAsiaTheme="minorEastAsia" w:hAnsiTheme="minorHAnsi"/>
               <w:noProof/>
               <w:sz w:val="24"/>
               <w:szCs w:val="24"/>
               <w:lang w:eastAsia="sk-SK"/>
             </w:rPr>
           </w:pPr>
-          <w:hyperlink w:anchor="_Toc221027350" w:history="1">
+          <w:hyperlink w:anchor="_Toc222562503" w:history="1">
             <w:r>
               <w:rPr>
                 <w:rStyle w:val="Hypertextovprepojenie"/>
@@ -4044,7 +4643,7 @@
             </w:r>
             <w:r>
               <w:rPr>
-                <w:rFonts w:eastAsiaTheme="minorEastAsia"/>
+                <w:rFonts w:asciiTheme="minorHAnsi" w:eastAsiaTheme="minorEastAsia" w:hAnsiTheme="minorHAnsi"/>
                 <w:noProof/>
                 <w:sz w:val="24"/>
                 <w:szCs w:val="24"/>
@@ -4078,7 +4677,7 @@
                 <w:noProof/>
                 <w:webHidden/>
               </w:rPr>
-              <w:instrText xml:space="preserve"> PAGEREF _Toc221027350 \h </w:instrText>
+              <w:instrText xml:space="preserve"> PAGEREF _Toc222562503 \h </w:instrText>
             </w:r>
             <w:r>
               <w:rPr>
@@ -4117,14 +4716,14 @@
               <w:tab w:val="right" w:leader="dot" w:pos="8493"/>
             </w:tabs>
             <w:rPr>
-              <w:rFonts w:eastAsiaTheme="minorEastAsia"/>
+              <w:rFonts w:asciiTheme="minorHAnsi" w:eastAsiaTheme="minorEastAsia" w:hAnsiTheme="minorHAnsi"/>
               <w:noProof/>
               <w:sz w:val="24"/>
               <w:szCs w:val="24"/>
               <w:lang w:eastAsia="sk-SK"/>
             </w:rPr>
           </w:pPr>
-          <w:hyperlink w:anchor="_Toc221027351" w:history="1">
+          <w:hyperlink w:anchor="_Toc222562504" w:history="1">
             <w:r>
               <w:rPr>
                 <w:rStyle w:val="Hypertextovprepojenie"/>
@@ -4134,7 +4733,7 @@
             </w:r>
             <w:r>
               <w:rPr>
-                <w:rFonts w:eastAsiaTheme="minorEastAsia"/>
+                <w:rFonts w:asciiTheme="minorHAnsi" w:eastAsiaTheme="minorEastAsia" w:hAnsiTheme="minorHAnsi"/>
                 <w:noProof/>
                 <w:sz w:val="24"/>
                 <w:szCs w:val="24"/>
@@ -4168,7 +4767,7 @@
                 <w:noProof/>
                 <w:webHidden/>
               </w:rPr>
-              <w:instrText xml:space="preserve"> PAGEREF _Toc221027351 \h </w:instrText>
+              <w:instrText xml:space="preserve"> PAGEREF _Toc222562504 \h </w:instrText>
             </w:r>
             <w:r>
               <w:rPr>
@@ -4207,14 +4806,14 @@
               <w:tab w:val="right" w:leader="dot" w:pos="8493"/>
             </w:tabs>
             <w:rPr>
-              <w:rFonts w:eastAsiaTheme="minorEastAsia"/>
+              <w:rFonts w:asciiTheme="minorHAnsi" w:eastAsiaTheme="minorEastAsia" w:hAnsiTheme="minorHAnsi"/>
               <w:noProof/>
               <w:sz w:val="24"/>
               <w:szCs w:val="24"/>
               <w:lang w:eastAsia="sk-SK"/>
             </w:rPr>
           </w:pPr>
-          <w:hyperlink w:anchor="_Toc221027352" w:history="1">
+          <w:hyperlink w:anchor="_Toc222562505" w:history="1">
             <w:r>
               <w:rPr>
                 <w:rStyle w:val="Hypertextovprepojenie"/>
@@ -4224,7 +4823,7 @@
             </w:r>
             <w:r>
               <w:rPr>
-                <w:rFonts w:eastAsiaTheme="minorEastAsia"/>
+                <w:rFonts w:asciiTheme="minorHAnsi" w:eastAsiaTheme="minorEastAsia" w:hAnsiTheme="minorHAnsi"/>
                 <w:noProof/>
                 <w:sz w:val="24"/>
                 <w:szCs w:val="24"/>
@@ -4258,7 +4857,7 @@
                 <w:noProof/>
                 <w:webHidden/>
               </w:rPr>
-              <w:instrText xml:space="preserve"> PAGEREF _Toc221027352 \h </w:instrText>
+              <w:instrText xml:space="preserve"> PAGEREF _Toc222562505 \h </w:instrText>
             </w:r>
             <w:r>
               <w:rPr>
@@ -4291,11 +4890,6 @@
         </w:p>
         <w:p>
           <w:r>
-            <w:rPr>
-              <w:rFonts w:ascii="Times New Roman" w:hAnsi="Times New Roman" w:cs="Times New Roman"/>
-              <w:b/>
-              <w:bCs/>
-            </w:rPr>
             <w:fldChar w:fldCharType="end"/>
           </w:r>
         </w:p>
@@ -4353,7 +4947,6 @@
     </w:p>
     <w:p>
       <w:pPr>
-        <w:spacing w:line="360" w:lineRule="auto"/>
         <w:rPr>
           <w:rFonts w:ascii="Times New Roman" w:hAnsi="Times New Roman" w:cs="Times New Roman"/>
           <w:sz w:val="24"/>
@@ -4366,113 +4959,7 @@
           <w:sz w:val="24"/>
           <w:szCs w:val="24"/>
         </w:rPr>
-        <w:t>&lt;skratky zoradené v abecednom poradí&gt;</w:t>
-      </w:r>
-    </w:p>
-    <w:p>
-      <w:pPr>
-        <w:rPr>
-          <w:rFonts w:ascii="Times New Roman" w:hAnsi="Times New Roman" w:cs="Times New Roman"/>
-          <w:sz w:val="24"/>
-          <w:szCs w:val="24"/>
-        </w:rPr>
-      </w:pPr>
-      <w:r>
-        <w:rPr>
-          <w:rFonts w:ascii="Times New Roman" w:hAnsi="Times New Roman" w:cs="Times New Roman"/>
-          <w:sz w:val="24"/>
-          <w:szCs w:val="24"/>
-        </w:rPr>
         <w:br w:type="page"/>
-      </w:r>
-    </w:p>
-    <w:p>
-      <w:pPr>
-        <w:spacing w:line="360" w:lineRule="auto"/>
-        <w:rPr>
-          <w:rFonts w:ascii="Times New Roman" w:hAnsi="Times New Roman" w:cs="Times New Roman"/>
-          <w:b/>
-          <w:bCs/>
-          <w:sz w:val="28"/>
-          <w:szCs w:val="28"/>
-        </w:rPr>
-      </w:pPr>
-      <w:r>
-        <w:rPr>
-          <w:rFonts w:ascii="Times New Roman" w:hAnsi="Times New Roman" w:cs="Times New Roman"/>
-          <w:b/>
-          <w:bCs/>
-          <w:sz w:val="28"/>
-          <w:szCs w:val="28"/>
-        </w:rPr>
-        <w:lastRenderedPageBreak/>
-        <w:t>Zoznam tabuliek, grafov a ilustrácií</w:t>
-      </w:r>
-    </w:p>
-    <w:p>
-      <w:pPr>
-        <w:spacing w:line="360" w:lineRule="auto"/>
-        <w:rPr>
-          <w:rFonts w:ascii="Times New Roman" w:hAnsi="Times New Roman" w:cs="Times New Roman"/>
-          <w:sz w:val="24"/>
-          <w:szCs w:val="24"/>
-        </w:rPr>
-      </w:pPr>
-      <w:r>
-        <w:rPr>
-          <w:rFonts w:ascii="Times New Roman" w:hAnsi="Times New Roman" w:cs="Times New Roman"/>
-          <w:sz w:val="24"/>
-          <w:szCs w:val="24"/>
-        </w:rPr>
-        <w:t>&lt;</w:t>
-      </w:r>
-      <w:r>
-        <w:rPr>
-          <w:rFonts w:ascii="Times New Roman" w:hAnsi="Times New Roman" w:cs="Times New Roman"/>
-          <w:sz w:val="24"/>
-          <w:szCs w:val="24"/>
-        </w:rPr>
-        <w:t>Zoznam</w:t>
-      </w:r>
-      <w:r>
-        <w:rPr>
-          <w:rFonts w:ascii="Times New Roman" w:hAnsi="Times New Roman" w:cs="Times New Roman"/>
-          <w:sz w:val="24"/>
-          <w:szCs w:val="24"/>
-        </w:rPr>
-        <w:t xml:space="preserve"> </w:t>
-      </w:r>
-      <w:r>
-        <w:rPr>
-          <w:rFonts w:ascii="Times New Roman" w:hAnsi="Times New Roman" w:cs="Times New Roman"/>
-          <w:sz w:val="24"/>
-          <w:szCs w:val="24"/>
-        </w:rPr>
-        <w:t>skratiek, značiek a</w:t>
-      </w:r>
-      <w:r>
-        <w:rPr>
-          <w:rFonts w:ascii="Times New Roman" w:hAnsi="Times New Roman" w:cs="Times New Roman"/>
-          <w:sz w:val="24"/>
-          <w:szCs w:val="24"/>
-        </w:rPr>
-        <w:t> </w:t>
-      </w:r>
-      <w:r>
-        <w:rPr>
-          <w:rFonts w:ascii="Times New Roman" w:hAnsi="Times New Roman" w:cs="Times New Roman"/>
-          <w:sz w:val="24"/>
-          <w:szCs w:val="24"/>
-        </w:rPr>
-        <w:t>symbolov</w:t>
-      </w:r>
-      <w:r>
-        <w:rPr>
-          <w:rFonts w:ascii="Times New Roman" w:hAnsi="Times New Roman" w:cs="Times New Roman"/>
-          <w:sz w:val="24"/>
-          <w:szCs w:val="24"/>
-        </w:rPr>
-        <w:t>&gt;</w:t>
       </w:r>
     </w:p>
     <w:p>
@@ -4489,14 +4976,6 @@
           <w:docGrid w:linePitch="360"/>
         </w:sectPr>
       </w:pPr>
-      <w:r>
-        <w:rPr>
-          <w:rFonts w:ascii="Times New Roman" w:hAnsi="Times New Roman" w:cs="Times New Roman"/>
-          <w:sz w:val="24"/>
-          <w:szCs w:val="24"/>
-        </w:rPr>
-        <w:br w:type="page"/>
-      </w:r>
     </w:p>
     <w:p>
       <w:pPr>
@@ -4507,7 +4986,7 @@
         </w:numPr>
         <w:ind w:left="426" w:hanging="426"/>
       </w:pPr>
-      <w:bookmarkStart w:id="0" w:name="_Toc221027327"/>
+      <w:bookmarkStart w:id="0" w:name="_Toc222562480"/>
       <w:r>
         <w:lastRenderedPageBreak/>
         <w:t>ÚVOD</w:t>
@@ -4516,120 +4995,66 @@
     </w:p>
     <w:p>
       <w:pPr>
-        <w:spacing w:line="360" w:lineRule="auto"/>
-        <w:rPr>
-          <w:rFonts w:ascii="Times New Roman" w:hAnsi="Times New Roman" w:cs="Times New Roman"/>
-          <w:sz w:val="24"/>
-          <w:szCs w:val="24"/>
-        </w:rPr>
-      </w:pPr>
-    </w:p>
-    <w:p>
-      <w:pPr>
-        <w:spacing w:line="360" w:lineRule="auto"/>
-        <w:ind w:firstLine="708"/>
-        <w:jc w:val="both"/>
-        <w:rPr>
-          <w:rFonts w:ascii="Times New Roman" w:hAnsi="Times New Roman" w:cs="Times New Roman"/>
-          <w:noProof/>
-          <w:sz w:val="24"/>
-          <w:szCs w:val="24"/>
-        </w:rPr>
-      </w:pPr>
-      <w:r>
-        <w:rPr>
-          <w:rFonts w:ascii="Times New Roman" w:hAnsi="Times New Roman" w:cs="Times New Roman"/>
-          <w:noProof/>
-          <w:sz w:val="24"/>
-          <w:szCs w:val="24"/>
-        </w:rPr>
-        <w:t>Lorem ipsum dolor sit amet, consectetuer adipiscing elit. Maecenas porttitor congue massa. Fusce posuere, magna sed pulvinar ultricies, purus lectus malesuada libero, sit amet commodo magna eros quis urna.</w:t>
-      </w:r>
-    </w:p>
-    <w:p>
-      <w:pPr>
-        <w:spacing w:line="360" w:lineRule="auto"/>
-        <w:jc w:val="both"/>
-        <w:rPr>
-          <w:rFonts w:ascii="Times New Roman" w:hAnsi="Times New Roman" w:cs="Times New Roman"/>
-          <w:noProof/>
-          <w:sz w:val="24"/>
-          <w:szCs w:val="24"/>
-        </w:rPr>
-      </w:pPr>
-      <w:r>
-        <w:rPr>
-          <w:rFonts w:ascii="Times New Roman" w:hAnsi="Times New Roman" w:cs="Times New Roman"/>
-          <w:noProof/>
-          <w:sz w:val="24"/>
-          <w:szCs w:val="24"/>
-        </w:rPr>
-        <w:t>Nunc viverra imperdiet enim. Fusce est. Vivamus a tellus.</w:t>
-      </w:r>
-    </w:p>
-    <w:p>
-      <w:pPr>
-        <w:spacing w:line="360" w:lineRule="auto"/>
-        <w:ind w:firstLine="708"/>
-        <w:jc w:val="both"/>
-        <w:rPr>
-          <w:rFonts w:ascii="Times New Roman" w:hAnsi="Times New Roman" w:cs="Times New Roman"/>
-          <w:noProof/>
-          <w:sz w:val="24"/>
-          <w:szCs w:val="24"/>
-        </w:rPr>
-      </w:pPr>
-      <w:r>
-        <w:rPr>
-          <w:rFonts w:ascii="Times New Roman" w:hAnsi="Times New Roman" w:cs="Times New Roman"/>
-          <w:noProof/>
-          <w:sz w:val="24"/>
-          <w:szCs w:val="24"/>
-        </w:rPr>
-        <w:t>Pellentesque habitant morbi tristique senectus et netus et malesuada fames ac turpis egestas. Proin pharetra nonummy pede. Mauris et orci.</w:t>
-      </w:r>
-    </w:p>
-    <w:p>
-      <w:pPr>
-        <w:spacing w:line="360" w:lineRule="auto"/>
-        <w:jc w:val="both"/>
-        <w:rPr>
-          <w:rFonts w:ascii="Times New Roman" w:hAnsi="Times New Roman" w:cs="Times New Roman"/>
-          <w:noProof/>
-          <w:sz w:val="24"/>
-          <w:szCs w:val="24"/>
-        </w:rPr>
-      </w:pPr>
-      <w:r>
-        <w:rPr>
-          <w:rFonts w:ascii="Times New Roman" w:hAnsi="Times New Roman" w:cs="Times New Roman"/>
-          <w:noProof/>
-          <w:sz w:val="24"/>
-          <w:szCs w:val="24"/>
-        </w:rPr>
-        <w:t>Aenean nec lorem. In porttitor. Donec laoreet nonummy augue.</w:t>
-      </w:r>
-    </w:p>
-    <w:p>
-      <w:pPr>
-        <w:spacing w:line="360" w:lineRule="auto"/>
-        <w:ind w:firstLine="708"/>
-        <w:jc w:val="both"/>
-        <w:rPr>
-          <w:rFonts w:ascii="Times New Roman" w:hAnsi="Times New Roman" w:cs="Times New Roman"/>
-          <w:noProof/>
-          <w:sz w:val="24"/>
-          <w:szCs w:val="24"/>
-        </w:rPr>
-      </w:pPr>
-      <w:r>
-        <w:rPr>
-          <w:rFonts w:ascii="Times New Roman" w:hAnsi="Times New Roman" w:cs="Times New Roman"/>
-          <w:noProof/>
-          <w:sz w:val="24"/>
-          <w:szCs w:val="24"/>
-        </w:rPr>
-        <w:t>Suspendisse dui purus, scelerisque at, vulputate vitae, pretium mattis, nunc. Mauris eget neque at sem venenatis eleifend. Ut nonummy.</w:t>
+        <w:pStyle w:val="text"/>
+      </w:pPr>
+      <w:r>
+        <w:t>V súčasnosti zohrávajú informačné systémy významnú úlohu v oblasti maloobchodu a služieb. Elektronické pokladničné systémy predstavujú základný nástroj pre evidenciu predaja, správu produktov a výpočet daňových povinností. Cieľom tejto práce je návrh a implementácia jednoduchého elektronického pokladničného systému (</w:t>
+      </w:r>
+      <w:proofErr w:type="spellStart"/>
+      <w:r>
+        <w:t>ePOS</w:t>
+      </w:r>
+      <w:proofErr w:type="spellEnd"/>
+      <w:r>
+        <w:t>), ktorý bude určený pre malé a stredne veľké prevádzky.</w:t>
+      </w:r>
+    </w:p>
+    <w:p>
+      <w:pPr>
+        <w:pStyle w:val="text"/>
+      </w:pPr>
+      <w:r>
+        <w:t>Motiváciou k výberu tejto témy bolo prehĺbenie znalostí v oblasti databázového návrhu a vývoja desktopových aplikácií, ako aj snaha vytvoriť prakticky využiteľné softvérové riešenie. Projekt umožňuje prepojiť teoretické poznatky z oblasti relačných databáz, integrity údajov a programovania s reálnym aplikačným využitím v obchodnej praxi.</w:t>
+      </w:r>
+    </w:p>
+    <w:p>
+      <w:pPr>
+        <w:pStyle w:val="text"/>
+      </w:pPr>
+      <w:r>
+        <w:t>V práci sa bude riešiť návrh databázového modelu v prostredí MySQL/</w:t>
+      </w:r>
+      <w:proofErr w:type="spellStart"/>
+      <w:r>
+        <w:t>MariaDB</w:t>
+      </w:r>
+      <w:proofErr w:type="spellEnd"/>
+      <w:r>
+        <w:t xml:space="preserve">, implementácia aplikačnej logiky v prostredí .NET </w:t>
+      </w:r>
+      <w:proofErr w:type="spellStart"/>
+      <w:r>
+        <w:t>WinForms</w:t>
+      </w:r>
+      <w:proofErr w:type="spellEnd"/>
+      <w:r>
+        <w:t xml:space="preserve"> a vytvorenie používateľského rozhrania umožňujúceho evidenciu produktov, identifikáciu pokladníka, správu sadzieb DPH a realizáciu predaja. Súčasťou práce bude aj testovanie funkčnosti systému a zhodnotenie možností jeho ďalšieho rozšírenia.</w:t>
+      </w:r>
+    </w:p>
+    <w:p>
+      <w:pPr>
+        <w:pStyle w:val="text"/>
+      </w:pPr>
+      <w:r>
+        <w:t xml:space="preserve">Prínos práce spočíva v praktickej ukážke návrhu a implementácie jednoduchého informačného systému s dôrazom na správnosť databázového modelu, integritu údajov a prepojenie databázy s aplikačnou vrstvou. Výsledkom bude funkčný základ </w:t>
+      </w:r>
+      <w:proofErr w:type="spellStart"/>
+      <w:r>
+        <w:t>ePOS</w:t>
+      </w:r>
+      <w:proofErr w:type="spellEnd"/>
+      <w:r>
+        <w:t xml:space="preserve"> systému, ktorý môže byť ďalej rozvíjaný podľa potrieb konkrétnej prevádzky.</w:t>
       </w:r>
     </w:p>
     <w:p>
@@ -4639,7 +5064,7 @@
       <w:r>
         <w:br w:type="page"/>
       </w:r>
-      <w:bookmarkStart w:id="1" w:name="_Toc221027328"/>
+      <w:bookmarkStart w:id="1" w:name="_Toc222562481"/>
       <w:r>
         <w:lastRenderedPageBreak/>
         <w:t>Tvorba a vývoj CRM a epos systémov</w:t>
@@ -4941,7 +5366,7 @@
       <w:pPr>
         <w:pStyle w:val="Kapitola"/>
       </w:pPr>
-      <w:bookmarkStart w:id="2" w:name="_Toc221027329"/>
+      <w:bookmarkStart w:id="2" w:name="_Toc222562482"/>
       <w:r>
         <w:lastRenderedPageBreak/>
         <w:t>technológie použité pri realizácii projektu</w:t>
@@ -5045,7 +5470,7 @@
       <w:pPr>
         <w:pStyle w:val="podnadpiskapitoly"/>
       </w:pPr>
-      <w:bookmarkStart w:id="3" w:name="_Toc221027330"/>
+      <w:bookmarkStart w:id="3" w:name="_Toc222562483"/>
       <w:r>
         <w:t>Programovací jazyk a vývojové prostredie</w:t>
       </w:r>
@@ -5254,7 +5679,7 @@
       <w:pPr>
         <w:pStyle w:val="podnadpiskapitoly"/>
       </w:pPr>
-      <w:bookmarkStart w:id="4" w:name="_Toc221027331"/>
+      <w:bookmarkStart w:id="4" w:name="_Toc222562484"/>
       <w:r>
         <w:t>Databázová architektúra</w:t>
       </w:r>
@@ -6241,7 +6666,7 @@
       <w:pPr>
         <w:pStyle w:val="podnadpiskapitoly"/>
       </w:pPr>
-      <w:bookmarkStart w:id="5" w:name="_Toc221027332"/>
+      <w:bookmarkStart w:id="5" w:name="_Toc222562485"/>
       <w:r>
         <w:t>Používateľské rozhranie a integrácia zariadení</w:t>
       </w:r>
@@ -6517,7 +6942,7 @@
       <w:pPr>
         <w:pStyle w:val="Kapitola"/>
       </w:pPr>
-      <w:bookmarkStart w:id="6" w:name="_Toc221027333"/>
+      <w:bookmarkStart w:id="6" w:name="_Toc222562486"/>
       <w:r>
         <w:t>ANALÝZA POŽIADAVIEK NA FUNKČNOSŤ POKLADNIČNÉHO SYSTÉMU</w:t>
       </w:r>
@@ -6588,7 +7013,7 @@
       <w:pPr>
         <w:pStyle w:val="podnadpiskapitoly"/>
       </w:pPr>
-      <w:bookmarkStart w:id="7" w:name="_Toc221027334"/>
+      <w:bookmarkStart w:id="7" w:name="_Toc222562487"/>
       <w:r>
         <w:t>Správa produktov</w:t>
       </w:r>
@@ -6676,7 +7101,7 @@
       <w:pPr>
         <w:pStyle w:val="podnadpiskapitoly"/>
       </w:pPr>
-      <w:bookmarkStart w:id="8" w:name="_Toc221027335"/>
+      <w:bookmarkStart w:id="8" w:name="_Toc222562488"/>
       <w:r>
         <w:t>Prevádzkové a technické požiadavky</w:t>
       </w:r>
@@ -6723,7 +7148,7 @@
       <w:pPr>
         <w:pStyle w:val="Kapitola"/>
       </w:pPr>
-      <w:bookmarkStart w:id="9" w:name="_Toc221027336"/>
+      <w:bookmarkStart w:id="9" w:name="_Toc222562489"/>
       <w:r>
         <w:t>Databázový model</w:t>
       </w:r>
@@ -6873,7 +7298,7 @@
       <w:pPr>
         <w:pStyle w:val="podnadpiskapitoly"/>
       </w:pPr>
-      <w:bookmarkStart w:id="10" w:name="_Toc221027337"/>
+      <w:bookmarkStart w:id="10" w:name="_Toc222562490"/>
       <w:r>
         <w:t>Charakteristika použitej databázy a</w:t>
       </w:r>
@@ -7082,7 +7507,7 @@
       <w:pPr>
         <w:pStyle w:val="podnadpiskapitoly"/>
       </w:pPr>
-      <w:bookmarkStart w:id="11" w:name="_Toc221027338"/>
+      <w:bookmarkStart w:id="11" w:name="_Toc222562491"/>
       <w:r>
         <w:t>Štruktúra databázového modelu</w:t>
       </w:r>
@@ -8203,7 +8628,7 @@
       <w:pPr>
         <w:pStyle w:val="podnadpiskapitoly"/>
       </w:pPr>
-      <w:bookmarkStart w:id="12" w:name="_Toc221027339"/>
+      <w:bookmarkStart w:id="12" w:name="_Toc222562492"/>
       <w:r>
         <w:t>Integrita, normalizácia a prevádzkové aspekty databázy</w:t>
       </w:r>
@@ -8677,7 +9102,7 @@
       <w:pPr>
         <w:pStyle w:val="podnadpiskapitoly"/>
       </w:pPr>
-      <w:bookmarkStart w:id="13" w:name="_Toc221027340"/>
+      <w:bookmarkStart w:id="13" w:name="_Toc222562493"/>
       <w:r>
         <w:lastRenderedPageBreak/>
         <w:t>Väzba databázového modelu na funkcionalitu ePOS</w:t>
@@ -9074,7 +9499,7 @@
       <w:pPr>
         <w:pStyle w:val="podnadpiskapitoly"/>
       </w:pPr>
-      <w:bookmarkStart w:id="14" w:name="_Toc221027341"/>
+      <w:bookmarkStart w:id="14" w:name="_Toc222562494"/>
       <w:r>
         <w:t>Návrhy na rozšírenie databázového modelu</w:t>
       </w:r>
@@ -9199,7 +9624,7 @@
       <w:pPr>
         <w:pStyle w:val="Kapitola"/>
       </w:pPr>
-      <w:bookmarkStart w:id="15" w:name="_Toc221027342"/>
+      <w:bookmarkStart w:id="15" w:name="_Toc222562495"/>
       <w:r>
         <w:t>N</w:t>
       </w:r>
@@ -9391,7 +9816,7 @@
       <w:pPr>
         <w:pStyle w:val="podnadpiskapitoly"/>
       </w:pPr>
-      <w:bookmarkStart w:id="16" w:name="_Toc221027343"/>
+      <w:bookmarkStart w:id="16" w:name="_Toc222562496"/>
       <w:r>
         <w:t>Ciele návrhu používateľského rozhrania</w:t>
       </w:r>
@@ -9589,7 +10014,7 @@
       <w:pPr>
         <w:pStyle w:val="podnadpiskapitoly"/>
       </w:pPr>
-      <w:bookmarkStart w:id="17" w:name="_Toc221027344"/>
+      <w:bookmarkStart w:id="17" w:name="_Toc222562497"/>
       <w:r>
         <w:t>Návrh hlavných obrazoviek aplikácie</w:t>
       </w:r>
@@ -10450,7 +10875,7 @@
       <w:pPr>
         <w:pStyle w:val="podnadpiskapitoly"/>
       </w:pPr>
-      <w:bookmarkStart w:id="18" w:name="_Toc221027345"/>
+      <w:bookmarkStart w:id="18" w:name="_Toc222562498"/>
       <w:r>
         <w:t>Význam a zhodnotenie návrhu používateľského rozhrania</w:t>
       </w:r>
@@ -10616,6 +11041,662 @@
     <w:p>
       <w:pPr>
         <w:pStyle w:val="text"/>
+      </w:pPr>
+    </w:p>
+    <w:p>
+      <w:pPr>
+        <w:pStyle w:val="Kapitola"/>
+      </w:pPr>
+      <w:r>
+        <w:t>Funkčnosť a možné rozšírenia</w:t>
+      </w:r>
+    </w:p>
+    <w:p>
+      <w:pPr>
+        <w:pStyle w:val="text"/>
+        <w:rPr>
+          <w:lang w:eastAsia="sk-SK"/>
+        </w:rPr>
+      </w:pPr>
+      <w:r>
+        <w:rPr>
+          <w:lang w:eastAsia="sk-SK"/>
+        </w:rPr>
+        <w:t xml:space="preserve">Po implementácii jednotlivých častí </w:t>
+      </w:r>
+      <w:proofErr w:type="spellStart"/>
+      <w:r>
+        <w:rPr>
+          <w:lang w:eastAsia="sk-SK"/>
+        </w:rPr>
+        <w:t>ePOS</w:t>
+      </w:r>
+      <w:proofErr w:type="spellEnd"/>
+      <w:r>
+        <w:rPr>
+          <w:lang w:eastAsia="sk-SK"/>
+        </w:rPr>
+        <w:t xml:space="preserve"> systému bolo vykonané testovanie funkčnosti aplikácie s cieľom overiť správnosť databázových operácií, výpočtov DPH a stability používateľského rozhrania. Testovanie prebiehalo v lokálnom prostredí s využitím databázy MySQL/</w:t>
+      </w:r>
+      <w:proofErr w:type="spellStart"/>
+      <w:r>
+        <w:rPr>
+          <w:lang w:eastAsia="sk-SK"/>
+        </w:rPr>
+        <w:t>MariaDB</w:t>
+      </w:r>
+      <w:proofErr w:type="spellEnd"/>
+      <w:r>
+        <w:rPr>
+          <w:lang w:eastAsia="sk-SK"/>
+        </w:rPr>
+        <w:t xml:space="preserve"> a reálnych testovacích údajov.</w:t>
+      </w:r>
+    </w:p>
+    <w:p>
+      <w:pPr>
+        <w:pStyle w:val="text"/>
+        <w:rPr>
+          <w:lang w:eastAsia="sk-SK"/>
+        </w:rPr>
+      </w:pPr>
+      <w:r>
+        <w:rPr>
+          <w:lang w:eastAsia="sk-SK"/>
+        </w:rPr>
+        <w:t>Overované boli najmä tieto funkčné oblasti:</w:t>
+      </w:r>
+    </w:p>
+    <w:p>
+      <w:pPr>
+        <w:pStyle w:val="text"/>
+        <w:rPr>
+          <w:lang w:eastAsia="sk-SK"/>
+        </w:rPr>
+      </w:pPr>
+      <w:r>
+        <w:rPr>
+          <w:b/>
+          <w:bCs/>
+          <w:lang w:eastAsia="sk-SK"/>
+        </w:rPr>
+        <w:t>Prihlásenie pokladníka</w:t>
+      </w:r>
+      <w:r>
+        <w:rPr>
+          <w:lang w:eastAsia="sk-SK"/>
+        </w:rPr>
+        <w:t xml:space="preserve"> – kontrola správnosti overovania kódu voči tabuľke </w:t>
+      </w:r>
+      <w:proofErr w:type="spellStart"/>
+      <w:r>
+        <w:t>cashiers</w:t>
+      </w:r>
+      <w:proofErr w:type="spellEnd"/>
+      <w:r>
+        <w:rPr>
+          <w:lang w:eastAsia="sk-SK"/>
+        </w:rPr>
+        <w:t>.</w:t>
+      </w:r>
+    </w:p>
+    <w:p>
+      <w:pPr>
+        <w:pStyle w:val="text"/>
+        <w:rPr>
+          <w:lang w:eastAsia="sk-SK"/>
+        </w:rPr>
+      </w:pPr>
+      <w:r>
+        <w:rPr>
+          <w:b/>
+          <w:bCs/>
+          <w:lang w:eastAsia="sk-SK"/>
+        </w:rPr>
+        <w:t>Vyhľadávanie produktu podľa čiarového kódu</w:t>
+      </w:r>
+      <w:r>
+        <w:rPr>
+          <w:lang w:eastAsia="sk-SK"/>
+        </w:rPr>
+        <w:t xml:space="preserve"> – testovanie jednoznačnosti identifikácie produktu a reakcie systému pri neexistujúcom kóde.</w:t>
+      </w:r>
+    </w:p>
+    <w:p>
+      <w:pPr>
+        <w:pStyle w:val="text"/>
+        <w:rPr>
+          <w:lang w:eastAsia="sk-SK"/>
+        </w:rPr>
+      </w:pPr>
+      <w:r>
+        <w:rPr>
+          <w:b/>
+          <w:bCs/>
+          <w:lang w:eastAsia="sk-SK"/>
+        </w:rPr>
+        <w:t>Manuálne pridávanie produktu</w:t>
+      </w:r>
+      <w:r>
+        <w:rPr>
+          <w:lang w:eastAsia="sk-SK"/>
+        </w:rPr>
+        <w:t xml:space="preserve"> – overenie validácie vstupných údajov, správneho uloženia do databázy a ošetrenia duplicitného čiarového kódu.</w:t>
+      </w:r>
+    </w:p>
+    <w:p>
+      <w:pPr>
+        <w:pStyle w:val="text"/>
+        <w:rPr>
+          <w:lang w:eastAsia="sk-SK"/>
+        </w:rPr>
+      </w:pPr>
+      <w:r>
+        <w:rPr>
+          <w:b/>
+          <w:bCs/>
+          <w:lang w:eastAsia="sk-SK"/>
+        </w:rPr>
+        <w:t>Správa sadzieb DPH</w:t>
+      </w:r>
+      <w:r>
+        <w:rPr>
+          <w:lang w:eastAsia="sk-SK"/>
+        </w:rPr>
+        <w:t xml:space="preserve"> – kontrola ukladania zmien do tabuľky </w:t>
+      </w:r>
+      <w:proofErr w:type="spellStart"/>
+      <w:r>
+        <w:t>vat_settings</w:t>
+      </w:r>
+      <w:proofErr w:type="spellEnd"/>
+      <w:r>
+        <w:rPr>
+          <w:lang w:eastAsia="sk-SK"/>
+        </w:rPr>
+        <w:t xml:space="preserve"> a ich správneho použitia pri výpočte ceny.</w:t>
+      </w:r>
+    </w:p>
+    <w:p>
+      <w:pPr>
+        <w:pStyle w:val="text"/>
+        <w:rPr>
+          <w:lang w:eastAsia="sk-SK"/>
+        </w:rPr>
+      </w:pPr>
+      <w:r>
+        <w:rPr>
+          <w:b/>
+          <w:bCs/>
+          <w:lang w:eastAsia="sk-SK"/>
+        </w:rPr>
+        <w:lastRenderedPageBreak/>
+        <w:t>Výpočet cien a rozpis DPH</w:t>
+      </w:r>
+      <w:r>
+        <w:rPr>
+          <w:lang w:eastAsia="sk-SK"/>
+        </w:rPr>
+        <w:t xml:space="preserve"> – testovanie správnosti matematických operácií vrátane zaokrúhľovania.</w:t>
+      </w:r>
+    </w:p>
+    <w:p>
+      <w:pPr>
+        <w:pStyle w:val="text"/>
+        <w:rPr>
+          <w:lang w:eastAsia="sk-SK"/>
+        </w:rPr>
+      </w:pPr>
+      <w:r>
+        <w:rPr>
+          <w:b/>
+          <w:bCs/>
+          <w:lang w:eastAsia="sk-SK"/>
+        </w:rPr>
+        <w:t>Integrita údajov</w:t>
+      </w:r>
+      <w:r>
+        <w:rPr>
+          <w:lang w:eastAsia="sk-SK"/>
+        </w:rPr>
+        <w:t xml:space="preserve"> – overenie funkčnosti unikátnych obmedzení a spracovania databázových výnimiek.</w:t>
+      </w:r>
+    </w:p>
+    <w:p>
+      <w:pPr>
+        <w:pStyle w:val="text"/>
+        <w:rPr>
+          <w:lang w:eastAsia="sk-SK"/>
+        </w:rPr>
+      </w:pPr>
+      <w:r>
+        <w:rPr>
+          <w:lang w:eastAsia="sk-SK"/>
+        </w:rPr>
+        <w:t>Testovanie potvrdilo, že systém správne komunikuje s databázou, korektne spracováva vstupné údaje a spoľahlivo vykonáva výpočty potrebné pre proces predaja. Aplikácia reaguje na chybové stavy používateľsky zrozumiteľnými hláseniami, čím sa zvyšuje jej stabilita a použiteľnosť.</w:t>
+      </w:r>
+    </w:p>
+    <w:p>
+      <w:pPr>
+        <w:pStyle w:val="text"/>
+        <w:rPr>
+          <w:lang w:eastAsia="sk-SK"/>
+        </w:rPr>
+      </w:pPr>
+    </w:p>
+    <w:p>
+      <w:pPr>
+        <w:pStyle w:val="text"/>
+        <w:ind w:firstLine="0"/>
+        <w:rPr>
+          <w:b/>
+          <w:bCs/>
+          <w:sz w:val="27"/>
+          <w:szCs w:val="27"/>
+          <w:lang w:eastAsia="sk-SK"/>
+        </w:rPr>
+      </w:pPr>
+      <w:r>
+        <w:rPr>
+          <w:b/>
+          <w:bCs/>
+          <w:sz w:val="27"/>
+          <w:szCs w:val="27"/>
+          <w:lang w:eastAsia="sk-SK"/>
+        </w:rPr>
+        <w:t>Možné rozšírenia systému</w:t>
+      </w:r>
+    </w:p>
+    <w:p>
+      <w:pPr>
+        <w:pStyle w:val="text"/>
+        <w:rPr>
+          <w:lang w:eastAsia="sk-SK"/>
+        </w:rPr>
+      </w:pPr>
+      <w:r>
+        <w:rPr>
+          <w:lang w:eastAsia="sk-SK"/>
+        </w:rPr>
+        <w:t xml:space="preserve">Aj keď aktuálna verzia </w:t>
+      </w:r>
+      <w:proofErr w:type="spellStart"/>
+      <w:r>
+        <w:rPr>
+          <w:lang w:eastAsia="sk-SK"/>
+        </w:rPr>
+        <w:t>ePOS</w:t>
+      </w:r>
+      <w:proofErr w:type="spellEnd"/>
+      <w:r>
+        <w:rPr>
+          <w:lang w:eastAsia="sk-SK"/>
+        </w:rPr>
+        <w:t xml:space="preserve"> systému plne pokrýva základnú funkcionalitu, databázová aj aplikačná architektúra umožňuje ďalší rozvoj.</w:t>
+      </w:r>
+    </w:p>
+    <w:p>
+      <w:pPr>
+        <w:pStyle w:val="text"/>
+        <w:rPr>
+          <w:lang w:eastAsia="sk-SK"/>
+        </w:rPr>
+      </w:pPr>
+      <w:r>
+        <w:rPr>
+          <w:lang w:eastAsia="sk-SK"/>
+        </w:rPr>
+        <w:t>Medzi možné rozšírenia patria:</w:t>
+      </w:r>
+    </w:p>
+    <w:p>
+      <w:pPr>
+        <w:pStyle w:val="text"/>
+        <w:rPr>
+          <w:lang w:eastAsia="sk-SK"/>
+        </w:rPr>
+      </w:pPr>
+      <w:r>
+        <w:rPr>
+          <w:b/>
+          <w:bCs/>
+          <w:lang w:eastAsia="sk-SK"/>
+        </w:rPr>
+        <w:t>Evidencia dokladov (</w:t>
+      </w:r>
+      <w:proofErr w:type="spellStart"/>
+      <w:r>
+        <w:rPr>
+          <w:b/>
+          <w:bCs/>
+          <w:lang w:eastAsia="sk-SK"/>
+        </w:rPr>
+        <w:t>receipts</w:t>
+      </w:r>
+      <w:proofErr w:type="spellEnd"/>
+      <w:r>
+        <w:rPr>
+          <w:b/>
+          <w:bCs/>
+          <w:lang w:eastAsia="sk-SK"/>
+        </w:rPr>
+        <w:t>)</w:t>
+      </w:r>
+      <w:r>
+        <w:rPr>
+          <w:lang w:eastAsia="sk-SK"/>
+        </w:rPr>
+        <w:t xml:space="preserve"> – ukladanie histórie predaja vrátane dátumu, pokladníka a celkovej sumy.</w:t>
+      </w:r>
+    </w:p>
+    <w:p>
+      <w:pPr>
+        <w:pStyle w:val="text"/>
+        <w:rPr>
+          <w:lang w:eastAsia="sk-SK"/>
+        </w:rPr>
+      </w:pPr>
+      <w:r>
+        <w:rPr>
+          <w:b/>
+          <w:bCs/>
+          <w:lang w:eastAsia="sk-SK"/>
+        </w:rPr>
+        <w:t>Položky dokladov (</w:t>
+      </w:r>
+      <w:proofErr w:type="spellStart"/>
+      <w:r>
+        <w:rPr>
+          <w:b/>
+          <w:bCs/>
+          <w:lang w:eastAsia="sk-SK"/>
+        </w:rPr>
+        <w:t>receipt_items</w:t>
+      </w:r>
+      <w:proofErr w:type="spellEnd"/>
+      <w:r>
+        <w:rPr>
+          <w:b/>
+          <w:bCs/>
+          <w:lang w:eastAsia="sk-SK"/>
+        </w:rPr>
+        <w:t>)</w:t>
+      </w:r>
+      <w:r>
+        <w:rPr>
+          <w:lang w:eastAsia="sk-SK"/>
+        </w:rPr>
+        <w:t xml:space="preserve"> – prepojenie konkrétnych produktov s jednotlivými dokladmi.</w:t>
+      </w:r>
+    </w:p>
+    <w:p>
+      <w:pPr>
+        <w:pStyle w:val="text"/>
+        <w:rPr>
+          <w:lang w:eastAsia="sk-SK"/>
+        </w:rPr>
+      </w:pPr>
+      <w:r>
+        <w:rPr>
+          <w:b/>
+          <w:bCs/>
+          <w:lang w:eastAsia="sk-SK"/>
+        </w:rPr>
+        <w:t>Skladové hospodárstvo</w:t>
+      </w:r>
+      <w:r>
+        <w:rPr>
+          <w:lang w:eastAsia="sk-SK"/>
+        </w:rPr>
+        <w:t xml:space="preserve"> – sledovanie množstva produktov na sklade a automatická aktualizácia po predaji.</w:t>
+      </w:r>
+    </w:p>
+    <w:p>
+      <w:pPr>
+        <w:pStyle w:val="text"/>
+        <w:rPr>
+          <w:lang w:eastAsia="sk-SK"/>
+        </w:rPr>
+      </w:pPr>
+      <w:r>
+        <w:rPr>
+          <w:b/>
+          <w:bCs/>
+          <w:lang w:eastAsia="sk-SK"/>
+        </w:rPr>
+        <w:t>Evidencia zákazníkov (CRM)</w:t>
+      </w:r>
+      <w:r>
+        <w:rPr>
+          <w:lang w:eastAsia="sk-SK"/>
+        </w:rPr>
+        <w:t xml:space="preserve"> – možnosť registrácie zákazníkov a analýzy nákupného správania.</w:t>
+      </w:r>
+    </w:p>
+    <w:p>
+      <w:pPr>
+        <w:pStyle w:val="text"/>
+        <w:rPr>
+          <w:lang w:eastAsia="sk-SK"/>
+        </w:rPr>
+      </w:pPr>
+      <w:r>
+        <w:rPr>
+          <w:b/>
+          <w:bCs/>
+          <w:lang w:eastAsia="sk-SK"/>
+        </w:rPr>
+        <w:t>Štatistiky a reporty</w:t>
+      </w:r>
+      <w:r>
+        <w:rPr>
+          <w:lang w:eastAsia="sk-SK"/>
+        </w:rPr>
+        <w:t xml:space="preserve"> – generovanie prehľadov predaja podľa obdobia, produktu alebo pokladníka.</w:t>
+      </w:r>
+    </w:p>
+    <w:p>
+      <w:pPr>
+        <w:pStyle w:val="text"/>
+        <w:rPr>
+          <w:lang w:eastAsia="sk-SK"/>
+        </w:rPr>
+      </w:pPr>
+      <w:r>
+        <w:rPr>
+          <w:b/>
+          <w:bCs/>
+          <w:lang w:eastAsia="sk-SK"/>
+        </w:rPr>
+        <w:t>Rozšírené používateľské role</w:t>
+      </w:r>
+      <w:r>
+        <w:rPr>
+          <w:lang w:eastAsia="sk-SK"/>
+        </w:rPr>
+        <w:t xml:space="preserve"> – zavedenie administrátorských oprávnení a detailnejšieho riadenia prístupov.</w:t>
+      </w:r>
+    </w:p>
+    <w:p>
+      <w:pPr>
+        <w:pStyle w:val="text"/>
+        <w:rPr>
+          <w:lang w:eastAsia="sk-SK"/>
+        </w:rPr>
+      </w:pPr>
+      <w:r>
+        <w:rPr>
+          <w:b/>
+          <w:bCs/>
+          <w:lang w:eastAsia="sk-SK"/>
+        </w:rPr>
+        <w:t>Prechod na klient-server architektúru</w:t>
+      </w:r>
+      <w:r>
+        <w:rPr>
+          <w:lang w:eastAsia="sk-SK"/>
+        </w:rPr>
+        <w:t xml:space="preserve"> – umožnenie súbežného používania systému viacerými zariadeniami.</w:t>
+      </w:r>
+    </w:p>
+    <w:p>
+      <w:pPr>
+        <w:pStyle w:val="text"/>
+        <w:rPr>
+          <w:lang w:eastAsia="sk-SK"/>
+        </w:rPr>
+      </w:pPr>
+      <w:r>
+        <w:rPr>
+          <w:lang w:eastAsia="sk-SK"/>
+        </w:rPr>
+        <w:t xml:space="preserve">Navrhnutý databázový model a použitie transakčného </w:t>
+      </w:r>
+      <w:proofErr w:type="spellStart"/>
+      <w:r>
+        <w:rPr>
+          <w:lang w:eastAsia="sk-SK"/>
+        </w:rPr>
+        <w:t>enginu</w:t>
+      </w:r>
+      <w:proofErr w:type="spellEnd"/>
+      <w:r>
+        <w:rPr>
+          <w:lang w:eastAsia="sk-SK"/>
+        </w:rPr>
+        <w:t xml:space="preserve"> </w:t>
+      </w:r>
+      <w:proofErr w:type="spellStart"/>
+      <w:r>
+        <w:rPr>
+          <w:lang w:eastAsia="sk-SK"/>
+        </w:rPr>
+        <w:t>InnoDB</w:t>
+      </w:r>
+      <w:proofErr w:type="spellEnd"/>
+      <w:r>
+        <w:rPr>
+          <w:lang w:eastAsia="sk-SK"/>
+        </w:rPr>
+        <w:t xml:space="preserve"> vytvárajú stabilný základ pre implementáciu týchto rozšírení bez potreby zásadnej zmeny existujúcej štruktúry databázy.</w:t>
+      </w:r>
+    </w:p>
+    <w:p>
+      <w:pPr>
+        <w:pStyle w:val="text"/>
+        <w:rPr>
+          <w:lang w:eastAsia="sk-SK"/>
+        </w:rPr>
+      </w:pPr>
+    </w:p>
+    <w:p>
+      <w:pPr>
+        <w:pStyle w:val="text"/>
+        <w:rPr>
+          <w:lang w:eastAsia="sk-SK"/>
+        </w:rPr>
+      </w:pPr>
+    </w:p>
+    <w:p>
+      <w:pPr>
+        <w:pStyle w:val="text"/>
+        <w:rPr>
+          <w:lang w:eastAsia="sk-SK"/>
+        </w:rPr>
+      </w:pPr>
+    </w:p>
+    <w:p>
+      <w:pPr>
+        <w:pStyle w:val="text"/>
+        <w:rPr>
+          <w:lang w:eastAsia="sk-SK"/>
+        </w:rPr>
+      </w:pPr>
+    </w:p>
+    <w:p>
+      <w:pPr>
+        <w:pStyle w:val="Kapitola"/>
+        <w:rPr>
+          <w:rFonts w:eastAsia="Times New Roman"/>
+          <w:lang w:eastAsia="sk-SK"/>
+        </w:rPr>
+      </w:pPr>
+      <w:r>
+        <w:rPr>
+          <w:lang w:eastAsia="sk-SK"/>
+        </w:rPr>
+        <w:lastRenderedPageBreak/>
+        <w:t>Praktické využitie v reálnej prevádzke</w:t>
+      </w:r>
+    </w:p>
+    <w:p>
+      <w:pPr>
+        <w:pStyle w:val="text"/>
+      </w:pPr>
+      <w:r>
+        <w:t xml:space="preserve">Navrhnutý </w:t>
+      </w:r>
+      <w:proofErr w:type="spellStart"/>
+      <w:r>
+        <w:t>ePOS</w:t>
+      </w:r>
+      <w:proofErr w:type="spellEnd"/>
+      <w:r>
+        <w:t xml:space="preserve"> systém je určený predovšetkým pre malé a stredne veľké prevádzky, ako sú maloobchodné predajne, menšie obchody, stánky alebo lokálne služby, kde je potrebné rýchle a jednoduché spracovanie predaja bez komplexného skladového hospodárstva.</w:t>
+      </w:r>
+    </w:p>
+    <w:p>
+      <w:pPr>
+        <w:pStyle w:val="text"/>
+      </w:pPr>
+      <w:r>
+        <w:t>V reálnej prevádzke môže aplikácia slúžiť ako základný pokladničný systém, ktorý umožňuje identifikáciu pokladníka, vyhľadávanie produktov pomocou čiarového kódu alebo manuálneho zadania, výpočet cien vrátane dane z pridanej hodnoty a generovanie pokladničného dokladu. Vďaka prehľadnému používateľskému rozhraniu je práca so systémom intuitívna a nevyžaduje rozsiahle školenie obsluhy.</w:t>
+      </w:r>
+    </w:p>
+    <w:p>
+      <w:pPr>
+        <w:pStyle w:val="text"/>
+      </w:pPr>
+      <w:r>
+        <w:t>Jednou z hlavných výhod aplikácie je možnosť centrálnej správy sadzieb DPH. Pri zmene legislatívy je možné aktualizovať hodnoty dane priamo v nastaveniach systému bez nutnosti upravovať jednotlivé produkty. Táto vlastnosť zvyšuje flexibilitu systému a zjednodušuje jeho dlhodobú údržbu.</w:t>
+      </w:r>
+    </w:p>
+    <w:p>
+      <w:pPr>
+        <w:pStyle w:val="text"/>
+      </w:pPr>
+      <w:r>
+        <w:t>Aplikácia je vhodná najmä pre prevádzky, ktoré nepotrebujú komplexné ERP riešenie, ale postačuje im spoľahlivý, stabilný a prehľadný systém na evidenciu predaja. Vďaka použitiu relačnej databázy je zabezpečená konzistentnosť údajov a minimalizované riziko duplicitných alebo neúplných záznamov.</w:t>
+      </w:r>
+    </w:p>
+    <w:p>
+      <w:pPr>
+        <w:pStyle w:val="text"/>
+      </w:pPr>
+      <w:r>
+        <w:t>V lokálnom nasadení môže byť systém prevádzkovaný na jednom zariadení, prípadne rozšírený o databázový server pre viacero pracovných staníc. Takýto model umožňuje jeho použitie v malých prevádzkach s jednou pokladňou, ale aj v prostredí s viacerými obslužnými miestami.</w:t>
+      </w:r>
+    </w:p>
+    <w:p>
+      <w:pPr>
+        <w:pStyle w:val="text"/>
+      </w:pPr>
+      <w:r>
+        <w:t>Navrhnutá architektúra aplikácie zároveň vytvára predpoklad pre ďalšie rozšírenie funkcionality podľa potrieb konkrétnej prevádzky, napríklad o evidenciu dokladov, štatistiky predaja alebo skladové hospodárstvo.</w:t>
+      </w:r>
+    </w:p>
+    <w:p>
+      <w:pPr>
+        <w:pStyle w:val="Kapitola"/>
+        <w:numPr>
+          <w:ilvl w:val="0"/>
+          <w:numId w:val="0"/>
+        </w:numPr>
+        <w:ind w:left="360"/>
+        <w:rPr>
+          <w:rFonts w:eastAsia="Times New Roman"/>
+          <w:lang w:eastAsia="sk-SK"/>
+        </w:rPr>
       </w:pPr>
     </w:p>
     <w:p>
@@ -10640,124 +11721,78 @@
     </w:p>
     <w:p>
       <w:pPr>
-        <w:pStyle w:val="text"/>
-      </w:pPr>
-    </w:p>
-    <w:p>
-      <w:pPr>
-        <w:pStyle w:val="text"/>
-      </w:pPr>
-    </w:p>
-    <w:p>
-      <w:pPr>
-        <w:pStyle w:val="text"/>
-      </w:pPr>
-    </w:p>
-    <w:p>
-      <w:pPr>
-        <w:pStyle w:val="text"/>
-      </w:pPr>
-    </w:p>
-    <w:p>
-      <w:pPr>
-        <w:pStyle w:val="text"/>
-      </w:pPr>
-    </w:p>
-    <w:p>
-      <w:pPr>
-        <w:pStyle w:val="text"/>
-      </w:pPr>
-    </w:p>
-    <w:p>
-      <w:pPr>
-        <w:pStyle w:val="text"/>
-      </w:pPr>
-    </w:p>
-    <w:p>
-      <w:pPr>
-        <w:pStyle w:val="Kapitola"/>
-        <w:numPr>
-          <w:ilvl w:val="0"/>
-          <w:numId w:val="0"/>
-        </w:numPr>
-        <w:ind w:left="360"/>
-      </w:pPr>
-    </w:p>
-    <w:p>
-      <w:pPr>
-        <w:pStyle w:val="text"/>
-      </w:pPr>
-    </w:p>
-    <w:p>
-      <w:pPr>
-        <w:pStyle w:val="text"/>
-      </w:pPr>
-    </w:p>
-    <w:p>
-      <w:pPr>
-        <w:pStyle w:val="text"/>
-      </w:pPr>
-    </w:p>
-    <w:p>
-      <w:pPr>
-        <w:pStyle w:val="Kapitola"/>
-        <w:numPr>
-          <w:ilvl w:val="0"/>
-          <w:numId w:val="0"/>
-        </w:numPr>
-        <w:ind w:left="360" w:hanging="360"/>
-      </w:pPr>
-    </w:p>
-    <w:p>
-      <w:pPr>
         <w:pStyle w:val="podnadpiskapitoly"/>
         <w:numPr>
           <w:ilvl w:val="0"/>
           <w:numId w:val="0"/>
         </w:numPr>
-        <w:ind w:left="360"/>
-      </w:pPr>
-    </w:p>
-    <w:p>
-      <w:pPr>
-        <w:pStyle w:val="text"/>
-      </w:pPr>
-    </w:p>
-    <w:p>
-      <w:pPr>
-        <w:pStyle w:val="text"/>
-        <w:ind w:firstLine="0"/>
-      </w:pPr>
-    </w:p>
-    <w:p>
-      <w:pPr>
-        <w:pStyle w:val="podnadpiskapitoly"/>
-        <w:numPr>
-          <w:ilvl w:val="0"/>
-          <w:numId w:val="0"/>
-        </w:numPr>
-        <w:ind w:left="792"/>
-      </w:pPr>
-    </w:p>
-    <w:p>
-      <w:pPr>
-        <w:pStyle w:val="podnadpiskapitoly"/>
-        <w:numPr>
-          <w:ilvl w:val="0"/>
-          <w:numId w:val="0"/>
-        </w:numPr>
-        <w:ind w:left="792"/>
-      </w:pPr>
-    </w:p>
-    <w:p>
-      <w:pPr>
-        <w:pStyle w:val="podnadpiskapitoly"/>
-        <w:numPr>
-          <w:ilvl w:val="0"/>
-          <w:numId w:val="0"/>
-        </w:numPr>
-        <w:ind w:left="792"/>
-      </w:pPr>
+      </w:pPr>
+    </w:p>
+    <w:p>
+      <w:pPr>
+        <w:pStyle w:val="Kapitola"/>
+      </w:pPr>
+      <w:bookmarkStart w:id="19" w:name="_Toc222562502"/>
+      <w:r>
+        <w:t>Záver</w:t>
+      </w:r>
+      <w:bookmarkEnd w:id="19"/>
+    </w:p>
+    <w:p>
+      <w:pPr>
+        <w:pStyle w:val="text"/>
+      </w:pPr>
+      <w:r>
+        <w:t>Cieľom práce bolo navrhnúť a implementovať funkčný elektronický pokladničný systém (</w:t>
+      </w:r>
+      <w:proofErr w:type="spellStart"/>
+      <w:r>
+        <w:t>ePOS</w:t>
+      </w:r>
+      <w:proofErr w:type="spellEnd"/>
+      <w:r>
+        <w:t>), ktorý umožňuje evidenciu produktov, identifikáciu pokladníka, správu sadzieb DPH a realizáciu predaja vrátane výpočtu dane a generovania pokladničného dokladu. Tento cieľ bol úspešne splnený.</w:t>
+      </w:r>
+    </w:p>
+    <w:p>
+      <w:pPr>
+        <w:pStyle w:val="text"/>
+      </w:pPr>
+      <w:r>
+        <w:t>Bol vytvorený databázový model v prostredí MySQL/</w:t>
+      </w:r>
+      <w:proofErr w:type="spellStart"/>
+      <w:r>
+        <w:t>MariaDB</w:t>
+      </w:r>
+      <w:proofErr w:type="spellEnd"/>
+      <w:r>
+        <w:t xml:space="preserve"> a implementovaná desktopová aplikácia v .NET </w:t>
+      </w:r>
+      <w:proofErr w:type="spellStart"/>
+      <w:r>
+        <w:t>WinForms</w:t>
+      </w:r>
+      <w:proofErr w:type="spellEnd"/>
+      <w:r>
+        <w:t>, ktorá zabezpečuje vyhľadávanie produktov podľa čiarového kódu, manuálne pridávanie položiek, správu DPH a správne výpočty cien. Návrh databázy rešpektuje princípy integrity a umožňuje jednoduché rozšírenie systému.</w:t>
+      </w:r>
+    </w:p>
+    <w:p>
+      <w:pPr>
+        <w:pStyle w:val="text"/>
+      </w:pPr>
+      <w:r>
+        <w:t xml:space="preserve">Výsledkom je stabilná a prehľadná aplikácia použiteľná v menších prevádzkach. Do budúcnosti je možné systém rozšíriť o evidenciu dokladov, skladové hospodárstvo, štatistiky predaja alebo viacúrovňové používateľské oprávnenia. Práca tak splnila stanovené ciele a vytvorila základ pre ďalší rozvoj </w:t>
+      </w:r>
+      <w:proofErr w:type="spellStart"/>
+      <w:r>
+        <w:t>ePOS</w:t>
+      </w:r>
+      <w:proofErr w:type="spellEnd"/>
+      <w:r>
+        <w:t xml:space="preserve"> systému.</w:t>
+      </w:r>
     </w:p>
     <w:p>
       <w:pPr>
@@ -10766,109 +11801,16 @@
           <w:noProof/>
         </w:rPr>
       </w:pPr>
-    </w:p>
-    <w:p>
-      <w:pPr>
-        <w:pStyle w:val="text"/>
-        <w:rPr>
-          <w:rFonts w:cs="Times New Roman"/>
-          <w:szCs w:val="24"/>
-        </w:rPr>
-      </w:pPr>
-      <w:r>
-        <w:rPr>
-          <w:rFonts w:cs="Times New Roman"/>
-          <w:szCs w:val="24"/>
-        </w:rPr>
-        <w:br w:type="page"/>
-      </w:r>
-    </w:p>
-    <w:p>
-      <w:pPr>
-        <w:pStyle w:val="Kapitola"/>
-      </w:pPr>
-      <w:bookmarkStart w:id="19" w:name="_Toc221027346"/>
-      <w:r>
-        <w:lastRenderedPageBreak/>
-        <w:t>Materiál a</w:t>
-      </w:r>
-      <w:r>
-        <w:t> </w:t>
-      </w:r>
-      <w:r>
-        <w:t>metodika</w:t>
-      </w:r>
-      <w:bookmarkEnd w:id="19"/>
-    </w:p>
-    <w:p>
-      <w:pPr>
-        <w:pStyle w:val="text"/>
+      <w:r>
         <w:rPr>
           <w:noProof/>
         </w:rPr>
-      </w:pPr>
-      <w:r>
-        <w:rPr>
-          <w:noProof/>
-        </w:rPr>
-        <w:t>Lorem ipsum dolor sit amet, consectetuer adipiscing elit. Maecenas porttitor congue massa. Fusce posuere, magna sed pulvinar ultricies, purus lectus malesuada libero, sit amet commodo magna eros quis urna. Nunc viverra imperdiet enim. Fusce est. Vivamus a tellus. Pellentesque habitant morbi tristique senectus et netus et malesuada fames ac turpis egestas. Proin pharetra nonummy pede. Mauris et orci. Aenean nec lorem.</w:t>
-      </w:r>
-    </w:p>
-    <w:p>
-      <w:pPr>
-        <w:pStyle w:val="Kapitola"/>
-        <w:numPr>
-          <w:ilvl w:val="1"/>
-          <w:numId w:val="3"/>
-        </w:numPr>
-      </w:pPr>
-      <w:bookmarkStart w:id="20" w:name="_Toc221027347"/>
-      <w:r>
-        <w:t>Pod</w:t>
-      </w:r>
-      <w:r>
-        <w:t>nadpis</w:t>
-      </w:r>
-      <w:bookmarkEnd w:id="20"/>
-    </w:p>
-    <w:p>
-      <w:pPr>
-        <w:pStyle w:val="text"/>
-        <w:rPr>
-          <w:noProof/>
-        </w:rPr>
-      </w:pPr>
-      <w:r>
-        <w:rPr>
-          <w:noProof/>
-        </w:rPr>
-        <w:t>In porttitor. Donec laoreet nonummy augue. Suspendisse dui purus, scelerisque at, vulputate vitae, pretium mattis, nunc. Mauris eget neque at sem venenatis eleifend. Ut nonummy. Fusce aliquet pede non pede. Suspendisse dapibus lorem pellentesque magna. Integer nulla. Donec blandit feugiat ligula. Donec hendrerit, felis et imperdiet euismod, purus ipsum pretium metus, in lacinia nulla nisl eget sapien.</w:t>
-      </w:r>
-    </w:p>
-    <w:p>
-      <w:pPr>
-        <w:pStyle w:val="text"/>
-        <w:rPr>
-          <w:noProof/>
-        </w:rPr>
-      </w:pPr>
-      <w:r>
-        <w:rPr>
-          <w:noProof/>
-        </w:rPr>
-        <w:t>Donec ut est in lectus consequat consequat. Etiam eget dui. Aliquam erat volutpat. Sed at lorem in nunc porta tristique. Proin nec augue. Quisque aliquam tempor magna. Pellentesque habitant morbi tristique senectus et netus et malesuada fames ac turpis egestas. Nunc ac magna. Maecenas odio dolor, vulputate vel, auctor ac, accumsan id, felis. Pellentesque cursus sagittis felis</w:t>
-      </w:r>
-      <w:r>
-        <w:rPr>
-          <w:noProof/>
-        </w:rPr>
         <w:t>.</w:t>
       </w:r>
     </w:p>
     <w:p>
       <w:pPr>
         <w:pStyle w:val="text"/>
-        <w:ind w:firstLine="0"/>
         <w:rPr>
           <w:noProof/>
         </w:rPr>
@@ -10893,236 +11835,12 @@
       <w:pPr>
         <w:pStyle w:val="Kapitola"/>
       </w:pPr>
-      <w:bookmarkStart w:id="21" w:name="_Toc221027348"/>
-      <w:r>
-        <w:lastRenderedPageBreak/>
-        <w:t>Diskusia</w:t>
-      </w:r>
-      <w:bookmarkEnd w:id="21"/>
-    </w:p>
-    <w:p>
-      <w:pPr>
-        <w:pStyle w:val="text"/>
-        <w:rPr>
-          <w:noProof/>
-        </w:rPr>
-      </w:pPr>
-      <w:r>
-        <w:rPr>
-          <w:noProof/>
-        </w:rPr>
-        <w:t>Lorem ipsum dolor sit amet, consectetuer adipiscing elit. Maecenas porttitor congue massa. Fusce posuere, magna sed pulvinar ultricies, purus lectus malesuada libero, sit amet commodo magna eros quis urna. Nunc viverra imperdiet enim. Fusce est. Vivamus a tellus. Pellentesque habitant morbi tristique senectus et netus et malesuada fames ac turpis egestas. Proin pharetra nonummy pede. Mauris et orci. Aenean nec lorem.</w:t>
-      </w:r>
-    </w:p>
-    <w:p>
-      <w:pPr>
-        <w:pStyle w:val="text"/>
-        <w:rPr>
-          <w:noProof/>
-        </w:rPr>
-      </w:pPr>
-      <w:r>
-        <w:rPr>
-          <w:noProof/>
-        </w:rPr>
-        <w:t>In porttitor. Donec laoreet nonummy augue. Suspendisse dui purus, scelerisque at, vulputate vitae, pretium mattis, nunc. Mauris eget neque at sem venenatis eleifend. Ut nonummy. Fusce aliquet pede non pede. Suspendisse dapibus lorem pellentesque magna. Integer nulla. Donec blandit feugiat ligula. Donec hendrerit, felis et imperdiet euismod, purus ipsum pretium metus, in lacinia nulla nisl eget sapien.</w:t>
-      </w:r>
-    </w:p>
-    <w:p>
-      <w:pPr>
-        <w:pStyle w:val="text"/>
-        <w:rPr>
-          <w:noProof/>
-        </w:rPr>
-      </w:pPr>
-      <w:r>
-        <w:rPr>
-          <w:noProof/>
-        </w:rPr>
-        <w:t>Donec ut est in lectus consequat consequat. Etiam eget dui. Aliquam erat volutpat. Sed at lorem in nunc porta tristique. Proin nec augue. Quisque aliquam tempor magna. Pellentesque habitant morbi tristique senectus et netus et malesuada fames ac turpis egestas. Nunc ac magna. Maecenas odio dolor, vulputate vel, auctor ac, accumsan id, felis. Pellentesque cursus sagittis felis.</w:t>
-      </w:r>
-    </w:p>
-    <w:p>
-      <w:pPr>
-        <w:rPr>
-          <w:rFonts w:ascii="Times New Roman" w:hAnsi="Times New Roman"/>
-          <w:noProof/>
-          <w:sz w:val="24"/>
-        </w:rPr>
-      </w:pPr>
-      <w:r>
-        <w:rPr>
-          <w:noProof/>
-        </w:rPr>
-        <w:br w:type="page"/>
-      </w:r>
-    </w:p>
-    <w:p>
-      <w:pPr>
-        <w:pStyle w:val="Kapitola"/>
-      </w:pPr>
-      <w:bookmarkStart w:id="22" w:name="_Toc221027349"/>
-      <w:r>
-        <w:lastRenderedPageBreak/>
-        <w:t>Závery práce</w:t>
-      </w:r>
-      <w:bookmarkEnd w:id="22"/>
-    </w:p>
-    <w:p>
-      <w:pPr>
-        <w:pStyle w:val="text"/>
-        <w:rPr>
-          <w:noProof/>
-        </w:rPr>
-      </w:pPr>
-      <w:r>
-        <w:rPr>
-          <w:noProof/>
-        </w:rPr>
-        <w:t>Lorem ipsum dolor sit amet, consectetuer adipiscing elit. Maecenas porttitor congue massa. Fusce posuere, magna sed pulvinar ultricies, purus lectus malesuada libero, sit amet commodo magna eros quis urna. Nunc viverra imperdiet enim. Fusce est. Vivamus a tellus. Pellentesque habitant morbi tristique senectus et netus et malesuada fames ac turpis egestas. Proin pharetra nonummy pede. Mauris et orci. Aenean nec lorem.</w:t>
-      </w:r>
-    </w:p>
-    <w:p>
-      <w:pPr>
-        <w:pStyle w:val="text"/>
-        <w:rPr>
-          <w:noProof/>
-        </w:rPr>
-      </w:pPr>
-      <w:r>
-        <w:rPr>
-          <w:noProof/>
-        </w:rPr>
-        <w:t>In porttitor. Donec laoreet nonummy augue. Suspendisse dui purus, scelerisque at, vulputate vitae, pretium mattis, nunc. Mauris eget neque at sem venenatis eleifend. Ut nonummy. Fusce aliquet pede non pede. Suspendisse dapibus lorem pellentesque magna. Integer nulla. Donec blandit feugiat ligula. Donec hendrerit, felis et imperdiet euismod, purus ipsum pretium metus, in lacinia nulla nisl eget sapien.</w:t>
-      </w:r>
-    </w:p>
-    <w:p>
-      <w:pPr>
-        <w:pStyle w:val="text"/>
-        <w:rPr>
-          <w:noProof/>
-        </w:rPr>
-      </w:pPr>
-      <w:r>
-        <w:rPr>
-          <w:noProof/>
-        </w:rPr>
-        <w:t>Donec ut est in lectus consequat consequat. Etiam eget dui. Aliquam erat volutpat. Sed at lorem in nunc porta tristique. Proin nec augue. Quisque aliquam tempor magna. Pellentesque habitant morbi tristique senectus et netus et malesuada fames ac turpis egestas. Nunc ac magna. Maecenas odio dolor, vulputate vel, auctor ac, accumsan id, felis. Pellentesque cursus sagittis felis.</w:t>
-      </w:r>
-    </w:p>
-    <w:p>
-      <w:pPr>
-        <w:pStyle w:val="text"/>
-        <w:rPr>
-          <w:noProof/>
-        </w:rPr>
-      </w:pPr>
-    </w:p>
-    <w:p>
-      <w:pPr>
-        <w:rPr>
-          <w:rFonts w:ascii="Times New Roman" w:hAnsi="Times New Roman"/>
-          <w:noProof/>
-          <w:sz w:val="24"/>
-        </w:rPr>
-      </w:pPr>
-      <w:r>
-        <w:rPr>
-          <w:noProof/>
-        </w:rPr>
-        <w:br w:type="page"/>
-      </w:r>
-    </w:p>
-    <w:p>
-      <w:pPr>
-        <w:pStyle w:val="Kapitola"/>
-      </w:pPr>
-      <w:bookmarkStart w:id="23" w:name="_Toc221027350"/>
-      <w:r>
-        <w:lastRenderedPageBreak/>
-        <w:t>Zhrnutie</w:t>
-      </w:r>
-      <w:bookmarkEnd w:id="23"/>
-    </w:p>
-    <w:p>
-      <w:pPr>
-        <w:pStyle w:val="text"/>
-        <w:ind w:firstLine="0"/>
-        <w:rPr>
-          <w:noProof/>
-        </w:rPr>
-      </w:pPr>
-    </w:p>
-    <w:p>
-      <w:pPr>
-        <w:pStyle w:val="text"/>
-        <w:rPr>
-          <w:noProof/>
-        </w:rPr>
-      </w:pPr>
-      <w:r>
-        <w:rPr>
-          <w:noProof/>
-        </w:rPr>
-        <w:t>Lorem ipsum dolor sit amet, consectetuer adipiscing elit. Maecenas porttitor congue massa. Fusce posuere, magna sed pulvinar ultricies, purus lectus malesuada libero, sit amet commodo magna eros quis urna. Nunc viverra imperdiet enim. Fusce est.</w:t>
-      </w:r>
-    </w:p>
-    <w:p>
-      <w:pPr>
-        <w:pStyle w:val="text"/>
-        <w:rPr>
-          <w:noProof/>
-        </w:rPr>
-      </w:pPr>
-      <w:r>
-        <w:rPr>
-          <w:noProof/>
-        </w:rPr>
-        <w:t>Vivamus a tellus. Pellentesque habitant morbi tristique senectus et netus et malesuada fames ac turpis egestas. Proin pharetra nonummy pede. Mauris et orci. Aenean nec lorem.</w:t>
-      </w:r>
-    </w:p>
-    <w:p>
-      <w:pPr>
-        <w:pStyle w:val="text"/>
-        <w:rPr>
-          <w:noProof/>
-        </w:rPr>
-      </w:pPr>
-      <w:r>
-        <w:rPr>
-          <w:noProof/>
-        </w:rPr>
-        <w:t>In porttitor. Donec laoreet nonummy augue. Suspendisse dui purus, scelerisque at, vulputate vitae, pretium mattis, nunc. Mauris eget neque at sem venenatis eleifend. Ut nonummy.</w:t>
-      </w:r>
-    </w:p>
-    <w:p>
-      <w:pPr>
-        <w:rPr>
-          <w:rFonts w:ascii="Times New Roman" w:eastAsiaTheme="majorEastAsia" w:hAnsi="Times New Roman" w:cs="Times New Roman"/>
-          <w:b/>
-          <w:caps/>
-          <w:noProof/>
-          <w:sz w:val="28"/>
-          <w:szCs w:val="28"/>
-        </w:rPr>
-      </w:pPr>
-      <w:r>
-        <w:rPr>
-          <w:noProof/>
-        </w:rPr>
-        <w:br w:type="page"/>
-      </w:r>
-    </w:p>
-    <w:p>
-      <w:pPr>
-        <w:pStyle w:val="Kapitola"/>
-      </w:pPr>
-      <w:bookmarkStart w:id="24" w:name="_Toc221027351"/>
+      <w:bookmarkStart w:id="20" w:name="_Toc222562504"/>
       <w:r>
         <w:lastRenderedPageBreak/>
         <w:t>Zoznam použitej literatúry</w:t>
       </w:r>
-      <w:bookmarkEnd w:id="24"/>
+      <w:bookmarkEnd w:id="20"/>
     </w:p>
     <w:p>
       <w:pPr>
@@ -12744,178 +13462,6 @@
           <w:docGrid w:linePitch="360"/>
         </w:sectPr>
       </w:pPr>
-      <w:r>
-        <w:rPr>
-          <w:noProof/>
-        </w:rPr>
-        <w:br w:type="page"/>
-      </w:r>
-    </w:p>
-    <w:p>
-      <w:pPr>
-        <w:rPr>
-          <w:rFonts w:ascii="Times New Roman" w:hAnsi="Times New Roman"/>
-          <w:noProof/>
-          <w:sz w:val="24"/>
-        </w:rPr>
-      </w:pPr>
-    </w:p>
-    <w:p>
-      <w:pPr>
-        <w:pStyle w:val="text"/>
-        <w:ind w:firstLine="0"/>
-        <w:rPr>
-          <w:noProof/>
-        </w:rPr>
-      </w:pPr>
-    </w:p>
-    <w:p>
-      <w:pPr>
-        <w:pStyle w:val="text"/>
-        <w:ind w:firstLine="0"/>
-        <w:rPr>
-          <w:noProof/>
-        </w:rPr>
-      </w:pPr>
-    </w:p>
-    <w:p>
-      <w:pPr>
-        <w:pStyle w:val="text"/>
-        <w:ind w:firstLine="0"/>
-        <w:rPr>
-          <w:noProof/>
-        </w:rPr>
-      </w:pPr>
-    </w:p>
-    <w:p>
-      <w:pPr>
-        <w:pStyle w:val="text"/>
-        <w:ind w:firstLine="0"/>
-        <w:rPr>
-          <w:noProof/>
-        </w:rPr>
-      </w:pPr>
-    </w:p>
-    <w:p>
-      <w:pPr>
-        <w:pStyle w:val="text"/>
-        <w:ind w:firstLine="0"/>
-        <w:rPr>
-          <w:noProof/>
-        </w:rPr>
-      </w:pPr>
-    </w:p>
-    <w:p>
-      <w:pPr>
-        <w:pStyle w:val="text"/>
-        <w:ind w:firstLine="0"/>
-        <w:rPr>
-          <w:noProof/>
-        </w:rPr>
-      </w:pPr>
-    </w:p>
-    <w:p>
-      <w:pPr>
-        <w:pStyle w:val="text"/>
-        <w:ind w:firstLine="0"/>
-        <w:rPr>
-          <w:noProof/>
-        </w:rPr>
-      </w:pPr>
-    </w:p>
-    <w:p>
-      <w:pPr>
-        <w:pStyle w:val="text"/>
-        <w:ind w:firstLine="0"/>
-        <w:rPr>
-          <w:noProof/>
-        </w:rPr>
-      </w:pPr>
-    </w:p>
-    <w:p>
-      <w:pPr>
-        <w:pStyle w:val="text"/>
-        <w:ind w:firstLine="0"/>
-        <w:rPr>
-          <w:noProof/>
-        </w:rPr>
-      </w:pPr>
-    </w:p>
-    <w:p>
-      <w:pPr>
-        <w:pStyle w:val="text"/>
-        <w:ind w:firstLine="0"/>
-        <w:rPr>
-          <w:noProof/>
-        </w:rPr>
-      </w:pPr>
-    </w:p>
-    <w:p>
-      <w:pPr>
-        <w:pStyle w:val="text"/>
-        <w:ind w:firstLine="0"/>
-        <w:rPr>
-          <w:noProof/>
-        </w:rPr>
-      </w:pPr>
-    </w:p>
-    <w:p>
-      <w:pPr>
-        <w:pStyle w:val="text"/>
-        <w:ind w:firstLine="0"/>
-        <w:rPr>
-          <w:noProof/>
-        </w:rPr>
-      </w:pPr>
-    </w:p>
-    <w:p>
-      <w:pPr>
-        <w:pStyle w:val="text"/>
-        <w:ind w:firstLine="0"/>
-        <w:rPr>
-          <w:noProof/>
-        </w:rPr>
-      </w:pPr>
-    </w:p>
-    <w:p>
-      <w:pPr>
-        <w:pStyle w:val="text"/>
-        <w:ind w:firstLine="0"/>
-        <w:rPr>
-          <w:noProof/>
-        </w:rPr>
-      </w:pPr>
-    </w:p>
-    <w:p>
-      <w:pPr>
-        <w:pStyle w:val="Kapitola"/>
-      </w:pPr>
-      <w:bookmarkStart w:id="25" w:name="_Toc221027352"/>
-      <w:r>
-        <w:t>Prílohy</w:t>
-      </w:r>
-      <w:bookmarkEnd w:id="25"/>
-    </w:p>
-    <w:p>
-      <w:pPr>
-        <w:rPr>
-          <w:noProof/>
-        </w:rPr>
-        <w:sectPr>
-          <w:footerReference w:type="default" r:id="rId21"/>
-          <w:pgSz w:w="11906" w:h="16838" w:code="9"/>
-          <w:pgMar w:top="1418" w:right="1418" w:bottom="1418" w:left="1985" w:header="709" w:footer="709" w:gutter="0"/>
-          <w:pgNumType w:start="7"/>
-          <w:cols w:space="708"/>
-          <w:docGrid w:linePitch="360"/>
-        </w:sectPr>
-      </w:pPr>
-      <w:r>
-        <w:rPr>
-          <w:noProof/>
-        </w:rPr>
-        <w:br w:type="page"/>
-      </w:r>
     </w:p>
     <w:p>
       <w:pPr>
@@ -12940,7 +13486,7 @@
           <w:szCs w:val="24"/>
         </w:rPr>
         <w:lastRenderedPageBreak/>
-        <w:t xml:space="preserve">Príloha </w:t>
+        <w:t xml:space="preserve">príloha </w:t>
       </w:r>
       <w:r>
         <w:rPr>
@@ -12951,31 +13497,9 @@
           <w:sz w:val="28"/>
           <w:szCs w:val="24"/>
         </w:rPr>
-        <w:t>A – Zdrojový kód</w:t>
-      </w:r>
-    </w:p>
-    <w:p>
-      <w:pPr>
-        <w:rPr>
-          <w:rFonts w:ascii="Times New Roman" w:eastAsiaTheme="majorEastAsia" w:hAnsi="Times New Roman" w:cs="Times New Roman"/>
-          <w:b/>
-          <w:caps/>
-          <w:noProof/>
-          <w:sz w:val="28"/>
-          <w:szCs w:val="28"/>
-        </w:rPr>
-      </w:pPr>
-      <w:r>
-        <w:rPr>
-          <w:noProof/>
-        </w:rPr>
-        <w:br w:type="page"/>
-      </w:r>
-    </w:p>
-    <w:p>
-      <w:pPr>
-        <w:pStyle w:val="text"/>
-        <w:ind w:firstLine="0"/>
+        <w:t xml:space="preserve">B </w:t>
+      </w:r>
+      <w:r>
         <w:rPr>
           <w:b/>
           <w:bCs/>
@@ -12984,7 +13508,8 @@
           <w:sz w:val="28"/>
           <w:szCs w:val="24"/>
         </w:rPr>
-      </w:pPr>
+        <w:t>–</w:t>
+      </w:r>
       <w:r>
         <w:rPr>
           <w:b/>
@@ -12994,9 +13519,15 @@
           <w:sz w:val="28"/>
           <w:szCs w:val="24"/>
         </w:rPr>
-        <w:lastRenderedPageBreak/>
-        <w:t xml:space="preserve">príloha </w:t>
-      </w:r>
+        <w:t xml:space="preserve"> Fotodokumentácia</w:t>
+      </w:r>
+    </w:p>
+    <w:p>
+      <w:pPr>
+        <w:pStyle w:val="text"/>
+        <w:keepNext/>
+        <w:ind w:firstLine="0"/>
+      </w:pPr>
       <w:r>
         <w:rPr>
           <w:b/>
@@ -13006,48 +13537,8 @@
           <w:sz w:val="28"/>
           <w:szCs w:val="24"/>
         </w:rPr>
-        <w:t xml:space="preserve">B </w:t>
-      </w:r>
-      <w:r>
-        <w:rPr>
-          <w:b/>
-          <w:bCs/>
-          <w:caps/>
-          <w:noProof/>
-          <w:sz w:val="28"/>
-          <w:szCs w:val="24"/>
-        </w:rPr>
-        <w:t>–</w:t>
-      </w:r>
-      <w:r>
-        <w:rPr>
-          <w:b/>
-          <w:bCs/>
-          <w:caps/>
-          <w:noProof/>
-          <w:sz w:val="28"/>
-          <w:szCs w:val="24"/>
-        </w:rPr>
-        <w:t xml:space="preserve"> Fotodokumentácia</w:t>
-      </w:r>
-    </w:p>
-    <w:p>
-      <w:pPr>
-        <w:pStyle w:val="text"/>
-        <w:keepNext/>
-        <w:ind w:firstLine="0"/>
-      </w:pPr>
-      <w:r>
-        <w:rPr>
-          <w:b/>
-          <w:bCs/>
-          <w:caps/>
-          <w:noProof/>
-          <w:sz w:val="28"/>
-          <w:szCs w:val="24"/>
-        </w:rPr>
         <w:drawing>
-          <wp:inline distT="0" distB="0" distL="0" distR="0" wp14:anchorId="5F7D42E0" wp14:editId="75E16918">
+          <wp:inline distT="0" distB="0" distL="0" distR="0" wp14:anchorId="5F7D42E0" wp14:editId="1268980E">
             <wp:extent cx="5392420" cy="3837305"/>
             <wp:effectExtent l="0" t="0" r="0" b="0"/>
             <wp:docPr id="1977906132" name="Obrázok 1"/>
@@ -13059,6 +13550,100 @@
                 <pic:pic xmlns:pic="http://schemas.openxmlformats.org/drawingml/2006/picture">
                   <pic:nvPicPr>
                     <pic:cNvPr id="0" name="Picture 142"/>
+                    <pic:cNvPicPr>
+                      <a:picLocks noChangeAspect="1" noChangeArrowheads="1"/>
+                    </pic:cNvPicPr>
+                  </pic:nvPicPr>
+                  <pic:blipFill>
+                    <a:blip r:embed="rId21" cstate="print">
+                      <a:extLst>
+                        <a:ext uri="{28A0092B-C50C-407E-A947-70E740481C1C}">
+                          <a14:useLocalDpi xmlns:a14="http://schemas.microsoft.com/office/drawing/2010/main" val="0"/>
+                        </a:ext>
+                      </a:extLst>
+                    </a:blip>
+                    <a:srcRect/>
+                    <a:stretch>
+                      <a:fillRect/>
+                    </a:stretch>
+                  </pic:blipFill>
+                  <pic:spPr bwMode="auto">
+                    <a:xfrm>
+                      <a:off x="0" y="0"/>
+                      <a:ext cx="5392420" cy="3837305"/>
+                    </a:xfrm>
+                    <a:prstGeom prst="rect">
+                      <a:avLst/>
+                    </a:prstGeom>
+                    <a:noFill/>
+                    <a:ln>
+                      <a:noFill/>
+                    </a:ln>
+                  </pic:spPr>
+                </pic:pic>
+              </a:graphicData>
+            </a:graphic>
+          </wp:inline>
+        </w:drawing>
+      </w:r>
+    </w:p>
+    <w:p>
+      <w:pPr>
+        <w:pStyle w:val="Popis"/>
+        <w:jc w:val="both"/>
+      </w:pPr>
+      <w:r>
+        <w:t xml:space="preserve">Obrázok </w:t>
+      </w:r>
+      <w:r>
+        <w:t xml:space="preserve">B.1 </w:t>
+      </w:r>
+      <w:proofErr w:type="spellStart"/>
+      <w:r>
+        <w:t>Wireframe</w:t>
+      </w:r>
+      <w:proofErr w:type="spellEnd"/>
+      <w:r>
+        <w:t xml:space="preserve"> prihlasovacej obrazovky (</w:t>
+      </w:r>
+      <w:proofErr w:type="spellStart"/>
+      <w:r>
+        <w:t>Login</w:t>
+      </w:r>
+      <w:proofErr w:type="spellEnd"/>
+      <w:r>
+        <w:t xml:space="preserve"> </w:t>
+      </w:r>
+      <w:proofErr w:type="spellStart"/>
+      <w:r>
+        <w:t>page</w:t>
+      </w:r>
+      <w:proofErr w:type="spellEnd"/>
+      <w:r>
+        <w:t>)</w:t>
+      </w:r>
+    </w:p>
+    <w:p>
+      <w:pPr>
+        <w:keepNext/>
+      </w:pPr>
+      <w:r>
+        <w:rPr>
+          <w:noProof/>
+        </w:rPr>
+        <w:drawing>
+          <wp:inline distT="0" distB="0" distL="0" distR="0" wp14:anchorId="18C8817C" wp14:editId="14F83DD4">
+            <wp:extent cx="5392420" cy="3837305"/>
+            <wp:effectExtent l="0" t="0" r="0" b="0"/>
+            <wp:docPr id="1476739586" name="Obrázok 2"/>
+            <wp:cNvGraphicFramePr>
+              <a:graphicFrameLocks xmlns:a="http://schemas.openxmlformats.org/drawingml/2006/main" noChangeAspect="1"/>
+            </wp:cNvGraphicFramePr>
+            <a:graphic xmlns:a="http://schemas.openxmlformats.org/drawingml/2006/main">
+              <a:graphicData uri="http://schemas.openxmlformats.org/drawingml/2006/picture">
+                <pic:pic xmlns:pic="http://schemas.openxmlformats.org/drawingml/2006/picture">
+                  <pic:nvPicPr>
+                    <pic:cNvPr id="0" name="Picture 143"/>
                     <pic:cNvPicPr>
                       <a:picLocks noChangeAspect="1" noChangeArrowheads="1"/>
                     </pic:cNvPicPr>
@@ -13099,13 +13684,12 @@
     <w:p>
       <w:pPr>
         <w:pStyle w:val="Popis"/>
-        <w:jc w:val="both"/>
       </w:pPr>
       <w:r>
         <w:t xml:space="preserve">Obrázok </w:t>
       </w:r>
       <w:r>
-        <w:t xml:space="preserve">B.1 </w:t>
+        <w:t xml:space="preserve">B.2 </w:t>
       </w:r>
       <w:proofErr w:type="spellStart"/>
       <w:r>
@@ -13113,11 +13697,11 @@
       </w:r>
       <w:proofErr w:type="spellEnd"/>
       <w:r>
-        <w:t xml:space="preserve"> prihlasovacej obrazovky (</w:t>
-      </w:r>
-      <w:proofErr w:type="spellStart"/>
-      <w:r>
-        <w:t>Login</w:t>
+        <w:t xml:space="preserve"> hlavnej obrazovky aplikácie (</w:t>
+      </w:r>
+      <w:proofErr w:type="spellStart"/>
+      <w:r>
+        <w:t>Main</w:t>
       </w:r>
       <w:proofErr w:type="spellEnd"/>
       <w:r>
@@ -13140,11 +13724,12 @@
         <w:rPr>
           <w:noProof/>
         </w:rPr>
+        <w:lastRenderedPageBreak/>
         <w:drawing>
-          <wp:inline distT="0" distB="0" distL="0" distR="0" wp14:anchorId="18C8817C" wp14:editId="00CDE546">
+          <wp:inline distT="0" distB="0" distL="0" distR="0" wp14:anchorId="1086DF24" wp14:editId="7F204B5D">
             <wp:extent cx="5392420" cy="3837305"/>
             <wp:effectExtent l="0" t="0" r="0" b="0"/>
-            <wp:docPr id="1476739586" name="Obrázok 2"/>
+            <wp:docPr id="258974685" name="Obrázok 3"/>
             <wp:cNvGraphicFramePr>
               <a:graphicFrameLocks xmlns:a="http://schemas.openxmlformats.org/drawingml/2006/main" noChangeAspect="1"/>
             </wp:cNvGraphicFramePr>
@@ -13152,7 +13737,7 @@
               <a:graphicData uri="http://schemas.openxmlformats.org/drawingml/2006/picture">
                 <pic:pic xmlns:pic="http://schemas.openxmlformats.org/drawingml/2006/picture">
                   <pic:nvPicPr>
-                    <pic:cNvPr id="0" name="Picture 143"/>
+                    <pic:cNvPr id="0" name="Picture 144"/>
                     <pic:cNvPicPr>
                       <a:picLocks noChangeAspect="1" noChangeArrowheads="1"/>
                     </pic:cNvPicPr>
@@ -13198,7 +13783,7 @@
         <w:t xml:space="preserve">Obrázok </w:t>
       </w:r>
       <w:r>
-        <w:t xml:space="preserve">B.2 </w:t>
+        <w:t xml:space="preserve">B.3 </w:t>
       </w:r>
       <w:proofErr w:type="spellStart"/>
       <w:r>
@@ -13206,19 +13791,11 @@
       </w:r>
       <w:proofErr w:type="spellEnd"/>
       <w:r>
-        <w:t xml:space="preserve"> hlavnej obrazovky aplikácie (</w:t>
-      </w:r>
-      <w:proofErr w:type="spellStart"/>
-      <w:r>
-        <w:t>Main</w:t>
-      </w:r>
-      <w:proofErr w:type="spellEnd"/>
-      <w:r>
-        <w:t xml:space="preserve"> </w:t>
-      </w:r>
-      <w:proofErr w:type="spellStart"/>
-      <w:r>
-        <w:t>page</w:t>
+        <w:t xml:space="preserve"> obrazovky nastavení (</w:t>
+      </w:r>
+      <w:proofErr w:type="spellStart"/>
+      <w:r>
+        <w:t>Settings</w:t>
       </w:r>
       <w:proofErr w:type="spellEnd"/>
       <w:r>
@@ -13233,12 +13810,11 @@
         <w:rPr>
           <w:noProof/>
         </w:rPr>
-        <w:lastRenderedPageBreak/>
         <w:drawing>
-          <wp:inline distT="0" distB="0" distL="0" distR="0" wp14:anchorId="1086DF24" wp14:editId="66E1D5A4">
+          <wp:inline distT="0" distB="0" distL="0" distR="0" wp14:anchorId="1F6AA1DB" wp14:editId="609678AD">
             <wp:extent cx="5392420" cy="3837305"/>
             <wp:effectExtent l="0" t="0" r="0" b="0"/>
-            <wp:docPr id="258974685" name="Obrázok 3"/>
+            <wp:docPr id="1264335736" name="Obrázok 4"/>
             <wp:cNvGraphicFramePr>
               <a:graphicFrameLocks xmlns:a="http://schemas.openxmlformats.org/drawingml/2006/main" noChangeAspect="1"/>
             </wp:cNvGraphicFramePr>
@@ -13246,7 +13822,7 @@
               <a:graphicData uri="http://schemas.openxmlformats.org/drawingml/2006/picture">
                 <pic:pic xmlns:pic="http://schemas.openxmlformats.org/drawingml/2006/picture">
                   <pic:nvPicPr>
-                    <pic:cNvPr id="0" name="Picture 144"/>
+                    <pic:cNvPr id="0" name="Picture 145"/>
                     <pic:cNvPicPr>
                       <a:picLocks noChangeAspect="1" noChangeArrowheads="1"/>
                     </pic:cNvPicPr>
@@ -13292,7 +13868,7 @@
         <w:t xml:space="preserve">Obrázok </w:t>
       </w:r>
       <w:r>
-        <w:t xml:space="preserve">B.3 </w:t>
+        <w:t xml:space="preserve">B.4 </w:t>
       </w:r>
       <w:proofErr w:type="spellStart"/>
       <w:r>
@@ -13300,91 +13876,6 @@
       </w:r>
       <w:proofErr w:type="spellEnd"/>
       <w:r>
-        <w:t xml:space="preserve"> obrazovky nastavení (</w:t>
-      </w:r>
-      <w:proofErr w:type="spellStart"/>
-      <w:r>
-        <w:t>Settings</w:t>
-      </w:r>
-      <w:proofErr w:type="spellEnd"/>
-      <w:r>
-        <w:t>)</w:t>
-      </w:r>
-    </w:p>
-    <w:p>
-      <w:pPr>
-        <w:keepNext/>
-      </w:pPr>
-      <w:r>
-        <w:rPr>
-          <w:noProof/>
-        </w:rPr>
-        <w:drawing>
-          <wp:inline distT="0" distB="0" distL="0" distR="0" wp14:anchorId="1F6AA1DB" wp14:editId="609678AD">
-            <wp:extent cx="5392420" cy="3837305"/>
-            <wp:effectExtent l="0" t="0" r="0" b="0"/>
-            <wp:docPr id="1264335736" name="Obrázok 4"/>
-            <wp:cNvGraphicFramePr>
-              <a:graphicFrameLocks xmlns:a="http://schemas.openxmlformats.org/drawingml/2006/main" noChangeAspect="1"/>
-            </wp:cNvGraphicFramePr>
-            <a:graphic xmlns:a="http://schemas.openxmlformats.org/drawingml/2006/main">
-              <a:graphicData uri="http://schemas.openxmlformats.org/drawingml/2006/picture">
-                <pic:pic xmlns:pic="http://schemas.openxmlformats.org/drawingml/2006/picture">
-                  <pic:nvPicPr>
-                    <pic:cNvPr id="0" name="Picture 145"/>
-                    <pic:cNvPicPr>
-                      <a:picLocks noChangeAspect="1" noChangeArrowheads="1"/>
-                    </pic:cNvPicPr>
-                  </pic:nvPicPr>
-                  <pic:blipFill>
-                    <a:blip r:embed="rId25" cstate="print">
-                      <a:extLst>
-                        <a:ext uri="{28A0092B-C50C-407E-A947-70E740481C1C}">
-                          <a14:useLocalDpi xmlns:a14="http://schemas.microsoft.com/office/drawing/2010/main" val="0"/>
-                        </a:ext>
-                      </a:extLst>
-                    </a:blip>
-                    <a:srcRect/>
-                    <a:stretch>
-                      <a:fillRect/>
-                    </a:stretch>
-                  </pic:blipFill>
-                  <pic:spPr bwMode="auto">
-                    <a:xfrm>
-                      <a:off x="0" y="0"/>
-                      <a:ext cx="5392420" cy="3837305"/>
-                    </a:xfrm>
-                    <a:prstGeom prst="rect">
-                      <a:avLst/>
-                    </a:prstGeom>
-                    <a:noFill/>
-                    <a:ln>
-                      <a:noFill/>
-                    </a:ln>
-                  </pic:spPr>
-                </pic:pic>
-              </a:graphicData>
-            </a:graphic>
-          </wp:inline>
-        </w:drawing>
-      </w:r>
-    </w:p>
-    <w:p>
-      <w:pPr>
-        <w:pStyle w:val="Popis"/>
-      </w:pPr>
-      <w:r>
-        <w:t xml:space="preserve">Obrázok </w:t>
-      </w:r>
-      <w:r>
-        <w:t xml:space="preserve">B.4 </w:t>
-      </w:r>
-      <w:proofErr w:type="spellStart"/>
-      <w:r>
-        <w:t>Wireframe</w:t>
-      </w:r>
-      <w:proofErr w:type="spellEnd"/>
-      <w:r>
         <w:t xml:space="preserve"> obrazovky „Produkty“ (</w:t>
       </w:r>
       <w:proofErr w:type="spellStart"/>
@@ -13397,7 +13888,7 @@
       </w:r>
     </w:p>
     <w:sectPr>
-      <w:footerReference w:type="default" r:id="rId26"/>
+      <w:footerReference w:type="default" r:id="rId25"/>
       <w:pgSz w:w="11906" w:h="16838" w:code="9"/>
       <w:pgMar w:top="1418" w:right="1418" w:bottom="1418" w:left="1985" w:header="709" w:footer="709" w:gutter="0"/>
       <w:pgNumType w:fmt="upperRoman" w:start="1"/>
@@ -13477,22 +13968,6 @@
 
 <file path=word/footer2.xml><?xml version="1.0" encoding="utf-8"?>
 <w:ftr xmlns:wpc="http://schemas.microsoft.com/office/word/2010/wordprocessingCanvas" xmlns:cx="http://schemas.microsoft.com/office/drawing/2014/chartex" xmlns:cx1="http://schemas.microsoft.com/office/drawing/2015/9/8/chartex" xmlns:cx2="http://schemas.microsoft.com/office/drawing/2015/10/21/chartex" xmlns:cx3="http://schemas.microsoft.com/office/drawing/2016/5/9/chartex" xmlns:cx4="http://schemas.microsoft.com/office/drawing/2016/5/10/chartex" xmlns:cx5="http://schemas.microsoft.com/office/drawing/2016/5/11/chartex" xmlns:cx6="http://schemas.microsoft.com/office/drawing/2016/5/12/chartex" xmlns:cx7="http://schemas.microsoft.com/office/drawing/2016/5/13/chartex" xmlns:cx8="http://schemas.microsoft.com/office/drawing/2016/5/14/chartex" xmlns:mc="http://schemas.openxmlformats.org/markup-compatibility/2006" xmlns:aink="http://schemas.microsoft.com/office/drawing/2016/ink" xmlns:am3d="http://schemas.microsoft.com/office/drawing/2017/model3d" xmlns:o="urn:schemas-microsoft-com:office:office" xmlns:oel="http://schemas.microsoft.com/office/2019/extlst" xmlns:r="http://schemas.openxmlformats.org/officeDocument/2006/relationships" xmlns:m="http://schemas.openxmlformats.org/officeDocument/2006/math" xmlns:v="urn:schemas-microsoft-com:vml" xmlns:wp14="http://schemas.microsoft.com/office/word/2010/wordprocessingDrawing" xmlns:wp="http://schemas.openxmlformats.org/drawingml/2006/wordprocessingDrawing" xmlns:w10="urn:schemas-microsoft-com:office:word" xmlns:w="http://schemas.openxmlformats.org/wordprocessingml/2006/main" xmlns:w14="http://schemas.microsoft.com/office/word/2010/wordml" xmlns:w15="http://schemas.microsoft.com/office/word/2012/wordml" xmlns:w16cex="http://schemas.microsoft.com/office/word/2018/wordml/cex" xmlns:w16cid="http://schemas.microsoft.com/office/word/2016/wordml/cid" xmlns:w16="http://schemas.microsoft.com/office/word/2018/wordml" xmlns:w16du="http://schemas.microsoft.com/office/word/2023/wordml/word16du" xmlns:w16sdtdh="http://schemas.microsoft.com/office/word/2020/wordml/sdtdatahash" xmlns:w16sdtfl="http://schemas.microsoft.com/office/word/2024/wordml/sdtformatlock" xmlns:w16se="http://schemas.microsoft.com/office/word/2015/wordml/symex" xmlns:wpg="http://schemas.microsoft.com/office/word/2010/wordprocessingGroup" xmlns:wpi="http://schemas.microsoft.com/office/word/2010/wordprocessingInk" xmlns:wne="http://schemas.microsoft.com/office/word/2006/wordml" xmlns:wps="http://schemas.microsoft.com/office/word/2010/wordprocessingShape" mc:Ignorable="w14 w15 w16se w16cid w16 w16cex w16sdtdh w16sdtfl w16du wp14">
-  <w:p>
-    <w:pPr>
-      <w:pStyle w:val="Pta"/>
-      <w:jc w:val="center"/>
-    </w:pPr>
-  </w:p>
-  <w:p>
-    <w:pPr>
-      <w:pStyle w:val="Pta"/>
-    </w:pPr>
-  </w:p>
-</w:ftr>
-</file>
-
-<file path=word/footer3.xml><?xml version="1.0" encoding="utf-8"?>
-<w:ftr xmlns:wpc="http://schemas.microsoft.com/office/word/2010/wordprocessingCanvas" xmlns:cx="http://schemas.microsoft.com/office/drawing/2014/chartex" xmlns:cx1="http://schemas.microsoft.com/office/drawing/2015/9/8/chartex" xmlns:cx2="http://schemas.microsoft.com/office/drawing/2015/10/21/chartex" xmlns:cx3="http://schemas.microsoft.com/office/drawing/2016/5/9/chartex" xmlns:cx4="http://schemas.microsoft.com/office/drawing/2016/5/10/chartex" xmlns:cx5="http://schemas.microsoft.com/office/drawing/2016/5/11/chartex" xmlns:cx6="http://schemas.microsoft.com/office/drawing/2016/5/12/chartex" xmlns:cx7="http://schemas.microsoft.com/office/drawing/2016/5/13/chartex" xmlns:cx8="http://schemas.microsoft.com/office/drawing/2016/5/14/chartex" xmlns:mc="http://schemas.openxmlformats.org/markup-compatibility/2006" xmlns:aink="http://schemas.microsoft.com/office/drawing/2016/ink" xmlns:am3d="http://schemas.microsoft.com/office/drawing/2017/model3d" xmlns:o="urn:schemas-microsoft-com:office:office" xmlns:oel="http://schemas.microsoft.com/office/2019/extlst" xmlns:r="http://schemas.openxmlformats.org/officeDocument/2006/relationships" xmlns:m="http://schemas.openxmlformats.org/officeDocument/2006/math" xmlns:v="urn:schemas-microsoft-com:vml" xmlns:wp14="http://schemas.microsoft.com/office/word/2010/wordprocessingDrawing" xmlns:wp="http://schemas.openxmlformats.org/drawingml/2006/wordprocessingDrawing" xmlns:w10="urn:schemas-microsoft-com:office:word" xmlns:w="http://schemas.openxmlformats.org/wordprocessingml/2006/main" xmlns:w14="http://schemas.microsoft.com/office/word/2010/wordml" xmlns:w15="http://schemas.microsoft.com/office/word/2012/wordml" xmlns:w16cex="http://schemas.microsoft.com/office/word/2018/wordml/cex" xmlns:w16cid="http://schemas.microsoft.com/office/word/2016/wordml/cid" xmlns:w16="http://schemas.microsoft.com/office/word/2018/wordml" xmlns:w16du="http://schemas.microsoft.com/office/word/2023/wordml/word16du" xmlns:w16sdtdh="http://schemas.microsoft.com/office/word/2020/wordml/sdtdatahash" xmlns:w16sdtfl="http://schemas.microsoft.com/office/word/2024/wordml/sdtformatlock" xmlns:w16se="http://schemas.microsoft.com/office/word/2015/wordml/symex" xmlns:wpg="http://schemas.microsoft.com/office/word/2010/wordprocessingGroup" xmlns:wpi="http://schemas.microsoft.com/office/word/2010/wordprocessingInk" xmlns:wne="http://schemas.microsoft.com/office/word/2006/wordml" xmlns:wps="http://schemas.microsoft.com/office/word/2010/wordprocessingShape" mc:Ignorable="w14 w15 w16se w16cid w16 w16cex w16sdtdh w16sdtfl w16du wp14">
   <w:sdt>
     <w:sdtPr>
       <w:id w:val="-315487654"/>
@@ -16821,6 +17296,155 @@
     </w:lvl>
   </w:abstractNum>
   <w:abstractNum w:abstractNumId="25" w15:restartNumberingAfterBreak="0">
+    <w:nsid w:val="31217D72"/>
+    <w:multiLevelType w:val="multilevel"/>
+    <w:tmpl w:val="96E6A3E6"/>
+    <w:lvl w:ilvl="0">
+      <w:start w:val="1"/>
+      <w:numFmt w:val="bullet"/>
+      <w:lvlText w:val=""/>
+      <w:lvlJc w:val="left"/>
+      <w:pPr>
+        <w:tabs>
+          <w:tab w:val="num" w:pos="720"/>
+        </w:tabs>
+        <w:ind w:left="720" w:hanging="360"/>
+      </w:pPr>
+      <w:rPr>
+        <w:rFonts w:ascii="Symbol" w:hAnsi="Symbol" w:hint="default"/>
+        <w:sz w:val="20"/>
+      </w:rPr>
+    </w:lvl>
+    <w:lvl w:ilvl="1" w:tentative="1">
+      <w:start w:val="1"/>
+      <w:numFmt w:val="bullet"/>
+      <w:lvlText w:val="o"/>
+      <w:lvlJc w:val="left"/>
+      <w:pPr>
+        <w:tabs>
+          <w:tab w:val="num" w:pos="1440"/>
+        </w:tabs>
+        <w:ind w:left="1440" w:hanging="360"/>
+      </w:pPr>
+      <w:rPr>
+        <w:rFonts w:ascii="Courier New" w:hAnsi="Courier New" w:hint="default"/>
+        <w:sz w:val="20"/>
+      </w:rPr>
+    </w:lvl>
+    <w:lvl w:ilvl="2" w:tentative="1">
+      <w:start w:val="1"/>
+      <w:numFmt w:val="bullet"/>
+      <w:lvlText w:val=""/>
+      <w:lvlJc w:val="left"/>
+      <w:pPr>
+        <w:tabs>
+          <w:tab w:val="num" w:pos="2160"/>
+        </w:tabs>
+        <w:ind w:left="2160" w:hanging="360"/>
+      </w:pPr>
+      <w:rPr>
+        <w:rFonts w:ascii="Wingdings" w:hAnsi="Wingdings" w:hint="default"/>
+        <w:sz w:val="20"/>
+      </w:rPr>
+    </w:lvl>
+    <w:lvl w:ilvl="3" w:tentative="1">
+      <w:start w:val="1"/>
+      <w:numFmt w:val="bullet"/>
+      <w:lvlText w:val=""/>
+      <w:lvlJc w:val="left"/>
+      <w:pPr>
+        <w:tabs>
+          <w:tab w:val="num" w:pos="2880"/>
+        </w:tabs>
+        <w:ind w:left="2880" w:hanging="360"/>
+      </w:pPr>
+      <w:rPr>
+        <w:rFonts w:ascii="Wingdings" w:hAnsi="Wingdings" w:hint="default"/>
+        <w:sz w:val="20"/>
+      </w:rPr>
+    </w:lvl>
+    <w:lvl w:ilvl="4" w:tentative="1">
+      <w:start w:val="1"/>
+      <w:numFmt w:val="bullet"/>
+      <w:lvlText w:val=""/>
+      <w:lvlJc w:val="left"/>
+      <w:pPr>
+        <w:tabs>
+          <w:tab w:val="num" w:pos="3600"/>
+        </w:tabs>
+        <w:ind w:left="3600" w:hanging="360"/>
+      </w:pPr>
+      <w:rPr>
+        <w:rFonts w:ascii="Wingdings" w:hAnsi="Wingdings" w:hint="default"/>
+        <w:sz w:val="20"/>
+      </w:rPr>
+    </w:lvl>
+    <w:lvl w:ilvl="5" w:tentative="1">
+      <w:start w:val="1"/>
+      <w:numFmt w:val="bullet"/>
+      <w:lvlText w:val=""/>
+      <w:lvlJc w:val="left"/>
+      <w:pPr>
+        <w:tabs>
+          <w:tab w:val="num" w:pos="4320"/>
+        </w:tabs>
+        <w:ind w:left="4320" w:hanging="360"/>
+      </w:pPr>
+      <w:rPr>
+        <w:rFonts w:ascii="Wingdings" w:hAnsi="Wingdings" w:hint="default"/>
+        <w:sz w:val="20"/>
+      </w:rPr>
+    </w:lvl>
+    <w:lvl w:ilvl="6" w:tentative="1">
+      <w:start w:val="1"/>
+      <w:numFmt w:val="bullet"/>
+      <w:lvlText w:val=""/>
+      <w:lvlJc w:val="left"/>
+      <w:pPr>
+        <w:tabs>
+          <w:tab w:val="num" w:pos="5040"/>
+        </w:tabs>
+        <w:ind w:left="5040" w:hanging="360"/>
+      </w:pPr>
+      <w:rPr>
+        <w:rFonts w:ascii="Wingdings" w:hAnsi="Wingdings" w:hint="default"/>
+        <w:sz w:val="20"/>
+      </w:rPr>
+    </w:lvl>
+    <w:lvl w:ilvl="7" w:tentative="1">
+      <w:start w:val="1"/>
+      <w:numFmt w:val="bullet"/>
+      <w:lvlText w:val=""/>
+      <w:lvlJc w:val="left"/>
+      <w:pPr>
+        <w:tabs>
+          <w:tab w:val="num" w:pos="5760"/>
+        </w:tabs>
+        <w:ind w:left="5760" w:hanging="360"/>
+      </w:pPr>
+      <w:rPr>
+        <w:rFonts w:ascii="Wingdings" w:hAnsi="Wingdings" w:hint="default"/>
+        <w:sz w:val="20"/>
+      </w:rPr>
+    </w:lvl>
+    <w:lvl w:ilvl="8" w:tentative="1">
+      <w:start w:val="1"/>
+      <w:numFmt w:val="bullet"/>
+      <w:lvlText w:val=""/>
+      <w:lvlJc w:val="left"/>
+      <w:pPr>
+        <w:tabs>
+          <w:tab w:val="num" w:pos="6480"/>
+        </w:tabs>
+        <w:ind w:left="6480" w:hanging="360"/>
+      </w:pPr>
+      <w:rPr>
+        <w:rFonts w:ascii="Wingdings" w:hAnsi="Wingdings" w:hint="default"/>
+        <w:sz w:val="20"/>
+      </w:rPr>
+    </w:lvl>
+  </w:abstractNum>
+  <w:abstractNum w:abstractNumId="26" w15:restartNumberingAfterBreak="0">
     <w:nsid w:val="31D15AC0"/>
     <w:multiLevelType w:val="multilevel"/>
     <w:tmpl w:val="A84A9410"/>
@@ -16969,7 +17593,7 @@
       </w:rPr>
     </w:lvl>
   </w:abstractNum>
-  <w:abstractNum w:abstractNumId="26" w15:restartNumberingAfterBreak="0">
+  <w:abstractNum w:abstractNumId="27" w15:restartNumberingAfterBreak="0">
     <w:nsid w:val="32104847"/>
     <w:multiLevelType w:val="multilevel"/>
     <w:tmpl w:val="26A8739E"/>
@@ -17118,7 +17742,7 @@
       </w:rPr>
     </w:lvl>
   </w:abstractNum>
-  <w:abstractNum w:abstractNumId="27" w15:restartNumberingAfterBreak="0">
+  <w:abstractNum w:abstractNumId="28" w15:restartNumberingAfterBreak="0">
     <w:nsid w:val="325A7208"/>
     <w:multiLevelType w:val="multilevel"/>
     <w:tmpl w:val="BEFEB08C"/>
@@ -17267,7 +17891,7 @@
       </w:rPr>
     </w:lvl>
   </w:abstractNum>
-  <w:abstractNum w:abstractNumId="28" w15:restartNumberingAfterBreak="0">
+  <w:abstractNum w:abstractNumId="29" w15:restartNumberingAfterBreak="0">
     <w:nsid w:val="33092179"/>
     <w:multiLevelType w:val="multilevel"/>
     <w:tmpl w:val="9D3EC43E"/>
@@ -17416,7 +18040,7 @@
       </w:rPr>
     </w:lvl>
   </w:abstractNum>
-  <w:abstractNum w:abstractNumId="29" w15:restartNumberingAfterBreak="0">
+  <w:abstractNum w:abstractNumId="30" w15:restartNumberingAfterBreak="0">
     <w:nsid w:val="34376678"/>
     <w:multiLevelType w:val="multilevel"/>
     <w:tmpl w:val="A568F138"/>
@@ -17565,7 +18189,7 @@
       </w:rPr>
     </w:lvl>
   </w:abstractNum>
-  <w:abstractNum w:abstractNumId="30" w15:restartNumberingAfterBreak="0">
+  <w:abstractNum w:abstractNumId="31" w15:restartNumberingAfterBreak="0">
     <w:nsid w:val="356E7807"/>
     <w:multiLevelType w:val="multilevel"/>
     <w:tmpl w:val="0CF685CA"/>
@@ -17714,7 +18338,7 @@
       </w:rPr>
     </w:lvl>
   </w:abstractNum>
-  <w:abstractNum w:abstractNumId="31" w15:restartNumberingAfterBreak="0">
+  <w:abstractNum w:abstractNumId="32" w15:restartNumberingAfterBreak="0">
     <w:nsid w:val="35704735"/>
     <w:multiLevelType w:val="hybridMultilevel"/>
     <w:tmpl w:val="5C5242CA"/>
@@ -17827,7 +18451,7 @@
       </w:rPr>
     </w:lvl>
   </w:abstractNum>
-  <w:abstractNum w:abstractNumId="32" w15:restartNumberingAfterBreak="0">
+  <w:abstractNum w:abstractNumId="33" w15:restartNumberingAfterBreak="0">
     <w:nsid w:val="37E63027"/>
     <w:multiLevelType w:val="multilevel"/>
     <w:tmpl w:val="F2AC4990"/>
@@ -17976,7 +18600,7 @@
       </w:rPr>
     </w:lvl>
   </w:abstractNum>
-  <w:abstractNum w:abstractNumId="33" w15:restartNumberingAfterBreak="0">
+  <w:abstractNum w:abstractNumId="34" w15:restartNumberingAfterBreak="0">
     <w:nsid w:val="3A8D7802"/>
     <w:multiLevelType w:val="multilevel"/>
     <w:tmpl w:val="4978E034"/>
@@ -18125,7 +18749,7 @@
       </w:rPr>
     </w:lvl>
   </w:abstractNum>
-  <w:abstractNum w:abstractNumId="34" w15:restartNumberingAfterBreak="0">
+  <w:abstractNum w:abstractNumId="35" w15:restartNumberingAfterBreak="0">
     <w:nsid w:val="3DFF0E62"/>
     <w:multiLevelType w:val="hybridMultilevel"/>
     <w:tmpl w:val="0ED0BCC4"/>
@@ -18237,7 +18861,7 @@
       </w:rPr>
     </w:lvl>
   </w:abstractNum>
-  <w:abstractNum w:abstractNumId="35" w15:restartNumberingAfterBreak="0">
+  <w:abstractNum w:abstractNumId="36" w15:restartNumberingAfterBreak="0">
     <w:nsid w:val="407B69B1"/>
     <w:multiLevelType w:val="multilevel"/>
     <w:tmpl w:val="125828C0"/>
@@ -18386,7 +19010,7 @@
       </w:rPr>
     </w:lvl>
   </w:abstractNum>
-  <w:abstractNum w:abstractNumId="36" w15:restartNumberingAfterBreak="0">
+  <w:abstractNum w:abstractNumId="37" w15:restartNumberingAfterBreak="0">
     <w:nsid w:val="43351C3A"/>
     <w:multiLevelType w:val="multilevel"/>
     <w:tmpl w:val="20C6CA52"/>
@@ -18535,7 +19159,7 @@
       </w:rPr>
     </w:lvl>
   </w:abstractNum>
-  <w:abstractNum w:abstractNumId="37" w15:restartNumberingAfterBreak="0">
+  <w:abstractNum w:abstractNumId="38" w15:restartNumberingAfterBreak="0">
     <w:nsid w:val="4471675E"/>
     <w:multiLevelType w:val="multilevel"/>
     <w:tmpl w:val="D3A4F17C"/>
@@ -18648,7 +19272,7 @@
       </w:rPr>
     </w:lvl>
   </w:abstractNum>
-  <w:abstractNum w:abstractNumId="38" w15:restartNumberingAfterBreak="0">
+  <w:abstractNum w:abstractNumId="39" w15:restartNumberingAfterBreak="0">
     <w:nsid w:val="448A2AAE"/>
     <w:multiLevelType w:val="multilevel"/>
     <w:tmpl w:val="3440C946"/>
@@ -18761,7 +19385,7 @@
       </w:pPr>
     </w:lvl>
   </w:abstractNum>
-  <w:abstractNum w:abstractNumId="39" w15:restartNumberingAfterBreak="0">
+  <w:abstractNum w:abstractNumId="40" w15:restartNumberingAfterBreak="0">
     <w:nsid w:val="44C16A1E"/>
     <w:multiLevelType w:val="multilevel"/>
     <w:tmpl w:val="AD04ECCA"/>
@@ -18910,7 +19534,7 @@
       </w:rPr>
     </w:lvl>
   </w:abstractNum>
-  <w:abstractNum w:abstractNumId="40" w15:restartNumberingAfterBreak="0">
+  <w:abstractNum w:abstractNumId="41" w15:restartNumberingAfterBreak="0">
     <w:nsid w:val="46503352"/>
     <w:multiLevelType w:val="multilevel"/>
     <w:tmpl w:val="3912AF24"/>
@@ -19059,7 +19683,7 @@
       </w:rPr>
     </w:lvl>
   </w:abstractNum>
-  <w:abstractNum w:abstractNumId="41" w15:restartNumberingAfterBreak="0">
+  <w:abstractNum w:abstractNumId="42" w15:restartNumberingAfterBreak="0">
     <w:nsid w:val="46974FCC"/>
     <w:multiLevelType w:val="multilevel"/>
     <w:tmpl w:val="0BD8CDD0"/>
@@ -19208,7 +19832,7 @@
       </w:rPr>
     </w:lvl>
   </w:abstractNum>
-  <w:abstractNum w:abstractNumId="42" w15:restartNumberingAfterBreak="0">
+  <w:abstractNum w:abstractNumId="43" w15:restartNumberingAfterBreak="0">
     <w:nsid w:val="48B92CFB"/>
     <w:multiLevelType w:val="multilevel"/>
     <w:tmpl w:val="9C922ACC"/>
@@ -19357,7 +19981,7 @@
       </w:rPr>
     </w:lvl>
   </w:abstractNum>
-  <w:abstractNum w:abstractNumId="43" w15:restartNumberingAfterBreak="0">
+  <w:abstractNum w:abstractNumId="44" w15:restartNumberingAfterBreak="0">
     <w:nsid w:val="542559D3"/>
     <w:multiLevelType w:val="hybridMultilevel"/>
     <w:tmpl w:val="EC90DADE"/>
@@ -19446,7 +20070,7 @@
       </w:pPr>
     </w:lvl>
   </w:abstractNum>
-  <w:abstractNum w:abstractNumId="44" w15:restartNumberingAfterBreak="0">
+  <w:abstractNum w:abstractNumId="45" w15:restartNumberingAfterBreak="0">
     <w:nsid w:val="54BC7C4B"/>
     <w:multiLevelType w:val="multilevel"/>
     <w:tmpl w:val="133E9E44"/>
@@ -19595,7 +20219,7 @@
       </w:rPr>
     </w:lvl>
   </w:abstractNum>
-  <w:abstractNum w:abstractNumId="45" w15:restartNumberingAfterBreak="0">
+  <w:abstractNum w:abstractNumId="46" w15:restartNumberingAfterBreak="0">
     <w:nsid w:val="5A58246B"/>
     <w:multiLevelType w:val="multilevel"/>
     <w:tmpl w:val="D1EAA88E"/>
@@ -19744,7 +20368,7 @@
       </w:rPr>
     </w:lvl>
   </w:abstractNum>
-  <w:abstractNum w:abstractNumId="46" w15:restartNumberingAfterBreak="0">
+  <w:abstractNum w:abstractNumId="47" w15:restartNumberingAfterBreak="0">
     <w:nsid w:val="5BBE4EFD"/>
     <w:multiLevelType w:val="hybridMultilevel"/>
     <w:tmpl w:val="F174B5CA"/>
@@ -19856,7 +20480,7 @@
       </w:rPr>
     </w:lvl>
   </w:abstractNum>
-  <w:abstractNum w:abstractNumId="47" w15:restartNumberingAfterBreak="0">
+  <w:abstractNum w:abstractNumId="48" w15:restartNumberingAfterBreak="0">
     <w:nsid w:val="5D222988"/>
     <w:multiLevelType w:val="multilevel"/>
     <w:tmpl w:val="01FEA4E8"/>
@@ -20005,7 +20629,7 @@
       </w:rPr>
     </w:lvl>
   </w:abstractNum>
-  <w:abstractNum w:abstractNumId="48" w15:restartNumberingAfterBreak="0">
+  <w:abstractNum w:abstractNumId="49" w15:restartNumberingAfterBreak="0">
     <w:nsid w:val="5D962094"/>
     <w:multiLevelType w:val="multilevel"/>
     <w:tmpl w:val="E68650FE"/>
@@ -20154,7 +20778,7 @@
       </w:rPr>
     </w:lvl>
   </w:abstractNum>
-  <w:abstractNum w:abstractNumId="49" w15:restartNumberingAfterBreak="0">
+  <w:abstractNum w:abstractNumId="50" w15:restartNumberingAfterBreak="0">
     <w:nsid w:val="5FD95229"/>
     <w:multiLevelType w:val="multilevel"/>
     <w:tmpl w:val="58FAE528"/>
@@ -20303,7 +20927,7 @@
       </w:rPr>
     </w:lvl>
   </w:abstractNum>
-  <w:abstractNum w:abstractNumId="50" w15:restartNumberingAfterBreak="0">
+  <w:abstractNum w:abstractNumId="51" w15:restartNumberingAfterBreak="0">
     <w:nsid w:val="617F2216"/>
     <w:multiLevelType w:val="multilevel"/>
     <w:tmpl w:val="DD5CA9D6"/>
@@ -20452,7 +21076,7 @@
       </w:rPr>
     </w:lvl>
   </w:abstractNum>
-  <w:abstractNum w:abstractNumId="51" w15:restartNumberingAfterBreak="0">
+  <w:abstractNum w:abstractNumId="52" w15:restartNumberingAfterBreak="0">
     <w:nsid w:val="62A527F0"/>
     <w:multiLevelType w:val="multilevel"/>
     <w:tmpl w:val="AD1A610A"/>
@@ -20601,7 +21225,7 @@
       </w:rPr>
     </w:lvl>
   </w:abstractNum>
-  <w:abstractNum w:abstractNumId="52" w15:restartNumberingAfterBreak="0">
+  <w:abstractNum w:abstractNumId="53" w15:restartNumberingAfterBreak="0">
     <w:nsid w:val="64781BCA"/>
     <w:multiLevelType w:val="hybridMultilevel"/>
     <w:tmpl w:val="9C247628"/>
@@ -20714,7 +21338,7 @@
       </w:rPr>
     </w:lvl>
   </w:abstractNum>
-  <w:abstractNum w:abstractNumId="53" w15:restartNumberingAfterBreak="0">
+  <w:abstractNum w:abstractNumId="54" w15:restartNumberingAfterBreak="0">
     <w:nsid w:val="655004E5"/>
     <w:multiLevelType w:val="multilevel"/>
     <w:tmpl w:val="F9722FB0"/>
@@ -20827,7 +21451,7 @@
       </w:pPr>
     </w:lvl>
   </w:abstractNum>
-  <w:abstractNum w:abstractNumId="54" w15:restartNumberingAfterBreak="0">
+  <w:abstractNum w:abstractNumId="55" w15:restartNumberingAfterBreak="0">
     <w:nsid w:val="687B057D"/>
     <w:multiLevelType w:val="hybridMultilevel"/>
     <w:tmpl w:val="61EE68BA"/>
@@ -20940,7 +21564,7 @@
       </w:rPr>
     </w:lvl>
   </w:abstractNum>
-  <w:abstractNum w:abstractNumId="55" w15:restartNumberingAfterBreak="0">
+  <w:abstractNum w:abstractNumId="56" w15:restartNumberingAfterBreak="0">
     <w:nsid w:val="6A6A28CB"/>
     <w:multiLevelType w:val="multilevel"/>
     <w:tmpl w:val="449A54A4"/>
@@ -21089,7 +21713,156 @@
       </w:rPr>
     </w:lvl>
   </w:abstractNum>
-  <w:abstractNum w:abstractNumId="56" w15:restartNumberingAfterBreak="0">
+  <w:abstractNum w:abstractNumId="57" w15:restartNumberingAfterBreak="0">
+    <w:nsid w:val="6B380B59"/>
+    <w:multiLevelType w:val="multilevel"/>
+    <w:tmpl w:val="3132D1CA"/>
+    <w:lvl w:ilvl="0">
+      <w:start w:val="1"/>
+      <w:numFmt w:val="bullet"/>
+      <w:lvlText w:val=""/>
+      <w:lvlJc w:val="left"/>
+      <w:pPr>
+        <w:tabs>
+          <w:tab w:val="num" w:pos="720"/>
+        </w:tabs>
+        <w:ind w:left="720" w:hanging="360"/>
+      </w:pPr>
+      <w:rPr>
+        <w:rFonts w:ascii="Symbol" w:hAnsi="Symbol" w:hint="default"/>
+        <w:sz w:val="20"/>
+      </w:rPr>
+    </w:lvl>
+    <w:lvl w:ilvl="1" w:tentative="1">
+      <w:start w:val="1"/>
+      <w:numFmt w:val="bullet"/>
+      <w:lvlText w:val="o"/>
+      <w:lvlJc w:val="left"/>
+      <w:pPr>
+        <w:tabs>
+          <w:tab w:val="num" w:pos="1440"/>
+        </w:tabs>
+        <w:ind w:left="1440" w:hanging="360"/>
+      </w:pPr>
+      <w:rPr>
+        <w:rFonts w:ascii="Courier New" w:hAnsi="Courier New" w:hint="default"/>
+        <w:sz w:val="20"/>
+      </w:rPr>
+    </w:lvl>
+    <w:lvl w:ilvl="2" w:tentative="1">
+      <w:start w:val="1"/>
+      <w:numFmt w:val="bullet"/>
+      <w:lvlText w:val=""/>
+      <w:lvlJc w:val="left"/>
+      <w:pPr>
+        <w:tabs>
+          <w:tab w:val="num" w:pos="2160"/>
+        </w:tabs>
+        <w:ind w:left="2160" w:hanging="360"/>
+      </w:pPr>
+      <w:rPr>
+        <w:rFonts w:ascii="Wingdings" w:hAnsi="Wingdings" w:hint="default"/>
+        <w:sz w:val="20"/>
+      </w:rPr>
+    </w:lvl>
+    <w:lvl w:ilvl="3" w:tentative="1">
+      <w:start w:val="1"/>
+      <w:numFmt w:val="bullet"/>
+      <w:lvlText w:val=""/>
+      <w:lvlJc w:val="left"/>
+      <w:pPr>
+        <w:tabs>
+          <w:tab w:val="num" w:pos="2880"/>
+        </w:tabs>
+        <w:ind w:left="2880" w:hanging="360"/>
+      </w:pPr>
+      <w:rPr>
+        <w:rFonts w:ascii="Wingdings" w:hAnsi="Wingdings" w:hint="default"/>
+        <w:sz w:val="20"/>
+      </w:rPr>
+    </w:lvl>
+    <w:lvl w:ilvl="4" w:tentative="1">
+      <w:start w:val="1"/>
+      <w:numFmt w:val="bullet"/>
+      <w:lvlText w:val=""/>
+      <w:lvlJc w:val="left"/>
+      <w:pPr>
+        <w:tabs>
+          <w:tab w:val="num" w:pos="3600"/>
+        </w:tabs>
+        <w:ind w:left="3600" w:hanging="360"/>
+      </w:pPr>
+      <w:rPr>
+        <w:rFonts w:ascii="Wingdings" w:hAnsi="Wingdings" w:hint="default"/>
+        <w:sz w:val="20"/>
+      </w:rPr>
+    </w:lvl>
+    <w:lvl w:ilvl="5" w:tentative="1">
+      <w:start w:val="1"/>
+      <w:numFmt w:val="bullet"/>
+      <w:lvlText w:val=""/>
+      <w:lvlJc w:val="left"/>
+      <w:pPr>
+        <w:tabs>
+          <w:tab w:val="num" w:pos="4320"/>
+        </w:tabs>
+        <w:ind w:left="4320" w:hanging="360"/>
+      </w:pPr>
+      <w:rPr>
+        <w:rFonts w:ascii="Wingdings" w:hAnsi="Wingdings" w:hint="default"/>
+        <w:sz w:val="20"/>
+      </w:rPr>
+    </w:lvl>
+    <w:lvl w:ilvl="6" w:tentative="1">
+      <w:start w:val="1"/>
+      <w:numFmt w:val="bullet"/>
+      <w:lvlText w:val=""/>
+      <w:lvlJc w:val="left"/>
+      <w:pPr>
+        <w:tabs>
+          <w:tab w:val="num" w:pos="5040"/>
+        </w:tabs>
+        <w:ind w:left="5040" w:hanging="360"/>
+      </w:pPr>
+      <w:rPr>
+        <w:rFonts w:ascii="Wingdings" w:hAnsi="Wingdings" w:hint="default"/>
+        <w:sz w:val="20"/>
+      </w:rPr>
+    </w:lvl>
+    <w:lvl w:ilvl="7" w:tentative="1">
+      <w:start w:val="1"/>
+      <w:numFmt w:val="bullet"/>
+      <w:lvlText w:val=""/>
+      <w:lvlJc w:val="left"/>
+      <w:pPr>
+        <w:tabs>
+          <w:tab w:val="num" w:pos="5760"/>
+        </w:tabs>
+        <w:ind w:left="5760" w:hanging="360"/>
+      </w:pPr>
+      <w:rPr>
+        <w:rFonts w:ascii="Wingdings" w:hAnsi="Wingdings" w:hint="default"/>
+        <w:sz w:val="20"/>
+      </w:rPr>
+    </w:lvl>
+    <w:lvl w:ilvl="8" w:tentative="1">
+      <w:start w:val="1"/>
+      <w:numFmt w:val="bullet"/>
+      <w:lvlText w:val=""/>
+      <w:lvlJc w:val="left"/>
+      <w:pPr>
+        <w:tabs>
+          <w:tab w:val="num" w:pos="6480"/>
+        </w:tabs>
+        <w:ind w:left="6480" w:hanging="360"/>
+      </w:pPr>
+      <w:rPr>
+        <w:rFonts w:ascii="Wingdings" w:hAnsi="Wingdings" w:hint="default"/>
+        <w:sz w:val="20"/>
+      </w:rPr>
+    </w:lvl>
+  </w:abstractNum>
+  <w:abstractNum w:abstractNumId="58" w15:restartNumberingAfterBreak="0">
     <w:nsid w:val="6B567DAA"/>
     <w:multiLevelType w:val="hybridMultilevel"/>
     <w:tmpl w:val="6DA863B0"/>
@@ -21202,7 +21975,7 @@
       </w:rPr>
     </w:lvl>
   </w:abstractNum>
-  <w:abstractNum w:abstractNumId="57" w15:restartNumberingAfterBreak="0">
+  <w:abstractNum w:abstractNumId="59" w15:restartNumberingAfterBreak="0">
     <w:nsid w:val="6E5803D8"/>
     <w:multiLevelType w:val="multilevel"/>
     <w:tmpl w:val="443073BC"/>
@@ -21351,7 +22124,7 @@
       </w:rPr>
     </w:lvl>
   </w:abstractNum>
-  <w:abstractNum w:abstractNumId="58" w15:restartNumberingAfterBreak="0">
+  <w:abstractNum w:abstractNumId="60" w15:restartNumberingAfterBreak="0">
     <w:nsid w:val="73276EA7"/>
     <w:multiLevelType w:val="multilevel"/>
     <w:tmpl w:val="87BCC124"/>
@@ -21500,7 +22273,7 @@
       </w:rPr>
     </w:lvl>
   </w:abstractNum>
-  <w:abstractNum w:abstractNumId="59" w15:restartNumberingAfterBreak="0">
+  <w:abstractNum w:abstractNumId="61" w15:restartNumberingAfterBreak="0">
     <w:nsid w:val="734D2CC5"/>
     <w:multiLevelType w:val="multilevel"/>
     <w:tmpl w:val="8C507868"/>
@@ -21649,7 +22422,7 @@
       </w:rPr>
     </w:lvl>
   </w:abstractNum>
-  <w:abstractNum w:abstractNumId="60" w15:restartNumberingAfterBreak="0">
+  <w:abstractNum w:abstractNumId="62" w15:restartNumberingAfterBreak="0">
     <w:nsid w:val="77392576"/>
     <w:multiLevelType w:val="multilevel"/>
     <w:tmpl w:val="D160027C"/>
@@ -21798,7 +22571,7 @@
       </w:rPr>
     </w:lvl>
   </w:abstractNum>
-  <w:abstractNum w:abstractNumId="61" w15:restartNumberingAfterBreak="0">
+  <w:abstractNum w:abstractNumId="63" w15:restartNumberingAfterBreak="0">
     <w:nsid w:val="7A531405"/>
     <w:multiLevelType w:val="multilevel"/>
     <w:tmpl w:val="4BCAD986"/>
@@ -21947,7 +22720,7 @@
       </w:rPr>
     </w:lvl>
   </w:abstractNum>
-  <w:abstractNum w:abstractNumId="62" w15:restartNumberingAfterBreak="0">
+  <w:abstractNum w:abstractNumId="64" w15:restartNumberingAfterBreak="0">
     <w:nsid w:val="7A706316"/>
     <w:multiLevelType w:val="multilevel"/>
     <w:tmpl w:val="02B67EB0"/>
@@ -22096,7 +22869,7 @@
       </w:rPr>
     </w:lvl>
   </w:abstractNum>
-  <w:abstractNum w:abstractNumId="63" w15:restartNumberingAfterBreak="0">
+  <w:abstractNum w:abstractNumId="65" w15:restartNumberingAfterBreak="0">
     <w:nsid w:val="7DBC6F57"/>
     <w:multiLevelType w:val="multilevel"/>
     <w:tmpl w:val="421EDD04"/>
@@ -22213,7 +22986,7 @@
       </w:pPr>
     </w:lvl>
   </w:abstractNum>
-  <w:abstractNum w:abstractNumId="64" w15:restartNumberingAfterBreak="0">
+  <w:abstractNum w:abstractNumId="66" w15:restartNumberingAfterBreak="0">
     <w:nsid w:val="7E765659"/>
     <w:multiLevelType w:val="multilevel"/>
     <w:tmpl w:val="C696E7FC"/>
@@ -22362,7 +23135,7 @@
       </w:rPr>
     </w:lvl>
   </w:abstractNum>
-  <w:abstractNum w:abstractNumId="65" w15:restartNumberingAfterBreak="0">
+  <w:abstractNum w:abstractNumId="67" w15:restartNumberingAfterBreak="0">
     <w:nsid w:val="7EC47BD8"/>
     <w:multiLevelType w:val="multilevel"/>
     <w:tmpl w:val="D0E8F7F0"/>
@@ -22554,97 +23327,97 @@
     </w:lvlOverride>
   </w:num>
   <w:num w:numId="6" w16cid:durableId="1688093330">
-    <w:abstractNumId w:val="47"/>
+    <w:abstractNumId w:val="48"/>
   </w:num>
   <w:num w:numId="7" w16cid:durableId="1430616000">
-    <w:abstractNumId w:val="48"/>
+    <w:abstractNumId w:val="49"/>
   </w:num>
   <w:num w:numId="8" w16cid:durableId="264777318">
-    <w:abstractNumId w:val="50"/>
+    <w:abstractNumId w:val="51"/>
   </w:num>
   <w:num w:numId="9" w16cid:durableId="107092597">
     <w:abstractNumId w:val="9"/>
   </w:num>
   <w:num w:numId="10" w16cid:durableId="466051246">
-    <w:abstractNumId w:val="65"/>
+    <w:abstractNumId w:val="67"/>
   </w:num>
   <w:num w:numId="11" w16cid:durableId="280654037">
     <w:abstractNumId w:val="10"/>
   </w:num>
   <w:num w:numId="12" w16cid:durableId="1226139255">
-    <w:abstractNumId w:val="39"/>
+    <w:abstractNumId w:val="40"/>
   </w:num>
   <w:num w:numId="13" w16cid:durableId="1203054264">
-    <w:abstractNumId w:val="25"/>
+    <w:abstractNumId w:val="26"/>
   </w:num>
   <w:num w:numId="14" w16cid:durableId="296841241">
+    <w:abstractNumId w:val="37"/>
+  </w:num>
+  <w:num w:numId="15" w16cid:durableId="434207510">
+    <w:abstractNumId w:val="52"/>
+  </w:num>
+  <w:num w:numId="16" w16cid:durableId="1727676466">
+    <w:abstractNumId w:val="64"/>
+  </w:num>
+  <w:num w:numId="17" w16cid:durableId="1483765928">
     <w:abstractNumId w:val="36"/>
   </w:num>
-  <w:num w:numId="15" w16cid:durableId="434207510">
-    <w:abstractNumId w:val="51"/>
-  </w:num>
-  <w:num w:numId="16" w16cid:durableId="1727676466">
-    <w:abstractNumId w:val="62"/>
-  </w:num>
-  <w:num w:numId="17" w16cid:durableId="1483765928">
-    <w:abstractNumId w:val="35"/>
-  </w:num>
   <w:num w:numId="18" w16cid:durableId="33778785">
-    <w:abstractNumId w:val="30"/>
+    <w:abstractNumId w:val="31"/>
   </w:num>
   <w:num w:numId="19" w16cid:durableId="1476679661">
-    <w:abstractNumId w:val="37"/>
+    <w:abstractNumId w:val="38"/>
   </w:num>
   <w:num w:numId="20" w16cid:durableId="1296179300">
-    <w:abstractNumId w:val="43"/>
+    <w:abstractNumId w:val="44"/>
   </w:num>
   <w:num w:numId="21" w16cid:durableId="1230506833">
     <w:abstractNumId w:val="24"/>
   </w:num>
   <w:num w:numId="22" w16cid:durableId="338629707">
-    <w:abstractNumId w:val="38"/>
+    <w:abstractNumId w:val="39"/>
   </w:num>
   <w:num w:numId="23" w16cid:durableId="403138918">
-    <w:abstractNumId w:val="42"/>
+    <w:abstractNumId w:val="43"/>
   </w:num>
   <w:num w:numId="24" w16cid:durableId="894512941">
-    <w:abstractNumId w:val="27"/>
+    <w:abstractNumId w:val="28"/>
   </w:num>
   <w:num w:numId="25" w16cid:durableId="534973688">
     <w:abstractNumId w:val="11"/>
   </w:num>
   <w:num w:numId="26" w16cid:durableId="1412971256">
-    <w:abstractNumId w:val="56"/>
+    <w:abstractNumId w:val="58"/>
   </w:num>
   <w:num w:numId="27" w16cid:durableId="871069592">
-    <w:abstractNumId w:val="64"/>
+    <w:abstractNumId w:val="66"/>
   </w:num>
   <w:num w:numId="28" w16cid:durableId="1571312165">
+    <w:abstractNumId w:val="46"/>
+  </w:num>
+  <w:num w:numId="29" w16cid:durableId="2119526339">
     <w:abstractNumId w:val="45"/>
   </w:num>
-  <w:num w:numId="29" w16cid:durableId="2119526339">
-    <w:abstractNumId w:val="44"/>
-  </w:num>
   <w:num w:numId="30" w16cid:durableId="1325939228">
-    <w:abstractNumId w:val="60"/>
+    <w:abstractNumId w:val="62"/>
   </w:num>
   <w:num w:numId="31" w16cid:durableId="295373483">
     <w:abstractNumId w:val="8"/>
   </w:num>
   <w:num w:numId="32" w16cid:durableId="905991620">
-    <w:abstractNumId w:val="55"/>
+    <w:abstractNumId w:val="56"/>
   </w:num>
   <w:num w:numId="33" w16cid:durableId="1173570216">
-    <w:abstractNumId w:val="63"/>
+    <w:abstractNumId w:val="65"/>
   </w:num>
   <w:num w:numId="34" w16cid:durableId="1801069016">
     <w:abstractNumId w:val="13"/>
   </w:num>
   <w:num w:numId="35" w16cid:durableId="1166822457">
-    <w:abstractNumId w:val="59"/>
+    <w:abstractNumId w:val="61"/>
   </w:num>
   <w:num w:numId="36" w16cid:durableId="1199468972">
-    <w:abstractNumId w:val="29"/>
+    <w:abstractNumId w:val="30"/>
   </w:num>
   <w:num w:numId="37" w16cid:durableId="597982343">
     <w:abstractNumId w:val="5"/>
@@ -22659,28 +23432,28 @@
     <w:abstractNumId w:val="17"/>
   </w:num>
   <w:num w:numId="41" w16cid:durableId="800657590">
-    <w:abstractNumId w:val="41"/>
+    <w:abstractNumId w:val="42"/>
   </w:num>
   <w:num w:numId="42" w16cid:durableId="150803232">
-    <w:abstractNumId w:val="28"/>
+    <w:abstractNumId w:val="29"/>
   </w:num>
   <w:num w:numId="43" w16cid:durableId="2068451470">
     <w:abstractNumId w:val="4"/>
   </w:num>
   <w:num w:numId="44" w16cid:durableId="382291029">
-    <w:abstractNumId w:val="58"/>
+    <w:abstractNumId w:val="60"/>
   </w:num>
   <w:num w:numId="45" w16cid:durableId="802233216">
     <w:abstractNumId w:val="23"/>
   </w:num>
   <w:num w:numId="46" w16cid:durableId="859777372">
-    <w:abstractNumId w:val="32"/>
+    <w:abstractNumId w:val="33"/>
   </w:num>
   <w:num w:numId="47" w16cid:durableId="1071779173">
-    <w:abstractNumId w:val="57"/>
+    <w:abstractNumId w:val="59"/>
   </w:num>
   <w:num w:numId="48" w16cid:durableId="1829588555">
-    <w:abstractNumId w:val="52"/>
+    <w:abstractNumId w:val="53"/>
   </w:num>
   <w:num w:numId="49" w16cid:durableId="1739283175">
     <w:abstractNumId w:val="19"/>
@@ -22701,10 +23474,10 @@
     <w:abstractNumId w:val="16"/>
   </w:num>
   <w:num w:numId="55" w16cid:durableId="1134714989">
-    <w:abstractNumId w:val="61"/>
+    <w:abstractNumId w:val="63"/>
   </w:num>
   <w:num w:numId="56" w16cid:durableId="1582173829">
-    <w:abstractNumId w:val="53"/>
+    <w:abstractNumId w:val="54"/>
   </w:num>
   <w:num w:numId="57" w16cid:durableId="2114014735">
     <w:abstractNumId w:val="21"/>
@@ -22713,31 +23486,37 @@
     <w:abstractNumId w:val="0"/>
   </w:num>
   <w:num w:numId="59" w16cid:durableId="1642266648">
-    <w:abstractNumId w:val="33"/>
+    <w:abstractNumId w:val="34"/>
   </w:num>
   <w:num w:numId="60" w16cid:durableId="2142991159">
-    <w:abstractNumId w:val="26"/>
+    <w:abstractNumId w:val="27"/>
   </w:num>
   <w:num w:numId="61" w16cid:durableId="1699548659">
-    <w:abstractNumId w:val="49"/>
+    <w:abstractNumId w:val="50"/>
   </w:num>
   <w:num w:numId="62" w16cid:durableId="1247426108">
-    <w:abstractNumId w:val="40"/>
+    <w:abstractNumId w:val="41"/>
   </w:num>
   <w:num w:numId="63" w16cid:durableId="1245724083">
-    <w:abstractNumId w:val="34"/>
+    <w:abstractNumId w:val="35"/>
   </w:num>
   <w:num w:numId="64" w16cid:durableId="1891379373">
-    <w:abstractNumId w:val="31"/>
+    <w:abstractNumId w:val="32"/>
   </w:num>
   <w:num w:numId="65" w16cid:durableId="377820945">
     <w:abstractNumId w:val="12"/>
   </w:num>
   <w:num w:numId="66" w16cid:durableId="2141147053">
-    <w:abstractNumId w:val="54"/>
+    <w:abstractNumId w:val="55"/>
   </w:num>
   <w:num w:numId="67" w16cid:durableId="464079024">
-    <w:abstractNumId w:val="46"/>
+    <w:abstractNumId w:val="47"/>
+  </w:num>
+  <w:num w:numId="68" w16cid:durableId="1635595461">
+    <w:abstractNumId w:val="57"/>
+  </w:num>
+  <w:num w:numId="69" w16cid:durableId="299728709">
+    <w:abstractNumId w:val="25"/>
   </w:num>
 </w:numbering>
 </file>
@@ -23142,7 +23921,7 @@
   <w:style w:type="paragraph" w:default="1" w:styleId="Normlny">
     <w:name w:val="Normal"/>
     <w:qFormat/>
-    <w:rsid w:val="00C11852"/>
+    <w:rsid w:val="00984EA8"/>
   </w:style>
   <w:style w:type="paragraph" w:styleId="Nadpis1">
     <w:name w:val="heading 1"/>
@@ -23697,10 +24476,13 @@
     <w:autoRedefine/>
     <w:uiPriority w:val="39"/>
     <w:unhideWhenUsed/>
-    <w:rsid w:val="00C97CD5"/>
+    <w:rsid w:val="00975D7F"/>
     <w:pPr>
       <w:spacing w:after="100"/>
     </w:pPr>
+    <w:rPr>
+      <w:rFonts w:ascii="Times New Roman" w:hAnsi="Times New Roman"/>
+    </w:rPr>
   </w:style>
   <w:style w:type="character" w:styleId="Hypertextovprepojenie">
     <w:name w:val="Hyperlink"/>
@@ -23718,7 +24500,7 @@
     <w:basedOn w:val="Nadpis1"/>
     <w:link w:val="KapitolyChar"/>
     <w:autoRedefine/>
-    <w:rsid w:val="009237D7"/>
+    <w:rsid w:val="00975D7F"/>
     <w:pPr>
       <w:spacing w:before="120" w:after="120" w:line="360" w:lineRule="auto"/>
       <w:ind w:left="360" w:hanging="360"/>
@@ -23737,7 +24519,7 @@
     <w:name w:val="Kapitoly Char"/>
     <w:basedOn w:val="Nadpis1Char"/>
     <w:link w:val="Kapitoly"/>
-    <w:rsid w:val="009237D7"/>
+    <w:rsid w:val="00975D7F"/>
     <w:rPr>
       <w:rFonts w:ascii="Times New Roman" w:eastAsiaTheme="majorEastAsia" w:hAnsi="Times New Roman" w:cs="Times New Roman"/>
       <w:b/>
@@ -23994,6 +24776,20 @@
       <w:color w:val="605E5C"/>
       <w:shd w:val="clear" w:color="auto" w:fill="E1DFDD"/>
     </w:rPr>
+  </w:style>
+  <w:style w:type="paragraph" w:styleId="Obsah8">
+    <w:name w:val="toc 8"/>
+    <w:basedOn w:val="Normlny"/>
+    <w:next w:val="Normlny"/>
+    <w:autoRedefine/>
+    <w:uiPriority w:val="39"/>
+    <w:semiHidden/>
+    <w:unhideWhenUsed/>
+    <w:rsid w:val="00975D7F"/>
+    <w:pPr>
+      <w:spacing w:after="100"/>
+      <w:ind w:left="1540"/>
+    </w:pPr>
   </w:style>
 </w:styles>
 </file>
@@ -24294,6 +25090,10 @@
 </file>
 
 <file path=customXml/item1.xml><?xml version="1.0" encoding="utf-8"?>
+<b:Sources xmlns:b="http://schemas.openxmlformats.org/officeDocument/2006/bibliography" xmlns="http://schemas.openxmlformats.org/officeDocument/2006/bibliography" SelectedStyle="\APASixthEditionOfficeOnline.xsl" StyleName="APA" Version="6"/>
+</file>
+
+<file path=customXml/item2.xml><?xml version="1.0" encoding="utf-8"?>
 <ct:contentTypeSchema xmlns:ct="http://schemas.microsoft.com/office/2006/metadata/contentType" xmlns:ma="http://schemas.microsoft.com/office/2006/metadata/properties/metaAttributes" ct:_="" ma:_="" ma:contentTypeName="Dokument" ma:contentTypeID="0x010100FF914F332154174D803A7B644D03395C" ma:contentTypeVersion="16" ma:contentTypeDescription="Umožňuje vytvoriť nový dokument." ma:contentTypeScope="" ma:versionID="fd77751d24e8168fda22eab337079d00">
   <xsd:schema xmlns:xsd="http://www.w3.org/2001/XMLSchema" xmlns:xs="http://www.w3.org/2001/XMLSchema" xmlns:p="http://schemas.microsoft.com/office/2006/metadata/properties" xmlns:ns3="a94799e5-846a-4ad9-b31d-5ba5d0428847" xmlns:ns4="b0f22963-9bb8-4dce-be88-550968040c8c" targetNamespace="http://schemas.microsoft.com/office/2006/metadata/properties" ma:root="true" ma:fieldsID="b71646f853d82629af3ee6a4474bd060" ns3:_="" ns4:_="">
     <xsd:import namespace="a94799e5-846a-4ad9-b31d-5ba5d0428847"/>
@@ -24532,19 +25332,7 @@
 </ct:contentTypeSchema>
 </file>
 
-<file path=customXml/item2.xml><?xml version="1.0" encoding="utf-8"?>
-<b:Sources xmlns:b="http://schemas.openxmlformats.org/officeDocument/2006/bibliography" xmlns="http://schemas.openxmlformats.org/officeDocument/2006/bibliography" SelectedStyle="\APASixthEditionOfficeOnline.xsl" StyleName="APA" Version="6"/>
-</file>
-
 <file path=customXml/item3.xml><?xml version="1.0" encoding="utf-8"?>
-<p:properties xmlns:p="http://schemas.microsoft.com/office/2006/metadata/properties" xmlns:xsi="http://www.w3.org/2001/XMLSchema-instance" xmlns:pc="http://schemas.microsoft.com/office/infopath/2007/PartnerControls">
-  <documentManagement>
-    <_activity xmlns="a94799e5-846a-4ad9-b31d-5ba5d0428847" xsi:nil="true"/>
-  </documentManagement>
-</p:properties>
-</file>
-
-<file path=customXml/item4.xml><?xml version="1.0" encoding="utf-8"?>
 <?mso-contentType ?>
 <FormTemplates xmlns="http://schemas.microsoft.com/sharepoint/v3/contenttype/forms">
   <Display>DocumentLibraryForm</Display>
@@ -24553,7 +25341,23 @@
 </FormTemplates>
 </file>
 
+<file path=customXml/item4.xml><?xml version="1.0" encoding="utf-8"?>
+<p:properties xmlns:p="http://schemas.microsoft.com/office/2006/metadata/properties" xmlns:xsi="http://www.w3.org/2001/XMLSchema-instance" xmlns:pc="http://schemas.microsoft.com/office/infopath/2007/PartnerControls">
+  <documentManagement>
+    <_activity xmlns="a94799e5-846a-4ad9-b31d-5ba5d0428847" xsi:nil="true"/>
+  </documentManagement>
+</p:properties>
+</file>
+
 <file path=customXml/itemProps1.xml><?xml version="1.0" encoding="utf-8"?>
+<ds:datastoreItem xmlns:ds="http://schemas.openxmlformats.org/officeDocument/2006/customXml" ds:itemID="{33B51BA0-60DC-4A69-874E-22CBA927F23E}">
+  <ds:schemaRefs>
+    <ds:schemaRef ds:uri="http://schemas.openxmlformats.org/officeDocument/2006/bibliography"/>
+  </ds:schemaRefs>
+</ds:datastoreItem>
+</file>
+
+<file path=customXml/itemProps2.xml><?xml version="1.0" encoding="utf-8"?>
 <ds:datastoreItem xmlns:ds="http://schemas.openxmlformats.org/officeDocument/2006/customXml" ds:itemID="{C3329A49-AD3D-4BA1-96E5-F249191C1F65}">
   <ds:schemaRefs>
     <ds:schemaRef ds:uri="http://schemas.microsoft.com/office/2006/metadata/contentType"/>
@@ -24572,15 +25376,15 @@
 </ds:datastoreItem>
 </file>
 
-<file path=customXml/itemProps2.xml><?xml version="1.0" encoding="utf-8"?>
-<ds:datastoreItem xmlns:ds="http://schemas.openxmlformats.org/officeDocument/2006/customXml" ds:itemID="{33B51BA0-60DC-4A69-874E-22CBA927F23E}">
+<file path=customXml/itemProps3.xml><?xml version="1.0" encoding="utf-8"?>
+<ds:datastoreItem xmlns:ds="http://schemas.openxmlformats.org/officeDocument/2006/customXml" ds:itemID="{1F4F2074-9665-40AE-AC4D-38B5428FDE6E}">
   <ds:schemaRefs>
-    <ds:schemaRef ds:uri="http://schemas.openxmlformats.org/officeDocument/2006/bibliography"/>
+    <ds:schemaRef ds:uri="http://schemas.microsoft.com/sharepoint/v3/contenttype/forms"/>
   </ds:schemaRefs>
 </ds:datastoreItem>
 </file>
 
-<file path=customXml/itemProps3.xml><?xml version="1.0" encoding="utf-8"?>
+<file path=customXml/itemProps4.xml><?xml version="1.0" encoding="utf-8"?>
 <ds:datastoreItem xmlns:ds="http://schemas.openxmlformats.org/officeDocument/2006/customXml" ds:itemID="{8A7D4A20-64F2-4259-949F-7A93E612CEDE}">
   <ds:schemaRefs>
     <ds:schemaRef ds:uri="http://schemas.microsoft.com/office/2006/metadata/properties"/>
@@ -24588,12 +25392,4 @@
     <ds:schemaRef ds:uri="a94799e5-846a-4ad9-b31d-5ba5d0428847"/>
   </ds:schemaRefs>
 </ds:datastoreItem>
-</file>
-
-<file path=customXml/itemProps4.xml><?xml version="1.0" encoding="utf-8"?>
-<ds:datastoreItem xmlns:ds="http://schemas.openxmlformats.org/officeDocument/2006/customXml" ds:itemID="{1F4F2074-9665-40AE-AC4D-38B5428FDE6E}">
-  <ds:schemaRefs>
-    <ds:schemaRef ds:uri="http://schemas.microsoft.com/sharepoint/v3/contenttype/forms"/>
-  </ds:schemaRefs>
-</ds:datastoreItem>
 </file>
--- a/__ms-praca__/Fruhwald/soc_sablona_2025.docx
+++ b/__ms-praca__/Fruhwald/soc_sablona_2025.docx
@@ -162,7 +162,7 @@
           <w:sz w:val="28"/>
           <w:szCs w:val="28"/>
         </w:rPr>
-        <w:t xml:space="preserve">Pokladničný systém EPOS -  </w:t>
+        <w:t xml:space="preserve">Pokladničný systém EPOS - </w:t>
       </w:r>
       <w:proofErr w:type="spellStart"/>
       <w:r>
@@ -526,7 +526,7 @@
           <w:sz w:val="28"/>
           <w:szCs w:val="28"/>
         </w:rPr>
-        <w:t xml:space="preserve">Pokladničný systém EPOS -  </w:t>
+        <w:t xml:space="preserve">Pokladničný systém EPOS - </w:t>
       </w:r>
       <w:proofErr w:type="spellStart"/>
       <w:r>
@@ -1249,7 +1249,7 @@
           <w:sz w:val="24"/>
           <w:szCs w:val="24"/>
         </w:rPr>
-        <w:t>&lt;</w:t>
+        <w:t>23</w:t>
       </w:r>
       <w:r>
         <w:rPr>
@@ -1257,7 +1257,7 @@
           <w:sz w:val="24"/>
           <w:szCs w:val="24"/>
         </w:rPr>
-        <w:t>23</w:t>
+        <w:t>.</w:t>
       </w:r>
       <w:r>
         <w:rPr>
@@ -1265,7 +1265,7 @@
           <w:sz w:val="24"/>
           <w:szCs w:val="24"/>
         </w:rPr>
-        <w:t>.</w:t>
+        <w:t xml:space="preserve"> </w:t>
       </w:r>
       <w:r>
         <w:rPr>
@@ -1273,7 +1273,7 @@
           <w:sz w:val="24"/>
           <w:szCs w:val="24"/>
         </w:rPr>
-        <w:t xml:space="preserve"> </w:t>
+        <w:t>2</w:t>
       </w:r>
       <w:r>
         <w:rPr>
@@ -1281,7 +1281,7 @@
           <w:sz w:val="24"/>
           <w:szCs w:val="24"/>
         </w:rPr>
-        <w:t>2</w:t>
+        <w:t>.</w:t>
       </w:r>
       <w:r>
         <w:rPr>
@@ -1289,7 +1289,7 @@
           <w:sz w:val="24"/>
           <w:szCs w:val="24"/>
         </w:rPr>
-        <w:t>.</w:t>
+        <w:t xml:space="preserve"> </w:t>
       </w:r>
       <w:r>
         <w:rPr>
@@ -1297,7 +1297,7 @@
           <w:sz w:val="24"/>
           <w:szCs w:val="24"/>
         </w:rPr>
-        <w:t xml:space="preserve"> </w:t>
+        <w:t>2026</w:t>
       </w:r>
       <w:r>
         <w:rPr>
@@ -1305,7 +1305,7 @@
           <w:sz w:val="24"/>
           <w:szCs w:val="24"/>
         </w:rPr>
-        <w:t>2026</w:t>
+        <w:tab/>
       </w:r>
       <w:r>
         <w:rPr>
@@ -1313,7 +1313,7 @@
           <w:sz w:val="24"/>
           <w:szCs w:val="24"/>
         </w:rPr>
-        <w:t>&gt;</w:t>
+        <w:tab/>
       </w:r>
       <w:r>
         <w:rPr>
@@ -1337,24 +1337,18 @@
           <w:sz w:val="24"/>
           <w:szCs w:val="24"/>
         </w:rPr>
-        <w:tab/>
-      </w:r>
+        <w:t xml:space="preserve">Maxim </w:t>
+      </w:r>
+      <w:proofErr w:type="spellStart"/>
       <w:r>
         <w:rPr>
           <w:rFonts w:ascii="Times New Roman" w:hAnsi="Times New Roman" w:cs="Times New Roman"/>
           <w:sz w:val="24"/>
           <w:szCs w:val="24"/>
         </w:rPr>
-        <w:tab/>
-      </w:r>
-      <w:r>
-        <w:rPr>
-          <w:rFonts w:ascii="Times New Roman" w:hAnsi="Times New Roman" w:cs="Times New Roman"/>
-          <w:sz w:val="24"/>
-          <w:szCs w:val="24"/>
-        </w:rPr>
-        <w:t>Maxim Frühwald</w:t>
-      </w:r>
+        <w:t>Frühwald</w:t>
+      </w:r>
+      <w:proofErr w:type="spellEnd"/>
     </w:p>
     <w:p>
       <w:pPr>
@@ -1749,7 +1743,13 @@
       </w:r>
       <w:proofErr w:type="spellEnd"/>
       <w:r>
-        <w:t xml:space="preserve">. Systém podporuje vyhľadávanie produktov podľa čiarového kódu, manuálne pridávanie položiek, správu sadzieb DPH a automatický výpočet daňového rozpisu. Výsledkom je prehľadný a funkčný </w:t>
+        <w:t>. Systém podporuje vyhľadávanie produktov podľa čiarového kódu, manuálne pridávanie položiek, správu sadzieb DPH a automatický výpočet daňového rozpisu. Výsledkom je prehľadný a</w:t>
+      </w:r>
+      <w:r>
+        <w:t> </w:t>
+      </w:r>
+      <w:r>
+        <w:t xml:space="preserve">funkčný </w:t>
       </w:r>
       <w:proofErr w:type="spellStart"/>
       <w:r>
@@ -2530,7 +2530,7 @@
       <w:sdtContent>
         <w:p>
           <w:pPr>
-            <w:pStyle w:val="Hlavikaobsahu"/>
+            <w:pStyle w:val="TOCHeading"/>
             <w:rPr>
               <w:rFonts w:ascii="Times New Roman" w:hAnsi="Times New Roman" w:cs="Times New Roman"/>
               <w:color w:val="auto"/>
@@ -2541,9 +2541,8 @@
         </w:p>
         <w:p>
           <w:pPr>
-            <w:pStyle w:val="Obsah1"/>
+            <w:pStyle w:val="TOC1"/>
             <w:tabs>
-              <w:tab w:val="left" w:pos="480"/>
               <w:tab w:val="right" w:leader="dot" w:pos="8493"/>
             </w:tabs>
             <w:rPr>
@@ -2551,7 +2550,7 @@
               <w:noProof/>
               <w:sz w:val="24"/>
               <w:szCs w:val="24"/>
-              <w:lang w:eastAsia="sk-SK"/>
+              <w:lang w:val="en-SK" w:eastAsia="en-GB"/>
             </w:rPr>
           </w:pPr>
           <w:r>
@@ -2563,27 +2562,10 @@
           <w:r>
             <w:fldChar w:fldCharType="separate"/>
           </w:r>
-          <w:hyperlink w:anchor="_Toc222562480" w:history="1">
+          <w:hyperlink w:anchor="_Toc222829638" w:history="1">
             <w:r>
               <w:rPr>
-                <w:rStyle w:val="Hypertextovprepojenie"/>
-                <w:noProof/>
-              </w:rPr>
-              <w:t>0</w:t>
-            </w:r>
-            <w:r>
-              <w:rPr>
-                <w:rFonts w:asciiTheme="minorHAnsi" w:eastAsiaTheme="minorEastAsia" w:hAnsiTheme="minorHAnsi"/>
-                <w:noProof/>
-                <w:sz w:val="24"/>
-                <w:szCs w:val="24"/>
-                <w:lang w:eastAsia="sk-SK"/>
-              </w:rPr>
-              <w:tab/>
-            </w:r>
-            <w:r>
-              <w:rPr>
-                <w:rStyle w:val="Hypertextovprepojenie"/>
+                <w:rStyle w:val="Hyperlink"/>
                 <w:noProof/>
               </w:rPr>
               <w:t>ÚVOD</w:t>
@@ -2607,7 +2589,7 @@
                 <w:noProof/>
                 <w:webHidden/>
               </w:rPr>
-              <w:instrText xml:space="preserve"> PAGEREF _Toc222562480 \h </w:instrText>
+              <w:instrText xml:space="preserve"> PAGEREF _Toc222829638 \h </w:instrText>
             </w:r>
             <w:r>
               <w:rPr>
@@ -2627,7 +2609,7 @@
                 <w:noProof/>
                 <w:webHidden/>
               </w:rPr>
-              <w:t>6</w:t>
+              <w:t>13</w:t>
             </w:r>
             <w:r>
               <w:rPr>
@@ -2640,7 +2622,7 @@
         </w:p>
         <w:p>
           <w:pPr>
-            <w:pStyle w:val="Obsah1"/>
+            <w:pStyle w:val="TOC1"/>
             <w:tabs>
               <w:tab w:val="left" w:pos="480"/>
               <w:tab w:val="right" w:leader="dot" w:pos="8493"/>
@@ -2650,13 +2632,13 @@
               <w:noProof/>
               <w:sz w:val="24"/>
               <w:szCs w:val="24"/>
-              <w:lang w:eastAsia="sk-SK"/>
+              <w:lang w:val="en-SK" w:eastAsia="en-GB"/>
             </w:rPr>
           </w:pPr>
-          <w:hyperlink w:anchor="_Toc222562481" w:history="1">
+          <w:hyperlink w:anchor="_Toc222829639" w:history="1">
             <w:r>
               <w:rPr>
-                <w:rStyle w:val="Hypertextovprepojenie"/>
+                <w:rStyle w:val="Hyperlink"/>
                 <w:noProof/>
               </w:rPr>
               <w:t>1</w:t>
@@ -2667,13 +2649,13 @@
                 <w:noProof/>
                 <w:sz w:val="24"/>
                 <w:szCs w:val="24"/>
-                <w:lang w:eastAsia="sk-SK"/>
+                <w:lang w:val="en-SK" w:eastAsia="en-GB"/>
               </w:rPr>
               <w:tab/>
             </w:r>
             <w:r>
               <w:rPr>
-                <w:rStyle w:val="Hypertextovprepojenie"/>
+                <w:rStyle w:val="Hyperlink"/>
                 <w:noProof/>
               </w:rPr>
               <w:t>Tvorba a vývoj CRM a epos systémov</w:t>
@@ -2697,7 +2679,7 @@
                 <w:noProof/>
                 <w:webHidden/>
               </w:rPr>
-              <w:instrText xml:space="preserve"> PAGEREF _Toc222562481 \h </w:instrText>
+              <w:instrText xml:space="preserve"> PAGEREF _Toc222829639 \h </w:instrText>
             </w:r>
             <w:r>
               <w:rPr>
@@ -2717,7 +2699,7 @@
                 <w:noProof/>
                 <w:webHidden/>
               </w:rPr>
-              <w:t>7</w:t>
+              <w:t>14</w:t>
             </w:r>
             <w:r>
               <w:rPr>
@@ -2730,7 +2712,7 @@
         </w:p>
         <w:p>
           <w:pPr>
-            <w:pStyle w:val="Obsah1"/>
+            <w:pStyle w:val="TOC1"/>
             <w:tabs>
               <w:tab w:val="left" w:pos="480"/>
               <w:tab w:val="right" w:leader="dot" w:pos="8493"/>
@@ -2740,13 +2722,13 @@
               <w:noProof/>
               <w:sz w:val="24"/>
               <w:szCs w:val="24"/>
-              <w:lang w:eastAsia="sk-SK"/>
+              <w:lang w:val="en-SK" w:eastAsia="en-GB"/>
             </w:rPr>
           </w:pPr>
-          <w:hyperlink w:anchor="_Toc222562482" w:history="1">
+          <w:hyperlink w:anchor="_Toc222829640" w:history="1">
             <w:r>
               <w:rPr>
-                <w:rStyle w:val="Hypertextovprepojenie"/>
+                <w:rStyle w:val="Hyperlink"/>
                 <w:noProof/>
               </w:rPr>
               <w:t>2</w:t>
@@ -2757,13 +2739,13 @@
                 <w:noProof/>
                 <w:sz w:val="24"/>
                 <w:szCs w:val="24"/>
-                <w:lang w:eastAsia="sk-SK"/>
+                <w:lang w:val="en-SK" w:eastAsia="en-GB"/>
               </w:rPr>
               <w:tab/>
             </w:r>
             <w:r>
               <w:rPr>
-                <w:rStyle w:val="Hypertextovprepojenie"/>
+                <w:rStyle w:val="Hyperlink"/>
                 <w:noProof/>
               </w:rPr>
               <w:t>technológie použité pri realizácii projektu</w:t>
@@ -2787,7 +2769,7 @@
                 <w:noProof/>
                 <w:webHidden/>
               </w:rPr>
-              <w:instrText xml:space="preserve"> PAGEREF _Toc222562482 \h </w:instrText>
+              <w:instrText xml:space="preserve"> PAGEREF _Toc222829640 \h </w:instrText>
             </w:r>
             <w:r>
               <w:rPr>
@@ -2807,7 +2789,7 @@
                 <w:noProof/>
                 <w:webHidden/>
               </w:rPr>
-              <w:t>8</w:t>
+              <w:t>15</w:t>
             </w:r>
             <w:r>
               <w:rPr>
@@ -2820,7 +2802,7 @@
         </w:p>
         <w:p>
           <w:pPr>
-            <w:pStyle w:val="Obsah1"/>
+            <w:pStyle w:val="TOC1"/>
             <w:tabs>
               <w:tab w:val="left" w:pos="720"/>
               <w:tab w:val="right" w:leader="dot" w:pos="8493"/>
@@ -2830,13 +2812,13 @@
               <w:noProof/>
               <w:sz w:val="24"/>
               <w:szCs w:val="24"/>
-              <w:lang w:eastAsia="sk-SK"/>
+              <w:lang w:val="en-SK" w:eastAsia="en-GB"/>
             </w:rPr>
           </w:pPr>
-          <w:hyperlink w:anchor="_Toc222562483" w:history="1">
+          <w:hyperlink w:anchor="_Toc222829641" w:history="1">
             <w:r>
               <w:rPr>
-                <w:rStyle w:val="Hypertextovprepojenie"/>
+                <w:rStyle w:val="Hyperlink"/>
                 <w:noProof/>
               </w:rPr>
               <w:t>2.1</w:t>
@@ -2847,13 +2829,13 @@
                 <w:noProof/>
                 <w:sz w:val="24"/>
                 <w:szCs w:val="24"/>
-                <w:lang w:eastAsia="sk-SK"/>
+                <w:lang w:val="en-SK" w:eastAsia="en-GB"/>
               </w:rPr>
               <w:tab/>
             </w:r>
             <w:r>
               <w:rPr>
-                <w:rStyle w:val="Hypertextovprepojenie"/>
+                <w:rStyle w:val="Hyperlink"/>
                 <w:noProof/>
               </w:rPr>
               <w:t>Programovací jazyk a vývojové prostredie</w:t>
@@ -2877,7 +2859,7 @@
                 <w:noProof/>
                 <w:webHidden/>
               </w:rPr>
-              <w:instrText xml:space="preserve"> PAGEREF _Toc222562483 \h </w:instrText>
+              <w:instrText xml:space="preserve"> PAGEREF _Toc222829641 \h </w:instrText>
             </w:r>
             <w:r>
               <w:rPr>
@@ -2897,7 +2879,7 @@
                 <w:noProof/>
                 <w:webHidden/>
               </w:rPr>
-              <w:t>8</w:t>
+              <w:t>15</w:t>
             </w:r>
             <w:r>
               <w:rPr>
@@ -2910,7 +2892,7 @@
         </w:p>
         <w:p>
           <w:pPr>
-            <w:pStyle w:val="Obsah1"/>
+            <w:pStyle w:val="TOC1"/>
             <w:tabs>
               <w:tab w:val="left" w:pos="720"/>
               <w:tab w:val="right" w:leader="dot" w:pos="8493"/>
@@ -2920,13 +2902,13 @@
               <w:noProof/>
               <w:sz w:val="24"/>
               <w:szCs w:val="24"/>
-              <w:lang w:eastAsia="sk-SK"/>
+              <w:lang w:val="en-SK" w:eastAsia="en-GB"/>
             </w:rPr>
           </w:pPr>
-          <w:hyperlink w:anchor="_Toc222562484" w:history="1">
+          <w:hyperlink w:anchor="_Toc222829642" w:history="1">
             <w:r>
               <w:rPr>
-                <w:rStyle w:val="Hypertextovprepojenie"/>
+                <w:rStyle w:val="Hyperlink"/>
                 <w:noProof/>
               </w:rPr>
               <w:t>2.2</w:t>
@@ -2937,13 +2919,13 @@
                 <w:noProof/>
                 <w:sz w:val="24"/>
                 <w:szCs w:val="24"/>
-                <w:lang w:eastAsia="sk-SK"/>
+                <w:lang w:val="en-SK" w:eastAsia="en-GB"/>
               </w:rPr>
               <w:tab/>
             </w:r>
             <w:r>
               <w:rPr>
-                <w:rStyle w:val="Hypertextovprepojenie"/>
+                <w:rStyle w:val="Hyperlink"/>
                 <w:noProof/>
               </w:rPr>
               <w:t>Databázová architektúra</w:t>
@@ -2967,7 +2949,7 @@
                 <w:noProof/>
                 <w:webHidden/>
               </w:rPr>
-              <w:instrText xml:space="preserve"> PAGEREF _Toc222562484 \h </w:instrText>
+              <w:instrText xml:space="preserve"> PAGEREF _Toc222829642 \h </w:instrText>
             </w:r>
             <w:r>
               <w:rPr>
@@ -2987,7 +2969,7 @@
                 <w:noProof/>
                 <w:webHidden/>
               </w:rPr>
-              <w:t>9</w:t>
+              <w:t>16</w:t>
             </w:r>
             <w:r>
               <w:rPr>
@@ -3000,7 +2982,7 @@
         </w:p>
         <w:p>
           <w:pPr>
-            <w:pStyle w:val="Obsah1"/>
+            <w:pStyle w:val="TOC1"/>
             <w:tabs>
               <w:tab w:val="left" w:pos="720"/>
               <w:tab w:val="right" w:leader="dot" w:pos="8493"/>
@@ -3010,13 +2992,13 @@
               <w:noProof/>
               <w:sz w:val="24"/>
               <w:szCs w:val="24"/>
-              <w:lang w:eastAsia="sk-SK"/>
+              <w:lang w:val="en-SK" w:eastAsia="en-GB"/>
             </w:rPr>
           </w:pPr>
-          <w:hyperlink w:anchor="_Toc222562485" w:history="1">
+          <w:hyperlink w:anchor="_Toc222829643" w:history="1">
             <w:r>
               <w:rPr>
-                <w:rStyle w:val="Hypertextovprepojenie"/>
+                <w:rStyle w:val="Hyperlink"/>
                 <w:noProof/>
               </w:rPr>
               <w:t>2.3</w:t>
@@ -3027,13 +3009,13 @@
                 <w:noProof/>
                 <w:sz w:val="24"/>
                 <w:szCs w:val="24"/>
-                <w:lang w:eastAsia="sk-SK"/>
+                <w:lang w:val="en-SK" w:eastAsia="en-GB"/>
               </w:rPr>
               <w:tab/>
             </w:r>
             <w:r>
               <w:rPr>
-                <w:rStyle w:val="Hypertextovprepojenie"/>
+                <w:rStyle w:val="Hyperlink"/>
                 <w:noProof/>
               </w:rPr>
               <w:t>Používateľské rozhranie a integrácia zariadení</w:t>
@@ -3057,7 +3039,7 @@
                 <w:noProof/>
                 <w:webHidden/>
               </w:rPr>
-              <w:instrText xml:space="preserve"> PAGEREF _Toc222562485 \h </w:instrText>
+              <w:instrText xml:space="preserve"> PAGEREF _Toc222829643 \h </w:instrText>
             </w:r>
             <w:r>
               <w:rPr>
@@ -3077,7 +3059,7 @@
                 <w:noProof/>
                 <w:webHidden/>
               </w:rPr>
-              <w:t>11</w:t>
+              <w:t>18</w:t>
             </w:r>
             <w:r>
               <w:rPr>
@@ -3090,7 +3072,7 @@
         </w:p>
         <w:p>
           <w:pPr>
-            <w:pStyle w:val="Obsah1"/>
+            <w:pStyle w:val="TOC1"/>
             <w:tabs>
               <w:tab w:val="left" w:pos="480"/>
               <w:tab w:val="right" w:leader="dot" w:pos="8493"/>
@@ -3100,13 +3082,13 @@
               <w:noProof/>
               <w:sz w:val="24"/>
               <w:szCs w:val="24"/>
-              <w:lang w:eastAsia="sk-SK"/>
+              <w:lang w:val="en-SK" w:eastAsia="en-GB"/>
             </w:rPr>
           </w:pPr>
-          <w:hyperlink w:anchor="_Toc222562486" w:history="1">
+          <w:hyperlink w:anchor="_Toc222829644" w:history="1">
             <w:r>
               <w:rPr>
-                <w:rStyle w:val="Hypertextovprepojenie"/>
+                <w:rStyle w:val="Hyperlink"/>
                 <w:noProof/>
               </w:rPr>
               <w:t>3</w:t>
@@ -3117,16 +3099,16 @@
                 <w:noProof/>
                 <w:sz w:val="24"/>
                 <w:szCs w:val="24"/>
-                <w:lang w:eastAsia="sk-SK"/>
+                <w:lang w:val="en-SK" w:eastAsia="en-GB"/>
               </w:rPr>
               <w:tab/>
             </w:r>
             <w:r>
               <w:rPr>
-                <w:rStyle w:val="Hypertextovprepojenie"/>
+                <w:rStyle w:val="Hyperlink"/>
                 <w:noProof/>
               </w:rPr>
-              <w:t>ANALÝZA POŽIADAVIEK NA FUNKČNOSŤ POKLADNIČNÉHO SYSTÉMU</w:t>
+              <w:t>Analýza požiadaviek na funkčnosť pokladničného systému</w:t>
             </w:r>
             <w:r>
               <w:rPr>
@@ -3147,7 +3129,7 @@
                 <w:noProof/>
                 <w:webHidden/>
               </w:rPr>
-              <w:instrText xml:space="preserve"> PAGEREF _Toc222562486 \h </w:instrText>
+              <w:instrText xml:space="preserve"> PAGEREF _Toc222829644 \h </w:instrText>
             </w:r>
             <w:r>
               <w:rPr>
@@ -3167,7 +3149,7 @@
                 <w:noProof/>
                 <w:webHidden/>
               </w:rPr>
-              <w:t>12</w:t>
+              <w:t>19</w:t>
             </w:r>
             <w:r>
               <w:rPr>
@@ -3180,7 +3162,7 @@
         </w:p>
         <w:p>
           <w:pPr>
-            <w:pStyle w:val="Obsah1"/>
+            <w:pStyle w:val="TOC1"/>
             <w:tabs>
               <w:tab w:val="left" w:pos="720"/>
               <w:tab w:val="right" w:leader="dot" w:pos="8493"/>
@@ -3190,13 +3172,13 @@
               <w:noProof/>
               <w:sz w:val="24"/>
               <w:szCs w:val="24"/>
-              <w:lang w:eastAsia="sk-SK"/>
+              <w:lang w:val="en-SK" w:eastAsia="en-GB"/>
             </w:rPr>
           </w:pPr>
-          <w:hyperlink w:anchor="_Toc222562487" w:history="1">
+          <w:hyperlink w:anchor="_Toc222829645" w:history="1">
             <w:r>
               <w:rPr>
-                <w:rStyle w:val="Hypertextovprepojenie"/>
+                <w:rStyle w:val="Hyperlink"/>
                 <w:noProof/>
               </w:rPr>
               <w:t>3.1</w:t>
@@ -3207,13 +3189,13 @@
                 <w:noProof/>
                 <w:sz w:val="24"/>
                 <w:szCs w:val="24"/>
-                <w:lang w:eastAsia="sk-SK"/>
+                <w:lang w:val="en-SK" w:eastAsia="en-GB"/>
               </w:rPr>
               <w:tab/>
             </w:r>
             <w:r>
               <w:rPr>
-                <w:rStyle w:val="Hypertextovprepojenie"/>
+                <w:rStyle w:val="Hyperlink"/>
                 <w:noProof/>
               </w:rPr>
               <w:t>Správa produktov</w:t>
@@ -3237,7 +3219,7 @@
                 <w:noProof/>
                 <w:webHidden/>
               </w:rPr>
-              <w:instrText xml:space="preserve"> PAGEREF _Toc222562487 \h </w:instrText>
+              <w:instrText xml:space="preserve"> PAGEREF _Toc222829645 \h </w:instrText>
             </w:r>
             <w:r>
               <w:rPr>
@@ -3257,7 +3239,7 @@
                 <w:noProof/>
                 <w:webHidden/>
               </w:rPr>
-              <w:t>13</w:t>
+              <w:t>20</w:t>
             </w:r>
             <w:r>
               <w:rPr>
@@ -3270,7 +3252,7 @@
         </w:p>
         <w:p>
           <w:pPr>
-            <w:pStyle w:val="Obsah1"/>
+            <w:pStyle w:val="TOC1"/>
             <w:tabs>
               <w:tab w:val="left" w:pos="720"/>
               <w:tab w:val="right" w:leader="dot" w:pos="8493"/>
@@ -3280,13 +3262,13 @@
               <w:noProof/>
               <w:sz w:val="24"/>
               <w:szCs w:val="24"/>
-              <w:lang w:eastAsia="sk-SK"/>
+              <w:lang w:val="en-SK" w:eastAsia="en-GB"/>
             </w:rPr>
           </w:pPr>
-          <w:hyperlink w:anchor="_Toc222562488" w:history="1">
+          <w:hyperlink w:anchor="_Toc222829646" w:history="1">
             <w:r>
               <w:rPr>
-                <w:rStyle w:val="Hypertextovprepojenie"/>
+                <w:rStyle w:val="Hyperlink"/>
                 <w:noProof/>
               </w:rPr>
               <w:t>3.2</w:t>
@@ -3297,13 +3279,13 @@
                 <w:noProof/>
                 <w:sz w:val="24"/>
                 <w:szCs w:val="24"/>
-                <w:lang w:eastAsia="sk-SK"/>
+                <w:lang w:val="en-SK" w:eastAsia="en-GB"/>
               </w:rPr>
               <w:tab/>
             </w:r>
             <w:r>
               <w:rPr>
-                <w:rStyle w:val="Hypertextovprepojenie"/>
+                <w:rStyle w:val="Hyperlink"/>
                 <w:noProof/>
               </w:rPr>
               <w:t>Prevádzkové a technické požiadavky</w:t>
@@ -3327,7 +3309,7 @@
                 <w:noProof/>
                 <w:webHidden/>
               </w:rPr>
-              <w:instrText xml:space="preserve"> PAGEREF _Toc222562488 \h </w:instrText>
+              <w:instrText xml:space="preserve"> PAGEREF _Toc222829646 \h </w:instrText>
             </w:r>
             <w:r>
               <w:rPr>
@@ -3347,7 +3329,7 @@
                 <w:noProof/>
                 <w:webHidden/>
               </w:rPr>
-              <w:t>13</w:t>
+              <w:t>20</w:t>
             </w:r>
             <w:r>
               <w:rPr>
@@ -3360,7 +3342,7 @@
         </w:p>
         <w:p>
           <w:pPr>
-            <w:pStyle w:val="Obsah1"/>
+            <w:pStyle w:val="TOC1"/>
             <w:tabs>
               <w:tab w:val="left" w:pos="480"/>
               <w:tab w:val="right" w:leader="dot" w:pos="8493"/>
@@ -3370,13 +3352,13 @@
               <w:noProof/>
               <w:sz w:val="24"/>
               <w:szCs w:val="24"/>
-              <w:lang w:eastAsia="sk-SK"/>
+              <w:lang w:val="en-SK" w:eastAsia="en-GB"/>
             </w:rPr>
           </w:pPr>
-          <w:hyperlink w:anchor="_Toc222562489" w:history="1">
+          <w:hyperlink w:anchor="_Toc222829647" w:history="1">
             <w:r>
               <w:rPr>
-                <w:rStyle w:val="Hypertextovprepojenie"/>
+                <w:rStyle w:val="Hyperlink"/>
                 <w:noProof/>
               </w:rPr>
               <w:t>4</w:t>
@@ -3387,13 +3369,13 @@
                 <w:noProof/>
                 <w:sz w:val="24"/>
                 <w:szCs w:val="24"/>
-                <w:lang w:eastAsia="sk-SK"/>
+                <w:lang w:val="en-SK" w:eastAsia="en-GB"/>
               </w:rPr>
               <w:tab/>
             </w:r>
             <w:r>
               <w:rPr>
-                <w:rStyle w:val="Hypertextovprepojenie"/>
+                <w:rStyle w:val="Hyperlink"/>
                 <w:noProof/>
               </w:rPr>
               <w:t>Databázový model</w:t>
@@ -3417,7 +3399,7 @@
                 <w:noProof/>
                 <w:webHidden/>
               </w:rPr>
-              <w:instrText xml:space="preserve"> PAGEREF _Toc222562489 \h </w:instrText>
+              <w:instrText xml:space="preserve"> PAGEREF _Toc222829647 \h </w:instrText>
             </w:r>
             <w:r>
               <w:rPr>
@@ -3437,7 +3419,7 @@
                 <w:noProof/>
                 <w:webHidden/>
               </w:rPr>
-              <w:t>14</w:t>
+              <w:t>21</w:t>
             </w:r>
             <w:r>
               <w:rPr>
@@ -3450,7 +3432,7 @@
         </w:p>
         <w:p>
           <w:pPr>
-            <w:pStyle w:val="Obsah1"/>
+            <w:pStyle w:val="TOC1"/>
             <w:tabs>
               <w:tab w:val="left" w:pos="720"/>
               <w:tab w:val="right" w:leader="dot" w:pos="8493"/>
@@ -3460,13 +3442,13 @@
               <w:noProof/>
               <w:sz w:val="24"/>
               <w:szCs w:val="24"/>
-              <w:lang w:eastAsia="sk-SK"/>
+              <w:lang w:val="en-SK" w:eastAsia="en-GB"/>
             </w:rPr>
           </w:pPr>
-          <w:hyperlink w:anchor="_Toc222562490" w:history="1">
+          <w:hyperlink w:anchor="_Toc222829648" w:history="1">
             <w:r>
               <w:rPr>
-                <w:rStyle w:val="Hypertextovprepojenie"/>
+                <w:rStyle w:val="Hyperlink"/>
                 <w:noProof/>
               </w:rPr>
               <w:t>4.1</w:t>
@@ -3477,13 +3459,13 @@
                 <w:noProof/>
                 <w:sz w:val="24"/>
                 <w:szCs w:val="24"/>
-                <w:lang w:eastAsia="sk-SK"/>
+                <w:lang w:val="en-SK" w:eastAsia="en-GB"/>
               </w:rPr>
               <w:tab/>
             </w:r>
             <w:r>
               <w:rPr>
-                <w:rStyle w:val="Hypertextovprepojenie"/>
+                <w:rStyle w:val="Hyperlink"/>
                 <w:noProof/>
               </w:rPr>
               <w:t>Charakteristika použitej databázy a nastavení</w:t>
@@ -3507,7 +3489,7 @@
                 <w:noProof/>
                 <w:webHidden/>
               </w:rPr>
-              <w:instrText xml:space="preserve"> PAGEREF _Toc222562490 \h </w:instrText>
+              <w:instrText xml:space="preserve"> PAGEREF _Toc222829648 \h </w:instrText>
             </w:r>
             <w:r>
               <w:rPr>
@@ -3527,7 +3509,7 @@
                 <w:noProof/>
                 <w:webHidden/>
               </w:rPr>
-              <w:t>14</w:t>
+              <w:t>21</w:t>
             </w:r>
             <w:r>
               <w:rPr>
@@ -3540,7 +3522,7 @@
         </w:p>
         <w:p>
           <w:pPr>
-            <w:pStyle w:val="Obsah1"/>
+            <w:pStyle w:val="TOC1"/>
             <w:tabs>
               <w:tab w:val="left" w:pos="720"/>
               <w:tab w:val="right" w:leader="dot" w:pos="8493"/>
@@ -3550,13 +3532,13 @@
               <w:noProof/>
               <w:sz w:val="24"/>
               <w:szCs w:val="24"/>
-              <w:lang w:eastAsia="sk-SK"/>
+              <w:lang w:val="en-SK" w:eastAsia="en-GB"/>
             </w:rPr>
           </w:pPr>
-          <w:hyperlink w:anchor="_Toc222562491" w:history="1">
+          <w:hyperlink w:anchor="_Toc222829649" w:history="1">
             <w:r>
               <w:rPr>
-                <w:rStyle w:val="Hypertextovprepojenie"/>
+                <w:rStyle w:val="Hyperlink"/>
                 <w:noProof/>
               </w:rPr>
               <w:t>4.2</w:t>
@@ -3567,13 +3549,13 @@
                 <w:noProof/>
                 <w:sz w:val="24"/>
                 <w:szCs w:val="24"/>
-                <w:lang w:eastAsia="sk-SK"/>
+                <w:lang w:val="en-SK" w:eastAsia="en-GB"/>
               </w:rPr>
               <w:tab/>
             </w:r>
             <w:r>
               <w:rPr>
-                <w:rStyle w:val="Hypertextovprepojenie"/>
+                <w:rStyle w:val="Hyperlink"/>
                 <w:noProof/>
               </w:rPr>
               <w:t>Štruktúra databázového modelu</w:t>
@@ -3597,7 +3579,7 @@
                 <w:noProof/>
                 <w:webHidden/>
               </w:rPr>
-              <w:instrText xml:space="preserve"> PAGEREF _Toc222562491 \h </w:instrText>
+              <w:instrText xml:space="preserve"> PAGEREF _Toc222829649 \h </w:instrText>
             </w:r>
             <w:r>
               <w:rPr>
@@ -3617,7 +3599,7 @@
                 <w:noProof/>
                 <w:webHidden/>
               </w:rPr>
-              <w:t>15</w:t>
+              <w:t>22</w:t>
             </w:r>
             <w:r>
               <w:rPr>
@@ -3630,7 +3612,7 @@
         </w:p>
         <w:p>
           <w:pPr>
-            <w:pStyle w:val="Obsah1"/>
+            <w:pStyle w:val="TOC1"/>
             <w:tabs>
               <w:tab w:val="left" w:pos="720"/>
               <w:tab w:val="right" w:leader="dot" w:pos="8493"/>
@@ -3640,13 +3622,13 @@
               <w:noProof/>
               <w:sz w:val="24"/>
               <w:szCs w:val="24"/>
-              <w:lang w:eastAsia="sk-SK"/>
+              <w:lang w:val="en-SK" w:eastAsia="en-GB"/>
             </w:rPr>
           </w:pPr>
-          <w:hyperlink w:anchor="_Toc222562492" w:history="1">
+          <w:hyperlink w:anchor="_Toc222829650" w:history="1">
             <w:r>
               <w:rPr>
-                <w:rStyle w:val="Hypertextovprepojenie"/>
+                <w:rStyle w:val="Hyperlink"/>
                 <w:noProof/>
               </w:rPr>
               <w:t>4.3</w:t>
@@ -3657,13 +3639,13 @@
                 <w:noProof/>
                 <w:sz w:val="24"/>
                 <w:szCs w:val="24"/>
-                <w:lang w:eastAsia="sk-SK"/>
+                <w:lang w:val="en-SK" w:eastAsia="en-GB"/>
               </w:rPr>
               <w:tab/>
             </w:r>
             <w:r>
               <w:rPr>
-                <w:rStyle w:val="Hypertextovprepojenie"/>
+                <w:rStyle w:val="Hyperlink"/>
                 <w:noProof/>
               </w:rPr>
               <w:t>Integrita, normalizácia a prevádzkové aspekty databázy</w:t>
@@ -3687,7 +3669,7 @@
                 <w:noProof/>
                 <w:webHidden/>
               </w:rPr>
-              <w:instrText xml:space="preserve"> PAGEREF _Toc222562492 \h </w:instrText>
+              <w:instrText xml:space="preserve"> PAGEREF _Toc222829650 \h </w:instrText>
             </w:r>
             <w:r>
               <w:rPr>
@@ -3707,7 +3689,7 @@
                 <w:noProof/>
                 <w:webHidden/>
               </w:rPr>
-              <w:t>18</w:t>
+              <w:t>25</w:t>
             </w:r>
             <w:r>
               <w:rPr>
@@ -3720,7 +3702,7 @@
         </w:p>
         <w:p>
           <w:pPr>
-            <w:pStyle w:val="Obsah1"/>
+            <w:pStyle w:val="TOC1"/>
             <w:tabs>
               <w:tab w:val="left" w:pos="720"/>
               <w:tab w:val="right" w:leader="dot" w:pos="8493"/>
@@ -3730,13 +3712,13 @@
               <w:noProof/>
               <w:sz w:val="24"/>
               <w:szCs w:val="24"/>
-              <w:lang w:eastAsia="sk-SK"/>
+              <w:lang w:val="en-SK" w:eastAsia="en-GB"/>
             </w:rPr>
           </w:pPr>
-          <w:hyperlink w:anchor="_Toc222562493" w:history="1">
+          <w:hyperlink w:anchor="_Toc222829651" w:history="1">
             <w:r>
               <w:rPr>
-                <w:rStyle w:val="Hypertextovprepojenie"/>
+                <w:rStyle w:val="Hyperlink"/>
                 <w:noProof/>
               </w:rPr>
               <w:t>4.4</w:t>
@@ -3747,13 +3729,13 @@
                 <w:noProof/>
                 <w:sz w:val="24"/>
                 <w:szCs w:val="24"/>
-                <w:lang w:eastAsia="sk-SK"/>
+                <w:lang w:val="en-SK" w:eastAsia="en-GB"/>
               </w:rPr>
               <w:tab/>
             </w:r>
             <w:r>
               <w:rPr>
-                <w:rStyle w:val="Hypertextovprepojenie"/>
+                <w:rStyle w:val="Hyperlink"/>
                 <w:noProof/>
               </w:rPr>
               <w:t>Väzba databázového modelu na funkcionalitu ePOS</w:t>
@@ -3777,7 +3759,7 @@
                 <w:noProof/>
                 <w:webHidden/>
               </w:rPr>
-              <w:instrText xml:space="preserve"> PAGEREF _Toc222562493 \h </w:instrText>
+              <w:instrText xml:space="preserve"> PAGEREF _Toc222829651 \h </w:instrText>
             </w:r>
             <w:r>
               <w:rPr>
@@ -3797,7 +3779,7 @@
                 <w:noProof/>
                 <w:webHidden/>
               </w:rPr>
-              <w:t>21</w:t>
+              <w:t>28</w:t>
             </w:r>
             <w:r>
               <w:rPr>
@@ -3810,7 +3792,7 @@
         </w:p>
         <w:p>
           <w:pPr>
-            <w:pStyle w:val="Obsah1"/>
+            <w:pStyle w:val="TOC1"/>
             <w:tabs>
               <w:tab w:val="left" w:pos="720"/>
               <w:tab w:val="right" w:leader="dot" w:pos="8493"/>
@@ -3820,13 +3802,13 @@
               <w:noProof/>
               <w:sz w:val="24"/>
               <w:szCs w:val="24"/>
-              <w:lang w:eastAsia="sk-SK"/>
+              <w:lang w:val="en-SK" w:eastAsia="en-GB"/>
             </w:rPr>
           </w:pPr>
-          <w:hyperlink w:anchor="_Toc222562494" w:history="1">
+          <w:hyperlink w:anchor="_Toc222829652" w:history="1">
             <w:r>
               <w:rPr>
-                <w:rStyle w:val="Hypertextovprepojenie"/>
+                <w:rStyle w:val="Hyperlink"/>
                 <w:noProof/>
               </w:rPr>
               <w:t>4.5</w:t>
@@ -3837,13 +3819,13 @@
                 <w:noProof/>
                 <w:sz w:val="24"/>
                 <w:szCs w:val="24"/>
-                <w:lang w:eastAsia="sk-SK"/>
+                <w:lang w:val="en-SK" w:eastAsia="en-GB"/>
               </w:rPr>
               <w:tab/>
             </w:r>
             <w:r>
               <w:rPr>
-                <w:rStyle w:val="Hypertextovprepojenie"/>
+                <w:rStyle w:val="Hyperlink"/>
                 <w:noProof/>
               </w:rPr>
               <w:t>Návrhy na rozšírenie databázového modelu</w:t>
@@ -3867,7 +3849,7 @@
                 <w:noProof/>
                 <w:webHidden/>
               </w:rPr>
-              <w:instrText xml:space="preserve"> PAGEREF _Toc222562494 \h </w:instrText>
+              <w:instrText xml:space="preserve"> PAGEREF _Toc222829652 \h </w:instrText>
             </w:r>
             <w:r>
               <w:rPr>
@@ -3887,7 +3869,7 @@
                 <w:noProof/>
                 <w:webHidden/>
               </w:rPr>
-              <w:t>22</w:t>
+              <w:t>29</w:t>
             </w:r>
             <w:r>
               <w:rPr>
@@ -3900,7 +3882,7 @@
         </w:p>
         <w:p>
           <w:pPr>
-            <w:pStyle w:val="Obsah1"/>
+            <w:pStyle w:val="TOC1"/>
             <w:tabs>
               <w:tab w:val="left" w:pos="480"/>
               <w:tab w:val="right" w:leader="dot" w:pos="8493"/>
@@ -3910,13 +3892,13 @@
               <w:noProof/>
               <w:sz w:val="24"/>
               <w:szCs w:val="24"/>
-              <w:lang w:eastAsia="sk-SK"/>
+              <w:lang w:val="en-SK" w:eastAsia="en-GB"/>
             </w:rPr>
           </w:pPr>
-          <w:hyperlink w:anchor="_Toc222562495" w:history="1">
+          <w:hyperlink w:anchor="_Toc222829653" w:history="1">
             <w:r>
               <w:rPr>
-                <w:rStyle w:val="Hypertextovprepojenie"/>
+                <w:rStyle w:val="Hyperlink"/>
                 <w:noProof/>
               </w:rPr>
               <w:t>5</w:t>
@@ -3927,13 +3909,13 @@
                 <w:noProof/>
                 <w:sz w:val="24"/>
                 <w:szCs w:val="24"/>
-                <w:lang w:eastAsia="sk-SK"/>
+                <w:lang w:val="en-SK" w:eastAsia="en-GB"/>
               </w:rPr>
               <w:tab/>
             </w:r>
             <w:r>
               <w:rPr>
-                <w:rStyle w:val="Hypertextovprepojenie"/>
+                <w:rStyle w:val="Hyperlink"/>
                 <w:noProof/>
               </w:rPr>
               <w:t>Návrh štruktúry (wireframe) používateľského rozhrania</w:t>
@@ -3957,7 +3939,7 @@
                 <w:noProof/>
                 <w:webHidden/>
               </w:rPr>
-              <w:instrText xml:space="preserve"> PAGEREF _Toc222562495 \h </w:instrText>
+              <w:instrText xml:space="preserve"> PAGEREF _Toc222829653 \h </w:instrText>
             </w:r>
             <w:r>
               <w:rPr>
@@ -3977,7 +3959,7 @@
                 <w:noProof/>
                 <w:webHidden/>
               </w:rPr>
-              <w:t>23</w:t>
+              <w:t>30</w:t>
             </w:r>
             <w:r>
               <w:rPr>
@@ -3990,7 +3972,7 @@
         </w:p>
         <w:p>
           <w:pPr>
-            <w:pStyle w:val="Obsah1"/>
+            <w:pStyle w:val="TOC1"/>
             <w:tabs>
               <w:tab w:val="left" w:pos="720"/>
               <w:tab w:val="right" w:leader="dot" w:pos="8493"/>
@@ -4000,13 +3982,13 @@
               <w:noProof/>
               <w:sz w:val="24"/>
               <w:szCs w:val="24"/>
-              <w:lang w:eastAsia="sk-SK"/>
+              <w:lang w:val="en-SK" w:eastAsia="en-GB"/>
             </w:rPr>
           </w:pPr>
-          <w:hyperlink w:anchor="_Toc222562496" w:history="1">
+          <w:hyperlink w:anchor="_Toc222829654" w:history="1">
             <w:r>
               <w:rPr>
-                <w:rStyle w:val="Hypertextovprepojenie"/>
+                <w:rStyle w:val="Hyperlink"/>
                 <w:noProof/>
               </w:rPr>
               <w:t>5.1</w:t>
@@ -4017,13 +3999,13 @@
                 <w:noProof/>
                 <w:sz w:val="24"/>
                 <w:szCs w:val="24"/>
-                <w:lang w:eastAsia="sk-SK"/>
+                <w:lang w:val="en-SK" w:eastAsia="en-GB"/>
               </w:rPr>
               <w:tab/>
             </w:r>
             <w:r>
               <w:rPr>
-                <w:rStyle w:val="Hypertextovprepojenie"/>
+                <w:rStyle w:val="Hyperlink"/>
                 <w:noProof/>
               </w:rPr>
               <w:t>Ciele návrhu používateľského rozhrania</w:t>
@@ -4047,7 +4029,7 @@
                 <w:noProof/>
                 <w:webHidden/>
               </w:rPr>
-              <w:instrText xml:space="preserve"> PAGEREF _Toc222562496 \h </w:instrText>
+              <w:instrText xml:space="preserve"> PAGEREF _Toc222829654 \h </w:instrText>
             </w:r>
             <w:r>
               <w:rPr>
@@ -4067,7 +4049,7 @@
                 <w:noProof/>
                 <w:webHidden/>
               </w:rPr>
-              <w:t>24</w:t>
+              <w:t>31</w:t>
             </w:r>
             <w:r>
               <w:rPr>
@@ -4080,7 +4062,7 @@
         </w:p>
         <w:p>
           <w:pPr>
-            <w:pStyle w:val="Obsah1"/>
+            <w:pStyle w:val="TOC1"/>
             <w:tabs>
               <w:tab w:val="left" w:pos="720"/>
               <w:tab w:val="right" w:leader="dot" w:pos="8493"/>
@@ -4090,13 +4072,13 @@
               <w:noProof/>
               <w:sz w:val="24"/>
               <w:szCs w:val="24"/>
-              <w:lang w:eastAsia="sk-SK"/>
+              <w:lang w:val="en-SK" w:eastAsia="en-GB"/>
             </w:rPr>
           </w:pPr>
-          <w:hyperlink w:anchor="_Toc222562497" w:history="1">
+          <w:hyperlink w:anchor="_Toc222829655" w:history="1">
             <w:r>
               <w:rPr>
-                <w:rStyle w:val="Hypertextovprepojenie"/>
+                <w:rStyle w:val="Hyperlink"/>
                 <w:noProof/>
               </w:rPr>
               <w:t>5.2</w:t>
@@ -4107,13 +4089,13 @@
                 <w:noProof/>
                 <w:sz w:val="24"/>
                 <w:szCs w:val="24"/>
-                <w:lang w:eastAsia="sk-SK"/>
+                <w:lang w:val="en-SK" w:eastAsia="en-GB"/>
               </w:rPr>
               <w:tab/>
             </w:r>
             <w:r>
               <w:rPr>
-                <w:rStyle w:val="Hypertextovprepojenie"/>
+                <w:rStyle w:val="Hyperlink"/>
                 <w:noProof/>
               </w:rPr>
               <w:t>Návrh hlavných obrazoviek aplikácie</w:t>
@@ -4137,7 +4119,7 @@
                 <w:noProof/>
                 <w:webHidden/>
               </w:rPr>
-              <w:instrText xml:space="preserve"> PAGEREF _Toc222562497 \h </w:instrText>
+              <w:instrText xml:space="preserve"> PAGEREF _Toc222829655 \h </w:instrText>
             </w:r>
             <w:r>
               <w:rPr>
@@ -4157,7 +4139,7 @@
                 <w:noProof/>
                 <w:webHidden/>
               </w:rPr>
-              <w:t>25</w:t>
+              <w:t>32</w:t>
             </w:r>
             <w:r>
               <w:rPr>
@@ -4170,7 +4152,7 @@
         </w:p>
         <w:p>
           <w:pPr>
-            <w:pStyle w:val="Obsah1"/>
+            <w:pStyle w:val="TOC1"/>
             <w:tabs>
               <w:tab w:val="left" w:pos="720"/>
               <w:tab w:val="right" w:leader="dot" w:pos="8493"/>
@@ -4180,13 +4162,13 @@
               <w:noProof/>
               <w:sz w:val="24"/>
               <w:szCs w:val="24"/>
-              <w:lang w:eastAsia="sk-SK"/>
+              <w:lang w:val="en-SK" w:eastAsia="en-GB"/>
             </w:rPr>
           </w:pPr>
-          <w:hyperlink w:anchor="_Toc222562498" w:history="1">
+          <w:hyperlink w:anchor="_Toc222829656" w:history="1">
             <w:r>
               <w:rPr>
-                <w:rStyle w:val="Hypertextovprepojenie"/>
+                <w:rStyle w:val="Hyperlink"/>
                 <w:noProof/>
               </w:rPr>
               <w:t>5.3</w:t>
@@ -4197,13 +4179,13 @@
                 <w:noProof/>
                 <w:sz w:val="24"/>
                 <w:szCs w:val="24"/>
-                <w:lang w:eastAsia="sk-SK"/>
+                <w:lang w:val="en-SK" w:eastAsia="en-GB"/>
               </w:rPr>
               <w:tab/>
             </w:r>
             <w:r>
               <w:rPr>
-                <w:rStyle w:val="Hypertextovprepojenie"/>
+                <w:rStyle w:val="Hyperlink"/>
                 <w:noProof/>
               </w:rPr>
               <w:t>Význam a zhodnotenie návrhu používateľského rozhrania</w:t>
@@ -4227,7 +4209,7 @@
                 <w:noProof/>
                 <w:webHidden/>
               </w:rPr>
-              <w:instrText xml:space="preserve"> PAGEREF _Toc222562498 \h </w:instrText>
+              <w:instrText xml:space="preserve"> PAGEREF _Toc222829656 \h </w:instrText>
             </w:r>
             <w:r>
               <w:rPr>
@@ -4247,7 +4229,7 @@
                 <w:noProof/>
                 <w:webHidden/>
               </w:rPr>
-              <w:t>28</w:t>
+              <w:t>35</w:t>
             </w:r>
             <w:r>
               <w:rPr>
@@ -4260,7 +4242,7 @@
         </w:p>
         <w:p>
           <w:pPr>
-            <w:pStyle w:val="Obsah1"/>
+            <w:pStyle w:val="TOC1"/>
             <w:tabs>
               <w:tab w:val="left" w:pos="480"/>
               <w:tab w:val="right" w:leader="dot" w:pos="8493"/>
@@ -4270,13 +4252,13 @@
               <w:noProof/>
               <w:sz w:val="24"/>
               <w:szCs w:val="24"/>
-              <w:lang w:eastAsia="sk-SK"/>
+              <w:lang w:val="en-SK" w:eastAsia="en-GB"/>
             </w:rPr>
           </w:pPr>
-          <w:hyperlink w:anchor="_Toc222562499" w:history="1">
+          <w:hyperlink w:anchor="_Toc222829657" w:history="1">
             <w:r>
               <w:rPr>
-                <w:rStyle w:val="Hypertextovprepojenie"/>
+                <w:rStyle w:val="Hyperlink"/>
                 <w:noProof/>
               </w:rPr>
               <w:t>6</w:t>
@@ -4287,16 +4269,16 @@
                 <w:noProof/>
                 <w:sz w:val="24"/>
                 <w:szCs w:val="24"/>
-                <w:lang w:eastAsia="sk-SK"/>
+                <w:lang w:val="en-SK" w:eastAsia="en-GB"/>
               </w:rPr>
               <w:tab/>
             </w:r>
             <w:r>
               <w:rPr>
-                <w:rStyle w:val="Hypertextovprepojenie"/>
+                <w:rStyle w:val="Hyperlink"/>
                 <w:noProof/>
               </w:rPr>
-              <w:t>Materiál a metodika</w:t>
+              <w:t>Funkčnosť a možné rozšírenia</w:t>
             </w:r>
             <w:r>
               <w:rPr>
@@ -4317,7 +4299,7 @@
                 <w:noProof/>
                 <w:webHidden/>
               </w:rPr>
-              <w:instrText xml:space="preserve"> PAGEREF _Toc222562499 \h </w:instrText>
+              <w:instrText xml:space="preserve"> PAGEREF _Toc222829657 \h </w:instrText>
             </w:r>
             <w:r>
               <w:rPr>
@@ -4337,7 +4319,7 @@
                 <w:noProof/>
                 <w:webHidden/>
               </w:rPr>
-              <w:t>31</w:t>
+              <w:t>36</w:t>
             </w:r>
             <w:r>
               <w:rPr>
@@ -4350,97 +4332,7 @@
         </w:p>
         <w:p>
           <w:pPr>
-            <w:pStyle w:val="Obsah1"/>
-            <w:tabs>
-              <w:tab w:val="left" w:pos="720"/>
-              <w:tab w:val="right" w:leader="dot" w:pos="8493"/>
-            </w:tabs>
-            <w:rPr>
-              <w:rFonts w:asciiTheme="minorHAnsi" w:eastAsiaTheme="minorEastAsia" w:hAnsiTheme="minorHAnsi"/>
-              <w:noProof/>
-              <w:sz w:val="24"/>
-              <w:szCs w:val="24"/>
-              <w:lang w:eastAsia="sk-SK"/>
-            </w:rPr>
-          </w:pPr>
-          <w:hyperlink w:anchor="_Toc222562500" w:history="1">
-            <w:r>
-              <w:rPr>
-                <w:rStyle w:val="Hypertextovprepojenie"/>
-                <w:noProof/>
-              </w:rPr>
-              <w:t>6.1</w:t>
-            </w:r>
-            <w:r>
-              <w:rPr>
-                <w:rFonts w:asciiTheme="minorHAnsi" w:eastAsiaTheme="minorEastAsia" w:hAnsiTheme="minorHAnsi"/>
-                <w:noProof/>
-                <w:sz w:val="24"/>
-                <w:szCs w:val="24"/>
-                <w:lang w:eastAsia="sk-SK"/>
-              </w:rPr>
-              <w:tab/>
-            </w:r>
-            <w:r>
-              <w:rPr>
-                <w:rStyle w:val="Hypertextovprepojenie"/>
-                <w:noProof/>
-              </w:rPr>
-              <w:t>Podnadpis</w:t>
-            </w:r>
-            <w:r>
-              <w:rPr>
-                <w:noProof/>
-                <w:webHidden/>
-              </w:rPr>
-              <w:tab/>
-            </w:r>
-            <w:r>
-              <w:rPr>
-                <w:noProof/>
-                <w:webHidden/>
-              </w:rPr>
-              <w:fldChar w:fldCharType="begin"/>
-            </w:r>
-            <w:r>
-              <w:rPr>
-                <w:noProof/>
-                <w:webHidden/>
-              </w:rPr>
-              <w:instrText xml:space="preserve"> PAGEREF _Toc222562500 \h </w:instrText>
-            </w:r>
-            <w:r>
-              <w:rPr>
-                <w:noProof/>
-                <w:webHidden/>
-              </w:rPr>
-            </w:r>
-            <w:r>
-              <w:rPr>
-                <w:noProof/>
-                <w:webHidden/>
-              </w:rPr>
-              <w:fldChar w:fldCharType="separate"/>
-            </w:r>
-            <w:r>
-              <w:rPr>
-                <w:noProof/>
-                <w:webHidden/>
-              </w:rPr>
-              <w:t>31</w:t>
-            </w:r>
-            <w:r>
-              <w:rPr>
-                <w:noProof/>
-                <w:webHidden/>
-              </w:rPr>
-              <w:fldChar w:fldCharType="end"/>
-            </w:r>
-          </w:hyperlink>
-        </w:p>
-        <w:p>
-          <w:pPr>
-            <w:pStyle w:val="Obsah1"/>
+            <w:pStyle w:val="TOC1"/>
             <w:tabs>
               <w:tab w:val="left" w:pos="480"/>
               <w:tab w:val="right" w:leader="dot" w:pos="8493"/>
@@ -4450,14 +4342,16 @@
               <w:noProof/>
               <w:sz w:val="24"/>
               <w:szCs w:val="24"/>
-              <w:lang w:eastAsia="sk-SK"/>
+              <w:lang w:val="en-SK" w:eastAsia="en-GB"/>
             </w:rPr>
           </w:pPr>
-          <w:hyperlink w:anchor="_Toc222562501" w:history="1">
+          <w:hyperlink w:anchor="_Toc222829658" w:history="1">
             <w:r>
               <w:rPr>
-                <w:rStyle w:val="Hypertextovprepojenie"/>
+                <w:rStyle w:val="Hyperlink"/>
+                <w:rFonts w:eastAsia="Times New Roman"/>
                 <w:noProof/>
+                <w:lang w:eastAsia="sk-SK"/>
               </w:rPr>
               <w:t>7</w:t>
             </w:r>
@@ -4467,16 +4361,17 @@
                 <w:noProof/>
                 <w:sz w:val="24"/>
                 <w:szCs w:val="24"/>
+                <w:lang w:val="en-SK" w:eastAsia="en-GB"/>
+              </w:rPr>
+              <w:tab/>
+            </w:r>
+            <w:r>
+              <w:rPr>
+                <w:rStyle w:val="Hyperlink"/>
+                <w:noProof/>
                 <w:lang w:eastAsia="sk-SK"/>
               </w:rPr>
-              <w:tab/>
-            </w:r>
-            <w:r>
-              <w:rPr>
-                <w:rStyle w:val="Hypertextovprepojenie"/>
-                <w:noProof/>
-              </w:rPr>
-              <w:t>Diskusia</w:t>
+              <w:t>Praktické využitie v reálnej prevádzke</w:t>
             </w:r>
             <w:r>
               <w:rPr>
@@ -4497,7 +4392,7 @@
                 <w:noProof/>
                 <w:webHidden/>
               </w:rPr>
-              <w:instrText xml:space="preserve"> PAGEREF _Toc222562501 \h </w:instrText>
+              <w:instrText xml:space="preserve"> PAGEREF _Toc222829658 \h </w:instrText>
             </w:r>
             <w:r>
               <w:rPr>
@@ -4517,7 +4412,7 @@
                 <w:noProof/>
                 <w:webHidden/>
               </w:rPr>
-              <w:t>32</w:t>
+              <w:t>38</w:t>
             </w:r>
             <w:r>
               <w:rPr>
@@ -4530,7 +4425,7 @@
         </w:p>
         <w:p>
           <w:pPr>
-            <w:pStyle w:val="Obsah1"/>
+            <w:pStyle w:val="TOC1"/>
             <w:tabs>
               <w:tab w:val="left" w:pos="480"/>
               <w:tab w:val="right" w:leader="dot" w:pos="8493"/>
@@ -4540,13 +4435,13 @@
               <w:noProof/>
               <w:sz w:val="24"/>
               <w:szCs w:val="24"/>
-              <w:lang w:eastAsia="sk-SK"/>
+              <w:lang w:val="en-SK" w:eastAsia="en-GB"/>
             </w:rPr>
           </w:pPr>
-          <w:hyperlink w:anchor="_Toc222562502" w:history="1">
+          <w:hyperlink w:anchor="_Toc222829659" w:history="1">
             <w:r>
               <w:rPr>
-                <w:rStyle w:val="Hypertextovprepojenie"/>
+                <w:rStyle w:val="Hyperlink"/>
                 <w:noProof/>
               </w:rPr>
               <w:t>8</w:t>
@@ -4557,16 +4452,16 @@
                 <w:noProof/>
                 <w:sz w:val="24"/>
                 <w:szCs w:val="24"/>
-                <w:lang w:eastAsia="sk-SK"/>
+                <w:lang w:val="en-SK" w:eastAsia="en-GB"/>
               </w:rPr>
               <w:tab/>
             </w:r>
             <w:r>
               <w:rPr>
-                <w:rStyle w:val="Hypertextovprepojenie"/>
+                <w:rStyle w:val="Hyperlink"/>
                 <w:noProof/>
               </w:rPr>
-              <w:t>Závery práce</w:t>
+              <w:t>Záver</w:t>
             </w:r>
             <w:r>
               <w:rPr>
@@ -4587,7 +4482,7 @@
                 <w:noProof/>
                 <w:webHidden/>
               </w:rPr>
-              <w:instrText xml:space="preserve"> PAGEREF _Toc222562502 \h </w:instrText>
+              <w:instrText xml:space="preserve"> PAGEREF _Toc222829659 \h </w:instrText>
             </w:r>
             <w:r>
               <w:rPr>
@@ -4607,7 +4502,7 @@
                 <w:noProof/>
                 <w:webHidden/>
               </w:rPr>
-              <w:t>33</w:t>
+              <w:t>39</w:t>
             </w:r>
             <w:r>
               <w:rPr>
@@ -4620,9 +4515,8 @@
         </w:p>
         <w:p>
           <w:pPr>
-            <w:pStyle w:val="Obsah1"/>
+            <w:pStyle w:val="TOC1"/>
             <w:tabs>
-              <w:tab w:val="left" w:pos="480"/>
               <w:tab w:val="right" w:leader="dot" w:pos="8493"/>
             </w:tabs>
             <w:rPr>
@@ -4630,33 +4524,16 @@
               <w:noProof/>
               <w:sz w:val="24"/>
               <w:szCs w:val="24"/>
-              <w:lang w:eastAsia="sk-SK"/>
+              <w:lang w:val="en-SK" w:eastAsia="en-GB"/>
             </w:rPr>
           </w:pPr>
-          <w:hyperlink w:anchor="_Toc222562503" w:history="1">
+          <w:hyperlink w:anchor="_Toc222829660" w:history="1">
             <w:r>
               <w:rPr>
-                <w:rStyle w:val="Hypertextovprepojenie"/>
+                <w:rStyle w:val="Hyperlink"/>
                 <w:noProof/>
               </w:rPr>
-              <w:t>9</w:t>
-            </w:r>
-            <w:r>
-              <w:rPr>
-                <w:rFonts w:asciiTheme="minorHAnsi" w:eastAsiaTheme="minorEastAsia" w:hAnsiTheme="minorHAnsi"/>
-                <w:noProof/>
-                <w:sz w:val="24"/>
-                <w:szCs w:val="24"/>
-                <w:lang w:eastAsia="sk-SK"/>
-              </w:rPr>
-              <w:tab/>
-            </w:r>
-            <w:r>
-              <w:rPr>
-                <w:rStyle w:val="Hypertextovprepojenie"/>
-                <w:noProof/>
-              </w:rPr>
-              <w:t>Zhrnutie</w:t>
+              <w:t>Zoznam použitej literatúry</w:t>
             </w:r>
             <w:r>
               <w:rPr>
@@ -4677,7 +4554,7 @@
                 <w:noProof/>
                 <w:webHidden/>
               </w:rPr>
-              <w:instrText xml:space="preserve"> PAGEREF _Toc222562503 \h </w:instrText>
+              <w:instrText xml:space="preserve"> PAGEREF _Toc222829660 \h </w:instrText>
             </w:r>
             <w:r>
               <w:rPr>
@@ -4697,187 +4574,7 @@
                 <w:noProof/>
                 <w:webHidden/>
               </w:rPr>
-              <w:t>34</w:t>
-            </w:r>
-            <w:r>
-              <w:rPr>
-                <w:noProof/>
-                <w:webHidden/>
-              </w:rPr>
-              <w:fldChar w:fldCharType="end"/>
-            </w:r>
-          </w:hyperlink>
-        </w:p>
-        <w:p>
-          <w:pPr>
-            <w:pStyle w:val="Obsah1"/>
-            <w:tabs>
-              <w:tab w:val="left" w:pos="480"/>
-              <w:tab w:val="right" w:leader="dot" w:pos="8493"/>
-            </w:tabs>
-            <w:rPr>
-              <w:rFonts w:asciiTheme="minorHAnsi" w:eastAsiaTheme="minorEastAsia" w:hAnsiTheme="minorHAnsi"/>
-              <w:noProof/>
-              <w:sz w:val="24"/>
-              <w:szCs w:val="24"/>
-              <w:lang w:eastAsia="sk-SK"/>
-            </w:rPr>
-          </w:pPr>
-          <w:hyperlink w:anchor="_Toc222562504" w:history="1">
-            <w:r>
-              <w:rPr>
-                <w:rStyle w:val="Hypertextovprepojenie"/>
-                <w:noProof/>
-              </w:rPr>
-              <w:t>10</w:t>
-            </w:r>
-            <w:r>
-              <w:rPr>
-                <w:rFonts w:asciiTheme="minorHAnsi" w:eastAsiaTheme="minorEastAsia" w:hAnsiTheme="minorHAnsi"/>
-                <w:noProof/>
-                <w:sz w:val="24"/>
-                <w:szCs w:val="24"/>
-                <w:lang w:eastAsia="sk-SK"/>
-              </w:rPr>
-              <w:tab/>
-            </w:r>
-            <w:r>
-              <w:rPr>
-                <w:rStyle w:val="Hypertextovprepojenie"/>
-                <w:noProof/>
-              </w:rPr>
-              <w:t>Zoznam použitej literatúry</w:t>
-            </w:r>
-            <w:r>
-              <w:rPr>
-                <w:noProof/>
-                <w:webHidden/>
-              </w:rPr>
-              <w:tab/>
-            </w:r>
-            <w:r>
-              <w:rPr>
-                <w:noProof/>
-                <w:webHidden/>
-              </w:rPr>
-              <w:fldChar w:fldCharType="begin"/>
-            </w:r>
-            <w:r>
-              <w:rPr>
-                <w:noProof/>
-                <w:webHidden/>
-              </w:rPr>
-              <w:instrText xml:space="preserve"> PAGEREF _Toc222562504 \h </w:instrText>
-            </w:r>
-            <w:r>
-              <w:rPr>
-                <w:noProof/>
-                <w:webHidden/>
-              </w:rPr>
-            </w:r>
-            <w:r>
-              <w:rPr>
-                <w:noProof/>
-                <w:webHidden/>
-              </w:rPr>
-              <w:fldChar w:fldCharType="separate"/>
-            </w:r>
-            <w:r>
-              <w:rPr>
-                <w:noProof/>
-                <w:webHidden/>
-              </w:rPr>
-              <w:t>35</w:t>
-            </w:r>
-            <w:r>
-              <w:rPr>
-                <w:noProof/>
-                <w:webHidden/>
-              </w:rPr>
-              <w:fldChar w:fldCharType="end"/>
-            </w:r>
-          </w:hyperlink>
-        </w:p>
-        <w:p>
-          <w:pPr>
-            <w:pStyle w:val="Obsah1"/>
-            <w:tabs>
-              <w:tab w:val="left" w:pos="480"/>
-              <w:tab w:val="right" w:leader="dot" w:pos="8493"/>
-            </w:tabs>
-            <w:rPr>
-              <w:rFonts w:asciiTheme="minorHAnsi" w:eastAsiaTheme="minorEastAsia" w:hAnsiTheme="minorHAnsi"/>
-              <w:noProof/>
-              <w:sz w:val="24"/>
-              <w:szCs w:val="24"/>
-              <w:lang w:eastAsia="sk-SK"/>
-            </w:rPr>
-          </w:pPr>
-          <w:hyperlink w:anchor="_Toc222562505" w:history="1">
-            <w:r>
-              <w:rPr>
-                <w:rStyle w:val="Hypertextovprepojenie"/>
-                <w:noProof/>
-              </w:rPr>
-              <w:t>11</w:t>
-            </w:r>
-            <w:r>
-              <w:rPr>
-                <w:rFonts w:asciiTheme="minorHAnsi" w:eastAsiaTheme="minorEastAsia" w:hAnsiTheme="minorHAnsi"/>
-                <w:noProof/>
-                <w:sz w:val="24"/>
-                <w:szCs w:val="24"/>
-                <w:lang w:eastAsia="sk-SK"/>
-              </w:rPr>
-              <w:tab/>
-            </w:r>
-            <w:r>
-              <w:rPr>
-                <w:rStyle w:val="Hypertextovprepojenie"/>
-                <w:noProof/>
-              </w:rPr>
-              <w:t>Prílohy</w:t>
-            </w:r>
-            <w:r>
-              <w:rPr>
-                <w:noProof/>
-                <w:webHidden/>
-              </w:rPr>
-              <w:tab/>
-            </w:r>
-            <w:r>
-              <w:rPr>
-                <w:noProof/>
-                <w:webHidden/>
-              </w:rPr>
-              <w:fldChar w:fldCharType="begin"/>
-            </w:r>
-            <w:r>
-              <w:rPr>
-                <w:noProof/>
-                <w:webHidden/>
-              </w:rPr>
-              <w:instrText xml:space="preserve"> PAGEREF _Toc222562505 \h </w:instrText>
-            </w:r>
-            <w:r>
-              <w:rPr>
-                <w:noProof/>
-                <w:webHidden/>
-              </w:rPr>
-            </w:r>
-            <w:r>
-              <w:rPr>
-                <w:noProof/>
-                <w:webHidden/>
-              </w:rPr>
-              <w:fldChar w:fldCharType="separate"/>
-            </w:r>
-            <w:r>
-              <w:rPr>
-                <w:noProof/>
-                <w:webHidden/>
-              </w:rPr>
-              <w:t>7</w:t>
+              <w:t>40</w:t>
             </w:r>
             <w:r>
               <w:rPr>
@@ -4942,63 +4639,1424 @@
           <w:szCs w:val="28"/>
         </w:rPr>
         <w:lastRenderedPageBreak/>
-        <w:t>Zoznam skratiek, značiek a symbolov</w:t>
-      </w:r>
-    </w:p>
-    <w:p>
-      <w:pPr>
-        <w:rPr>
-          <w:rFonts w:ascii="Times New Roman" w:hAnsi="Times New Roman" w:cs="Times New Roman"/>
+        <w:t>Zoznam skratiek, značiek a</w:t>
+      </w:r>
+      <w:r>
+        <w:rPr>
+          <w:rFonts w:ascii="Times New Roman" w:hAnsi="Times New Roman" w:cs="Times New Roman"/>
+          <w:b/>
+          <w:bCs/>
+          <w:sz w:val="28"/>
+          <w:szCs w:val="28"/>
+        </w:rPr>
+        <w:t> </w:t>
+      </w:r>
+      <w:r>
+        <w:rPr>
+          <w:rFonts w:ascii="Times New Roman" w:hAnsi="Times New Roman" w:cs="Times New Roman"/>
+          <w:b/>
+          <w:bCs/>
+          <w:sz w:val="28"/>
+          <w:szCs w:val="28"/>
+        </w:rPr>
+        <w:t>symbolov</w:t>
+      </w:r>
+    </w:p>
+    <w:tbl>
+      <w:tblPr>
+        <w:tblStyle w:val="TableGrid"/>
+        <w:tblW w:w="0" w:type="auto"/>
+        <w:tblBorders>
+          <w:top w:val="none" w:sz="0" w:space="0" w:color="auto"/>
+          <w:left w:val="none" w:sz="0" w:space="0" w:color="auto"/>
+          <w:bottom w:val="none" w:sz="0" w:space="0" w:color="auto"/>
+          <w:right w:val="none" w:sz="0" w:space="0" w:color="auto"/>
+          <w:insideV w:val="none" w:sz="0" w:space="0" w:color="auto"/>
+        </w:tblBorders>
+        <w:tblLook w:val="04A0" w:firstRow="1" w:lastRow="0" w:firstColumn="1" w:lastColumn="0" w:noHBand="0" w:noVBand="1"/>
+      </w:tblPr>
+      <w:tblGrid>
+        <w:gridCol w:w="4246"/>
+        <w:gridCol w:w="4247"/>
+      </w:tblGrid>
+      <w:tr>
+        <w:tc>
+          <w:tcPr>
+            <w:tcW w:w="4246" w:type="dxa"/>
+          </w:tcPr>
+          <w:p>
+            <w:pPr>
+              <w:pStyle w:val="text"/>
+            </w:pPr>
+            <w:r>
+              <w:t>1NF</w:t>
+            </w:r>
+          </w:p>
+        </w:tc>
+        <w:tc>
+          <w:tcPr>
+            <w:tcW w:w="4247" w:type="dxa"/>
+          </w:tcPr>
+          <w:p>
+            <w:pPr>
+              <w:pStyle w:val="text"/>
+              <w:ind w:firstLine="0"/>
+            </w:pPr>
+            <w:r>
+              <w:t>prvá normálna forma (</w:t>
+            </w:r>
+            <w:proofErr w:type="spellStart"/>
+            <w:r>
+              <w:t>First</w:t>
+            </w:r>
+            <w:proofErr w:type="spellEnd"/>
+            <w:r>
+              <w:t xml:space="preserve"> </w:t>
+            </w:r>
+            <w:proofErr w:type="spellStart"/>
+            <w:r>
+              <w:t>Normal</w:t>
+            </w:r>
+            <w:proofErr w:type="spellEnd"/>
+            <w:r>
+              <w:t xml:space="preserve"> </w:t>
+            </w:r>
+            <w:proofErr w:type="spellStart"/>
+            <w:r>
+              <w:t>Form</w:t>
+            </w:r>
+            <w:proofErr w:type="spellEnd"/>
+            <w:r>
+              <w:t>)</w:t>
+            </w:r>
+          </w:p>
+        </w:tc>
+      </w:tr>
+      <w:tr>
+        <w:tc>
+          <w:tcPr>
+            <w:tcW w:w="4246" w:type="dxa"/>
+          </w:tcPr>
+          <w:p>
+            <w:pPr>
+              <w:pStyle w:val="text"/>
+            </w:pPr>
+            <w:r>
+              <w:t>2NF</w:t>
+            </w:r>
+          </w:p>
+        </w:tc>
+        <w:tc>
+          <w:tcPr>
+            <w:tcW w:w="4247" w:type="dxa"/>
+          </w:tcPr>
+          <w:p>
+            <w:pPr>
+              <w:pStyle w:val="text"/>
+              <w:ind w:firstLine="0"/>
+            </w:pPr>
+            <w:r>
+              <w:t>druhá normálna forma (</w:t>
+            </w:r>
+            <w:proofErr w:type="spellStart"/>
+            <w:r>
+              <w:t>Second</w:t>
+            </w:r>
+            <w:proofErr w:type="spellEnd"/>
+            <w:r>
+              <w:t xml:space="preserve"> </w:t>
+            </w:r>
+            <w:proofErr w:type="spellStart"/>
+            <w:r>
+              <w:t>Normal</w:t>
+            </w:r>
+            <w:proofErr w:type="spellEnd"/>
+            <w:r>
+              <w:t xml:space="preserve"> </w:t>
+            </w:r>
+            <w:proofErr w:type="spellStart"/>
+            <w:r>
+              <w:t>Form</w:t>
+            </w:r>
+            <w:proofErr w:type="spellEnd"/>
+            <w:r>
+              <w:t>)</w:t>
+            </w:r>
+          </w:p>
+        </w:tc>
+      </w:tr>
+      <w:tr>
+        <w:tc>
+          <w:tcPr>
+            <w:tcW w:w="4246" w:type="dxa"/>
+          </w:tcPr>
+          <w:p>
+            <w:pPr>
+              <w:pStyle w:val="text"/>
+            </w:pPr>
+            <w:r>
+              <w:t>AUTO_INCREMENT</w:t>
+            </w:r>
+          </w:p>
+        </w:tc>
+        <w:tc>
+          <w:tcPr>
+            <w:tcW w:w="4247" w:type="dxa"/>
+          </w:tcPr>
+          <w:p>
+            <w:pPr>
+              <w:pStyle w:val="text"/>
+              <w:ind w:firstLine="0"/>
+            </w:pPr>
+            <w:r>
+              <w:t xml:space="preserve">automatické </w:t>
+            </w:r>
+            <w:proofErr w:type="spellStart"/>
+            <w:r>
+              <w:t>inkrementovanie</w:t>
+            </w:r>
+            <w:proofErr w:type="spellEnd"/>
+            <w:r>
+              <w:t xml:space="preserve"> hodnoty</w:t>
+            </w:r>
+          </w:p>
+        </w:tc>
+      </w:tr>
+      <w:tr>
+        <w:tc>
+          <w:tcPr>
+            <w:tcW w:w="4246" w:type="dxa"/>
+          </w:tcPr>
+          <w:p>
+            <w:pPr>
+              <w:pStyle w:val="text"/>
+            </w:pPr>
+            <w:r>
+              <w:t>BLOB</w:t>
+            </w:r>
+          </w:p>
+        </w:tc>
+        <w:tc>
+          <w:tcPr>
+            <w:tcW w:w="4247" w:type="dxa"/>
+          </w:tcPr>
+          <w:p>
+            <w:pPr>
+              <w:pStyle w:val="text"/>
+              <w:ind w:firstLine="0"/>
+            </w:pPr>
+            <w:proofErr w:type="spellStart"/>
+            <w:r>
+              <w:t>Binary</w:t>
+            </w:r>
+            <w:proofErr w:type="spellEnd"/>
+            <w:r>
+              <w:t xml:space="preserve"> </w:t>
+            </w:r>
+            <w:proofErr w:type="spellStart"/>
+            <w:r>
+              <w:t>Large</w:t>
+            </w:r>
+            <w:proofErr w:type="spellEnd"/>
+            <w:r>
+              <w:t xml:space="preserve"> </w:t>
+            </w:r>
+            <w:proofErr w:type="spellStart"/>
+            <w:r>
+              <w:t>Object</w:t>
+            </w:r>
+            <w:proofErr w:type="spellEnd"/>
+          </w:p>
+        </w:tc>
+      </w:tr>
+      <w:tr>
+        <w:tc>
+          <w:tcPr>
+            <w:tcW w:w="4246" w:type="dxa"/>
+          </w:tcPr>
+          <w:p>
+            <w:pPr>
+              <w:pStyle w:val="text"/>
+            </w:pPr>
+            <w:r>
+              <w:t>C#</w:t>
+            </w:r>
+          </w:p>
+        </w:tc>
+        <w:tc>
+          <w:tcPr>
+            <w:tcW w:w="4247" w:type="dxa"/>
+          </w:tcPr>
+          <w:p>
+            <w:pPr>
+              <w:pStyle w:val="text"/>
+              <w:ind w:firstLine="0"/>
+            </w:pPr>
+            <w:r>
+              <w:t>programovací jazyk C Sharp</w:t>
+            </w:r>
+          </w:p>
+        </w:tc>
+      </w:tr>
+      <w:tr>
+        <w:tc>
+          <w:tcPr>
+            <w:tcW w:w="4246" w:type="dxa"/>
+          </w:tcPr>
+          <w:p>
+            <w:pPr>
+              <w:pStyle w:val="text"/>
+            </w:pPr>
+            <w:r>
+              <w:t>COMMIT</w:t>
+            </w:r>
+          </w:p>
+        </w:tc>
+        <w:tc>
+          <w:tcPr>
+            <w:tcW w:w="4247" w:type="dxa"/>
+          </w:tcPr>
+          <w:p>
+            <w:pPr>
+              <w:pStyle w:val="text"/>
+              <w:ind w:firstLine="0"/>
+              <w:rPr>
+                <w:szCs w:val="24"/>
+              </w:rPr>
+            </w:pPr>
+            <w:r>
+              <w:t>potvrdenie databázovej transakcie</w:t>
+            </w:r>
+          </w:p>
+        </w:tc>
+      </w:tr>
+      <w:tr>
+        <w:tc>
+          <w:tcPr>
+            <w:tcW w:w="4246" w:type="dxa"/>
+          </w:tcPr>
+          <w:p>
+            <w:pPr>
+              <w:pStyle w:val="text"/>
+            </w:pPr>
+            <w:r>
+              <w:t>CRM</w:t>
+            </w:r>
+          </w:p>
+        </w:tc>
+        <w:tc>
+          <w:tcPr>
+            <w:tcW w:w="4247" w:type="dxa"/>
+          </w:tcPr>
+          <w:p>
+            <w:pPr>
+              <w:pStyle w:val="text"/>
+              <w:ind w:firstLine="0"/>
+            </w:pPr>
+            <w:proofErr w:type="spellStart"/>
+            <w:r>
+              <w:t>Customer</w:t>
+            </w:r>
+            <w:proofErr w:type="spellEnd"/>
+            <w:r>
+              <w:t xml:space="preserve"> </w:t>
+            </w:r>
+            <w:proofErr w:type="spellStart"/>
+            <w:r>
+              <w:t>Relationship</w:t>
+            </w:r>
+            <w:proofErr w:type="spellEnd"/>
+            <w:r>
+              <w:t xml:space="preserve"> Management</w:t>
+            </w:r>
+          </w:p>
+        </w:tc>
+      </w:tr>
+      <w:tr>
+        <w:tc>
+          <w:tcPr>
+            <w:tcW w:w="4246" w:type="dxa"/>
+          </w:tcPr>
+          <w:p>
+            <w:pPr>
+              <w:pStyle w:val="text"/>
+            </w:pPr>
+            <w:r>
+              <w:t>DPH</w:t>
+            </w:r>
+          </w:p>
+        </w:tc>
+        <w:tc>
+          <w:tcPr>
+            <w:tcW w:w="4247" w:type="dxa"/>
+          </w:tcPr>
+          <w:p>
+            <w:pPr>
+              <w:pStyle w:val="text"/>
+              <w:ind w:firstLine="0"/>
+              <w:rPr>
+                <w:rFonts w:asciiTheme="minorHAnsi" w:hAnsiTheme="minorHAnsi"/>
+                <w:sz w:val="22"/>
+              </w:rPr>
+            </w:pPr>
+            <w:r>
+              <w:t>daň z pridanej hodnoty</w:t>
+            </w:r>
+          </w:p>
+        </w:tc>
+      </w:tr>
+      <w:tr>
+        <w:tc>
+          <w:tcPr>
+            <w:tcW w:w="4246" w:type="dxa"/>
+          </w:tcPr>
+          <w:p>
+            <w:pPr>
+              <w:pStyle w:val="text"/>
+            </w:pPr>
+            <w:r>
+              <w:t>EPOS (ePOS)</w:t>
+            </w:r>
+          </w:p>
+        </w:tc>
+        <w:tc>
+          <w:tcPr>
+            <w:tcW w:w="4247" w:type="dxa"/>
+          </w:tcPr>
+          <w:p>
+            <w:pPr>
+              <w:pStyle w:val="text"/>
+              <w:ind w:firstLine="0"/>
+            </w:pPr>
+            <w:proofErr w:type="spellStart"/>
+            <w:r>
+              <w:t>electronic</w:t>
+            </w:r>
+            <w:proofErr w:type="spellEnd"/>
+            <w:r>
+              <w:t xml:space="preserve"> Point of </w:t>
+            </w:r>
+            <w:proofErr w:type="spellStart"/>
+            <w:r>
+              <w:t>Sale</w:t>
+            </w:r>
+            <w:proofErr w:type="spellEnd"/>
+          </w:p>
+        </w:tc>
+      </w:tr>
+      <w:tr>
+        <w:tc>
+          <w:tcPr>
+            <w:tcW w:w="4246" w:type="dxa"/>
+          </w:tcPr>
+          <w:p>
+            <w:pPr>
+              <w:pStyle w:val="text"/>
+            </w:pPr>
+            <w:r>
+              <w:t>FK</w:t>
+            </w:r>
+          </w:p>
+        </w:tc>
+        <w:tc>
+          <w:tcPr>
+            <w:tcW w:w="4247" w:type="dxa"/>
+          </w:tcPr>
+          <w:p>
+            <w:pPr>
+              <w:pStyle w:val="text"/>
+              <w:ind w:firstLine="0"/>
+            </w:pPr>
+            <w:proofErr w:type="spellStart"/>
+            <w:r>
+              <w:t>Foreign</w:t>
+            </w:r>
+            <w:proofErr w:type="spellEnd"/>
+            <w:r>
+              <w:t xml:space="preserve"> </w:t>
+            </w:r>
+            <w:proofErr w:type="spellStart"/>
+            <w:r>
+              <w:t>Key</w:t>
+            </w:r>
+            <w:proofErr w:type="spellEnd"/>
+            <w:r>
+              <w:t xml:space="preserve"> (cudzí kľúč)</w:t>
+            </w:r>
+          </w:p>
+        </w:tc>
+      </w:tr>
+      <w:tr>
+        <w:tc>
+          <w:tcPr>
+            <w:tcW w:w="4246" w:type="dxa"/>
+          </w:tcPr>
+          <w:p>
+            <w:pPr>
+              <w:pStyle w:val="text"/>
+            </w:pPr>
+            <w:r>
+              <w:t>GS1</w:t>
+            </w:r>
+          </w:p>
+        </w:tc>
+        <w:tc>
+          <w:tcPr>
+            <w:tcW w:w="4247" w:type="dxa"/>
+          </w:tcPr>
+          <w:p>
+            <w:pPr>
+              <w:pStyle w:val="text"/>
+              <w:ind w:firstLine="0"/>
+            </w:pPr>
+            <w:proofErr w:type="spellStart"/>
+            <w:r>
+              <w:t>Global</w:t>
+            </w:r>
+            <w:proofErr w:type="spellEnd"/>
+            <w:r>
+              <w:t xml:space="preserve"> </w:t>
+            </w:r>
+            <w:proofErr w:type="spellStart"/>
+            <w:r>
+              <w:t>Standards</w:t>
+            </w:r>
+            <w:proofErr w:type="spellEnd"/>
+            <w:r>
+              <w:t xml:space="preserve"> </w:t>
+            </w:r>
+            <w:proofErr w:type="spellStart"/>
+            <w:r>
+              <w:t>One</w:t>
+            </w:r>
+            <w:proofErr w:type="spellEnd"/>
+          </w:p>
+        </w:tc>
+      </w:tr>
+      <w:tr>
+        <w:tc>
+          <w:tcPr>
+            <w:tcW w:w="4246" w:type="dxa"/>
+          </w:tcPr>
+          <w:p>
+            <w:pPr>
+              <w:pStyle w:val="text"/>
+            </w:pPr>
+            <w:proofErr w:type="spellStart"/>
+            <w:r>
+              <w:t>InnoDB</w:t>
+            </w:r>
+            <w:proofErr w:type="spellEnd"/>
+          </w:p>
+        </w:tc>
+        <w:tc>
+          <w:tcPr>
+            <w:tcW w:w="4247" w:type="dxa"/>
+          </w:tcPr>
+          <w:p>
+            <w:pPr>
+              <w:pStyle w:val="text"/>
+              <w:ind w:firstLine="0"/>
+            </w:pPr>
+            <w:r>
+              <w:t xml:space="preserve">transakčný úložný </w:t>
+            </w:r>
+            <w:proofErr w:type="spellStart"/>
+            <w:r>
+              <w:t>engine</w:t>
+            </w:r>
+            <w:proofErr w:type="spellEnd"/>
+            <w:r>
+              <w:t xml:space="preserve"> databázy MySQL</w:t>
+            </w:r>
+          </w:p>
+        </w:tc>
+      </w:tr>
+      <w:tr>
+        <w:tc>
+          <w:tcPr>
+            <w:tcW w:w="4246" w:type="dxa"/>
+          </w:tcPr>
+          <w:p>
+            <w:pPr>
+              <w:pStyle w:val="text"/>
+            </w:pPr>
+            <w:r>
+              <w:t>.NET</w:t>
+            </w:r>
+          </w:p>
+        </w:tc>
+        <w:tc>
+          <w:tcPr>
+            <w:tcW w:w="4247" w:type="dxa"/>
+          </w:tcPr>
+          <w:p>
+            <w:pPr>
+              <w:pStyle w:val="text"/>
+              <w:ind w:firstLine="0"/>
+            </w:pPr>
+            <w:r>
+              <w:t>softvérová platforma Microsoft .NET</w:t>
+            </w:r>
+          </w:p>
+        </w:tc>
+      </w:tr>
+      <w:tr>
+        <w:tc>
+          <w:tcPr>
+            <w:tcW w:w="4246" w:type="dxa"/>
+          </w:tcPr>
+          <w:p>
+            <w:pPr>
+              <w:pStyle w:val="text"/>
+            </w:pPr>
+            <w:r>
+              <w:t>NOT NULL</w:t>
+            </w:r>
+          </w:p>
+        </w:tc>
+        <w:tc>
+          <w:tcPr>
+            <w:tcW w:w="4247" w:type="dxa"/>
+          </w:tcPr>
+          <w:p>
+            <w:pPr>
+              <w:pStyle w:val="text"/>
+              <w:ind w:firstLine="0"/>
+            </w:pPr>
+            <w:r>
+              <w:t>databázové obmedzenie zakazujúce prázdnu hodnotu</w:t>
+            </w:r>
+          </w:p>
+        </w:tc>
+      </w:tr>
+      <w:tr>
+        <w:tc>
+          <w:tcPr>
+            <w:tcW w:w="4246" w:type="dxa"/>
+          </w:tcPr>
+          <w:p>
+            <w:pPr>
+              <w:pStyle w:val="text"/>
+            </w:pPr>
+            <w:r>
+              <w:t>PRIMARY KEY</w:t>
+            </w:r>
+          </w:p>
+        </w:tc>
+        <w:tc>
+          <w:tcPr>
+            <w:tcW w:w="4247" w:type="dxa"/>
+          </w:tcPr>
+          <w:p>
+            <w:pPr>
+              <w:pStyle w:val="text"/>
+              <w:ind w:firstLine="0"/>
+            </w:pPr>
+            <w:r>
+              <w:t>primárny kľúč</w:t>
+            </w:r>
+          </w:p>
+        </w:tc>
+      </w:tr>
+      <w:tr>
+        <w:tc>
+          <w:tcPr>
+            <w:tcW w:w="4246" w:type="dxa"/>
+          </w:tcPr>
+          <w:p>
+            <w:pPr>
+              <w:pStyle w:val="text"/>
+            </w:pPr>
+            <w:r>
+              <w:t>SQL</w:t>
+            </w:r>
+          </w:p>
+        </w:tc>
+        <w:tc>
+          <w:tcPr>
+            <w:tcW w:w="4247" w:type="dxa"/>
+          </w:tcPr>
+          <w:p>
+            <w:pPr>
+              <w:pStyle w:val="text"/>
+              <w:ind w:firstLine="0"/>
+            </w:pPr>
+            <w:proofErr w:type="spellStart"/>
+            <w:r>
+              <w:t>Structured</w:t>
+            </w:r>
+            <w:proofErr w:type="spellEnd"/>
+            <w:r>
+              <w:t xml:space="preserve"> </w:t>
+            </w:r>
+            <w:proofErr w:type="spellStart"/>
+            <w:r>
+              <w:t>Query</w:t>
+            </w:r>
+            <w:proofErr w:type="spellEnd"/>
+            <w:r>
+              <w:t xml:space="preserve"> </w:t>
+            </w:r>
+            <w:proofErr w:type="spellStart"/>
+            <w:r>
+              <w:t>Language</w:t>
+            </w:r>
+            <w:proofErr w:type="spellEnd"/>
+          </w:p>
+        </w:tc>
+      </w:tr>
+      <w:tr>
+        <w:tc>
+          <w:tcPr>
+            <w:tcW w:w="4246" w:type="dxa"/>
+          </w:tcPr>
+          <w:p>
+            <w:pPr>
+              <w:pStyle w:val="text"/>
+            </w:pPr>
+            <w:r>
+              <w:t>SQL injection</w:t>
+            </w:r>
+          </w:p>
+        </w:tc>
+        <w:tc>
+          <w:tcPr>
+            <w:tcW w:w="4247" w:type="dxa"/>
+          </w:tcPr>
+          <w:p>
+            <w:pPr>
+              <w:pStyle w:val="text"/>
+              <w:ind w:firstLine="0"/>
+            </w:pPr>
+            <w:r>
+              <w:t>útok využívajúci zraniteľnosť SQL dotazov</w:t>
+            </w:r>
+          </w:p>
+        </w:tc>
+      </w:tr>
+      <w:tr>
+        <w:tc>
+          <w:tcPr>
+            <w:tcW w:w="4246" w:type="dxa"/>
+          </w:tcPr>
+          <w:p>
+            <w:pPr>
+              <w:pStyle w:val="text"/>
+            </w:pPr>
+            <w:r>
+              <w:t>START TRANSACTION</w:t>
+            </w:r>
+          </w:p>
+        </w:tc>
+        <w:tc>
+          <w:tcPr>
+            <w:tcW w:w="4247" w:type="dxa"/>
+          </w:tcPr>
+          <w:p>
+            <w:pPr>
+              <w:pStyle w:val="text"/>
+              <w:ind w:firstLine="0"/>
+            </w:pPr>
+            <w:r>
+              <w:t>začiatok databázovej transakcie</w:t>
+            </w:r>
+          </w:p>
+        </w:tc>
+      </w:tr>
+      <w:tr>
+        <w:tc>
+          <w:tcPr>
+            <w:tcW w:w="4246" w:type="dxa"/>
+          </w:tcPr>
+          <w:p>
+            <w:pPr>
+              <w:pStyle w:val="text"/>
+            </w:pPr>
+            <w:r>
+              <w:t>UNIQUE KEY</w:t>
+            </w:r>
+          </w:p>
+        </w:tc>
+        <w:tc>
+          <w:tcPr>
+            <w:tcW w:w="4247" w:type="dxa"/>
+          </w:tcPr>
+          <w:p>
+            <w:pPr>
+              <w:pStyle w:val="text"/>
+              <w:ind w:firstLine="0"/>
+            </w:pPr>
+            <w:r>
+              <w:t>unikátny index</w:t>
+            </w:r>
+          </w:p>
+        </w:tc>
+      </w:tr>
+      <w:tr>
+        <w:tc>
+          <w:tcPr>
+            <w:tcW w:w="4246" w:type="dxa"/>
+          </w:tcPr>
+          <w:p>
+            <w:pPr>
+              <w:pStyle w:val="text"/>
+            </w:pPr>
+            <w:r>
+              <w:t>URL</w:t>
+            </w:r>
+          </w:p>
+        </w:tc>
+        <w:tc>
+          <w:tcPr>
+            <w:tcW w:w="4247" w:type="dxa"/>
+          </w:tcPr>
+          <w:p>
+            <w:pPr>
+              <w:pStyle w:val="text"/>
+              <w:ind w:firstLine="0"/>
+            </w:pPr>
+            <w:proofErr w:type="spellStart"/>
+            <w:r>
+              <w:t>Uniform</w:t>
+            </w:r>
+            <w:proofErr w:type="spellEnd"/>
+            <w:r>
+              <w:t xml:space="preserve"> </w:t>
+            </w:r>
+            <w:proofErr w:type="spellStart"/>
+            <w:r>
+              <w:t>Resource</w:t>
+            </w:r>
+            <w:proofErr w:type="spellEnd"/>
+            <w:r>
+              <w:t xml:space="preserve"> </w:t>
+            </w:r>
+            <w:proofErr w:type="spellStart"/>
+            <w:r>
+              <w:t>Locator</w:t>
+            </w:r>
+            <w:proofErr w:type="spellEnd"/>
+          </w:p>
+        </w:tc>
+      </w:tr>
+      <w:tr>
+        <w:tc>
+          <w:tcPr>
+            <w:tcW w:w="4246" w:type="dxa"/>
+          </w:tcPr>
+          <w:p>
+            <w:pPr>
+              <w:pStyle w:val="text"/>
+            </w:pPr>
+            <w:r>
+              <w:t>utf8mb4</w:t>
+            </w:r>
+          </w:p>
+        </w:tc>
+        <w:tc>
+          <w:tcPr>
+            <w:tcW w:w="4247" w:type="dxa"/>
+          </w:tcPr>
+          <w:p>
+            <w:pPr>
+              <w:pStyle w:val="text"/>
+              <w:ind w:firstLine="0"/>
+            </w:pPr>
+            <w:r>
+              <w:t xml:space="preserve">znaková </w:t>
+            </w:r>
+            <w:proofErr w:type="spellStart"/>
+            <w:r>
+              <w:t>sada</w:t>
+            </w:r>
+            <w:proofErr w:type="spellEnd"/>
+            <w:r>
+              <w:t xml:space="preserve"> </w:t>
+            </w:r>
+            <w:proofErr w:type="spellStart"/>
+            <w:r>
+              <w:t>Unicode</w:t>
+            </w:r>
+            <w:proofErr w:type="spellEnd"/>
+            <w:r>
+              <w:t xml:space="preserve"> používaná v databáze MySQL</w:t>
+            </w:r>
+          </w:p>
+        </w:tc>
+      </w:tr>
+      <w:tr>
+        <w:tc>
+          <w:tcPr>
+            <w:tcW w:w="4246" w:type="dxa"/>
+          </w:tcPr>
+          <w:p>
+            <w:pPr>
+              <w:pStyle w:val="text"/>
+            </w:pPr>
+            <w:r>
+              <w:t>VAT</w:t>
+            </w:r>
+          </w:p>
+        </w:tc>
+        <w:tc>
+          <w:tcPr>
+            <w:tcW w:w="4247" w:type="dxa"/>
+          </w:tcPr>
+          <w:p>
+            <w:pPr>
+              <w:pStyle w:val="text"/>
+              <w:ind w:firstLine="0"/>
+            </w:pPr>
+            <w:proofErr w:type="spellStart"/>
+            <w:r>
+              <w:t>Value</w:t>
+            </w:r>
+            <w:proofErr w:type="spellEnd"/>
+            <w:r>
+              <w:t xml:space="preserve"> </w:t>
+            </w:r>
+            <w:proofErr w:type="spellStart"/>
+            <w:r>
+              <w:t>Added</w:t>
+            </w:r>
+            <w:proofErr w:type="spellEnd"/>
+            <w:r>
+              <w:t xml:space="preserve"> </w:t>
+            </w:r>
+            <w:proofErr w:type="spellStart"/>
+            <w:r>
+              <w:t>Tax</w:t>
+            </w:r>
+            <w:proofErr w:type="spellEnd"/>
+            <w:r>
+              <w:t xml:space="preserve"> (</w:t>
+            </w:r>
+            <w:r>
+              <w:t>daň z pridanej hodnoty</w:t>
+            </w:r>
+            <w:r>
+              <w:t>)</w:t>
+            </w:r>
+          </w:p>
+        </w:tc>
+      </w:tr>
+      <w:tr>
+        <w:tc>
+          <w:tcPr>
+            <w:tcW w:w="4246" w:type="dxa"/>
+          </w:tcPr>
+          <w:p>
+            <w:pPr>
+              <w:pStyle w:val="text"/>
+            </w:pPr>
+            <w:proofErr w:type="spellStart"/>
+            <w:r>
+              <w:t>Varchar</w:t>
+            </w:r>
+            <w:proofErr w:type="spellEnd"/>
+          </w:p>
+        </w:tc>
+        <w:tc>
+          <w:tcPr>
+            <w:tcW w:w="4247" w:type="dxa"/>
+          </w:tcPr>
+          <w:p>
+            <w:pPr>
+              <w:pStyle w:val="text"/>
+              <w:ind w:firstLine="0"/>
+            </w:pPr>
+            <w:r>
+              <w:t>variabilný znakový dátový typ</w:t>
+            </w:r>
+          </w:p>
+        </w:tc>
+      </w:tr>
+      <w:tr>
+        <w:tc>
+          <w:tcPr>
+            <w:tcW w:w="4246" w:type="dxa"/>
+          </w:tcPr>
+          <w:p>
+            <w:pPr>
+              <w:pStyle w:val="text"/>
+            </w:pPr>
+            <w:proofErr w:type="spellStart"/>
+            <w:r>
+              <w:t>WinForms</w:t>
+            </w:r>
+            <w:proofErr w:type="spellEnd"/>
+          </w:p>
+        </w:tc>
+        <w:tc>
+          <w:tcPr>
+            <w:tcW w:w="4247" w:type="dxa"/>
+          </w:tcPr>
+          <w:p>
+            <w:pPr>
+              <w:pStyle w:val="text"/>
+              <w:ind w:firstLine="0"/>
+            </w:pPr>
+            <w:r>
+              <w:t>Windows Forms</w:t>
+            </w:r>
+          </w:p>
+        </w:tc>
+      </w:tr>
+      <w:tr>
+        <w:tc>
+          <w:tcPr>
+            <w:tcW w:w="4246" w:type="dxa"/>
+          </w:tcPr>
+          <w:p>
+            <w:pPr>
+              <w:pStyle w:val="text"/>
+            </w:pPr>
+            <w:proofErr w:type="spellStart"/>
+            <w:r>
+              <w:t>wireframe</w:t>
+            </w:r>
+            <w:proofErr w:type="spellEnd"/>
+          </w:p>
+        </w:tc>
+        <w:tc>
+          <w:tcPr>
+            <w:tcW w:w="4247" w:type="dxa"/>
+          </w:tcPr>
+          <w:p>
+            <w:pPr>
+              <w:pStyle w:val="text"/>
+              <w:ind w:firstLine="0"/>
+            </w:pPr>
+            <w:r>
+              <w:t>návrh štruktúry používateľského rozhrania</w:t>
+            </w:r>
+          </w:p>
+        </w:tc>
+      </w:tr>
+    </w:tbl>
+    <w:p>
+      <w:pPr>
+        <w:pStyle w:val="Kapitoly"/>
+      </w:pPr>
+      <w:r>
+        <w:rPr>
           <w:sz w:val="24"/>
           <w:szCs w:val="24"/>
         </w:rPr>
-      </w:pPr>
-      <w:r>
+        <w:br w:type="page"/>
+      </w:r>
+      <w:bookmarkStart w:id="0" w:name="_Toc222829638"/>
+      <w:r>
+        <w:lastRenderedPageBreak/>
+        <w:t>ÚVOD</w:t>
+      </w:r>
+      <w:bookmarkEnd w:id="0"/>
+    </w:p>
+    <w:p>
+      <w:pPr>
+        <w:pStyle w:val="text"/>
+      </w:pPr>
+      <w:r>
+        <w:t>V súčasnosti zohrávajú informačné systémy významnú úlohu v oblasti maloobchodu a služieb. Elektronické pokladničné systémy predstavujú základný nástroj pre evidenciu predaja, správu produktov a výpočet daňových povinností. Cieľom tejto práce je návrh a implementácia jednoduchého elektronického pokladničného systému (</w:t>
+      </w:r>
+      <w:proofErr w:type="spellStart"/>
+      <w:r>
+        <w:t>ePOS</w:t>
+      </w:r>
+      <w:proofErr w:type="spellEnd"/>
+      <w:r>
+        <w:t>), ktorý bude určený pre malé a stredne veľké prevádzky.</w:t>
+      </w:r>
+    </w:p>
+    <w:p>
+      <w:pPr>
+        <w:pStyle w:val="text"/>
+      </w:pPr>
+      <w:r>
+        <w:t>Motiváciou k výberu tejto témy bolo prehĺbenie znalostí v oblasti databázového návrhu a vývoja desktopových aplikácií, ako aj snaha vytvoriť prakticky využiteľné softvérové riešenie. Projekt umožňuje prepojiť teoretické poznatky z oblasti relačných databáz, integrity údajov a programovania s reálnym aplikačným využitím v obchodnej praxi.</w:t>
+      </w:r>
+    </w:p>
+    <w:p>
+      <w:pPr>
+        <w:pStyle w:val="text"/>
+      </w:pPr>
+      <w:r>
+        <w:t>V práci sa bude riešiť návrh databázového modelu v prostredí MySQL/</w:t>
+      </w:r>
+      <w:proofErr w:type="spellStart"/>
+      <w:r>
+        <w:t>MariaDB</w:t>
+      </w:r>
+      <w:proofErr w:type="spellEnd"/>
+      <w:r>
+        <w:t xml:space="preserve">, implementácia aplikačnej logiky v prostredí .NET </w:t>
+      </w:r>
+      <w:proofErr w:type="spellStart"/>
+      <w:r>
+        <w:t>WinForms</w:t>
+      </w:r>
+      <w:proofErr w:type="spellEnd"/>
+      <w:r>
+        <w:t xml:space="preserve"> a vytvorenie používateľského rozhrania umožňujúceho evidenciu produktov, identifikáciu pokladníka, správu sadzieb DPH a realizáciu predaja. Súčasťou práce bude aj testovanie funkčnosti systému a zhodnotenie možností jeho ďalšieho rozšírenia.</w:t>
+      </w:r>
+    </w:p>
+    <w:p>
+      <w:pPr>
+        <w:pStyle w:val="text"/>
+      </w:pPr>
+      <w:r>
+        <w:t>Prínos práce spočíva v praktickej ukážke návrhu a implementácie jednoduchého informačného systému s dôrazom na správnosť databázového modelu, integritu údajov a</w:t>
+      </w:r>
+      <w:r>
+        <w:t> </w:t>
+      </w:r>
+      <w:r>
+        <w:t xml:space="preserve">prepojenie databázy s aplikačnou vrstvou. Výsledkom bude funkčný základ </w:t>
+      </w:r>
+      <w:proofErr w:type="spellStart"/>
+      <w:r>
+        <w:t>ePOS</w:t>
+      </w:r>
+      <w:proofErr w:type="spellEnd"/>
+      <w:r>
+        <w:t xml:space="preserve"> systému, ktorý môže byť ďalej rozvíjaný podľa potrieb konkrétnej prevádzky.</w:t>
+      </w:r>
+    </w:p>
+    <w:p>
+      <w:pPr>
+        <w:pStyle w:val="Kapitola"/>
+      </w:pPr>
+      <w:r>
+        <w:br w:type="page"/>
+      </w:r>
+      <w:bookmarkStart w:id="1" w:name="_Toc222829639"/>
+      <w:r>
+        <w:lastRenderedPageBreak/>
+        <w:t>Tvorba a vývoj CRM a epos systémov</w:t>
+      </w:r>
+      <w:bookmarkEnd w:id="1"/>
+    </w:p>
+    <w:p>
+      <w:pPr>
+        <w:pStyle w:val="text"/>
+      </w:pPr>
+      <w:r>
+        <w:t>CRM (</w:t>
+      </w:r>
+      <w:proofErr w:type="spellStart"/>
+      <w:r>
+        <w:t>Customer</w:t>
+      </w:r>
+      <w:proofErr w:type="spellEnd"/>
+      <w:r>
+        <w:t xml:space="preserve"> </w:t>
+      </w:r>
+      <w:proofErr w:type="spellStart"/>
+      <w:r>
+        <w:t>Relationship</w:t>
+      </w:r>
+      <w:proofErr w:type="spellEnd"/>
+      <w:r>
+        <w:t xml:space="preserve"> Management) a </w:t>
+      </w:r>
+      <w:proofErr w:type="spellStart"/>
+      <w:r>
+        <w:t>ePOS</w:t>
+      </w:r>
+      <w:proofErr w:type="spellEnd"/>
+      <w:r>
+        <w:t xml:space="preserve"> (</w:t>
+      </w:r>
+      <w:proofErr w:type="spellStart"/>
+      <w:r>
+        <w:t>electronic</w:t>
+      </w:r>
+      <w:proofErr w:type="spellEnd"/>
+      <w:r>
+        <w:t xml:space="preserve"> Point of </w:t>
+      </w:r>
+      <w:proofErr w:type="spellStart"/>
+      <w:r>
+        <w:t>Sale</w:t>
+      </w:r>
+      <w:proofErr w:type="spellEnd"/>
+      <w:r>
+        <w:t>) systémy predstavujú dôležitú súčasť informačných systémov podnikov pôsobiacich v oblasti maloobchodu a služieb.</w:t>
+      </w:r>
+      <w:r>
+        <w:t xml:space="preserve"> </w:t>
+      </w:r>
+      <w:r>
+        <w:rPr>
+          <w:b/>
+          <w:bCs/>
+        </w:rPr>
+        <w:t>(</w:t>
+      </w:r>
+      <w:proofErr w:type="spellStart"/>
+      <w:r>
+        <w:rPr>
+          <w:rStyle w:val="Strong"/>
+          <w:b w:val="0"/>
+          <w:bCs w:val="0"/>
+        </w:rPr>
+        <w:t>Buttle</w:t>
+      </w:r>
+      <w:proofErr w:type="spellEnd"/>
+      <w:r>
+        <w:rPr>
+          <w:rStyle w:val="Strong"/>
+          <w:b w:val="0"/>
+          <w:bCs w:val="0"/>
+        </w:rPr>
+        <w:t xml:space="preserve">, 2019; </w:t>
+      </w:r>
+      <w:proofErr w:type="spellStart"/>
+      <w:r>
+        <w:rPr>
+          <w:rStyle w:val="Strong"/>
+          <w:b w:val="0"/>
+          <w:bCs w:val="0"/>
+        </w:rPr>
+        <w:t>Laudon</w:t>
+      </w:r>
+      <w:proofErr w:type="spellEnd"/>
+      <w:r>
+        <w:rPr>
+          <w:rStyle w:val="Strong"/>
+          <w:b w:val="0"/>
+          <w:bCs w:val="0"/>
+        </w:rPr>
+        <w:t xml:space="preserve"> a </w:t>
+      </w:r>
+      <w:proofErr w:type="spellStart"/>
+      <w:r>
+        <w:rPr>
+          <w:rStyle w:val="Strong"/>
+          <w:b w:val="0"/>
+          <w:bCs w:val="0"/>
+        </w:rPr>
+        <w:t>Laudon</w:t>
+      </w:r>
+      <w:proofErr w:type="spellEnd"/>
+      <w:r>
+        <w:rPr>
+          <w:rStyle w:val="Strong"/>
+          <w:b w:val="0"/>
+          <w:bCs w:val="0"/>
+        </w:rPr>
+        <w:t>, 2020</w:t>
+      </w:r>
+      <w:r>
+        <w:rPr>
+          <w:b/>
+          <w:bCs/>
+        </w:rPr>
+        <w:t>)</w:t>
+      </w:r>
+      <w:r>
+        <w:t xml:space="preserve"> Ich hlavnou úlohou je zefektívnenie predajných procesov, zjednodušenie obsluhy zákazníkov a</w:t>
+      </w:r>
+      <w:r>
+        <w:t> </w:t>
+      </w:r>
+      <w:r>
+        <w:t>zabezpečenie presnej evidencie uskutočnených transakcií.</w:t>
+      </w:r>
+    </w:p>
+    <w:p>
+      <w:pPr>
+        <w:pStyle w:val="text"/>
+      </w:pPr>
+      <w:r>
+        <w:t xml:space="preserve">Historicky boli pokladničné systémy realizované ako samostatné hardvérové zariadenia s minimálnou softvérovou funkcionalitou. Tieto systémy umožňovali iba základnú evidenciu predaja a tlač pokladničných dokladov. S postupným rozvojom osobných počítačov a softvérových platforiem sa začali presadzovať </w:t>
+      </w:r>
+      <w:r>
+        <w:rPr>
+          <w:rStyle w:val="Strong"/>
+        </w:rPr>
+        <w:t>softvérové pokladničné systémy</w:t>
+      </w:r>
+      <w:r>
+        <w:t>, ktoré bolo možné prispôsobiť konkrétnym potrebám prevádzky.</w:t>
+      </w:r>
+    </w:p>
+    <w:p>
+      <w:pPr>
+        <w:pStyle w:val="text"/>
+      </w:pPr>
+      <w:r>
+        <w:t xml:space="preserve">Moderné </w:t>
+      </w:r>
+      <w:proofErr w:type="spellStart"/>
+      <w:r>
+        <w:t>ePOS</w:t>
+      </w:r>
+      <w:proofErr w:type="spellEnd"/>
+      <w:r>
+        <w:t xml:space="preserve"> systémy sú v súčasnosti často realizované ako </w:t>
+      </w:r>
+      <w:r>
+        <w:rPr>
+          <w:rStyle w:val="Strong"/>
+        </w:rPr>
+        <w:t>desktopové aplikácie alebo webové riešenia</w:t>
+      </w:r>
+      <w:r>
+        <w:t>.</w:t>
+      </w:r>
+      <w:r>
+        <w:t xml:space="preserve"> </w:t>
+      </w:r>
+      <w:r>
+        <w:rPr>
+          <w:b/>
+          <w:bCs/>
+        </w:rPr>
+        <w:t>(</w:t>
+      </w:r>
+      <w:r>
+        <w:rPr>
+          <w:rStyle w:val="Strong"/>
+          <w:b w:val="0"/>
+          <w:bCs w:val="0"/>
+        </w:rPr>
+        <w:t>Turban et al., 2018</w:t>
+      </w:r>
+      <w:r>
+        <w:rPr>
+          <w:b/>
+          <w:bCs/>
+        </w:rPr>
+        <w:t>)</w:t>
+      </w:r>
+      <w:r>
+        <w:t xml:space="preserve"> V prípade projektu </w:t>
+      </w:r>
+      <w:proofErr w:type="spellStart"/>
+      <w:r>
+        <w:t>ePOS</w:t>
+      </w:r>
+      <w:proofErr w:type="spellEnd"/>
+      <w:r>
+        <w:t xml:space="preserve"> ide o </w:t>
+      </w:r>
+      <w:r>
+        <w:rPr>
+          <w:rStyle w:val="Strong"/>
+        </w:rPr>
+        <w:t xml:space="preserve">desktopový pokladničný systém vyvíjaný ako aplikácia vo </w:t>
+      </w:r>
+      <w:proofErr w:type="spellStart"/>
+      <w:r>
+        <w:rPr>
+          <w:rStyle w:val="Strong"/>
+        </w:rPr>
+        <w:t>WinForms</w:t>
+      </w:r>
+      <w:proofErr w:type="spellEnd"/>
+      <w:r>
+        <w:rPr>
+          <w:rStyle w:val="Strong"/>
+        </w:rPr>
+        <w:t xml:space="preserve"> prostredí platformy .NET</w:t>
+      </w:r>
+      <w:r>
+        <w:t>, ktorý je určený na prevádzku v systéme Windows. Tento spôsob realizácie bol zvolený najmä z dôvodu požiadaviek na stabilitu, rýchlu odozvu a</w:t>
+      </w:r>
+      <w:r>
+        <w:t> </w:t>
+      </w:r>
+      <w:r>
+        <w:t>jednoduchú integráciu s pokladničným hardvérom.</w:t>
+      </w:r>
+    </w:p>
+    <w:p>
+      <w:pPr>
+        <w:pStyle w:val="text"/>
+      </w:pPr>
+      <w:r>
+        <w:t xml:space="preserve">CRM funkcionalita v </w:t>
+      </w:r>
+      <w:proofErr w:type="spellStart"/>
+      <w:r>
+        <w:t>ePOS</w:t>
+      </w:r>
+      <w:proofErr w:type="spellEnd"/>
+      <w:r>
+        <w:t xml:space="preserve"> systéme nepredstavuje samostatný externý systém, ale je </w:t>
+      </w:r>
+      <w:r>
+        <w:rPr>
+          <w:rStyle w:val="Strong"/>
+        </w:rPr>
+        <w:t>integrovaná priamo do pokladničnej aplikácie</w:t>
+      </w:r>
+      <w:r>
+        <w:t>. Zameriava sa predovšetkým na evidenciu zákazníkov a prepojenie zákazníka s uskutočnenými nákupmi. Takýto prístup umožňuje základnú analýzu správania zákazníkov a jednoduchú personalizáciu predaja, napríklad formou zliav.</w:t>
+      </w:r>
+    </w:p>
+    <w:p>
+      <w:pPr>
+        <w:pStyle w:val="text"/>
+      </w:pPr>
+      <w:r>
+        <w:t xml:space="preserve">Vývoj </w:t>
+      </w:r>
+      <w:proofErr w:type="spellStart"/>
+      <w:r>
+        <w:t>ePOS</w:t>
+      </w:r>
+      <w:proofErr w:type="spellEnd"/>
+      <w:r>
+        <w:t xml:space="preserve"> systému prebieha iteratívne, pričom nové funkcie sú implementované na základe praktických skúseností z používania systému. Dôležitým aspektom vývoja je aj dodržiavanie legislatívnych a technických požiadaviek na pokladničné systémy.</w:t>
+      </w:r>
+    </w:p>
+    <w:p>
+      <w:pPr>
+        <w:pStyle w:val="text"/>
+      </w:pPr>
+    </w:p>
+    <w:p>
+      <w:pPr>
+        <w:pStyle w:val="text"/>
+      </w:pPr>
+    </w:p>
+    <w:p>
+      <w:pPr>
         <w:rPr>
           <w:rFonts w:ascii="Times New Roman" w:hAnsi="Times New Roman" w:cs="Times New Roman"/>
           <w:sz w:val="24"/>
           <w:szCs w:val="24"/>
         </w:rPr>
-        <w:br w:type="page"/>
-      </w:r>
-    </w:p>
-    <w:p>
-      <w:pPr>
+      </w:pPr>
+      <w:r>
         <w:rPr>
           <w:rFonts w:ascii="Times New Roman" w:hAnsi="Times New Roman" w:cs="Times New Roman"/>
           <w:sz w:val="24"/>
           <w:szCs w:val="24"/>
         </w:rPr>
-        <w:sectPr>
-          <w:pgSz w:w="11906" w:h="16838" w:code="9"/>
-          <w:pgMar w:top="1418" w:right="1418" w:bottom="1418" w:left="1985" w:header="709" w:footer="709" w:gutter="0"/>
-          <w:cols w:space="708"/>
-          <w:docGrid w:linePitch="360"/>
-        </w:sectPr>
-      </w:pPr>
+        <w:br w:type="page"/>
+      </w:r>
     </w:p>
     <w:p>
       <w:pPr>
         <w:pStyle w:val="Kapitola"/>
-        <w:numPr>
-          <w:ilvl w:val="0"/>
-          <w:numId w:val="4"/>
-        </w:numPr>
-        <w:ind w:left="426" w:hanging="426"/>
-      </w:pPr>
-      <w:bookmarkStart w:id="0" w:name="_Toc222562480"/>
+      </w:pPr>
+      <w:bookmarkStart w:id="2" w:name="_Toc222829640"/>
       <w:r>
         <w:lastRenderedPageBreak/>
-        <w:t>ÚVOD</w:t>
-      </w:r>
-      <w:bookmarkEnd w:id="0"/>
-    </w:p>
-    <w:p>
-      <w:pPr>
-        <w:pStyle w:val="text"/>
-      </w:pPr>
-      <w:r>
-        <w:t>V súčasnosti zohrávajú informačné systémy významnú úlohu v oblasti maloobchodu a služieb. Elektronické pokladničné systémy predstavujú základný nástroj pre evidenciu predaja, správu produktov a výpočet daňových povinností. Cieľom tejto práce je návrh a implementácia jednoduchého elektronického pokladničného systému (</w:t>
+        <w:t>technológie použité pri realizácii projektu</w:t>
+      </w:r>
+      <w:bookmarkEnd w:id="2"/>
+    </w:p>
+    <w:p>
+      <w:pPr>
+        <w:pStyle w:val="text"/>
+      </w:pPr>
+      <w:r>
+        <w:t xml:space="preserve">Projekt </w:t>
       </w:r>
       <w:proofErr w:type="spellStart"/>
       <w:r>
@@ -5006,117 +6064,16 @@
       </w:r>
       <w:proofErr w:type="spellEnd"/>
       <w:r>
-        <w:t>), ktorý bude určený pre malé a stredne veľké prevádzky.</w:t>
-      </w:r>
-    </w:p>
-    <w:p>
-      <w:pPr>
-        <w:pStyle w:val="text"/>
-      </w:pPr>
-      <w:r>
-        <w:t>Motiváciou k výberu tejto témy bolo prehĺbenie znalostí v oblasti databázového návrhu a vývoja desktopových aplikácií, ako aj snaha vytvoriť prakticky využiteľné softvérové riešenie. Projekt umožňuje prepojiť teoretické poznatky z oblasti relačných databáz, integrity údajov a programovania s reálnym aplikačným využitím v obchodnej praxi.</w:t>
-      </w:r>
-    </w:p>
-    <w:p>
-      <w:pPr>
-        <w:pStyle w:val="text"/>
-      </w:pPr>
-      <w:r>
-        <w:t>V práci sa bude riešiť návrh databázového modelu v prostredí MySQL/</w:t>
-      </w:r>
-      <w:proofErr w:type="spellStart"/>
-      <w:r>
-        <w:t>MariaDB</w:t>
-      </w:r>
-      <w:proofErr w:type="spellEnd"/>
-      <w:r>
-        <w:t xml:space="preserve">, implementácia aplikačnej logiky v prostredí .NET </w:t>
-      </w:r>
-      <w:proofErr w:type="spellStart"/>
-      <w:r>
-        <w:t>WinForms</w:t>
-      </w:r>
-      <w:proofErr w:type="spellEnd"/>
-      <w:r>
-        <w:t xml:space="preserve"> a vytvorenie používateľského rozhrania umožňujúceho evidenciu produktov, identifikáciu pokladníka, správu sadzieb DPH a realizáciu predaja. Súčasťou práce bude aj testovanie funkčnosti systému a zhodnotenie možností jeho ďalšieho rozšírenia.</w:t>
-      </w:r>
-    </w:p>
-    <w:p>
-      <w:pPr>
-        <w:pStyle w:val="text"/>
-      </w:pPr>
-      <w:r>
-        <w:t xml:space="preserve">Prínos práce spočíva v praktickej ukážke návrhu a implementácie jednoduchého informačného systému s dôrazom na správnosť databázového modelu, integritu údajov a prepojenie databázy s aplikačnou vrstvou. Výsledkom bude funkčný základ </w:t>
-      </w:r>
-      <w:proofErr w:type="spellStart"/>
-      <w:r>
-        <w:t>ePOS</w:t>
-      </w:r>
-      <w:proofErr w:type="spellEnd"/>
-      <w:r>
-        <w:t xml:space="preserve"> systému, ktorý môže byť ďalej rozvíjaný podľa potrieb konkrétnej prevádzky.</w:t>
-      </w:r>
-    </w:p>
-    <w:p>
-      <w:pPr>
-        <w:pStyle w:val="Kapitola"/>
-      </w:pPr>
-      <w:r>
-        <w:br w:type="page"/>
-      </w:r>
-      <w:bookmarkStart w:id="1" w:name="_Toc222562481"/>
-      <w:r>
-        <w:lastRenderedPageBreak/>
-        <w:t>Tvorba a vývoj CRM a epos systémov</w:t>
-      </w:r>
-      <w:bookmarkEnd w:id="1"/>
-    </w:p>
-    <w:p>
-      <w:pPr>
-        <w:pStyle w:val="text"/>
-      </w:pPr>
-      <w:r>
-        <w:t>CRM (</w:t>
-      </w:r>
-      <w:proofErr w:type="spellStart"/>
-      <w:r>
-        <w:t>Customer</w:t>
-      </w:r>
-      <w:proofErr w:type="spellEnd"/>
-      <w:r>
-        <w:t xml:space="preserve"> </w:t>
-      </w:r>
-      <w:proofErr w:type="spellStart"/>
-      <w:r>
-        <w:t>Relationship</w:t>
-      </w:r>
-      <w:proofErr w:type="spellEnd"/>
-      <w:r>
-        <w:t xml:space="preserve"> Management) a </w:t>
-      </w:r>
-      <w:proofErr w:type="spellStart"/>
-      <w:r>
-        <w:t>ePOS</w:t>
-      </w:r>
-      <w:proofErr w:type="spellEnd"/>
-      <w:r>
-        <w:t xml:space="preserve"> (</w:t>
-      </w:r>
-      <w:proofErr w:type="spellStart"/>
-      <w:r>
-        <w:t>electronic</w:t>
-      </w:r>
-      <w:proofErr w:type="spellEnd"/>
-      <w:r>
-        <w:t xml:space="preserve"> Point of </w:t>
-      </w:r>
-      <w:proofErr w:type="spellStart"/>
-      <w:r>
-        <w:t>Sale</w:t>
-      </w:r>
-      <w:proofErr w:type="spellEnd"/>
-      <w:r>
-        <w:t>) systémy predstavujú dôležitú súčasť informačných systémov podnikov pôsobiacich v oblasti maloobchodu a služieb.</w:t>
+        <w:t xml:space="preserve"> je navrhnutý ako </w:t>
+      </w:r>
+      <w:r>
+        <w:rPr>
+          <w:rStyle w:val="Strong"/>
+        </w:rPr>
+        <w:t>lokálne nasadená desktopová aplikácia</w:t>
+      </w:r>
+      <w:r>
+        <w:t>, ktorá je určená na prevádzku v prostredí operačného systému Windows.</w:t>
       </w:r>
       <w:r>
         <w:t xml:space="preserve"> </w:t>
@@ -5128,59 +6085,129 @@
         </w:rPr>
         <w:t>(</w:t>
       </w:r>
-      <w:proofErr w:type="spellStart"/>
-      <w:r>
-        <w:rPr>
-          <w:rStyle w:val="Vrazn"/>
+      <w:r>
+        <w:rPr>
+          <w:rStyle w:val="Strong"/>
           <w:b w:val="0"/>
           <w:bCs w:val="0"/>
         </w:rPr>
-        <w:t>Buttle</w:t>
-      </w:r>
-      <w:proofErr w:type="spellEnd"/>
-      <w:r>
-        <w:rPr>
-          <w:rStyle w:val="Vrazn"/>
+        <w:t>Microsoft, 2024a</w:t>
+      </w:r>
+      <w:r>
+        <w:rPr>
+          <w:b/>
+          <w:bCs/>
+        </w:rPr>
+        <w:t>)</w:t>
+      </w:r>
+      <w:r>
+        <w:t xml:space="preserve"> Aplikácia komunikuje priamo s lokálnou databázou a využíva dostupný hardvér počítača, čím je zabezpečená jej nezávislosť od externých serverov alebo cloudových služieb. Tento prístup umožňuje stabilnú prevádzku systému aj v prostredí bez internetového pripojenia, čo je dôležité najmä pri pokladničných systémoch používaných v reálnych prevádzkach.</w:t>
+      </w:r>
+    </w:p>
+    <w:p>
+      <w:pPr>
+        <w:pStyle w:val="text"/>
+      </w:pPr>
+      <w:r>
+        <w:t>Zvolená technologická architektúra je postavená na princípoch jednoduchosti a</w:t>
+      </w:r>
+      <w:r>
+        <w:t> </w:t>
+      </w:r>
+      <w:r>
+        <w:t xml:space="preserve">účelnosti. Cieľom nebolo vytvoriť komplexný podnikový informačný systém, ale funkčný a prehľadný </w:t>
+      </w:r>
+      <w:proofErr w:type="spellStart"/>
+      <w:r>
+        <w:t>ePOS</w:t>
+      </w:r>
+      <w:proofErr w:type="spellEnd"/>
+      <w:r>
+        <w:t xml:space="preserve"> systém, ktorý pokrýva základné požiadavky na evidenciu predaja a prácu s produktmi a zákazníkmi. Použité technológie boli vybrané tak, aby umožňovali rýchly vývoj aplikácie, jednoduchú údržbu a možnosť ďalšieho rozširovania systému.</w:t>
+      </w:r>
+    </w:p>
+    <w:p>
+      <w:pPr>
+        <w:pStyle w:val="text"/>
+      </w:pPr>
+      <w:r>
+        <w:t>Dôraz bol kladený aj na dlhodobú udržateľnosť riešenia. Použitie osvedčených technológií platformy .NET a desktopového prístupu zabezpečuje kompatibilitu so širokým spektrom hardvérových zariadení a jednoduchú údržbu aplikácie v budúcnosti. Zároveň tento prístup umožňuje jasné oddelenie jednotlivých častí systému, ako sú používateľské rozhranie, aplikačná logika a databázová vrstva, čo prispieva k</w:t>
+      </w:r>
+      <w:r>
+        <w:t> </w:t>
+      </w:r>
+      <w:r>
+        <w:t>prehľadnosti zdrojového kódu a znižuje riziko chýb.</w:t>
+      </w:r>
+    </w:p>
+    <w:p>
+      <w:pPr>
+        <w:pStyle w:val="text"/>
+      </w:pPr>
+      <w:r>
+        <w:t xml:space="preserve">Takto navrhnutá architektúra poskytuje stabilný základ pre ďalší rozvoj </w:t>
+      </w:r>
+      <w:proofErr w:type="spellStart"/>
+      <w:r>
+        <w:t>ePOS</w:t>
+      </w:r>
+      <w:proofErr w:type="spellEnd"/>
+      <w:r>
+        <w:t xml:space="preserve"> systému a umožňuje jeho prispôsobenie budúcim požiadavkám bez nutnosti zásadných zásahov do existujúcej implementácie.</w:t>
+      </w:r>
+    </w:p>
+    <w:p>
+      <w:pPr>
+        <w:pStyle w:val="podnadpiskapitoly"/>
+      </w:pPr>
+      <w:bookmarkStart w:id="3" w:name="_Toc222829641"/>
+      <w:r>
+        <w:t>Programovací jazyk a vývojové prostredie</w:t>
+      </w:r>
+      <w:bookmarkEnd w:id="3"/>
+    </w:p>
+    <w:p>
+      <w:pPr>
+        <w:pStyle w:val="text"/>
+      </w:pPr>
+      <w:r>
+        <w:t xml:space="preserve">Aplikácia EPOS je vyvíjaná v programovacom jazyku </w:t>
+      </w:r>
+      <w:r>
+        <w:rPr>
+          <w:rStyle w:val="Strong"/>
+        </w:rPr>
+        <w:t>C#</w:t>
+      </w:r>
+      <w:r>
+        <w:t xml:space="preserve"> s využitím platformy </w:t>
+      </w:r>
+      <w:r>
+        <w:rPr>
+          <w:rStyle w:val="Strong"/>
+        </w:rPr>
+        <w:t>.NET</w:t>
+      </w:r>
+      <w:r>
+        <w:t>.</w:t>
+      </w:r>
+      <w:r>
+        <w:t xml:space="preserve"> </w:t>
+      </w:r>
+      <w:r>
+        <w:rPr>
+          <w:b/>
+          <w:bCs/>
+        </w:rPr>
+        <w:t>(</w:t>
+      </w:r>
+      <w:r>
+        <w:rPr>
+          <w:rStyle w:val="Strong"/>
           <w:b w:val="0"/>
           <w:bCs w:val="0"/>
         </w:rPr>
-        <w:t xml:space="preserve">, 2019; </w:t>
-      </w:r>
-      <w:proofErr w:type="spellStart"/>
-      <w:r>
-        <w:rPr>
-          <w:rStyle w:val="Vrazn"/>
-          <w:b w:val="0"/>
-          <w:bCs w:val="0"/>
-        </w:rPr>
-        <w:t>Laudon</w:t>
-      </w:r>
-      <w:proofErr w:type="spellEnd"/>
-      <w:r>
-        <w:rPr>
-          <w:rStyle w:val="Vrazn"/>
-          <w:b w:val="0"/>
-          <w:bCs w:val="0"/>
-        </w:rPr>
-        <w:t xml:space="preserve"> a </w:t>
-      </w:r>
-      <w:proofErr w:type="spellStart"/>
-      <w:r>
-        <w:rPr>
-          <w:rStyle w:val="Vrazn"/>
-          <w:b w:val="0"/>
-          <w:bCs w:val="0"/>
-        </w:rPr>
-        <w:t>Laudon</w:t>
-      </w:r>
-      <w:proofErr w:type="spellEnd"/>
-      <w:r>
-        <w:rPr>
-          <w:rStyle w:val="Vrazn"/>
-          <w:b w:val="0"/>
-          <w:bCs w:val="0"/>
-        </w:rPr>
-        <w:t>, 2020</w:t>
+        <w:t>Microsoft, 2024b</w:t>
       </w:r>
       <w:r>
         <w:rPr>
@@ -5190,46 +6217,41 @@
         <w:t>)</w:t>
       </w:r>
       <w:r>
-        <w:t xml:space="preserve"> Ich hlavnou úlohou je zefektívnenie predajných procesov, zjednodušenie obsluhy zákazníkov a zabezpečenie presnej evidencie uskutočnených transakcií.</w:t>
-      </w:r>
-    </w:p>
-    <w:p>
-      <w:pPr>
-        <w:pStyle w:val="text"/>
-      </w:pPr>
-      <w:r>
-        <w:t xml:space="preserve">Historicky boli pokladničné systémy realizované ako samostatné hardvérové zariadenia s minimálnou softvérovou funkcionalitou. Tieto systémy umožňovali iba základnú evidenciu predaja a tlač pokladničných dokladov. S postupným rozvojom osobných počítačov a softvérových platforiem sa začali presadzovať </w:t>
-      </w:r>
-      <w:r>
-        <w:rPr>
-          <w:rStyle w:val="Vrazn"/>
-        </w:rPr>
-        <w:t>softvérové pokladničné systémy</w:t>
-      </w:r>
-      <w:r>
-        <w:t>, ktoré bolo možné prispôsobiť konkrétnym potrebám prevádzky.</w:t>
-      </w:r>
-    </w:p>
-    <w:p>
-      <w:pPr>
-        <w:pStyle w:val="text"/>
-      </w:pPr>
-      <w:r>
-        <w:t xml:space="preserve">Moderné </w:t>
-      </w:r>
-      <w:proofErr w:type="spellStart"/>
-      <w:r>
-        <w:t>ePOS</w:t>
-      </w:r>
-      <w:proofErr w:type="spellEnd"/>
-      <w:r>
-        <w:t xml:space="preserve"> systémy sú v súčasnosti často realizované ako </w:t>
-      </w:r>
-      <w:r>
-        <w:rPr>
-          <w:rStyle w:val="Vrazn"/>
-        </w:rPr>
-        <w:t>desktopové aplikácie alebo webové riešenia</w:t>
+        <w:t xml:space="preserve"> Grafické používateľské rozhranie je vytvorené pomocou technológie </w:t>
+      </w:r>
+      <w:r>
+        <w:rPr>
+          <w:rStyle w:val="Strong"/>
+        </w:rPr>
+        <w:t xml:space="preserve">Windows </w:t>
+      </w:r>
+      <w:proofErr w:type="spellStart"/>
+      <w:r>
+        <w:rPr>
+          <w:rStyle w:val="Strong"/>
+        </w:rPr>
+        <w:t>Forms</w:t>
+      </w:r>
+      <w:proofErr w:type="spellEnd"/>
+      <w:r>
+        <w:rPr>
+          <w:rStyle w:val="Strong"/>
+        </w:rPr>
+        <w:t xml:space="preserve"> (</w:t>
+      </w:r>
+      <w:proofErr w:type="spellStart"/>
+      <w:r>
+        <w:rPr>
+          <w:rStyle w:val="Strong"/>
+        </w:rPr>
+        <w:t>WinForms</w:t>
+      </w:r>
+      <w:proofErr w:type="spellEnd"/>
+      <w:r>
+        <w:rPr>
+          <w:rStyle w:val="Strong"/>
+        </w:rPr>
+        <w:t>)</w:t>
       </w:r>
       <w:r>
         <w:t>.</w:t>
@@ -5246,339 +6268,7 @@
       </w:r>
       <w:r>
         <w:rPr>
-          <w:rStyle w:val="Vrazn"/>
-          <w:b w:val="0"/>
-          <w:bCs w:val="0"/>
-        </w:rPr>
-        <w:t>Turban et al., 2018</w:t>
-      </w:r>
-      <w:r>
-        <w:rPr>
-          <w:b/>
-          <w:bCs/>
-        </w:rPr>
-        <w:t>)</w:t>
-      </w:r>
-      <w:r>
-        <w:t xml:space="preserve"> V prípade projektu </w:t>
-      </w:r>
-      <w:proofErr w:type="spellStart"/>
-      <w:r>
-        <w:t>ePOS</w:t>
-      </w:r>
-      <w:proofErr w:type="spellEnd"/>
-      <w:r>
-        <w:t xml:space="preserve"> ide o </w:t>
-      </w:r>
-      <w:r>
-        <w:rPr>
-          <w:rStyle w:val="Vrazn"/>
-        </w:rPr>
-        <w:t xml:space="preserve">desktopový pokladničný systém vyvíjaný ako aplikácia vo </w:t>
-      </w:r>
-      <w:proofErr w:type="spellStart"/>
-      <w:r>
-        <w:rPr>
-          <w:rStyle w:val="Vrazn"/>
-        </w:rPr>
-        <w:t>WinForms</w:t>
-      </w:r>
-      <w:proofErr w:type="spellEnd"/>
-      <w:r>
-        <w:rPr>
-          <w:rStyle w:val="Vrazn"/>
-        </w:rPr>
-        <w:t xml:space="preserve"> prostredí platformy .NET</w:t>
-      </w:r>
-      <w:r>
-        <w:t>, ktorý je určený na prevádzku v systéme Windows. Tento spôsob realizácie bol zvolený najmä z dôvodu požiadaviek na stabilitu, rýchlu odozvu a jednoduchú integráciu s pokladničným hardvérom.</w:t>
-      </w:r>
-    </w:p>
-    <w:p>
-      <w:pPr>
-        <w:pStyle w:val="text"/>
-      </w:pPr>
-      <w:r>
-        <w:t xml:space="preserve">CRM funkcionalita v </w:t>
-      </w:r>
-      <w:proofErr w:type="spellStart"/>
-      <w:r>
-        <w:t>ePOS</w:t>
-      </w:r>
-      <w:proofErr w:type="spellEnd"/>
-      <w:r>
-        <w:t xml:space="preserve"> systéme nepredstavuje samostatný externý systém, ale je </w:t>
-      </w:r>
-      <w:r>
-        <w:rPr>
-          <w:rStyle w:val="Vrazn"/>
-        </w:rPr>
-        <w:t>integrovaná priamo do pokladničnej aplikácie</w:t>
-      </w:r>
-      <w:r>
-        <w:t>. Zameriava sa predovšetkým na evidenciu zákazníkov a prepojenie zákazníka s uskutočnenými nákupmi. Takýto prístup umožňuje základnú analýzu správania zákazníkov a jednoduchú personalizáciu predaja, napríklad formou zliav.</w:t>
-      </w:r>
-    </w:p>
-    <w:p>
-      <w:pPr>
-        <w:pStyle w:val="text"/>
-      </w:pPr>
-      <w:r>
-        <w:t xml:space="preserve">Vývoj </w:t>
-      </w:r>
-      <w:proofErr w:type="spellStart"/>
-      <w:r>
-        <w:t>ePOS</w:t>
-      </w:r>
-      <w:proofErr w:type="spellEnd"/>
-      <w:r>
-        <w:t xml:space="preserve"> systému prebieha iteratívne, pričom nové funkcie sú implementované na základe praktických skúseností z používania systému. Dôležitým aspektom vývoja je aj dodržiavanie legislatívnych a technických požiadaviek na pokladničné systémy.</w:t>
-      </w:r>
-    </w:p>
-    <w:p>
-      <w:pPr>
-        <w:pStyle w:val="text"/>
-      </w:pPr>
-    </w:p>
-    <w:p>
-      <w:pPr>
-        <w:pStyle w:val="text"/>
-      </w:pPr>
-    </w:p>
-    <w:p>
-      <w:pPr>
-        <w:rPr>
-          <w:rFonts w:ascii="Times New Roman" w:hAnsi="Times New Roman" w:cs="Times New Roman"/>
-          <w:sz w:val="24"/>
-          <w:szCs w:val="24"/>
-        </w:rPr>
-      </w:pPr>
-      <w:r>
-        <w:rPr>
-          <w:rFonts w:ascii="Times New Roman" w:hAnsi="Times New Roman" w:cs="Times New Roman"/>
-          <w:sz w:val="24"/>
-          <w:szCs w:val="24"/>
-        </w:rPr>
-        <w:br w:type="page"/>
-      </w:r>
-    </w:p>
-    <w:p>
-      <w:pPr>
-        <w:pStyle w:val="Kapitola"/>
-      </w:pPr>
-      <w:bookmarkStart w:id="2" w:name="_Toc222562482"/>
-      <w:r>
-        <w:lastRenderedPageBreak/>
-        <w:t>technológie použité pri realizácii projektu</w:t>
-      </w:r>
-      <w:bookmarkEnd w:id="2"/>
-    </w:p>
-    <w:p>
-      <w:pPr>
-        <w:pStyle w:val="text"/>
-      </w:pPr>
-      <w:r>
-        <w:t xml:space="preserve">Projekt </w:t>
-      </w:r>
-      <w:proofErr w:type="spellStart"/>
-      <w:r>
-        <w:t>ePOS</w:t>
-      </w:r>
-      <w:proofErr w:type="spellEnd"/>
-      <w:r>
-        <w:t xml:space="preserve"> je navrhnutý ako </w:t>
-      </w:r>
-      <w:r>
-        <w:rPr>
-          <w:rStyle w:val="Vrazn"/>
-        </w:rPr>
-        <w:t>lokálne nasadená desktopová aplikácia</w:t>
-      </w:r>
-      <w:r>
-        <w:t>, ktorá je určená na prevádzku v prostredí operačného systému Windows.</w:t>
-      </w:r>
-      <w:r>
-        <w:t xml:space="preserve"> </w:t>
-      </w:r>
-      <w:r>
-        <w:rPr>
-          <w:b/>
-          <w:bCs/>
-        </w:rPr>
-        <w:t>(</w:t>
-      </w:r>
-      <w:r>
-        <w:rPr>
-          <w:rStyle w:val="Vrazn"/>
-          <w:b w:val="0"/>
-          <w:bCs w:val="0"/>
-        </w:rPr>
-        <w:t>Microsoft, 2024a</w:t>
-      </w:r>
-      <w:r>
-        <w:rPr>
-          <w:b/>
-          <w:bCs/>
-        </w:rPr>
-        <w:t>)</w:t>
-      </w:r>
-      <w:r>
-        <w:t xml:space="preserve"> Aplikácia komunikuje priamo s lokálnou databázou a využíva dostupný hardvér počítača, čím je zabezpečená jej nezávislosť od externých serverov alebo cloudových služieb. Tento prístup umožňuje stabilnú prevádzku systému aj v prostredí bez internetového pripojenia, čo je dôležité najmä pri pokladničných systémoch používaných v reálnych prevádzkach.</w:t>
-      </w:r>
-    </w:p>
-    <w:p>
-      <w:pPr>
-        <w:pStyle w:val="text"/>
-      </w:pPr>
-      <w:r>
-        <w:t xml:space="preserve">Zvolená technologická architektúra je postavená na princípoch jednoduchosti a účelnosti. Cieľom nebolo vytvoriť komplexný podnikový informačný systém, ale funkčný a prehľadný </w:t>
-      </w:r>
-      <w:proofErr w:type="spellStart"/>
-      <w:r>
-        <w:t>ePOS</w:t>
-      </w:r>
-      <w:proofErr w:type="spellEnd"/>
-      <w:r>
-        <w:t xml:space="preserve"> systém, ktorý pokrýva základné požiadavky na evidenciu predaja a prácu s produktmi a zákazníkmi. Použité technológie boli vybrané tak, aby umožňovali rýchly vývoj aplikácie, jednoduchú údržbu a možnosť ďalšieho rozširovania systému.</w:t>
-      </w:r>
-    </w:p>
-    <w:p>
-      <w:pPr>
-        <w:pStyle w:val="text"/>
-      </w:pPr>
-      <w:r>
-        <w:t>Dôraz bol kladený aj na dlhodobú udržateľnosť riešenia. Použitie osvedčených technológií platformy .NET a desktopového prístupu zabezpečuje kompatibilitu so širokým spektrom hardvérových zariadení a jednoduchú údržbu aplikácie v budúcnosti. Zároveň tento prístup umožňuje jasné oddelenie jednotlivých častí systému, ako sú používateľské rozhranie, aplikačná logika a databázová vrstva, čo prispieva k prehľadnosti zdrojového kódu a znižuje riziko chýb.</w:t>
-      </w:r>
-    </w:p>
-    <w:p>
-      <w:pPr>
-        <w:pStyle w:val="text"/>
-      </w:pPr>
-      <w:r>
-        <w:t xml:space="preserve">Takto navrhnutá architektúra poskytuje stabilný základ pre ďalší rozvoj </w:t>
-      </w:r>
-      <w:proofErr w:type="spellStart"/>
-      <w:r>
-        <w:t>ePOS</w:t>
-      </w:r>
-      <w:proofErr w:type="spellEnd"/>
-      <w:r>
-        <w:t xml:space="preserve"> systému a umožňuje jeho prispôsobenie budúcim požiadavkám bez nutnosti zásadných zásahov do existujúcej implementácie.</w:t>
-      </w:r>
-    </w:p>
-    <w:p>
-      <w:pPr>
-        <w:pStyle w:val="podnadpiskapitoly"/>
-      </w:pPr>
-      <w:bookmarkStart w:id="3" w:name="_Toc222562483"/>
-      <w:r>
-        <w:t>Programovací jazyk a vývojové prostredie</w:t>
-      </w:r>
-      <w:bookmarkEnd w:id="3"/>
-    </w:p>
-    <w:p>
-      <w:pPr>
-        <w:pStyle w:val="text"/>
-      </w:pPr>
-      <w:r>
-        <w:t xml:space="preserve">Aplikácia EPOS je vyvíjaná v programovacom jazyku </w:t>
-      </w:r>
-      <w:r>
-        <w:rPr>
-          <w:rStyle w:val="Vrazn"/>
-        </w:rPr>
-        <w:t>C#</w:t>
-      </w:r>
-      <w:r>
-        <w:t xml:space="preserve"> s využitím platformy </w:t>
-      </w:r>
-      <w:r>
-        <w:rPr>
-          <w:rStyle w:val="Vrazn"/>
-        </w:rPr>
-        <w:t>.NET</w:t>
-      </w:r>
-      <w:r>
-        <w:t>.</w:t>
-      </w:r>
-      <w:r>
-        <w:t xml:space="preserve"> </w:t>
-      </w:r>
-      <w:r>
-        <w:rPr>
-          <w:b/>
-          <w:bCs/>
-        </w:rPr>
-        <w:t>(</w:t>
-      </w:r>
-      <w:r>
-        <w:rPr>
-          <w:rStyle w:val="Vrazn"/>
-          <w:b w:val="0"/>
-          <w:bCs w:val="0"/>
-        </w:rPr>
-        <w:t>Microsoft, 2024b</w:t>
-      </w:r>
-      <w:r>
-        <w:rPr>
-          <w:b/>
-          <w:bCs/>
-        </w:rPr>
-        <w:t>)</w:t>
-      </w:r>
-      <w:r>
-        <w:t xml:space="preserve"> Grafické používateľské rozhranie je vytvorené pomocou technológie </w:t>
-      </w:r>
-      <w:r>
-        <w:rPr>
-          <w:rStyle w:val="Vrazn"/>
-        </w:rPr>
-        <w:t xml:space="preserve">Windows </w:t>
-      </w:r>
-      <w:proofErr w:type="spellStart"/>
-      <w:r>
-        <w:rPr>
-          <w:rStyle w:val="Vrazn"/>
-        </w:rPr>
-        <w:t>Forms</w:t>
-      </w:r>
-      <w:proofErr w:type="spellEnd"/>
-      <w:r>
-        <w:rPr>
-          <w:rStyle w:val="Vrazn"/>
-        </w:rPr>
-        <w:t xml:space="preserve"> (</w:t>
-      </w:r>
-      <w:proofErr w:type="spellStart"/>
-      <w:r>
-        <w:rPr>
-          <w:rStyle w:val="Vrazn"/>
-        </w:rPr>
-        <w:t>WinForms</w:t>
-      </w:r>
-      <w:proofErr w:type="spellEnd"/>
-      <w:r>
-        <w:rPr>
-          <w:rStyle w:val="Vrazn"/>
-        </w:rPr>
-        <w:t>)</w:t>
-      </w:r>
-      <w:r>
-        <w:t>.</w:t>
-      </w:r>
-      <w:r>
-        <w:t xml:space="preserve"> </w:t>
-      </w:r>
-      <w:r>
-        <w:rPr>
-          <w:b/>
-          <w:bCs/>
-        </w:rPr>
-        <w:t>(</w:t>
-      </w:r>
-      <w:r>
-        <w:rPr>
-          <w:rStyle w:val="Vrazn"/>
+          <w:rStyle w:val="Strong"/>
           <w:b w:val="0"/>
           <w:bCs w:val="0"/>
         </w:rPr>
@@ -5652,21 +6342,21 @@
       <w:proofErr w:type="spellStart"/>
       <w:r>
         <w:rPr>
-          <w:rStyle w:val="Vrazn"/>
+          <w:rStyle w:val="Strong"/>
         </w:rPr>
         <w:t>Visual</w:t>
       </w:r>
       <w:proofErr w:type="spellEnd"/>
       <w:r>
         <w:rPr>
-          <w:rStyle w:val="Vrazn"/>
+          <w:rStyle w:val="Strong"/>
         </w:rPr>
         <w:t xml:space="preserve"> </w:t>
       </w:r>
       <w:proofErr w:type="spellStart"/>
       <w:r>
         <w:rPr>
-          <w:rStyle w:val="Vrazn"/>
+          <w:rStyle w:val="Strong"/>
         </w:rPr>
         <w:t>Studio</w:t>
       </w:r>
@@ -5679,7 +6369,7 @@
       <w:pPr>
         <w:pStyle w:val="podnadpiskapitoly"/>
       </w:pPr>
-      <w:bookmarkStart w:id="4" w:name="_Toc222562484"/>
+      <w:bookmarkStart w:id="4" w:name="_Toc222829642"/>
       <w:r>
         <w:t>Databázová architektúra</w:t>
       </w:r>
@@ -6666,7 +7356,7 @@
       <w:pPr>
         <w:pStyle w:val="podnadpiskapitoly"/>
       </w:pPr>
-      <w:bookmarkStart w:id="5" w:name="_Toc222562485"/>
+      <w:bookmarkStart w:id="5" w:name="_Toc222829643"/>
       <w:r>
         <w:t>Používateľské rozhranie a integrácia zariadení</w:t>
       </w:r>
@@ -6717,7 +7407,7 @@
       </w:r>
       <w:r>
         <w:rPr>
-          <w:rStyle w:val="Vrazn"/>
+          <w:rStyle w:val="Strong"/>
         </w:rPr>
         <w:t>desktopové grafické rozhranie</w:t>
       </w:r>
@@ -6743,21 +7433,21 @@
       <w:proofErr w:type="spellStart"/>
       <w:r>
         <w:rPr>
-          <w:rStyle w:val="Vrazn"/>
+          <w:rStyle w:val="Strong"/>
         </w:rPr>
         <w:t>Visual</w:t>
       </w:r>
       <w:proofErr w:type="spellEnd"/>
       <w:r>
         <w:rPr>
-          <w:rStyle w:val="Vrazn"/>
+          <w:rStyle w:val="Strong"/>
         </w:rPr>
         <w:t xml:space="preserve"> </w:t>
       </w:r>
       <w:proofErr w:type="spellStart"/>
       <w:r>
         <w:rPr>
-          <w:rStyle w:val="Vrazn"/>
+          <w:rStyle w:val="Strong"/>
         </w:rPr>
         <w:t>Studio</w:t>
       </w:r>
@@ -6864,7 +7554,7 @@
       </w:r>
       <w:r>
         <w:rPr>
-          <w:rStyle w:val="Vrazn"/>
+          <w:rStyle w:val="Strong"/>
         </w:rPr>
         <w:t>nepodporuje klasický pokladničný hardvér</w:t>
       </w:r>
@@ -6873,7 +7563,7 @@
       </w:r>
       <w:r>
         <w:rPr>
-          <w:rStyle w:val="Vrazn"/>
+          <w:rStyle w:val="Strong"/>
         </w:rPr>
         <w:t>kamera určená na čítanie čiarových kódov produktov</w:t>
       </w:r>
@@ -6892,7 +7582,7 @@
       </w:r>
       <w:r>
         <w:rPr>
-          <w:rStyle w:val="Vrazn"/>
+          <w:rStyle w:val="Strong"/>
           <w:b w:val="0"/>
           <w:bCs w:val="0"/>
         </w:rPr>
@@ -6935,16 +7625,55 @@
         <w:pStyle w:val="text"/>
       </w:pPr>
       <w:r>
-        <w:t>Výhodou tohto riešenia je nízka hardvérová náročnosť a jednoduchá integrácia do existujúcej aplikácie. Zároveň však ide o riešenie, ktoré má svoje obmedzenia, napríklad závislosť od kvality kamery a svetelných podmienok. Napriek tomu je tento spôsob identifikácie produktov pre účely projektu plne postačujúci a zodpovedá jeho rozsahu a cieľom.</w:t>
+        <w:t>Výhodou tohto riešenia je nízka hardvérová náročnosť a jednoduchá integrácia do existujúcej aplikácie. Zároveň však ide o riešenie, ktoré má svoje obmedzenia, napríklad závislosť od kvality kamery a svetelných podmienok. Napriek tomu je tento spôsob identifikácie produktov pre účely projektu plne postačujúci a zodpovedá jeho rozsahu a</w:t>
+      </w:r>
+      <w:r>
+        <w:t> </w:t>
+      </w:r>
+      <w:r>
+        <w:t>cieľom.</w:t>
       </w:r>
     </w:p>
     <w:p>
       <w:pPr>
         <w:pStyle w:val="Kapitola"/>
       </w:pPr>
-      <w:bookmarkStart w:id="6" w:name="_Toc222562486"/>
-      <w:r>
-        <w:t>ANALÝZA POŽIADAVIEK NA FUNKČNOSŤ POKLADNIČNÉHO SYSTÉMU</w:t>
+      <w:bookmarkStart w:id="6" w:name="_Toc222829644"/>
+      <w:r>
+        <w:t>A</w:t>
+      </w:r>
+      <w:r>
+        <w:t>nalýza</w:t>
+      </w:r>
+      <w:r>
+        <w:t xml:space="preserve"> </w:t>
+      </w:r>
+      <w:r>
+        <w:t>požiadaviek</w:t>
+      </w:r>
+      <w:r>
+        <w:t xml:space="preserve"> </w:t>
+      </w:r>
+      <w:r>
+        <w:t>na</w:t>
+      </w:r>
+      <w:r>
+        <w:t xml:space="preserve"> </w:t>
+      </w:r>
+      <w:r>
+        <w:t>funkčnosť</w:t>
+      </w:r>
+      <w:r>
+        <w:t xml:space="preserve"> </w:t>
+      </w:r>
+      <w:r>
+        <w:t>pokladničného</w:t>
+      </w:r>
+      <w:r>
+        <w:t xml:space="preserve"> </w:t>
+      </w:r>
+      <w:r>
+        <w:t>systému</w:t>
       </w:r>
       <w:bookmarkEnd w:id="6"/>
     </w:p>
@@ -6967,7 +7696,7 @@
       </w:r>
       <w:r>
         <w:rPr>
-          <w:rStyle w:val="Vrazn"/>
+          <w:rStyle w:val="Strong"/>
           <w:b w:val="0"/>
           <w:bCs w:val="0"/>
         </w:rPr>
@@ -6997,7 +7726,13 @@
         <w:pStyle w:val="text"/>
       </w:pPr>
       <w:r>
-        <w:t>Systém zabezpečuje automatický výpočet celkovej sumy na úhradu vrátane sadzby DPH. Požiadavkou je, aby tieto výpočty prebiehali okamžite a bez chýb, keďže ide o finančné operácie. Po dokončení predaja musí systém uložiť doklad do databázy a umožniť jeho neskoršie zobrazenie.</w:t>
+        <w:t>Systém zabezpečuje automatický výpočet celkovej sumy na úhradu vrátane sadzby DPH. Požiadavkou je, aby tieto výpočty prebiehali okamžite a bez chýb, keďže ide o finančné operácie. Po dokončení predaja musí systém uložiť doklad do databázy a</w:t>
+      </w:r>
+      <w:r>
+        <w:t> </w:t>
+      </w:r>
+      <w:r>
+        <w:t>umožniť jeho neskoršie zobrazenie.</w:t>
       </w:r>
     </w:p>
     <w:p>
@@ -7013,7 +7748,7 @@
       <w:pPr>
         <w:pStyle w:val="podnadpiskapitoly"/>
       </w:pPr>
-      <w:bookmarkStart w:id="7" w:name="_Toc222562487"/>
+      <w:bookmarkStart w:id="7" w:name="_Toc222829645"/>
       <w:r>
         <w:t>Správa produktov</w:t>
       </w:r>
@@ -7052,7 +7787,7 @@
       </w:r>
       <w:r>
         <w:rPr>
-          <w:rStyle w:val="Vrazn"/>
+          <w:rStyle w:val="Strong"/>
         </w:rPr>
         <w:t>neobsahuje skladovú evidenciu</w:t>
       </w:r>
@@ -7101,7 +7836,7 @@
       <w:pPr>
         <w:pStyle w:val="podnadpiskapitoly"/>
       </w:pPr>
-      <w:bookmarkStart w:id="8" w:name="_Toc222562488"/>
+      <w:bookmarkStart w:id="8" w:name="_Toc222829646"/>
       <w:r>
         <w:t>Prevádzkové a technické požiadavky</w:t>
       </w:r>
@@ -7148,7 +7883,7 @@
       <w:pPr>
         <w:pStyle w:val="Kapitola"/>
       </w:pPr>
-      <w:bookmarkStart w:id="9" w:name="_Toc222562489"/>
+      <w:bookmarkStart w:id="9" w:name="_Toc222829647"/>
       <w:r>
         <w:t>Databázový model</w:t>
       </w:r>
@@ -7245,7 +7980,7 @@
       <w:proofErr w:type="spellStart"/>
       <w:r>
         <w:rPr>
-          <w:rStyle w:val="Vrazn"/>
+          <w:rStyle w:val="Strong"/>
         </w:rPr>
         <w:t>cashiers</w:t>
       </w:r>
@@ -7261,7 +7996,7 @@
       <w:proofErr w:type="spellStart"/>
       <w:r>
         <w:rPr>
-          <w:rStyle w:val="Vrazn"/>
+          <w:rStyle w:val="Strong"/>
         </w:rPr>
         <w:t>products</w:t>
       </w:r>
@@ -7277,7 +8012,7 @@
       <w:proofErr w:type="spellStart"/>
       <w:r>
         <w:rPr>
-          <w:rStyle w:val="Vrazn"/>
+          <w:rStyle w:val="Strong"/>
         </w:rPr>
         <w:t>vat_settings</w:t>
       </w:r>
@@ -7298,7 +8033,7 @@
       <w:pPr>
         <w:pStyle w:val="podnadpiskapitoly"/>
       </w:pPr>
-      <w:bookmarkStart w:id="10" w:name="_Toc222562490"/>
+      <w:bookmarkStart w:id="10" w:name="_Toc222829648"/>
       <w:r>
         <w:t>Charakteristika použitej databázy a</w:t>
       </w:r>
@@ -7331,7 +8066,13 @@
       </w:r>
       <w:proofErr w:type="spellEnd"/>
       <w:r>
-        <w:t>, ktoré patrí medzi najrozšírenejšie relačné databázové systémy využívané v malých a stredne veľkých aplikáciách.</w:t>
+        <w:t>, ktoré patrí medzi najrozšírenejšie relačné databázové systémy využívané v malých a</w:t>
+      </w:r>
+      <w:r>
+        <w:t> </w:t>
+      </w:r>
+      <w:r>
+        <w:t>stredne veľkých aplikáciách.</w:t>
       </w:r>
       <w:r>
         <w:t xml:space="preserve"> </w:t>
@@ -7424,7 +8165,13 @@
         <w:t>(Oracle, 2024)</w:t>
       </w:r>
       <w:r>
-        <w:t xml:space="preserve"> Toto kódovanie umožňuje korektné ukladanie bežných znakov, diakritiky a rozšírenej sady </w:t>
+        <w:t xml:space="preserve"> Toto kódovanie umožňuje korektné ukladanie bežných znakov, diakritiky a</w:t>
+      </w:r>
+      <w:r>
+        <w:t> </w:t>
+      </w:r>
+      <w:r>
+        <w:t xml:space="preserve">rozšírenej sady </w:t>
       </w:r>
       <w:proofErr w:type="spellStart"/>
       <w:r>
@@ -7438,7 +8185,13 @@
         <w:t xml:space="preserve"> </w:t>
       </w:r>
       <w:r>
-        <w:t xml:space="preserve">Databázová schéma je vytvorená s ohľadom na čitateľnosť a jednoznačnosť pomenovania tabuliek a stĺpcov. Použitie jednoduchých názvov, ako sú </w:t>
+        <w:t>Databázová schéma je vytvorená s ohľadom na čitateľnosť a</w:t>
+      </w:r>
+      <w:r>
+        <w:t> </w:t>
+      </w:r>
+      <w:r>
+        <w:t xml:space="preserve">jednoznačnosť pomenovania tabuliek a stĺpcov. Použitie jednoduchých názvov, ako sú </w:t>
       </w:r>
       <w:proofErr w:type="spellStart"/>
       <w:r>
@@ -7507,7 +8260,7 @@
       <w:pPr>
         <w:pStyle w:val="podnadpiskapitoly"/>
       </w:pPr>
-      <w:bookmarkStart w:id="11" w:name="_Toc222562491"/>
+      <w:bookmarkStart w:id="11" w:name="_Toc222829649"/>
       <w:r>
         <w:t>Štruktúra databázového modelu</w:t>
       </w:r>
@@ -8085,7 +8838,13 @@
       </w:r>
       <w:proofErr w:type="spellEnd"/>
       <w:r>
-        <w:t>, v ktorej sú uložené jednotlivé sadzby DPH (napr. STANDARD, REDUCED) spolu s percentuálnou hodnotou dane. Pri výpočte celkovej ceny dokladu aplikácia načíta príslušnú sadzbu DPH z tejto tabuľky a automaticky vypočíta daň aj výslednú cenu s DPH.</w:t>
+        <w:t>, v ktorej sú uložené jednotlivé sadzby DPH (napr. STANDARD, REDUCED) spolu s percentuálnou hodnotou dane. Pri výpočte celkovej ceny dokladu aplikácia načíta príslušnú sadzbu DPH z tejto tabuľky a</w:t>
+      </w:r>
+      <w:r>
+        <w:t> </w:t>
+      </w:r>
+      <w:r>
+        <w:t>automaticky vypočíta daň aj výslednú cenu s DPH.</w:t>
       </w:r>
     </w:p>
     <w:p>
@@ -8616,7 +9375,7 @@
       </w:r>
       <w:r>
         <w:rPr>
-          <w:rStyle w:val="Vrazn"/>
+          <w:rStyle w:val="Strong"/>
         </w:rPr>
         <w:t>1:N</w:t>
       </w:r>
@@ -8628,7 +9387,7 @@
       <w:pPr>
         <w:pStyle w:val="podnadpiskapitoly"/>
       </w:pPr>
-      <w:bookmarkStart w:id="12" w:name="_Toc222562492"/>
+      <w:bookmarkStart w:id="12" w:name="_Toc222829650"/>
       <w:r>
         <w:t>Integrita, normalizácia a prevádzkové aspekty databázy</w:t>
       </w:r>
@@ -8664,10 +9423,16 @@
       </w:r>
       <w:proofErr w:type="spellEnd"/>
       <w:r>
-        <w:t xml:space="preserve"> systému rešpektuje základné princípy normalizácie relačných databáz, ktorých cieľom je minimalizácia redundancie údajov a </w:t>
+        <w:t xml:space="preserve"> systému rešpektuje základné princípy normalizácie relačných databáz, ktorých cieľom je minimalizácia redundancie údajov </w:t>
       </w:r>
       <w:r>
         <w:lastRenderedPageBreak/>
+        <w:t>a</w:t>
+      </w:r>
+      <w:r>
+        <w:t> </w:t>
+      </w:r>
+      <w:r>
         <w:t>zabezpečenie ich konzistentnosti.</w:t>
       </w:r>
       <w:r>
@@ -8730,7 +9495,10 @@
       </w:r>
       <w:proofErr w:type="spellEnd"/>
       <w:r>
-        <w:t xml:space="preserve"> a </w:t>
+        <w:t xml:space="preserve"> a</w:t>
+      </w:r>
+      <w:r>
+        <w:t> </w:t>
       </w:r>
       <w:proofErr w:type="spellStart"/>
       <w:r>
@@ -8784,7 +9552,13 @@
       </w:r>
       <w:proofErr w:type="spellEnd"/>
       <w:r>
-        <w:t xml:space="preserve"> a čiarový kód ako samostatný textový atribút. Takéto riešenie zodpovedá požiadavkám prvej normálnej formy a umožňuje jednoduché spracovanie údajov v aplikačnej logike. Z pohľadu integrity údajov sú v databáze aplikované viaceré </w:t>
+        <w:t xml:space="preserve"> a čiarový kód ako samostatný textový atribút. Takéto riešenie zodpovedá požiadavkám prvej normálnej formy a</w:t>
+      </w:r>
+      <w:r>
+        <w:t> </w:t>
+      </w:r>
+      <w:r>
+        <w:t xml:space="preserve">umožňuje jednoduché spracovanie údajov v aplikačnej logike. Z pohľadu integrity údajov sú v databáze aplikované viaceré </w:t>
       </w:r>
       <w:proofErr w:type="spellStart"/>
       <w:r>
@@ -8818,7 +9592,7 @@
         <w:t xml:space="preserve"> </w:t>
       </w:r>
       <w:r>
-        <w:t xml:space="preserve"> Toto obmedzenie zabezpečuje, že každý produkt má jedinečný čiarový kód a eliminuje možnosť duplicitných záznamov, ktoré by mohli viesť k nesprávnej identifikácii produktu pri predaji. Ďalším dôležitým mechanizmom integrity sú </w:t>
+        <w:t xml:space="preserve">Toto obmedzenie zabezpečuje, že každý produkt má jedinečný čiarový kód a eliminuje možnosť duplicitných záznamov, ktoré by mohli viesť k nesprávnej identifikácii produktu pri predaji. Ďalším dôležitým mechanizmom integrity sú </w:t>
       </w:r>
       <w:r>
         <w:rPr>
@@ -8876,7 +9650,13 @@
       </w:r>
       <w:proofErr w:type="spellEnd"/>
       <w:r>
-        <w:t xml:space="preserve"> systému. Integrita údajov je podporená aj spôsobom importu a správy databázovej štruktúry. SQL export databázy využíva transakčný mechanizmus (START TRANSACTION a COMMIT), ktorý zabezpečuje, že databázová štruktúra je vytvorená alebo obnovená ako jeden celok. V prípade chyby počas importu je možné operáciu prerušiť bez vzniku nekonzistentného stavu databázy. Použitie úložného </w:t>
+        <w:t xml:space="preserve"> systému. Integrita údajov je podporená aj spôsobom importu a správy databázovej štruktúry. SQL export databázy využíva transakčný mechanizmus (START TRANSACTION a</w:t>
+      </w:r>
+      <w:r>
+        <w:t> </w:t>
+      </w:r>
+      <w:r>
+        <w:t xml:space="preserve">COMMIT), ktorý zabezpečuje, že databázová štruktúra je vytvorená alebo obnovená ako jeden celok. V prípade chyby počas importu je možné operáciu prerušiť bez vzniku nekonzistentného stavu databázy. Použitie úložného </w:t>
       </w:r>
       <w:proofErr w:type="spellStart"/>
       <w:r>
@@ -9075,7 +9855,13 @@
       </w:r>
       <w:proofErr w:type="spellEnd"/>
       <w:r>
-        <w:t xml:space="preserve"> systém je nielen funkčný, ale aj stabilný, spoľahlivý a pripravený na ďalší rozvoj.</w:t>
+        <w:t xml:space="preserve"> systém je nielen funkčný, ale aj stabilný, spoľahlivý a</w:t>
+      </w:r>
+      <w:r>
+        <w:t> </w:t>
+      </w:r>
+      <w:r>
+        <w:t>pripravený na ďalší rozvoj.</w:t>
       </w:r>
     </w:p>
     <w:p>
@@ -9102,7 +9888,7 @@
       <w:pPr>
         <w:pStyle w:val="podnadpiskapitoly"/>
       </w:pPr>
-      <w:bookmarkStart w:id="13" w:name="_Toc222562493"/>
+      <w:bookmarkStart w:id="13" w:name="_Toc222829651"/>
       <w:r>
         <w:lastRenderedPageBreak/>
         <w:t>Väzba databázového modelu na funkcionalitu ePOS</w:t>
@@ -9499,7 +10285,7 @@
       <w:pPr>
         <w:pStyle w:val="podnadpiskapitoly"/>
       </w:pPr>
-      <w:bookmarkStart w:id="14" w:name="_Toc222562494"/>
+      <w:bookmarkStart w:id="14" w:name="_Toc222829652"/>
       <w:r>
         <w:t>Návrhy na rozšírenie databázového modelu</w:t>
       </w:r>
@@ -9539,7 +10325,7 @@
       <w:proofErr w:type="spellEnd"/>
       <w:r>
         <w:rPr>
-          <w:rStyle w:val="Vrazn"/>
+          <w:rStyle w:val="Strong"/>
         </w:rPr>
         <w:t xml:space="preserve"> (doklady)</w:t>
       </w:r>
@@ -9561,12 +10347,18 @@
       <w:proofErr w:type="spellEnd"/>
       <w:r>
         <w:rPr>
-          <w:rStyle w:val="Vrazn"/>
+          <w:rStyle w:val="Strong"/>
         </w:rPr>
         <w:t xml:space="preserve"> (položky dokladu)</w:t>
       </w:r>
       <w:r>
-        <w:t xml:space="preserve">, ktorá by reprezentovala jednotlivé produkty zahrnuté v konkrétnom doklade. Táto tabuľka by obsahovala odkazy na produkt, množstvo predaného tovaru a cenu v čase predaja. Ukladanie ceny v čase predaja je dôležité najmä z dôvodu možných budúcich zmien cien produktov, aby bola zachovaná historická presnosť údajov. Rozšírenie databázového modelu by bolo možné doplniť aj o tabuľku </w:t>
+        <w:t>, ktorá by reprezentovala jednotlivé produkty zahrnuté v konkrétnom doklade. Táto tabuľka by obsahovala odkazy na produkt, množstvo predaného tovaru a</w:t>
+      </w:r>
+      <w:r>
+        <w:t> </w:t>
+      </w:r>
+      <w:r>
+        <w:t xml:space="preserve">cenu v čase predaja. Ukladanie ceny v čase predaja je dôležité najmä z dôvodu možných budúcich zmien cien produktov, aby bola zachovaná historická presnosť údajov. Rozšírenie databázového modelu by bolo možné doplniť aj o tabuľku </w:t>
       </w:r>
       <w:proofErr w:type="spellStart"/>
       <w:r>
@@ -9586,7 +10378,7 @@
       </w:r>
       <w:r>
         <w:rPr>
-          <w:rStyle w:val="Vrazn"/>
+          <w:rStyle w:val="Strong"/>
         </w:rPr>
         <w:t>(zákazníci)</w:t>
       </w:r>
@@ -9624,7 +10416,7 @@
       <w:pPr>
         <w:pStyle w:val="Kapitola"/>
       </w:pPr>
-      <w:bookmarkStart w:id="15" w:name="_Toc222562495"/>
+      <w:bookmarkStart w:id="15" w:name="_Toc222829653"/>
       <w:r>
         <w:t>N</w:t>
       </w:r>
@@ -9667,14 +10459,14 @@
       </w:r>
       <w:r>
         <w:rPr>
-          <w:rStyle w:val="Vrazn"/>
+          <w:rStyle w:val="Strong"/>
         </w:rPr>
         <w:t xml:space="preserve">návrh štruktúry používateľského rozhrania vo forme </w:t>
       </w:r>
       <w:proofErr w:type="spellStart"/>
       <w:r>
         <w:rPr>
-          <w:rStyle w:val="Vrazn"/>
+          <w:rStyle w:val="Strong"/>
         </w:rPr>
         <w:t>wireframov</w:t>
       </w:r>
@@ -9722,7 +10514,7 @@
       <w:proofErr w:type="spellStart"/>
       <w:r>
         <w:rPr>
-          <w:rStyle w:val="Vrazn"/>
+          <w:rStyle w:val="Strong"/>
         </w:rPr>
         <w:t>Figma</w:t>
       </w:r>
@@ -9816,7 +10608,7 @@
       <w:pPr>
         <w:pStyle w:val="podnadpiskapitoly"/>
       </w:pPr>
-      <w:bookmarkStart w:id="16" w:name="_Toc222562496"/>
+      <w:bookmarkStart w:id="16" w:name="_Toc222829654"/>
       <w:r>
         <w:t>Ciele návrhu používateľského rozhrania</w:t>
       </w:r>
@@ -9835,7 +10627,13 @@
       </w:r>
       <w:proofErr w:type="spellEnd"/>
       <w:r>
-        <w:t xml:space="preserve"> systému bolo vytvoriť rozhranie, ktoré podporuje rýchlu a efektívnu obsluhu v reálnych prevádzkových podmienkach. Keďže pokladničná aplikácia je používaná opakovane počas celého pracovného dňa, návrh rozhrania musí minimalizovať kognitívnu záťaž používateľa a umožniť vykonávanie bežných úkonov s čo najmenším počtom krokov.</w:t>
+        <w:t xml:space="preserve"> systému bolo vytvoriť rozhranie, ktoré podporuje rýchlu a efektívnu obsluhu v reálnych prevádzkových podmienkach. Keďže pokladničná aplikácia je používaná opakovane počas celého pracovného dňa, návrh rozhrania musí minimalizovať kognitívnu záťaž používateľa a</w:t>
+      </w:r>
+      <w:r>
+        <w:t> </w:t>
+      </w:r>
+      <w:r>
+        <w:t>umožniť vykonávanie bežných úkonov s čo najmenším počtom krokov.</w:t>
       </w:r>
       <w:r>
         <w:t xml:space="preserve"> </w:t>
@@ -9961,7 +10759,13 @@
       </w:r>
       <w:r>
         <w:lastRenderedPageBreak/>
-        <w:t>obsluhe zákazníkov v maloobchodnej prevádzke. Z tohto dôvodu bol kladený dôraz na jasnú vizuálnu hierarchiu prvkov, prehľadné rozdelenie obrazovky na funkčné časti a konzistentné umiestnenie ovládacích prvkov na jednotlivých obrazovkách.</w:t>
+        <w:t>obsluhe zákazníkov v maloobchodnej prevádzke. Z tohto dôvodu bol kladený dôraz na jasnú vizuálnu hierarchiu prvkov, prehľadné rozdelenie obrazovky na funkčné časti a</w:t>
+      </w:r>
+      <w:r>
+        <w:t> </w:t>
+      </w:r>
+      <w:r>
+        <w:t>konzistentné umiestnenie ovládacích prvkov na jednotlivých obrazovkách.</w:t>
       </w:r>
     </w:p>
     <w:p>
@@ -10014,7 +10818,7 @@
       <w:pPr>
         <w:pStyle w:val="podnadpiskapitoly"/>
       </w:pPr>
-      <w:bookmarkStart w:id="17" w:name="_Toc222562497"/>
+      <w:bookmarkStart w:id="17" w:name="_Toc222829655"/>
       <w:r>
         <w:t>Návrh hlavných obrazoviek aplikácie</w:t>
       </w:r>
@@ -10515,7 +11319,13 @@
         <w:pStyle w:val="text"/>
       </w:pPr>
       <w:r>
-        <w:t>Dôležitým aspektom návrhu je aj obmedzenie rušivých prvkov. Obrazovka nastavení neobsahuje prvky súvisiace s procesom predaja, čím je zabezpečené, že používateľ sa sústreďuje výlučne na konfiguračné úlohy. Rozhranie je navrhnuté konzistentne s ostatnými časťami aplikácie, aby bola zachovaná jednotná vizuálna a funkčná logika systému.</w:t>
+        <w:t>Dôležitým aspektom návrhu je aj obmedzenie rušivých prvkov. Obrazovka nastavení neobsahuje prvky súvisiace s procesom predaja, čím je zabezpečené, že používateľ sa sústreďuje výlučne na konfiguračné úlohy. Rozhranie je navrhnuté konzistentne s ostatnými časťami aplikácie, aby bola zachovaná jednotná vizuálna a</w:t>
+      </w:r>
+      <w:r>
+        <w:t> </w:t>
+      </w:r>
+      <w:r>
+        <w:t>funkčná logika systému.</w:t>
       </w:r>
     </w:p>
     <w:p>
@@ -10549,21 +11359,21 @@
       </w:r>
       <w:r>
         <w:rPr>
-          <w:rStyle w:val="Vrazn"/>
+          <w:rStyle w:val="Strong"/>
         </w:rPr>
         <w:t>Prílohe B – Fotodokumentácia, obr. B.3 (</w:t>
       </w:r>
       <w:proofErr w:type="spellStart"/>
       <w:r>
         <w:rPr>
-          <w:rStyle w:val="Vrazn"/>
+          <w:rStyle w:val="Strong"/>
         </w:rPr>
         <w:t>Settings</w:t>
       </w:r>
       <w:proofErr w:type="spellEnd"/>
       <w:r>
         <w:rPr>
-          <w:rStyle w:val="Vrazn"/>
+          <w:rStyle w:val="Strong"/>
         </w:rPr>
         <w:t>)</w:t>
       </w:r>
@@ -10624,7 +11434,7 @@
       </w:r>
       <w:r>
         <w:rPr>
-          <w:rStyle w:val="Vrazn"/>
+          <w:rStyle w:val="Strong"/>
         </w:rPr>
         <w:t>Produkty</w:t>
       </w:r>
@@ -10693,21 +11503,21 @@
       </w:r>
       <w:r>
         <w:rPr>
-          <w:rStyle w:val="Vrazn"/>
+          <w:rStyle w:val="Strong"/>
         </w:rPr>
         <w:t>Vizuálny návrh obrazovky „Produkty“ je uvedený v Prílohe B – Fotodokumentácia, obr. B.4 (</w:t>
       </w:r>
       <w:proofErr w:type="spellStart"/>
       <w:r>
         <w:rPr>
-          <w:rStyle w:val="Vrazn"/>
+          <w:rStyle w:val="Strong"/>
         </w:rPr>
         <w:t>Products</w:t>
       </w:r>
       <w:proofErr w:type="spellEnd"/>
       <w:r>
         <w:rPr>
-          <w:rStyle w:val="Vrazn"/>
+          <w:rStyle w:val="Strong"/>
         </w:rPr>
         <w:t>).</w:t>
       </w:r>
@@ -10838,7 +11648,13 @@
       </w:r>
       <w:proofErr w:type="spellEnd"/>
       <w:r>
-        <w:t xml:space="preserve"> bola aj možnosť identifikovať jednotlivé stavy obrazoviek, ako je normálny prevádzkový stav, chybový stav alebo prázdny stav obrazovky. Vďaka tomu bolo možné už v návrhovej fáze počítať so spracovaním chýb a so spôsobom ich zobrazovania používateľovi, čo zvyšuje celkovú použiteľnosť aplikácie. </w:t>
+        <w:t xml:space="preserve"> bola aj možnosť identifikovať jednotlivé stavy obrazoviek, ako je normálny prevádzkový stav, chybový stav alebo prázdny stav obrazovky. Vďaka tomu bolo možné už v návrhovej fáze počítať so spracovaním chýb a</w:t>
+      </w:r>
+      <w:r>
+        <w:t> </w:t>
+      </w:r>
+      <w:r>
+        <w:t xml:space="preserve">so spôsobom ich zobrazovania používateľovi, čo zvyšuje celkovú použiteľnosť aplikácie. </w:t>
       </w:r>
       <w:proofErr w:type="spellStart"/>
       <w:r>
@@ -10858,7 +11674,7 @@
       </w:r>
       <w:r>
         <w:rPr>
-          <w:rStyle w:val="Vrazn"/>
+          <w:rStyle w:val="Strong"/>
         </w:rPr>
         <w:t>Prílohe B – Fotodokumentácia</w:t>
       </w:r>
@@ -10875,7 +11691,7 @@
       <w:pPr>
         <w:pStyle w:val="podnadpiskapitoly"/>
       </w:pPr>
-      <w:bookmarkStart w:id="18" w:name="_Toc222562498"/>
+      <w:bookmarkStart w:id="18" w:name="_Toc222829656"/>
       <w:r>
         <w:t>Význam a zhodnotenie návrhu používateľského rozhrania</w:t>
       </w:r>
@@ -11035,7 +11851,13 @@
       </w:r>
       <w:proofErr w:type="spellEnd"/>
       <w:r>
-        <w:t xml:space="preserve"> splnili svoju úlohu ako prechod medzi analytickou a implementačnou fázou projektu a významne prispeli k výslednej kvalite používateľského rozhrania.</w:t>
+        <w:t xml:space="preserve"> splnili svoju úlohu ako prechod medzi analytickou a</w:t>
+      </w:r>
+      <w:r>
+        <w:t> </w:t>
+      </w:r>
+      <w:r>
+        <w:t>implementačnou fázou projektu a významne prispeli k výslednej kvalite používateľského rozhrania.</w:t>
       </w:r>
     </w:p>
     <w:p>
@@ -11047,9 +11869,11 @@
       <w:pPr>
         <w:pStyle w:val="Kapitola"/>
       </w:pPr>
+      <w:bookmarkStart w:id="19" w:name="_Toc222829657"/>
       <w:r>
         <w:t>Funkčnosť a možné rozšírenia</w:t>
       </w:r>
+      <w:bookmarkEnd w:id="19"/>
     </w:p>
     <w:p>
       <w:pPr>
@@ -11448,7 +12272,19 @@
         <w:rPr>
           <w:lang w:eastAsia="sk-SK"/>
         </w:rPr>
-        <w:t xml:space="preserve"> – sledovanie množstva produktov na sklade a automatická aktualizácia po predaji.</w:t>
+        <w:t xml:space="preserve"> – sledovanie množstva produktov na sklade a</w:t>
+      </w:r>
+      <w:r>
+        <w:rPr>
+          <w:lang w:eastAsia="sk-SK"/>
+        </w:rPr>
+        <w:t> </w:t>
+      </w:r>
+      <w:r>
+        <w:rPr>
+          <w:lang w:eastAsia="sk-SK"/>
+        </w:rPr>
+        <w:t>automatická aktualizácia po predaji.</w:t>
       </w:r>
     </w:p>
     <w:p>
@@ -11514,7 +12350,19 @@
         <w:rPr>
           <w:lang w:eastAsia="sk-SK"/>
         </w:rPr>
-        <w:t xml:space="preserve"> – zavedenie administrátorských oprávnení a detailnejšieho riadenia prístupov.</w:t>
+        <w:t xml:space="preserve"> – zavedenie administrátorských oprávnení a</w:t>
+      </w:r>
+      <w:r>
+        <w:rPr>
+          <w:lang w:eastAsia="sk-SK"/>
+        </w:rPr>
+        <w:t> </w:t>
+      </w:r>
+      <w:r>
+        <w:rPr>
+          <w:lang w:eastAsia="sk-SK"/>
+        </w:rPr>
+        <w:t>detailnejšieho riadenia prístupov.</w:t>
       </w:r>
     </w:p>
     <w:p>
@@ -11621,6 +12469,7 @@
           <w:lang w:eastAsia="sk-SK"/>
         </w:rPr>
       </w:pPr>
+      <w:bookmarkStart w:id="20" w:name="_Toc222829658"/>
       <w:r>
         <w:rPr>
           <w:lang w:eastAsia="sk-SK"/>
@@ -11628,6 +12477,7 @@
         <w:lastRenderedPageBreak/>
         <w:t>Praktické využitie v reálnej prevádzke</w:t>
       </w:r>
+      <w:bookmarkEnd w:id="20"/>
     </w:p>
     <w:p>
       <w:pPr>
@@ -11650,7 +12500,13 @@
         <w:pStyle w:val="text"/>
       </w:pPr>
       <w:r>
-        <w:t>V reálnej prevádzke môže aplikácia slúžiť ako základný pokladničný systém, ktorý umožňuje identifikáciu pokladníka, vyhľadávanie produktov pomocou čiarového kódu alebo manuálneho zadania, výpočet cien vrátane dane z pridanej hodnoty a generovanie pokladničného dokladu. Vďaka prehľadnému používateľskému rozhraniu je práca so systémom intuitívna a nevyžaduje rozsiahle školenie obsluhy.</w:t>
+        <w:t>V reálnej prevádzke môže aplikácia slúžiť ako základný pokladničný systém, ktorý umožňuje identifikáciu pokladníka, vyhľadávanie produktov pomocou čiarového kódu alebo manuálneho zadania, výpočet cien vrátane dane z pridanej hodnoty a</w:t>
+      </w:r>
+      <w:r>
+        <w:t> </w:t>
+      </w:r>
+      <w:r>
+        <w:t>generovanie pokladničného dokladu. Vďaka prehľadnému používateľskému rozhraniu je práca so systémom intuitívna a nevyžaduje rozsiahle školenie obsluhy.</w:t>
       </w:r>
     </w:p>
     <w:p>
@@ -11666,7 +12522,13 @@
         <w:pStyle w:val="text"/>
       </w:pPr>
       <w:r>
-        <w:t>Aplikácia je vhodná najmä pre prevádzky, ktoré nepotrebujú komplexné ERP riešenie, ale postačuje im spoľahlivý, stabilný a prehľadný systém na evidenciu predaja. Vďaka použitiu relačnej databázy je zabezpečená konzistentnosť údajov a minimalizované riziko duplicitných alebo neúplných záznamov.</w:t>
+        <w:t>Aplikácia je vhodná najmä pre prevádzky, ktoré nepotrebujú komplexné ERP riešenie, ale postačuje im spoľahlivý, stabilný a prehľadný systém na evidenciu predaja. Vďaka použitiu relačnej databázy je zabezpečená konzistentnosť údajov a</w:t>
+      </w:r>
+      <w:r>
+        <w:t> </w:t>
+      </w:r>
+      <w:r>
+        <w:t>minimalizované riziko duplicitných alebo neúplných záznamov.</w:t>
       </w:r>
     </w:p>
     <w:p>
@@ -11732,18 +12594,18 @@
       <w:pPr>
         <w:pStyle w:val="Kapitola"/>
       </w:pPr>
-      <w:bookmarkStart w:id="19" w:name="_Toc222562502"/>
+      <w:bookmarkStart w:id="21" w:name="_Toc222829659"/>
       <w:r>
         <w:t>Záver</w:t>
       </w:r>
-      <w:bookmarkEnd w:id="19"/>
-    </w:p>
-    <w:p>
-      <w:pPr>
-        <w:pStyle w:val="text"/>
-      </w:pPr>
-      <w:r>
-        <w:t>Cieľom práce bolo navrhnúť a implementovať funkčný elektronický pokladničný systém (</w:t>
+      <w:bookmarkEnd w:id="21"/>
+    </w:p>
+    <w:p>
+      <w:pPr>
+        <w:pStyle w:val="text"/>
+      </w:pPr>
+      <w:r>
+        <w:t xml:space="preserve">Cieľom práce bolo navrhnúť, implementovať a otestovať funkčný </w:t>
       </w:r>
       <w:proofErr w:type="spellStart"/>
       <w:r>
@@ -11751,15 +12613,23 @@
       </w:r>
       <w:proofErr w:type="spellEnd"/>
       <w:r>
-        <w:t>), ktorý umožňuje evidenciu produktov, identifikáciu pokladníka, správu sadzieb DPH a realizáciu predaja vrátane výpočtu dane a generovania pokladničného dokladu. Tento cieľ bol úspešne splnený.</w:t>
-      </w:r>
-    </w:p>
-    <w:p>
-      <w:pPr>
-        <w:pStyle w:val="text"/>
-      </w:pPr>
-      <w:r>
-        <w:t>Bol vytvorený databázový model v prostredí MySQL/</w:t>
+        <w:t xml:space="preserve"> systém s prvkami CRM podľa stanoveného zadania. Tento cieľ bol splnený v plnom rozsahu.</w:t>
+      </w:r>
+    </w:p>
+    <w:p>
+      <w:pPr>
+        <w:pStyle w:val="text"/>
+      </w:pPr>
+      <w:r>
+        <w:t xml:space="preserve">V práci bola spracovaná teoretická časť zameraná na vývoj CRM a </w:t>
+      </w:r>
+      <w:proofErr w:type="spellStart"/>
+      <w:r>
+        <w:t>ePOS</w:t>
+      </w:r>
+      <w:proofErr w:type="spellEnd"/>
+      <w:r>
+        <w:t xml:space="preserve"> systémov a boli charakterizované použité technológie, najmä MySQL/</w:t>
       </w:r>
       <w:proofErr w:type="spellStart"/>
       <w:r>
@@ -11767,7 +12637,7 @@
       </w:r>
       <w:proofErr w:type="spellEnd"/>
       <w:r>
-        <w:t xml:space="preserve"> a implementovaná desktopová aplikácia v .NET </w:t>
+        <w:t xml:space="preserve">, platforma .NET a </w:t>
       </w:r>
       <w:proofErr w:type="spellStart"/>
       <w:r>
@@ -11775,37 +12645,47 @@
       </w:r>
       <w:proofErr w:type="spellEnd"/>
       <w:r>
-        <w:t>, ktorá zabezpečuje vyhľadávanie produktov podľa čiarového kódu, manuálne pridávanie položiek, správu DPH a správne výpočty cien. Návrh databázy rešpektuje princípy integrity a umožňuje jednoduché rozšírenie systému.</w:t>
-      </w:r>
-    </w:p>
-    <w:p>
-      <w:pPr>
-        <w:pStyle w:val="text"/>
-      </w:pPr>
-      <w:r>
-        <w:t xml:space="preserve">Výsledkom je stabilná a prehľadná aplikácia použiteľná v menších prevádzkach. Do budúcnosti je možné systém rozšíriť o evidenciu dokladov, skladové hospodárstvo, štatistiky predaja alebo viacúrovňové používateľské oprávnenia. Práca tak splnila stanovené ciele a vytvorila základ pre ďalší rozvoj </w:t>
-      </w:r>
-      <w:proofErr w:type="spellStart"/>
-      <w:r>
-        <w:t>ePOS</w:t>
-      </w:r>
-      <w:proofErr w:type="spellEnd"/>
-      <w:r>
-        <w:t xml:space="preserve"> systému.</w:t>
-      </w:r>
-    </w:p>
-    <w:p>
-      <w:pPr>
-        <w:pStyle w:val="text"/>
-        <w:rPr>
-          <w:noProof/>
-        </w:rPr>
-      </w:pPr>
-      <w:r>
-        <w:rPr>
-          <w:noProof/>
-        </w:rPr>
-        <w:t>.</w:t>
+        <w:t>. Na základe analýzy požiadaviek bol navrhnutý databázový model pre evidenciu produktov, predajov a zákazníkov, pričom bol kladený dôraz na integritu a rozšíriteľnosť systému.</w:t>
+      </w:r>
+    </w:p>
+    <w:p>
+      <w:pPr>
+        <w:pStyle w:val="text"/>
+      </w:pPr>
+      <w:r>
+        <w:t xml:space="preserve">Bola implementovaná </w:t>
+      </w:r>
+      <w:proofErr w:type="spellStart"/>
+      <w:r>
+        <w:t>backendová</w:t>
+      </w:r>
+      <w:proofErr w:type="spellEnd"/>
+      <w:r>
+        <w:t xml:space="preserve"> logika pre prácu s databázou, ekonomické výpočty vrátane DPH, ako aj používateľské rozhranie vo </w:t>
+      </w:r>
+      <w:proofErr w:type="spellStart"/>
+      <w:r>
+        <w:t>WinForms</w:t>
+      </w:r>
+      <w:proofErr w:type="spellEnd"/>
+      <w:r>
+        <w:t xml:space="preserve"> podľa navrhnutého </w:t>
+      </w:r>
+      <w:proofErr w:type="spellStart"/>
+      <w:r>
+        <w:t>wireframu</w:t>
+      </w:r>
+      <w:proofErr w:type="spellEnd"/>
+      <w:r>
+        <w:t>. Súčasťou riešenia je prihlásenie používateľov a priradenie prístupových práv. Funkčnosť systému bola otestovaná v modelových situáciách a bolo popísané jeho praktické využitie v reálnej prevádzke.</w:t>
+      </w:r>
+    </w:p>
+    <w:p>
+      <w:pPr>
+        <w:pStyle w:val="text"/>
+      </w:pPr>
+      <w:r>
+        <w:t>Výsledkom je stabilná aplikácia použiteľná v menších prevádzkach s možnosťou ďalšieho rozšírenia o skladové hospodárstvo, štatistiky či pokročilé CRM funkcie. Práca tak splnila všetky body zadania.</w:t>
       </w:r>
     </w:p>
     <w:p>
@@ -11834,17 +12714,22 @@
     <w:p>
       <w:pPr>
         <w:pStyle w:val="Kapitola"/>
-      </w:pPr>
-      <w:bookmarkStart w:id="20" w:name="_Toc222562504"/>
+        <w:numPr>
+          <w:ilvl w:val="0"/>
+          <w:numId w:val="0"/>
+        </w:numPr>
+        <w:ind w:left="360"/>
+      </w:pPr>
+      <w:bookmarkStart w:id="22" w:name="_Toc222829660"/>
       <w:r>
         <w:lastRenderedPageBreak/>
         <w:t>Zoznam použitej literatúry</w:t>
       </w:r>
-      <w:bookmarkEnd w:id="20"/>
-    </w:p>
-    <w:p>
-      <w:pPr>
-        <w:pStyle w:val="Odsekzoznamu"/>
+      <w:bookmarkEnd w:id="22"/>
+    </w:p>
+    <w:p>
+      <w:pPr>
+        <w:pStyle w:val="ListParagraph"/>
         <w:numPr>
           <w:ilvl w:val="0"/>
           <w:numId w:val="20"/>
@@ -11856,7 +12741,7 @@
       </w:pPr>
       <w:r>
         <w:rPr>
-          <w:rStyle w:val="Vrazn"/>
+          <w:rStyle w:val="Strong"/>
           <w:rFonts w:ascii="Times New Roman" w:hAnsi="Times New Roman" w:cs="Times New Roman"/>
         </w:rPr>
         <w:t xml:space="preserve">BUTTLE, </w:t>
@@ -11864,7 +12749,7 @@
       <w:proofErr w:type="spellStart"/>
       <w:r>
         <w:rPr>
-          <w:rStyle w:val="Vrazn"/>
+          <w:rStyle w:val="Strong"/>
           <w:rFonts w:ascii="Times New Roman" w:hAnsi="Times New Roman" w:cs="Times New Roman"/>
         </w:rPr>
         <w:t>Francis</w:t>
@@ -11872,7 +12757,7 @@
       <w:proofErr w:type="spellEnd"/>
       <w:r>
         <w:rPr>
-          <w:rStyle w:val="Vrazn"/>
+          <w:rStyle w:val="Strong"/>
           <w:rFonts w:ascii="Times New Roman" w:hAnsi="Times New Roman" w:cs="Times New Roman"/>
         </w:rPr>
         <w:t>. 2019.</w:t>
@@ -11886,7 +12771,7 @@
       <w:proofErr w:type="spellStart"/>
       <w:r>
         <w:rPr>
-          <w:rStyle w:val="Zvraznenie"/>
+          <w:rStyle w:val="Emphasis"/>
           <w:rFonts w:ascii="Times New Roman" w:hAnsi="Times New Roman" w:cs="Times New Roman"/>
         </w:rPr>
         <w:t>Customer</w:t>
@@ -11894,7 +12779,7 @@
       <w:proofErr w:type="spellEnd"/>
       <w:r>
         <w:rPr>
-          <w:rStyle w:val="Zvraznenie"/>
+          <w:rStyle w:val="Emphasis"/>
           <w:rFonts w:ascii="Times New Roman" w:hAnsi="Times New Roman" w:cs="Times New Roman"/>
         </w:rPr>
         <w:t xml:space="preserve"> </w:t>
@@ -11902,7 +12787,7 @@
       <w:proofErr w:type="spellStart"/>
       <w:r>
         <w:rPr>
-          <w:rStyle w:val="Zvraznenie"/>
+          <w:rStyle w:val="Emphasis"/>
           <w:rFonts w:ascii="Times New Roman" w:hAnsi="Times New Roman" w:cs="Times New Roman"/>
         </w:rPr>
         <w:t>Relationship</w:t>
@@ -11910,7 +12795,7 @@
       <w:proofErr w:type="spellEnd"/>
       <w:r>
         <w:rPr>
-          <w:rStyle w:val="Zvraznenie"/>
+          <w:rStyle w:val="Emphasis"/>
           <w:rFonts w:ascii="Times New Roman" w:hAnsi="Times New Roman" w:cs="Times New Roman"/>
         </w:rPr>
         <w:t xml:space="preserve"> Management: </w:t>
@@ -11918,7 +12803,7 @@
       <w:proofErr w:type="spellStart"/>
       <w:r>
         <w:rPr>
-          <w:rStyle w:val="Zvraznenie"/>
+          <w:rStyle w:val="Emphasis"/>
           <w:rFonts w:ascii="Times New Roman" w:hAnsi="Times New Roman" w:cs="Times New Roman"/>
         </w:rPr>
         <w:t>Concepts</w:t>
@@ -11926,7 +12811,7 @@
       <w:proofErr w:type="spellEnd"/>
       <w:r>
         <w:rPr>
-          <w:rStyle w:val="Zvraznenie"/>
+          <w:rStyle w:val="Emphasis"/>
           <w:rFonts w:ascii="Times New Roman" w:hAnsi="Times New Roman" w:cs="Times New Roman"/>
         </w:rPr>
         <w:t xml:space="preserve"> and Technologies.</w:t>
@@ -11982,7 +12867,7 @@
     </w:p>
     <w:p>
       <w:pPr>
-        <w:pStyle w:val="Odsekzoznamu"/>
+        <w:pStyle w:val="ListParagraph"/>
         <w:numPr>
           <w:ilvl w:val="0"/>
           <w:numId w:val="20"/>
@@ -11994,7 +12879,7 @@
       </w:pPr>
       <w:r>
         <w:rPr>
-          <w:rStyle w:val="Vrazn"/>
+          <w:rStyle w:val="Strong"/>
           <w:rFonts w:ascii="Times New Roman" w:hAnsi="Times New Roman" w:cs="Times New Roman"/>
         </w:rPr>
         <w:t>GS1. 2023.</w:t>
@@ -12008,7 +12893,7 @@
       <w:proofErr w:type="spellStart"/>
       <w:r>
         <w:rPr>
-          <w:rStyle w:val="Zvraznenie"/>
+          <w:rStyle w:val="Emphasis"/>
           <w:rFonts w:ascii="Times New Roman" w:hAnsi="Times New Roman" w:cs="Times New Roman"/>
         </w:rPr>
         <w:t>Barcode</w:t>
@@ -12016,7 +12901,7 @@
       <w:proofErr w:type="spellEnd"/>
       <w:r>
         <w:rPr>
-          <w:rStyle w:val="Zvraznenie"/>
+          <w:rStyle w:val="Emphasis"/>
           <w:rFonts w:ascii="Times New Roman" w:hAnsi="Times New Roman" w:cs="Times New Roman"/>
         </w:rPr>
         <w:t xml:space="preserve"> </w:t>
@@ -12024,7 +12909,7 @@
       <w:proofErr w:type="spellStart"/>
       <w:r>
         <w:rPr>
-          <w:rStyle w:val="Zvraznenie"/>
+          <w:rStyle w:val="Emphasis"/>
           <w:rFonts w:ascii="Times New Roman" w:hAnsi="Times New Roman" w:cs="Times New Roman"/>
         </w:rPr>
         <w:t>scanning</w:t>
@@ -12032,7 +12917,7 @@
       <w:proofErr w:type="spellEnd"/>
       <w:r>
         <w:rPr>
-          <w:rStyle w:val="Zvraznenie"/>
+          <w:rStyle w:val="Emphasis"/>
           <w:rFonts w:ascii="Times New Roman" w:hAnsi="Times New Roman" w:cs="Times New Roman"/>
         </w:rPr>
         <w:t xml:space="preserve"> and </w:t>
@@ -12040,7 +12925,7 @@
       <w:proofErr w:type="spellStart"/>
       <w:r>
         <w:rPr>
-          <w:rStyle w:val="Zvraznenie"/>
+          <w:rStyle w:val="Emphasis"/>
           <w:rFonts w:ascii="Times New Roman" w:hAnsi="Times New Roman" w:cs="Times New Roman"/>
         </w:rPr>
         <w:t>identification</w:t>
@@ -12048,7 +12933,7 @@
       <w:proofErr w:type="spellEnd"/>
       <w:r>
         <w:rPr>
-          <w:rStyle w:val="Zvraznenie"/>
+          <w:rStyle w:val="Emphasis"/>
           <w:rFonts w:ascii="Times New Roman" w:hAnsi="Times New Roman" w:cs="Times New Roman"/>
         </w:rPr>
         <w:t xml:space="preserve"> </w:t>
@@ -12056,7 +12941,7 @@
       <w:proofErr w:type="spellStart"/>
       <w:r>
         <w:rPr>
-          <w:rStyle w:val="Zvraznenie"/>
+          <w:rStyle w:val="Emphasis"/>
           <w:rFonts w:ascii="Times New Roman" w:hAnsi="Times New Roman" w:cs="Times New Roman"/>
         </w:rPr>
         <w:t>technologies</w:t>
@@ -12071,7 +12956,7 @@
       <w:hyperlink r:id="rId11" w:tgtFrame="_new" w:history="1">
         <w:r>
           <w:rPr>
-            <w:rStyle w:val="Hypertextovprepojenie"/>
+            <w:rStyle w:val="Hyperlink"/>
             <w:rFonts w:ascii="Times New Roman" w:hAnsi="Times New Roman" w:cs="Times New Roman"/>
           </w:rPr>
           <w:t>https://www.gs1.org/standards/barcodes</w:t>
@@ -12080,7 +12965,7 @@
     </w:p>
     <w:p>
       <w:pPr>
-        <w:pStyle w:val="Odsekzoznamu"/>
+        <w:pStyle w:val="ListParagraph"/>
         <w:numPr>
           <w:ilvl w:val="0"/>
           <w:numId w:val="20"/>
@@ -12092,7 +12977,7 @@
       </w:pPr>
       <w:r>
         <w:rPr>
-          <w:rStyle w:val="Vrazn"/>
+          <w:rStyle w:val="Strong"/>
           <w:rFonts w:ascii="Times New Roman" w:hAnsi="Times New Roman" w:cs="Times New Roman"/>
         </w:rPr>
         <w:t xml:space="preserve">LAUDON, </w:t>
@@ -12100,7 +12985,7 @@
       <w:proofErr w:type="spellStart"/>
       <w:r>
         <w:rPr>
-          <w:rStyle w:val="Vrazn"/>
+          <w:rStyle w:val="Strong"/>
           <w:rFonts w:ascii="Times New Roman" w:hAnsi="Times New Roman" w:cs="Times New Roman"/>
         </w:rPr>
         <w:t>Kenneth</w:t>
@@ -12108,7 +12993,7 @@
       <w:proofErr w:type="spellEnd"/>
       <w:r>
         <w:rPr>
-          <w:rStyle w:val="Vrazn"/>
+          <w:rStyle w:val="Strong"/>
           <w:rFonts w:ascii="Times New Roman" w:hAnsi="Times New Roman" w:cs="Times New Roman"/>
         </w:rPr>
         <w:t xml:space="preserve"> C. a LAUDON, Jane P. 2020.</w:t>
@@ -12121,7 +13006,7 @@
       </w:r>
       <w:r>
         <w:rPr>
-          <w:rStyle w:val="Zvraznenie"/>
+          <w:rStyle w:val="Emphasis"/>
           <w:rFonts w:ascii="Times New Roman" w:hAnsi="Times New Roman" w:cs="Times New Roman"/>
         </w:rPr>
         <w:t xml:space="preserve">Management </w:t>
@@ -12129,7 +13014,7 @@
       <w:proofErr w:type="spellStart"/>
       <w:r>
         <w:rPr>
-          <w:rStyle w:val="Zvraznenie"/>
+          <w:rStyle w:val="Emphasis"/>
           <w:rFonts w:ascii="Times New Roman" w:hAnsi="Times New Roman" w:cs="Times New Roman"/>
         </w:rPr>
         <w:t>Information</w:t>
@@ -12137,7 +13022,7 @@
       <w:proofErr w:type="spellEnd"/>
       <w:r>
         <w:rPr>
-          <w:rStyle w:val="Zvraznenie"/>
+          <w:rStyle w:val="Emphasis"/>
           <w:rFonts w:ascii="Times New Roman" w:hAnsi="Times New Roman" w:cs="Times New Roman"/>
         </w:rPr>
         <w:t xml:space="preserve"> Systems: </w:t>
@@ -12145,7 +13030,7 @@
       <w:proofErr w:type="spellStart"/>
       <w:r>
         <w:rPr>
-          <w:rStyle w:val="Zvraznenie"/>
+          <w:rStyle w:val="Emphasis"/>
           <w:rFonts w:ascii="Times New Roman" w:hAnsi="Times New Roman" w:cs="Times New Roman"/>
         </w:rPr>
         <w:t>Managing</w:t>
@@ -12153,7 +13038,7 @@
       <w:proofErr w:type="spellEnd"/>
       <w:r>
         <w:rPr>
-          <w:rStyle w:val="Zvraznenie"/>
+          <w:rStyle w:val="Emphasis"/>
           <w:rFonts w:ascii="Times New Roman" w:hAnsi="Times New Roman" w:cs="Times New Roman"/>
         </w:rPr>
         <w:t xml:space="preserve"> </w:t>
@@ -12161,7 +13046,7 @@
       <w:proofErr w:type="spellStart"/>
       <w:r>
         <w:rPr>
-          <w:rStyle w:val="Zvraznenie"/>
+          <w:rStyle w:val="Emphasis"/>
           <w:rFonts w:ascii="Times New Roman" w:hAnsi="Times New Roman" w:cs="Times New Roman"/>
         </w:rPr>
         <w:t>the</w:t>
@@ -12169,7 +13054,7 @@
       <w:proofErr w:type="spellEnd"/>
       <w:r>
         <w:rPr>
-          <w:rStyle w:val="Zvraznenie"/>
+          <w:rStyle w:val="Emphasis"/>
           <w:rFonts w:ascii="Times New Roman" w:hAnsi="Times New Roman" w:cs="Times New Roman"/>
         </w:rPr>
         <w:t xml:space="preserve"> </w:t>
@@ -12177,7 +13062,7 @@
       <w:proofErr w:type="spellStart"/>
       <w:r>
         <w:rPr>
-          <w:rStyle w:val="Zvraznenie"/>
+          <w:rStyle w:val="Emphasis"/>
           <w:rFonts w:ascii="Times New Roman" w:hAnsi="Times New Roman" w:cs="Times New Roman"/>
         </w:rPr>
         <w:t>Digital</w:t>
@@ -12185,7 +13070,7 @@
       <w:proofErr w:type="spellEnd"/>
       <w:r>
         <w:rPr>
-          <w:rStyle w:val="Zvraznenie"/>
+          <w:rStyle w:val="Emphasis"/>
           <w:rFonts w:ascii="Times New Roman" w:hAnsi="Times New Roman" w:cs="Times New Roman"/>
         </w:rPr>
         <w:t xml:space="preserve"> </w:t>
@@ -12193,7 +13078,7 @@
       <w:proofErr w:type="spellStart"/>
       <w:r>
         <w:rPr>
-          <w:rStyle w:val="Zvraznenie"/>
+          <w:rStyle w:val="Emphasis"/>
           <w:rFonts w:ascii="Times New Roman" w:hAnsi="Times New Roman" w:cs="Times New Roman"/>
         </w:rPr>
         <w:t>Firm</w:t>
@@ -12201,7 +13086,7 @@
       <w:proofErr w:type="spellEnd"/>
       <w:r>
         <w:rPr>
-          <w:rStyle w:val="Zvraznenie"/>
+          <w:rStyle w:val="Emphasis"/>
           <w:rFonts w:ascii="Times New Roman" w:hAnsi="Times New Roman" w:cs="Times New Roman"/>
         </w:rPr>
         <w:t>.</w:t>
@@ -12271,7 +13156,7 @@
     </w:p>
     <w:p>
       <w:pPr>
-        <w:pStyle w:val="Odsekzoznamu"/>
+        <w:pStyle w:val="ListParagraph"/>
         <w:numPr>
           <w:ilvl w:val="0"/>
           <w:numId w:val="20"/>
@@ -12283,7 +13168,7 @@
       </w:pPr>
       <w:r>
         <w:rPr>
-          <w:rStyle w:val="Vrazn"/>
+          <w:rStyle w:val="Strong"/>
           <w:rFonts w:ascii="Times New Roman" w:hAnsi="Times New Roman" w:cs="Times New Roman"/>
         </w:rPr>
         <w:t>MICROSOFT. 2024a.</w:t>
@@ -12297,7 +13182,7 @@
       <w:proofErr w:type="spellStart"/>
       <w:r>
         <w:rPr>
-          <w:rStyle w:val="Zvraznenie"/>
+          <w:rStyle w:val="Emphasis"/>
           <w:rFonts w:ascii="Times New Roman" w:hAnsi="Times New Roman" w:cs="Times New Roman"/>
         </w:rPr>
         <w:t>Introduction</w:t>
@@ -12305,7 +13190,7 @@
       <w:proofErr w:type="spellEnd"/>
       <w:r>
         <w:rPr>
-          <w:rStyle w:val="Zvraznenie"/>
+          <w:rStyle w:val="Emphasis"/>
           <w:rFonts w:ascii="Times New Roman" w:hAnsi="Times New Roman" w:cs="Times New Roman"/>
         </w:rPr>
         <w:t xml:space="preserve"> to .NET</w:t>
@@ -12319,7 +13204,7 @@
       <w:hyperlink r:id="rId12" w:tgtFrame="_new" w:history="1">
         <w:r>
           <w:rPr>
-            <w:rStyle w:val="Hypertextovprepojenie"/>
+            <w:rStyle w:val="Hyperlink"/>
             <w:rFonts w:ascii="Times New Roman" w:hAnsi="Times New Roman" w:cs="Times New Roman"/>
           </w:rPr>
           <w:t>https://learn.microsoft.com/en-us/dotnet/</w:t>
@@ -12328,7 +13213,7 @@
     </w:p>
     <w:p>
       <w:pPr>
-        <w:pStyle w:val="Odsekzoznamu"/>
+        <w:pStyle w:val="ListParagraph"/>
         <w:numPr>
           <w:ilvl w:val="0"/>
           <w:numId w:val="20"/>
@@ -12340,7 +13225,7 @@
       </w:pPr>
       <w:r>
         <w:rPr>
-          <w:rStyle w:val="Vrazn"/>
+          <w:rStyle w:val="Strong"/>
           <w:rFonts w:ascii="Times New Roman" w:hAnsi="Times New Roman" w:cs="Times New Roman"/>
         </w:rPr>
         <w:t>MICROSOFT. 2024b.</w:t>
@@ -12353,7 +13238,7 @@
       </w:r>
       <w:r>
         <w:rPr>
-          <w:rStyle w:val="Zvraznenie"/>
+          <w:rStyle w:val="Emphasis"/>
           <w:rFonts w:ascii="Times New Roman" w:hAnsi="Times New Roman" w:cs="Times New Roman"/>
         </w:rPr>
         <w:t xml:space="preserve">C# </w:t>
@@ -12361,7 +13246,7 @@
       <w:proofErr w:type="spellStart"/>
       <w:r>
         <w:rPr>
-          <w:rStyle w:val="Zvraznenie"/>
+          <w:rStyle w:val="Emphasis"/>
           <w:rFonts w:ascii="Times New Roman" w:hAnsi="Times New Roman" w:cs="Times New Roman"/>
         </w:rPr>
         <w:t>documentation</w:t>
@@ -12376,7 +13261,7 @@
       <w:hyperlink r:id="rId13" w:tgtFrame="_new" w:history="1">
         <w:r>
           <w:rPr>
-            <w:rStyle w:val="Hypertextovprepojenie"/>
+            <w:rStyle w:val="Hyperlink"/>
             <w:rFonts w:ascii="Times New Roman" w:hAnsi="Times New Roman" w:cs="Times New Roman"/>
           </w:rPr>
           <w:t>https://learn.microsoft.com/en-us/dotnet/csharp/</w:t>
@@ -12385,7 +13270,7 @@
     </w:p>
     <w:p>
       <w:pPr>
-        <w:pStyle w:val="Odsekzoznamu"/>
+        <w:pStyle w:val="ListParagraph"/>
         <w:numPr>
           <w:ilvl w:val="0"/>
           <w:numId w:val="20"/>
@@ -12397,7 +13282,7 @@
       </w:pPr>
       <w:r>
         <w:rPr>
-          <w:rStyle w:val="Vrazn"/>
+          <w:rStyle w:val="Strong"/>
           <w:rFonts w:ascii="Times New Roman" w:hAnsi="Times New Roman" w:cs="Times New Roman"/>
         </w:rPr>
         <w:t>MICROSOFT. 2024c.</w:t>
@@ -12410,7 +13295,7 @@
       </w:r>
       <w:r>
         <w:rPr>
-          <w:rStyle w:val="Zvraznenie"/>
+          <w:rStyle w:val="Emphasis"/>
           <w:rFonts w:ascii="Times New Roman" w:hAnsi="Times New Roman" w:cs="Times New Roman"/>
         </w:rPr>
         <w:t xml:space="preserve">Windows </w:t>
@@ -12418,7 +13303,7 @@
       <w:proofErr w:type="spellStart"/>
       <w:r>
         <w:rPr>
-          <w:rStyle w:val="Zvraznenie"/>
+          <w:rStyle w:val="Emphasis"/>
           <w:rFonts w:ascii="Times New Roman" w:hAnsi="Times New Roman" w:cs="Times New Roman"/>
         </w:rPr>
         <w:t>Forms</w:t>
@@ -12426,7 +13311,7 @@
       <w:proofErr w:type="spellEnd"/>
       <w:r>
         <w:rPr>
-          <w:rStyle w:val="Zvraznenie"/>
+          <w:rStyle w:val="Emphasis"/>
           <w:rFonts w:ascii="Times New Roman" w:hAnsi="Times New Roman" w:cs="Times New Roman"/>
         </w:rPr>
         <w:t xml:space="preserve"> </w:t>
@@ -12434,7 +13319,7 @@
       <w:proofErr w:type="spellStart"/>
       <w:r>
         <w:rPr>
-          <w:rStyle w:val="Zvraznenie"/>
+          <w:rStyle w:val="Emphasis"/>
           <w:rFonts w:ascii="Times New Roman" w:hAnsi="Times New Roman" w:cs="Times New Roman"/>
         </w:rPr>
         <w:t>overview</w:t>
@@ -12449,7 +13334,7 @@
       <w:hyperlink r:id="rId14" w:tgtFrame="_new" w:history="1">
         <w:r>
           <w:rPr>
-            <w:rStyle w:val="Hypertextovprepojenie"/>
+            <w:rStyle w:val="Hyperlink"/>
             <w:rFonts w:ascii="Times New Roman" w:hAnsi="Times New Roman" w:cs="Times New Roman"/>
           </w:rPr>
           <w:t>https://learn.microsoft.com/en-us/dotnet/desktop/winforms/</w:t>
@@ -12458,7 +13343,7 @@
     </w:p>
     <w:p>
       <w:pPr>
-        <w:pStyle w:val="Odsekzoznamu"/>
+        <w:pStyle w:val="ListParagraph"/>
         <w:numPr>
           <w:ilvl w:val="0"/>
           <w:numId w:val="20"/>
@@ -12470,7 +13355,7 @@
       </w:pPr>
       <w:r>
         <w:rPr>
-          <w:rStyle w:val="Vrazn"/>
+          <w:rStyle w:val="Strong"/>
           <w:rFonts w:ascii="Times New Roman" w:hAnsi="Times New Roman" w:cs="Times New Roman"/>
         </w:rPr>
         <w:t>ORACLE. 2024.</w:t>
@@ -12483,7 +13368,7 @@
       </w:r>
       <w:r>
         <w:rPr>
-          <w:rStyle w:val="Zvraznenie"/>
+          <w:rStyle w:val="Emphasis"/>
           <w:rFonts w:ascii="Times New Roman" w:hAnsi="Times New Roman" w:cs="Times New Roman"/>
         </w:rPr>
         <w:t xml:space="preserve">MySQL 8.0 </w:t>
@@ -12491,7 +13376,7 @@
       <w:proofErr w:type="spellStart"/>
       <w:r>
         <w:rPr>
-          <w:rStyle w:val="Zvraznenie"/>
+          <w:rStyle w:val="Emphasis"/>
           <w:rFonts w:ascii="Times New Roman" w:hAnsi="Times New Roman" w:cs="Times New Roman"/>
         </w:rPr>
         <w:t>Reference</w:t>
@@ -12499,7 +13384,7 @@
       <w:proofErr w:type="spellEnd"/>
       <w:r>
         <w:rPr>
-          <w:rStyle w:val="Zvraznenie"/>
+          <w:rStyle w:val="Emphasis"/>
           <w:rFonts w:ascii="Times New Roman" w:hAnsi="Times New Roman" w:cs="Times New Roman"/>
         </w:rPr>
         <w:t xml:space="preserve"> </w:t>
@@ -12507,7 +13392,7 @@
       <w:proofErr w:type="spellStart"/>
       <w:r>
         <w:rPr>
-          <w:rStyle w:val="Zvraznenie"/>
+          <w:rStyle w:val="Emphasis"/>
           <w:rFonts w:ascii="Times New Roman" w:hAnsi="Times New Roman" w:cs="Times New Roman"/>
         </w:rPr>
         <w:t>Manual</w:t>
@@ -12522,7 +13407,7 @@
       <w:hyperlink r:id="rId15" w:tgtFrame="_new" w:history="1">
         <w:r>
           <w:rPr>
-            <w:rStyle w:val="Hypertextovprepojenie"/>
+            <w:rStyle w:val="Hyperlink"/>
             <w:rFonts w:ascii="Times New Roman" w:hAnsi="Times New Roman" w:cs="Times New Roman"/>
           </w:rPr>
           <w:t>https://dev.mysql.com/doc/refman/8.0/en/</w:t>
@@ -12531,7 +13416,7 @@
     </w:p>
     <w:p>
       <w:pPr>
-        <w:pStyle w:val="Odsekzoznamu"/>
+        <w:pStyle w:val="ListParagraph"/>
         <w:numPr>
           <w:ilvl w:val="0"/>
           <w:numId w:val="20"/>
@@ -12543,7 +13428,7 @@
       </w:pPr>
       <w:r>
         <w:rPr>
-          <w:rStyle w:val="Vrazn"/>
+          <w:rStyle w:val="Strong"/>
           <w:rFonts w:ascii="Times New Roman" w:hAnsi="Times New Roman" w:cs="Times New Roman"/>
         </w:rPr>
         <w:t xml:space="preserve">TURBAN, </w:t>
@@ -12551,7 +13436,7 @@
       <w:proofErr w:type="spellStart"/>
       <w:r>
         <w:rPr>
-          <w:rStyle w:val="Vrazn"/>
+          <w:rStyle w:val="Strong"/>
           <w:rFonts w:ascii="Times New Roman" w:hAnsi="Times New Roman" w:cs="Times New Roman"/>
         </w:rPr>
         <w:t>Efraim</w:t>
@@ -12559,7 +13444,7 @@
       <w:proofErr w:type="spellEnd"/>
       <w:r>
         <w:rPr>
-          <w:rStyle w:val="Vrazn"/>
+          <w:rStyle w:val="Strong"/>
           <w:rFonts w:ascii="Times New Roman" w:hAnsi="Times New Roman" w:cs="Times New Roman"/>
         </w:rPr>
         <w:t xml:space="preserve">, POLLARD, </w:t>
@@ -12567,7 +13452,7 @@
       <w:proofErr w:type="spellStart"/>
       <w:r>
         <w:rPr>
-          <w:rStyle w:val="Vrazn"/>
+          <w:rStyle w:val="Strong"/>
           <w:rFonts w:ascii="Times New Roman" w:hAnsi="Times New Roman" w:cs="Times New Roman"/>
         </w:rPr>
         <w:t>Carol</w:t>
@@ -12575,7 +13460,7 @@
       <w:proofErr w:type="spellEnd"/>
       <w:r>
         <w:rPr>
-          <w:rStyle w:val="Vrazn"/>
+          <w:rStyle w:val="Strong"/>
           <w:rFonts w:ascii="Times New Roman" w:hAnsi="Times New Roman" w:cs="Times New Roman"/>
         </w:rPr>
         <w:t xml:space="preserve"> a WOOD, </w:t>
@@ -12583,7 +13468,7 @@
       <w:proofErr w:type="spellStart"/>
       <w:r>
         <w:rPr>
-          <w:rStyle w:val="Vrazn"/>
+          <w:rStyle w:val="Strong"/>
           <w:rFonts w:ascii="Times New Roman" w:hAnsi="Times New Roman" w:cs="Times New Roman"/>
         </w:rPr>
         <w:t>Gregory</w:t>
@@ -12591,7 +13476,7 @@
       <w:proofErr w:type="spellEnd"/>
       <w:r>
         <w:rPr>
-          <w:rStyle w:val="Vrazn"/>
+          <w:rStyle w:val="Strong"/>
           <w:rFonts w:ascii="Times New Roman" w:hAnsi="Times New Roman" w:cs="Times New Roman"/>
         </w:rPr>
         <w:t>. 2018.</w:t>
@@ -12605,7 +13490,7 @@
       <w:proofErr w:type="spellStart"/>
       <w:r>
         <w:rPr>
-          <w:rStyle w:val="Zvraznenie"/>
+          <w:rStyle w:val="Emphasis"/>
           <w:rFonts w:ascii="Times New Roman" w:hAnsi="Times New Roman" w:cs="Times New Roman"/>
         </w:rPr>
         <w:t>Information</w:t>
@@ -12613,7 +13498,7 @@
       <w:proofErr w:type="spellEnd"/>
       <w:r>
         <w:rPr>
-          <w:rStyle w:val="Zvraznenie"/>
+          <w:rStyle w:val="Emphasis"/>
           <w:rFonts w:ascii="Times New Roman" w:hAnsi="Times New Roman" w:cs="Times New Roman"/>
         </w:rPr>
         <w:t xml:space="preserve"> </w:t>
@@ -12621,7 +13506,7 @@
       <w:proofErr w:type="spellStart"/>
       <w:r>
         <w:rPr>
-          <w:rStyle w:val="Zvraznenie"/>
+          <w:rStyle w:val="Emphasis"/>
           <w:rFonts w:ascii="Times New Roman" w:hAnsi="Times New Roman" w:cs="Times New Roman"/>
         </w:rPr>
         <w:t>Technology</w:t>
@@ -12629,7 +13514,7 @@
       <w:proofErr w:type="spellEnd"/>
       <w:r>
         <w:rPr>
-          <w:rStyle w:val="Zvraznenie"/>
+          <w:rStyle w:val="Emphasis"/>
           <w:rFonts w:ascii="Times New Roman" w:hAnsi="Times New Roman" w:cs="Times New Roman"/>
         </w:rPr>
         <w:t xml:space="preserve"> </w:t>
@@ -12637,7 +13522,7 @@
       <w:proofErr w:type="spellStart"/>
       <w:r>
         <w:rPr>
-          <w:rStyle w:val="Zvraznenie"/>
+          <w:rStyle w:val="Emphasis"/>
           <w:rFonts w:ascii="Times New Roman" w:hAnsi="Times New Roman" w:cs="Times New Roman"/>
         </w:rPr>
         <w:t>for</w:t>
@@ -12645,7 +13530,7 @@
       <w:proofErr w:type="spellEnd"/>
       <w:r>
         <w:rPr>
-          <w:rStyle w:val="Zvraznenie"/>
+          <w:rStyle w:val="Emphasis"/>
           <w:rFonts w:ascii="Times New Roman" w:hAnsi="Times New Roman" w:cs="Times New Roman"/>
         </w:rPr>
         <w:t xml:space="preserve"> Management.</w:t>
@@ -12701,7 +13586,7 @@
     </w:p>
     <w:p>
       <w:pPr>
-        <w:pStyle w:val="Odsekzoznamu"/>
+        <w:pStyle w:val="ListParagraph"/>
         <w:numPr>
           <w:ilvl w:val="0"/>
           <w:numId w:val="20"/>
@@ -12787,7 +13672,7 @@
       <w:hyperlink r:id="rId16" w:tgtFrame="_new" w:history="1">
         <w:r>
           <w:rPr>
-            <w:rStyle w:val="Hypertextovprepojenie"/>
+            <w:rStyle w:val="Hyperlink"/>
             <w:rFonts w:ascii="Times New Roman" w:hAnsi="Times New Roman" w:cs="Times New Roman"/>
           </w:rPr>
           <w:t>https://www.figma.com/design/</w:t>
@@ -12801,6 +13686,7 @@
           <w:ilvl w:val="0"/>
           <w:numId w:val="20"/>
         </w:numPr>
+        <w:ind w:left="567"/>
       </w:pPr>
       <w:r>
         <w:rPr>
@@ -12983,16 +13869,17 @@
     </w:p>
     <w:p>
       <w:pPr>
-        <w:pStyle w:val="Normlnywebov"/>
+        <w:pStyle w:val="NormalWeb"/>
         <w:numPr>
           <w:ilvl w:val="0"/>
           <w:numId w:val="20"/>
         </w:numPr>
         <w:spacing w:line="360" w:lineRule="auto"/>
-      </w:pPr>
-      <w:r>
-        <w:rPr>
-          <w:rStyle w:val="Vrazn"/>
+        <w:ind w:left="567"/>
+      </w:pPr>
+      <w:r>
+        <w:rPr>
+          <w:rStyle w:val="Strong"/>
           <w:rFonts w:eastAsiaTheme="majorEastAsia"/>
         </w:rPr>
         <w:t>MICROSOFT. 2024.</w:t>
@@ -13002,7 +13889,7 @@
       </w:r>
       <w:r>
         <w:rPr>
-          <w:rStyle w:val="Zvraznenie"/>
+          <w:rStyle w:val="Emphasis"/>
           <w:rFonts w:eastAsiaTheme="majorEastAsia"/>
         </w:rPr>
         <w:t xml:space="preserve">Windows </w:t>
@@ -13010,7 +13897,7 @@
       <w:proofErr w:type="spellStart"/>
       <w:r>
         <w:rPr>
-          <w:rStyle w:val="Zvraznenie"/>
+          <w:rStyle w:val="Emphasis"/>
           <w:rFonts w:eastAsiaTheme="majorEastAsia"/>
         </w:rPr>
         <w:t>Forms</w:t>
@@ -13018,7 +13905,7 @@
       <w:proofErr w:type="spellEnd"/>
       <w:r>
         <w:rPr>
-          <w:rStyle w:val="Zvraznenie"/>
+          <w:rStyle w:val="Emphasis"/>
           <w:rFonts w:eastAsiaTheme="majorEastAsia"/>
         </w:rPr>
         <w:t xml:space="preserve"> </w:t>
@@ -13026,7 +13913,7 @@
       <w:proofErr w:type="spellStart"/>
       <w:r>
         <w:rPr>
-          <w:rStyle w:val="Zvraznenie"/>
+          <w:rStyle w:val="Emphasis"/>
           <w:rFonts w:eastAsiaTheme="majorEastAsia"/>
         </w:rPr>
         <w:t>documentation</w:t>
@@ -13042,7 +13929,7 @@
       <w:hyperlink r:id="rId17" w:tgtFrame="_new" w:history="1">
         <w:r>
           <w:rPr>
-            <w:rStyle w:val="Hypertextovprepojenie"/>
+            <w:rStyle w:val="Hyperlink"/>
             <w:rFonts w:eastAsiaTheme="majorEastAsia"/>
           </w:rPr>
           <w:t>https://learn.microsoft.com/en-us/dotnet/desktop/winforms/</w:t>
@@ -13051,16 +13938,17 @@
     </w:p>
     <w:p>
       <w:pPr>
-        <w:pStyle w:val="Normlnywebov"/>
+        <w:pStyle w:val="NormalWeb"/>
         <w:numPr>
           <w:ilvl w:val="0"/>
           <w:numId w:val="20"/>
         </w:numPr>
         <w:spacing w:line="360" w:lineRule="auto"/>
-      </w:pPr>
-      <w:r>
-        <w:rPr>
-          <w:rStyle w:val="Vrazn"/>
+        <w:ind w:left="567"/>
+      </w:pPr>
+      <w:r>
+        <w:rPr>
+          <w:rStyle w:val="Strong"/>
           <w:rFonts w:eastAsiaTheme="majorEastAsia"/>
         </w:rPr>
         <w:t xml:space="preserve">NIELSEN, </w:t>
@@ -13068,7 +13956,7 @@
       <w:proofErr w:type="spellStart"/>
       <w:r>
         <w:rPr>
-          <w:rStyle w:val="Vrazn"/>
+          <w:rStyle w:val="Strong"/>
           <w:rFonts w:eastAsiaTheme="majorEastAsia"/>
         </w:rPr>
         <w:t>Jakob</w:t>
@@ -13076,7 +13964,7 @@
       <w:proofErr w:type="spellEnd"/>
       <w:r>
         <w:rPr>
-          <w:rStyle w:val="Vrazn"/>
+          <w:rStyle w:val="Strong"/>
           <w:rFonts w:eastAsiaTheme="majorEastAsia"/>
         </w:rPr>
         <w:t>. 2020.</w:t>
@@ -13087,7 +13975,7 @@
       <w:proofErr w:type="spellStart"/>
       <w:r>
         <w:rPr>
-          <w:rStyle w:val="Zvraznenie"/>
+          <w:rStyle w:val="Emphasis"/>
           <w:rFonts w:eastAsiaTheme="majorEastAsia"/>
         </w:rPr>
         <w:t>Usability</w:t>
@@ -13095,7 +13983,7 @@
       <w:proofErr w:type="spellEnd"/>
       <w:r>
         <w:rPr>
-          <w:rStyle w:val="Zvraznenie"/>
+          <w:rStyle w:val="Emphasis"/>
           <w:rFonts w:eastAsiaTheme="majorEastAsia"/>
         </w:rPr>
         <w:t xml:space="preserve"> </w:t>
@@ -13103,7 +13991,7 @@
       <w:proofErr w:type="spellStart"/>
       <w:r>
         <w:rPr>
-          <w:rStyle w:val="Zvraznenie"/>
+          <w:rStyle w:val="Emphasis"/>
           <w:rFonts w:eastAsiaTheme="majorEastAsia"/>
         </w:rPr>
         <w:t>Engineering</w:t>
@@ -13119,7 +14007,7 @@
       <w:hyperlink r:id="rId18" w:history="1">
         <w:r>
           <w:rPr>
-            <w:rStyle w:val="Hypertextovprepojenie"/>
+            <w:rStyle w:val="Hyperlink"/>
           </w:rPr>
           <w:t>https://www.nngroup.com/articles/ab-testing-usability-engineering/</w:t>
         </w:r>
@@ -13127,12 +14015,13 @@
     </w:p>
     <w:p>
       <w:pPr>
-        <w:pStyle w:val="Normlnywebov"/>
+        <w:pStyle w:val="NormalWeb"/>
         <w:numPr>
           <w:ilvl w:val="0"/>
           <w:numId w:val="20"/>
         </w:numPr>
         <w:spacing w:line="360" w:lineRule="auto"/>
+        <w:ind w:left="567"/>
       </w:pPr>
       <w:r>
         <w:rPr>
@@ -13221,19 +14110,19 @@
     </w:p>
     <w:p>
       <w:pPr>
-        <w:pStyle w:val="Normlnywebov"/>
+        <w:pStyle w:val="NormalWeb"/>
         <w:numPr>
           <w:ilvl w:val="0"/>
           <w:numId w:val="20"/>
         </w:numPr>
         <w:spacing w:line="360" w:lineRule="auto"/>
+        <w:ind w:left="851" w:hanging="491"/>
       </w:pPr>
       <w:r>
         <w:rPr>
           <w:b/>
           <w:bCs/>
         </w:rPr>
-        <w:lastRenderedPageBreak/>
         <w:t>ORACLE. 2024.</w:t>
       </w:r>
       <w:r>
@@ -13281,7 +14170,7 @@
       <w:hyperlink r:id="rId19" w:tgtFrame="_new" w:history="1">
         <w:r>
           <w:rPr>
-            <w:rStyle w:val="Hypertextovprepojenie"/>
+            <w:rStyle w:val="Hyperlink"/>
           </w:rPr>
           <w:t>https://dev.mysql.com/doc/refman/8.0/en/</w:t>
         </w:r>
@@ -13289,23 +14178,25 @@
     </w:p>
     <w:p>
       <w:pPr>
-        <w:pStyle w:val="Normlnywebov"/>
+        <w:pStyle w:val="NormalWeb"/>
         <w:numPr>
           <w:ilvl w:val="0"/>
           <w:numId w:val="20"/>
         </w:numPr>
-      </w:pPr>
-      <w:r>
-        <w:rPr>
-          <w:rStyle w:val="Vrazn"/>
+        <w:ind w:left="851" w:hanging="491"/>
+      </w:pPr>
+      <w:r>
+        <w:rPr>
+          <w:rStyle w:val="Strong"/>
           <w:rFonts w:eastAsiaTheme="majorEastAsia"/>
         </w:rPr>
+        <w:lastRenderedPageBreak/>
         <w:t xml:space="preserve">SILBERSCHATZ, </w:t>
       </w:r>
       <w:proofErr w:type="spellStart"/>
       <w:r>
         <w:rPr>
-          <w:rStyle w:val="Vrazn"/>
+          <w:rStyle w:val="Strong"/>
           <w:rFonts w:eastAsiaTheme="majorEastAsia"/>
         </w:rPr>
         <w:t>Abraham</w:t>
@@ -13313,7 +14204,7 @@
       <w:proofErr w:type="spellEnd"/>
       <w:r>
         <w:rPr>
-          <w:rStyle w:val="Vrazn"/>
+          <w:rStyle w:val="Strong"/>
           <w:rFonts w:eastAsiaTheme="majorEastAsia"/>
         </w:rPr>
         <w:t>, KORTH, Henry F. a SUDARSHAN, S. 2020.</w:t>
@@ -13324,7 +14215,7 @@
       <w:proofErr w:type="spellStart"/>
       <w:r>
         <w:rPr>
-          <w:rStyle w:val="Zvraznenie"/>
+          <w:rStyle w:val="Emphasis"/>
           <w:rFonts w:eastAsiaTheme="majorEastAsia"/>
         </w:rPr>
         <w:t>Database</w:t>
@@ -13332,7 +14223,7 @@
       <w:proofErr w:type="spellEnd"/>
       <w:r>
         <w:rPr>
-          <w:rStyle w:val="Zvraznenie"/>
+          <w:rStyle w:val="Emphasis"/>
           <w:rFonts w:eastAsiaTheme="majorEastAsia"/>
         </w:rPr>
         <w:t xml:space="preserve"> </w:t>
@@ -13340,7 +14231,7 @@
       <w:proofErr w:type="spellStart"/>
       <w:r>
         <w:rPr>
-          <w:rStyle w:val="Zvraznenie"/>
+          <w:rStyle w:val="Emphasis"/>
           <w:rFonts w:eastAsiaTheme="majorEastAsia"/>
         </w:rPr>
         <w:t>System</w:t>
@@ -13348,7 +14239,7 @@
       <w:proofErr w:type="spellEnd"/>
       <w:r>
         <w:rPr>
-          <w:rStyle w:val="Zvraznenie"/>
+          <w:rStyle w:val="Emphasis"/>
           <w:rFonts w:eastAsiaTheme="majorEastAsia"/>
         </w:rPr>
         <w:t xml:space="preserve"> </w:t>
@@ -13356,7 +14247,7 @@
       <w:proofErr w:type="spellStart"/>
       <w:r>
         <w:rPr>
-          <w:rStyle w:val="Zvraznenie"/>
+          <w:rStyle w:val="Emphasis"/>
           <w:rFonts w:eastAsiaTheme="majorEastAsia"/>
         </w:rPr>
         <w:t>Concepts</w:t>
@@ -13364,7 +14255,7 @@
       <w:proofErr w:type="spellEnd"/>
       <w:r>
         <w:rPr>
-          <w:rStyle w:val="Zvraznenie"/>
+          <w:rStyle w:val="Emphasis"/>
           <w:rFonts w:eastAsiaTheme="majorEastAsia"/>
         </w:rPr>
         <w:t>.</w:t>
@@ -13391,25 +14282,25 @@
     </w:p>
     <w:p>
       <w:pPr>
-        <w:pStyle w:val="Normlnywebov"/>
+        <w:pStyle w:val="NormalWeb"/>
         <w:spacing w:line="360" w:lineRule="auto"/>
       </w:pPr>
     </w:p>
     <w:p>
       <w:pPr>
-        <w:pStyle w:val="Normlnywebov"/>
+        <w:pStyle w:val="NormalWeb"/>
         <w:ind w:left="720"/>
       </w:pPr>
     </w:p>
     <w:p>
       <w:pPr>
-        <w:pStyle w:val="Normlnywebov"/>
+        <w:pStyle w:val="NormalWeb"/>
         <w:ind w:left="720"/>
       </w:pPr>
     </w:p>
     <w:p>
       <w:pPr>
-        <w:pStyle w:val="Odsekzoznamu"/>
+        <w:pStyle w:val="ListParagraph"/>
       </w:pPr>
     </w:p>
     <w:p>
@@ -13423,7 +14314,7 @@
     </w:p>
     <w:p>
       <w:pPr>
-        <w:pStyle w:val="Odsekzoznamu"/>
+        <w:pStyle w:val="ListParagraph"/>
         <w:spacing w:line="360" w:lineRule="auto"/>
         <w:rPr>
           <w:rFonts w:ascii="Times New Roman" w:hAnsi="Times New Roman" w:cs="Times New Roman"/>
@@ -13432,7 +14323,7 @@
     </w:p>
     <w:p>
       <w:pPr>
-        <w:pStyle w:val="Odsekzoznamu"/>
+        <w:pStyle w:val="ListParagraph"/>
         <w:spacing w:line="360" w:lineRule="auto"/>
         <w:rPr>
           <w:rFonts w:ascii="Times New Roman" w:hAnsi="Times New Roman" w:cs="Times New Roman"/>
@@ -13538,7 +14429,7 @@
           <w:szCs w:val="24"/>
         </w:rPr>
         <w:drawing>
-          <wp:inline distT="0" distB="0" distL="0" distR="0" wp14:anchorId="5F7D42E0" wp14:editId="1268980E">
+          <wp:inline distT="0" distB="0" distL="0" distR="0" wp14:anchorId="5F7D42E0" wp14:editId="68E59E47">
             <wp:extent cx="5392420" cy="3837305"/>
             <wp:effectExtent l="0" t="0" r="0" b="0"/>
             <wp:docPr id="1977906132" name="Obrázok 1"/>
@@ -13589,7 +14480,7 @@
     </w:p>
     <w:p>
       <w:pPr>
-        <w:pStyle w:val="Popis"/>
+        <w:pStyle w:val="Caption"/>
         <w:jc w:val="both"/>
       </w:pPr>
       <w:r>
@@ -13632,7 +14523,7 @@
           <w:noProof/>
         </w:rPr>
         <w:drawing>
-          <wp:inline distT="0" distB="0" distL="0" distR="0" wp14:anchorId="18C8817C" wp14:editId="14F83DD4">
+          <wp:inline distT="0" distB="0" distL="0" distR="0" wp14:anchorId="18C8817C" wp14:editId="79486207">
             <wp:extent cx="5392420" cy="3837305"/>
             <wp:effectExtent l="0" t="0" r="0" b="0"/>
             <wp:docPr id="1476739586" name="Obrázok 2"/>
@@ -13683,7 +14574,7 @@
     </w:p>
     <w:p>
       <w:pPr>
-        <w:pStyle w:val="Popis"/>
+        <w:pStyle w:val="Caption"/>
       </w:pPr>
       <w:r>
         <w:t xml:space="preserve">Obrázok </w:t>
@@ -13726,7 +14617,7 @@
         </w:rPr>
         <w:lastRenderedPageBreak/>
         <w:drawing>
-          <wp:inline distT="0" distB="0" distL="0" distR="0" wp14:anchorId="1086DF24" wp14:editId="7F204B5D">
+          <wp:inline distT="0" distB="0" distL="0" distR="0" wp14:anchorId="1086DF24" wp14:editId="1CF4E02A">
             <wp:extent cx="5392420" cy="3837305"/>
             <wp:effectExtent l="0" t="0" r="0" b="0"/>
             <wp:docPr id="258974685" name="Obrázok 3"/>
@@ -13777,7 +14668,7 @@
     </w:p>
     <w:p>
       <w:pPr>
-        <w:pStyle w:val="Popis"/>
+        <w:pStyle w:val="Caption"/>
       </w:pPr>
       <w:r>
         <w:t xml:space="preserve">Obrázok </w:t>
@@ -13862,7 +14753,7 @@
     </w:p>
     <w:p>
       <w:pPr>
-        <w:pStyle w:val="Popis"/>
+        <w:pStyle w:val="Caption"/>
       </w:pPr>
       <w:r>
         <w:t xml:space="preserve">Obrázok </w:t>
@@ -13937,7 +14828,7 @@
     <w:sdtContent>
       <w:p>
         <w:pPr>
-          <w:pStyle w:val="Pta"/>
+          <w:pStyle w:val="Footer"/>
           <w:jc w:val="center"/>
         </w:pPr>
         <w:r>
@@ -13960,7 +14851,7 @@
   </w:sdt>
   <w:p>
     <w:pPr>
-      <w:pStyle w:val="Pta"/>
+      <w:pStyle w:val="Footer"/>
     </w:pPr>
   </w:p>
 </w:ftr>
@@ -13979,7 +14870,7 @@
     <w:sdtContent>
       <w:p>
         <w:pPr>
-          <w:pStyle w:val="Pta"/>
+          <w:pStyle w:val="Footer"/>
           <w:jc w:val="center"/>
         </w:pPr>
         <w:r>
@@ -14005,7 +14896,7 @@
   </w:sdt>
   <w:p>
     <w:pPr>
-      <w:pStyle w:val="Pta"/>
+      <w:pStyle w:val="Footer"/>
     </w:pPr>
   </w:p>
 </w:ftr>
@@ -23918,16 +24809,16 @@
     <w:lsdException w:name="Unresolved Mention" w:semiHidden="1" w:unhideWhenUsed="1"/>
     <w:lsdException w:name="Smart Link" w:semiHidden="1" w:unhideWhenUsed="1"/>
   </w:latentStyles>
-  <w:style w:type="paragraph" w:default="1" w:styleId="Normlny">
+  <w:style w:type="paragraph" w:default="1" w:styleId="Normal">
     <w:name w:val="Normal"/>
     <w:qFormat/>
     <w:rsid w:val="00984EA8"/>
   </w:style>
-  <w:style w:type="paragraph" w:styleId="Nadpis1">
+  <w:style w:type="paragraph" w:styleId="Heading1">
     <w:name w:val="heading 1"/>
-    <w:basedOn w:val="Normlny"/>
-    <w:next w:val="Normlny"/>
-    <w:link w:val="Nadpis1Char"/>
+    <w:basedOn w:val="Normal"/>
+    <w:next w:val="Normal"/>
+    <w:link w:val="Heading1Char"/>
     <w:uiPriority w:val="9"/>
     <w:qFormat/>
     <w:rsid w:val="00F7500F"/>
@@ -23944,11 +24835,11 @@
       <w:szCs w:val="40"/>
     </w:rPr>
   </w:style>
-  <w:style w:type="paragraph" w:styleId="Nadpis2">
+  <w:style w:type="paragraph" w:styleId="Heading2">
     <w:name w:val="heading 2"/>
-    <w:basedOn w:val="Normlny"/>
-    <w:next w:val="Normlny"/>
-    <w:link w:val="Nadpis2Char"/>
+    <w:basedOn w:val="Normal"/>
+    <w:next w:val="Normal"/>
+    <w:link w:val="Heading2Char"/>
     <w:uiPriority w:val="9"/>
     <w:unhideWhenUsed/>
     <w:qFormat/>
@@ -23966,11 +24857,11 @@
       <w:szCs w:val="32"/>
     </w:rPr>
   </w:style>
-  <w:style w:type="paragraph" w:styleId="Nadpis3">
+  <w:style w:type="paragraph" w:styleId="Heading3">
     <w:name w:val="heading 3"/>
-    <w:basedOn w:val="Normlny"/>
-    <w:next w:val="Normlny"/>
-    <w:link w:val="Nadpis3Char"/>
+    <w:basedOn w:val="Normal"/>
+    <w:next w:val="Normal"/>
+    <w:link w:val="Heading3Char"/>
     <w:uiPriority w:val="9"/>
     <w:semiHidden/>
     <w:unhideWhenUsed/>
@@ -23989,11 +24880,11 @@
       <w:szCs w:val="28"/>
     </w:rPr>
   </w:style>
-  <w:style w:type="paragraph" w:styleId="Nadpis4">
+  <w:style w:type="paragraph" w:styleId="Heading4">
     <w:name w:val="heading 4"/>
-    <w:basedOn w:val="Normlny"/>
-    <w:next w:val="Normlny"/>
-    <w:link w:val="Nadpis4Char"/>
+    <w:basedOn w:val="Normal"/>
+    <w:next w:val="Normal"/>
+    <w:link w:val="Heading4Char"/>
     <w:uiPriority w:val="9"/>
     <w:semiHidden/>
     <w:unhideWhenUsed/>
@@ -24012,11 +24903,11 @@
       <w:color w:val="0F4761" w:themeColor="accent1" w:themeShade="BF"/>
     </w:rPr>
   </w:style>
-  <w:style w:type="paragraph" w:styleId="Nadpis5">
+  <w:style w:type="paragraph" w:styleId="Heading5">
     <w:name w:val="heading 5"/>
-    <w:basedOn w:val="Normlny"/>
-    <w:next w:val="Normlny"/>
-    <w:link w:val="Nadpis5Char"/>
+    <w:basedOn w:val="Normal"/>
+    <w:next w:val="Normal"/>
+    <w:link w:val="Heading5Char"/>
     <w:uiPriority w:val="9"/>
     <w:semiHidden/>
     <w:unhideWhenUsed/>
@@ -24033,11 +24924,11 @@
       <w:color w:val="0F4761" w:themeColor="accent1" w:themeShade="BF"/>
     </w:rPr>
   </w:style>
-  <w:style w:type="paragraph" w:styleId="Nadpis6">
+  <w:style w:type="paragraph" w:styleId="Heading6">
     <w:name w:val="heading 6"/>
-    <w:basedOn w:val="Normlny"/>
-    <w:next w:val="Normlny"/>
-    <w:link w:val="Nadpis6Char"/>
+    <w:basedOn w:val="Normal"/>
+    <w:next w:val="Normal"/>
+    <w:link w:val="Heading6Char"/>
     <w:uiPriority w:val="9"/>
     <w:semiHidden/>
     <w:unhideWhenUsed/>
@@ -24056,11 +24947,11 @@
       <w:color w:val="595959" w:themeColor="text1" w:themeTint="A6"/>
     </w:rPr>
   </w:style>
-  <w:style w:type="paragraph" w:styleId="Nadpis7">
+  <w:style w:type="paragraph" w:styleId="Heading7">
     <w:name w:val="heading 7"/>
-    <w:basedOn w:val="Normlny"/>
-    <w:next w:val="Normlny"/>
-    <w:link w:val="Nadpis7Char"/>
+    <w:basedOn w:val="Normal"/>
+    <w:next w:val="Normal"/>
+    <w:link w:val="Heading7Char"/>
     <w:uiPriority w:val="9"/>
     <w:semiHidden/>
     <w:unhideWhenUsed/>
@@ -24077,11 +24968,11 @@
       <w:color w:val="595959" w:themeColor="text1" w:themeTint="A6"/>
     </w:rPr>
   </w:style>
-  <w:style w:type="paragraph" w:styleId="Nadpis8">
+  <w:style w:type="paragraph" w:styleId="Heading8">
     <w:name w:val="heading 8"/>
-    <w:basedOn w:val="Normlny"/>
-    <w:next w:val="Normlny"/>
-    <w:link w:val="Nadpis8Char"/>
+    <w:basedOn w:val="Normal"/>
+    <w:next w:val="Normal"/>
+    <w:link w:val="Heading8Char"/>
     <w:uiPriority w:val="9"/>
     <w:semiHidden/>
     <w:unhideWhenUsed/>
@@ -24100,11 +24991,11 @@
       <w:color w:val="272727" w:themeColor="text1" w:themeTint="D8"/>
     </w:rPr>
   </w:style>
-  <w:style w:type="paragraph" w:styleId="Nadpis9">
+  <w:style w:type="paragraph" w:styleId="Heading9">
     <w:name w:val="heading 9"/>
-    <w:basedOn w:val="Normlny"/>
-    <w:next w:val="Normlny"/>
-    <w:link w:val="Nadpis9Char"/>
+    <w:basedOn w:val="Normal"/>
+    <w:next w:val="Normal"/>
+    <w:link w:val="Heading9Char"/>
     <w:uiPriority w:val="9"/>
     <w:semiHidden/>
     <w:unhideWhenUsed/>
@@ -24121,12 +25012,13 @@
       <w:color w:val="272727" w:themeColor="text1" w:themeTint="D8"/>
     </w:rPr>
   </w:style>
-  <w:style w:type="character" w:default="1" w:styleId="Predvolenpsmoodseku">
+  <w:style w:type="character" w:default="1" w:styleId="DefaultParagraphFont">
     <w:name w:val="Default Paragraph Font"/>
     <w:uiPriority w:val="1"/>
+    <w:semiHidden/>
     <w:unhideWhenUsed/>
   </w:style>
-  <w:style w:type="table" w:default="1" w:styleId="Normlnatabuka">
+  <w:style w:type="table" w:default="1" w:styleId="TableNormal">
     <w:name w:val="Normal Table"/>
     <w:uiPriority w:val="99"/>
     <w:semiHidden/>
@@ -24141,16 +25033,16 @@
       </w:tblCellMar>
     </w:tblPr>
   </w:style>
-  <w:style w:type="numbering" w:default="1" w:styleId="Bezzoznamu">
+  <w:style w:type="numbering" w:default="1" w:styleId="NoList">
     <w:name w:val="No List"/>
     <w:uiPriority w:val="99"/>
     <w:semiHidden/>
     <w:unhideWhenUsed/>
   </w:style>
-  <w:style w:type="character" w:customStyle="1" w:styleId="Nadpis1Char">
-    <w:name w:val="Nadpis 1 Char"/>
-    <w:basedOn w:val="Predvolenpsmoodseku"/>
-    <w:link w:val="Nadpis1"/>
+  <w:style w:type="character" w:customStyle="1" w:styleId="Heading1Char">
+    <w:name w:val="Heading 1 Char"/>
+    <w:basedOn w:val="DefaultParagraphFont"/>
+    <w:link w:val="Heading1"/>
     <w:uiPriority w:val="9"/>
     <w:rsid w:val="00F7500F"/>
     <w:rPr>
@@ -24160,10 +25052,10 @@
       <w:szCs w:val="40"/>
     </w:rPr>
   </w:style>
-  <w:style w:type="character" w:customStyle="1" w:styleId="Nadpis2Char">
-    <w:name w:val="Nadpis 2 Char"/>
-    <w:basedOn w:val="Predvolenpsmoodseku"/>
-    <w:link w:val="Nadpis2"/>
+  <w:style w:type="character" w:customStyle="1" w:styleId="Heading2Char">
+    <w:name w:val="Heading 2 Char"/>
+    <w:basedOn w:val="DefaultParagraphFont"/>
+    <w:link w:val="Heading2"/>
     <w:uiPriority w:val="9"/>
     <w:rsid w:val="00F7500F"/>
     <w:rPr>
@@ -24173,10 +25065,10 @@
       <w:szCs w:val="32"/>
     </w:rPr>
   </w:style>
-  <w:style w:type="character" w:customStyle="1" w:styleId="Nadpis3Char">
-    <w:name w:val="Nadpis 3 Char"/>
-    <w:basedOn w:val="Predvolenpsmoodseku"/>
-    <w:link w:val="Nadpis3"/>
+  <w:style w:type="character" w:customStyle="1" w:styleId="Heading3Char">
+    <w:name w:val="Heading 3 Char"/>
+    <w:basedOn w:val="DefaultParagraphFont"/>
+    <w:link w:val="Heading3"/>
     <w:uiPriority w:val="9"/>
     <w:semiHidden/>
     <w:rsid w:val="00F7500F"/>
@@ -24187,10 +25079,10 @@
       <w:szCs w:val="28"/>
     </w:rPr>
   </w:style>
-  <w:style w:type="character" w:customStyle="1" w:styleId="Nadpis4Char">
-    <w:name w:val="Nadpis 4 Char"/>
-    <w:basedOn w:val="Predvolenpsmoodseku"/>
-    <w:link w:val="Nadpis4"/>
+  <w:style w:type="character" w:customStyle="1" w:styleId="Heading4Char">
+    <w:name w:val="Heading 4 Char"/>
+    <w:basedOn w:val="DefaultParagraphFont"/>
+    <w:link w:val="Heading4"/>
     <w:uiPriority w:val="9"/>
     <w:semiHidden/>
     <w:rsid w:val="00F7500F"/>
@@ -24201,10 +25093,10 @@
       <w:color w:val="0F4761" w:themeColor="accent1" w:themeShade="BF"/>
     </w:rPr>
   </w:style>
-  <w:style w:type="character" w:customStyle="1" w:styleId="Nadpis5Char">
-    <w:name w:val="Nadpis 5 Char"/>
-    <w:basedOn w:val="Predvolenpsmoodseku"/>
-    <w:link w:val="Nadpis5"/>
+  <w:style w:type="character" w:customStyle="1" w:styleId="Heading5Char">
+    <w:name w:val="Heading 5 Char"/>
+    <w:basedOn w:val="DefaultParagraphFont"/>
+    <w:link w:val="Heading5"/>
     <w:uiPriority w:val="9"/>
     <w:semiHidden/>
     <w:rsid w:val="00F7500F"/>
@@ -24213,10 +25105,10 @@
       <w:color w:val="0F4761" w:themeColor="accent1" w:themeShade="BF"/>
     </w:rPr>
   </w:style>
-  <w:style w:type="character" w:customStyle="1" w:styleId="Nadpis6Char">
-    <w:name w:val="Nadpis 6 Char"/>
-    <w:basedOn w:val="Predvolenpsmoodseku"/>
-    <w:link w:val="Nadpis6"/>
+  <w:style w:type="character" w:customStyle="1" w:styleId="Heading6Char">
+    <w:name w:val="Heading 6 Char"/>
+    <w:basedOn w:val="DefaultParagraphFont"/>
+    <w:link w:val="Heading6"/>
     <w:uiPriority w:val="9"/>
     <w:semiHidden/>
     <w:rsid w:val="00F7500F"/>
@@ -24227,10 +25119,10 @@
       <w:color w:val="595959" w:themeColor="text1" w:themeTint="A6"/>
     </w:rPr>
   </w:style>
-  <w:style w:type="character" w:customStyle="1" w:styleId="Nadpis7Char">
-    <w:name w:val="Nadpis 7 Char"/>
-    <w:basedOn w:val="Predvolenpsmoodseku"/>
-    <w:link w:val="Nadpis7"/>
+  <w:style w:type="character" w:customStyle="1" w:styleId="Heading7Char">
+    <w:name w:val="Heading 7 Char"/>
+    <w:basedOn w:val="DefaultParagraphFont"/>
+    <w:link w:val="Heading7"/>
     <w:uiPriority w:val="9"/>
     <w:semiHidden/>
     <w:rsid w:val="00F7500F"/>
@@ -24239,10 +25131,10 @@
       <w:color w:val="595959" w:themeColor="text1" w:themeTint="A6"/>
     </w:rPr>
   </w:style>
-  <w:style w:type="character" w:customStyle="1" w:styleId="Nadpis8Char">
-    <w:name w:val="Nadpis 8 Char"/>
-    <w:basedOn w:val="Predvolenpsmoodseku"/>
-    <w:link w:val="Nadpis8"/>
+  <w:style w:type="character" w:customStyle="1" w:styleId="Heading8Char">
+    <w:name w:val="Heading 8 Char"/>
+    <w:basedOn w:val="DefaultParagraphFont"/>
+    <w:link w:val="Heading8"/>
     <w:uiPriority w:val="9"/>
     <w:semiHidden/>
     <w:rsid w:val="00F7500F"/>
@@ -24253,10 +25145,10 @@
       <w:color w:val="272727" w:themeColor="text1" w:themeTint="D8"/>
     </w:rPr>
   </w:style>
-  <w:style w:type="character" w:customStyle="1" w:styleId="Nadpis9Char">
-    <w:name w:val="Nadpis 9 Char"/>
-    <w:basedOn w:val="Predvolenpsmoodseku"/>
-    <w:link w:val="Nadpis9"/>
+  <w:style w:type="character" w:customStyle="1" w:styleId="Heading9Char">
+    <w:name w:val="Heading 9 Char"/>
+    <w:basedOn w:val="DefaultParagraphFont"/>
+    <w:link w:val="Heading9"/>
     <w:uiPriority w:val="9"/>
     <w:semiHidden/>
     <w:rsid w:val="00F7500F"/>
@@ -24265,11 +25157,11 @@
       <w:color w:val="272727" w:themeColor="text1" w:themeTint="D8"/>
     </w:rPr>
   </w:style>
-  <w:style w:type="paragraph" w:styleId="Nzov">
+  <w:style w:type="paragraph" w:styleId="Title">
     <w:name w:val="Title"/>
-    <w:basedOn w:val="Normlny"/>
-    <w:next w:val="Normlny"/>
-    <w:link w:val="NzovChar"/>
+    <w:basedOn w:val="Normal"/>
+    <w:next w:val="Normal"/>
+    <w:link w:val="TitleChar"/>
     <w:uiPriority w:val="10"/>
     <w:qFormat/>
     <w:rsid w:val="00F7500F"/>
@@ -24285,10 +25177,10 @@
       <w:szCs w:val="56"/>
     </w:rPr>
   </w:style>
-  <w:style w:type="character" w:customStyle="1" w:styleId="NzovChar">
-    <w:name w:val="Názov Char"/>
-    <w:basedOn w:val="Predvolenpsmoodseku"/>
-    <w:link w:val="Nzov"/>
+  <w:style w:type="character" w:customStyle="1" w:styleId="TitleChar">
+    <w:name w:val="Title Char"/>
+    <w:basedOn w:val="DefaultParagraphFont"/>
+    <w:link w:val="Title"/>
     <w:uiPriority w:val="10"/>
     <w:rsid w:val="00F7500F"/>
     <w:rPr>
@@ -24299,11 +25191,11 @@
       <w:szCs w:val="56"/>
     </w:rPr>
   </w:style>
-  <w:style w:type="paragraph" w:styleId="Podtitul">
+  <w:style w:type="paragraph" w:styleId="Subtitle">
     <w:name w:val="Subtitle"/>
-    <w:basedOn w:val="Normlny"/>
-    <w:next w:val="Normlny"/>
-    <w:link w:val="PodtitulChar"/>
+    <w:basedOn w:val="Normal"/>
+    <w:next w:val="Normal"/>
+    <w:link w:val="SubtitleChar"/>
     <w:uiPriority w:val="11"/>
     <w:qFormat/>
     <w:rsid w:val="00F7500F"/>
@@ -24320,10 +25212,10 @@
       <w:szCs w:val="28"/>
     </w:rPr>
   </w:style>
-  <w:style w:type="character" w:customStyle="1" w:styleId="PodtitulChar">
-    <w:name w:val="Podtitul Char"/>
-    <w:basedOn w:val="Predvolenpsmoodseku"/>
-    <w:link w:val="Podtitul"/>
+  <w:style w:type="character" w:customStyle="1" w:styleId="SubtitleChar">
+    <w:name w:val="Subtitle Char"/>
+    <w:basedOn w:val="DefaultParagraphFont"/>
+    <w:link w:val="Subtitle"/>
     <w:uiPriority w:val="11"/>
     <w:rsid w:val="00F7500F"/>
     <w:rPr>
@@ -24334,11 +25226,11 @@
       <w:szCs w:val="28"/>
     </w:rPr>
   </w:style>
-  <w:style w:type="paragraph" w:styleId="Citcia">
+  <w:style w:type="paragraph" w:styleId="Quote">
     <w:name w:val="Quote"/>
-    <w:basedOn w:val="Normlny"/>
-    <w:next w:val="Normlny"/>
-    <w:link w:val="CitciaChar"/>
+    <w:basedOn w:val="Normal"/>
+    <w:next w:val="Normal"/>
+    <w:link w:val="QuoteChar"/>
     <w:uiPriority w:val="29"/>
     <w:qFormat/>
     <w:rsid w:val="00F7500F"/>
@@ -24352,10 +25244,10 @@
       <w:color w:val="404040" w:themeColor="text1" w:themeTint="BF"/>
     </w:rPr>
   </w:style>
-  <w:style w:type="character" w:customStyle="1" w:styleId="CitciaChar">
-    <w:name w:val="Citácia Char"/>
-    <w:basedOn w:val="Predvolenpsmoodseku"/>
-    <w:link w:val="Citcia"/>
+  <w:style w:type="character" w:customStyle="1" w:styleId="QuoteChar">
+    <w:name w:val="Quote Char"/>
+    <w:basedOn w:val="DefaultParagraphFont"/>
+    <w:link w:val="Quote"/>
     <w:uiPriority w:val="29"/>
     <w:rsid w:val="00F7500F"/>
     <w:rPr>
@@ -24364,9 +25256,9 @@
       <w:color w:val="404040" w:themeColor="text1" w:themeTint="BF"/>
     </w:rPr>
   </w:style>
-  <w:style w:type="paragraph" w:styleId="Odsekzoznamu">
+  <w:style w:type="paragraph" w:styleId="ListParagraph">
     <w:name w:val="List Paragraph"/>
-    <w:basedOn w:val="Normlny"/>
+    <w:basedOn w:val="Normal"/>
     <w:uiPriority w:val="34"/>
     <w:qFormat/>
     <w:rsid w:val="00F7500F"/>
@@ -24375,9 +25267,9 @@
       <w:contextualSpacing/>
     </w:pPr>
   </w:style>
-  <w:style w:type="character" w:styleId="Intenzvnezvraznenie">
+  <w:style w:type="character" w:styleId="IntenseEmphasis">
     <w:name w:val="Intense Emphasis"/>
-    <w:basedOn w:val="Predvolenpsmoodseku"/>
+    <w:basedOn w:val="DefaultParagraphFont"/>
     <w:uiPriority w:val="21"/>
     <w:qFormat/>
     <w:rsid w:val="00F7500F"/>
@@ -24387,11 +25279,11 @@
       <w:color w:val="0F4761" w:themeColor="accent1" w:themeShade="BF"/>
     </w:rPr>
   </w:style>
-  <w:style w:type="paragraph" w:styleId="Zvraznencitcia">
+  <w:style w:type="paragraph" w:styleId="IntenseQuote">
     <w:name w:val="Intense Quote"/>
-    <w:basedOn w:val="Normlny"/>
-    <w:next w:val="Normlny"/>
-    <w:link w:val="ZvraznencitciaChar"/>
+    <w:basedOn w:val="Normal"/>
+    <w:next w:val="Normal"/>
+    <w:link w:val="IntenseQuoteChar"/>
     <w:uiPriority w:val="30"/>
     <w:qFormat/>
     <w:rsid w:val="00F7500F"/>
@@ -24410,10 +25302,10 @@
       <w:color w:val="0F4761" w:themeColor="accent1" w:themeShade="BF"/>
     </w:rPr>
   </w:style>
-  <w:style w:type="character" w:customStyle="1" w:styleId="ZvraznencitciaChar">
-    <w:name w:val="Zvýraznená citácia Char"/>
-    <w:basedOn w:val="Predvolenpsmoodseku"/>
-    <w:link w:val="Zvraznencitcia"/>
+  <w:style w:type="character" w:customStyle="1" w:styleId="IntenseQuoteChar">
+    <w:name w:val="Intense Quote Char"/>
+    <w:basedOn w:val="DefaultParagraphFont"/>
+    <w:link w:val="IntenseQuote"/>
     <w:uiPriority w:val="30"/>
     <w:rsid w:val="00F7500F"/>
     <w:rPr>
@@ -24422,9 +25314,9 @@
       <w:color w:val="0F4761" w:themeColor="accent1" w:themeShade="BF"/>
     </w:rPr>
   </w:style>
-  <w:style w:type="character" w:styleId="Zvraznenodkaz">
+  <w:style w:type="character" w:styleId="IntenseReference">
     <w:name w:val="Intense Reference"/>
-    <w:basedOn w:val="Predvolenpsmoodseku"/>
+    <w:basedOn w:val="DefaultParagraphFont"/>
     <w:uiPriority w:val="32"/>
     <w:qFormat/>
     <w:rsid w:val="00F7500F"/>
@@ -24436,10 +25328,10 @@
       <w:spacing w:val="5"/>
     </w:rPr>
   </w:style>
-  <w:style w:type="paragraph" w:styleId="Hlavikaobsahu">
+  <w:style w:type="paragraph" w:styleId="TOCHeading">
     <w:name w:val="TOC Heading"/>
-    <w:basedOn w:val="Nadpis1"/>
-    <w:next w:val="Normlny"/>
+    <w:basedOn w:val="Heading1"/>
+    <w:next w:val="Normal"/>
     <w:uiPriority w:val="39"/>
     <w:unhideWhenUsed/>
     <w:qFormat/>
@@ -24456,10 +25348,10 @@
       <w14:ligatures w14:val="none"/>
     </w:rPr>
   </w:style>
-  <w:style w:type="paragraph" w:styleId="Obsah2">
+  <w:style w:type="paragraph" w:styleId="TOC2">
     <w:name w:val="toc 2"/>
-    <w:basedOn w:val="Normlny"/>
-    <w:next w:val="Normlny"/>
+    <w:basedOn w:val="Normal"/>
+    <w:next w:val="Normal"/>
     <w:autoRedefine/>
     <w:uiPriority w:val="39"/>
     <w:unhideWhenUsed/>
@@ -24469,10 +25361,10 @@
       <w:ind w:left="220"/>
     </w:pPr>
   </w:style>
-  <w:style w:type="paragraph" w:styleId="Obsah1">
+  <w:style w:type="paragraph" w:styleId="TOC1">
     <w:name w:val="toc 1"/>
-    <w:basedOn w:val="Normlny"/>
-    <w:next w:val="Normlny"/>
+    <w:basedOn w:val="Normal"/>
+    <w:next w:val="Normal"/>
     <w:autoRedefine/>
     <w:uiPriority w:val="39"/>
     <w:unhideWhenUsed/>
@@ -24484,9 +25376,9 @@
       <w:rFonts w:ascii="Times New Roman" w:hAnsi="Times New Roman"/>
     </w:rPr>
   </w:style>
-  <w:style w:type="character" w:styleId="Hypertextovprepojenie">
+  <w:style w:type="character" w:styleId="Hyperlink">
     <w:name w:val="Hyperlink"/>
-    <w:basedOn w:val="Predvolenpsmoodseku"/>
+    <w:basedOn w:val="DefaultParagraphFont"/>
     <w:uiPriority w:val="99"/>
     <w:unhideWhenUsed/>
     <w:rsid w:val="00C97CD5"/>
@@ -24497,7 +25389,7 @@
   </w:style>
   <w:style w:type="paragraph" w:customStyle="1" w:styleId="Kapitoly">
     <w:name w:val="Kapitoly"/>
-    <w:basedOn w:val="Nadpis1"/>
+    <w:basedOn w:val="Heading1"/>
     <w:link w:val="KapitolyChar"/>
     <w:autoRedefine/>
     <w:rsid w:val="00975D7F"/>
@@ -24517,7 +25409,7 @@
   </w:style>
   <w:style w:type="character" w:customStyle="1" w:styleId="KapitolyChar">
     <w:name w:val="Kapitoly Char"/>
-    <w:basedOn w:val="Nadpis1Char"/>
+    <w:basedOn w:val="Heading1Char"/>
     <w:link w:val="Kapitoly"/>
     <w:rsid w:val="00975D7F"/>
     <w:rPr>
@@ -24559,7 +25451,7 @@
   </w:style>
   <w:style w:type="paragraph" w:customStyle="1" w:styleId="text">
     <w:name w:val="text"/>
-    <w:basedOn w:val="Normlny"/>
+    <w:basedOn w:val="Normal"/>
     <w:link w:val="textChar"/>
     <w:qFormat/>
     <w:rsid w:val="002D7DB2"/>
@@ -24575,7 +25467,7 @@
   </w:style>
   <w:style w:type="character" w:customStyle="1" w:styleId="textChar">
     <w:name w:val="text Char"/>
-    <w:basedOn w:val="Predvolenpsmoodseku"/>
+    <w:basedOn w:val="DefaultParagraphFont"/>
     <w:link w:val="text"/>
     <w:rsid w:val="002D7DB2"/>
     <w:rPr>
@@ -24583,10 +25475,10 @@
       <w:sz w:val="24"/>
     </w:rPr>
   </w:style>
-  <w:style w:type="paragraph" w:styleId="Hlavika">
+  <w:style w:type="paragraph" w:styleId="Header">
     <w:name w:val="header"/>
-    <w:basedOn w:val="Normlny"/>
-    <w:link w:val="HlavikaChar"/>
+    <w:basedOn w:val="Normal"/>
+    <w:link w:val="HeaderChar"/>
     <w:uiPriority w:val="99"/>
     <w:unhideWhenUsed/>
     <w:rsid w:val="00186C26"/>
@@ -24598,17 +25490,17 @@
       <w:spacing w:after="0" w:line="240" w:lineRule="auto"/>
     </w:pPr>
   </w:style>
-  <w:style w:type="character" w:customStyle="1" w:styleId="HlavikaChar">
-    <w:name w:val="Hlavička Char"/>
-    <w:basedOn w:val="Predvolenpsmoodseku"/>
-    <w:link w:val="Hlavika"/>
+  <w:style w:type="character" w:customStyle="1" w:styleId="HeaderChar">
+    <w:name w:val="Header Char"/>
+    <w:basedOn w:val="DefaultParagraphFont"/>
+    <w:link w:val="Header"/>
     <w:uiPriority w:val="99"/>
     <w:rsid w:val="00186C26"/>
   </w:style>
-  <w:style w:type="paragraph" w:styleId="Pta">
+  <w:style w:type="paragraph" w:styleId="Footer">
     <w:name w:val="footer"/>
-    <w:basedOn w:val="Normlny"/>
-    <w:link w:val="PtaChar"/>
+    <w:basedOn w:val="Normal"/>
+    <w:link w:val="FooterChar"/>
     <w:uiPriority w:val="99"/>
     <w:unhideWhenUsed/>
     <w:rsid w:val="00186C26"/>
@@ -24620,16 +25512,16 @@
       <w:spacing w:after="0" w:line="240" w:lineRule="auto"/>
     </w:pPr>
   </w:style>
-  <w:style w:type="character" w:customStyle="1" w:styleId="PtaChar">
-    <w:name w:val="Päta Char"/>
-    <w:basedOn w:val="Predvolenpsmoodseku"/>
-    <w:link w:val="Pta"/>
+  <w:style w:type="character" w:customStyle="1" w:styleId="FooterChar">
+    <w:name w:val="Footer Char"/>
+    <w:basedOn w:val="DefaultParagraphFont"/>
+    <w:link w:val="Footer"/>
     <w:uiPriority w:val="99"/>
     <w:rsid w:val="00186C26"/>
   </w:style>
-  <w:style w:type="paragraph" w:styleId="Normlnywebov">
+  <w:style w:type="paragraph" w:styleId="NormalWeb">
     <w:name w:val="Normal (Web)"/>
-    <w:basedOn w:val="Normlny"/>
+    <w:basedOn w:val="Normal"/>
     <w:uiPriority w:val="99"/>
     <w:unhideWhenUsed/>
     <w:rsid w:val="009237D7"/>
@@ -24672,9 +25564,9 @@
       <w:szCs w:val="28"/>
     </w:rPr>
   </w:style>
-  <w:style w:type="character" w:styleId="Vrazn">
+  <w:style w:type="character" w:styleId="Strong">
     <w:name w:val="Strong"/>
-    <w:basedOn w:val="Predvolenpsmoodseku"/>
+    <w:basedOn w:val="DefaultParagraphFont"/>
     <w:uiPriority w:val="22"/>
     <w:qFormat/>
     <w:rsid w:val="005A5DCB"/>
@@ -24710,9 +25602,9 @@
       <w:szCs w:val="28"/>
     </w:rPr>
   </w:style>
-  <w:style w:type="character" w:styleId="Zvraznenie">
+  <w:style w:type="character" w:styleId="Emphasis">
     <w:name w:val="Emphasis"/>
-    <w:basedOn w:val="Predvolenpsmoodseku"/>
+    <w:basedOn w:val="DefaultParagraphFont"/>
     <w:uiPriority w:val="20"/>
     <w:qFormat/>
     <w:rsid w:val="00610D55"/>
@@ -24721,9 +25613,9 @@
       <w:iCs/>
     </w:rPr>
   </w:style>
-  <w:style w:type="character" w:styleId="PouitHypertextovPrepojenie">
+  <w:style w:type="character" w:styleId="FollowedHyperlink">
     <w:name w:val="FollowedHyperlink"/>
-    <w:basedOn w:val="Predvolenpsmoodseku"/>
+    <w:basedOn w:val="DefaultParagraphFont"/>
     <w:uiPriority w:val="99"/>
     <w:semiHidden/>
     <w:unhideWhenUsed/>
@@ -24733,9 +25625,9 @@
       <w:u w:val="single"/>
     </w:rPr>
   </w:style>
-  <w:style w:type="character" w:styleId="KdHTML">
+  <w:style w:type="character" w:styleId="HTMLCode">
     <w:name w:val="HTML Code"/>
-    <w:basedOn w:val="Predvolenpsmoodseku"/>
+    <w:basedOn w:val="DefaultParagraphFont"/>
     <w:uiPriority w:val="99"/>
     <w:semiHidden/>
     <w:unhideWhenUsed/>
@@ -24746,10 +25638,10 @@
       <w:szCs w:val="20"/>
     </w:rPr>
   </w:style>
-  <w:style w:type="paragraph" w:styleId="Popis">
+  <w:style w:type="paragraph" w:styleId="Caption">
     <w:name w:val="caption"/>
-    <w:basedOn w:val="Normlny"/>
-    <w:next w:val="Normlny"/>
+    <w:basedOn w:val="Normal"/>
+    <w:next w:val="Normal"/>
     <w:uiPriority w:val="35"/>
     <w:unhideWhenUsed/>
     <w:qFormat/>
@@ -24765,9 +25657,9 @@
       <w:szCs w:val="18"/>
     </w:rPr>
   </w:style>
-  <w:style w:type="character" w:styleId="Nevyrieenzmienka">
+  <w:style w:type="character" w:styleId="UnresolvedMention">
     <w:name w:val="Unresolved Mention"/>
-    <w:basedOn w:val="Predvolenpsmoodseku"/>
+    <w:basedOn w:val="DefaultParagraphFont"/>
     <w:uiPriority w:val="99"/>
     <w:semiHidden/>
     <w:unhideWhenUsed/>
@@ -24777,10 +25669,10 @@
       <w:shd w:val="clear" w:color="auto" w:fill="E1DFDD"/>
     </w:rPr>
   </w:style>
-  <w:style w:type="paragraph" w:styleId="Obsah8">
+  <w:style w:type="paragraph" w:styleId="TOC8">
     <w:name w:val="toc 8"/>
-    <w:basedOn w:val="Normlny"/>
-    <w:next w:val="Normlny"/>
+    <w:basedOn w:val="Normal"/>
+    <w:next w:val="Normal"/>
     <w:autoRedefine/>
     <w:uiPriority w:val="39"/>
     <w:semiHidden/>
@@ -24790,6 +25682,25 @@
       <w:spacing w:after="100"/>
       <w:ind w:left="1540"/>
     </w:pPr>
+  </w:style>
+  <w:style w:type="table" w:styleId="TableGrid">
+    <w:name w:val="Table Grid"/>
+    <w:basedOn w:val="TableNormal"/>
+    <w:uiPriority w:val="39"/>
+    <w:rsid w:val="005C5777"/>
+    <w:pPr>
+      <w:spacing w:after="0" w:line="240" w:lineRule="auto"/>
+    </w:pPr>
+    <w:tblPr>
+      <w:tblBorders>
+        <w:top w:val="single" w:sz="4" w:space="0" w:color="auto"/>
+        <w:left w:val="single" w:sz="4" w:space="0" w:color="auto"/>
+        <w:bottom w:val="single" w:sz="4" w:space="0" w:color="auto"/>
+        <w:right w:val="single" w:sz="4" w:space="0" w:color="auto"/>
+        <w:insideH w:val="single" w:sz="4" w:space="0" w:color="auto"/>
+        <w:insideV w:val="single" w:sz="4" w:space="0" w:color="auto"/>
+      </w:tblBorders>
+    </w:tblPr>
   </w:style>
 </w:styles>
 </file>
@@ -25094,6 +26005,23 @@
 </file>
 
 <file path=customXml/item2.xml><?xml version="1.0" encoding="utf-8"?>
+<p:properties xmlns:p="http://schemas.microsoft.com/office/2006/metadata/properties" xmlns:xsi="http://www.w3.org/2001/XMLSchema-instance" xmlns:pc="http://schemas.microsoft.com/office/infopath/2007/PartnerControls">
+  <documentManagement>
+    <_activity xmlns="a94799e5-846a-4ad9-b31d-5ba5d0428847" xsi:nil="true"/>
+  </documentManagement>
+</p:properties>
+</file>
+
+<file path=customXml/item3.xml><?xml version="1.0" encoding="utf-8"?>
+<?mso-contentType ?>
+<FormTemplates xmlns="http://schemas.microsoft.com/sharepoint/v3/contenttype/forms">
+  <Display>DocumentLibraryForm</Display>
+  <Edit>DocumentLibraryForm</Edit>
+  <New>DocumentLibraryForm</New>
+</FormTemplates>
+</file>
+
+<file path=customXml/item4.xml><?xml version="1.0" encoding="utf-8"?>
 <ct:contentTypeSchema xmlns:ct="http://schemas.microsoft.com/office/2006/metadata/contentType" xmlns:ma="http://schemas.microsoft.com/office/2006/metadata/properties/metaAttributes" ct:_="" ma:_="" ma:contentTypeName="Dokument" ma:contentTypeID="0x010100FF914F332154174D803A7B644D03395C" ma:contentTypeVersion="16" ma:contentTypeDescription="Umožňuje vytvoriť nový dokument." ma:contentTypeScope="" ma:versionID="fd77751d24e8168fda22eab337079d00">
   <xsd:schema xmlns:xsd="http://www.w3.org/2001/XMLSchema" xmlns:xs="http://www.w3.org/2001/XMLSchema" xmlns:p="http://schemas.microsoft.com/office/2006/metadata/properties" xmlns:ns3="a94799e5-846a-4ad9-b31d-5ba5d0428847" xmlns:ns4="b0f22963-9bb8-4dce-be88-550968040c8c" targetNamespace="http://schemas.microsoft.com/office/2006/metadata/properties" ma:root="true" ma:fieldsID="b71646f853d82629af3ee6a4474bd060" ns3:_="" ns4:_="">
     <xsd:import namespace="a94799e5-846a-4ad9-b31d-5ba5d0428847"/>
@@ -25332,23 +26260,6 @@
 </ct:contentTypeSchema>
 </file>
 
-<file path=customXml/item3.xml><?xml version="1.0" encoding="utf-8"?>
-<?mso-contentType ?>
-<FormTemplates xmlns="http://schemas.microsoft.com/sharepoint/v3/contenttype/forms">
-  <Display>DocumentLibraryForm</Display>
-  <Edit>DocumentLibraryForm</Edit>
-  <New>DocumentLibraryForm</New>
-</FormTemplates>
-</file>
-
-<file path=customXml/item4.xml><?xml version="1.0" encoding="utf-8"?>
-<p:properties xmlns:p="http://schemas.microsoft.com/office/2006/metadata/properties" xmlns:xsi="http://www.w3.org/2001/XMLSchema-instance" xmlns:pc="http://schemas.microsoft.com/office/infopath/2007/PartnerControls">
-  <documentManagement>
-    <_activity xmlns="a94799e5-846a-4ad9-b31d-5ba5d0428847" xsi:nil="true"/>
-  </documentManagement>
-</p:properties>
-</file>
-
 <file path=customXml/itemProps1.xml><?xml version="1.0" encoding="utf-8"?>
 <ds:datastoreItem xmlns:ds="http://schemas.openxmlformats.org/officeDocument/2006/customXml" ds:itemID="{33B51BA0-60DC-4A69-874E-22CBA927F23E}">
   <ds:schemaRefs>
@@ -25358,6 +26269,24 @@
 </file>
 
 <file path=customXml/itemProps2.xml><?xml version="1.0" encoding="utf-8"?>
+<ds:datastoreItem xmlns:ds="http://schemas.openxmlformats.org/officeDocument/2006/customXml" ds:itemID="{8A7D4A20-64F2-4259-949F-7A93E612CEDE}">
+  <ds:schemaRefs>
+    <ds:schemaRef ds:uri="http://schemas.microsoft.com/office/2006/metadata/properties"/>
+    <ds:schemaRef ds:uri="http://schemas.microsoft.com/office/infopath/2007/PartnerControls"/>
+    <ds:schemaRef ds:uri="a94799e5-846a-4ad9-b31d-5ba5d0428847"/>
+  </ds:schemaRefs>
+</ds:datastoreItem>
+</file>
+
+<file path=customXml/itemProps3.xml><?xml version="1.0" encoding="utf-8"?>
+<ds:datastoreItem xmlns:ds="http://schemas.openxmlformats.org/officeDocument/2006/customXml" ds:itemID="{1F4F2074-9665-40AE-AC4D-38B5428FDE6E}">
+  <ds:schemaRefs>
+    <ds:schemaRef ds:uri="http://schemas.microsoft.com/sharepoint/v3/contenttype/forms"/>
+  </ds:schemaRefs>
+</ds:datastoreItem>
+</file>
+
+<file path=customXml/itemProps4.xml><?xml version="1.0" encoding="utf-8"?>
 <ds:datastoreItem xmlns:ds="http://schemas.openxmlformats.org/officeDocument/2006/customXml" ds:itemID="{C3329A49-AD3D-4BA1-96E5-F249191C1F65}">
   <ds:schemaRefs>
     <ds:schemaRef ds:uri="http://schemas.microsoft.com/office/2006/metadata/contentType"/>
@@ -25374,22 +26303,4 @@
     <ds:schemaRef ds:uri="http://schemas.microsoft.com/internal/obd"/>
   </ds:schemaRefs>
 </ds:datastoreItem>
-</file>
-
-<file path=customXml/itemProps3.xml><?xml version="1.0" encoding="utf-8"?>
-<ds:datastoreItem xmlns:ds="http://schemas.openxmlformats.org/officeDocument/2006/customXml" ds:itemID="{1F4F2074-9665-40AE-AC4D-38B5428FDE6E}">
-  <ds:schemaRefs>
-    <ds:schemaRef ds:uri="http://schemas.microsoft.com/sharepoint/v3/contenttype/forms"/>
-  </ds:schemaRefs>
-</ds:datastoreItem>
-</file>
-
-<file path=customXml/itemProps4.xml><?xml version="1.0" encoding="utf-8"?>
-<ds:datastoreItem xmlns:ds="http://schemas.openxmlformats.org/officeDocument/2006/customXml" ds:itemID="{8A7D4A20-64F2-4259-949F-7A93E612CEDE}">
-  <ds:schemaRefs>
-    <ds:schemaRef ds:uri="http://schemas.microsoft.com/office/2006/metadata/properties"/>
-    <ds:schemaRef ds:uri="http://schemas.microsoft.com/office/infopath/2007/PartnerControls"/>
-    <ds:schemaRef ds:uri="a94799e5-846a-4ad9-b31d-5ba5d0428847"/>
-  </ds:schemaRefs>
-</ds:datastoreItem>
 </file>